--- a/05-Routines/오늘의 뉴스 요약.docx
+++ b/05-Routines/오늘의 뉴스 요약.docx
@@ -21,20 +21,7 @@
           <w:sz w:val="22"/>
           <w:szCs w:val="22"/>
         </w:rPr>
-        <w:t xml:space="preserve">2026년 9월 13일 (일)</w:t>
-      </w:r>
-    </w:p>
-    <w:p>
-      <w:pPr>
-        <w:spacing w:after="200"/>
-      </w:pPr>
-      <w:r>
-        <w:rPr>
-          <w:i/>
-          <w:iCs/>
-          <w:color w:val="555555"/>
-        </w:rPr>
-        <w:t xml:space="preserve">오늘은 주말이라 국회·국내 증시 일정이 없어, 국제 지표와 이번 주 정치 현안 위주로 정리했습니다.</w:t>
+        <w:t xml:space="preserve">2026년 9월 14일 (월)</w:t>
       </w:r>
     </w:p>
     <w:p>
@@ -63,19 +50,19 @@
           <w:b/>
           <w:bCs/>
         </w:rPr>
-        <w:t xml:space="preserve">미국 8월 CPI(소비자물가지수) 전년 대비 3.4% 상승, 예상보다 높게 나옴. </w:t>
-      </w:r>
-      <w:r>
-        <w:t xml:space="preserve">물가가 예상보다 더 올라서, 9월 FOMC(미국 금리 결정 회의)에서 금리를 올릴 가능성이 커졌다는 분석이 나옵니다.  </w:t>
-      </w:r>
-      <w:hyperlink w:history="1" r:id="rIdiajqykdykm2kk4klpf_gu">
-        <w:r>
-          <w:rPr>
-            <w:rStyle w:val="Hyperlink"/>
-            <w:sz w:val="18"/>
-            <w:szCs w:val="18"/>
-          </w:rPr>
-          <w:t xml:space="preserve">[자세히 보기: Investing.com]</w:t>
+        <w:t xml:space="preserve">코스피 3.14% 급락, 6,692.61로 개장. </w:t>
+      </w:r>
+      <w:r>
+        <w:t xml:space="preserve">전 거래일보다 217.30포인트 크게 내렸습니다. 삼성전자·SK하이닉스 등 반도체주가 동반 하락을 이끌었습니다.  </w:t>
+      </w:r>
+      <w:hyperlink w:history="1" r:id="rIdwco0cgldpwtpan3pemf1s">
+        <w:r>
+          <w:rPr>
+            <w:rStyle w:val="Hyperlink"/>
+            <w:sz w:val="18"/>
+            <w:szCs w:val="18"/>
+          </w:rPr>
+          <w:t xml:space="preserve">[자세히 보기: 아시아경제]</w:t>
         </w:r>
       </w:hyperlink>
     </w:p>
@@ -93,19 +80,19 @@
           <w:b/>
           <w:bCs/>
         </w:rPr>
-        <w:t xml:space="preserve">국제유가(브렌트유) 배럴당 100달러 돌파. </w:t>
-      </w:r>
-      <w:r>
-        <w:t xml:space="preserve">중동 지역 갈등이 심해지면서 원유 공급 우려로 유가가 크게 올랐습니다.  </w:t>
-      </w:r>
-      <w:hyperlink w:history="1" r:id="rId606hmj0qbmimsutfyleg9">
-        <w:r>
-          <w:rPr>
-            <w:rStyle w:val="Hyperlink"/>
-            <w:sz w:val="18"/>
-            <w:szCs w:val="18"/>
-          </w:rPr>
-          <w:t xml:space="preserve">[자세히 보기: Investing.com]</w:t>
+        <w:t xml:space="preserve">미국 9월 금리 인상 확률 86%로 급등. </w:t>
+      </w:r>
+      <w:r>
+        <w:t xml:space="preserve">지난주 발표된 미국 8월 근원 CPI(변동성 큰 품목을 뺀 물가지수)가 0.3% 올라 예상보다 높게 나오면서, 연준이 이번 FOMC에서 금리를 올릴 가능성이 크게 높아졌습니다.  </w:t>
+      </w:r>
+      <w:hyperlink w:history="1" r:id="rIdyrnss60zxi-m551oaryxm">
+        <w:r>
+          <w:rPr>
+            <w:rStyle w:val="Hyperlink"/>
+            <w:sz w:val="18"/>
+            <w:szCs w:val="18"/>
+          </w:rPr>
+          <w:t xml:space="preserve">[자세히 보기: CBC뉴스]</w:t>
         </w:r>
       </w:hyperlink>
     </w:p>
@@ -123,19 +110,19 @@
           <w:b/>
           <w:bCs/>
         </w:rPr>
-        <w:t xml:space="preserve">미국 나스닥 1.29% 급등. </w:t>
-      </w:r>
-      <w:r>
-        <w:t xml:space="preserve">물가 지표가 안 좋게 나왔는데도 기술주 중심 나스닥 지수는 반등하는 상충된 흐름을 보였습니다.  </w:t>
-      </w:r>
-      <w:hyperlink w:history="1" r:id="rIdizn97lmyta4gdijdrdg8p">
-        <w:r>
-          <w:rPr>
-            <w:rStyle w:val="Hyperlink"/>
-            <w:sz w:val="18"/>
-            <w:szCs w:val="18"/>
-          </w:rPr>
-          <w:t xml:space="preserve">[자세히 보기: 지오의 시장 읽기]</w:t>
+        <w:t xml:space="preserve">국제유가 급등, 서부텍사스산원유 배럴당 100달러·두바이유 114.91달러. </w:t>
+      </w:r>
+      <w:r>
+        <w:t xml:space="preserve">이란이 자국 유조선 폭격에 대한 보복으로 군사작전을 강화하면서, 걸프 국가와 호르무즈 해협을 지나는 유조선까지 공격 대상이 될 수 있다는 우려가 커졌습니다.  </w:t>
+      </w:r>
+      <w:hyperlink w:history="1" r:id="rIdq8ov7jir6j0um-88vj3my">
+        <w:r>
+          <w:rPr>
+            <w:rStyle w:val="Hyperlink"/>
+            <w:sz w:val="18"/>
+            <w:szCs w:val="18"/>
+          </w:rPr>
+          <w:t xml:space="preserve">[자세히 보기: 머니투데이]</w:t>
         </w:r>
       </w:hyperlink>
     </w:p>
@@ -153,19 +140,19 @@
           <w:b/>
           <w:bCs/>
         </w:rPr>
-        <w:t xml:space="preserve">한국 8월 무역수지 347.5억 달러 흑자 유지. </w:t>
-      </w:r>
-      <w:r>
-        <w:t xml:space="preserve">수출이 늘어난 영향으로 무역수지 흑자 기조가 이어지고 있습니다.  </w:t>
-      </w:r>
-      <w:hyperlink w:history="1" r:id="rId5jyilatzt7sj9hj-wxc_l">
-        <w:r>
-          <w:rPr>
-            <w:rStyle w:val="Hyperlink"/>
-            <w:sz w:val="18"/>
-            <w:szCs w:val="18"/>
-          </w:rPr>
-          <w:t xml:space="preserve">[자세히 보기: 지오의 시장 읽기]</w:t>
+        <w:t xml:space="preserve">외국인·기관 대규모 순매도, 개인은 순매수. </w:t>
+      </w:r>
+      <w:r>
+        <w:t xml:space="preserve">외국인이 1조2,438억원, 기관이 6,923억원어치를 팔았고, 개인 투자자는 1조8,831억원을 사들였습니다.  </w:t>
+      </w:r>
+      <w:hyperlink w:history="1" r:id="rIdxffna7vuhdbofnonh-x0n">
+        <w:r>
+          <w:rPr>
+            <w:rStyle w:val="Hyperlink"/>
+            <w:sz w:val="18"/>
+            <w:szCs w:val="18"/>
+          </w:rPr>
+          <w:t xml:space="preserve">[자세히 보기: 아주경제]</w:t>
         </w:r>
       </w:hyperlink>
     </w:p>
@@ -195,19 +182,19 @@
           <w:b/>
           <w:bCs/>
         </w:rPr>
-        <w:t xml:space="preserve">이재명 대통령, '호르무즈 파병 아직 진척 없다'. </w:t>
-      </w:r>
-      <w:r>
-        <w:t xml:space="preserve">현재로서는 '파병'이라는 표현 자체가 적절하지 않다며 신중한 입장을 밝혔습니다.  </w:t>
-      </w:r>
-      <w:hyperlink w:history="1" r:id="rIdickp3-8zoabfjqq70kwls">
-        <w:r>
-          <w:rPr>
-            <w:rStyle w:val="Hyperlink"/>
-            <w:sz w:val="18"/>
-            <w:szCs w:val="18"/>
-          </w:rPr>
-          <w:t xml:space="preserve">[자세히 보기: MBC]</w:t>
+        <w:t xml:space="preserve">국회 본회의, 교육·사회·문화 분야 대정부질문 진행. </w:t>
+      </w:r>
+      <w:r>
+        <w:t xml:space="preserve">오후 2시 본회의장에서 열렸습니다.  </w:t>
+      </w:r>
+      <w:hyperlink w:history="1" r:id="rIdwtmku5g9cyzt9fm2m79v3">
+        <w:r>
+          <w:rPr>
+            <w:rStyle w:val="Hyperlink"/>
+            <w:sz w:val="18"/>
+            <w:szCs w:val="18"/>
+          </w:rPr>
+          <w:t xml:space="preserve">[자세히 보기: Queen 이코노미퀸]</w:t>
         </w:r>
       </w:hyperlink>
     </w:p>
@@ -225,19 +212,19 @@
           <w:b/>
           <w:bCs/>
         </w:rPr>
-        <w:t xml:space="preserve">정부, '미국 요구보다 우리 상선·자원 안전이 최우선'. </w:t>
-      </w:r>
-      <w:r>
-        <w:t xml:space="preserve">우리나라 원유 수입의 70%가 호르무즈 해협 등 중동 항로에 의존하는 만큼, 전쟁 개입 문제와 우리 배의 안전 항행 확보 문제는 구분해서 봐야 한다고 강조했습니다.  </w:t>
-      </w:r>
-      <w:hyperlink w:history="1" r:id="rIdu8i6ggkqpgjpbrj1-hkkd">
-        <w:r>
-          <w:rPr>
-            <w:rStyle w:val="Hyperlink"/>
-            <w:sz w:val="18"/>
-            <w:szCs w:val="18"/>
-          </w:rPr>
-          <w:t xml:space="preserve">[자세히 보기: MBC]</w:t>
+        <w:t xml:space="preserve">법제사법위원회·행정안전위원회 법안심사소위 가동. </w:t>
+      </w:r>
+      <w:r>
+        <w:t xml:space="preserve">각 상임위별 법안 심사가 진행됐습니다.  </w:t>
+      </w:r>
+      <w:hyperlink w:history="1" r:id="rId5p2p-lx5yaxnhsb2xdk6h">
+        <w:r>
+          <w:rPr>
+            <w:rStyle w:val="Hyperlink"/>
+            <w:sz w:val="18"/>
+            <w:szCs w:val="18"/>
+          </w:rPr>
+          <w:t xml:space="preserve">[자세히 보기: K-Life TV]</w:t>
         </w:r>
       </w:hyperlink>
     </w:p>
@@ -255,19 +242,19 @@
           <w:b/>
           <w:bCs/>
         </w:rPr>
-        <w:t xml:space="preserve">이재명 대통령 지지율 38%, 취임 후 최저치. </w:t>
-      </w:r>
-      <w:r>
-        <w:t xml:space="preserve">한국갤럽이 9월 8~10일 실시한 조사에서 부정 평가는 51%로 집계됐습니다.  </w:t>
-      </w:r>
-      <w:hyperlink w:history="1" r:id="rId2mpeaidfovfswggm69pqn">
-        <w:r>
-          <w:rPr>
-            <w:rStyle w:val="Hyperlink"/>
-            <w:sz w:val="18"/>
-            <w:szCs w:val="18"/>
-          </w:rPr>
-          <w:t xml:space="preserve">[자세히 보기: CBC뉴스]</w:t>
+        <w:t xml:space="preserve">호르무즈 파병 NSC 상임위 회의, 이르면 9월 17일 개최. </w:t>
+      </w:r>
+      <w:r>
+        <w:t xml:space="preserve">청와대는 '최종 결정권자는 대통령'이라며, 아직 정해진 방침은 없다는 입장을 재확인했습니다.  </w:t>
+      </w:r>
+      <w:hyperlink w:history="1" r:id="rIdl92pexes_9sfiziibslax">
+        <w:r>
+          <w:rPr>
+            <w:rStyle w:val="Hyperlink"/>
+            <w:sz w:val="18"/>
+            <w:szCs w:val="18"/>
+          </w:rPr>
+          <w:t xml:space="preserve">[자세히 보기: 서울경제]</w:t>
         </w:r>
       </w:hyperlink>
     </w:p>
@@ -285,19 +272,19 @@
           <w:b/>
           <w:bCs/>
         </w:rPr>
-        <w:t xml:space="preserve">호르무즈 파병에 반대 여론 우세, 시민사회 반대 기자회견도 개최. </w:t>
-      </w:r>
-      <w:r>
-        <w:t xml:space="preserve">여론조사에서도, 시민사회에서도 파병에 대한 우려의 목소리가 큰 상황입니다.  </w:t>
-      </w:r>
-      <w:hyperlink w:history="1" r:id="rIdubqaacu_eetyewo2kf5dm">
-        <w:r>
-          <w:rPr>
-            <w:rStyle w:val="Hyperlink"/>
-            <w:sz w:val="18"/>
-            <w:szCs w:val="18"/>
-          </w:rPr>
-          <w:t xml:space="preserve">[자세히 보기: 참여연대]</w:t>
+        <w:t xml:space="preserve">국방부 조사단, 다음 주 NSC에 UAE 현지실사 결과 보고 가능성. </w:t>
+      </w:r>
+      <w:r>
+        <w:t xml:space="preserve">정부는 '호르무즈 기여가 곧 파병을 의미하는 것은 아니다'라며 신중한 태도를 유지하고 있습니다.  </w:t>
+      </w:r>
+      <w:hyperlink w:history="1" r:id="rIdigv3ehijnj7j_xvsz6afp">
+        <w:r>
+          <w:rPr>
+            <w:rStyle w:val="Hyperlink"/>
+            <w:sz w:val="18"/>
+            <w:szCs w:val="18"/>
+          </w:rPr>
+          <w:t xml:space="preserve">[자세히 보기: 경향신문]</w:t>
         </w:r>
       </w:hyperlink>
     </w:p>
@@ -317,14 +304,14 @@
       <w:pPr>
         <w:spacing w:after="80"/>
       </w:pPr>
-      <w:hyperlink w:history="1" r:id="rIdrme8x5t31pp0yohcpirzc">
-        <w:r>
-          <w:rPr>
-            <w:rStyle w:val="Hyperlink"/>
-            <w:sz w:val="18"/>
-            <w:szCs w:val="18"/>
-          </w:rPr>
-          <w:t xml:space="preserve">美 CPI·유가 100달러 - Investing.com — https://kr.investing.com/news/economy-news/article-2086198</w:t>
+      <w:hyperlink w:history="1" r:id="rId2ou59gbnmrfj1nl0vh8qu">
+        <w:r>
+          <w:rPr>
+            <w:rStyle w:val="Hyperlink"/>
+            <w:sz w:val="18"/>
+            <w:szCs w:val="18"/>
+          </w:rPr>
+          <w:t xml:space="preserve">코스피 개장 - 아시아경제 — https://view.asiae.co.kr/article/2026091409032879146</w:t>
         </w:r>
       </w:hyperlink>
     </w:p>
@@ -332,14 +319,14 @@
       <w:pPr>
         <w:spacing w:after="80"/>
       </w:pPr>
-      <w:hyperlink w:history="1" r:id="rIdbo11tcr7svfzxj_f0mh6-">
-        <w:r>
-          <w:rPr>
-            <w:rStyle w:val="Hyperlink"/>
-            <w:sz w:val="18"/>
-            <w:szCs w:val="18"/>
-          </w:rPr>
-          <w:t xml:space="preserve">시장 읽기(9/13) - New1CM — https://www.new1cm.com/2026/09/2026-09-13-100.html</w:t>
+      <w:hyperlink w:history="1" r:id="rIdee7mtyef4l0p9uus_frm3">
+        <w:r>
+          <w:rPr>
+            <w:rStyle w:val="Hyperlink"/>
+            <w:sz w:val="18"/>
+            <w:szCs w:val="18"/>
+          </w:rPr>
+          <w:t xml:space="preserve">美 CPI·금리인상 확률 - CBC뉴스 — https://www.cbci.co.kr/news/articleView.html?idxno=606227</w:t>
         </w:r>
       </w:hyperlink>
     </w:p>
@@ -347,14 +334,14 @@
       <w:pPr>
         <w:spacing w:after="80"/>
       </w:pPr>
-      <w:hyperlink w:history="1" r:id="rIdor2izaypkfzbn-tndvrap">
-        <w:r>
-          <w:rPr>
-            <w:rStyle w:val="Hyperlink"/>
-            <w:sz w:val="18"/>
-            <w:szCs w:val="18"/>
-          </w:rPr>
-          <w:t xml:space="preserve">李대통령 '파병 진척 없어' - MBC — https://imnews.imbc.com/news/2026/politics/article/6849692_36911.html</w:t>
+      <w:hyperlink w:history="1" r:id="rId1pb3gdizkjvkdc72kwpkw">
+        <w:r>
+          <w:rPr>
+            <w:rStyle w:val="Hyperlink"/>
+            <w:sz w:val="18"/>
+            <w:szCs w:val="18"/>
+          </w:rPr>
+          <w:t xml:space="preserve">유가 급등·호르무즈 긴장 - 머니투데이 — https://www.mt.co.kr/stock/2026/09/13/2026091310283958513</w:t>
         </w:r>
       </w:hyperlink>
     </w:p>
@@ -362,14 +349,14 @@
       <w:pPr>
         <w:spacing w:after="80"/>
       </w:pPr>
-      <w:hyperlink w:history="1" r:id="rIdkvrqyfoiqgkwgebd1yeof">
-        <w:r>
-          <w:rPr>
-            <w:rStyle w:val="Hyperlink"/>
-            <w:sz w:val="18"/>
-            <w:szCs w:val="18"/>
-          </w:rPr>
-          <w:t xml:space="preserve">이재명 지지율 최저치 - CBC뉴스 — https://www.cbci.co.kr/news/articleView.html?idxno=605903</w:t>
+      <w:hyperlink w:history="1" r:id="rId5nsdpyrosrv6itxig-b5z">
+        <w:r>
+          <w:rPr>
+            <w:rStyle w:val="Hyperlink"/>
+            <w:sz w:val="18"/>
+            <w:szCs w:val="18"/>
+          </w:rPr>
+          <w:t xml:space="preserve">외인·기관 순매도 - 아주경제 — https://www.ajunews.com/view/20260914092029269</w:t>
         </w:r>
       </w:hyperlink>
     </w:p>
@@ -377,14 +364,59 @@
       <w:pPr>
         <w:spacing w:after="80"/>
       </w:pPr>
-      <w:hyperlink w:history="1" r:id="rId8fynohmgcycwub7r_l_jv">
-        <w:r>
-          <w:rPr>
-            <w:rStyle w:val="Hyperlink"/>
-            <w:sz w:val="18"/>
-            <w:szCs w:val="18"/>
-          </w:rPr>
-          <w:t xml:space="preserve">파병 반대 기자회견 - 참여연대 — https://peoplepower21.org/peace/2028829</w:t>
+      <w:hyperlink w:history="1" r:id="rId4iguqm8sqdqgsebj4nvb6">
+        <w:r>
+          <w:rPr>
+            <w:rStyle w:val="Hyperlink"/>
+            <w:sz w:val="18"/>
+            <w:szCs w:val="18"/>
+          </w:rPr>
+          <w:t xml:space="preserve">오늘의 국회일정(9/14) - Queen 이코노미퀸 — http://www.queen.co.kr/news/articleView.html?idxno=463256</w:t>
+        </w:r>
+      </w:hyperlink>
+    </w:p>
+    <w:p>
+      <w:pPr>
+        <w:spacing w:after="80"/>
+      </w:pPr>
+      <w:hyperlink w:history="1" r:id="rIdq5fdpl2fznvbtw_pe3_6z">
+        <w:r>
+          <w:rPr>
+            <w:rStyle w:val="Hyperlink"/>
+            <w:sz w:val="18"/>
+            <w:szCs w:val="18"/>
+          </w:rPr>
+          <w:t xml:space="preserve">국회 법안심사소위 - K-Life TV — https://www.k-lifetv.co.kr/news/articleView.html?idxno=38995</w:t>
+        </w:r>
+      </w:hyperlink>
+    </w:p>
+    <w:p>
+      <w:pPr>
+        <w:spacing w:after="80"/>
+      </w:pPr>
+      <w:hyperlink w:history="1" r:id="rId2_vcyipa0zwmimtks-63d">
+        <w:r>
+          <w:rPr>
+            <w:rStyle w:val="Hyperlink"/>
+            <w:sz w:val="18"/>
+            <w:szCs w:val="18"/>
+          </w:rPr>
+          <w:t xml:space="preserve">파병 NSC 9/17 예정 - 서울경제 — https://www.sedaily.com/article/20089074</w:t>
+        </w:r>
+      </w:hyperlink>
+    </w:p>
+    <w:p>
+      <w:pPr>
+        <w:spacing w:after="80"/>
+      </w:pPr>
+      <w:hyperlink w:history="1" r:id="rIdshq4x4c67kjmutg7ky3lz">
+        <w:r>
+          <w:rPr>
+            <w:rStyle w:val="Hyperlink"/>
+            <w:sz w:val="18"/>
+            <w:szCs w:val="18"/>
+          </w:rPr>
+          <w:t xml:space="preserve">국방부 조사단 실사 결과 - 경향신문 — https://www.khan.co.kr/article/202609091634001/</w:t>
         </w:r>
       </w:hyperlink>
     </w:p>

--- a/05-Routines/오늘의 뉴스 요약.docx
+++ b/05-Routines/오늘의 뉴스 요약.docx
@@ -21,7 +21,7 @@
           <w:sz w:val="22"/>
           <w:szCs w:val="22"/>
         </w:rPr>
-        <w:t xml:space="preserve">2026년 9월 14일 (월)</w:t>
+        <w:t xml:space="preserve">2026년 9월 15일 (화)</w:t>
       </w:r>
     </w:p>
     <w:p>
@@ -50,12 +50,12 @@
           <w:b/>
           <w:bCs/>
         </w:rPr>
-        <w:t xml:space="preserve">코스피 3.14% 급락, 6,692.61로 개장. </w:t>
-      </w:r>
-      <w:r>
-        <w:t xml:space="preserve">전 거래일보다 217.30포인트 크게 내렸습니다. 삼성전자·SK하이닉스 등 반도체주가 동반 하락을 이끌었습니다.  </w:t>
-      </w:r>
-      <w:hyperlink w:history="1" r:id="rIdwco0cgldpwtpan3pemf1s">
+        <w:t xml:space="preserve">코스피 0.38% 하락, 6,659.25 개장. </w:t>
+      </w:r>
+      <w:r>
+        <w:t xml:space="preserve">전 거래일보다 25.12포인트 내렸습니다. 코스닥도 0.04% 소폭 하락했습니다.  </w:t>
+      </w:r>
+      <w:hyperlink w:history="1" r:id="rIdhziltv7sy9b7kkt0wd7cw">
         <w:r>
           <w:rPr>
             <w:rStyle w:val="Hyperlink"/>
@@ -80,19 +80,19 @@
           <w:b/>
           <w:bCs/>
         </w:rPr>
-        <w:t xml:space="preserve">미국 9월 금리 인상 확률 86%로 급등. </w:t>
-      </w:r>
-      <w:r>
-        <w:t xml:space="preserve">지난주 발표된 미국 8월 근원 CPI(변동성 큰 품목을 뺀 물가지수)가 0.3% 올라 예상보다 높게 나오면서, 연준이 이번 FOMC에서 금리를 올릴 가능성이 크게 높아졌습니다.  </w:t>
-      </w:r>
-      <w:hyperlink w:history="1" r:id="rIdyrnss60zxi-m551oaryxm">
-        <w:r>
-          <w:rPr>
-            <w:rStyle w:val="Hyperlink"/>
-            <w:sz w:val="18"/>
-            <w:szCs w:val="18"/>
-          </w:rPr>
-          <w:t xml:space="preserve">[자세히 보기: CBC뉴스]</w:t>
+        <w:t xml:space="preserve">원/달러 환율 1,389.7원으로 출발. </w:t>
+      </w:r>
+      <w:r>
+        <w:t xml:space="preserve">환율이 크게 오른 채로 장을 시작했습니다.  </w:t>
+      </w:r>
+      <w:hyperlink w:history="1" r:id="rId0ckq0epevs5bmwqvgtpgb">
+        <w:r>
+          <w:rPr>
+            <w:rStyle w:val="Hyperlink"/>
+            <w:sz w:val="18"/>
+            <w:szCs w:val="18"/>
+          </w:rPr>
+          <w:t xml:space="preserve">[자세히 보기: 국제뉴스]</w:t>
         </w:r>
       </w:hyperlink>
     </w:p>
@@ -110,19 +110,19 @@
           <w:b/>
           <w:bCs/>
         </w:rPr>
-        <w:t xml:space="preserve">국제유가 급등, 서부텍사스산원유 배럴당 100달러·두바이유 114.91달러. </w:t>
-      </w:r>
-      <w:r>
-        <w:t xml:space="preserve">이란이 자국 유조선 폭격에 대한 보복으로 군사작전을 강화하면서, 걸프 국가와 호르무즈 해협을 지나는 유조선까지 공격 대상이 될 수 있다는 우려가 커졌습니다.  </w:t>
-      </w:r>
-      <w:hyperlink w:history="1" r:id="rIdq8ov7jir6j0um-88vj3my">
-        <w:r>
-          <w:rPr>
-            <w:rStyle w:val="Hyperlink"/>
-            <w:sz w:val="18"/>
-            <w:szCs w:val="18"/>
-          </w:rPr>
-          <w:t xml:space="preserve">[자세히 보기: 머니투데이]</w:t>
+        <w:t xml:space="preserve">미국 10년물 국채금리 5.012% 돌파(2023년 이후 최초), 국제유가(WTI) 101달러 돌파. </w:t>
+      </w:r>
+      <w:r>
+        <w:t xml:space="preserve">오늘부터 미국 FOMC(금리 결정 회의)가 개막했습니다. 물가·유가·금리가 동시에 오르는 '삼중 악재' 속에서 코스피가 6,600선을 지킬 수 있을지가 관심사입니다.  </w:t>
+      </w:r>
+      <w:hyperlink w:history="1" r:id="rIdzpegcacd--8nomasf49yf">
+        <w:r>
+          <w:rPr>
+            <w:rStyle w:val="Hyperlink"/>
+            <w:sz w:val="18"/>
+            <w:szCs w:val="18"/>
+          </w:rPr>
+          <w:t xml:space="preserve">[자세히 보기: firebat 장전시황]</w:t>
         </w:r>
       </w:hyperlink>
     </w:p>
@@ -140,33 +140,21 @@
           <w:b/>
           <w:bCs/>
         </w:rPr>
-        <w:t xml:space="preserve">외국인·기관 대규모 순매도, 개인은 순매수. </w:t>
-      </w:r>
-      <w:r>
-        <w:t xml:space="preserve">외국인이 1조2,438억원, 기관이 6,923억원어치를 팔았고, 개인 투자자는 1조8,831억원을 사들였습니다.  </w:t>
-      </w:r>
-      <w:hyperlink w:history="1" r:id="rIdxffna7vuhdbofnonh-x0n">
-        <w:r>
-          <w:rPr>
-            <w:rStyle w:val="Hyperlink"/>
-            <w:sz w:val="18"/>
-            <w:szCs w:val="18"/>
-          </w:rPr>
-          <w:t xml:space="preserve">[자세히 보기: 아주경제]</w:t>
-        </w:r>
-      </w:hyperlink>
-    </w:p>
-    <w:p>
-      <w:pPr>
-        <w:pStyle w:val="Heading1"/>
-        <w:pBdr>
-          <w:bottom w:val="single" w:color="999999" w:sz="6" w:space="4"/>
-        </w:pBdr>
-        <w:spacing w:after="200" w:before="400"/>
-      </w:pPr>
-      <w:r>
-        <w:t xml:space="preserve">정치</w:t>
-      </w:r>
+        <w:t xml:space="preserve">현대차·기아, 9월 미국서 역대급 판매 기록. </w:t>
+      </w:r>
+      <w:r>
+        <w:t xml:space="preserve">현대차 전기차 판매가 전년 대비 153% 급증했고, 기아는 K5(85%↑)·카니발(48%↑)이 실적을 이끌며 두 회사 모두 3분기 누적 기준 역대 최고 실적을 기록했습니다.  </w:t>
+      </w:r>
+      <w:hyperlink w:history="1" r:id="rIdait1ljsqublsbori2idov">
+        <w:r>
+          <w:rPr>
+            <w:rStyle w:val="Hyperlink"/>
+            <w:sz w:val="18"/>
+            <w:szCs w:val="18"/>
+          </w:rPr>
+          <w:t xml:space="preserve">[자세히 보기: firebat 장전시황]</w:t>
+        </w:r>
+      </w:hyperlink>
     </w:p>
     <w:p>
       <w:pPr>
@@ -182,21 +170,33 @@
           <w:b/>
           <w:bCs/>
         </w:rPr>
-        <w:t xml:space="preserve">국회 본회의, 교육·사회·문화 분야 대정부질문 진행. </w:t>
-      </w:r>
-      <w:r>
-        <w:t xml:space="preserve">오후 2시 본회의장에서 열렸습니다.  </w:t>
-      </w:r>
-      <w:hyperlink w:history="1" r:id="rIdwtmku5g9cyzt9fm2m79v3">
-        <w:r>
-          <w:rPr>
-            <w:rStyle w:val="Hyperlink"/>
-            <w:sz w:val="18"/>
-            <w:szCs w:val="18"/>
-          </w:rPr>
-          <w:t xml:space="preserve">[자세히 보기: Queen 이코노미퀸]</w:t>
-        </w:r>
-      </w:hyperlink>
+        <w:t xml:space="preserve">네이버제트, 그룹 첫 계열사 파업 시작. </w:t>
+      </w:r>
+      <w:r>
+        <w:t xml:space="preserve">노조가 임금 5.3% 인상을 요구했지만 회사는 실적 부진을 이유로 동결안을 냈고, 노조는 23일부터 파업을 하루씩 늘려가겠다고 예고했습니다.  </w:t>
+      </w:r>
+      <w:hyperlink w:history="1" r:id="rId83mltkxbkolerxii3lex7">
+        <w:r>
+          <w:rPr>
+            <w:rStyle w:val="Hyperlink"/>
+            <w:sz w:val="18"/>
+            <w:szCs w:val="18"/>
+          </w:rPr>
+          <w:t xml:space="preserve">[자세히 보기: firebat 장전시황]</w:t>
+        </w:r>
+      </w:hyperlink>
+    </w:p>
+    <w:p>
+      <w:pPr>
+        <w:pStyle w:val="Heading1"/>
+        <w:pBdr>
+          <w:bottom w:val="single" w:color="999999" w:sz="6" w:space="4"/>
+        </w:pBdr>
+        <w:spacing w:after="200" w:before="400"/>
+      </w:pPr>
+      <w:r>
+        <w:t xml:space="preserve">정치</w:t>
+      </w:r>
     </w:p>
     <w:p>
       <w:pPr>
@@ -212,19 +212,19 @@
           <w:b/>
           <w:bCs/>
         </w:rPr>
-        <w:t xml:space="preserve">법제사법위원회·행정안전위원회 법안심사소위 가동. </w:t>
-      </w:r>
-      <w:r>
-        <w:t xml:space="preserve">각 상임위별 법안 심사가 진행됐습니다.  </w:t>
-      </w:r>
-      <w:hyperlink w:history="1" r:id="rId5p2p-lx5yaxnhsb2xdk6h">
-        <w:r>
-          <w:rPr>
-            <w:rStyle w:val="Hyperlink"/>
-            <w:sz w:val="18"/>
-            <w:szCs w:val="18"/>
-          </w:rPr>
-          <w:t xml:space="preserve">[자세히 보기: K-Life TV]</w:t>
+        <w:t xml:space="preserve">'인사청문 슈퍼위크' 개막. </w:t>
+      </w:r>
+      <w:r>
+        <w:t xml:space="preserve">이형일 부총리 겸 재정경제부 장관, 김승원 법무부 장관, 이소영 중소벤처기업부 장관 후보자 등의 인사청문회가 이번 주 연이어 열립니다.  </w:t>
+      </w:r>
+      <w:hyperlink w:history="1" r:id="rIdhp-j9zquw0twyt4rgrktr">
+        <w:r>
+          <w:rPr>
+            <w:rStyle w:val="Hyperlink"/>
+            <w:sz w:val="18"/>
+            <w:szCs w:val="18"/>
+          </w:rPr>
+          <w:t xml:space="preserve">[자세히 보기: 경향신문]</w:t>
         </w:r>
       </w:hyperlink>
     </w:p>
@@ -242,19 +242,19 @@
           <w:b/>
           <w:bCs/>
         </w:rPr>
-        <w:t xml:space="preserve">호르무즈 파병 NSC 상임위 회의, 이르면 9월 17일 개최. </w:t>
-      </w:r>
-      <w:r>
-        <w:t xml:space="preserve">청와대는 '최종 결정권자는 대통령'이라며, 아직 정해진 방침은 없다는 입장을 재확인했습니다.  </w:t>
-      </w:r>
-      <w:hyperlink w:history="1" r:id="rIdl92pexes_9sfiziibslax">
-        <w:r>
-          <w:rPr>
-            <w:rStyle w:val="Hyperlink"/>
-            <w:sz w:val="18"/>
-            <w:szCs w:val="18"/>
-          </w:rPr>
-          <w:t xml:space="preserve">[자세히 보기: 서울경제]</w:t>
+        <w:t xml:space="preserve">용혜인 성평등가족부 장관 후보자, 자진 사퇴. </w:t>
+      </w:r>
+      <w:r>
+        <w:t xml:space="preserve">지난 13일 스스로 물러나면서, 이번 청문 정국의 최대 쟁점은 김승원 후보자 쪽으로 옮겨갔습니다.  </w:t>
+      </w:r>
+      <w:hyperlink w:history="1" r:id="rIdpucikyp-tijtijtncoh-z">
+        <w:r>
+          <w:rPr>
+            <w:rStyle w:val="Hyperlink"/>
+            <w:sz w:val="18"/>
+            <w:szCs w:val="18"/>
+          </w:rPr>
+          <w:t xml:space="preserve">[자세히 보기: 디지털타임스]</w:t>
         </w:r>
       </w:hyperlink>
     </w:p>
@@ -272,19 +272,49 @@
           <w:b/>
           <w:bCs/>
         </w:rPr>
-        <w:t xml:space="preserve">국방부 조사단, 다음 주 NSC에 UAE 현지실사 결과 보고 가능성. </w:t>
-      </w:r>
-      <w:r>
-        <w:t xml:space="preserve">정부는 '호르무즈 기여가 곧 파병을 의미하는 것은 아니다'라며 신중한 태도를 유지하고 있습니다.  </w:t>
-      </w:r>
-      <w:hyperlink w:history="1" r:id="rIdigv3ehijnj7j_xvsz6afp">
-        <w:r>
-          <w:rPr>
-            <w:rStyle w:val="Hyperlink"/>
-            <w:sz w:val="18"/>
-            <w:szCs w:val="18"/>
-          </w:rPr>
-          <w:t xml:space="preserve">[자세히 보기: 경향신문]</w:t>
+        <w:t xml:space="preserve">김승원 법무부 장관 후보자 청문회, 최대 격전지로 부상. </w:t>
+      </w:r>
+      <w:r>
+        <w:t xml:space="preserve">여당은 적극 방어에 나서고 야당은 낙마를 위한 공세에 화력을 집중할 것으로 예상됩니다.  </w:t>
+      </w:r>
+      <w:hyperlink w:history="1" r:id="rIdlrdsormbzaxgcqwt7eim0">
+        <w:r>
+          <w:rPr>
+            <w:rStyle w:val="Hyperlink"/>
+            <w:sz w:val="18"/>
+            <w:szCs w:val="18"/>
+          </w:rPr>
+          <w:t xml:space="preserve">[자세히 보기: 신아일보]</w:t>
+        </w:r>
+      </w:hyperlink>
+    </w:p>
+    <w:p>
+      <w:pPr>
+        <w:pStyle w:val="ListParagraph"/>
+        <w:numPr>
+          <w:ilvl w:val="0"/>
+          <w:numId w:val="2"/>
+        </w:numPr>
+        <w:spacing w:after="160"/>
+      </w:pPr>
+      <w:r>
+        <w:rPr>
+          <w:b/>
+          <w:bCs/>
+        </w:rPr>
+        <w:t xml:space="preserve">국회의장, 우즈베키스탄·투르크메니스탄 대통령 면담. </w:t>
+      </w:r>
+      <w:r>
+        <w:t xml:space="preserve">국회 차원의 외교 일정도 함께 진행됐습니다.  </w:t>
+      </w:r>
+      <w:hyperlink w:history="1" r:id="rIdqs6vyuuuwjn_lklw0gppf">
+        <w:r>
+          <w:rPr>
+            <w:rStyle w:val="Hyperlink"/>
+            <w:sz w:val="18"/>
+            <w:szCs w:val="18"/>
+          </w:rPr>
+          <w:t xml:space="preserve">[자세히 보기: 문화투데이]</w:t>
         </w:r>
       </w:hyperlink>
     </w:p>
@@ -304,14 +334,14 @@
       <w:pPr>
         <w:spacing w:after="80"/>
       </w:pPr>
-      <w:hyperlink w:history="1" r:id="rId2ou59gbnmrfj1nl0vh8qu">
-        <w:r>
-          <w:rPr>
-            <w:rStyle w:val="Hyperlink"/>
-            <w:sz w:val="18"/>
-            <w:szCs w:val="18"/>
-          </w:rPr>
-          <w:t xml:space="preserve">코스피 개장 - 아시아경제 — https://view.asiae.co.kr/article/2026091409032879146</w:t>
+      <w:hyperlink w:history="1" r:id="rId1xql3dtrb0ejt2lhbfnet">
+        <w:r>
+          <w:rPr>
+            <w:rStyle w:val="Hyperlink"/>
+            <w:sz w:val="18"/>
+            <w:szCs w:val="18"/>
+          </w:rPr>
+          <w:t xml:space="preserve">코스피 개장 - 아시아경제 — https://view.asiae.co.kr/article/2026091509024205826</w:t>
         </w:r>
       </w:hyperlink>
     </w:p>
@@ -319,14 +349,14 @@
       <w:pPr>
         <w:spacing w:after="80"/>
       </w:pPr>
-      <w:hyperlink w:history="1" r:id="rIdee7mtyef4l0p9uus_frm3">
-        <w:r>
-          <w:rPr>
-            <w:rStyle w:val="Hyperlink"/>
-            <w:sz w:val="18"/>
-            <w:szCs w:val="18"/>
-          </w:rPr>
-          <w:t xml:space="preserve">美 CPI·금리인상 확률 - CBC뉴스 — https://www.cbci.co.kr/news/articleView.html?idxno=606227</w:t>
+      <w:hyperlink w:history="1" r:id="rId1ekzmmaunnavh_2rc_ng5">
+        <w:r>
+          <w:rPr>
+            <w:rStyle w:val="Hyperlink"/>
+            <w:sz w:val="18"/>
+            <w:szCs w:val="18"/>
+          </w:rPr>
+          <w:t xml:space="preserve">코스피·코스닥·환율 - 국제뉴스 — https://www.gukjenews.com/news/articleView.html?idxno=3695334</w:t>
         </w:r>
       </w:hyperlink>
     </w:p>
@@ -334,14 +364,14 @@
       <w:pPr>
         <w:spacing w:after="80"/>
       </w:pPr>
-      <w:hyperlink w:history="1" r:id="rId1pb3gdizkjvkdc72kwpkw">
-        <w:r>
-          <w:rPr>
-            <w:rStyle w:val="Hyperlink"/>
-            <w:sz w:val="18"/>
-            <w:szCs w:val="18"/>
-          </w:rPr>
-          <w:t xml:space="preserve">유가 급등·호르무즈 긴장 - 머니투데이 — https://www.mt.co.kr/stock/2026/09/13/2026091310283958513</w:t>
+      <w:hyperlink w:history="1" r:id="rIdexf2w35olphz8chg6vkhs">
+        <w:r>
+          <w:rPr>
+            <w:rStyle w:val="Hyperlink"/>
+            <w:sz w:val="18"/>
+            <w:szCs w:val="18"/>
+          </w:rPr>
+          <w:t xml:space="preserve">9/15 장전 시황 - firebat — https://firebat.co.kr/stock-blog/20260915-premarket</w:t>
         </w:r>
       </w:hyperlink>
     </w:p>
@@ -349,14 +379,14 @@
       <w:pPr>
         <w:spacing w:after="80"/>
       </w:pPr>
-      <w:hyperlink w:history="1" r:id="rId5nsdpyrosrv6itxig-b5z">
-        <w:r>
-          <w:rPr>
-            <w:rStyle w:val="Hyperlink"/>
-            <w:sz w:val="18"/>
-            <w:szCs w:val="18"/>
-          </w:rPr>
-          <w:t xml:space="preserve">외인·기관 순매도 - 아주경제 — https://www.ajunews.com/view/20260914092029269</w:t>
+      <w:hyperlink w:history="1" r:id="rIdkop4rkg8l9fb-udotyrvc">
+        <w:r>
+          <w:rPr>
+            <w:rStyle w:val="Hyperlink"/>
+            <w:sz w:val="18"/>
+            <w:szCs w:val="18"/>
+          </w:rPr>
+          <w:t xml:space="preserve">인사청문 슈퍼위크 개막 - 경향신문 — https://www.khan.co.kr/article/202609141743001/</w:t>
         </w:r>
       </w:hyperlink>
     </w:p>
@@ -364,14 +394,14 @@
       <w:pPr>
         <w:spacing w:after="80"/>
       </w:pPr>
-      <w:hyperlink w:history="1" r:id="rId4iguqm8sqdqgsebj4nvb6">
-        <w:r>
-          <w:rPr>
-            <w:rStyle w:val="Hyperlink"/>
-            <w:sz w:val="18"/>
-            <w:szCs w:val="18"/>
-          </w:rPr>
-          <w:t xml:space="preserve">오늘의 국회일정(9/14) - Queen 이코노미퀸 — http://www.queen.co.kr/news/articleView.html?idxno=463256</w:t>
+      <w:hyperlink w:history="1" r:id="rId8cz2brwsan3nekbhqill0">
+        <w:r>
+          <w:rPr>
+            <w:rStyle w:val="Hyperlink"/>
+            <w:sz w:val="18"/>
+            <w:szCs w:val="18"/>
+          </w:rPr>
+          <w:t xml:space="preserve">용혜인 자진 사퇴 - 디지털타임스 — https://www.dt.co.kr/article/12083697</w:t>
         </w:r>
       </w:hyperlink>
     </w:p>
@@ -379,14 +409,14 @@
       <w:pPr>
         <w:spacing w:after="80"/>
       </w:pPr>
-      <w:hyperlink w:history="1" r:id="rIdq5fdpl2fznvbtw_pe3_6z">
-        <w:r>
-          <w:rPr>
-            <w:rStyle w:val="Hyperlink"/>
-            <w:sz w:val="18"/>
-            <w:szCs w:val="18"/>
-          </w:rPr>
-          <w:t xml:space="preserve">국회 법안심사소위 - K-Life TV — https://www.k-lifetv.co.kr/news/articleView.html?idxno=38995</w:t>
+      <w:hyperlink w:history="1" r:id="rIddaqnzywnuy0zlvm9jcvjn">
+        <w:r>
+          <w:rPr>
+            <w:rStyle w:val="Hyperlink"/>
+            <w:sz w:val="18"/>
+            <w:szCs w:val="18"/>
+          </w:rPr>
+          <w:t xml:space="preserve">김승원 청문회 최대 격전지 - 신아일보 — https://www.shinailbo.co.kr/news/articleView.html?idxno=5061711</w:t>
         </w:r>
       </w:hyperlink>
     </w:p>
@@ -394,29 +424,14 @@
       <w:pPr>
         <w:spacing w:after="80"/>
       </w:pPr>
-      <w:hyperlink w:history="1" r:id="rId2_vcyipa0zwmimtks-63d">
-        <w:r>
-          <w:rPr>
-            <w:rStyle w:val="Hyperlink"/>
-            <w:sz w:val="18"/>
-            <w:szCs w:val="18"/>
-          </w:rPr>
-          <w:t xml:space="preserve">파병 NSC 9/17 예정 - 서울경제 — https://www.sedaily.com/article/20089074</w:t>
-        </w:r>
-      </w:hyperlink>
-    </w:p>
-    <w:p>
-      <w:pPr>
-        <w:spacing w:after="80"/>
-      </w:pPr>
-      <w:hyperlink w:history="1" r:id="rIdshq4x4c67kjmutg7ky3lz">
-        <w:r>
-          <w:rPr>
-            <w:rStyle w:val="Hyperlink"/>
-            <w:sz w:val="18"/>
-            <w:szCs w:val="18"/>
-          </w:rPr>
-          <w:t xml:space="preserve">국방부 조사단 실사 결과 - 경향신문 — https://www.khan.co.kr/article/202609091634001/</w:t>
+      <w:hyperlink w:history="1" r:id="rIdbsj8ozfwdcfeqj6kisttk">
+        <w:r>
+          <w:rPr>
+            <w:rStyle w:val="Hyperlink"/>
+            <w:sz w:val="18"/>
+            <w:szCs w:val="18"/>
+          </w:rPr>
+          <w:t xml:space="preserve">오늘의 국회일정(9/15) - 문화투데이 — https://www.munhwatoday.co.kr/news/article.html?no=175849</w:t>
         </w:r>
       </w:hyperlink>
     </w:p>

--- a/05-Routines/오늘의 뉴스 요약.docx
+++ b/05-Routines/오늘의 뉴스 요약.docx
@@ -21,7 +21,7 @@
           <w:sz w:val="22"/>
           <w:szCs w:val="22"/>
         </w:rPr>
-        <w:t xml:space="preserve">2026년 9월 15일 (화)</w:t>
+        <w:t xml:space="preserve">2026년 9월 16일 (수)</w:t>
       </w:r>
     </w:p>
     <w:p>
@@ -50,19 +50,19 @@
           <w:b/>
           <w:bCs/>
         </w:rPr>
-        <w:t xml:space="preserve">코스피 0.38% 하락, 6,659.25 개장. </w:t>
-      </w:r>
-      <w:r>
-        <w:t xml:space="preserve">전 거래일보다 25.12포인트 내렸습니다. 코스닥도 0.04% 소폭 하락했습니다.  </w:t>
-      </w:r>
-      <w:hyperlink w:history="1" r:id="rIdhziltv7sy9b7kkt0wd7cw">
-        <w:r>
-          <w:rPr>
-            <w:rStyle w:val="Hyperlink"/>
-            <w:sz w:val="18"/>
-            <w:szCs w:val="18"/>
-          </w:rPr>
-          <w:t xml:space="preserve">[자세히 보기: 아시아경제]</w:t>
+        <w:t xml:space="preserve">코스피 4거래일 연속 하락, 6,627.26 마감. </w:t>
+      </w:r>
+      <w:r>
+        <w:t xml:space="preserve">미국 10년물 국채금리 5% 재돌파, 국제유가 100달러 돌파, FOMC 불확실성이 겹치며 외국인·기관이 동반 매도했습니다.  </w:t>
+      </w:r>
+      <w:hyperlink w:history="1" r:id="rId4x71piuf5cjifpjgaekl6">
+        <w:r>
+          <w:rPr>
+            <w:rStyle w:val="Hyperlink"/>
+            <w:sz w:val="18"/>
+            <w:szCs w:val="18"/>
+          </w:rPr>
+          <w:t xml:space="preserve">[자세히 보기: Investing.com]</w:t>
         </w:r>
       </w:hyperlink>
     </w:p>
@@ -80,19 +80,19 @@
           <w:b/>
           <w:bCs/>
         </w:rPr>
-        <w:t xml:space="preserve">원/달러 환율 1,389.7원으로 출발. </w:t>
-      </w:r>
-      <w:r>
-        <w:t xml:space="preserve">환율이 크게 오른 채로 장을 시작했습니다.  </w:t>
-      </w:r>
-      <w:hyperlink w:history="1" r:id="rId0ckq0epevs5bmwqvgtpgb">
-        <w:r>
-          <w:rPr>
-            <w:rStyle w:val="Hyperlink"/>
-            <w:sz w:val="18"/>
-            <w:szCs w:val="18"/>
-          </w:rPr>
-          <w:t xml:space="preserve">[자세히 보기: 국제뉴스]</w:t>
+        <w:t xml:space="preserve">미국 10년물 국채금리 5% 재돌파, 국제유가 100달러 돌파. </w:t>
+      </w:r>
+      <w:r>
+        <w:t xml:space="preserve">고금리가 계속될 거란 우려와, 수입 물가 부담·인플레이션 재점화 우려가 함께 커지고 있습니다.  </w:t>
+      </w:r>
+      <w:hyperlink w:history="1" r:id="rId5ewsjsibjaptlginuxgp2">
+        <w:r>
+          <w:rPr>
+            <w:rStyle w:val="Hyperlink"/>
+            <w:sz w:val="18"/>
+            <w:szCs w:val="18"/>
+          </w:rPr>
+          <w:t xml:space="preserve">[자세히 보기: 머니투데이]</w:t>
         </w:r>
       </w:hyperlink>
     </w:p>
@@ -110,21 +110,33 @@
           <w:b/>
           <w:bCs/>
         </w:rPr>
-        <w:t xml:space="preserve">미국 10년물 국채금리 5.012% 돌파(2023년 이후 최초), 국제유가(WTI) 101달러 돌파. </w:t>
-      </w:r>
-      <w:r>
-        <w:t xml:space="preserve">오늘부터 미국 FOMC(금리 결정 회의)가 개막했습니다. 물가·유가·금리가 동시에 오르는 '삼중 악재' 속에서 코스피가 6,600선을 지킬 수 있을지가 관심사입니다.  </w:t>
-      </w:r>
-      <w:hyperlink w:history="1" r:id="rIdzpegcacd--8nomasf49yf">
-        <w:r>
-          <w:rPr>
-            <w:rStyle w:val="Hyperlink"/>
-            <w:sz w:val="18"/>
-            <w:szCs w:val="18"/>
-          </w:rPr>
-          <w:t xml:space="preserve">[자세히 보기: firebat 장전시황]</w:t>
-        </w:r>
-      </w:hyperlink>
+        <w:t xml:space="preserve">오늘 미국 FOMC(9/15~16) 개막, 금리 인상 확률 92.4%. </w:t>
+      </w:r>
+      <w:r>
+        <w:t xml:space="preserve">시카고상품거래소(CME) 페드워치 기준, 이번 회의에서 기준금리를 0.25%포인트 올릴 가능성이 매우 높게 점쳐지고 있습니다. 공식 결과는 한국시간 9월 17일 새벽 발표 예정입니다.  </w:t>
+      </w:r>
+      <w:hyperlink w:history="1" r:id="rIdf2ok00browiozczp7hqup">
+        <w:r>
+          <w:rPr>
+            <w:rStyle w:val="Hyperlink"/>
+            <w:sz w:val="18"/>
+            <w:szCs w:val="18"/>
+          </w:rPr>
+          <w:t xml:space="preserve">[자세히 보기: 한국경제]</w:t>
+        </w:r>
+      </w:hyperlink>
+    </w:p>
+    <w:p>
+      <w:pPr>
+        <w:pStyle w:val="Heading1"/>
+        <w:pBdr>
+          <w:bottom w:val="single" w:color="999999" w:sz="6" w:space="4"/>
+        </w:pBdr>
+        <w:spacing w:after="200" w:before="400"/>
+      </w:pPr>
+      <w:r>
+        <w:t xml:space="preserve">정치 ('인사청문 슈퍼위크')</w:t>
+      </w:r>
     </w:p>
     <w:p>
       <w:pPr>
@@ -140,19 +152,19 @@
           <w:b/>
           <w:bCs/>
         </w:rPr>
-        <w:t xml:space="preserve">현대차·기아, 9월 미국서 역대급 판매 기록. </w:t>
-      </w:r>
-      <w:r>
-        <w:t xml:space="preserve">현대차 전기차 판매가 전년 대비 153% 급증했고, 기아는 K5(85%↑)·카니발(48%↑)이 실적을 이끌며 두 회사 모두 3분기 누적 기준 역대 최고 실적을 기록했습니다.  </w:t>
-      </w:r>
-      <w:hyperlink w:history="1" r:id="rIdait1ljsqublsbori2idov">
-        <w:r>
-          <w:rPr>
-            <w:rStyle w:val="Hyperlink"/>
-            <w:sz w:val="18"/>
-            <w:szCs w:val="18"/>
-          </w:rPr>
-          <w:t xml:space="preserve">[자세히 보기: firebat 장전시황]</w:t>
+        <w:t xml:space="preserve">김승원 법무부 장관 후보자 청문회, 고성으로 시작. </w:t>
+      </w:r>
+      <w:r>
+        <w:t xml:space="preserve">가족들이 근무하는 발달장애 아동 조합의 '가족기업' 의혹과 '신약 임상승인 청탁' 의혹을 두고 여야가 날선 공방을 벌였습니다. 야당은 부정 청탁·주가조작 관여 의혹까지 제기하며 총공세를 폈고, 여당은 적극 엄호했습니다.  </w:t>
+      </w:r>
+      <w:hyperlink w:history="1" r:id="rId-lpnztd-29yywds1grpoa">
+        <w:r>
+          <w:rPr>
+            <w:rStyle w:val="Hyperlink"/>
+            <w:sz w:val="18"/>
+            <w:szCs w:val="18"/>
+          </w:rPr>
+          <w:t xml:space="preserve">[자세히 보기: 네이트뉴스]</w:t>
         </w:r>
       </w:hyperlink>
     </w:p>
@@ -170,33 +182,21 @@
           <w:b/>
           <w:bCs/>
         </w:rPr>
-        <w:t xml:space="preserve">네이버제트, 그룹 첫 계열사 파업 시작. </w:t>
-      </w:r>
-      <w:r>
-        <w:t xml:space="preserve">노조가 임금 5.3% 인상을 요구했지만 회사는 실적 부진을 이유로 동결안을 냈고, 노조는 23일부터 파업을 하루씩 늘려가겠다고 예고했습니다.  </w:t>
-      </w:r>
-      <w:hyperlink w:history="1" r:id="rId83mltkxbkolerxii3lex7">
-        <w:r>
-          <w:rPr>
-            <w:rStyle w:val="Hyperlink"/>
-            <w:sz w:val="18"/>
-            <w:szCs w:val="18"/>
-          </w:rPr>
-          <w:t xml:space="preserve">[자세히 보기: firebat 장전시황]</w:t>
-        </w:r>
-      </w:hyperlink>
-    </w:p>
-    <w:p>
-      <w:pPr>
-        <w:pStyle w:val="Heading1"/>
-        <w:pBdr>
-          <w:bottom w:val="single" w:color="999999" w:sz="6" w:space="4"/>
-        </w:pBdr>
-        <w:spacing w:after="200" w:before="400"/>
-      </w:pPr>
-      <w:r>
-        <w:t xml:space="preserve">정치</w:t>
-      </w:r>
+        <w:t xml:space="preserve">이형일 부총리 겸 재정경제부 장관 후보자 청문회. </w:t>
+      </w:r>
+      <w:r>
+        <w:t xml:space="preserve">'과천 실거주 4개월'에 대해 송구하다는 입장을 밝히며, 세제·대미투자·미래기금 관련 기존 정책 기조를 재확인했습니다.  </w:t>
+      </w:r>
+      <w:hyperlink w:history="1" r:id="rIdrjw_tsu6rqobdce4w-pnd">
+        <w:r>
+          <w:rPr>
+            <w:rStyle w:val="Hyperlink"/>
+            <w:sz w:val="18"/>
+            <w:szCs w:val="18"/>
+          </w:rPr>
+          <w:t xml:space="preserve">[자세히 보기: 뉴스핌]</w:t>
+        </w:r>
+      </w:hyperlink>
     </w:p>
     <w:p>
       <w:pPr>
@@ -212,19 +212,19 @@
           <w:b/>
           <w:bCs/>
         </w:rPr>
-        <w:t xml:space="preserve">'인사청문 슈퍼위크' 개막. </w:t>
-      </w:r>
-      <w:r>
-        <w:t xml:space="preserve">이형일 부총리 겸 재정경제부 장관, 김승원 법무부 장관, 이소영 중소벤처기업부 장관 후보자 등의 인사청문회가 이번 주 연이어 열립니다.  </w:t>
-      </w:r>
-      <w:hyperlink w:history="1" r:id="rIdhp-j9zquw0twyt4rgrktr">
-        <w:r>
-          <w:rPr>
-            <w:rStyle w:val="Hyperlink"/>
-            <w:sz w:val="18"/>
-            <w:szCs w:val="18"/>
-          </w:rPr>
-          <w:t xml:space="preserve">[자세히 보기: 경향신문]</w:t>
+        <w:t xml:space="preserve">이소영 중소벤처기업부 장관 후보자 청문회. </w:t>
+      </w:r>
+      <w:r>
+        <w:t xml:space="preserve">청탁입법 등 제기된 의혹을 해명했고, 대통령 연임 관련 질문에는 선을 그었습니다.  </w:t>
+      </w:r>
+      <w:hyperlink w:history="1" r:id="rIdr6ewglqermxnqp4mwrwz1">
+        <w:r>
+          <w:rPr>
+            <w:rStyle w:val="Hyperlink"/>
+            <w:sz w:val="18"/>
+            <w:szCs w:val="18"/>
+          </w:rPr>
+          <w:t xml:space="preserve">[자세히 보기: 뉴스핌]</w:t>
         </w:r>
       </w:hyperlink>
     </w:p>
@@ -242,79 +242,19 @@
           <w:b/>
           <w:bCs/>
         </w:rPr>
-        <w:t xml:space="preserve">용혜인 성평등가족부 장관 후보자, 자진 사퇴. </w:t>
-      </w:r>
-      <w:r>
-        <w:t xml:space="preserve">지난 13일 스스로 물러나면서, 이번 청문 정국의 최대 쟁점은 김승원 후보자 쪽으로 옮겨갔습니다.  </w:t>
-      </w:r>
-      <w:hyperlink w:history="1" r:id="rIdpucikyp-tijtijtncoh-z">
-        <w:r>
-          <w:rPr>
-            <w:rStyle w:val="Hyperlink"/>
-            <w:sz w:val="18"/>
-            <w:szCs w:val="18"/>
-          </w:rPr>
-          <w:t xml:space="preserve">[자세히 보기: 디지털타임스]</w:t>
-        </w:r>
-      </w:hyperlink>
-    </w:p>
-    <w:p>
-      <w:pPr>
-        <w:pStyle w:val="ListParagraph"/>
-        <w:numPr>
-          <w:ilvl w:val="0"/>
-          <w:numId w:val="2"/>
-        </w:numPr>
-        <w:spacing w:after="160"/>
-      </w:pPr>
-      <w:r>
-        <w:rPr>
-          <w:b/>
-          <w:bCs/>
-        </w:rPr>
-        <w:t xml:space="preserve">김승원 법무부 장관 후보자 청문회, 최대 격전지로 부상. </w:t>
-      </w:r>
-      <w:r>
-        <w:t xml:space="preserve">여당은 적극 방어에 나서고 야당은 낙마를 위한 공세에 화력을 집중할 것으로 예상됩니다.  </w:t>
-      </w:r>
-      <w:hyperlink w:history="1" r:id="rIdlrdsormbzaxgcqwt7eim0">
-        <w:r>
-          <w:rPr>
-            <w:rStyle w:val="Hyperlink"/>
-            <w:sz w:val="18"/>
-            <w:szCs w:val="18"/>
-          </w:rPr>
-          <w:t xml:space="preserve">[자세히 보기: 신아일보]</w:t>
-        </w:r>
-      </w:hyperlink>
-    </w:p>
-    <w:p>
-      <w:pPr>
-        <w:pStyle w:val="ListParagraph"/>
-        <w:numPr>
-          <w:ilvl w:val="0"/>
-          <w:numId w:val="2"/>
-        </w:numPr>
-        <w:spacing w:after="160"/>
-      </w:pPr>
-      <w:r>
-        <w:rPr>
-          <w:b/>
-          <w:bCs/>
-        </w:rPr>
-        <w:t xml:space="preserve">국회의장, 우즈베키스탄·투르크메니스탄 대통령 면담. </w:t>
-      </w:r>
-      <w:r>
-        <w:t xml:space="preserve">국회 차원의 외교 일정도 함께 진행됐습니다.  </w:t>
-      </w:r>
-      <w:hyperlink w:history="1" r:id="rIdqs6vyuuuwjn_lklw0gppf">
-        <w:r>
-          <w:rPr>
-            <w:rStyle w:val="Hyperlink"/>
-            <w:sz w:val="18"/>
-            <w:szCs w:val="18"/>
-          </w:rPr>
-          <w:t xml:space="preserve">[자세히 보기: 문화투데이]</w:t>
+        <w:t xml:space="preserve">인사청문 슈퍼위크 계속 진행. </w:t>
+      </w:r>
+      <w:r>
+        <w:t xml:space="preserve">지난 13일 용혜인 후보자가 자진 사퇴한 가운데, 나머지 후보자들에 대한 검증이 이어지고 있습니다.  </w:t>
+      </w:r>
+      <w:hyperlink w:history="1" r:id="rIdiryf53l3g7t7izki5nuau">
+        <w:r>
+          <w:rPr>
+            <w:rStyle w:val="Hyperlink"/>
+            <w:sz w:val="18"/>
+            <w:szCs w:val="18"/>
+          </w:rPr>
+          <w:t xml:space="preserve">[자세히 보기: 경향신문]</w:t>
         </w:r>
       </w:hyperlink>
     </w:p>
@@ -334,14 +274,14 @@
       <w:pPr>
         <w:spacing w:after="80"/>
       </w:pPr>
-      <w:hyperlink w:history="1" r:id="rId1xql3dtrb0ejt2lhbfnet">
-        <w:r>
-          <w:rPr>
-            <w:rStyle w:val="Hyperlink"/>
-            <w:sz w:val="18"/>
-            <w:szCs w:val="18"/>
-          </w:rPr>
-          <w:t xml:space="preserve">코스피 개장 - 아시아경제 — https://view.asiae.co.kr/article/2026091509024205826</w:t>
+      <w:hyperlink w:history="1" r:id="rIdl2vrcdfqnst7gdsgeddz2">
+        <w:r>
+          <w:rPr>
+            <w:rStyle w:val="Hyperlink"/>
+            <w:sz w:val="18"/>
+            <w:szCs w:val="18"/>
+          </w:rPr>
+          <w:t xml:space="preserve">코스피 3% 급락·FOMC 전망 - Investing.com — https://kr.investing.com/news/stock-market-news/article-2092883</w:t>
         </w:r>
       </w:hyperlink>
     </w:p>
@@ -349,14 +289,14 @@
       <w:pPr>
         <w:spacing w:after="80"/>
       </w:pPr>
-      <w:hyperlink w:history="1" r:id="rId1ekzmmaunnavh_2rc_ng5">
-        <w:r>
-          <w:rPr>
-            <w:rStyle w:val="Hyperlink"/>
-            <w:sz w:val="18"/>
-            <w:szCs w:val="18"/>
-          </w:rPr>
-          <w:t xml:space="preserve">코스피·코스닥·환율 - 국제뉴스 — https://www.gukjenews.com/news/articleView.html?idxno=3695334</w:t>
+      <w:hyperlink w:history="1" r:id="rIdei4tn6tkfklmccrihh8ox">
+        <w:r>
+          <w:rPr>
+            <w:rStyle w:val="Hyperlink"/>
+            <w:sz w:val="18"/>
+            <w:szCs w:val="18"/>
+          </w:rPr>
+          <w:t xml:space="preserve">갈팡질팡 코스피 - 머니투데이 — https://www.mt.co.kr/stock/2026/09/15/2026091511434533009</w:t>
         </w:r>
       </w:hyperlink>
     </w:p>
@@ -364,14 +304,14 @@
       <w:pPr>
         <w:spacing w:after="80"/>
       </w:pPr>
-      <w:hyperlink w:history="1" r:id="rIdexf2w35olphz8chg6vkhs">
-        <w:r>
-          <w:rPr>
-            <w:rStyle w:val="Hyperlink"/>
-            <w:sz w:val="18"/>
-            <w:szCs w:val="18"/>
-          </w:rPr>
-          <w:t xml:space="preserve">9/15 장전 시황 - firebat — https://firebat.co.kr/stock-blog/20260915-premarket</w:t>
+      <w:hyperlink w:history="1" r:id="rId3yfwyiqr4hi4fegq_yqg8">
+        <w:r>
+          <w:rPr>
+            <w:rStyle w:val="Hyperlink"/>
+            <w:sz w:val="18"/>
+            <w:szCs w:val="18"/>
+          </w:rPr>
+          <w:t xml:space="preserve">FOMC 향방 - 한국경제 — https://www.hankyung.com/article/202609144246i</w:t>
         </w:r>
       </w:hyperlink>
     </w:p>
@@ -379,7 +319,52 @@
       <w:pPr>
         <w:spacing w:after="80"/>
       </w:pPr>
-      <w:hyperlink w:history="1" r:id="rIdkop4rkg8l9fb-udotyrvc">
+      <w:hyperlink w:history="1" r:id="rIdl_pdmwygolk7dwutw6wfk">
+        <w:r>
+          <w:rPr>
+            <w:rStyle w:val="Hyperlink"/>
+            <w:sz w:val="18"/>
+            <w:szCs w:val="18"/>
+          </w:rPr>
+          <w:t xml:space="preserve">김승원 청문회 - 네이트뉴스 — https://m.news.nate.com/view/20260915n32161</w:t>
+        </w:r>
+      </w:hyperlink>
+    </w:p>
+    <w:p>
+      <w:pPr>
+        <w:spacing w:after="80"/>
+      </w:pPr>
+      <w:hyperlink w:history="1" r:id="rIdyfdapi7xgk9jxd2gvke9g">
+        <w:r>
+          <w:rPr>
+            <w:rStyle w:val="Hyperlink"/>
+            <w:sz w:val="18"/>
+            <w:szCs w:val="18"/>
+          </w:rPr>
+          <w:t xml:space="preserve">이형일 청문회 모두발언 - 뉴스핌 — https://www.newspim.com/news/view/20260915000625</w:t>
+        </w:r>
+      </w:hyperlink>
+    </w:p>
+    <w:p>
+      <w:pPr>
+        <w:spacing w:after="80"/>
+      </w:pPr>
+      <w:hyperlink w:history="1" r:id="rIdkpdpkva6tyxbcxaczc0ml">
+        <w:r>
+          <w:rPr>
+            <w:rStyle w:val="Hyperlink"/>
+            <w:sz w:val="18"/>
+            <w:szCs w:val="18"/>
+          </w:rPr>
+          <w:t xml:space="preserve">이소영 청문회 - 뉴스핌 — https://www.newspim.com/news/view/20260915000640</w:t>
+        </w:r>
+      </w:hyperlink>
+    </w:p>
+    <w:p>
+      <w:pPr>
+        <w:spacing w:after="80"/>
+      </w:pPr>
+      <w:hyperlink w:history="1" r:id="rId9nbii6srdapqqhlwpvz_9">
         <w:r>
           <w:rPr>
             <w:rStyle w:val="Hyperlink"/>
@@ -387,51 +372,6 @@
             <w:szCs w:val="18"/>
           </w:rPr>
           <w:t xml:space="preserve">인사청문 슈퍼위크 개막 - 경향신문 — https://www.khan.co.kr/article/202609141743001/</w:t>
-        </w:r>
-      </w:hyperlink>
-    </w:p>
-    <w:p>
-      <w:pPr>
-        <w:spacing w:after="80"/>
-      </w:pPr>
-      <w:hyperlink w:history="1" r:id="rId8cz2brwsan3nekbhqill0">
-        <w:r>
-          <w:rPr>
-            <w:rStyle w:val="Hyperlink"/>
-            <w:sz w:val="18"/>
-            <w:szCs w:val="18"/>
-          </w:rPr>
-          <w:t xml:space="preserve">용혜인 자진 사퇴 - 디지털타임스 — https://www.dt.co.kr/article/12083697</w:t>
-        </w:r>
-      </w:hyperlink>
-    </w:p>
-    <w:p>
-      <w:pPr>
-        <w:spacing w:after="80"/>
-      </w:pPr>
-      <w:hyperlink w:history="1" r:id="rIddaqnzywnuy0zlvm9jcvjn">
-        <w:r>
-          <w:rPr>
-            <w:rStyle w:val="Hyperlink"/>
-            <w:sz w:val="18"/>
-            <w:szCs w:val="18"/>
-          </w:rPr>
-          <w:t xml:space="preserve">김승원 청문회 최대 격전지 - 신아일보 — https://www.shinailbo.co.kr/news/articleView.html?idxno=5061711</w:t>
-        </w:r>
-      </w:hyperlink>
-    </w:p>
-    <w:p>
-      <w:pPr>
-        <w:spacing w:after="80"/>
-      </w:pPr>
-      <w:hyperlink w:history="1" r:id="rIdbsj8ozfwdcfeqj6kisttk">
-        <w:r>
-          <w:rPr>
-            <w:rStyle w:val="Hyperlink"/>
-            <w:sz w:val="18"/>
-            <w:szCs w:val="18"/>
-          </w:rPr>
-          <w:t xml:space="preserve">오늘의 국회일정(9/15) - 문화투데이 — https://www.munhwatoday.co.kr/news/article.html?no=175849</w:t>
         </w:r>
       </w:hyperlink>
     </w:p>

--- a/05-Routines/오늘의 뉴스 요약.docx
+++ b/05-Routines/오늘의 뉴스 요약.docx
@@ -21,7 +21,7 @@
           <w:sz w:val="22"/>
           <w:szCs w:val="22"/>
         </w:rPr>
-        <w:t xml:space="preserve">2026년 9월 16일 (수)</w:t>
+        <w:t xml:space="preserve">2026년 9월 17일 (목)</w:t>
       </w:r>
     </w:p>
     <w:p>
@@ -50,19 +50,19 @@
           <w:b/>
           <w:bCs/>
         </w:rPr>
-        <w:t xml:space="preserve">코스피 4거래일 연속 하락, 6,627.26 마감. </w:t>
-      </w:r>
-      <w:r>
-        <w:t xml:space="preserve">미국 10년물 국채금리 5% 재돌파, 국제유가 100달러 돌파, FOMC 불확실성이 겹치며 외국인·기관이 동반 매도했습니다.  </w:t>
-      </w:r>
-      <w:hyperlink w:history="1" r:id="rId4x71piuf5cjifpjgaekl6">
-        <w:r>
-          <w:rPr>
-            <w:rStyle w:val="Hyperlink"/>
-            <w:sz w:val="18"/>
-            <w:szCs w:val="18"/>
-          </w:rPr>
-          <w:t xml:space="preserve">[자세히 보기: Investing.com]</w:t>
+        <w:t xml:space="preserve">코스피, 美 FOMC 결과 기다리며 박스권 횡보. </w:t>
+      </w:r>
+      <w:r>
+        <w:t xml:space="preserve">15일 6,627.26으로 마감(4거래일 연속 하락)한 이후, 오늘 새벽 발표되는 미국 금리 결정을 기다리며 관망세를 보이고 있습니다.  </w:t>
+      </w:r>
+      <w:hyperlink w:history="1" r:id="rId06csnirts8_hciazrcel2">
+        <w:r>
+          <w:rPr>
+            <w:rStyle w:val="Hyperlink"/>
+            <w:sz w:val="18"/>
+            <w:szCs w:val="18"/>
+          </w:rPr>
+          <w:t xml:space="preserve">[자세히 보기: 서울신문]</w:t>
         </w:r>
       </w:hyperlink>
     </w:p>
@@ -80,19 +80,19 @@
           <w:b/>
           <w:bCs/>
         </w:rPr>
-        <w:t xml:space="preserve">미국 10년물 국채금리 5% 재돌파, 국제유가 100달러 돌파. </w:t>
-      </w:r>
-      <w:r>
-        <w:t xml:space="preserve">고금리가 계속될 거란 우려와, 수입 물가 부담·인플레이션 재점화 우려가 함께 커지고 있습니다.  </w:t>
-      </w:r>
-      <w:hyperlink w:history="1" r:id="rId5ewsjsibjaptlginuxgp2">
-        <w:r>
-          <w:rPr>
-            <w:rStyle w:val="Hyperlink"/>
-            <w:sz w:val="18"/>
-            <w:szCs w:val="18"/>
-          </w:rPr>
-          <w:t xml:space="preserve">[자세히 보기: 머니투데이]</w:t>
+        <w:t xml:space="preserve">미 FOMC, 오늘 새벽 3시 금리 결정 발표. </w:t>
+      </w:r>
+      <w:r>
+        <w:t xml:space="preserve">0.25%포인트 인상 확률이 94.5%까지 올랐습니다. 현재 미국 기준금리는 연 3.50~3.75%입니다.  </w:t>
+      </w:r>
+      <w:hyperlink w:history="1" r:id="rIdg2zgypm7jlvgljyrdjblr">
+        <w:r>
+          <w:rPr>
+            <w:rStyle w:val="Hyperlink"/>
+            <w:sz w:val="18"/>
+            <w:szCs w:val="18"/>
+          </w:rPr>
+          <w:t xml:space="preserve">[자세히 보기: EBC Financial Group]</w:t>
         </w:r>
       </w:hyperlink>
     </w:p>
@@ -110,33 +110,21 @@
           <w:b/>
           <w:bCs/>
         </w:rPr>
-        <w:t xml:space="preserve">오늘 미국 FOMC(9/15~16) 개막, 금리 인상 확률 92.4%. </w:t>
-      </w:r>
-      <w:r>
-        <w:t xml:space="preserve">시카고상품거래소(CME) 페드워치 기준, 이번 회의에서 기준금리를 0.25%포인트 올릴 가능성이 매우 높게 점쳐지고 있습니다. 공식 결과는 한국시간 9월 17일 새벽 발표 예정입니다.  </w:t>
-      </w:r>
-      <w:hyperlink w:history="1" r:id="rIdf2ok00browiozczp7hqup">
-        <w:r>
-          <w:rPr>
-            <w:rStyle w:val="Hyperlink"/>
-            <w:sz w:val="18"/>
-            <w:szCs w:val="18"/>
-          </w:rPr>
-          <w:t xml:space="preserve">[자세히 보기: 한국경제]</w:t>
-        </w:r>
-      </w:hyperlink>
-    </w:p>
-    <w:p>
-      <w:pPr>
-        <w:pStyle w:val="Heading1"/>
-        <w:pBdr>
-          <w:bottom w:val="single" w:color="999999" w:sz="6" w:space="4"/>
-        </w:pBdr>
-        <w:spacing w:after="200" w:before="400"/>
-      </w:pPr>
-      <w:r>
-        <w:t xml:space="preserve">정치 ('인사청문 슈퍼위크')</w:t>
-      </w:r>
+        <w:t xml:space="preserve">'금리 인상=악재' 공식이 이번엔 깨질 수도 있다는 분석. </w:t>
+      </w:r>
+      <w:r>
+        <w:t xml:space="preserve">과거(1997년 3월, 2015년 12월) 사례를 보면, 금리 인상 직후엔 국채금리가 오르며 증시가 약세였지만 한 달 뒤엔 금리가 다시 떨어지며 반등하는 흐름이 있었습니다.  </w:t>
+      </w:r>
+      <w:hyperlink w:history="1" r:id="rIdv97siqhmk1b7hgbts44wg">
+        <w:r>
+          <w:rPr>
+            <w:rStyle w:val="Hyperlink"/>
+            <w:sz w:val="18"/>
+            <w:szCs w:val="18"/>
+          </w:rPr>
+          <w:t xml:space="preserve">[자세히 보기: 이데일리]</w:t>
+        </w:r>
+      </w:hyperlink>
     </w:p>
     <w:p>
       <w:pPr>
@@ -152,21 +140,33 @@
           <w:b/>
           <w:bCs/>
         </w:rPr>
-        <w:t xml:space="preserve">김승원 법무부 장관 후보자 청문회, 고성으로 시작. </w:t>
-      </w:r>
-      <w:r>
-        <w:t xml:space="preserve">가족들이 근무하는 발달장애 아동 조합의 '가족기업' 의혹과 '신약 임상승인 청탁' 의혹을 두고 여야가 날선 공방을 벌였습니다. 야당은 부정 청탁·주가조작 관여 의혹까지 제기하며 총공세를 폈고, 여당은 적극 엄호했습니다.  </w:t>
-      </w:r>
-      <w:hyperlink w:history="1" r:id="rId-lpnztd-29yywds1grpoa">
-        <w:r>
-          <w:rPr>
-            <w:rStyle w:val="Hyperlink"/>
-            <w:sz w:val="18"/>
-            <w:szCs w:val="18"/>
-          </w:rPr>
-          <w:t xml:space="preserve">[자세히 보기: 네이트뉴스]</w:t>
-        </w:r>
-      </w:hyperlink>
+        <w:t xml:space="preserve">반도체주가 코스피의 버팀목 역할. </w:t>
+      </w:r>
+      <w:r>
+        <w:t xml:space="preserve">금리 불확실성 속에서도 반도체 업황 기대감이 지수를 지지하고 있습니다.  </w:t>
+      </w:r>
+      <w:hyperlink w:history="1" r:id="rIdqbsezo3qtaydrwjhsyous">
+        <w:r>
+          <w:rPr>
+            <w:rStyle w:val="Hyperlink"/>
+            <w:sz w:val="18"/>
+            <w:szCs w:val="18"/>
+          </w:rPr>
+          <w:t xml:space="preserve">[자세히 보기: Investing.com]</w:t>
+        </w:r>
+      </w:hyperlink>
+    </w:p>
+    <w:p>
+      <w:pPr>
+        <w:pStyle w:val="Heading1"/>
+        <w:pBdr>
+          <w:bottom w:val="single" w:color="999999" w:sz="6" w:space="4"/>
+        </w:pBdr>
+        <w:spacing w:after="200" w:before="400"/>
+      </w:pPr>
+      <w:r>
+        <w:t xml:space="preserve">정치</w:t>
+      </w:r>
     </w:p>
     <w:p>
       <w:pPr>
@@ -182,19 +182,19 @@
           <w:b/>
           <w:bCs/>
         </w:rPr>
-        <w:t xml:space="preserve">이형일 부총리 겸 재정경제부 장관 후보자 청문회. </w:t>
-      </w:r>
-      <w:r>
-        <w:t xml:space="preserve">'과천 실거주 4개월'에 대해 송구하다는 입장을 밝히며, 세제·대미투자·미래기금 관련 기존 정책 기조를 재확인했습니다.  </w:t>
-      </w:r>
-      <w:hyperlink w:history="1" r:id="rIdrjw_tsu6rqobdce4w-pnd">
-        <w:r>
-          <w:rPr>
-            <w:rStyle w:val="Hyperlink"/>
-            <w:sz w:val="18"/>
-            <w:szCs w:val="18"/>
-          </w:rPr>
-          <w:t xml:space="preserve">[자세히 보기: 뉴스핌]</w:t>
+        <w:t xml:space="preserve">오늘 NSC 상임위, 호르무즈 파병은 공식 의제서 빠질 듯. </w:t>
+      </w:r>
+      <w:r>
+        <w:t xml:space="preserve">국방부가 UAE에 조사단을 보내는 등 속도를 내는 듯했지만, 국내 반대 여론과 대통령 지지율 하락이 겹치면서 '신중 검토' 쪽으로 무게가 옮겨가고 있습니다.  </w:t>
+      </w:r>
+      <w:hyperlink w:history="1" r:id="rIdfvfbpxy9_kllp1phspyjl">
+        <w:r>
+          <w:rPr>
+            <w:rStyle w:val="Hyperlink"/>
+            <w:sz w:val="18"/>
+            <w:szCs w:val="18"/>
+          </w:rPr>
+          <w:t xml:space="preserve">[자세히 보기: 아시아투데이]</w:t>
         </w:r>
       </w:hyperlink>
     </w:p>
@@ -212,19 +212,19 @@
           <w:b/>
           <w:bCs/>
         </w:rPr>
-        <w:t xml:space="preserve">이소영 중소벤처기업부 장관 후보자 청문회. </w:t>
-      </w:r>
-      <w:r>
-        <w:t xml:space="preserve">청탁입법 등 제기된 의혹을 해명했고, 대통령 연임 관련 질문에는 선을 그었습니다.  </w:t>
-      </w:r>
-      <w:hyperlink w:history="1" r:id="rIdr6ewglqermxnqp4mwrwz1">
-        <w:r>
-          <w:rPr>
-            <w:rStyle w:val="Hyperlink"/>
-            <w:sz w:val="18"/>
-            <w:szCs w:val="18"/>
-          </w:rPr>
-          <w:t xml:space="preserve">[자세히 보기: 뉴스핌]</w:t>
+        <w:t xml:space="preserve">참여연대, 청와대 앞 파병 반대 기자회견. </w:t>
+      </w:r>
+      <w:r>
+        <w:t xml:space="preserve">'파병은 명분도 실리도 없는 위험한 선택'이라며 반발했습니다. 이재명 대통령은 내일(18일) 기자회견에서 입장을 밝힐 것으로 예상됩니다.  </w:t>
+      </w:r>
+      <w:hyperlink w:history="1" r:id="rIdew-usnefgetktqwl714dq">
+        <w:r>
+          <w:rPr>
+            <w:rStyle w:val="Hyperlink"/>
+            <w:sz w:val="18"/>
+            <w:szCs w:val="18"/>
+          </w:rPr>
+          <w:t xml:space="preserve">[자세히 보기: 참여연대]</w:t>
         </w:r>
       </w:hyperlink>
     </w:p>
@@ -242,19 +242,49 @@
           <w:b/>
           <w:bCs/>
         </w:rPr>
-        <w:t xml:space="preserve">인사청문 슈퍼위크 계속 진행. </w:t>
-      </w:r>
-      <w:r>
-        <w:t xml:space="preserve">지난 13일 용혜인 후보자가 자진 사퇴한 가운데, 나머지 후보자들에 대한 검증이 이어지고 있습니다.  </w:t>
-      </w:r>
-      <w:hyperlink w:history="1" r:id="rIdiryf53l3g7t7izki5nuau">
-        <w:r>
-          <w:rPr>
-            <w:rStyle w:val="Hyperlink"/>
-            <w:sz w:val="18"/>
-            <w:szCs w:val="18"/>
-          </w:rPr>
-          <w:t xml:space="preserve">[자세히 보기: 경향신문]</w:t>
+        <w:t xml:space="preserve">민주당 법사위, 김승원 청문보고서 채택 강행 방침. </w:t>
+      </w:r>
+      <w:r>
+        <w:t xml:space="preserve">서영교 법사위원장은 '중대한 결격 사유가 확인되지 않았다'며 추석 전 채택을 마무리하겠다고 밝혔습니다. 보고서 송부 시한은 22일까지입니다.  </w:t>
+      </w:r>
+      <w:hyperlink w:history="1" r:id="rIdzyqrtu2smffcgros21yl6">
+        <w:r>
+          <w:rPr>
+            <w:rStyle w:val="Hyperlink"/>
+            <w:sz w:val="18"/>
+            <w:szCs w:val="18"/>
+          </w:rPr>
+          <w:t xml:space="preserve">[자세히 보기: 머니투데이]</w:t>
+        </w:r>
+      </w:hyperlink>
+    </w:p>
+    <w:p>
+      <w:pPr>
+        <w:pStyle w:val="ListParagraph"/>
+        <w:numPr>
+          <w:ilvl w:val="0"/>
+          <w:numId w:val="2"/>
+        </w:numPr>
+        <w:spacing w:after="160"/>
+      </w:pPr>
+      <w:r>
+        <w:rPr>
+          <w:b/>
+          <w:bCs/>
+        </w:rPr>
+        <w:t xml:space="preserve">국민의힘, 임명 강행 시 22일부터 장외투쟁 예고. </w:t>
+      </w:r>
+      <w:r>
+        <w:t xml:space="preserve">김승원 후보자 임명을 강행할 경우 정권 실정 규탄대회를 시작으로 강하게 반발하겠다는 방침입니다.  </w:t>
+      </w:r>
+      <w:hyperlink w:history="1" r:id="rIdkhf--fnejj2xgwuh3bf9c">
+        <w:r>
+          <w:rPr>
+            <w:rStyle w:val="Hyperlink"/>
+            <w:sz w:val="18"/>
+            <w:szCs w:val="18"/>
+          </w:rPr>
+          <w:t xml:space="preserve">[자세히 보기: 서울신문]</w:t>
         </w:r>
       </w:hyperlink>
     </w:p>
@@ -274,14 +304,14 @@
       <w:pPr>
         <w:spacing w:after="80"/>
       </w:pPr>
-      <w:hyperlink w:history="1" r:id="rIdl2vrcdfqnst7gdsgeddz2">
-        <w:r>
-          <w:rPr>
-            <w:rStyle w:val="Hyperlink"/>
-            <w:sz w:val="18"/>
-            <w:szCs w:val="18"/>
-          </w:rPr>
-          <w:t xml:space="preserve">코스피 3% 급락·FOMC 전망 - Investing.com — https://kr.investing.com/news/stock-market-news/article-2092883</w:t>
+      <w:hyperlink w:history="1" r:id="rIdthus64o_wgbytb0sbbj6o">
+        <w:r>
+          <w:rPr>
+            <w:rStyle w:val="Hyperlink"/>
+            <w:sz w:val="18"/>
+            <w:szCs w:val="18"/>
+          </w:rPr>
+          <w:t xml:space="preserve">美 FOMC만 보는 박스권 코스피 - 서울신문 — https://www.seoul.co.kr/news/economy/securities/2026/09/17/20260917031006</w:t>
         </w:r>
       </w:hyperlink>
     </w:p>
@@ -289,14 +319,14 @@
       <w:pPr>
         <w:spacing w:after="80"/>
       </w:pPr>
-      <w:hyperlink w:history="1" r:id="rIdei4tn6tkfklmccrihh8ox">
-        <w:r>
-          <w:rPr>
-            <w:rStyle w:val="Hyperlink"/>
-            <w:sz w:val="18"/>
-            <w:szCs w:val="18"/>
-          </w:rPr>
-          <w:t xml:space="preserve">갈팡질팡 코스피 - 머니투데이 — https://www.mt.co.kr/stock/2026/09/15/2026091511434533009</w:t>
+      <w:hyperlink w:history="1" r:id="rIdau6p7xxcbbogvtgxdxv67">
+        <w:r>
+          <w:rPr>
+            <w:rStyle w:val="Hyperlink"/>
+            <w:sz w:val="18"/>
+            <w:szCs w:val="18"/>
+          </w:rPr>
+          <w:t xml:space="preserve">FOMC 한국시간·점도표 - EBC — https://www.ebc.com/kr/forex/312137.html</w:t>
         </w:r>
       </w:hyperlink>
     </w:p>
@@ -304,14 +334,14 @@
       <w:pPr>
         <w:spacing w:after="80"/>
       </w:pPr>
-      <w:hyperlink w:history="1" r:id="rId3yfwyiqr4hi4fegq_yqg8">
-        <w:r>
-          <w:rPr>
-            <w:rStyle w:val="Hyperlink"/>
-            <w:sz w:val="18"/>
-            <w:szCs w:val="18"/>
-          </w:rPr>
-          <w:t xml:space="preserve">FOMC 향방 - 한국경제 — https://www.hankyung.com/article/202609144246i</w:t>
+      <w:hyperlink w:history="1" r:id="rId9yjkh0lekpvlfgv9xsdm_">
+        <w:r>
+          <w:rPr>
+            <w:rStyle w:val="Hyperlink"/>
+            <w:sz w:val="18"/>
+            <w:szCs w:val="18"/>
+          </w:rPr>
+          <w:t xml:space="preserve">'금리인상=악재' 공식 깨지나 - 이데일리 — https://www.edaily.co.kr/News/Read?newsId=03683446645580120</w:t>
         </w:r>
       </w:hyperlink>
     </w:p>
@@ -319,14 +349,14 @@
       <w:pPr>
         <w:spacing w:after="80"/>
       </w:pPr>
-      <w:hyperlink w:history="1" r:id="rIdl_pdmwygolk7dwutw6wfk">
-        <w:r>
-          <w:rPr>
-            <w:rStyle w:val="Hyperlink"/>
-            <w:sz w:val="18"/>
-            <w:szCs w:val="18"/>
-          </w:rPr>
-          <w:t xml:space="preserve">김승원 청문회 - 네이트뉴스 — https://m.news.nate.com/view/20260915n32161</w:t>
+      <w:hyperlink w:history="1" r:id="rId4fkfqyo9kpyxuuxic7g8a">
+        <w:r>
+          <w:rPr>
+            <w:rStyle w:val="Hyperlink"/>
+            <w:sz w:val="18"/>
+            <w:szCs w:val="18"/>
+          </w:rPr>
+          <w:t xml:space="preserve">반도체가 버팀목 - Investing.com — https://kr.investing.com/news/stock-market-news/article-2092616</w:t>
         </w:r>
       </w:hyperlink>
     </w:p>
@@ -334,14 +364,14 @@
       <w:pPr>
         <w:spacing w:after="80"/>
       </w:pPr>
-      <w:hyperlink w:history="1" r:id="rIdyfdapi7xgk9jxd2gvke9g">
-        <w:r>
-          <w:rPr>
-            <w:rStyle w:val="Hyperlink"/>
-            <w:sz w:val="18"/>
-            <w:szCs w:val="18"/>
-          </w:rPr>
-          <w:t xml:space="preserve">이형일 청문회 모두발언 - 뉴스핌 — https://www.newspim.com/news/view/20260915000625</w:t>
+      <w:hyperlink w:history="1" r:id="rIdfpkprjaajsflriy0poudz">
+        <w:r>
+          <w:rPr>
+            <w:rStyle w:val="Hyperlink"/>
+            <w:sz w:val="18"/>
+            <w:szCs w:val="18"/>
+          </w:rPr>
+          <w:t xml:space="preserve">호르무즈 파병 논의 보류 - 아시아투데이 — https://www.asiatoday.co.kr/kn/view.php?key=20260916010006290</w:t>
         </w:r>
       </w:hyperlink>
     </w:p>
@@ -349,14 +379,14 @@
       <w:pPr>
         <w:spacing w:after="80"/>
       </w:pPr>
-      <w:hyperlink w:history="1" r:id="rIdkpdpkva6tyxbcxaczc0ml">
-        <w:r>
-          <w:rPr>
-            <w:rStyle w:val="Hyperlink"/>
-            <w:sz w:val="18"/>
-            <w:szCs w:val="18"/>
-          </w:rPr>
-          <w:t xml:space="preserve">이소영 청문회 - 뉴스핌 — https://www.newspim.com/news/view/20260915000640</w:t>
+      <w:hyperlink w:history="1" r:id="rIdisi5u0naht06hbd-oeaw7">
+        <w:r>
+          <w:rPr>
+            <w:rStyle w:val="Hyperlink"/>
+            <w:sz w:val="18"/>
+            <w:szCs w:val="18"/>
+          </w:rPr>
+          <w:t xml:space="preserve">파병 반대 기자회견 - 참여연대 — https://peoplepower21.org/peace/2029427</w:t>
         </w:r>
       </w:hyperlink>
     </w:p>
@@ -364,14 +394,29 @@
       <w:pPr>
         <w:spacing w:after="80"/>
       </w:pPr>
-      <w:hyperlink w:history="1" r:id="rId9nbii6srdapqqhlwpvz_9">
-        <w:r>
-          <w:rPr>
-            <w:rStyle w:val="Hyperlink"/>
-            <w:sz w:val="18"/>
-            <w:szCs w:val="18"/>
-          </w:rPr>
-          <w:t xml:space="preserve">인사청문 슈퍼위크 개막 - 경향신문 — https://www.khan.co.kr/article/202609141743001/</w:t>
+      <w:hyperlink w:history="1" r:id="rIdyuv9jgqhaidbtl9fb4t28">
+        <w:r>
+          <w:rPr>
+            <w:rStyle w:val="Hyperlink"/>
+            <w:sz w:val="18"/>
+            <w:szCs w:val="18"/>
+          </w:rPr>
+          <w:t xml:space="preserve">김승원 청문보고서 채택 방침 - 머니투데이 — https://www.mt.co.kr/politics/2026/09/16/2026091616065142094</w:t>
+        </w:r>
+      </w:hyperlink>
+    </w:p>
+    <w:p>
+      <w:pPr>
+        <w:spacing w:after="80"/>
+      </w:pPr>
+      <w:hyperlink w:history="1" r:id="rIdmt0mzxickq9ige-tw3y0b">
+        <w:r>
+          <w:rPr>
+            <w:rStyle w:val="Hyperlink"/>
+            <w:sz w:val="18"/>
+            <w:szCs w:val="18"/>
+          </w:rPr>
+          <w:t xml:space="preserve">국민의힘 장외투쟁 예고 - 서울신문 — https://www.seoul.co.kr/news/politics/2026/09/17/20260917001005</w:t>
         </w:r>
       </w:hyperlink>
     </w:p>

--- a/05-Routines/오늘의 뉴스 요약.docx
+++ b/05-Routines/오늘의 뉴스 요약.docx
@@ -21,7 +21,7 @@
           <w:sz w:val="22"/>
           <w:szCs w:val="22"/>
         </w:rPr>
-        <w:t xml:space="preserve">2026년 9월 17일 (목)</w:t>
+        <w:t xml:space="preserve">2026년 9월 18일 (금)</w:t>
       </w:r>
     </w:p>
     <w:p>
@@ -50,19 +50,19 @@
           <w:b/>
           <w:bCs/>
         </w:rPr>
-        <w:t xml:space="preserve">코스피, 美 FOMC 결과 기다리며 박스권 횡보. </w:t>
-      </w:r>
-      <w:r>
-        <w:t xml:space="preserve">15일 6,627.26으로 마감(4거래일 연속 하락)한 이후, 오늘 새벽 발표되는 미국 금리 결정을 기다리며 관망세를 보이고 있습니다.  </w:t>
-      </w:r>
-      <w:hyperlink w:history="1" r:id="rId06csnirts8_hciazrcel2">
-        <w:r>
-          <w:rPr>
-            <w:rStyle w:val="Hyperlink"/>
-            <w:sz w:val="18"/>
-            <w:szCs w:val="18"/>
-          </w:rPr>
-          <w:t xml:space="preserve">[자세히 보기: 서울신문]</w:t>
+        <w:t xml:space="preserve">美 FOMC, 기준금리 0.25%포인트 인상(3.75%→4.00%) 만장일치 결정. </w:t>
+      </w:r>
+      <w:r>
+        <w:t xml:space="preserve">2023년 이후 3년 만의 금리 인상입니다. 점도표(연준 위원들의 향후 금리 전망치) 중앙값이 4.1%로 나와, 연내 추가 인상 가능성에 대한 경계감이 커졌습니다.  </w:t>
+      </w:r>
+      <w:hyperlink w:history="1" r:id="rIdyarqma7i3b94zhhj1mhve">
+        <w:r>
+          <w:rPr>
+            <w:rStyle w:val="Hyperlink"/>
+            <w:sz w:val="18"/>
+            <w:szCs w:val="18"/>
+          </w:rPr>
+          <w:t xml:space="preserve">[자세히 보기: 머니투데이]</w:t>
         </w:r>
       </w:hyperlink>
     </w:p>
@@ -80,19 +80,19 @@
           <w:b/>
           <w:bCs/>
         </w:rPr>
-        <w:t xml:space="preserve">미 FOMC, 오늘 새벽 3시 금리 결정 발표. </w:t>
-      </w:r>
-      <w:r>
-        <w:t xml:space="preserve">0.25%포인트 인상 확률이 94.5%까지 올랐습니다. 현재 미국 기준금리는 연 3.50~3.75%입니다.  </w:t>
-      </w:r>
-      <w:hyperlink w:history="1" r:id="rIdg2zgypm7jlvgljyrdjblr">
-        <w:r>
-          <w:rPr>
-            <w:rStyle w:val="Hyperlink"/>
-            <w:sz w:val="18"/>
-            <w:szCs w:val="18"/>
-          </w:rPr>
-          <w:t xml:space="preserve">[자세히 보기: EBC Financial Group]</w:t>
+        <w:t xml:space="preserve">간밤 뉴욕증시는 매파적(긴축적) 결과를 소화하며 약세 마감. </w:t>
+      </w:r>
+      <w:r>
+        <w:t xml:space="preserve">다우존스 -1.21%, S&amp;P500 -0.45%, 나스닥 -0.01%를 기록했습니다.  </w:t>
+      </w:r>
+      <w:hyperlink w:history="1" r:id="rIdmchxxx5tvbw8n2o5i8-nm">
+        <w:r>
+          <w:rPr>
+            <w:rStyle w:val="Hyperlink"/>
+            <w:sz w:val="18"/>
+            <w:szCs w:val="18"/>
+          </w:rPr>
+          <w:t xml:space="preserve">[자세히 보기: 아주경제]</w:t>
         </w:r>
       </w:hyperlink>
     </w:p>
@@ -110,19 +110,19 @@
           <w:b/>
           <w:bCs/>
         </w:rPr>
-        <w:t xml:space="preserve">'금리 인상=악재' 공식이 이번엔 깨질 수도 있다는 분석. </w:t>
-      </w:r>
-      <w:r>
-        <w:t xml:space="preserve">과거(1997년 3월, 2015년 12월) 사례를 보면, 금리 인상 직후엔 국채금리가 오르며 증시가 약세였지만 한 달 뒤엔 금리가 다시 떨어지며 반등하는 흐름이 있었습니다.  </w:t>
-      </w:r>
-      <w:hyperlink w:history="1" r:id="rIdv97siqhmk1b7hgbts44wg">
-        <w:r>
-          <w:rPr>
-            <w:rStyle w:val="Hyperlink"/>
-            <w:sz w:val="18"/>
-            <w:szCs w:val="18"/>
-          </w:rPr>
-          <w:t xml:space="preserve">[자세히 보기: 이데일리]</w:t>
+        <w:t xml:space="preserve">코스피는 오히려 0.91% 상승 출발, 6,779.02. </w:t>
+      </w:r>
+      <w:r>
+        <w:t xml:space="preserve">금리 인상이 상당 부분 미리 반영돼 있었던 데다, 국제유가 상승세도 진정되면서 국내 투자심리는 비교적 양호했습니다.  </w:t>
+      </w:r>
+      <w:hyperlink w:history="1" r:id="rIdonrxcosnowfpdj9vmbrqu">
+        <w:r>
+          <w:rPr>
+            <w:rStyle w:val="Hyperlink"/>
+            <w:sz w:val="18"/>
+            <w:szCs w:val="18"/>
+          </w:rPr>
+          <w:t xml:space="preserve">[자세히 보기: 헤럴드경제]</w:t>
         </w:r>
       </w:hyperlink>
     </w:p>
@@ -140,19 +140,19 @@
           <w:b/>
           <w:bCs/>
         </w:rPr>
-        <w:t xml:space="preserve">반도체주가 코스피의 버팀목 역할. </w:t>
-      </w:r>
-      <w:r>
-        <w:t xml:space="preserve">금리 불확실성 속에서도 반도체 업황 기대감이 지수를 지지하고 있습니다.  </w:t>
-      </w:r>
-      <w:hyperlink w:history="1" r:id="rIdqbsezo3qtaydrwjhsyous">
-        <w:r>
-          <w:rPr>
-            <w:rStyle w:val="Hyperlink"/>
-            <w:sz w:val="18"/>
-            <w:szCs w:val="18"/>
-          </w:rPr>
-          <w:t xml:space="preserve">[자세히 보기: Investing.com]</w:t>
+        <w:t xml:space="preserve">외국인 투자자는 7거래일째 순매도 지속. </w:t>
+      </w:r>
+      <w:r>
+        <w:t xml:space="preserve">지수는 버티고 있지만 외국인 자금은 계속 빠져나가는 모습입니다.  </w:t>
+      </w:r>
+      <w:hyperlink w:history="1" r:id="rIdxzmrchiqfccuh0t-kv6tp">
+        <w:r>
+          <w:rPr>
+            <w:rStyle w:val="Hyperlink"/>
+            <w:sz w:val="18"/>
+            <w:szCs w:val="18"/>
+          </w:rPr>
+          <w:t xml:space="preserve">[자세히 보기: 파이낸셜뉴스]</w:t>
         </w:r>
       </w:hyperlink>
     </w:p>
@@ -182,19 +182,19 @@
           <w:b/>
           <w:bCs/>
         </w:rPr>
-        <w:t xml:space="preserve">오늘 NSC 상임위, 호르무즈 파병은 공식 의제서 빠질 듯. </w:t>
-      </w:r>
-      <w:r>
-        <w:t xml:space="preserve">국방부가 UAE에 조사단을 보내는 등 속도를 내는 듯했지만, 국내 반대 여론과 대통령 지지율 하락이 겹치면서 '신중 검토' 쪽으로 무게가 옮겨가고 있습니다.  </w:t>
-      </w:r>
-      <w:hyperlink w:history="1" r:id="rIdfvfbpxy9_kllp1phspyjl">
-        <w:r>
-          <w:rPr>
-            <w:rStyle w:val="Hyperlink"/>
-            <w:sz w:val="18"/>
-            <w:szCs w:val="18"/>
-          </w:rPr>
-          <w:t xml:space="preserve">[자세히 보기: 아시아투데이]</w:t>
+        <w:t xml:space="preserve">이재명 대통령, 오늘 취임 후 7번째 기자회견. </w:t>
+      </w:r>
+      <w:r>
+        <w:t xml:space="preserve">오전 10시 청와대 영빈관에서 정치·외교, 경제·정책 2개 대주제로만 나눠 약 90분간, 특정 주제 없이 기자들의 자유 질문에 직접 답하는 방식으로 진행됩니다.  </w:t>
+      </w:r>
+      <w:hyperlink w:history="1" r:id="rId_cfczkmzs1titurvib583">
+        <w:r>
+          <w:rPr>
+            <w:rStyle w:val="Hyperlink"/>
+            <w:sz w:val="18"/>
+            <w:szCs w:val="18"/>
+          </w:rPr>
+          <w:t xml:space="preserve">[자세히 보기: 파이낸셜뉴스]</w:t>
         </w:r>
       </w:hyperlink>
     </w:p>
@@ -212,19 +212,19 @@
           <w:b/>
           <w:bCs/>
         </w:rPr>
-        <w:t xml:space="preserve">참여연대, 청와대 앞 파병 반대 기자회견. </w:t>
-      </w:r>
-      <w:r>
-        <w:t xml:space="preserve">'파병은 명분도 실리도 없는 위험한 선택'이라며 반발했습니다. 이재명 대통령은 내일(18일) 기자회견에서 입장을 밝힐 것으로 예상됩니다.  </w:t>
-      </w:r>
-      <w:hyperlink w:history="1" r:id="rIdew-usnefgetktqwl714dq">
-        <w:r>
-          <w:rPr>
-            <w:rStyle w:val="Hyperlink"/>
-            <w:sz w:val="18"/>
-            <w:szCs w:val="18"/>
-          </w:rPr>
-          <w:t xml:space="preserve">[자세히 보기: 참여연대]</w:t>
+        <w:t xml:space="preserve">공소취소·연임개헌·인사 논란·호르무즈 파병 등 주요 현안 직접 언급 예상. </w:t>
+      </w:r>
+      <w:r>
+        <w:t xml:space="preserve">장관 후보자 인선 논란, 부동산 정책, 대미 투자 등도 폭넓게 다뤄질 전망입니다.  </w:t>
+      </w:r>
+      <w:hyperlink w:history="1" r:id="rIdqqsgtatvt1vxxatxqgpaj">
+        <w:r>
+          <w:rPr>
+            <w:rStyle w:val="Hyperlink"/>
+            <w:sz w:val="18"/>
+            <w:szCs w:val="18"/>
+          </w:rPr>
+          <w:t xml:space="preserve">[자세히 보기: 파이낸셜뉴스]</w:t>
         </w:r>
       </w:hyperlink>
     </w:p>
@@ -242,49 +242,19 @@
           <w:b/>
           <w:bCs/>
         </w:rPr>
-        <w:t xml:space="preserve">민주당 법사위, 김승원 청문보고서 채택 강행 방침. </w:t>
-      </w:r>
-      <w:r>
-        <w:t xml:space="preserve">서영교 법사위원장은 '중대한 결격 사유가 확인되지 않았다'며 추석 전 채택을 마무리하겠다고 밝혔습니다. 보고서 송부 시한은 22일까지입니다.  </w:t>
-      </w:r>
-      <w:hyperlink w:history="1" r:id="rIdzyqrtu2smffcgros21yl6">
-        <w:r>
-          <w:rPr>
-            <w:rStyle w:val="Hyperlink"/>
-            <w:sz w:val="18"/>
-            <w:szCs w:val="18"/>
-          </w:rPr>
-          <w:t xml:space="preserve">[자세히 보기: 머니투데이]</w:t>
-        </w:r>
-      </w:hyperlink>
-    </w:p>
-    <w:p>
-      <w:pPr>
-        <w:pStyle w:val="ListParagraph"/>
-        <w:numPr>
-          <w:ilvl w:val="0"/>
-          <w:numId w:val="2"/>
-        </w:numPr>
-        <w:spacing w:after="160"/>
-      </w:pPr>
-      <w:r>
-        <w:rPr>
-          <w:b/>
-          <w:bCs/>
-        </w:rPr>
-        <w:t xml:space="preserve">국민의힘, 임명 강행 시 22일부터 장외투쟁 예고. </w:t>
-      </w:r>
-      <w:r>
-        <w:t xml:space="preserve">김승원 후보자 임명을 강행할 경우 정권 실정 규탄대회를 시작으로 강하게 반발하겠다는 방침입니다.  </w:t>
-      </w:r>
-      <w:hyperlink w:history="1" r:id="rIdkhf--fnejj2xgwuh3bf9c">
-        <w:r>
-          <w:rPr>
-            <w:rStyle w:val="Hyperlink"/>
-            <w:sz w:val="18"/>
-            <w:szCs w:val="18"/>
-          </w:rPr>
-          <w:t xml:space="preserve">[자세히 보기: 서울신문]</w:t>
+        <w:t xml:space="preserve">기자회견 직후 한미 외교장관회담 예정. </w:t>
+      </w:r>
+      <w:r>
+        <w:t xml:space="preserve">대통령이 호르무즈 파병 관련 입장을 밝힐 경우, 한미 간 논의가 곧바로 구체화될 가능성이 있습니다.  </w:t>
+      </w:r>
+      <w:hyperlink w:history="1" r:id="rIddjunnxhcxr7rohk4ofzd7">
+        <w:r>
+          <w:rPr>
+            <w:rStyle w:val="Hyperlink"/>
+            <w:sz w:val="18"/>
+            <w:szCs w:val="18"/>
+          </w:rPr>
+          <w:t xml:space="preserve">[자세히 보기: 경북일보]</w:t>
         </w:r>
       </w:hyperlink>
     </w:p>
@@ -304,14 +274,14 @@
       <w:pPr>
         <w:spacing w:after="80"/>
       </w:pPr>
-      <w:hyperlink w:history="1" r:id="rIdthus64o_wgbytb0sbbj6o">
-        <w:r>
-          <w:rPr>
-            <w:rStyle w:val="Hyperlink"/>
-            <w:sz w:val="18"/>
-            <w:szCs w:val="18"/>
-          </w:rPr>
-          <w:t xml:space="preserve">美 FOMC만 보는 박스권 코스피 - 서울신문 — https://www.seoul.co.kr/news/economy/securities/2026/09/17/20260917031006</w:t>
+      <w:hyperlink w:history="1" r:id="rIdi88fsycqjsia-6m-bk7rq">
+        <w:r>
+          <w:rPr>
+            <w:rStyle w:val="Hyperlink"/>
+            <w:sz w:val="18"/>
+            <w:szCs w:val="18"/>
+          </w:rPr>
+          <w:t xml:space="preserve">9월 FOMC가 증시에 부담된 이유 - 머니투데이 — https://www.mt.co.kr/stock/2026/09/17/2026091715275333449</w:t>
         </w:r>
       </w:hyperlink>
     </w:p>
@@ -319,14 +289,14 @@
       <w:pPr>
         <w:spacing w:after="80"/>
       </w:pPr>
-      <w:hyperlink w:history="1" r:id="rIdau6p7xxcbbogvtgxdxv67">
-        <w:r>
-          <w:rPr>
-            <w:rStyle w:val="Hyperlink"/>
-            <w:sz w:val="18"/>
-            <w:szCs w:val="18"/>
-          </w:rPr>
-          <w:t xml:space="preserve">FOMC 한국시간·점도표 - EBC — https://www.ebc.com/kr/forex/312137.html</w:t>
+      <w:hyperlink w:history="1" r:id="rIdx0tciz5jqebknnby3wavi">
+        <w:r>
+          <w:rPr>
+            <w:rStyle w:val="Hyperlink"/>
+            <w:sz w:val="18"/>
+            <w:szCs w:val="18"/>
+          </w:rPr>
+          <w:t xml:space="preserve">코스피 개장시황 - 아주경제 — https://www.ajunews.com/view/20260917092256147</w:t>
         </w:r>
       </w:hyperlink>
     </w:p>
@@ -334,14 +304,14 @@
       <w:pPr>
         <w:spacing w:after="80"/>
       </w:pPr>
-      <w:hyperlink w:history="1" r:id="rId9yjkh0lekpvlfgv9xsdm_">
-        <w:r>
-          <w:rPr>
-            <w:rStyle w:val="Hyperlink"/>
-            <w:sz w:val="18"/>
-            <w:szCs w:val="18"/>
-          </w:rPr>
-          <w:t xml:space="preserve">'금리인상=악재' 공식 깨지나 - 이데일리 — https://www.edaily.co.kr/News/Read?newsId=03683446645580120</w:t>
+      <w:hyperlink w:history="1" r:id="rIdddg5_crci8ccndmfio-vr">
+        <w:r>
+          <w:rPr>
+            <w:rStyle w:val="Hyperlink"/>
+            <w:sz w:val="18"/>
+            <w:szCs w:val="18"/>
+          </w:rPr>
+          <w:t xml:space="preserve">코스피 0.9% 상승 출발 - 헤럴드경제 — https://biz.heraldcorp.com/article/10876552</w:t>
         </w:r>
       </w:hyperlink>
     </w:p>
@@ -349,14 +319,14 @@
       <w:pPr>
         <w:spacing w:after="80"/>
       </w:pPr>
-      <w:hyperlink w:history="1" r:id="rId4fkfqyo9kpyxuuxic7g8a">
-        <w:r>
-          <w:rPr>
-            <w:rStyle w:val="Hyperlink"/>
-            <w:sz w:val="18"/>
-            <w:szCs w:val="18"/>
-          </w:rPr>
-          <w:t xml:space="preserve">반도체가 버팀목 - Investing.com — https://kr.investing.com/news/stock-market-news/article-2092616</w:t>
+      <w:hyperlink w:history="1" r:id="rIdcp7ipwghnlhuu7jozugfk">
+        <w:r>
+          <w:rPr>
+            <w:rStyle w:val="Hyperlink"/>
+            <w:sz w:val="18"/>
+            <w:szCs w:val="18"/>
+          </w:rPr>
+          <w:t xml:space="preserve">외국인 7거래일째 매도 - 파이낸셜뉴스 — https://www.fnnews.com/news/202609171027188143</w:t>
         </w:r>
       </w:hyperlink>
     </w:p>
@@ -364,14 +334,14 @@
       <w:pPr>
         <w:spacing w:after="80"/>
       </w:pPr>
-      <w:hyperlink w:history="1" r:id="rIdfpkprjaajsflriy0poudz">
-        <w:r>
-          <w:rPr>
-            <w:rStyle w:val="Hyperlink"/>
-            <w:sz w:val="18"/>
-            <w:szCs w:val="18"/>
-          </w:rPr>
-          <w:t xml:space="preserve">호르무즈 파병 논의 보류 - 아시아투데이 — https://www.asiatoday.co.kr/kn/view.php?key=20260916010006290</w:t>
+      <w:hyperlink w:history="1" r:id="rIdsvcygvsjmj9zsr9mhqthe">
+        <w:r>
+          <w:rPr>
+            <w:rStyle w:val="Hyperlink"/>
+            <w:sz w:val="18"/>
+            <w:szCs w:val="18"/>
+          </w:rPr>
+          <w:t xml:space="preserve">李대통령 7번째 기자회견 - 파이낸셜뉴스 — https://www.fnnews.com/news/202609180501564950</w:t>
         </w:r>
       </w:hyperlink>
     </w:p>
@@ -379,14 +349,14 @@
       <w:pPr>
         <w:spacing w:after="80"/>
       </w:pPr>
-      <w:hyperlink w:history="1" r:id="rIdisi5u0naht06hbd-oeaw7">
-        <w:r>
-          <w:rPr>
-            <w:rStyle w:val="Hyperlink"/>
-            <w:sz w:val="18"/>
-            <w:szCs w:val="18"/>
-          </w:rPr>
-          <w:t xml:space="preserve">파병 반대 기자회견 - 참여연대 — https://peoplepower21.org/peace/2029427</w:t>
+      <w:hyperlink w:history="1" r:id="rIddi7twh__iosxno-7swdjk">
+        <w:r>
+          <w:rPr>
+            <w:rStyle w:val="Hyperlink"/>
+            <w:sz w:val="18"/>
+            <w:szCs w:val="18"/>
+          </w:rPr>
+          <w:t xml:space="preserve">기자회견 D-1, 호르무즈 언급 주목 - 파이낸셜뉴스 — https://www.fnnews.com/news/202609171406577056</w:t>
         </w:r>
       </w:hyperlink>
     </w:p>
@@ -394,29 +364,14 @@
       <w:pPr>
         <w:spacing w:after="80"/>
       </w:pPr>
-      <w:hyperlink w:history="1" r:id="rIdyuv9jgqhaidbtl9fb4t28">
-        <w:r>
-          <w:rPr>
-            <w:rStyle w:val="Hyperlink"/>
-            <w:sz w:val="18"/>
-            <w:szCs w:val="18"/>
-          </w:rPr>
-          <w:t xml:space="preserve">김승원 청문보고서 채택 방침 - 머니투데이 — https://www.mt.co.kr/politics/2026/09/16/2026091616065142094</w:t>
-        </w:r>
-      </w:hyperlink>
-    </w:p>
-    <w:p>
-      <w:pPr>
-        <w:spacing w:after="80"/>
-      </w:pPr>
-      <w:hyperlink w:history="1" r:id="rIdmt0mzxickq9ige-tw3y0b">
-        <w:r>
-          <w:rPr>
-            <w:rStyle w:val="Hyperlink"/>
-            <w:sz w:val="18"/>
-            <w:szCs w:val="18"/>
-          </w:rPr>
-          <w:t xml:space="preserve">국민의힘 장외투쟁 예고 - 서울신문 — https://www.seoul.co.kr/news/politics/2026/09/17/20260917001005</w:t>
+      <w:hyperlink w:history="1" r:id="rIdlcekai5kczk_ghtdyh527">
+        <w:r>
+          <w:rPr>
+            <w:rStyle w:val="Hyperlink"/>
+            <w:sz w:val="18"/>
+            <w:szCs w:val="18"/>
+          </w:rPr>
+          <w:t xml:space="preserve">호르무즈 기여 압박 속 메시지 주목 - 경북일보 — https://www.kyongbuk.co.kr/news/articleView.html?idxno=4084401</w:t>
         </w:r>
       </w:hyperlink>
     </w:p>

--- a/05-Routines/오늘의 뉴스 요약.docx
+++ b/05-Routines/오늘의 뉴스 요약.docx
@@ -21,7 +21,20 @@
           <w:sz w:val="22"/>
           <w:szCs w:val="22"/>
         </w:rPr>
-        <w:t xml:space="preserve">2026년 9월 18일 (금)</w:t>
+        <w:t xml:space="preserve">2026년 9월 19일 (토)</w:t>
+      </w:r>
+    </w:p>
+    <w:p>
+      <w:pPr>
+        <w:spacing w:after="200"/>
+      </w:pPr>
+      <w:r>
+        <w:rPr>
+          <w:i/>
+          <w:iCs/>
+          <w:color w:val="555555"/>
+        </w:rPr>
+        <w:t xml:space="preserve">오늘은 주말이라 국회·증시 일정이 없어, 이번 주(9/14~9/18) 흐름을 정리했습니다.</w:t>
       </w:r>
     </w:p>
     <w:p>
@@ -33,7 +46,7 @@
         <w:spacing w:after="200" w:before="400"/>
       </w:pPr>
       <w:r>
-        <w:t xml:space="preserve">경제</w:t>
+        <w:t xml:space="preserve">경제 (주간 리뷰)</w:t>
       </w:r>
     </w:p>
     <w:p>
@@ -50,19 +63,19 @@
           <w:b/>
           <w:bCs/>
         </w:rPr>
-        <w:t xml:space="preserve">美 FOMC, 기준금리 0.25%포인트 인상(3.75%→4.00%) 만장일치 결정. </w:t>
-      </w:r>
-      <w:r>
-        <w:t xml:space="preserve">2023년 이후 3년 만의 금리 인상입니다. 점도표(연준 위원들의 향후 금리 전망치) 중앙값이 4.1%로 나와, 연내 추가 인상 가능성에 대한 경계감이 커졌습니다.  </w:t>
-      </w:r>
-      <w:hyperlink w:history="1" r:id="rIdyarqma7i3b94zhhj1mhve">
-        <w:r>
-          <w:rPr>
-            <w:rStyle w:val="Hyperlink"/>
-            <w:sz w:val="18"/>
-            <w:szCs w:val="18"/>
-          </w:rPr>
-          <w:t xml:space="preserve">[자세히 보기: 머니투데이]</w:t>
+        <w:t xml:space="preserve">이번 주 코스피 0.23%↓ 6,894.23 마감, 코스닥은 0.79%↑ 827.12. </w:t>
+      </w:r>
+      <w:r>
+        <w:t xml:space="preserve">주 초반과 후반의 흐름이 크게 엇갈린 한 주였습니다.  </w:t>
+      </w:r>
+      <w:hyperlink w:history="1" r:id="rIdkwylkw1jrgfrd1-y5fcko">
+        <w:r>
+          <w:rPr>
+            <w:rStyle w:val="Hyperlink"/>
+            <w:sz w:val="18"/>
+            <w:szCs w:val="18"/>
+          </w:rPr>
+          <w:t xml:space="preserve">[자세히 보기: 인포스탁]</w:t>
         </w:r>
       </w:hyperlink>
     </w:p>
@@ -80,19 +93,19 @@
           <w:b/>
           <w:bCs/>
         </w:rPr>
-        <w:t xml:space="preserve">간밤 뉴욕증시는 매파적(긴축적) 결과를 소화하며 약세 마감. </w:t>
-      </w:r>
-      <w:r>
-        <w:t xml:space="preserve">다우존스 -1.21%, S&amp;P500 -0.45%, 나스닥 -0.01%를 기록했습니다.  </w:t>
-      </w:r>
-      <w:hyperlink w:history="1" r:id="rIdmchxxx5tvbw8n2o5i8-nm">
-        <w:r>
-          <w:rPr>
-            <w:rStyle w:val="Hyperlink"/>
-            <w:sz w:val="18"/>
-            <w:szCs w:val="18"/>
-          </w:rPr>
-          <w:t xml:space="preserve">[자세히 보기: 아주경제]</w:t>
+        <w:t xml:space="preserve">주 초반, AI 속도조절론과 미국 금리인상 여파로 3%대 급락. </w:t>
+      </w:r>
+      <w:r>
+        <w:t xml:space="preserve">코스피가 6,600선까지 밀려났습니다.  </w:t>
+      </w:r>
+      <w:hyperlink w:history="1" r:id="rIdqhvethcm5fpzsalu2vvp9">
+        <w:r>
+          <w:rPr>
+            <w:rStyle w:val="Hyperlink"/>
+            <w:sz w:val="18"/>
+            <w:szCs w:val="18"/>
+          </w:rPr>
+          <w:t xml:space="preserve">[자세히 보기: 서플]</w:t>
         </w:r>
       </w:hyperlink>
     </w:p>
@@ -110,19 +123,19 @@
           <w:b/>
           <w:bCs/>
         </w:rPr>
-        <w:t xml:space="preserve">코스피는 오히려 0.91% 상승 출발, 6,779.02. </w:t>
-      </w:r>
-      <w:r>
-        <w:t xml:space="preserve">금리 인상이 상당 부분 미리 반영돼 있었던 데다, 국제유가 상승세도 진정되면서 국내 투자심리는 비교적 양호했습니다.  </w:t>
-      </w:r>
-      <w:hyperlink w:history="1" r:id="rIdonrxcosnowfpdj9vmbrqu">
-        <w:r>
-          <w:rPr>
-            <w:rStyle w:val="Hyperlink"/>
-            <w:sz w:val="18"/>
-            <w:szCs w:val="18"/>
-          </w:rPr>
-          <w:t xml:space="preserve">[자세히 보기: 헤럴드경제]</w:t>
+        <w:t xml:space="preserve">미 FOMC, 기준금리 0.25%포인트 인상(3.75%→4.00%). </w:t>
+      </w:r>
+      <w:r>
+        <w:t xml:space="preserve">2023년 이후 3년 만의 인상 결정이었습니다.  </w:t>
+      </w:r>
+      <w:hyperlink w:history="1" r:id="rIdkctsm3ou4iisx-nsr_i1s">
+        <w:r>
+          <w:rPr>
+            <w:rStyle w:val="Hyperlink"/>
+            <w:sz w:val="18"/>
+            <w:szCs w:val="18"/>
+          </w:rPr>
+          <w:t xml:space="preserve">[자세히 보기: 머니투데이]</w:t>
         </w:r>
       </w:hyperlink>
     </w:p>
@@ -140,33 +153,21 @@
           <w:b/>
           <w:bCs/>
         </w:rPr>
-        <w:t xml:space="preserve">외국인 투자자는 7거래일째 순매도 지속. </w:t>
-      </w:r>
-      <w:r>
-        <w:t xml:space="preserve">지수는 버티고 있지만 외국인 자금은 계속 빠져나가는 모습입니다.  </w:t>
-      </w:r>
-      <w:hyperlink w:history="1" r:id="rIdxzmrchiqfccuh0t-kv6tp">
-        <w:r>
-          <w:rPr>
-            <w:rStyle w:val="Hyperlink"/>
-            <w:sz w:val="18"/>
-            <w:szCs w:val="18"/>
-          </w:rPr>
-          <w:t xml:space="preserve">[자세히 보기: 파이낸셜뉴스]</w:t>
-        </w:r>
-      </w:hyperlink>
-    </w:p>
-    <w:p>
-      <w:pPr>
-        <w:pStyle w:val="Heading1"/>
-        <w:pBdr>
-          <w:bottom w:val="single" w:color="999999" w:sz="6" w:space="4"/>
-        </w:pBdr>
-        <w:spacing w:after="200" w:before="400"/>
-      </w:pPr>
-      <w:r>
-        <w:t xml:space="preserve">정치</w:t>
-      </w:r>
+        <w:t xml:space="preserve">주 후반 강한 반등, 18일 2.66% 급등하며 6,900선 턱밑까지 회복. </w:t>
+      </w:r>
+      <w:r>
+        <w:t xml:space="preserve">16일 1.37%, 18일 2.66% 오르며 초반 낙폭을 상당 부분 만회했습니다.  </w:t>
+      </w:r>
+      <w:hyperlink w:history="1" r:id="rIdoztjjhcn8nz4f82q_tj-o">
+        <w:r>
+          <w:rPr>
+            <w:rStyle w:val="Hyperlink"/>
+            <w:sz w:val="18"/>
+            <w:szCs w:val="18"/>
+          </w:rPr>
+          <w:t xml:space="preserve">[자세히 보기: 서플]</w:t>
+        </w:r>
+      </w:hyperlink>
     </w:p>
     <w:p>
       <w:pPr>
@@ -182,21 +183,33 @@
           <w:b/>
           <w:bCs/>
         </w:rPr>
-        <w:t xml:space="preserve">이재명 대통령, 오늘 취임 후 7번째 기자회견. </w:t>
-      </w:r>
-      <w:r>
-        <w:t xml:space="preserve">오전 10시 청와대 영빈관에서 정치·외교, 경제·정책 2개 대주제로만 나눠 약 90분간, 특정 주제 없이 기자들의 자유 질문에 직접 답하는 방식으로 진행됩니다.  </w:t>
-      </w:r>
-      <w:hyperlink w:history="1" r:id="rId_cfczkmzs1titurvib583">
-        <w:r>
-          <w:rPr>
-            <w:rStyle w:val="Hyperlink"/>
-            <w:sz w:val="18"/>
-            <w:szCs w:val="18"/>
-          </w:rPr>
-          <w:t xml:space="preserve">[자세히 보기: 파이낸셜뉴스]</w:t>
-        </w:r>
-      </w:hyperlink>
+        <w:t xml:space="preserve">다음 주 관전 포인트: 미·중 정상회담, AI 핵심기업 실적 발표. </w:t>
+      </w:r>
+      <w:r>
+        <w:t xml:space="preserve">이 이벤트들을 거치며 시장 불안감이 진정될지가 관건입니다.  </w:t>
+      </w:r>
+      <w:hyperlink w:history="1" r:id="rIdtfcmnhiizb4s8qd9ic-3j">
+        <w:r>
+          <w:rPr>
+            <w:rStyle w:val="Hyperlink"/>
+            <w:sz w:val="18"/>
+            <w:szCs w:val="18"/>
+          </w:rPr>
+          <w:t xml:space="preserve">[자세히 보기: 서플]</w:t>
+        </w:r>
+      </w:hyperlink>
+    </w:p>
+    <w:p>
+      <w:pPr>
+        <w:pStyle w:val="Heading1"/>
+        <w:pBdr>
+          <w:bottom w:val="single" w:color="999999" w:sz="6" w:space="4"/>
+        </w:pBdr>
+        <w:spacing w:after="200" w:before="400"/>
+      </w:pPr>
+      <w:r>
+        <w:t xml:space="preserve">정치</w:t>
+      </w:r>
     </w:p>
     <w:p>
       <w:pPr>
@@ -212,12 +225,12 @@
           <w:b/>
           <w:bCs/>
         </w:rPr>
-        <w:t xml:space="preserve">공소취소·연임개헌·인사 논란·호르무즈 파병 등 주요 현안 직접 언급 예상. </w:t>
-      </w:r>
-      <w:r>
-        <w:t xml:space="preserve">장관 후보자 인선 논란, 부동산 정책, 대미 투자 등도 폭넓게 다뤄질 전망입니다.  </w:t>
-      </w:r>
-      <w:hyperlink w:history="1" r:id="rIdqqsgtatvt1vxxatxqgpaj">
+        <w:t xml:space="preserve">이재명 대통령, 기자회견에서 '전쟁 개입 파병 없다' 못박아. </w:t>
+      </w:r>
+      <w:r>
+        <w:t xml:space="preserve">"전쟁에 관여 또는 개입하는 파병은 없다"고 밝히면서도, 우리 상선·원유수송로·국민 안전을 위한 최소한의 활동은 필요하다며 청해부대 역할 확대를 검토 중이라고 했습니다.  </w:t>
+      </w:r>
+      <w:hyperlink w:history="1" r:id="rIdxybwt_gzb6bgtioxy_gtl">
         <w:r>
           <w:rPr>
             <w:rStyle w:val="Hyperlink"/>
@@ -242,19 +255,79 @@
           <w:b/>
           <w:bCs/>
         </w:rPr>
-        <w:t xml:space="preserve">기자회견 직후 한미 외교장관회담 예정. </w:t>
-      </w:r>
-      <w:r>
-        <w:t xml:space="preserve">대통령이 호르무즈 파병 관련 입장을 밝힐 경우, 한미 간 논의가 곧바로 구체화될 가능성이 있습니다.  </w:t>
-      </w:r>
-      <w:hyperlink w:history="1" r:id="rIddjunnxhcxr7rohk4ofzd7">
-        <w:r>
-          <w:rPr>
-            <w:rStyle w:val="Hyperlink"/>
-            <w:sz w:val="18"/>
-            <w:szCs w:val="18"/>
-          </w:rPr>
-          <w:t xml:space="preserve">[자세히 보기: 경북일보]</w:t>
+        <w:t xml:space="preserve">'연임할 생각 전혀 없다' — 연임 개헌 논란에 쐐기. </w:t>
+      </w:r>
+      <w:r>
+        <w:t xml:space="preserve">"헌법 개정을 통한 저의 연임은 헌법상 불가능하다"며 논란을 일축했습니다.  </w:t>
+      </w:r>
+      <w:hyperlink w:history="1" r:id="rIdfpvvhwxktqmrv7uiux95l">
+        <w:r>
+          <w:rPr>
+            <w:rStyle w:val="Hyperlink"/>
+            <w:sz w:val="18"/>
+            <w:szCs w:val="18"/>
+          </w:rPr>
+          <w:t xml:space="preserve">[자세히 보기: 헤럴드경제]</w:t>
+        </w:r>
+      </w:hyperlink>
+    </w:p>
+    <w:p>
+      <w:pPr>
+        <w:pStyle w:val="ListParagraph"/>
+        <w:numPr>
+          <w:ilvl w:val="0"/>
+          <w:numId w:val="2"/>
+        </w:numPr>
+        <w:spacing w:after="160"/>
+      </w:pPr>
+      <w:r>
+        <w:rPr>
+          <w:b/>
+          <w:bCs/>
+        </w:rPr>
+        <w:t xml:space="preserve">공소취소 논란엔 '국회가 특검으로 신속·공정하게 밝혀야'. </w:t>
+      </w:r>
+      <w:r>
+        <w:t xml:space="preserve">본인 지휘 하의 수사기관이 직접 처리하면 오해가 생길 수 있다며, 직접 취소 대신 국회 차원의 특검을 제안했습니다.  </w:t>
+      </w:r>
+      <w:hyperlink w:history="1" r:id="rId4op8d-tm6w8bjtulcfnrw">
+        <w:r>
+          <w:rPr>
+            <w:rStyle w:val="Hyperlink"/>
+            <w:sz w:val="18"/>
+            <w:szCs w:val="18"/>
+          </w:rPr>
+          <w:t xml:space="preserve">[자세히 보기: 매일신문]</w:t>
+        </w:r>
+      </w:hyperlink>
+    </w:p>
+    <w:p>
+      <w:pPr>
+        <w:pStyle w:val="ListParagraph"/>
+        <w:numPr>
+          <w:ilvl w:val="0"/>
+          <w:numId w:val="2"/>
+        </w:numPr>
+        <w:spacing w:after="160"/>
+      </w:pPr>
+      <w:r>
+        <w:rPr>
+          <w:b/>
+          <w:bCs/>
+        </w:rPr>
+        <w:t xml:space="preserve">김승원 법무부 장관 후보자, '아직 최종 결론 못 내'. </w:t>
+      </w:r>
+      <w:r>
+        <w:t xml:space="preserve">제기된 여러 의혹과 국민 눈높이를 고려해 신중히 결정하겠다는 입장을 밝혔습니다.  </w:t>
+      </w:r>
+      <w:hyperlink w:history="1" r:id="rId9ff4fdnofvh-azkd--v2t">
+        <w:r>
+          <w:rPr>
+            <w:rStyle w:val="Hyperlink"/>
+            <w:sz w:val="18"/>
+            <w:szCs w:val="18"/>
+          </w:rPr>
+          <w:t xml:space="preserve">[자세히 보기: 머니투데이]</w:t>
         </w:r>
       </w:hyperlink>
     </w:p>
@@ -274,14 +347,14 @@
       <w:pPr>
         <w:spacing w:after="80"/>
       </w:pPr>
-      <w:hyperlink w:history="1" r:id="rIdi88fsycqjsia-6m-bk7rq">
-        <w:r>
-          <w:rPr>
-            <w:rStyle w:val="Hyperlink"/>
-            <w:sz w:val="18"/>
-            <w:szCs w:val="18"/>
-          </w:rPr>
-          <w:t xml:space="preserve">9월 FOMC가 증시에 부담된 이유 - 머니투데이 — https://www.mt.co.kr/stock/2026/09/17/2026091715275333449</w:t>
+      <w:hyperlink w:history="1" r:id="rIdfdpuvc_l-qy4hj-ke8xr_">
+        <w:r>
+          <w:rPr>
+            <w:rStyle w:val="Hyperlink"/>
+            <w:sz w:val="18"/>
+            <w:szCs w:val="18"/>
+          </w:rPr>
+          <w:t xml:space="preserve">이번주 증시 요약 - 인포스탁 — https://infostock.co.kr/MarketNews/TodaySummary</w:t>
         </w:r>
       </w:hyperlink>
     </w:p>
@@ -289,14 +362,14 @@
       <w:pPr>
         <w:spacing w:after="80"/>
       </w:pPr>
-      <w:hyperlink w:history="1" r:id="rIdx0tciz5jqebknnby3wavi">
-        <w:r>
-          <w:rPr>
-            <w:rStyle w:val="Hyperlink"/>
-            <w:sz w:val="18"/>
-            <w:szCs w:val="18"/>
-          </w:rPr>
-          <w:t xml:space="preserve">코스피 개장시황 - 아주경제 — https://www.ajunews.com/view/20260917092256147</w:t>
+      <w:hyperlink w:history="1" r:id="rIdotd82wnfseikyx_lsoxiz">
+        <w:r>
+          <w:rPr>
+            <w:rStyle w:val="Hyperlink"/>
+            <w:sz w:val="18"/>
+            <w:szCs w:val="18"/>
+          </w:rPr>
+          <w:t xml:space="preserve">다음주 코스피 전망 - 서플 — https://supple.kr/news/cmu7g4hnr0000rrn952apj9vw</w:t>
         </w:r>
       </w:hyperlink>
     </w:p>
@@ -304,14 +377,14 @@
       <w:pPr>
         <w:spacing w:after="80"/>
       </w:pPr>
-      <w:hyperlink w:history="1" r:id="rIdddg5_crci8ccndmfio-vr">
-        <w:r>
-          <w:rPr>
-            <w:rStyle w:val="Hyperlink"/>
-            <w:sz w:val="18"/>
-            <w:szCs w:val="18"/>
-          </w:rPr>
-          <w:t xml:space="preserve">코스피 0.9% 상승 출발 - 헤럴드경제 — https://biz.heraldcorp.com/article/10876552</w:t>
+      <w:hyperlink w:history="1" r:id="rIdcwfwqvyuy_4o3nvpuga-w">
+        <w:r>
+          <w:rPr>
+            <w:rStyle w:val="Hyperlink"/>
+            <w:sz w:val="18"/>
+            <w:szCs w:val="18"/>
+          </w:rPr>
+          <w:t xml:space="preserve">9월 FOMC 인상 결정 - 머니투데이 — https://www.mt.co.kr/stock/2026/09/17/2026091715275333449</w:t>
         </w:r>
       </w:hyperlink>
     </w:p>
@@ -319,14 +392,14 @@
       <w:pPr>
         <w:spacing w:after="80"/>
       </w:pPr>
-      <w:hyperlink w:history="1" r:id="rIdcp7ipwghnlhuu7jozugfk">
-        <w:r>
-          <w:rPr>
-            <w:rStyle w:val="Hyperlink"/>
-            <w:sz w:val="18"/>
-            <w:szCs w:val="18"/>
-          </w:rPr>
-          <w:t xml:space="preserve">외국인 7거래일째 매도 - 파이낸셜뉴스 — https://www.fnnews.com/news/202609171027188143</w:t>
+      <w:hyperlink w:history="1" r:id="rId0htcbjanbozm9lnkfhceh">
+        <w:r>
+          <w:rPr>
+            <w:rStyle w:val="Hyperlink"/>
+            <w:sz w:val="18"/>
+            <w:szCs w:val="18"/>
+          </w:rPr>
+          <w:t xml:space="preserve">'전쟁 파병 없다' 종합 - 파이낸셜뉴스 — https://www.fnnews.com/news/202609181328137728</w:t>
         </w:r>
       </w:hyperlink>
     </w:p>
@@ -334,14 +407,14 @@
       <w:pPr>
         <w:spacing w:after="80"/>
       </w:pPr>
-      <w:hyperlink w:history="1" r:id="rIdsvcygvsjmj9zsr9mhqthe">
-        <w:r>
-          <w:rPr>
-            <w:rStyle w:val="Hyperlink"/>
-            <w:sz w:val="18"/>
-            <w:szCs w:val="18"/>
-          </w:rPr>
-          <w:t xml:space="preserve">李대통령 7번째 기자회견 - 파이낸셜뉴스 — https://www.fnnews.com/news/202609180501564950</w:t>
+      <w:hyperlink w:history="1" r:id="rIdz2bu4jz3gf2bcit8wqsqe">
+        <w:r>
+          <w:rPr>
+            <w:rStyle w:val="Hyperlink"/>
+            <w:sz w:val="18"/>
+            <w:szCs w:val="18"/>
+          </w:rPr>
+          <w:t xml:space="preserve">'연임 없다' 발언 - 헤럴드경제 — https://biz.heraldcorp.com/article/10878266</w:t>
         </w:r>
       </w:hyperlink>
     </w:p>
@@ -349,14 +422,14 @@
       <w:pPr>
         <w:spacing w:after="80"/>
       </w:pPr>
-      <w:hyperlink w:history="1" r:id="rIddi7twh__iosxno-7swdjk">
-        <w:r>
-          <w:rPr>
-            <w:rStyle w:val="Hyperlink"/>
-            <w:sz w:val="18"/>
-            <w:szCs w:val="18"/>
-          </w:rPr>
-          <w:t xml:space="preserve">기자회견 D-1, 호르무즈 언급 주목 - 파이낸셜뉴스 — https://www.fnnews.com/news/202609171406577056</w:t>
+      <w:hyperlink w:history="1" r:id="rIdluojlaxjhrpk0k4iqiobu">
+        <w:r>
+          <w:rPr>
+            <w:rStyle w:val="Hyperlink"/>
+            <w:sz w:val="18"/>
+            <w:szCs w:val="18"/>
+          </w:rPr>
+          <w:t xml:space="preserve">연임·공소취소·파병 종합 - 매일신문 — https://www.imaeil.com/page/view/2026091811303173258</w:t>
         </w:r>
       </w:hyperlink>
     </w:p>
@@ -364,14 +437,14 @@
       <w:pPr>
         <w:spacing w:after="80"/>
       </w:pPr>
-      <w:hyperlink w:history="1" r:id="rIdlcekai5kczk_ghtdyh527">
-        <w:r>
-          <w:rPr>
-            <w:rStyle w:val="Hyperlink"/>
-            <w:sz w:val="18"/>
-            <w:szCs w:val="18"/>
-          </w:rPr>
-          <w:t xml:space="preserve">호르무즈 기여 압박 속 메시지 주목 - 경북일보 — https://www.kyongbuk.co.kr/news/articleView.html?idxno=4084401</w:t>
+      <w:hyperlink w:history="1" r:id="rIdcpxeq__l9lf9fe5ljqwim">
+        <w:r>
+          <w:rPr>
+            <w:rStyle w:val="Hyperlink"/>
+            <w:sz w:val="18"/>
+            <w:szCs w:val="18"/>
+          </w:rPr>
+          <w:t xml:space="preserve">김승원 '결론 못 내' - 머니투데이 — https://www.mt.co.kr/politics/2026/09/18/2026091811032914573</w:t>
         </w:r>
       </w:hyperlink>
     </w:p>

--- a/05-Routines/오늘의 뉴스 요약.docx
+++ b/05-Routines/오늘의 뉴스 요약.docx
@@ -21,7 +21,7 @@
           <w:sz w:val="22"/>
           <w:szCs w:val="22"/>
         </w:rPr>
-        <w:t xml:space="preserve">2026년 9월 19일 (토)</w:t>
+        <w:t xml:space="preserve">2026년 9월 20일 (일)</w:t>
       </w:r>
     </w:p>
     <w:p>
@@ -34,7 +34,7 @@
           <w:iCs/>
           <w:color w:val="555555"/>
         </w:rPr>
-        <w:t xml:space="preserve">오늘은 주말이라 국회·증시 일정이 없어, 이번 주(9/14~9/18) 흐름을 정리했습니다.</w:t>
+        <w:t xml:space="preserve">오늘은 주말이라 국회·증시 일정이 없어, 어제 발생한 주요 뉴스와 다음 주 전망을 정리했습니다.</w:t>
       </w:r>
     </w:p>
     <w:p>
@@ -46,7 +46,7 @@
         <w:spacing w:after="200" w:before="400"/>
       </w:pPr>
       <w:r>
-        <w:t xml:space="preserve">경제 (주간 리뷰)</w:t>
+        <w:t xml:space="preserve">경제 (다음 주 전망)</w:t>
       </w:r>
     </w:p>
     <w:p>
@@ -63,19 +63,19 @@
           <w:b/>
           <w:bCs/>
         </w:rPr>
-        <w:t xml:space="preserve">이번 주 코스피 0.23%↓ 6,894.23 마감, 코스닥은 0.79%↑ 827.12. </w:t>
-      </w:r>
-      <w:r>
-        <w:t xml:space="preserve">주 초반과 후반의 흐름이 크게 엇갈린 한 주였습니다.  </w:t>
-      </w:r>
-      <w:hyperlink w:history="1" r:id="rIdkwylkw1jrgfrd1-y5fcko">
-        <w:r>
-          <w:rPr>
-            <w:rStyle w:val="Hyperlink"/>
-            <w:sz w:val="18"/>
-            <w:szCs w:val="18"/>
-          </w:rPr>
-          <w:t xml:space="preserve">[자세히 보기: 인포스탁]</w:t>
+        <w:t xml:space="preserve">다음 주(9/21~25) 코스피 예상 밴드 6,400~7,500선. </w:t>
+      </w:r>
+      <w:r>
+        <w:t xml:space="preserve">NH투자증권이 제시한 전망치입니다.  </w:t>
+      </w:r>
+      <w:hyperlink w:history="1" r:id="rIdayka02sldp2bo5cvtl8-q">
+        <w:r>
+          <w:rPr>
+            <w:rStyle w:val="Hyperlink"/>
+            <w:sz w:val="18"/>
+            <w:szCs w:val="18"/>
+          </w:rPr>
+          <w:t xml:space="preserve">[자세히 보기: 이투데이]</w:t>
         </w:r>
       </w:hyperlink>
     </w:p>
@@ -93,19 +93,19 @@
           <w:b/>
           <w:bCs/>
         </w:rPr>
-        <w:t xml:space="preserve">주 초반, AI 속도조절론과 미국 금리인상 여파로 3%대 급락. </w:t>
-      </w:r>
-      <w:r>
-        <w:t xml:space="preserve">코스피가 6,600선까지 밀려났습니다.  </w:t>
-      </w:r>
-      <w:hyperlink w:history="1" r:id="rIdqhvethcm5fpzsalu2vvp9">
-        <w:r>
-          <w:rPr>
-            <w:rStyle w:val="Hyperlink"/>
-            <w:sz w:val="18"/>
-            <w:szCs w:val="18"/>
-          </w:rPr>
-          <w:t xml:space="preserve">[자세히 보기: 서플]</w:t>
+        <w:t xml:space="preserve">미·중 정상회담 9월 24일 예정. </w:t>
+      </w:r>
+      <w:r>
+        <w:t xml:space="preserve">AI, 무역, 희토류 등이 주요 의제로 다뤄지며, 특히 대중국 반도체 수출 통제 관련 논의 결과가 국내 반도체 업계 향방을 가를 것으로 보입니다.  </w:t>
+      </w:r>
+      <w:hyperlink w:history="1" r:id="rId2-d8io4z3aixtvuz64enm">
+        <w:r>
+          <w:rPr>
+            <w:rStyle w:val="Hyperlink"/>
+            <w:sz w:val="18"/>
+            <w:szCs w:val="18"/>
+          </w:rPr>
+          <w:t xml:space="preserve">[자세히 보기: 이투데이]</w:t>
         </w:r>
       </w:hyperlink>
     </w:p>
@@ -123,19 +123,19 @@
           <w:b/>
           <w:bCs/>
         </w:rPr>
-        <w:t xml:space="preserve">미 FOMC, 기준금리 0.25%포인트 인상(3.75%→4.00%). </w:t>
-      </w:r>
-      <w:r>
-        <w:t xml:space="preserve">2023년 이후 3년 만의 인상 결정이었습니다.  </w:t>
-      </w:r>
-      <w:hyperlink w:history="1" r:id="rIdkctsm3ou4iisx-nsr_i1s">
-        <w:r>
-          <w:rPr>
-            <w:rStyle w:val="Hyperlink"/>
-            <w:sz w:val="18"/>
-            <w:szCs w:val="18"/>
-          </w:rPr>
-          <w:t xml:space="preserve">[자세히 보기: 머니투데이]</w:t>
+        <w:t xml:space="preserve">코스피 12개월 선행 PER 5.5배로 역대 최저 수준. </w:t>
+      </w:r>
+      <w:r>
+        <w:t xml:space="preserve">주가가 기업 실적 대비 저평가되어 있다는 뜻으로, 이 저평가 매력이 단기 변동성을 이겨낼 수 있을지가 관심사입니다.  </w:t>
+      </w:r>
+      <w:hyperlink w:history="1" r:id="rIdy3qbygdjrj3tp7i37yonc">
+        <w:r>
+          <w:rPr>
+            <w:rStyle w:val="Hyperlink"/>
+            <w:sz w:val="18"/>
+            <w:szCs w:val="18"/>
+          </w:rPr>
+          <w:t xml:space="preserve">[자세히 보기: 서플]</w:t>
         </w:r>
       </w:hyperlink>
     </w:p>
@@ -153,12 +153,12 @@
           <w:b/>
           <w:bCs/>
         </w:rPr>
-        <w:t xml:space="preserve">주 후반 강한 반등, 18일 2.66% 급등하며 6,900선 턱밑까지 회복. </w:t>
-      </w:r>
-      <w:r>
-        <w:t xml:space="preserve">16일 1.37%, 18일 2.66% 오르며 초반 낙폭을 상당 부분 만회했습니다.  </w:t>
-      </w:r>
-      <w:hyperlink w:history="1" r:id="rIdoztjjhcn8nz4f82q_tj-o">
+        <w:t xml:space="preserve">미·이란 지정학적 리스크 완화 여부가 변수. </w:t>
+      </w:r>
+      <w:r>
+        <w:t xml:space="preserve">중동 정세가 진정되고 미중 정상회담 결과가 우호적으로 나오면, 그동안 눌려있던 반도체 투자심리가 살아날 수 있는 분수령이 될 전망입니다.  </w:t>
+      </w:r>
+      <w:hyperlink w:history="1" r:id="rId8apk_yizp1yfdhc-u1ndg">
         <w:r>
           <w:rPr>
             <w:rStyle w:val="Hyperlink"/>
@@ -168,6 +168,18 @@
           <w:t xml:space="preserve">[자세히 보기: 서플]</w:t>
         </w:r>
       </w:hyperlink>
+    </w:p>
+    <w:p>
+      <w:pPr>
+        <w:pStyle w:val="Heading1"/>
+        <w:pBdr>
+          <w:bottom w:val="single" w:color="999999" w:sz="6" w:space="4"/>
+        </w:pBdr>
+        <w:spacing w:after="200" w:before="400"/>
+      </w:pPr>
+      <w:r>
+        <w:t xml:space="preserve">정치</w:t>
+      </w:r>
     </w:p>
     <w:p>
       <w:pPr>
@@ -183,33 +195,21 @@
           <w:b/>
           <w:bCs/>
         </w:rPr>
-        <w:t xml:space="preserve">다음 주 관전 포인트: 미·중 정상회담, AI 핵심기업 실적 발표. </w:t>
-      </w:r>
-      <w:r>
-        <w:t xml:space="preserve">이 이벤트들을 거치며 시장 불안감이 진정될지가 관건입니다.  </w:t>
-      </w:r>
-      <w:hyperlink w:history="1" r:id="rIdtfcmnhiizb4s8qd9ic-3j">
-        <w:r>
-          <w:rPr>
-            <w:rStyle w:val="Hyperlink"/>
-            <w:sz w:val="18"/>
-            <w:szCs w:val="18"/>
-          </w:rPr>
-          <w:t xml:space="preserve">[자세히 보기: 서플]</w:t>
-        </w:r>
-      </w:hyperlink>
-    </w:p>
-    <w:p>
-      <w:pPr>
-        <w:pStyle w:val="Heading1"/>
-        <w:pBdr>
-          <w:bottom w:val="single" w:color="999999" w:sz="6" w:space="4"/>
-        </w:pBdr>
-        <w:spacing w:after="200" w:before="400"/>
-      </w:pPr>
-      <w:r>
-        <w:t xml:space="preserve">정치</w:t>
-      </w:r>
+        <w:t xml:space="preserve">김승원 법무부 장관 후보자, 지명 20일 만에 자진 사퇴. </w:t>
+      </w:r>
+      <w:r>
+        <w:t xml:space="preserve">코로나19 신약 임상 청탁 의혹 등으로 여론이 악화되자 물러났습니다. "어제(18일) 대통령님 기자회견을 보며 결심을 굳혔다"며 "민생을 살피고 개혁을 완수해야 할 정부에 작은 부담을 더해서는 안 된다고 생각했다"고 밝혔습니다.  </w:t>
+      </w:r>
+      <w:hyperlink w:history="1" r:id="rIdmuxdlqlomdsgxh8ivyzga">
+        <w:r>
+          <w:rPr>
+            <w:rStyle w:val="Hyperlink"/>
+            <w:sz w:val="18"/>
+            <w:szCs w:val="18"/>
+          </w:rPr>
+          <w:t xml:space="preserve">[자세히 보기: 서울신문]</w:t>
+        </w:r>
+      </w:hyperlink>
     </w:p>
     <w:p>
       <w:pPr>
@@ -225,109 +225,19 @@
           <w:b/>
           <w:bCs/>
         </w:rPr>
-        <w:t xml:space="preserve">이재명 대통령, 기자회견에서 '전쟁 개입 파병 없다' 못박아. </w:t>
-      </w:r>
-      <w:r>
-        <w:t xml:space="preserve">"전쟁에 관여 또는 개입하는 파병은 없다"고 밝히면서도, 우리 상선·원유수송로·국민 안전을 위한 최소한의 활동은 필요하다며 청해부대 역할 확대를 검토 중이라고 했습니다.  </w:t>
-      </w:r>
-      <w:hyperlink w:history="1" r:id="rIdxybwt_gzb6bgtioxy_gtl">
-        <w:r>
-          <w:rPr>
-            <w:rStyle w:val="Hyperlink"/>
-            <w:sz w:val="18"/>
-            <w:szCs w:val="18"/>
-          </w:rPr>
-          <w:t xml:space="preserve">[자세히 보기: 파이낸셜뉴스]</w:t>
-        </w:r>
-      </w:hyperlink>
-    </w:p>
-    <w:p>
-      <w:pPr>
-        <w:pStyle w:val="ListParagraph"/>
-        <w:numPr>
-          <w:ilvl w:val="0"/>
-          <w:numId w:val="2"/>
-        </w:numPr>
-        <w:spacing w:after="160"/>
-      </w:pPr>
-      <w:r>
-        <w:rPr>
-          <w:b/>
-          <w:bCs/>
-        </w:rPr>
-        <w:t xml:space="preserve">'연임할 생각 전혀 없다' — 연임 개헌 논란에 쐐기. </w:t>
-      </w:r>
-      <w:r>
-        <w:t xml:space="preserve">"헌법 개정을 통한 저의 연임은 헌법상 불가능하다"며 논란을 일축했습니다.  </w:t>
-      </w:r>
-      <w:hyperlink w:history="1" r:id="rIdfpvvhwxktqmrv7uiux95l">
-        <w:r>
-          <w:rPr>
-            <w:rStyle w:val="Hyperlink"/>
-            <w:sz w:val="18"/>
-            <w:szCs w:val="18"/>
-          </w:rPr>
-          <w:t xml:space="preserve">[자세히 보기: 헤럴드경제]</w:t>
-        </w:r>
-      </w:hyperlink>
-    </w:p>
-    <w:p>
-      <w:pPr>
-        <w:pStyle w:val="ListParagraph"/>
-        <w:numPr>
-          <w:ilvl w:val="0"/>
-          <w:numId w:val="2"/>
-        </w:numPr>
-        <w:spacing w:after="160"/>
-      </w:pPr>
-      <w:r>
-        <w:rPr>
-          <w:b/>
-          <w:bCs/>
-        </w:rPr>
-        <w:t xml:space="preserve">공소취소 논란엔 '국회가 특검으로 신속·공정하게 밝혀야'. </w:t>
-      </w:r>
-      <w:r>
-        <w:t xml:space="preserve">본인 지휘 하의 수사기관이 직접 처리하면 오해가 생길 수 있다며, 직접 취소 대신 국회 차원의 특검을 제안했습니다.  </w:t>
-      </w:r>
-      <w:hyperlink w:history="1" r:id="rId4op8d-tm6w8bjtulcfnrw">
-        <w:r>
-          <w:rPr>
-            <w:rStyle w:val="Hyperlink"/>
-            <w:sz w:val="18"/>
-            <w:szCs w:val="18"/>
-          </w:rPr>
-          <w:t xml:space="preserve">[자세히 보기: 매일신문]</w:t>
-        </w:r>
-      </w:hyperlink>
-    </w:p>
-    <w:p>
-      <w:pPr>
-        <w:pStyle w:val="ListParagraph"/>
-        <w:numPr>
-          <w:ilvl w:val="0"/>
-          <w:numId w:val="2"/>
-        </w:numPr>
-        <w:spacing w:after="160"/>
-      </w:pPr>
-      <w:r>
-        <w:rPr>
-          <w:b/>
-          <w:bCs/>
-        </w:rPr>
-        <w:t xml:space="preserve">김승원 법무부 장관 후보자, '아직 최종 결론 못 내'. </w:t>
-      </w:r>
-      <w:r>
-        <w:t xml:space="preserve">제기된 여러 의혹과 국민 눈높이를 고려해 신중히 결정하겠다는 입장을 밝혔습니다.  </w:t>
-      </w:r>
-      <w:hyperlink w:history="1" r:id="rId9ff4fdnofvh-azkd--v2t">
-        <w:r>
-          <w:rPr>
-            <w:rStyle w:val="Hyperlink"/>
-            <w:sz w:val="18"/>
-            <w:szCs w:val="18"/>
-          </w:rPr>
-          <w:t xml:space="preserve">[자세히 보기: 머니투데이]</w:t>
+        <w:t xml:space="preserve">이재명 대통령, 청년의날 기념식서 '청년정책 전담조직 신설' 고민 밝혀. </w:t>
+      </w:r>
+      <w:r>
+        <w:t xml:space="preserve">"기존 정책 결정자들의 역량으로는 이 비상 상황을 벗어나기 어렵다"며, 청년 정책을 총괄할 별도 조직 신설을 검토 중이라고 말했습니다.  </w:t>
+      </w:r>
+      <w:hyperlink w:history="1" r:id="rIdl_gzzgsn7byypr6s1zit1">
+        <w:r>
+          <w:rPr>
+            <w:rStyle w:val="Hyperlink"/>
+            <w:sz w:val="18"/>
+            <w:szCs w:val="18"/>
+          </w:rPr>
+          <w:t xml:space="preserve">[자세히 보기: 세계일보]</w:t>
         </w:r>
       </w:hyperlink>
     </w:p>
@@ -347,14 +257,14 @@
       <w:pPr>
         <w:spacing w:after="80"/>
       </w:pPr>
-      <w:hyperlink w:history="1" r:id="rIdfdpuvc_l-qy4hj-ke8xr_">
-        <w:r>
-          <w:rPr>
-            <w:rStyle w:val="Hyperlink"/>
-            <w:sz w:val="18"/>
-            <w:szCs w:val="18"/>
-          </w:rPr>
-          <w:t xml:space="preserve">이번주 증시 요약 - 인포스탁 — https://infostock.co.kr/MarketNews/TodaySummary</w:t>
+      <w:hyperlink w:history="1" r:id="rIdwmn5en2t1dcy-wle1paur">
+        <w:r>
+          <w:rPr>
+            <w:rStyle w:val="Hyperlink"/>
+            <w:sz w:val="18"/>
+            <w:szCs w:val="18"/>
+          </w:rPr>
+          <w:t xml:space="preserve">다음주 코스피 전망 - 이투데이 — https://www.etoday.co.kr/news/view/2627286</w:t>
         </w:r>
       </w:hyperlink>
     </w:p>
@@ -362,14 +272,14 @@
       <w:pPr>
         <w:spacing w:after="80"/>
       </w:pPr>
-      <w:hyperlink w:history="1" r:id="rIdotd82wnfseikyx_lsoxiz">
-        <w:r>
-          <w:rPr>
-            <w:rStyle w:val="Hyperlink"/>
-            <w:sz w:val="18"/>
-            <w:szCs w:val="18"/>
-          </w:rPr>
-          <w:t xml:space="preserve">다음주 코스피 전망 - 서플 — https://supple.kr/news/cmu7g4hnr0000rrn952apj9vw</w:t>
+      <w:hyperlink w:history="1" r:id="rIdqxbag4mzguzbccx8xl1xv">
+        <w:r>
+          <w:rPr>
+            <w:rStyle w:val="Hyperlink"/>
+            <w:sz w:val="18"/>
+            <w:szCs w:val="18"/>
+          </w:rPr>
+          <w:t xml:space="preserve">미중 정상회담·반도체 투심 - 서플 — https://supple.kr/news/cmu7g4hnr0000rrn952apj9vw</w:t>
         </w:r>
       </w:hyperlink>
     </w:p>
@@ -377,14 +287,14 @@
       <w:pPr>
         <w:spacing w:after="80"/>
       </w:pPr>
-      <w:hyperlink w:history="1" r:id="rIdcwfwqvyuy_4o3nvpuga-w">
-        <w:r>
-          <w:rPr>
-            <w:rStyle w:val="Hyperlink"/>
-            <w:sz w:val="18"/>
-            <w:szCs w:val="18"/>
-          </w:rPr>
-          <w:t xml:space="preserve">9월 FOMC 인상 결정 - 머니투데이 — https://www.mt.co.kr/stock/2026/09/17/2026091715275333449</w:t>
+      <w:hyperlink w:history="1" r:id="rIdrr3omp7kkb3v69hxgqeus">
+        <w:r>
+          <w:rPr>
+            <w:rStyle w:val="Hyperlink"/>
+            <w:sz w:val="18"/>
+            <w:szCs w:val="18"/>
+          </w:rPr>
+          <w:t xml:space="preserve">김승원 자진사퇴 - 서울신문 — https://www.seoul.co.kr/news/politics/2026/09/19/20260919500013</w:t>
         </w:r>
       </w:hyperlink>
     </w:p>
@@ -392,59 +302,14 @@
       <w:pPr>
         <w:spacing w:after="80"/>
       </w:pPr>
-      <w:hyperlink w:history="1" r:id="rId0htcbjanbozm9lnkfhceh">
-        <w:r>
-          <w:rPr>
-            <w:rStyle w:val="Hyperlink"/>
-            <w:sz w:val="18"/>
-            <w:szCs w:val="18"/>
-          </w:rPr>
-          <w:t xml:space="preserve">'전쟁 파병 없다' 종합 - 파이낸셜뉴스 — https://www.fnnews.com/news/202609181328137728</w:t>
-        </w:r>
-      </w:hyperlink>
-    </w:p>
-    <w:p>
-      <w:pPr>
-        <w:spacing w:after="80"/>
-      </w:pPr>
-      <w:hyperlink w:history="1" r:id="rIdz2bu4jz3gf2bcit8wqsqe">
-        <w:r>
-          <w:rPr>
-            <w:rStyle w:val="Hyperlink"/>
-            <w:sz w:val="18"/>
-            <w:szCs w:val="18"/>
-          </w:rPr>
-          <w:t xml:space="preserve">'연임 없다' 발언 - 헤럴드경제 — https://biz.heraldcorp.com/article/10878266</w:t>
-        </w:r>
-      </w:hyperlink>
-    </w:p>
-    <w:p>
-      <w:pPr>
-        <w:spacing w:after="80"/>
-      </w:pPr>
-      <w:hyperlink w:history="1" r:id="rIdluojlaxjhrpk0k4iqiobu">
-        <w:r>
-          <w:rPr>
-            <w:rStyle w:val="Hyperlink"/>
-            <w:sz w:val="18"/>
-            <w:szCs w:val="18"/>
-          </w:rPr>
-          <w:t xml:space="preserve">연임·공소취소·파병 종합 - 매일신문 — https://www.imaeil.com/page/view/2026091811303173258</w:t>
-        </w:r>
-      </w:hyperlink>
-    </w:p>
-    <w:p>
-      <w:pPr>
-        <w:spacing w:after="80"/>
-      </w:pPr>
-      <w:hyperlink w:history="1" r:id="rIdcpxeq__l9lf9fe5ljqwim">
-        <w:r>
-          <w:rPr>
-            <w:rStyle w:val="Hyperlink"/>
-            <w:sz w:val="18"/>
-            <w:szCs w:val="18"/>
-          </w:rPr>
-          <w:t xml:space="preserve">김승원 '결론 못 내' - 머니투데이 — https://www.mt.co.kr/politics/2026/09/18/2026091811032914573</w:t>
+      <w:hyperlink w:history="1" r:id="rIdlzmldwrbp6rdxyibthz6s">
+        <w:r>
+          <w:rPr>
+            <w:rStyle w:val="Hyperlink"/>
+            <w:sz w:val="18"/>
+            <w:szCs w:val="18"/>
+          </w:rPr>
+          <w:t xml:space="preserve">청년정책 전담조직 검토 - 세계일보 — https://www.segye.com/newsView/20260919505235</w:t>
         </w:r>
       </w:hyperlink>
     </w:p>

--- a/05-Routines/오늘의 뉴스 요약.docx
+++ b/05-Routines/오늘의 뉴스 요약.docx
@@ -21,20 +21,7 @@
           <w:sz w:val="22"/>
           <w:szCs w:val="22"/>
         </w:rPr>
-        <w:t xml:space="preserve">2026년 9월 20일 (일)</w:t>
-      </w:r>
-    </w:p>
-    <w:p>
-      <w:pPr>
-        <w:spacing w:after="200"/>
-      </w:pPr>
-      <w:r>
-        <w:rPr>
-          <w:i/>
-          <w:iCs/>
-          <w:color w:val="555555"/>
-        </w:rPr>
-        <w:t xml:space="preserve">오늘은 주말이라 국회·증시 일정이 없어, 어제 발생한 주요 뉴스와 다음 주 전망을 정리했습니다.</w:t>
+        <w:t xml:space="preserve">2026년 9월 21일 (월)</w:t>
       </w:r>
     </w:p>
     <w:p>
@@ -46,7 +33,7 @@
         <w:spacing w:after="200" w:before="400"/>
       </w:pPr>
       <w:r>
-        <w:t xml:space="preserve">경제 (다음 주 전망)</w:t>
+        <w:t xml:space="preserve">경제</w:t>
       </w:r>
     </w:p>
     <w:p>
@@ -63,19 +50,19 @@
           <w:b/>
           <w:bCs/>
         </w:rPr>
-        <w:t xml:space="preserve">다음 주(9/21~25) 코스피 예상 밴드 6,400~7,500선. </w:t>
-      </w:r>
-      <w:r>
-        <w:t xml:space="preserve">NH투자증권이 제시한 전망치입니다.  </w:t>
-      </w:r>
-      <w:hyperlink w:history="1" r:id="rIdayka02sldp2bo5cvtl8-q">
-        <w:r>
-          <w:rPr>
-            <w:rStyle w:val="Hyperlink"/>
-            <w:sz w:val="18"/>
-            <w:szCs w:val="18"/>
-          </w:rPr>
-          <w:t xml:space="preserve">[자세히 보기: 이투데이]</w:t>
+        <w:t xml:space="preserve">코스피 0.64% 상승 출발, 6,938.34. </w:t>
+      </w:r>
+      <w:r>
+        <w:t xml:space="preserve">전 거래일보다 44.11포인트 올랐습니다. 코스닥도 0.43% 상승 출발했습니다.  </w:t>
+      </w:r>
+      <w:hyperlink w:history="1" r:id="rIdznm6xelspffflym7tdh8e">
+        <w:r>
+          <w:rPr>
+            <w:rStyle w:val="Hyperlink"/>
+            <w:sz w:val="18"/>
+            <w:szCs w:val="18"/>
+          </w:rPr>
+          <w:t xml:space="preserve">[자세히 보기: 국제뉴스]</w:t>
         </w:r>
       </w:hyperlink>
     </w:p>
@@ -93,12 +80,12 @@
           <w:b/>
           <w:bCs/>
         </w:rPr>
-        <w:t xml:space="preserve">미·중 정상회담 9월 24일 예정. </w:t>
-      </w:r>
-      <w:r>
-        <w:t xml:space="preserve">AI, 무역, 희토류 등이 주요 의제로 다뤄지며, 특히 대중국 반도체 수출 통제 관련 논의 결과가 국내 반도체 업계 향방을 가를 것으로 보입니다.  </w:t>
-      </w:r>
-      <w:hyperlink w:history="1" r:id="rId2-d8io4z3aixtvuz64enm">
+        <w:t xml:space="preserve">필라델피아 반도체지수 2.3% 급등 여파로 국내 반도체주 강세. </w:t>
+      </w:r>
+      <w:r>
+        <w:t xml:space="preserve">삼성전자 3%, SK하이닉스 1%대 상승했습니다. 엔비디아·브로드컴·AMD·마이크론 등 미국 반도체주들이 이틀 연속 강세를 보인 영향입니다.  </w:t>
+      </w:r>
+      <w:hyperlink w:history="1" r:id="rIdbn4dlpn7wtmflwewnz3tr">
         <w:r>
           <w:rPr>
             <w:rStyle w:val="Hyperlink"/>
@@ -123,19 +110,19 @@
           <w:b/>
           <w:bCs/>
         </w:rPr>
-        <w:t xml:space="preserve">코스피 12개월 선행 PER 5.5배로 역대 최저 수준. </w:t>
-      </w:r>
-      <w:r>
-        <w:t xml:space="preserve">주가가 기업 실적 대비 저평가되어 있다는 뜻으로, 이 저평가 매력이 단기 변동성을 이겨낼 수 있을지가 관심사입니다.  </w:t>
-      </w:r>
-      <w:hyperlink w:history="1" r:id="rIdy3qbygdjrj3tp7i37yonc">
-        <w:r>
-          <w:rPr>
-            <w:rStyle w:val="Hyperlink"/>
-            <w:sz w:val="18"/>
-            <w:szCs w:val="18"/>
-          </w:rPr>
-          <w:t xml:space="preserve">[자세히 보기: 서플]</w:t>
+        <w:t xml:space="preserve">미·이란 대화 재개 조짐에 유가·금리 변수 완화 국면. </w:t>
+      </w:r>
+      <w:r>
+        <w:t xml:space="preserve">트럼프 미 대통령이 이란과 대화 중이라고 언급했고, 24일 미중 정상회담을 앞두고 중국도 이란과 접촉하며 화해 분위기를 만들고 있습니다.  </w:t>
+      </w:r>
+      <w:hyperlink w:history="1" r:id="rIdalo4soo4yc5ffmlldxq2y">
+        <w:r>
+          <w:rPr>
+            <w:rStyle w:val="Hyperlink"/>
+            <w:sz w:val="18"/>
+            <w:szCs w:val="18"/>
+          </w:rPr>
+          <w:t xml:space="preserve">[자세히 보기: 머니투데이]</w:t>
         </w:r>
       </w:hyperlink>
     </w:p>
@@ -153,19 +140,19 @@
           <w:b/>
           <w:bCs/>
         </w:rPr>
-        <w:t xml:space="preserve">미·이란 지정학적 리스크 완화 여부가 변수. </w:t>
-      </w:r>
-      <w:r>
-        <w:t xml:space="preserve">중동 정세가 진정되고 미중 정상회담 결과가 우호적으로 나오면, 그동안 눌려있던 반도체 투자심리가 살아날 수 있는 분수령이 될 전망입니다.  </w:t>
-      </w:r>
-      <w:hyperlink w:history="1" r:id="rId8apk_yizp1yfdhc-u1ndg">
-        <w:r>
-          <w:rPr>
-            <w:rStyle w:val="Hyperlink"/>
-            <w:sz w:val="18"/>
-            <w:szCs w:val="18"/>
-          </w:rPr>
-          <w:t xml:space="preserve">[자세히 보기: 서플]</w:t>
+        <w:t xml:space="preserve">미중 정상회담(9/24)·추석 연휴 앞두고 변동성 주의. </w:t>
+      </w:r>
+      <w:r>
+        <w:t xml:space="preserve">회담에서 AI·반도체 수출 통제 관련 협상 결과가 국내 반도체주 수급을 직접 좌우할 전망이라, 연휴 전 '사흘 승부'라는 긴장감이 있습니다.  </w:t>
+      </w:r>
+      <w:hyperlink w:history="1" r:id="rIdglicvsd4vowtbnr0d96rj">
+        <w:r>
+          <w:rPr>
+            <w:rStyle w:val="Hyperlink"/>
+            <w:sz w:val="18"/>
+            <w:szCs w:val="18"/>
+          </w:rPr>
+          <w:t xml:space="preserve">[자세히 보기: 머니투데이]</w:t>
         </w:r>
       </w:hyperlink>
     </w:p>
@@ -195,12 +182,12 @@
           <w:b/>
           <w:bCs/>
         </w:rPr>
-        <w:t xml:space="preserve">김승원 법무부 장관 후보자, 지명 20일 만에 자진 사퇴. </w:t>
-      </w:r>
-      <w:r>
-        <w:t xml:space="preserve">코로나19 신약 임상 청탁 의혹 등으로 여론이 악화되자 물러났습니다. "어제(18일) 대통령님 기자회견을 보며 결심을 굳혔다"며 "민생을 살피고 개혁을 완수해야 할 정부에 작은 부담을 더해서는 안 된다고 생각했다"고 밝혔습니다.  </w:t>
-      </w:r>
-      <w:hyperlink w:history="1" r:id="rIdmuxdlqlomdsgxh8ivyzga">
+        <w:t xml:space="preserve">법무부 장관 후임 인선, '검찰·변호사 출신 모두 곤란' 딜레마. </w:t>
+      </w:r>
+      <w:r>
+        <w:t xml:space="preserve">김승원 후보자 사퇴 이후, 누구를 다음 후보로 세울지를 두고 여권이 고심하고 있습니다.  </w:t>
+      </w:r>
+      <w:hyperlink w:history="1" r:id="rIdzv8holardniaxqwq9vnxq">
         <w:r>
           <w:rPr>
             <w:rStyle w:val="Hyperlink"/>
@@ -225,19 +212,49 @@
           <w:b/>
           <w:bCs/>
         </w:rPr>
-        <w:t xml:space="preserve">이재명 대통령, 청년의날 기념식서 '청년정책 전담조직 신설' 고민 밝혀. </w:t>
-      </w:r>
-      <w:r>
-        <w:t xml:space="preserve">"기존 정책 결정자들의 역량으로는 이 비상 상황을 벗어나기 어렵다"며, 청년 정책을 총괄할 별도 조직 신설을 검토 중이라고 말했습니다.  </w:t>
-      </w:r>
-      <w:hyperlink w:history="1" r:id="rIdl_gzzgsn7byypr6s1zit1">
-        <w:r>
-          <w:rPr>
-            <w:rStyle w:val="Hyperlink"/>
-            <w:sz w:val="18"/>
-            <w:szCs w:val="18"/>
-          </w:rPr>
-          <w:t xml:space="preserve">[자세히 보기: 세계일보]</w:t>
+        <w:t xml:space="preserve">차기 법무부 장관 후보군으로 여당 법조인 출신 거론. </w:t>
+      </w:r>
+      <w:r>
+        <w:t xml:space="preserve">국회 법제사법위원회 소속인 서영교, 박주민, 전현희, 백혜련 의원 등의 이름이 오르내리고 있습니다.  </w:t>
+      </w:r>
+      <w:hyperlink w:history="1" r:id="rId9hbucgjqvigiuuxcg77ns">
+        <w:r>
+          <w:rPr>
+            <w:rStyle w:val="Hyperlink"/>
+            <w:sz w:val="18"/>
+            <w:szCs w:val="18"/>
+          </w:rPr>
+          <w:t xml:space="preserve">[자세히 보기: 네이트뉴스]</w:t>
+        </w:r>
+      </w:hyperlink>
+    </w:p>
+    <w:p>
+      <w:pPr>
+        <w:pStyle w:val="ListParagraph"/>
+        <w:numPr>
+          <w:ilvl w:val="0"/>
+          <w:numId w:val="2"/>
+        </w:numPr>
+        <w:spacing w:after="160"/>
+      </w:pPr>
+      <w:r>
+        <w:rPr>
+          <w:b/>
+          <w:bCs/>
+        </w:rPr>
+        <w:t xml:space="preserve">국회, 2027년 예산안 주요 쟁점 토론회 등 다양한 세미나 개최. </w:t>
+      </w:r>
+      <w:r>
+        <w:t xml:space="preserve">글로벌 반도체·AI 산업 세미나, 에너지생태계 규제개선 토론회 등도 함께 열렸습니다.  </w:t>
+      </w:r>
+      <w:hyperlink w:history="1" r:id="rIdojsvtzg3xr8xx93xll5oy">
+        <w:r>
+          <w:rPr>
+            <w:rStyle w:val="Hyperlink"/>
+            <w:sz w:val="18"/>
+            <w:szCs w:val="18"/>
+          </w:rPr>
+          <w:t xml:space="preserve">[자세히 보기: 뉴스핌]</w:t>
         </w:r>
       </w:hyperlink>
     </w:p>
@@ -257,14 +274,14 @@
       <w:pPr>
         <w:spacing w:after="80"/>
       </w:pPr>
-      <w:hyperlink w:history="1" r:id="rIdwmn5en2t1dcy-wle1paur">
-        <w:r>
-          <w:rPr>
-            <w:rStyle w:val="Hyperlink"/>
-            <w:sz w:val="18"/>
-            <w:szCs w:val="18"/>
-          </w:rPr>
-          <w:t xml:space="preserve">다음주 코스피 전망 - 이투데이 — https://www.etoday.co.kr/news/view/2627286</w:t>
+      <w:hyperlink w:history="1" r:id="rIdcti5o6ohhld2plinoz3v0">
+        <w:r>
+          <w:rPr>
+            <w:rStyle w:val="Hyperlink"/>
+            <w:sz w:val="18"/>
+            <w:szCs w:val="18"/>
+          </w:rPr>
+          <w:t xml:space="preserve">코스피 개장 - 국제뉴스 — https://www.gukjenews.com/news/articleView.html?idxno=3701703</w:t>
         </w:r>
       </w:hyperlink>
     </w:p>
@@ -272,14 +289,14 @@
       <w:pPr>
         <w:spacing w:after="80"/>
       </w:pPr>
-      <w:hyperlink w:history="1" r:id="rIdqxbag4mzguzbccx8xl1xv">
-        <w:r>
-          <w:rPr>
-            <w:rStyle w:val="Hyperlink"/>
-            <w:sz w:val="18"/>
-            <w:szCs w:val="18"/>
-          </w:rPr>
-          <w:t xml:space="preserve">미중 정상회담·반도체 투심 - 서플 — https://supple.kr/news/cmu7g4hnr0000rrn952apj9vw</w:t>
+      <w:hyperlink w:history="1" r:id="rId2lifgfqlhmt6uielsivfk">
+        <w:r>
+          <w:rPr>
+            <w:rStyle w:val="Hyperlink"/>
+            <w:sz w:val="18"/>
+            <w:szCs w:val="18"/>
+          </w:rPr>
+          <w:t xml:space="preserve">코스피 1%대 강세·반도체 - 이투데이 — https://www.etoday.co.kr/news/view/2627799</w:t>
         </w:r>
       </w:hyperlink>
     </w:p>
@@ -287,14 +304,14 @@
       <w:pPr>
         <w:spacing w:after="80"/>
       </w:pPr>
-      <w:hyperlink w:history="1" r:id="rIdrr3omp7kkb3v69hxgqeus">
-        <w:r>
-          <w:rPr>
-            <w:rStyle w:val="Hyperlink"/>
-            <w:sz w:val="18"/>
-            <w:szCs w:val="18"/>
-          </w:rPr>
-          <w:t xml:space="preserve">김승원 자진사퇴 - 서울신문 — https://www.seoul.co.kr/news/politics/2026/09/19/20260919500013</w:t>
+      <w:hyperlink w:history="1" r:id="rId0gqcqrxx7pikvuqick-v8">
+        <w:r>
+          <w:rPr>
+            <w:rStyle w:val="Hyperlink"/>
+            <w:sz w:val="18"/>
+            <w:szCs w:val="18"/>
+          </w:rPr>
+          <w:t xml:space="preserve">미중 정상회담 앞 '사흘 승부' - 머니투데이 — https://www.mt.co.kr/stock/2026/09/21/2026092019465328943</w:t>
         </w:r>
       </w:hyperlink>
     </w:p>
@@ -302,14 +319,44 @@
       <w:pPr>
         <w:spacing w:after="80"/>
       </w:pPr>
-      <w:hyperlink w:history="1" r:id="rIdlzmldwrbp6rdxyibthz6s">
-        <w:r>
-          <w:rPr>
-            <w:rStyle w:val="Hyperlink"/>
-            <w:sz w:val="18"/>
-            <w:szCs w:val="18"/>
-          </w:rPr>
-          <w:t xml:space="preserve">청년정책 전담조직 검토 - 세계일보 — https://www.segye.com/newsView/20260919505235</w:t>
+      <w:hyperlink w:history="1" r:id="rIdly_k5ubn6gxxzov70i8_d">
+        <w:r>
+          <w:rPr>
+            <w:rStyle w:val="Hyperlink"/>
+            <w:sz w:val="18"/>
+            <w:szCs w:val="18"/>
+          </w:rPr>
+          <w:t xml:space="preserve">법무장관 후임 인선 딜레마 - 서울신문 — https://www.seoul.co.kr/news/politics/2026/09/21/20260921003001</w:t>
+        </w:r>
+      </w:hyperlink>
+    </w:p>
+    <w:p>
+      <w:pPr>
+        <w:spacing w:after="80"/>
+      </w:pPr>
+      <w:hyperlink w:history="1" r:id="rIdjvnwm-du3i5pcqaryj0ix">
+        <w:r>
+          <w:rPr>
+            <w:rStyle w:val="Hyperlink"/>
+            <w:sz w:val="18"/>
+            <w:szCs w:val="18"/>
+          </w:rPr>
+          <w:t xml:space="preserve">김승원 지명~사퇴 20일 - 네이트뉴스 — https://m.news.nate.com/view/20260919n07240</w:t>
+        </w:r>
+      </w:hyperlink>
+    </w:p>
+    <w:p>
+      <w:pPr>
+        <w:spacing w:after="80"/>
+      </w:pPr>
+      <w:hyperlink w:history="1" r:id="rIdcpcs9cdhjwcnwd6gt_r2m">
+        <w:r>
+          <w:rPr>
+            <w:rStyle w:val="Hyperlink"/>
+            <w:sz w:val="18"/>
+            <w:szCs w:val="18"/>
+          </w:rPr>
+          <w:t xml:space="preserve">오늘의 국회일정(9/21) - 뉴스핌 — https://www.newspim.com/news/view/20260920000228</w:t>
         </w:r>
       </w:hyperlink>
     </w:p>

--- a/05-Routines/오늘의 뉴스 요약.docx
+++ b/05-Routines/오늘의 뉴스 요약.docx
@@ -43,28 +43,56 @@
           <w:ilvl w:val="0"/>
           <w:numId w:val="2"/>
         </w:numPr>
+        <w:spacing w:after="40"/>
+      </w:pPr>
+      <w:r>
+        <w:rPr>
+          <w:b/>
+          <w:bCs/>
+        </w:rPr>
+        <w:t xml:space="preserve">코스피 0.64% 상승 출발, 6,938.34. </w:t>
+      </w:r>
+      <w:r>
+        <w:t xml:space="preserve">전 거래일보다 44.11포인트 올랐습니다. 코스닥도 0.43% 상승 출발했습니다.  </w:t>
+      </w:r>
+      <w:hyperlink w:history="1" r:id="rId_mpgvlnrzfkovzskimjbz">
+        <w:r>
+          <w:rPr>
+            <w:rStyle w:val="Hyperlink"/>
+            <w:sz w:val="18"/>
+            <w:szCs w:val="18"/>
+          </w:rPr>
+          <w:t xml:space="preserve">[자세히 보기: 국제뉴스]</w:t>
+        </w:r>
+      </w:hyperlink>
+    </w:p>
+    <w:p>
+      <w:pPr>
         <w:spacing w:after="160"/>
-      </w:pPr>
-      <w:r>
-        <w:rPr>
-          <w:b/>
-          <w:bCs/>
-        </w:rPr>
-        <w:t xml:space="preserve">코스피 0.64% 상승 출발, 6,938.34. </w:t>
-      </w:r>
-      <w:r>
-        <w:t xml:space="preserve">전 거래일보다 44.11포인트 올랐습니다. 코스닥도 0.43% 상승 출발했습니다.  </w:t>
-      </w:r>
-      <w:hyperlink w:history="1" r:id="rIdznm6xelspffflym7tdh8e">
-        <w:r>
-          <w:rPr>
-            <w:rStyle w:val="Hyperlink"/>
-            <w:sz w:val="18"/>
-            <w:szCs w:val="18"/>
-          </w:rPr>
-          <w:t xml:space="preserve">[자세히 보기: 국제뉴스]</w:t>
-        </w:r>
-      </w:hyperlink>
+        <w:ind w:left="480"/>
+      </w:pPr>
+      <w:r>
+        <w:rPr>
+          <w:b/>
+          <w:bCs/>
+          <w:i/>
+          <w:iCs/>
+          <w:color w:val="2E7D32"/>
+          <w:sz w:val="19"/>
+          <w:szCs w:val="19"/>
+        </w:rPr>
+        <w:t xml:space="preserve">💡 나에게 미치는 영향: </w:t>
+      </w:r>
+      <w:r>
+        <w:rPr>
+          <w:i/>
+          <w:iCs/>
+          <w:color w:val="2E7D32"/>
+          <w:sz w:val="19"/>
+          <w:szCs w:val="19"/>
+        </w:rPr>
+        <w:t xml:space="preserve">지금 보유 중인 국내 주식·펀드가 있다면 오늘 평가금액이 오를 가능성이 큽니다. 다만 단기 등락이라 당장 매매 결정할 근거는 아닙니다.</w:t>
+      </w:r>
     </w:p>
     <w:p>
       <w:pPr>
@@ -73,28 +101,56 @@
           <w:ilvl w:val="0"/>
           <w:numId w:val="2"/>
         </w:numPr>
+        <w:spacing w:after="40"/>
+      </w:pPr>
+      <w:r>
+        <w:rPr>
+          <w:b/>
+          <w:bCs/>
+        </w:rPr>
+        <w:t xml:space="preserve">필라델피아 반도체지수 2.3% 급등 여파로 국내 반도체주 강세. </w:t>
+      </w:r>
+      <w:r>
+        <w:t xml:space="preserve">삼성전자 3%, SK하이닉스 1%대 상승했습니다. 엔비디아·브로드컴·AMD·마이크론 등 미국 반도체주들이 이틀 연속 강세를 보인 영향입니다.  </w:t>
+      </w:r>
+      <w:hyperlink w:history="1" r:id="rIdglqvrganhmzig_icl3stg">
+        <w:r>
+          <w:rPr>
+            <w:rStyle w:val="Hyperlink"/>
+            <w:sz w:val="18"/>
+            <w:szCs w:val="18"/>
+          </w:rPr>
+          <w:t xml:space="preserve">[자세히 보기: 이투데이]</w:t>
+        </w:r>
+      </w:hyperlink>
+    </w:p>
+    <w:p>
+      <w:pPr>
         <w:spacing w:after="160"/>
-      </w:pPr>
-      <w:r>
-        <w:rPr>
-          <w:b/>
-          <w:bCs/>
-        </w:rPr>
-        <w:t xml:space="preserve">필라델피아 반도체지수 2.3% 급등 여파로 국내 반도체주 강세. </w:t>
-      </w:r>
-      <w:r>
-        <w:t xml:space="preserve">삼성전자 3%, SK하이닉스 1%대 상승했습니다. 엔비디아·브로드컴·AMD·마이크론 등 미국 반도체주들이 이틀 연속 강세를 보인 영향입니다.  </w:t>
-      </w:r>
-      <w:hyperlink w:history="1" r:id="rIdbn4dlpn7wtmflwewnz3tr">
-        <w:r>
-          <w:rPr>
-            <w:rStyle w:val="Hyperlink"/>
-            <w:sz w:val="18"/>
-            <w:szCs w:val="18"/>
-          </w:rPr>
-          <w:t xml:space="preserve">[자세히 보기: 이투데이]</w:t>
-        </w:r>
-      </w:hyperlink>
+        <w:ind w:left="480"/>
+      </w:pPr>
+      <w:r>
+        <w:rPr>
+          <w:b/>
+          <w:bCs/>
+          <w:i/>
+          <w:iCs/>
+          <w:color w:val="2E7D32"/>
+          <w:sz w:val="19"/>
+          <w:szCs w:val="19"/>
+        </w:rPr>
+        <w:t xml:space="preserve">💡 나에게 미치는 영향: </w:t>
+      </w:r>
+      <w:r>
+        <w:rPr>
+          <w:i/>
+          <w:iCs/>
+          <w:color w:val="2E7D32"/>
+          <w:sz w:val="19"/>
+          <w:szCs w:val="19"/>
+        </w:rPr>
+        <w:t xml:space="preserve">삼성전자·SK하이닉스 주식이나 관련 연금·펀드에 가입돼 있다면 수익률에 긍정적입니다. 반도체 비중이 큰 국내 증시 특성상, 이 흐름이 이어지면 전체 지수에도 계속 좋은 영향을 줄 수 있습니다.</w:t>
+      </w:r>
     </w:p>
     <w:p>
       <w:pPr>
@@ -103,28 +159,56 @@
           <w:ilvl w:val="0"/>
           <w:numId w:val="2"/>
         </w:numPr>
+        <w:spacing w:after="40"/>
+      </w:pPr>
+      <w:r>
+        <w:rPr>
+          <w:b/>
+          <w:bCs/>
+        </w:rPr>
+        <w:t xml:space="preserve">미·이란 대화 재개 조짐에 유가·금리 변수 완화 국면. </w:t>
+      </w:r>
+      <w:r>
+        <w:t xml:space="preserve">트럼프 미 대통령이 이란과 대화 중이라고 언급했고, 24일 미중 정상회담을 앞두고 중국도 이란과 접촉하며 화해 분위기를 만들고 있습니다.  </w:t>
+      </w:r>
+      <w:hyperlink w:history="1" r:id="rIdc1vpnaf2ekimx9kj70dqg">
+        <w:r>
+          <w:rPr>
+            <w:rStyle w:val="Hyperlink"/>
+            <w:sz w:val="18"/>
+            <w:szCs w:val="18"/>
+          </w:rPr>
+          <w:t xml:space="preserve">[자세히 보기: 머니투데이]</w:t>
+        </w:r>
+      </w:hyperlink>
+    </w:p>
+    <w:p>
+      <w:pPr>
         <w:spacing w:after="160"/>
-      </w:pPr>
-      <w:r>
-        <w:rPr>
-          <w:b/>
-          <w:bCs/>
-        </w:rPr>
-        <w:t xml:space="preserve">미·이란 대화 재개 조짐에 유가·금리 변수 완화 국면. </w:t>
-      </w:r>
-      <w:r>
-        <w:t xml:space="preserve">트럼프 미 대통령이 이란과 대화 중이라고 언급했고, 24일 미중 정상회담을 앞두고 중국도 이란과 접촉하며 화해 분위기를 만들고 있습니다.  </w:t>
-      </w:r>
-      <w:hyperlink w:history="1" r:id="rIdalo4soo4yc5ffmlldxq2y">
-        <w:r>
-          <w:rPr>
-            <w:rStyle w:val="Hyperlink"/>
-            <w:sz w:val="18"/>
-            <w:szCs w:val="18"/>
-          </w:rPr>
-          <w:t xml:space="preserve">[자세히 보기: 머니투데이]</w:t>
-        </w:r>
-      </w:hyperlink>
+        <w:ind w:left="480"/>
+      </w:pPr>
+      <w:r>
+        <w:rPr>
+          <w:b/>
+          <w:bCs/>
+          <w:i/>
+          <w:iCs/>
+          <w:color w:val="2E7D32"/>
+          <w:sz w:val="19"/>
+          <w:szCs w:val="19"/>
+        </w:rPr>
+        <w:t xml:space="preserve">💡 나에게 미치는 영향: </w:t>
+      </w:r>
+      <w:r>
+        <w:rPr>
+          <w:i/>
+          <w:iCs/>
+          <w:color w:val="2E7D32"/>
+          <w:sz w:val="19"/>
+          <w:szCs w:val="19"/>
+        </w:rPr>
+        <w:t xml:space="preserve">긴장이 계속 풀리면 국제유가가 더 안정돼 주유비·난방비 부담이 커지는 속도가 늦춰질 수 있습니다. 다만 아직 확정된 게 아니라 체감까지는 시간이 걸립니다.</w:t>
+      </w:r>
     </w:p>
     <w:p>
       <w:pPr>
@@ -133,28 +217,56 @@
           <w:ilvl w:val="0"/>
           <w:numId w:val="2"/>
         </w:numPr>
+        <w:spacing w:after="40"/>
+      </w:pPr>
+      <w:r>
+        <w:rPr>
+          <w:b/>
+          <w:bCs/>
+        </w:rPr>
+        <w:t xml:space="preserve">미중 정상회담(9/24)·추석 연휴 앞두고 변동성 주의. </w:t>
+      </w:r>
+      <w:r>
+        <w:t xml:space="preserve">회담에서 AI·반도체 수출 통제 관련 협상 결과가 국내 반도체주 수급을 직접 좌우할 전망이라, 연휴 전 '사흘 승부'라는 긴장감이 있습니다.  </w:t>
+      </w:r>
+      <w:hyperlink w:history="1" r:id="rIdvhxvsqjmqj8w6-sengezm">
+        <w:r>
+          <w:rPr>
+            <w:rStyle w:val="Hyperlink"/>
+            <w:sz w:val="18"/>
+            <w:szCs w:val="18"/>
+          </w:rPr>
+          <w:t xml:space="preserve">[자세히 보기: 머니투데이]</w:t>
+        </w:r>
+      </w:hyperlink>
+    </w:p>
+    <w:p>
+      <w:pPr>
         <w:spacing w:after="160"/>
-      </w:pPr>
-      <w:r>
-        <w:rPr>
-          <w:b/>
-          <w:bCs/>
-        </w:rPr>
-        <w:t xml:space="preserve">미중 정상회담(9/24)·추석 연휴 앞두고 변동성 주의. </w:t>
-      </w:r>
-      <w:r>
-        <w:t xml:space="preserve">회담에서 AI·반도체 수출 통제 관련 협상 결과가 국내 반도체주 수급을 직접 좌우할 전망이라, 연휴 전 '사흘 승부'라는 긴장감이 있습니다.  </w:t>
-      </w:r>
-      <w:hyperlink w:history="1" r:id="rIdglicvsd4vowtbnr0d96rj">
-        <w:r>
-          <w:rPr>
-            <w:rStyle w:val="Hyperlink"/>
-            <w:sz w:val="18"/>
-            <w:szCs w:val="18"/>
-          </w:rPr>
-          <w:t xml:space="preserve">[자세히 보기: 머니투데이]</w:t>
-        </w:r>
-      </w:hyperlink>
+        <w:ind w:left="480"/>
+      </w:pPr>
+      <w:r>
+        <w:rPr>
+          <w:b/>
+          <w:bCs/>
+          <w:i/>
+          <w:iCs/>
+          <w:color w:val="2E7D32"/>
+          <w:sz w:val="19"/>
+          <w:szCs w:val="19"/>
+        </w:rPr>
+        <w:t xml:space="preserve">💡 나에게 미치는 영향: </w:t>
+      </w:r>
+      <w:r>
+        <w:rPr>
+          <w:i/>
+          <w:iCs/>
+          <w:color w:val="2E7D32"/>
+          <w:sz w:val="19"/>
+          <w:szCs w:val="19"/>
+        </w:rPr>
+        <w:t xml:space="preserve">주식·펀드를 보유하고 계시다면 이번 주 후반 변동성이 클 수 있으니, 회담 결과 나올 때까지는 큰 매수·매도 결정을 서두르지 않는 게 안전합니다.</w:t>
+      </w:r>
     </w:p>
     <w:p>
       <w:pPr>
@@ -175,28 +287,56 @@
           <w:ilvl w:val="0"/>
           <w:numId w:val="2"/>
         </w:numPr>
+        <w:spacing w:after="40"/>
+      </w:pPr>
+      <w:r>
+        <w:rPr>
+          <w:b/>
+          <w:bCs/>
+        </w:rPr>
+        <w:t xml:space="preserve">법무부 장관 후임 인선, '검찰·변호사 출신 모두 곤란' 딜레마. </w:t>
+      </w:r>
+      <w:r>
+        <w:t xml:space="preserve">김승원 후보자 사퇴 이후, 누구를 다음 후보로 세울지를 두고 여권이 고심하고 있습니다.  </w:t>
+      </w:r>
+      <w:hyperlink w:history="1" r:id="rIdctvi0khck7ixqcoiu5ilz">
+        <w:r>
+          <w:rPr>
+            <w:rStyle w:val="Hyperlink"/>
+            <w:sz w:val="18"/>
+            <w:szCs w:val="18"/>
+          </w:rPr>
+          <w:t xml:space="preserve">[자세히 보기: 서울신문]</w:t>
+        </w:r>
+      </w:hyperlink>
+    </w:p>
+    <w:p>
+      <w:pPr>
         <w:spacing w:after="160"/>
-      </w:pPr>
-      <w:r>
-        <w:rPr>
-          <w:b/>
-          <w:bCs/>
-        </w:rPr>
-        <w:t xml:space="preserve">법무부 장관 후임 인선, '검찰·변호사 출신 모두 곤란' 딜레마. </w:t>
-      </w:r>
-      <w:r>
-        <w:t xml:space="preserve">김승원 후보자 사퇴 이후, 누구를 다음 후보로 세울지를 두고 여권이 고심하고 있습니다.  </w:t>
-      </w:r>
-      <w:hyperlink w:history="1" r:id="rIdzv8holardniaxqwq9vnxq">
-        <w:r>
-          <w:rPr>
-            <w:rStyle w:val="Hyperlink"/>
-            <w:sz w:val="18"/>
-            <w:szCs w:val="18"/>
-          </w:rPr>
-          <w:t xml:space="preserve">[자세히 보기: 서울신문]</w:t>
-        </w:r>
-      </w:hyperlink>
+        <w:ind w:left="480"/>
+      </w:pPr>
+      <w:r>
+        <w:rPr>
+          <w:b/>
+          <w:bCs/>
+          <w:i/>
+          <w:iCs/>
+          <w:color w:val="2E7D32"/>
+          <w:sz w:val="19"/>
+          <w:szCs w:val="19"/>
+        </w:rPr>
+        <w:t xml:space="preserve">💡 나에게 미치는 영향: </w:t>
+      </w:r>
+      <w:r>
+        <w:rPr>
+          <w:i/>
+          <w:iCs/>
+          <w:color w:val="2E7D32"/>
+          <w:sz w:val="19"/>
+          <w:szCs w:val="19"/>
+        </w:rPr>
+        <w:t xml:space="preserve">일반 생활에 당장 체감되는 영향은 거의 없습니다. 다만 법무행정 공백이 길어지면 관련 정책·수사 일정이 지연될 수 있습니다.</w:t>
+      </w:r>
     </w:p>
     <w:p>
       <w:pPr>
@@ -205,28 +345,56 @@
           <w:ilvl w:val="0"/>
           <w:numId w:val="2"/>
         </w:numPr>
+        <w:spacing w:after="40"/>
+      </w:pPr>
+      <w:r>
+        <w:rPr>
+          <w:b/>
+          <w:bCs/>
+        </w:rPr>
+        <w:t xml:space="preserve">차기 법무부 장관 후보군으로 여당 법조인 출신 거론. </w:t>
+      </w:r>
+      <w:r>
+        <w:t xml:space="preserve">국회 법제사법위원회 소속인 서영교, 박주민, 전현희, 백혜련 의원 등의 이름이 오르내리고 있습니다.  </w:t>
+      </w:r>
+      <w:hyperlink w:history="1" r:id="rIdrwryrj_crln33uy7xyrhg">
+        <w:r>
+          <w:rPr>
+            <w:rStyle w:val="Hyperlink"/>
+            <w:sz w:val="18"/>
+            <w:szCs w:val="18"/>
+          </w:rPr>
+          <w:t xml:space="preserve">[자세히 보기: 네이트뉴스]</w:t>
+        </w:r>
+      </w:hyperlink>
+    </w:p>
+    <w:p>
+      <w:pPr>
         <w:spacing w:after="160"/>
-      </w:pPr>
-      <w:r>
-        <w:rPr>
-          <w:b/>
-          <w:bCs/>
-        </w:rPr>
-        <w:t xml:space="preserve">차기 법무부 장관 후보군으로 여당 법조인 출신 거론. </w:t>
-      </w:r>
-      <w:r>
-        <w:t xml:space="preserve">국회 법제사법위원회 소속인 서영교, 박주민, 전현희, 백혜련 의원 등의 이름이 오르내리고 있습니다.  </w:t>
-      </w:r>
-      <w:hyperlink w:history="1" r:id="rId9hbucgjqvigiuuxcg77ns">
-        <w:r>
-          <w:rPr>
-            <w:rStyle w:val="Hyperlink"/>
-            <w:sz w:val="18"/>
-            <w:szCs w:val="18"/>
-          </w:rPr>
-          <w:t xml:space="preserve">[자세히 보기: 네이트뉴스]</w:t>
-        </w:r>
-      </w:hyperlink>
+        <w:ind w:left="480"/>
+      </w:pPr>
+      <w:r>
+        <w:rPr>
+          <w:b/>
+          <w:bCs/>
+          <w:i/>
+          <w:iCs/>
+          <w:color w:val="2E7D32"/>
+          <w:sz w:val="19"/>
+          <w:szCs w:val="19"/>
+        </w:rPr>
+        <w:t xml:space="preserve">💡 나에게 미치는 영향: </w:t>
+      </w:r>
+      <w:r>
+        <w:rPr>
+          <w:i/>
+          <w:iCs/>
+          <w:color w:val="2E7D32"/>
+          <w:sz w:val="19"/>
+          <w:szCs w:val="19"/>
+        </w:rPr>
+        <w:t xml:space="preserve">당장 실생활에 영향은 없고, 누가 임명되느냐에 따라 향후 검찰·법무 정책 방향이 조금씩 달라질 수 있는 정도입니다.</w:t>
+      </w:r>
     </w:p>
     <w:p>
       <w:pPr>
@@ -235,28 +403,56 @@
           <w:ilvl w:val="0"/>
           <w:numId w:val="2"/>
         </w:numPr>
+        <w:spacing w:after="40"/>
+      </w:pPr>
+      <w:r>
+        <w:rPr>
+          <w:b/>
+          <w:bCs/>
+        </w:rPr>
+        <w:t xml:space="preserve">국회, 2027년 예산안 주요 쟁점 토론회 등 다양한 세미나 개최. </w:t>
+      </w:r>
+      <w:r>
+        <w:t xml:space="preserve">글로벌 반도체·AI 산업 세미나, 에너지생태계 규제개선 토론회 등도 함께 열렸습니다.  </w:t>
+      </w:r>
+      <w:hyperlink w:history="1" r:id="rIdehh7dvtshkvznztb3we2b">
+        <w:r>
+          <w:rPr>
+            <w:rStyle w:val="Hyperlink"/>
+            <w:sz w:val="18"/>
+            <w:szCs w:val="18"/>
+          </w:rPr>
+          <w:t xml:space="preserve">[자세히 보기: 뉴스핌]</w:t>
+        </w:r>
+      </w:hyperlink>
+    </w:p>
+    <w:p>
+      <w:pPr>
         <w:spacing w:after="160"/>
-      </w:pPr>
-      <w:r>
-        <w:rPr>
-          <w:b/>
-          <w:bCs/>
-        </w:rPr>
-        <w:t xml:space="preserve">국회, 2027년 예산안 주요 쟁점 토론회 등 다양한 세미나 개최. </w:t>
-      </w:r>
-      <w:r>
-        <w:t xml:space="preserve">글로벌 반도체·AI 산업 세미나, 에너지생태계 규제개선 토론회 등도 함께 열렸습니다.  </w:t>
-      </w:r>
-      <w:hyperlink w:history="1" r:id="rIdojsvtzg3xr8xx93xll5oy">
-        <w:r>
-          <w:rPr>
-            <w:rStyle w:val="Hyperlink"/>
-            <w:sz w:val="18"/>
-            <w:szCs w:val="18"/>
-          </w:rPr>
-          <w:t xml:space="preserve">[자세히 보기: 뉴스핌]</w:t>
-        </w:r>
-      </w:hyperlink>
+        <w:ind w:left="480"/>
+      </w:pPr>
+      <w:r>
+        <w:rPr>
+          <w:b/>
+          <w:bCs/>
+          <w:i/>
+          <w:iCs/>
+          <w:color w:val="2E7D32"/>
+          <w:sz w:val="19"/>
+          <w:szCs w:val="19"/>
+        </w:rPr>
+        <w:t xml:space="preserve">💡 나에게 미치는 영향: </w:t>
+      </w:r>
+      <w:r>
+        <w:rPr>
+          <w:i/>
+          <w:iCs/>
+          <w:color w:val="2E7D32"/>
+          <w:sz w:val="19"/>
+          <w:szCs w:val="19"/>
+        </w:rPr>
+        <w:t xml:space="preserve">2027년 예산 방향이 잡히기 시작하는 단계라, 복지·세금·지원금 관련 정책이 여기서 윤곽을 드러낼 수 있습니다. 확정된 내용은 아니라 지금 당장 준비할 건 없습니다.</w:t>
+      </w:r>
     </w:p>
     <w:p>
       <w:pPr>
@@ -274,7 +470,7 @@
       <w:pPr>
         <w:spacing w:after="80"/>
       </w:pPr>
-      <w:hyperlink w:history="1" r:id="rIdcti5o6ohhld2plinoz3v0">
+      <w:hyperlink w:history="1" r:id="rIdiebqp8qu1za-8gve3bw-8">
         <w:r>
           <w:rPr>
             <w:rStyle w:val="Hyperlink"/>
@@ -289,7 +485,7 @@
       <w:pPr>
         <w:spacing w:after="80"/>
       </w:pPr>
-      <w:hyperlink w:history="1" r:id="rId2lifgfqlhmt6uielsivfk">
+      <w:hyperlink w:history="1" r:id="rIdsgfnpry7ibjiq7i9wetku">
         <w:r>
           <w:rPr>
             <w:rStyle w:val="Hyperlink"/>
@@ -304,7 +500,7 @@
       <w:pPr>
         <w:spacing w:after="80"/>
       </w:pPr>
-      <w:hyperlink w:history="1" r:id="rId0gqcqrxx7pikvuqick-v8">
+      <w:hyperlink w:history="1" r:id="rIdoymdbgp11wbjyqe4scv-4">
         <w:r>
           <w:rPr>
             <w:rStyle w:val="Hyperlink"/>
@@ -319,7 +515,7 @@
       <w:pPr>
         <w:spacing w:after="80"/>
       </w:pPr>
-      <w:hyperlink w:history="1" r:id="rIdly_k5ubn6gxxzov70i8_d">
+      <w:hyperlink w:history="1" r:id="rIds-qwpqomzraqpagsenuow">
         <w:r>
           <w:rPr>
             <w:rStyle w:val="Hyperlink"/>
@@ -334,7 +530,7 @@
       <w:pPr>
         <w:spacing w:after="80"/>
       </w:pPr>
-      <w:hyperlink w:history="1" r:id="rIdjvnwm-du3i5pcqaryj0ix">
+      <w:hyperlink w:history="1" r:id="rIdylkqvhjhcfelb2wzr85dz">
         <w:r>
           <w:rPr>
             <w:rStyle w:val="Hyperlink"/>
@@ -349,7 +545,7 @@
       <w:pPr>
         <w:spacing w:after="80"/>
       </w:pPr>
-      <w:hyperlink w:history="1" r:id="rIdcpcs9cdhjwcnwd6gt_r2m">
+      <w:hyperlink w:history="1" r:id="rId6izprrytbx2_dpx7buk2x">
         <w:r>
           <w:rPr>
             <w:rStyle w:val="Hyperlink"/>
@@ -375,7 +571,7 @@
           <w:sz w:val="18"/>
           <w:szCs w:val="18"/>
         </w:rPr>
-        <w:t xml:space="preserve">* 이 요약은 Claude가 매일 오전 자동으로 조사·정리한 내용입니다. 정확한 원문은 각 언론사 기사를 참고하세요.</w:t>
+        <w:t xml:space="preserve">* 이 요약은 Claude가 매일 오전 자동으로 조사·정리한 내용입니다. '나에게 미치는 영향'은 일반적인 해석이며 투자 조언이 아닙니다. 정확한 원문은 각 언론사 기사를 참고하세요.</w:t>
       </w:r>
     </w:p>
     <w:sectPr>

--- a/05-Routines/오늘의 뉴스 요약.docx
+++ b/05-Routines/오늘의 뉴스 요약.docx
@@ -55,7 +55,7 @@
       <w:r>
         <w:t xml:space="preserve">전 거래일보다 44.11포인트 올랐습니다. 코스닥도 0.43% 상승 출발했습니다.  </w:t>
       </w:r>
-      <w:hyperlink w:history="1" r:id="rId_mpgvlnrzfkovzskimjbz">
+      <w:hyperlink w:history="1" r:id="rIdne2xyho52er6oswpbqi6z">
         <w:r>
           <w:rPr>
             <w:rStyle w:val="Hyperlink"/>
@@ -81,7 +81,7 @@
           <w:sz w:val="19"/>
           <w:szCs w:val="19"/>
         </w:rPr>
-        <w:t xml:space="preserve">💡 나에게 미치는 영향: </w:t>
+        <w:t xml:space="preserve">💡 이게 나랑 무슨 상관이야? </w:t>
       </w:r>
       <w:r>
         <w:rPr>
@@ -113,7 +113,7 @@
       <w:r>
         <w:t xml:space="preserve">삼성전자 3%, SK하이닉스 1%대 상승했습니다. 엔비디아·브로드컴·AMD·마이크론 등 미국 반도체주들이 이틀 연속 강세를 보인 영향입니다.  </w:t>
       </w:r>
-      <w:hyperlink w:history="1" r:id="rIdglqvrganhmzig_icl3stg">
+      <w:hyperlink w:history="1" r:id="rIdzz6f22qglw527jp1kcrgg">
         <w:r>
           <w:rPr>
             <w:rStyle w:val="Hyperlink"/>
@@ -139,7 +139,7 @@
           <w:sz w:val="19"/>
           <w:szCs w:val="19"/>
         </w:rPr>
-        <w:t xml:space="preserve">💡 나에게 미치는 영향: </w:t>
+        <w:t xml:space="preserve">💡 이게 나랑 무슨 상관이야? </w:t>
       </w:r>
       <w:r>
         <w:rPr>
@@ -171,7 +171,7 @@
       <w:r>
         <w:t xml:space="preserve">트럼프 미 대통령이 이란과 대화 중이라고 언급했고, 24일 미중 정상회담을 앞두고 중국도 이란과 접촉하며 화해 분위기를 만들고 있습니다.  </w:t>
       </w:r>
-      <w:hyperlink w:history="1" r:id="rIdc1vpnaf2ekimx9kj70dqg">
+      <w:hyperlink w:history="1" r:id="rIdcfv99nikzdjgwe2f8f5f9">
         <w:r>
           <w:rPr>
             <w:rStyle w:val="Hyperlink"/>
@@ -197,7 +197,7 @@
           <w:sz w:val="19"/>
           <w:szCs w:val="19"/>
         </w:rPr>
-        <w:t xml:space="preserve">💡 나에게 미치는 영향: </w:t>
+        <w:t xml:space="preserve">💡 이게 나랑 무슨 상관이야? </w:t>
       </w:r>
       <w:r>
         <w:rPr>
@@ -229,7 +229,7 @@
       <w:r>
         <w:t xml:space="preserve">회담에서 AI·반도체 수출 통제 관련 협상 결과가 국내 반도체주 수급을 직접 좌우할 전망이라, 연휴 전 '사흘 승부'라는 긴장감이 있습니다.  </w:t>
       </w:r>
-      <w:hyperlink w:history="1" r:id="rIdvhxvsqjmqj8w6-sengezm">
+      <w:hyperlink w:history="1" r:id="rIdlrqzrh1546uxvi-pnggao">
         <w:r>
           <w:rPr>
             <w:rStyle w:val="Hyperlink"/>
@@ -255,7 +255,7 @@
           <w:sz w:val="19"/>
           <w:szCs w:val="19"/>
         </w:rPr>
-        <w:t xml:space="preserve">💡 나에게 미치는 영향: </w:t>
+        <w:t xml:space="preserve">💡 이게 나랑 무슨 상관이야? </w:t>
       </w:r>
       <w:r>
         <w:rPr>
@@ -299,7 +299,7 @@
       <w:r>
         <w:t xml:space="preserve">김승원 후보자 사퇴 이후, 누구를 다음 후보로 세울지를 두고 여권이 고심하고 있습니다.  </w:t>
       </w:r>
-      <w:hyperlink w:history="1" r:id="rIdctvi0khck7ixqcoiu5ilz">
+      <w:hyperlink w:history="1" r:id="rIdcp9yq76hbve3thx9foucv">
         <w:r>
           <w:rPr>
             <w:rStyle w:val="Hyperlink"/>
@@ -325,7 +325,7 @@
           <w:sz w:val="19"/>
           <w:szCs w:val="19"/>
         </w:rPr>
-        <w:t xml:space="preserve">💡 나에게 미치는 영향: </w:t>
+        <w:t xml:space="preserve">💡 이게 나랑 무슨 상관이야? </w:t>
       </w:r>
       <w:r>
         <w:rPr>
@@ -357,7 +357,7 @@
       <w:r>
         <w:t xml:space="preserve">국회 법제사법위원회 소속인 서영교, 박주민, 전현희, 백혜련 의원 등의 이름이 오르내리고 있습니다.  </w:t>
       </w:r>
-      <w:hyperlink w:history="1" r:id="rIdrwryrj_crln33uy7xyrhg">
+      <w:hyperlink w:history="1" r:id="rIdwxgvv8lmapaikuo8vyshb">
         <w:r>
           <w:rPr>
             <w:rStyle w:val="Hyperlink"/>
@@ -383,7 +383,7 @@
           <w:sz w:val="19"/>
           <w:szCs w:val="19"/>
         </w:rPr>
-        <w:t xml:space="preserve">💡 나에게 미치는 영향: </w:t>
+        <w:t xml:space="preserve">💡 이게 나랑 무슨 상관이야? </w:t>
       </w:r>
       <w:r>
         <w:rPr>
@@ -415,7 +415,7 @@
       <w:r>
         <w:t xml:space="preserve">글로벌 반도체·AI 산업 세미나, 에너지생태계 규제개선 토론회 등도 함께 열렸습니다.  </w:t>
       </w:r>
-      <w:hyperlink w:history="1" r:id="rIdehh7dvtshkvznztb3we2b">
+      <w:hyperlink w:history="1" r:id="rIdjatt6xjrv9k3oixwzmzdo">
         <w:r>
           <w:rPr>
             <w:rStyle w:val="Hyperlink"/>
@@ -441,7 +441,7 @@
           <w:sz w:val="19"/>
           <w:szCs w:val="19"/>
         </w:rPr>
-        <w:t xml:space="preserve">💡 나에게 미치는 영향: </w:t>
+        <w:t xml:space="preserve">💡 이게 나랑 무슨 상관이야? </w:t>
       </w:r>
       <w:r>
         <w:rPr>
@@ -470,7 +470,7 @@
       <w:pPr>
         <w:spacing w:after="80"/>
       </w:pPr>
-      <w:hyperlink w:history="1" r:id="rIdiebqp8qu1za-8gve3bw-8">
+      <w:hyperlink w:history="1" r:id="rIdjdfei6ilsuje5ysgxp5_e">
         <w:r>
           <w:rPr>
             <w:rStyle w:val="Hyperlink"/>
@@ -485,7 +485,7 @@
       <w:pPr>
         <w:spacing w:after="80"/>
       </w:pPr>
-      <w:hyperlink w:history="1" r:id="rIdsgfnpry7ibjiq7i9wetku">
+      <w:hyperlink w:history="1" r:id="rIdcjxyx_hclpaxxnpkijkng">
         <w:r>
           <w:rPr>
             <w:rStyle w:val="Hyperlink"/>
@@ -500,7 +500,7 @@
       <w:pPr>
         <w:spacing w:after="80"/>
       </w:pPr>
-      <w:hyperlink w:history="1" r:id="rIdoymdbgp11wbjyqe4scv-4">
+      <w:hyperlink w:history="1" r:id="rIdpcisvaipemz65wx3f5rou">
         <w:r>
           <w:rPr>
             <w:rStyle w:val="Hyperlink"/>
@@ -515,7 +515,7 @@
       <w:pPr>
         <w:spacing w:after="80"/>
       </w:pPr>
-      <w:hyperlink w:history="1" r:id="rIds-qwpqomzraqpagsenuow">
+      <w:hyperlink w:history="1" r:id="rId4l5s5dt6hfqtursscj6zb">
         <w:r>
           <w:rPr>
             <w:rStyle w:val="Hyperlink"/>
@@ -530,7 +530,7 @@
       <w:pPr>
         <w:spacing w:after="80"/>
       </w:pPr>
-      <w:hyperlink w:history="1" r:id="rIdylkqvhjhcfelb2wzr85dz">
+      <w:hyperlink w:history="1" r:id="rIdhtwluvyehpbmru9f9orip">
         <w:r>
           <w:rPr>
             <w:rStyle w:val="Hyperlink"/>
@@ -545,7 +545,7 @@
       <w:pPr>
         <w:spacing w:after="80"/>
       </w:pPr>
-      <w:hyperlink w:history="1" r:id="rId6izprrytbx2_dpx7buk2x">
+      <w:hyperlink w:history="1" r:id="rIdk1mz0tp4s_ea482b5-yom">
         <w:r>
           <w:rPr>
             <w:rStyle w:val="Hyperlink"/>

--- a/05-Routines/오늘의 뉴스 요약.docx
+++ b/05-Routines/오늘의 뉴스 요약.docx
@@ -21,7 +21,7 @@
           <w:sz w:val="22"/>
           <w:szCs w:val="22"/>
         </w:rPr>
-        <w:t xml:space="preserve">2026년 9월 21일 (월)</w:t>
+        <w:t xml:space="preserve">2026년 9월 22일 (화)</w:t>
       </w:r>
     </w:p>
     <w:p>
@@ -50,19 +50,19 @@
           <w:b/>
           <w:bCs/>
         </w:rPr>
-        <w:t xml:space="preserve">코스피 0.64% 상승 출발, 6,938.34. </w:t>
-      </w:r>
-      <w:r>
-        <w:t xml:space="preserve">전 거래일보다 44.11포인트 올랐습니다. 코스닥도 0.43% 상승 출발했습니다.  </w:t>
-      </w:r>
-      <w:hyperlink w:history="1" r:id="rIdne2xyho52er6oswpbqi6z">
-        <w:r>
-          <w:rPr>
-            <w:rStyle w:val="Hyperlink"/>
-            <w:sz w:val="18"/>
-            <w:szCs w:val="18"/>
-          </w:rPr>
-          <w:t xml:space="preserve">[자세히 보기: 국제뉴스]</w:t>
+        <w:t xml:space="preserve">어제(9/21) 코스피 1.65% 상승, 7,007.72 마감. </w:t>
+      </w:r>
+      <w:r>
+        <w:t xml:space="preserve">7거래일 만에 다시 7,000선을 넘었습니다. 삼성전자가 4.98% 급등하며 지수 상승을 이끌었습니다.  </w:t>
+      </w:r>
+      <w:hyperlink w:history="1" r:id="rId1_nmduszqwdhbbdbdiw4o">
+        <w:r>
+          <w:rPr>
+            <w:rStyle w:val="Hyperlink"/>
+            <w:sz w:val="18"/>
+            <w:szCs w:val="18"/>
+          </w:rPr>
+          <w:t xml:space="preserve">[자세히 보기: 파이낸셜뉴스]</w:t>
         </w:r>
       </w:hyperlink>
     </w:p>
@@ -91,7 +91,7 @@
           <w:sz w:val="19"/>
           <w:szCs w:val="19"/>
         </w:rPr>
-        <w:t xml:space="preserve">지금 보유 중인 국내 주식·펀드가 있다면 오늘 평가금액이 오를 가능성이 큽니다. 다만 단기 등락이라 당장 매매 결정할 근거는 아닙니다.</w:t>
+        <w:t xml:space="preserve">삼성전자 주식·펀드·연금을 보유하고 계시면 어제 평가금액이 크게 올랐을 가능성이 있습니다.</w:t>
       </w:r>
     </w:p>
     <w:p>
@@ -108,19 +108,19 @@
           <w:b/>
           <w:bCs/>
         </w:rPr>
-        <w:t xml:space="preserve">필라델피아 반도체지수 2.3% 급등 여파로 국내 반도체주 강세. </w:t>
-      </w:r>
-      <w:r>
-        <w:t xml:space="preserve">삼성전자 3%, SK하이닉스 1%대 상승했습니다. 엔비디아·브로드컴·AMD·마이크론 등 미국 반도체주들이 이틀 연속 강세를 보인 영향입니다.  </w:t>
-      </w:r>
-      <w:hyperlink w:history="1" r:id="rIdzz6f22qglw527jp1kcrgg">
-        <w:r>
-          <w:rPr>
-            <w:rStyle w:val="Hyperlink"/>
-            <w:sz w:val="18"/>
-            <w:szCs w:val="18"/>
-          </w:rPr>
-          <w:t xml:space="preserve">[자세히 보기: 이투데이]</w:t>
+        <w:t xml:space="preserve">9월 1~20일 수출 714억 달러, 전년 동기 대비 78.3% 증가. </w:t>
+      </w:r>
+      <w:r>
+        <w:t xml:space="preserve">역대 최대치를 다시 썼습니다. 특히 반도체 수출이 341억 달러로 259.4% 늘며 전체 수출의 절반 가까이를 차지했습니다.  </w:t>
+      </w:r>
+      <w:hyperlink w:history="1" r:id="rIdpx74hh3ish0-djrutvgjr">
+        <w:r>
+          <w:rPr>
+            <w:rStyle w:val="Hyperlink"/>
+            <w:sz w:val="18"/>
+            <w:szCs w:val="18"/>
+          </w:rPr>
+          <w:t xml:space="preserve">[자세히 보기: 서울경제]</w:t>
         </w:r>
       </w:hyperlink>
     </w:p>
@@ -149,7 +149,7 @@
           <w:sz w:val="19"/>
           <w:szCs w:val="19"/>
         </w:rPr>
-        <w:t xml:space="preserve">삼성전자·SK하이닉스 주식이나 관련 연금·펀드에 가입돼 있다면 수익률에 긍정적입니다. 반도체 비중이 큰 국내 증시 특성상, 이 흐름이 이어지면 전체 지수에도 계속 좋은 영향을 줄 수 있습니다.</w:t>
+        <w:t xml:space="preserve">수출이 잘되면 기업 실적과 국가 경제 전반에 긍정적입니다. 다만 반도체 편중이 심해서, 그 업종에 문제가 생기면 충격도 그만큼 클 수 있습니다.</w:t>
       </w:r>
     </w:p>
     <w:p>
@@ -166,19 +166,19 @@
           <w:b/>
           <w:bCs/>
         </w:rPr>
-        <w:t xml:space="preserve">미·이란 대화 재개 조짐에 유가·금리 변수 완화 국면. </w:t>
-      </w:r>
-      <w:r>
-        <w:t xml:space="preserve">트럼프 미 대통령이 이란과 대화 중이라고 언급했고, 24일 미중 정상회담을 앞두고 중국도 이란과 접촉하며 화해 분위기를 만들고 있습니다.  </w:t>
-      </w:r>
-      <w:hyperlink w:history="1" r:id="rIdcfv99nikzdjgwe2f8f5f9">
-        <w:r>
-          <w:rPr>
-            <w:rStyle w:val="Hyperlink"/>
-            <w:sz w:val="18"/>
-            <w:szCs w:val="18"/>
-          </w:rPr>
-          <w:t xml:space="preserve">[자세히 보기: 머니투데이]</w:t>
+        <w:t xml:space="preserve">다만 '반도체 빼면 하락장 착시'라는 지적도. </w:t>
+      </w:r>
+      <w:r>
+        <w:t xml:space="preserve">지수는 반도체 대형주 덕에 올랐지만, 그 외 많은 종목들은 여전히 약세를 보이고 있다는 분석입니다.  </w:t>
+      </w:r>
+      <w:hyperlink w:history="1" r:id="rId4srbdvrjdyujll8lywgcj">
+        <w:r>
+          <w:rPr>
+            <w:rStyle w:val="Hyperlink"/>
+            <w:sz w:val="18"/>
+            <w:szCs w:val="18"/>
+          </w:rPr>
+          <w:t xml:space="preserve">[자세히 보기: 경제타임스]</w:t>
         </w:r>
       </w:hyperlink>
     </w:p>
@@ -207,7 +207,19 @@
           <w:sz w:val="19"/>
           <w:szCs w:val="19"/>
         </w:rPr>
-        <w:t xml:space="preserve">긴장이 계속 풀리면 국제유가가 더 안정돼 주유비·난방비 부담이 커지는 속도가 늦춰질 수 있습니다. 다만 아직 확정된 게 아니라 체감까지는 시간이 걸립니다.</w:t>
+        <w:t xml:space="preserve">반도체 관련이 아닌 다른 주식·펀드에 투자하고 계시다면, 지수 상승만 보고 전반적인 경기가 좋아졌다고 오해하지 않는 게 좋습니다.</w:t>
+      </w:r>
+    </w:p>
+    <w:p>
+      <w:pPr>
+        <w:pStyle w:val="Heading1"/>
+        <w:pBdr>
+          <w:bottom w:val="single" w:color="999999" w:sz="6" w:space="4"/>
+        </w:pBdr>
+        <w:spacing w:after="200" w:before="400"/>
+      </w:pPr>
+      <w:r>
+        <w:t xml:space="preserve">정치</w:t>
       </w:r>
     </w:p>
     <w:p>
@@ -224,12 +236,12 @@
           <w:b/>
           <w:bCs/>
         </w:rPr>
-        <w:t xml:space="preserve">미중 정상회담(9/24)·추석 연휴 앞두고 변동성 주의. </w:t>
-      </w:r>
-      <w:r>
-        <w:t xml:space="preserve">회담에서 AI·반도체 수출 통제 관련 협상 결과가 국내 반도체주 수급을 직접 좌우할 전망이라, 연휴 전 '사흘 승부'라는 긴장감이 있습니다.  </w:t>
-      </w:r>
-      <w:hyperlink w:history="1" r:id="rIdlrqzrh1546uxvi-pnggao">
+        <w:t xml:space="preserve">오늘 국민의힘, '이재명 정부 실정 대국민 보고대회' 개최. </w:t>
+      </w:r>
+      <w:r>
+        <w:t xml:space="preserve">국회 본청 앞에서 수도권 당협위원장, 당원, 일반 국민이 참여하는 대규모 행사로 열립니다. 부동산·주식시장(레버리지 ETF 도입 논란)·검찰 수사권 폐지 등 현안을 비판할 방침입니다.  </w:t>
+      </w:r>
+      <w:hyperlink w:history="1" r:id="rIdwgw2tv2h0bqjasbegpmll">
         <w:r>
           <w:rPr>
             <w:rStyle w:val="Hyperlink"/>
@@ -265,19 +277,7 @@
           <w:sz w:val="19"/>
           <w:szCs w:val="19"/>
         </w:rPr>
-        <w:t xml:space="preserve">주식·펀드를 보유하고 계시다면 이번 주 후반 변동성이 클 수 있으니, 회담 결과 나올 때까지는 큰 매수·매도 결정을 서두르지 않는 게 안전합니다.</w:t>
-      </w:r>
-    </w:p>
-    <w:p>
-      <w:pPr>
-        <w:pStyle w:val="Heading1"/>
-        <w:pBdr>
-          <w:bottom w:val="single" w:color="999999" w:sz="6" w:space="4"/>
-        </w:pBdr>
-        <w:spacing w:after="200" w:before="400"/>
-      </w:pPr>
-      <w:r>
-        <w:t xml:space="preserve">정치</w:t>
+        <w:t xml:space="preserve">일반 생활에 당장 체감되는 영향은 거의 없습니다. 다만 오늘 국회 인근 이동 시 집회로 인한 교통 혼잡은 있을 수 있습니다.</w:t>
       </w:r>
     </w:p>
     <w:p>
@@ -294,19 +294,19 @@
           <w:b/>
           <w:bCs/>
         </w:rPr>
-        <w:t xml:space="preserve">법무부 장관 후임 인선, '검찰·변호사 출신 모두 곤란' 딜레마. </w:t>
-      </w:r>
-      <w:r>
-        <w:t xml:space="preserve">김승원 후보자 사퇴 이후, 누구를 다음 후보로 세울지를 두고 여권이 고심하고 있습니다.  </w:t>
-      </w:r>
-      <w:hyperlink w:history="1" r:id="rIdcp9yq76hbve3thx9foucv">
-        <w:r>
-          <w:rPr>
-            <w:rStyle w:val="Hyperlink"/>
-            <w:sz w:val="18"/>
-            <w:szCs w:val="18"/>
-          </w:rPr>
-          <w:t xml:space="preserve">[자세히 보기: 서울신문]</w:t>
+        <w:t xml:space="preserve">국민의힘, 추석 민심 지켜본 뒤 장외집회 여부 최종 결정 방침. </w:t>
+      </w:r>
+      <w:r>
+        <w:t xml:space="preserve">"장외집회 여부는 추석 민심 향배에 달려 있다"는 입장입니다. 오늘 행사는 본격 장외투쟁 전 '예비 집회' 성격입니다.  </w:t>
+      </w:r>
+      <w:hyperlink w:history="1" r:id="rId6zq-_cfcikwiakrlhnzyi">
+        <w:r>
+          <w:rPr>
+            <w:rStyle w:val="Hyperlink"/>
+            <w:sz w:val="18"/>
+            <w:szCs w:val="18"/>
+          </w:rPr>
+          <w:t xml:space="preserve">[자세히 보기: 네이트뉴스]</w:t>
         </w:r>
       </w:hyperlink>
     </w:p>
@@ -335,123 +335,7 @@
           <w:sz w:val="19"/>
           <w:szCs w:val="19"/>
         </w:rPr>
-        <w:t xml:space="preserve">일반 생활에 당장 체감되는 영향은 거의 없습니다. 다만 법무행정 공백이 길어지면 관련 정책·수사 일정이 지연될 수 있습니다.</w:t>
-      </w:r>
-    </w:p>
-    <w:p>
-      <w:pPr>
-        <w:pStyle w:val="ListParagraph"/>
-        <w:numPr>
-          <w:ilvl w:val="0"/>
-          <w:numId w:val="2"/>
-        </w:numPr>
-        <w:spacing w:after="40"/>
-      </w:pPr>
-      <w:r>
-        <w:rPr>
-          <w:b/>
-          <w:bCs/>
-        </w:rPr>
-        <w:t xml:space="preserve">차기 법무부 장관 후보군으로 여당 법조인 출신 거론. </w:t>
-      </w:r>
-      <w:r>
-        <w:t xml:space="preserve">국회 법제사법위원회 소속인 서영교, 박주민, 전현희, 백혜련 의원 등의 이름이 오르내리고 있습니다.  </w:t>
-      </w:r>
-      <w:hyperlink w:history="1" r:id="rIdwxgvv8lmapaikuo8vyshb">
-        <w:r>
-          <w:rPr>
-            <w:rStyle w:val="Hyperlink"/>
-            <w:sz w:val="18"/>
-            <w:szCs w:val="18"/>
-          </w:rPr>
-          <w:t xml:space="preserve">[자세히 보기: 네이트뉴스]</w:t>
-        </w:r>
-      </w:hyperlink>
-    </w:p>
-    <w:p>
-      <w:pPr>
-        <w:spacing w:after="160"/>
-        <w:ind w:left="480"/>
-      </w:pPr>
-      <w:r>
-        <w:rPr>
-          <w:b/>
-          <w:bCs/>
-          <w:i/>
-          <w:iCs/>
-          <w:color w:val="2E7D32"/>
-          <w:sz w:val="19"/>
-          <w:szCs w:val="19"/>
-        </w:rPr>
-        <w:t xml:space="preserve">💡 이게 나랑 무슨 상관이야? </w:t>
-      </w:r>
-      <w:r>
-        <w:rPr>
-          <w:i/>
-          <w:iCs/>
-          <w:color w:val="2E7D32"/>
-          <w:sz w:val="19"/>
-          <w:szCs w:val="19"/>
-        </w:rPr>
-        <w:t xml:space="preserve">당장 실생활에 영향은 없고, 누가 임명되느냐에 따라 향후 검찰·법무 정책 방향이 조금씩 달라질 수 있는 정도입니다.</w:t>
-      </w:r>
-    </w:p>
-    <w:p>
-      <w:pPr>
-        <w:pStyle w:val="ListParagraph"/>
-        <w:numPr>
-          <w:ilvl w:val="0"/>
-          <w:numId w:val="2"/>
-        </w:numPr>
-        <w:spacing w:after="40"/>
-      </w:pPr>
-      <w:r>
-        <w:rPr>
-          <w:b/>
-          <w:bCs/>
-        </w:rPr>
-        <w:t xml:space="preserve">국회, 2027년 예산안 주요 쟁점 토론회 등 다양한 세미나 개최. </w:t>
-      </w:r>
-      <w:r>
-        <w:t xml:space="preserve">글로벌 반도체·AI 산업 세미나, 에너지생태계 규제개선 토론회 등도 함께 열렸습니다.  </w:t>
-      </w:r>
-      <w:hyperlink w:history="1" r:id="rIdjatt6xjrv9k3oixwzmzdo">
-        <w:r>
-          <w:rPr>
-            <w:rStyle w:val="Hyperlink"/>
-            <w:sz w:val="18"/>
-            <w:szCs w:val="18"/>
-          </w:rPr>
-          <w:t xml:space="preserve">[자세히 보기: 뉴스핌]</w:t>
-        </w:r>
-      </w:hyperlink>
-    </w:p>
-    <w:p>
-      <w:pPr>
-        <w:spacing w:after="160"/>
-        <w:ind w:left="480"/>
-      </w:pPr>
-      <w:r>
-        <w:rPr>
-          <w:b/>
-          <w:bCs/>
-          <w:i/>
-          <w:iCs/>
-          <w:color w:val="2E7D32"/>
-          <w:sz w:val="19"/>
-          <w:szCs w:val="19"/>
-        </w:rPr>
-        <w:t xml:space="preserve">💡 이게 나랑 무슨 상관이야? </w:t>
-      </w:r>
-      <w:r>
-        <w:rPr>
-          <w:i/>
-          <w:iCs/>
-          <w:color w:val="2E7D32"/>
-          <w:sz w:val="19"/>
-          <w:szCs w:val="19"/>
-        </w:rPr>
-        <w:t xml:space="preserve">2027년 예산 방향이 잡히기 시작하는 단계라, 복지·세금·지원금 관련 정책이 여기서 윤곽을 드러낼 수 있습니다. 확정된 내용은 아니라 지금 당장 준비할 건 없습니다.</w:t>
+        <w:t xml:space="preserve">당장은 영향이 없지만, 추석 이후 여야 정치 갈등이 더 커질 수 있어 관련 정책 추진 속도에 간접적으로 영향을 줄 수 있습니다.</w:t>
       </w:r>
     </w:p>
     <w:p>
@@ -470,14 +354,14 @@
       <w:pPr>
         <w:spacing w:after="80"/>
       </w:pPr>
-      <w:hyperlink w:history="1" r:id="rIdjdfei6ilsuje5ysgxp5_e">
-        <w:r>
-          <w:rPr>
-            <w:rStyle w:val="Hyperlink"/>
-            <w:sz w:val="18"/>
-            <w:szCs w:val="18"/>
-          </w:rPr>
-          <w:t xml:space="preserve">코스피 개장 - 국제뉴스 — https://www.gukjenews.com/news/articleView.html?idxno=3701703</w:t>
+      <w:hyperlink w:history="1" r:id="rIdu-doc6g3p_we_qvoaklnt">
+        <w:r>
+          <w:rPr>
+            <w:rStyle w:val="Hyperlink"/>
+            <w:sz w:val="18"/>
+            <w:szCs w:val="18"/>
+          </w:rPr>
+          <w:t xml:space="preserve">코스피 7000선 탈환 - 파이낸셜뉴스 — https://www.fnnews.com/news/202609211543556508</w:t>
         </w:r>
       </w:hyperlink>
     </w:p>
@@ -485,14 +369,14 @@
       <w:pPr>
         <w:spacing w:after="80"/>
       </w:pPr>
-      <w:hyperlink w:history="1" r:id="rIdcjxyx_hclpaxxnpkijkng">
-        <w:r>
-          <w:rPr>
-            <w:rStyle w:val="Hyperlink"/>
-            <w:sz w:val="18"/>
-            <w:szCs w:val="18"/>
-          </w:rPr>
-          <w:t xml:space="preserve">코스피 1%대 강세·반도체 - 이투데이 — https://www.etoday.co.kr/news/view/2627799</w:t>
+      <w:hyperlink w:history="1" r:id="rIdq3oaqgtrdzogh1k_xd8pg">
+        <w:r>
+          <w:rPr>
+            <w:rStyle w:val="Hyperlink"/>
+            <w:sz w:val="18"/>
+            <w:szCs w:val="18"/>
+          </w:rPr>
+          <w:t xml:space="preserve">반도체 수출 역대 최대 - 서울경제 — https://www.sedaily.com/article/20093522</w:t>
         </w:r>
       </w:hyperlink>
     </w:p>
@@ -500,14 +384,14 @@
       <w:pPr>
         <w:spacing w:after="80"/>
       </w:pPr>
-      <w:hyperlink w:history="1" r:id="rIdpcisvaipemz65wx3f5rou">
-        <w:r>
-          <w:rPr>
-            <w:rStyle w:val="Hyperlink"/>
-            <w:sz w:val="18"/>
-            <w:szCs w:val="18"/>
-          </w:rPr>
-          <w:t xml:space="preserve">미중 정상회담 앞 '사흘 승부' - 머니투데이 — https://www.mt.co.kr/stock/2026/09/21/2026092019465328943</w:t>
+      <w:hyperlink w:history="1" r:id="rIdzgxtm3iyhxj7gqqep6qlk">
+        <w:r>
+          <w:rPr>
+            <w:rStyle w:val="Hyperlink"/>
+            <w:sz w:val="18"/>
+            <w:szCs w:val="18"/>
+          </w:rPr>
+          <w:t xml:space="preserve">반도체 제외 하락장 착시 - 경제타임스 — https://www.ket.kr/news/article.html?no=40908</w:t>
         </w:r>
       </w:hyperlink>
     </w:p>
@@ -515,14 +399,14 @@
       <w:pPr>
         <w:spacing w:after="80"/>
       </w:pPr>
-      <w:hyperlink w:history="1" r:id="rId4l5s5dt6hfqtursscj6zb">
-        <w:r>
-          <w:rPr>
-            <w:rStyle w:val="Hyperlink"/>
-            <w:sz w:val="18"/>
-            <w:szCs w:val="18"/>
-          </w:rPr>
-          <w:t xml:space="preserve">법무장관 후임 인선 딜레마 - 서울신문 — https://www.seoul.co.kr/news/politics/2026/09/21/20260921003001</w:t>
+      <w:hyperlink w:history="1" r:id="rIdqzzoeyxhx13sla5cmz71b">
+        <w:r>
+          <w:rPr>
+            <w:rStyle w:val="Hyperlink"/>
+            <w:sz w:val="18"/>
+            <w:szCs w:val="18"/>
+          </w:rPr>
+          <w:t xml:space="preserve">국힘 실정보고대회 - 머니투데이 — https://www.mt.co.kr/politics/2026/09/21/2026092110011526242</w:t>
         </w:r>
       </w:hyperlink>
     </w:p>
@@ -530,29 +414,14 @@
       <w:pPr>
         <w:spacing w:after="80"/>
       </w:pPr>
-      <w:hyperlink w:history="1" r:id="rIdhtwluvyehpbmru9f9orip">
-        <w:r>
-          <w:rPr>
-            <w:rStyle w:val="Hyperlink"/>
-            <w:sz w:val="18"/>
-            <w:szCs w:val="18"/>
-          </w:rPr>
-          <w:t xml:space="preserve">김승원 지명~사퇴 20일 - 네이트뉴스 — https://m.news.nate.com/view/20260919n07240</w:t>
-        </w:r>
-      </w:hyperlink>
-    </w:p>
-    <w:p>
-      <w:pPr>
-        <w:spacing w:after="80"/>
-      </w:pPr>
-      <w:hyperlink w:history="1" r:id="rIdk1mz0tp4s_ea482b5-yom">
-        <w:r>
-          <w:rPr>
-            <w:rStyle w:val="Hyperlink"/>
-            <w:sz w:val="18"/>
-            <w:szCs w:val="18"/>
-          </w:rPr>
-          <w:t xml:space="preserve">오늘의 국회일정(9/21) - 뉴스핌 — https://www.newspim.com/news/view/20260920000228</w:t>
+      <w:hyperlink w:history="1" r:id="rIda2ph4qqye3gl1chbtn3v2">
+        <w:r>
+          <w:rPr>
+            <w:rStyle w:val="Hyperlink"/>
+            <w:sz w:val="18"/>
+            <w:szCs w:val="18"/>
+          </w:rPr>
+          <w:t xml:space="preserve">장외투쟁, 추석 민심 좌우 - 네이트뉴스 — https://m.news.nate.com/view/20260921n01090</w:t>
         </w:r>
       </w:hyperlink>
     </w:p>
@@ -571,7 +440,7 @@
           <w:sz w:val="18"/>
           <w:szCs w:val="18"/>
         </w:rPr>
-        <w:t xml:space="preserve">* 이 요약은 Claude가 매일 오전 자동으로 조사·정리한 내용입니다. '나에게 미치는 영향'은 일반적인 해석이며 투자 조언이 아닙니다. 정확한 원문은 각 언론사 기사를 참고하세요.</w:t>
+        <w:t xml:space="preserve">* 이 요약은 Claude가 매일 오전 자동으로 조사·정리한 내용입니다. '이게 나랑 무슨 상관이야?' 항목은 일반적인 해석이며 투자 조언이 아닙니다. 정확한 원문은 각 언론사 기사를 참고하세요.</w:t>
       </w:r>
     </w:p>
     <w:sectPr>

--- a/05-Routines/오늘의 뉴스 요약.docx
+++ b/05-Routines/오늘의 뉴스 요약.docx
@@ -21,7 +21,20 @@
           <w:sz w:val="22"/>
           <w:szCs w:val="22"/>
         </w:rPr>
-        <w:t xml:space="preserve">2026년 9월 22일 (화)</w:t>
+        <w:t xml:space="preserve">2026년 9월 23일 (수)</w:t>
+      </w:r>
+    </w:p>
+    <w:p>
+      <w:pPr>
+        <w:spacing w:after="200"/>
+      </w:pPr>
+      <w:r>
+        <w:rPr>
+          <w:i/>
+          <w:iCs/>
+          <w:color w:val="555555"/>
+        </w:rPr>
+        <w:t xml:space="preserve">오늘은 추석 연휴 전 마지막 거래일입니다. 내일(24일)·모레(25일 추석)는 국내 증시가 휴장하고, 28일(월)에 다시 열립니다.</w:t>
       </w:r>
     </w:p>
     <w:p>
@@ -50,19 +63,19 @@
           <w:b/>
           <w:bCs/>
         </w:rPr>
-        <w:t xml:space="preserve">어제(9/21) 코스피 1.65% 상승, 7,007.72 마감. </w:t>
-      </w:r>
-      <w:r>
-        <w:t xml:space="preserve">7거래일 만에 다시 7,000선을 넘었습니다. 삼성전자가 4.98% 급등하며 지수 상승을 이끌었습니다.  </w:t>
-      </w:r>
-      <w:hyperlink w:history="1" r:id="rId1_nmduszqwdhbbdbdiw4o">
-        <w:r>
-          <w:rPr>
-            <w:rStyle w:val="Hyperlink"/>
-            <w:sz w:val="18"/>
-            <w:szCs w:val="18"/>
-          </w:rPr>
-          <w:t xml:space="preserve">[자세히 보기: 파이낸셜뉴스]</w:t>
+        <w:t xml:space="preserve">오늘 코스피, 7,000선 중심 등락 전망. </w:t>
+      </w:r>
+      <w:r>
+        <w:t xml:space="preserve">간밤 미국 반도체주 강세와 국제유가 하락 덕에 상승 출발이 예상되지만, 긴 연휴를 앞두고 투자자들이 관망하면서 상승폭은 제한될 수 있습니다.  </w:t>
+      </w:r>
+      <w:hyperlink w:history="1" r:id="rIdsstdedgcwlagqfxqkiena">
+        <w:r>
+          <w:rPr>
+            <w:rStyle w:val="Hyperlink"/>
+            <w:sz w:val="18"/>
+            <w:szCs w:val="18"/>
+          </w:rPr>
+          <w:t xml:space="preserve">[자세히 보기: 뉴스핌]</w:t>
         </w:r>
       </w:hyperlink>
     </w:p>
@@ -91,7 +104,7 @@
           <w:sz w:val="19"/>
           <w:szCs w:val="19"/>
         </w:rPr>
-        <w:t xml:space="preserve">삼성전자 주식·펀드·연금을 보유하고 계시면 어제 평가금액이 크게 올랐을 가능성이 있습니다.</w:t>
+        <w:t xml:space="preserve">삼성전자·SK하이닉스 관련 주식이나 펀드를 갖고 계시다면, 오늘 흐름이 연휴 동안의 '체감 수익률'을 좌우하는 마지막 기준점이 됩니다.</w:t>
       </w:r>
     </w:p>
     <w:p>
@@ -108,12 +121,12 @@
           <w:b/>
           <w:bCs/>
         </w:rPr>
-        <w:t xml:space="preserve">9월 1~20일 수출 714억 달러, 전년 동기 대비 78.3% 증가. </w:t>
-      </w:r>
-      <w:r>
-        <w:t xml:space="preserve">역대 최대치를 다시 썼습니다. 특히 반도체 수출이 341억 달러로 259.4% 늘며 전체 수출의 절반 가까이를 차지했습니다.  </w:t>
-      </w:r>
-      <w:hyperlink w:history="1" r:id="rIdpx74hh3ish0-djrutvgjr">
+        <w:t xml:space="preserve">삼성전자, 프리마켓서 28만원선 탈환. </w:t>
+      </w:r>
+      <w:r>
+        <w:t xml:space="preserve">간밤 미국 반도체주가 강세를 보인 영향으로, 국내 개장 전부터 상승 기대감이 높은 상태입니다.  </w:t>
+      </w:r>
+      <w:hyperlink w:history="1" r:id="rIdfohpskvgmoxab3ubjz9og">
         <w:r>
           <w:rPr>
             <w:rStyle w:val="Hyperlink"/>
@@ -149,7 +162,7 @@
           <w:sz w:val="19"/>
           <w:szCs w:val="19"/>
         </w:rPr>
-        <w:t xml:space="preserve">수출이 잘되면 기업 실적과 국가 경제 전반에 긍정적입니다. 다만 반도체 편중이 심해서, 그 업종에 문제가 생기면 충격도 그만큼 클 수 있습니다.</w:t>
+        <w:t xml:space="preserve">삼성전자 주식·펀드 보유자라면 긍정적인 소식이지만, 프리마켓 분위기가 실제 장중까지 이어질지는 지켜봐야 합니다.</w:t>
       </w:r>
     </w:p>
     <w:p>
@@ -166,19 +179,19 @@
           <w:b/>
           <w:bCs/>
         </w:rPr>
-        <w:t xml:space="preserve">다만 '반도체 빼면 하락장 착시'라는 지적도. </w:t>
-      </w:r>
-      <w:r>
-        <w:t xml:space="preserve">지수는 반도체 대형주 덕에 올랐지만, 그 외 많은 종목들은 여전히 약세를 보이고 있다는 분석입니다.  </w:t>
-      </w:r>
-      <w:hyperlink w:history="1" r:id="rId4srbdvrjdyujll8lywgcj">
-        <w:r>
-          <w:rPr>
-            <w:rStyle w:val="Hyperlink"/>
-            <w:sz w:val="18"/>
-            <w:szCs w:val="18"/>
-          </w:rPr>
-          <w:t xml:space="preserve">[자세히 보기: 경제타임스]</w:t>
+        <w:t xml:space="preserve">국내 증시, 내일(24일)·모레(25일 추석) 이틀 연휴 휴장. </w:t>
+      </w:r>
+      <w:r>
+        <w:t xml:space="preserve">주말(26~27일)까지 더하면 나흘 연속 거래가 끊기고, 28일(월)부터 다시 열립니다.  </w:t>
+      </w:r>
+      <w:hyperlink w:history="1" r:id="rIdvacslkejrfevw-1fk5lxr">
+        <w:r>
+          <w:rPr>
+            <w:rStyle w:val="Hyperlink"/>
+            <w:sz w:val="18"/>
+            <w:szCs w:val="18"/>
+          </w:rPr>
+          <w:t xml:space="preserve">[자세히 보기: 한국경제]</w:t>
         </w:r>
       </w:hyperlink>
     </w:p>
@@ -207,19 +220,7 @@
           <w:sz w:val="19"/>
           <w:szCs w:val="19"/>
         </w:rPr>
-        <w:t xml:space="preserve">반도체 관련이 아닌 다른 주식·펀드에 투자하고 계시다면, 지수 상승만 보고 전반적인 경기가 좋아졌다고 오해하지 않는 게 좋습니다.</w:t>
-      </w:r>
-    </w:p>
-    <w:p>
-      <w:pPr>
-        <w:pStyle w:val="Heading1"/>
-        <w:pBdr>
-          <w:bottom w:val="single" w:color="999999" w:sz="6" w:space="4"/>
-        </w:pBdr>
-        <w:spacing w:after="200" w:before="400"/>
-      </w:pPr>
-      <w:r>
-        <w:t xml:space="preserve">정치</w:t>
+        <w:t xml:space="preserve">이 기간엔 주식을 사고팔 수 없으니, 급한 자금이 필요하시다면 오늘 중으로 처리해두시는 게 안전합니다.</w:t>
       </w:r>
     </w:p>
     <w:p>
@@ -236,19 +237,19 @@
           <w:b/>
           <w:bCs/>
         </w:rPr>
-        <w:t xml:space="preserve">오늘 국민의힘, '이재명 정부 실정 대국민 보고대회' 개최. </w:t>
-      </w:r>
-      <w:r>
-        <w:t xml:space="preserve">국회 본청 앞에서 수도권 당협위원장, 당원, 일반 국민이 참여하는 대규모 행사로 열립니다. 부동산·주식시장(레버리지 ETF 도입 논란)·검찰 수사권 폐지 등 현안을 비판할 방침입니다.  </w:t>
-      </w:r>
-      <w:hyperlink w:history="1" r:id="rIdwgw2tv2h0bqjasbegpmll">
-        <w:r>
-          <w:rPr>
-            <w:rStyle w:val="Hyperlink"/>
-            <w:sz w:val="18"/>
-            <w:szCs w:val="18"/>
-          </w:rPr>
-          <w:t xml:space="preserve">[자세히 보기: 머니투데이]</w:t>
+        <w:t xml:space="preserve">미중 정상회담(9/24)은 국내 증시 휴장 기간에 열림. </w:t>
+      </w:r>
+      <w:r>
+        <w:t xml:space="preserve">회담 결과에 따른 반도체 수출 통제 이슈 등은 국내 시장에 바로 반영되지 못하고, 28일 개장 때 한꺼번에 주가에 반영될 가능성이 있습니다.  </w:t>
+      </w:r>
+      <w:hyperlink w:history="1" r:id="rIdmwqtx4dqpbvmrnjwtwrxz">
+        <w:r>
+          <w:rPr>
+            <w:rStyle w:val="Hyperlink"/>
+            <w:sz w:val="18"/>
+            <w:szCs w:val="18"/>
+          </w:rPr>
+          <w:t xml:space="preserve">[자세히 보기: 뉴스핌]</w:t>
         </w:r>
       </w:hyperlink>
     </w:p>
@@ -277,7 +278,19 @@
           <w:sz w:val="19"/>
           <w:szCs w:val="19"/>
         </w:rPr>
-        <w:t xml:space="preserve">일반 생활에 당장 체감되는 영향은 거의 없습니다. 다만 오늘 국회 인근 이동 시 집회로 인한 교통 혼잡은 있을 수 있습니다.</w:t>
+        <w:t xml:space="preserve">회담 결과가 나쁘게 나오면, 연휴 마치고 28일 개장 직후 지수가 크게 출렁일 수 있어 마음의 준비가 필요할 수 있습니다.</w:t>
+      </w:r>
+    </w:p>
+    <w:p>
+      <w:pPr>
+        <w:pStyle w:val="Heading1"/>
+        <w:pBdr>
+          <w:bottom w:val="single" w:color="999999" w:sz="6" w:space="4"/>
+        </w:pBdr>
+        <w:spacing w:after="200" w:before="400"/>
+      </w:pPr>
+      <w:r>
+        <w:t xml:space="preserve">정치</w:t>
       </w:r>
     </w:p>
     <w:p>
@@ -294,19 +307,19 @@
           <w:b/>
           <w:bCs/>
         </w:rPr>
-        <w:t xml:space="preserve">국민의힘, 추석 민심 지켜본 뒤 장외집회 여부 최종 결정 방침. </w:t>
-      </w:r>
-      <w:r>
-        <w:t xml:space="preserve">"장외집회 여부는 추석 민심 향배에 달려 있다"는 입장입니다. 오늘 행사는 본격 장외투쟁 전 '예비 집회' 성격입니다.  </w:t>
-      </w:r>
-      <w:hyperlink w:history="1" r:id="rId6zq-_cfcikwiakrlhnzyi">
-        <w:r>
-          <w:rPr>
-            <w:rStyle w:val="Hyperlink"/>
-            <w:sz w:val="18"/>
-            <w:szCs w:val="18"/>
-          </w:rPr>
-          <w:t xml:space="preserve">[자세히 보기: 네이트뉴스]</w:t>
+        <w:t xml:space="preserve">국민의힘, 어제 '이재명 정권 실정 대국민 보고대회' 개최. </w:t>
+      </w:r>
+      <w:r>
+        <w:t xml:space="preserve">장동혁 대표는 정부의 인사 논란을 겨냥해 "이재명 대통령의 재판 재개"가 필요하다고 주장했고, 대통령 측근을 겨냥한 강한 발언도 이어갔습니다. 인사·부동산·사법·주식·외교안보 등 국정 전반을 비판했습니다.  </w:t>
+      </w:r>
+      <w:hyperlink w:history="1" r:id="rId2a_fvieslc1zqwc-7_p-b">
+        <w:r>
+          <w:rPr>
+            <w:rStyle w:val="Hyperlink"/>
+            <w:sz w:val="18"/>
+            <w:szCs w:val="18"/>
+          </w:rPr>
+          <w:t xml:space="preserve">[자세히 보기: 노컷뉴스]</w:t>
         </w:r>
       </w:hyperlink>
     </w:p>
@@ -335,7 +348,123 @@
           <w:sz w:val="19"/>
           <w:szCs w:val="19"/>
         </w:rPr>
-        <w:t xml:space="preserve">당장은 영향이 없지만, 추석 이후 여야 정치 갈등이 더 커질 수 있어 관련 정책 추진 속도에 간접적으로 영향을 줄 수 있습니다.</w:t>
+        <w:t xml:space="preserve">일반 생활에 당장 체감되는 영향은 거의 없습니다. 다만 여야 갈등이 커지면 정기국회에서 민생 법안 처리 속도가 늦어질 수 있습니다.</w:t>
+      </w:r>
+    </w:p>
+    <w:p>
+      <w:pPr>
+        <w:pStyle w:val="ListParagraph"/>
+        <w:numPr>
+          <w:ilvl w:val="0"/>
+          <w:numId w:val="2"/>
+        </w:numPr>
+        <w:spacing w:after="40"/>
+      </w:pPr>
+      <w:r>
+        <w:rPr>
+          <w:b/>
+          <w:bCs/>
+        </w:rPr>
+        <w:t xml:space="preserve">장외투쟁 여부는 여전히 신중론도 존재. </w:t>
+      </w:r>
+      <w:r>
+        <w:t xml:space="preserve">당내에서는 목소리를 높이는 쪽과 말을 아끼는 쪽이 엇갈리며, 추석 이후 실제 장외투쟁으로 이어질지는 지켜봐야 하는 상황입니다.  </w:t>
+      </w:r>
+      <w:hyperlink w:history="1" r:id="rIdafcgtdteo2wokkrr3ik5p">
+        <w:r>
+          <w:rPr>
+            <w:rStyle w:val="Hyperlink"/>
+            <w:sz w:val="18"/>
+            <w:szCs w:val="18"/>
+          </w:rPr>
+          <w:t xml:space="preserve">[자세히 보기: 경향신문]</w:t>
+        </w:r>
+      </w:hyperlink>
+    </w:p>
+    <w:p>
+      <w:pPr>
+        <w:spacing w:after="160"/>
+        <w:ind w:left="480"/>
+      </w:pPr>
+      <w:r>
+        <w:rPr>
+          <w:b/>
+          <w:bCs/>
+          <w:i/>
+          <w:iCs/>
+          <w:color w:val="2E7D32"/>
+          <w:sz w:val="19"/>
+          <w:szCs w:val="19"/>
+        </w:rPr>
+        <w:t xml:space="preserve">💡 이게 나랑 무슨 상관이야? </w:t>
+      </w:r>
+      <w:r>
+        <w:rPr>
+          <w:i/>
+          <w:iCs/>
+          <w:color w:val="2E7D32"/>
+          <w:sz w:val="19"/>
+          <w:szCs w:val="19"/>
+        </w:rPr>
+        <w:t xml:space="preserve">직접적인 생활 영향은 없습니다. 다만 정치적 대립이 길어지면 각종 정책·예산안 처리가 지연될 수 있습니다.</w:t>
+      </w:r>
+    </w:p>
+    <w:p>
+      <w:pPr>
+        <w:pStyle w:val="ListParagraph"/>
+        <w:numPr>
+          <w:ilvl w:val="0"/>
+          <w:numId w:val="2"/>
+        </w:numPr>
+        <w:spacing w:after="40"/>
+      </w:pPr>
+      <w:r>
+        <w:rPr>
+          <w:b/>
+          <w:bCs/>
+        </w:rPr>
+        <w:t xml:space="preserve">정부, 대미 전략적 투자 1호 '美 텍사스 복합화력발전소' 사업 국회 보고. </w:t>
+      </w:r>
+      <w:r>
+        <w:t xml:space="preserve">"상업적 합리성이 있다"고 밝혔지만, 국민의힘은 아직 개발 단계인 만큼 수익성과 변수를 더 면밀히 검토해야 한다고 지적했습니다.  </w:t>
+      </w:r>
+      <w:hyperlink w:history="1" r:id="rIdkmhpu8vn6nyedmrduichb">
+        <w:r>
+          <w:rPr>
+            <w:rStyle w:val="Hyperlink"/>
+            <w:sz w:val="18"/>
+            <w:szCs w:val="18"/>
+          </w:rPr>
+          <w:t xml:space="preserve">[자세히 보기: 국회 산업통상자원중소벤처기업위원회 보고]</w:t>
+        </w:r>
+      </w:hyperlink>
+    </w:p>
+    <w:p>
+      <w:pPr>
+        <w:spacing w:after="160"/>
+        <w:ind w:left="480"/>
+      </w:pPr>
+      <w:r>
+        <w:rPr>
+          <w:b/>
+          <w:bCs/>
+          <w:i/>
+          <w:iCs/>
+          <w:color w:val="2E7D32"/>
+          <w:sz w:val="19"/>
+          <w:szCs w:val="19"/>
+        </w:rPr>
+        <w:t xml:space="preserve">💡 이게 나랑 무슨 상관이야? </w:t>
+      </w:r>
+      <w:r>
+        <w:rPr>
+          <w:i/>
+          <w:iCs/>
+          <w:color w:val="2E7D32"/>
+          <w:sz w:val="19"/>
+          <w:szCs w:val="19"/>
+        </w:rPr>
+        <w:t xml:space="preserve">이 사업이 잘되면 대미 무역·투자 관계에 도움이 되지만, 당장 개인 생활에 미치는 영향은 거의 없습니다.</w:t>
       </w:r>
     </w:p>
     <w:p>
@@ -354,14 +483,14 @@
       <w:pPr>
         <w:spacing w:after="80"/>
       </w:pPr>
-      <w:hyperlink w:history="1" r:id="rIdu-doc6g3p_we_qvoaklnt">
-        <w:r>
-          <w:rPr>
-            <w:rStyle w:val="Hyperlink"/>
-            <w:sz w:val="18"/>
-            <w:szCs w:val="18"/>
-          </w:rPr>
-          <w:t xml:space="preserve">코스피 7000선 탈환 - 파이낸셜뉴스 — https://www.fnnews.com/news/202609211543556508</w:t>
+      <w:hyperlink w:history="1" r:id="rIdfssw4qswszuuir-chlzgn">
+        <w:r>
+          <w:rPr>
+            <w:rStyle w:val="Hyperlink"/>
+            <w:sz w:val="18"/>
+            <w:szCs w:val="18"/>
+          </w:rPr>
+          <w:t xml:space="preserve">AI MY 증시전망(9/23) - 뉴스핌 — https://www.newspim.com/news/view/20260923000097</w:t>
         </w:r>
       </w:hyperlink>
     </w:p>
@@ -369,14 +498,14 @@
       <w:pPr>
         <w:spacing w:after="80"/>
       </w:pPr>
-      <w:hyperlink w:history="1" r:id="rIdq3oaqgtrdzogh1k_xd8pg">
-        <w:r>
-          <w:rPr>
-            <w:rStyle w:val="Hyperlink"/>
-            <w:sz w:val="18"/>
-            <w:szCs w:val="18"/>
-          </w:rPr>
-          <w:t xml:space="preserve">반도체 수출 역대 최대 - 서울경제 — https://www.sedaily.com/article/20093522</w:t>
+      <w:hyperlink w:history="1" r:id="rIdz_vqgn4_wqcfrk0nlraok">
+        <w:r>
+          <w:rPr>
+            <w:rStyle w:val="Hyperlink"/>
+            <w:sz w:val="18"/>
+            <w:szCs w:val="18"/>
+          </w:rPr>
+          <w:t xml:space="preserve">삼성전자 프리마켓 28만원 탈환 - 서울경제 — https://m.sedaily.com/article/20094296</w:t>
         </w:r>
       </w:hyperlink>
     </w:p>
@@ -384,14 +513,14 @@
       <w:pPr>
         <w:spacing w:after="80"/>
       </w:pPr>
-      <w:hyperlink w:history="1" r:id="rIdzgxtm3iyhxj7gqqep6qlk">
-        <w:r>
-          <w:rPr>
-            <w:rStyle w:val="Hyperlink"/>
-            <w:sz w:val="18"/>
-            <w:szCs w:val="18"/>
-          </w:rPr>
-          <w:t xml:space="preserve">반도체 제외 하락장 착시 - 경제타임스 — https://www.ket.kr/news/article.html?no=40908</w:t>
+      <w:hyperlink w:history="1" r:id="rIdelpz2auscbpv1urddjm0k">
+        <w:r>
+          <w:rPr>
+            <w:rStyle w:val="Hyperlink"/>
+            <w:sz w:val="18"/>
+            <w:szCs w:val="18"/>
+          </w:rPr>
+          <w:t xml:space="preserve">추석 연휴 파생상품 휴장 - 한국경제 — https://www.hankyung.com/article/2026090933366</w:t>
         </w:r>
       </w:hyperlink>
     </w:p>
@@ -399,14 +528,14 @@
       <w:pPr>
         <w:spacing w:after="80"/>
       </w:pPr>
-      <w:hyperlink w:history="1" r:id="rIdqzzoeyxhx13sla5cmz71b">
-        <w:r>
-          <w:rPr>
-            <w:rStyle w:val="Hyperlink"/>
-            <w:sz w:val="18"/>
-            <w:szCs w:val="18"/>
-          </w:rPr>
-          <w:t xml:space="preserve">국힘 실정보고대회 - 머니투데이 — https://www.mt.co.kr/politics/2026/09/21/2026092110011526242</w:t>
+      <w:hyperlink w:history="1" r:id="rIdd2_xek7rqvx1nw2pndkwe">
+        <w:r>
+          <w:rPr>
+            <w:rStyle w:val="Hyperlink"/>
+            <w:sz w:val="18"/>
+            <w:szCs w:val="18"/>
+          </w:rPr>
+          <w:t xml:space="preserve">연휴 기간 코스피 휴장·美中 정상회담 - 뉴스핌 — https://www.newspim.com/news/view/20260918000845</w:t>
         </w:r>
       </w:hyperlink>
     </w:p>
@@ -414,14 +543,44 @@
       <w:pPr>
         <w:spacing w:after="80"/>
       </w:pPr>
-      <w:hyperlink w:history="1" r:id="rIda2ph4qqye3gl1chbtn3v2">
-        <w:r>
-          <w:rPr>
-            <w:rStyle w:val="Hyperlink"/>
-            <w:sz w:val="18"/>
-            <w:szCs w:val="18"/>
-          </w:rPr>
-          <w:t xml:space="preserve">장외투쟁, 추석 민심 좌우 - 네이트뉴스 — https://m.news.nate.com/view/20260921n01090</w:t>
+      <w:hyperlink w:history="1" r:id="rId2x7swizhtmy4wbfinbae1">
+        <w:r>
+          <w:rPr>
+            <w:rStyle w:val="Hyperlink"/>
+            <w:sz w:val="18"/>
+            <w:szCs w:val="18"/>
+          </w:rPr>
+          <w:t xml:space="preserve">장동혁 대표 발언 - 노컷뉴스 — https://nocutnews.co.kr/news/6581953</w:t>
+        </w:r>
+      </w:hyperlink>
+    </w:p>
+    <w:p>
+      <w:pPr>
+        <w:spacing w:after="80"/>
+      </w:pPr>
+      <w:hyperlink w:history="1" r:id="rIdvcplglyj6c-lur81woytv">
+        <w:r>
+          <w:rPr>
+            <w:rStyle w:val="Hyperlink"/>
+            <w:sz w:val="18"/>
+            <w:szCs w:val="18"/>
+          </w:rPr>
+          <w:t xml:space="preserve">장외투쟁 신중론 - 경향신문 — https://www.khan.co.kr/article/202609221648001/</w:t>
+        </w:r>
+      </w:hyperlink>
+    </w:p>
+    <w:p>
+      <w:pPr>
+        <w:spacing w:after="80"/>
+      </w:pPr>
+      <w:hyperlink w:history="1" r:id="rId7vrlaxnpwci07s9oqb8cb">
+        <w:r>
+          <w:rPr>
+            <w:rStyle w:val="Hyperlink"/>
+            <w:sz w:val="18"/>
+            <w:szCs w:val="18"/>
+          </w:rPr>
+          <w:t xml:space="preserve">텍사스 발전소 사업 보고 - 뉴스핌 — https://www.newspim.com/news/view/20260922001252</w:t>
         </w:r>
       </w:hyperlink>
     </w:p>

--- a/05-Routines/오늘의 뉴스 요약.docx
+++ b/05-Routines/오늘의 뉴스 요약.docx
@@ -21,7 +21,7 @@
           <w:sz w:val="22"/>
           <w:szCs w:val="22"/>
         </w:rPr>
-        <w:t xml:space="preserve">2026년 9월 23일 (수)</w:t>
+        <w:t xml:space="preserve">2026년 9월 24일 (목)</w:t>
       </w:r>
     </w:p>
     <w:p>
@@ -34,7 +34,7 @@
           <w:iCs/>
           <w:color w:val="555555"/>
         </w:rPr>
-        <w:t xml:space="preserve">오늘은 추석 연휴 전 마지막 거래일입니다. 내일(24일)·모레(25일 추석)는 국내 증시가 휴장하고, 28일(월)에 다시 열립니다.</w:t>
+        <w:t xml:space="preserve">오늘부터 추석 연휴(24~27일)로 국내 증시는 휴장입니다. 28일(월) 다시 열립니다. 오늘은 국제 뉴스 위주로 정리했습니다.</w:t>
       </w:r>
     </w:p>
     <w:p>
@@ -63,19 +63,19 @@
           <w:b/>
           <w:bCs/>
         </w:rPr>
-        <w:t xml:space="preserve">오늘 코스피, 7,000선 중심 등락 전망. </w:t>
-      </w:r>
-      <w:r>
-        <w:t xml:space="preserve">간밤 미국 반도체주 강세와 국제유가 하락 덕에 상승 출발이 예상되지만, 긴 연휴를 앞두고 투자자들이 관망하면서 상승폭은 제한될 수 있습니다.  </w:t>
-      </w:r>
-      <w:hyperlink w:history="1" r:id="rIdsstdedgcwlagqfxqkiena">
-        <w:r>
-          <w:rPr>
-            <w:rStyle w:val="Hyperlink"/>
-            <w:sz w:val="18"/>
-            <w:szCs w:val="18"/>
-          </w:rPr>
-          <w:t xml:space="preserve">[자세히 보기: 뉴스핌]</w:t>
+        <w:t xml:space="preserve">국내 증시, 오늘부터 추석 연휴로 휴장. </w:t>
+      </w:r>
+      <w:r>
+        <w:t xml:space="preserve">24일(목)부터 27일(일)까지 나흘 연속 쉬고, 28일(월)부터 다시 열립니다.  </w:t>
+      </w:r>
+      <w:hyperlink w:history="1" r:id="rId6ubhzyqnunon5de0ws-v4">
+        <w:r>
+          <w:rPr>
+            <w:rStyle w:val="Hyperlink"/>
+            <w:sz w:val="18"/>
+            <w:szCs w:val="18"/>
+          </w:rPr>
+          <w:t xml:space="preserve">[자세히 보기: 매일신문]</w:t>
         </w:r>
       </w:hyperlink>
     </w:p>
@@ -104,7 +104,7 @@
           <w:sz w:val="19"/>
           <w:szCs w:val="19"/>
         </w:rPr>
-        <w:t xml:space="preserve">삼성전자·SK하이닉스 관련 주식이나 펀드를 갖고 계시다면, 오늘 흐름이 연휴 동안의 '체감 수익률'을 좌우하는 마지막 기준점이 됩니다.</w:t>
+        <w:t xml:space="preserve">이 기간엔 국내 주식 거래가 아예 안 되니, 급하게 현금이 필요하면 미리 준비해두시는 게 좋습니다.</w:t>
       </w:r>
     </w:p>
     <w:p>
@@ -121,19 +121,19 @@
           <w:b/>
           <w:bCs/>
         </w:rPr>
-        <w:t xml:space="preserve">삼성전자, 프리마켓서 28만원선 탈환. </w:t>
-      </w:r>
-      <w:r>
-        <w:t xml:space="preserve">간밤 미국 반도체주가 강세를 보인 영향으로, 국내 개장 전부터 상승 기대감이 높은 상태입니다.  </w:t>
-      </w:r>
-      <w:hyperlink w:history="1" r:id="rIdfohpskvgmoxab3ubjz9og">
-        <w:r>
-          <w:rPr>
-            <w:rStyle w:val="Hyperlink"/>
-            <w:sz w:val="18"/>
-            <w:szCs w:val="18"/>
-          </w:rPr>
-          <w:t xml:space="preserve">[자세히 보기: 서울경제]</w:t>
+        <w:t xml:space="preserve">오늘(현지시각 24일) 백악관서 미중 정상회담. </w:t>
+      </w:r>
+      <w:r>
+        <w:t xml:space="preserve">트럼프 미 대통령과 시진핑 중국 국가주석이 무역휴전 연장, 희토류 공급, 관세, 인공지능(AI), 이란·대만 문제 등을 논의합니다.  </w:t>
+      </w:r>
+      <w:hyperlink w:history="1" r:id="rIdk5g6-vnajvrrl9ckh9fkv">
+        <w:r>
+          <w:rPr>
+            <w:rStyle w:val="Hyperlink"/>
+            <w:sz w:val="18"/>
+            <w:szCs w:val="18"/>
+          </w:rPr>
+          <w:t xml:space="preserve">[자세히 보기: 서플]</w:t>
         </w:r>
       </w:hyperlink>
     </w:p>
@@ -162,7 +162,7 @@
           <w:sz w:val="19"/>
           <w:szCs w:val="19"/>
         </w:rPr>
-        <w:t xml:space="preserve">삼성전자 주식·펀드 보유자라면 긍정적인 소식이지만, 프리마켓 분위기가 실제 장중까지 이어질지는 지켜봐야 합니다.</w:t>
+        <w:t xml:space="preserve">회담 결과가 좋으면 반도체·수출 관련주에 훈풍이 불 수 있는데, 국내 증시가 쉬는 동안이라 그 반응은 28일 개장 때 한꺼번에 나타날 가능성이 큽니다.</w:t>
       </w:r>
     </w:p>
     <w:p>
@@ -179,19 +179,19 @@
           <w:b/>
           <w:bCs/>
         </w:rPr>
-        <w:t xml:space="preserve">국내 증시, 내일(24일)·모레(25일 추석) 이틀 연휴 휴장. </w:t>
-      </w:r>
-      <w:r>
-        <w:t xml:space="preserve">주말(26~27일)까지 더하면 나흘 연속 거래가 끊기고, 28일(월)부터 다시 열립니다.  </w:t>
-      </w:r>
-      <w:hyperlink w:history="1" r:id="rIdvacslkejrfevw-1fk5lxr">
-        <w:r>
-          <w:rPr>
-            <w:rStyle w:val="Hyperlink"/>
-            <w:sz w:val="18"/>
-            <w:szCs w:val="18"/>
-          </w:rPr>
-          <w:t xml:space="preserve">[자세히 보기: 한국경제]</w:t>
+        <w:t xml:space="preserve">미국은 '가시적 성과', 중국은 '전략적 안정'에 우선순위. </w:t>
+      </w:r>
+      <w:r>
+        <w:t xml:space="preserve">미국은 농산물 구매 확대 같은 눈에 보이는 경제적 성과를 원하는 반면, 중국은 무역전쟁 재점화를 막고 관계를 안정적으로 유지하는 데 더 무게를 두고 있습니다.  </w:t>
+      </w:r>
+      <w:hyperlink w:history="1" r:id="rIdeq_xirvxjw2xn_4wxxu-n">
+        <w:r>
+          <w:rPr>
+            <w:rStyle w:val="Hyperlink"/>
+            <w:sz w:val="18"/>
+            <w:szCs w:val="18"/>
+          </w:rPr>
+          <w:t xml:space="preserve">[자세히 보기: 파이낸셜뉴스]</w:t>
         </w:r>
       </w:hyperlink>
     </w:p>
@@ -220,7 +220,19 @@
           <w:sz w:val="19"/>
           <w:szCs w:val="19"/>
         </w:rPr>
-        <w:t xml:space="preserve">이 기간엔 주식을 사고팔 수 없으니, 급한 자금이 필요하시다면 오늘 중으로 처리해두시는 게 안전합니다.</w:t>
+        <w:t xml:space="preserve">두 나라의 목표가 다른 만큼 회담이 극적인 타결보다는 '스몰딜' 수준에서 마무리될 가능성도 있어, 시장 기대만큼의 임팩트가 없을 수 있습니다.</w:t>
+      </w:r>
+    </w:p>
+    <w:p>
+      <w:pPr>
+        <w:pStyle w:val="Heading1"/>
+        <w:pBdr>
+          <w:bottom w:val="single" w:color="999999" w:sz="6" w:space="4"/>
+        </w:pBdr>
+        <w:spacing w:after="200" w:before="400"/>
+      </w:pPr>
+      <w:r>
+        <w:t xml:space="preserve">정치</w:t>
       </w:r>
     </w:p>
     <w:p>
@@ -237,12 +249,12 @@
           <w:b/>
           <w:bCs/>
         </w:rPr>
-        <w:t xml:space="preserve">미중 정상회담(9/24)은 국내 증시 휴장 기간에 열림. </w:t>
-      </w:r>
-      <w:r>
-        <w:t xml:space="preserve">회담 결과에 따른 반도체 수출 통제 이슈 등은 국내 시장에 바로 반영되지 못하고, 28일 개장 때 한꺼번에 주가에 반영될 가능성이 있습니다.  </w:t>
-      </w:r>
-      <w:hyperlink w:history="1" r:id="rIdmwqtx4dqpbvmrnjwtwrxz">
+        <w:t xml:space="preserve">이재명 대통령, 유엔총회(81차) 기조연설. </w:t>
+      </w:r>
+      <w:r>
+        <w:t xml:space="preserve">22일(현지시각) 뉴욕 유엔본부에서 열린 고위급 회기에 참석해, 유엔 개혁 방향과 한반도 평화·공존을 위한 구상을 국제사회에 제시했습니다.  </w:t>
+      </w:r>
+      <w:hyperlink w:history="1" r:id="rIdtqdxg3ue9wgsbxuu_5fjf">
         <w:r>
           <w:rPr>
             <w:rStyle w:val="Hyperlink"/>
@@ -278,19 +290,7 @@
           <w:sz w:val="19"/>
           <w:szCs w:val="19"/>
         </w:rPr>
-        <w:t xml:space="preserve">회담 결과가 나쁘게 나오면, 연휴 마치고 28일 개장 직후 지수가 크게 출렁일 수 있어 마음의 준비가 필요할 수 있습니다.</w:t>
-      </w:r>
-    </w:p>
-    <w:p>
-      <w:pPr>
-        <w:pStyle w:val="Heading1"/>
-        <w:pBdr>
-          <w:bottom w:val="single" w:color="999999" w:sz="6" w:space="4"/>
-        </w:pBdr>
-        <w:spacing w:after="200" w:before="400"/>
-      </w:pPr>
-      <w:r>
-        <w:t xml:space="preserve">정치</w:t>
+        <w:t xml:space="preserve">일반 생활에 당장 체감되는 영향은 거의 없습니다. 다만 외교 성과가 쌓이면 장기적으로 국가 신인도나 대외 관계에 도움이 될 수 있습니다.</w:t>
       </w:r>
     </w:p>
     <w:p>
@@ -307,19 +307,19 @@
           <w:b/>
           <w:bCs/>
         </w:rPr>
-        <w:t xml:space="preserve">국민의힘, 어제 '이재명 정권 실정 대국민 보고대회' 개최. </w:t>
-      </w:r>
-      <w:r>
-        <w:t xml:space="preserve">장동혁 대표는 정부의 인사 논란을 겨냥해 "이재명 대통령의 재판 재개"가 필요하다고 주장했고, 대통령 측근을 겨냥한 강한 발언도 이어갔습니다. 인사·부동산·사법·주식·외교안보 등 국정 전반을 비판했습니다.  </w:t>
-      </w:r>
-      <w:hyperlink w:history="1" r:id="rId2a_fvieslc1zqwc-7_p-b">
-        <w:r>
-          <w:rPr>
-            <w:rStyle w:val="Hyperlink"/>
-            <w:sz w:val="18"/>
-            <w:szCs w:val="18"/>
-          </w:rPr>
-          <w:t xml:space="preserve">[자세히 보기: 노컷뉴스]</w:t>
+        <w:t xml:space="preserve">이 대통령, 뉴욕 일정 마치고 멕시코 국빈방문. </w:t>
+      </w:r>
+      <w:r>
+        <w:t xml:space="preserve">오늘(24일) 멕시코와 정상회담을 갖고 양국 협력 방안을 논의할 예정입니다.  </w:t>
+      </w:r>
+      <w:hyperlink w:history="1" r:id="rIdpd64n0wnkm_xt_6jdxhdu">
+        <w:r>
+          <w:rPr>
+            <w:rStyle w:val="Hyperlink"/>
+            <w:sz w:val="18"/>
+            <w:szCs w:val="18"/>
+          </w:rPr>
+          <w:t xml:space="preserve">[자세히 보기: 이투데이]</w:t>
         </w:r>
       </w:hyperlink>
     </w:p>
@@ -348,7 +348,7 @@
           <w:sz w:val="19"/>
           <w:szCs w:val="19"/>
         </w:rPr>
-        <w:t xml:space="preserve">일반 생활에 당장 체감되는 영향은 거의 없습니다. 다만 여야 갈등이 커지면 정기국회에서 민생 법안 처리 속도가 늦어질 수 있습니다.</w:t>
+        <w:t xml:space="preserve">직접적인 생활 영향은 없지만, 신흥시장과의 경제협력이 확대되면 장기적으로 수출 기업들에 새로운 기회가 될 수 있습니다.</w:t>
       </w:r>
     </w:p>
     <w:p>
@@ -365,19 +365,19 @@
           <w:b/>
           <w:bCs/>
         </w:rPr>
-        <w:t xml:space="preserve">장외투쟁 여부는 여전히 신중론도 존재. </w:t>
-      </w:r>
-      <w:r>
-        <w:t xml:space="preserve">당내에서는 목소리를 높이는 쪽과 말을 아끼는 쪽이 엇갈리며, 추석 이후 실제 장외투쟁으로 이어질지는 지켜봐야 하는 상황입니다.  </w:t>
-      </w:r>
-      <w:hyperlink w:history="1" r:id="rIdafcgtdteo2wokkrr3ik5p">
-        <w:r>
-          <w:rPr>
-            <w:rStyle w:val="Hyperlink"/>
-            <w:sz w:val="18"/>
-            <w:szCs w:val="18"/>
-          </w:rPr>
-          <w:t xml:space="preserve">[자세히 보기: 경향신문]</w:t>
+        <w:t xml:space="preserve">오늘, 이 대통령이 유엔안보리 'AI와 국제평화안보' 공개토의 직접 주재. </w:t>
+      </w:r>
+      <w:r>
+        <w:t xml:space="preserve">인공지능이 국제 안보에 미치는 영향을 주제로 한 토의를 이끕니다.  </w:t>
+      </w:r>
+      <w:hyperlink w:history="1" r:id="rIdkg_amtunsjucqcywtsazj">
+        <w:r>
+          <w:rPr>
+            <w:rStyle w:val="Hyperlink"/>
+            <w:sz w:val="18"/>
+            <w:szCs w:val="18"/>
+          </w:rPr>
+          <w:t xml:space="preserve">[자세히 보기: KBCS]</w:t>
         </w:r>
       </w:hyperlink>
     </w:p>
@@ -406,7 +406,7 @@
           <w:sz w:val="19"/>
           <w:szCs w:val="19"/>
         </w:rPr>
-        <w:t xml:space="preserve">직접적인 생활 영향은 없습니다. 다만 정치적 대립이 길어지면 각종 정책·예산안 처리가 지연될 수 있습니다.</w:t>
+        <w:t xml:space="preserve">일반 생활에 당장 영향은 없지만, AI 관련 국제 규범 논의에 한국이 목소리를 낸다는 상징적 의미가 있습니다.</w:t>
       </w:r>
     </w:p>
     <w:p>
@@ -423,19 +423,19 @@
           <w:b/>
           <w:bCs/>
         </w:rPr>
-        <w:t xml:space="preserve">정부, 대미 전략적 투자 1호 '美 텍사스 복합화력발전소' 사업 국회 보고. </w:t>
-      </w:r>
-      <w:r>
-        <w:t xml:space="preserve">"상업적 합리성이 있다"고 밝혔지만, 국민의힘은 아직 개발 단계인 만큼 수익성과 변수를 더 면밀히 검토해야 한다고 지적했습니다.  </w:t>
-      </w:r>
-      <w:hyperlink w:history="1" r:id="rIdkmhpu8vn6nyedmrduichb">
-        <w:r>
-          <w:rPr>
-            <w:rStyle w:val="Hyperlink"/>
-            <w:sz w:val="18"/>
-            <w:szCs w:val="18"/>
-          </w:rPr>
-          <w:t xml:space="preserve">[자세히 보기: 국회 산업통상자원중소벤처기업위원회 보고]</w:t>
+        <w:t xml:space="preserve">이재명 대통령, 추석 앞두고 SNS 메시지. </w:t>
+      </w:r>
+      <w:r>
+        <w:t xml:space="preserve">"그나마 다행입니다만 풍성한 명절에는 아직도 많이 부족합니다. 좀 더 노력하겠습니다"라며, 올해 차례상 비용이 9년 만에 내렸다는 기사를 공유했습니다.  </w:t>
+      </w:r>
+      <w:hyperlink w:history="1" r:id="rId-kjk-cfanhl_sraiolga0">
+        <w:r>
+          <w:rPr>
+            <w:rStyle w:val="Hyperlink"/>
+            <w:sz w:val="18"/>
+            <w:szCs w:val="18"/>
+          </w:rPr>
+          <w:t xml:space="preserve">[자세히 보기: 위키트리]</w:t>
         </w:r>
       </w:hyperlink>
     </w:p>
@@ -464,7 +464,7 @@
           <w:sz w:val="19"/>
           <w:szCs w:val="19"/>
         </w:rPr>
-        <w:t xml:space="preserve">이 사업이 잘되면 대미 무역·투자 관계에 도움이 되지만, 당장 개인 생활에 미치는 영향은 거의 없습니다.</w:t>
+        <w:t xml:space="preserve">차례상 물가가 실제로 내렸다면, 이번 추석 장보기 비용 부담이 작년보다 조금은 줄었을 수 있습니다.</w:t>
       </w:r>
     </w:p>
     <w:p>
@@ -483,14 +483,14 @@
       <w:pPr>
         <w:spacing w:after="80"/>
       </w:pPr>
-      <w:hyperlink w:history="1" r:id="rIdfssw4qswszuuir-chlzgn">
-        <w:r>
-          <w:rPr>
-            <w:rStyle w:val="Hyperlink"/>
-            <w:sz w:val="18"/>
-            <w:szCs w:val="18"/>
-          </w:rPr>
-          <w:t xml:space="preserve">AI MY 증시전망(9/23) - 뉴스핌 — https://www.newspim.com/news/view/20260923000097</w:t>
+      <w:hyperlink w:history="1" r:id="rId_jpcqv4adcavyxvob0xpv">
+        <w:r>
+          <w:rPr>
+            <w:rStyle w:val="Hyperlink"/>
+            <w:sz w:val="18"/>
+            <w:szCs w:val="18"/>
+          </w:rPr>
+          <w:t xml:space="preserve">추석 연휴·임시공휴일 이슈 - 매일신문 — https://www.imaeil.com/page/view/2026090815234735463</w:t>
         </w:r>
       </w:hyperlink>
     </w:p>
@@ -498,14 +498,14 @@
       <w:pPr>
         <w:spacing w:after="80"/>
       </w:pPr>
-      <w:hyperlink w:history="1" r:id="rIdz_vqgn4_wqcfrk0nlraok">
-        <w:r>
-          <w:rPr>
-            <w:rStyle w:val="Hyperlink"/>
-            <w:sz w:val="18"/>
-            <w:szCs w:val="18"/>
-          </w:rPr>
-          <w:t xml:space="preserve">삼성전자 프리마켓 28만원 탈환 - 서울경제 — https://m.sedaily.com/article/20094296</w:t>
+      <w:hyperlink w:history="1" r:id="rIdmckcnpayyfj1j58_h-g25">
+        <w:r>
+          <w:rPr>
+            <w:rStyle w:val="Hyperlink"/>
+            <w:sz w:val="18"/>
+            <w:szCs w:val="18"/>
+          </w:rPr>
+          <w:t xml:space="preserve">미중 정상회담 의제 - 서플 — https://supple.kr/news/cmue1oenc000munrzngjxjpz3</w:t>
         </w:r>
       </w:hyperlink>
     </w:p>
@@ -513,14 +513,14 @@
       <w:pPr>
         <w:spacing w:after="80"/>
       </w:pPr>
-      <w:hyperlink w:history="1" r:id="rIdelpz2auscbpv1urddjm0k">
-        <w:r>
-          <w:rPr>
-            <w:rStyle w:val="Hyperlink"/>
-            <w:sz w:val="18"/>
-            <w:szCs w:val="18"/>
-          </w:rPr>
-          <w:t xml:space="preserve">추석 연휴 파생상품 휴장 - 한국경제 — https://www.hankyung.com/article/2026090933366</w:t>
+      <w:hyperlink w:history="1" r:id="rId2okvoonnuyo4b7bhb0wdq">
+        <w:r>
+          <w:rPr>
+            <w:rStyle w:val="Hyperlink"/>
+            <w:sz w:val="18"/>
+            <w:szCs w:val="18"/>
+          </w:rPr>
+          <w:t xml:space="preserve">트럼프·시진핑 우선순위 차이 - 파이낸셜뉴스 — https://www.fnnews.com/news/202609221015135224</w:t>
         </w:r>
       </w:hyperlink>
     </w:p>
@@ -528,14 +528,14 @@
       <w:pPr>
         <w:spacing w:after="80"/>
       </w:pPr>
-      <w:hyperlink w:history="1" r:id="rIdd2_xek7rqvx1nw2pndkwe">
-        <w:r>
-          <w:rPr>
-            <w:rStyle w:val="Hyperlink"/>
-            <w:sz w:val="18"/>
-            <w:szCs w:val="18"/>
-          </w:rPr>
-          <w:t xml:space="preserve">연휴 기간 코스피 휴장·美中 정상회담 - 뉴스핌 — https://www.newspim.com/news/view/20260918000845</w:t>
+      <w:hyperlink w:history="1" r:id="rIdxybubf-pmcrj1vdp04pgj">
+        <w:r>
+          <w:rPr>
+            <w:rStyle w:val="Hyperlink"/>
+            <w:sz w:val="18"/>
+            <w:szCs w:val="18"/>
+          </w:rPr>
+          <w:t xml:space="preserve">유엔총회 연설 - 뉴스핌 — https://www.newspim.com/news/view/20260923000947</w:t>
         </w:r>
       </w:hyperlink>
     </w:p>
@@ -543,14 +543,14 @@
       <w:pPr>
         <w:spacing w:after="80"/>
       </w:pPr>
-      <w:hyperlink w:history="1" r:id="rId2x7swizhtmy4wbfinbae1">
-        <w:r>
-          <w:rPr>
-            <w:rStyle w:val="Hyperlink"/>
-            <w:sz w:val="18"/>
-            <w:szCs w:val="18"/>
-          </w:rPr>
-          <w:t xml:space="preserve">장동혁 대표 발언 - 노컷뉴스 — https://nocutnews.co.kr/news/6581953</w:t>
+      <w:hyperlink w:history="1" r:id="rIdopiyvsq8aw0k9gdbwiuw1">
+        <w:r>
+          <w:rPr>
+            <w:rStyle w:val="Hyperlink"/>
+            <w:sz w:val="18"/>
+            <w:szCs w:val="18"/>
+          </w:rPr>
+          <w:t xml:space="preserve">멕시코 국빈방문 - 이투데이 — https://www.etoday.co.kr/news/view/2629276</w:t>
         </w:r>
       </w:hyperlink>
     </w:p>
@@ -558,14 +558,14 @@
       <w:pPr>
         <w:spacing w:after="80"/>
       </w:pPr>
-      <w:hyperlink w:history="1" r:id="rIdvcplglyj6c-lur81woytv">
-        <w:r>
-          <w:rPr>
-            <w:rStyle w:val="Hyperlink"/>
-            <w:sz w:val="18"/>
-            <w:szCs w:val="18"/>
-          </w:rPr>
-          <w:t xml:space="preserve">장외투쟁 신중론 - 경향신문 — https://www.khan.co.kr/article/202609221648001/</w:t>
+      <w:hyperlink w:history="1" r:id="rIdoxsjenbeh5cjneb-5vzmy">
+        <w:r>
+          <w:rPr>
+            <w:rStyle w:val="Hyperlink"/>
+            <w:sz w:val="18"/>
+            <w:szCs w:val="18"/>
+          </w:rPr>
+          <w:t xml:space="preserve">유엔안보리 AI 토의 주재 - KBCS — https://www.kbcs.kr/news/article.html?no=404696</w:t>
         </w:r>
       </w:hyperlink>
     </w:p>
@@ -573,14 +573,14 @@
       <w:pPr>
         <w:spacing w:after="80"/>
       </w:pPr>
-      <w:hyperlink w:history="1" r:id="rId7vrlaxnpwci07s9oqb8cb">
-        <w:r>
-          <w:rPr>
-            <w:rStyle w:val="Hyperlink"/>
-            <w:sz w:val="18"/>
-            <w:szCs w:val="18"/>
-          </w:rPr>
-          <w:t xml:space="preserve">텍사스 발전소 사업 보고 - 뉴스핌 — https://www.newspim.com/news/view/20260922001252</w:t>
+      <w:hyperlink w:history="1" r:id="rIdaghvredo2cwpwtw5-pthn">
+        <w:r>
+          <w:rPr>
+            <w:rStyle w:val="Hyperlink"/>
+            <w:sz w:val="18"/>
+            <w:szCs w:val="18"/>
+          </w:rPr>
+          <w:t xml:space="preserve">추석 SNS 메시지 - 위키트리 — https://www.wikitree.co.kr/articles/1160916</w:t>
         </w:r>
       </w:hyperlink>
     </w:p>

--- a/05-Routines/오늘의 뉴스 요약.docx
+++ b/05-Routines/오늘의 뉴스 요약.docx
@@ -21,7 +21,7 @@
           <w:sz w:val="22"/>
           <w:szCs w:val="22"/>
         </w:rPr>
-        <w:t xml:space="preserve">2026년 9월 24일 (목)</w:t>
+        <w:t xml:space="preserve">2026년 9월 25일 (금) · 추석</w:t>
       </w:r>
     </w:p>
     <w:p>
@@ -34,7 +34,7 @@
           <w:iCs/>
           <w:color w:val="555555"/>
         </w:rPr>
-        <w:t xml:space="preserve">오늘부터 추석 연휴(24~27일)로 국내 증시는 휴장입니다. 28일(월) 다시 열립니다. 오늘은 국제 뉴스 위주로 정리했습니다.</w:t>
+        <w:t xml:space="preserve">즐거운 한가위 보내세요! 국내 증시는 연휴로 휴장 중이며 28일(월) 다시 열립니다.</w:t>
       </w:r>
     </w:p>
     <w:p>
@@ -63,19 +63,19 @@
           <w:b/>
           <w:bCs/>
         </w:rPr>
-        <w:t xml:space="preserve">국내 증시, 오늘부터 추석 연휴로 휴장. </w:t>
-      </w:r>
-      <w:r>
-        <w:t xml:space="preserve">24일(목)부터 27일(일)까지 나흘 연속 쉬고, 28일(월)부터 다시 열립니다.  </w:t>
-      </w:r>
-      <w:hyperlink w:history="1" r:id="rId6ubhzyqnunon5de0ws-v4">
-        <w:r>
-          <w:rPr>
-            <w:rStyle w:val="Hyperlink"/>
-            <w:sz w:val="18"/>
-            <w:szCs w:val="18"/>
-          </w:rPr>
-          <w:t xml:space="preserve">[자세히 보기: 매일신문]</w:t>
+        <w:t xml:space="preserve">미중 정상회담, 관세휴전 내년 1월 10일까지 연장 합의. </w:t>
+      </w:r>
+      <w:r>
+        <w:t xml:space="preserve">시진핑 중국 국가주석은 "양측 경제·무역팀이 새로운 공동 합의에 도달했다"고 밝혔지만, 구체적인 합의 내용은 아직 공개되지 않았습니다.  </w:t>
+      </w:r>
+      <w:hyperlink w:history="1" r:id="rId45ycb3bv299tzpwqyzaxo">
+        <w:r>
+          <w:rPr>
+            <w:rStyle w:val="Hyperlink"/>
+            <w:sz w:val="18"/>
+            <w:szCs w:val="18"/>
+          </w:rPr>
+          <w:t xml:space="preserve">[자세히 보기: 이데일리]</w:t>
         </w:r>
       </w:hyperlink>
     </w:p>
@@ -104,7 +104,7 @@
           <w:sz w:val="19"/>
           <w:szCs w:val="19"/>
         </w:rPr>
-        <w:t xml:space="preserve">이 기간엔 국내 주식 거래가 아예 안 되니, 급하게 현금이 필요하면 미리 준비해두시는 게 좋습니다.</w:t>
+        <w:t xml:space="preserve">무역전쟁 격화가 당분간 미뤄진 셈이라, 원자재·부품 수입 가격이나 수출 기업 실적에 급격한 충격은 줄어들 수 있습니다. 다만 세부 내용이 안 나와 있어 아직 확실친 않습니다.</w:t>
       </w:r>
     </w:p>
     <w:p>
@@ -121,19 +121,19 @@
           <w:b/>
           <w:bCs/>
         </w:rPr>
-        <w:t xml:space="preserve">오늘(현지시각 24일) 백악관서 미중 정상회담. </w:t>
-      </w:r>
-      <w:r>
-        <w:t xml:space="preserve">트럼프 미 대통령과 시진핑 중국 국가주석이 무역휴전 연장, 희토류 공급, 관세, 인공지능(AI), 이란·대만 문제 등을 논의합니다.  </w:t>
-      </w:r>
-      <w:hyperlink w:history="1" r:id="rIdk5g6-vnajvrrl9ckh9fkv">
-        <w:r>
-          <w:rPr>
-            <w:rStyle w:val="Hyperlink"/>
-            <w:sz w:val="18"/>
-            <w:szCs w:val="18"/>
-          </w:rPr>
-          <w:t xml:space="preserve">[자세히 보기: 서플]</w:t>
+        <w:t xml:space="preserve">반도체·AI 관련 세부 협상 결과는 추후 발표 필요. </w:t>
+      </w:r>
+      <w:r>
+        <w:t xml:space="preserve">이번 회담에서 AI와 대만 문제뿐 아니라 한반도·중동·우크라이나 문제까지 폭넓게 논의됐지만, 반도체 수출 통제 같은 국내 증시에 직결되는 세부 사안은 명확히 공개되지 않았습니다.  </w:t>
+      </w:r>
+      <w:hyperlink w:history="1" r:id="rId4yjvsxwaqa0uqcjitdq_d">
+        <w:r>
+          <w:rPr>
+            <w:rStyle w:val="Hyperlink"/>
+            <w:sz w:val="18"/>
+            <w:szCs w:val="18"/>
+          </w:rPr>
+          <w:t xml:space="preserve">[자세히 보기: 한국경제]</w:t>
         </w:r>
       </w:hyperlink>
     </w:p>
@@ -162,7 +162,7 @@
           <w:sz w:val="19"/>
           <w:szCs w:val="19"/>
         </w:rPr>
-        <w:t xml:space="preserve">회담 결과가 좋으면 반도체·수출 관련주에 훈풍이 불 수 있는데, 국내 증시가 쉬는 동안이라 그 반응은 28일 개장 때 한꺼번에 나타날 가능성이 큽니다.</w:t>
+        <w:t xml:space="preserve">국내 증시가 쉬는 동안 나온 소식이라, 삼성전자·SK하이닉스 관련 자산을 갖고 계시다면 28일 개장 반응을 지켜보시는 게 좋습니다.</w:t>
       </w:r>
     </w:p>
     <w:p>
@@ -179,19 +179,19 @@
           <w:b/>
           <w:bCs/>
         </w:rPr>
-        <w:t xml:space="preserve">미국은 '가시적 성과', 중국은 '전략적 안정'에 우선순위. </w:t>
-      </w:r>
-      <w:r>
-        <w:t xml:space="preserve">미국은 농산물 구매 확대 같은 눈에 보이는 경제적 성과를 원하는 반면, 중국은 무역전쟁 재점화를 막고 관계를 안정적으로 유지하는 데 더 무게를 두고 있습니다.  </w:t>
-      </w:r>
-      <w:hyperlink w:history="1" r:id="rIdeq_xirvxjw2xn_4wxxu-n">
-        <w:r>
-          <w:rPr>
-            <w:rStyle w:val="Hyperlink"/>
-            <w:sz w:val="18"/>
-            <w:szCs w:val="18"/>
-          </w:rPr>
-          <w:t xml:space="preserve">[자세히 보기: 파이낸셜뉴스]</w:t>
+        <w:t xml:space="preserve">국내 증시는 여전히 추석 연휴 휴장 중. </w:t>
+      </w:r>
+      <w:r>
+        <w:t xml:space="preserve">26일(토)까지 쉬고 28일(월)부터 정상 개장합니다.  </w:t>
+      </w:r>
+      <w:hyperlink w:history="1" r:id="rIdkdtnpr3er_2niscd3uo7o">
+        <w:r>
+          <w:rPr>
+            <w:rStyle w:val="Hyperlink"/>
+            <w:sz w:val="18"/>
+            <w:szCs w:val="18"/>
+          </w:rPr>
+          <w:t xml:space="preserve">[자세히 보기: 매일신문]</w:t>
         </w:r>
       </w:hyperlink>
     </w:p>
@@ -220,7 +220,7 @@
           <w:sz w:val="19"/>
           <w:szCs w:val="19"/>
         </w:rPr>
-        <w:t xml:space="preserve">두 나라의 목표가 다른 만큼 회담이 극적인 타결보다는 '스몰딜' 수준에서 마무리될 가능성도 있어, 시장 기대만큼의 임팩트가 없을 수 있습니다.</w:t>
+        <w:t xml:space="preserve">이 기간 나온 국제 뉴스들이 한꺼번에 28일 개장가에 반영될 수 있어, 그날은 평소보다 변동성이 클 수 있습니다.</w:t>
       </w:r>
     </w:p>
     <w:p>
@@ -249,19 +249,19 @@
           <w:b/>
           <w:bCs/>
         </w:rPr>
-        <w:t xml:space="preserve">이재명 대통령, 유엔총회(81차) 기조연설. </w:t>
-      </w:r>
-      <w:r>
-        <w:t xml:space="preserve">22일(현지시각) 뉴욕 유엔본부에서 열린 고위급 회기에 참석해, 유엔 개혁 방향과 한반도 평화·공존을 위한 구상을 국제사회에 제시했습니다.  </w:t>
-      </w:r>
-      <w:hyperlink w:history="1" r:id="rIdtqdxg3ue9wgsbxuu_5fjf">
-        <w:r>
-          <w:rPr>
-            <w:rStyle w:val="Hyperlink"/>
-            <w:sz w:val="18"/>
-            <w:szCs w:val="18"/>
-          </w:rPr>
-          <w:t xml:space="preserve">[자세히 보기: 뉴스핌]</w:t>
+        <w:t xml:space="preserve">이재명 대통령, 멕시코와 119분간 정상회담. </w:t>
+      </w:r>
+      <w:r>
+        <w:t xml:space="preserve">클라우디아 셰인바움 멕시코 대통령과 '2026~2030 한·멕시코 공동행동계획'을 채택하고, 경제·통상부터 AI, 항공우주·방산, 문화·교육까지 협력을 전방위로 확대하기로 했습니다. 고위급 협의체도 정례화하기로 했습니다.  </w:t>
+      </w:r>
+      <w:hyperlink w:history="1" r:id="rIdhk17no_feslficwmbmpdn">
+        <w:r>
+          <w:rPr>
+            <w:rStyle w:val="Hyperlink"/>
+            <w:sz w:val="18"/>
+            <w:szCs w:val="18"/>
+          </w:rPr>
+          <w:t xml:space="preserve">[자세히 보기: 이투데이]</w:t>
         </w:r>
       </w:hyperlink>
     </w:p>
@@ -290,7 +290,7 @@
           <w:sz w:val="19"/>
           <w:szCs w:val="19"/>
         </w:rPr>
-        <w:t xml:space="preserve">일반 생활에 당장 체감되는 영향은 거의 없습니다. 다만 외교 성과가 쌓이면 장기적으로 국가 신인도나 대외 관계에 도움이 될 수 있습니다.</w:t>
+        <w:t xml:space="preserve">일반 생활에 당장 체감되는 영향은 거의 없습니다. 다만 멕시코와의 경제협력이 확대되면, 중남미 시장에 진출한 국내 기업들에게는 장기적으로 기회가 될 수 있습니다.</w:t>
       </w:r>
     </w:p>
     <w:p>
@@ -307,12 +307,12 @@
           <w:b/>
           <w:bCs/>
         </w:rPr>
-        <w:t xml:space="preserve">이 대통령, 뉴욕 일정 마치고 멕시코 국빈방문. </w:t>
-      </w:r>
-      <w:r>
-        <w:t xml:space="preserve">오늘(24일) 멕시코와 정상회담을 갖고 양국 협력 방안을 논의할 예정입니다.  </w:t>
-      </w:r>
-      <w:hyperlink w:history="1" r:id="rIdpd64n0wnkm_xt_6jdxhdu">
+        <w:t xml:space="preserve">이 대통령, 멕시코서 최태원·구광모 등 재계 인사와 셰인바움 대통령 만남 주선. </w:t>
+      </w:r>
+      <w:r>
+        <w:t xml:space="preserve">"멕시코는 북미·중남미로 가는 핵심 교두보"라고 강조했습니다.  </w:t>
+      </w:r>
+      <w:hyperlink w:history="1" r:id="rIdphjvlz-qaaj2mcx2dvtx5">
         <w:r>
           <w:rPr>
             <w:rStyle w:val="Hyperlink"/>
@@ -348,7 +348,7 @@
           <w:sz w:val="19"/>
           <w:szCs w:val="19"/>
         </w:rPr>
-        <w:t xml:space="preserve">직접적인 생활 영향은 없지만, 신흥시장과의 경제협력이 확대되면 장기적으로 수출 기업들에 새로운 기회가 될 수 있습니다.</w:t>
+        <w:t xml:space="preserve">국내 대기업들의 중남미 진출이 활발해지면 관련 협력사·수출 업체들에 새로운 사업 기회가 생길 수 있습니다.</w:t>
       </w:r>
     </w:p>
     <w:p>
@@ -365,19 +365,19 @@
           <w:b/>
           <w:bCs/>
         </w:rPr>
-        <w:t xml:space="preserve">오늘, 이 대통령이 유엔안보리 'AI와 국제평화안보' 공개토의 직접 주재. </w:t>
-      </w:r>
-      <w:r>
-        <w:t xml:space="preserve">인공지능이 국제 안보에 미치는 영향을 주제로 한 토의를 이끕니다.  </w:t>
-      </w:r>
-      <w:hyperlink w:history="1" r:id="rIdkg_amtunsjucqcywtsazj">
-        <w:r>
-          <w:rPr>
-            <w:rStyle w:val="Hyperlink"/>
-            <w:sz w:val="18"/>
-            <w:szCs w:val="18"/>
-          </w:rPr>
-          <w:t xml:space="preserve">[자세히 보기: KBCS]</w:t>
+        <w:t xml:space="preserve">이재명 대통령, 추석 인사 영상 공개. </w:t>
+      </w:r>
+      <w:r>
+        <w:t xml:space="preserve">"생각은 달라도 국민의 삶에 빛이 고루 비추도록 뛰겠다"는 메시지를 전했습니다.  </w:t>
+      </w:r>
+      <w:hyperlink w:history="1" r:id="rIdoandgop4-gmr7u4gfotwm">
+        <w:r>
+          <w:rPr>
+            <w:rStyle w:val="Hyperlink"/>
+            <w:sz w:val="18"/>
+            <w:szCs w:val="18"/>
+          </w:rPr>
+          <w:t xml:space="preserve">[자세히 보기: 이투데이]</w:t>
         </w:r>
       </w:hyperlink>
     </w:p>
@@ -406,65 +406,7 @@
           <w:sz w:val="19"/>
           <w:szCs w:val="19"/>
         </w:rPr>
-        <w:t xml:space="preserve">일반 생활에 당장 영향은 없지만, AI 관련 국제 규범 논의에 한국이 목소리를 낸다는 상징적 의미가 있습니다.</w:t>
-      </w:r>
-    </w:p>
-    <w:p>
-      <w:pPr>
-        <w:pStyle w:val="ListParagraph"/>
-        <w:numPr>
-          <w:ilvl w:val="0"/>
-          <w:numId w:val="2"/>
-        </w:numPr>
-        <w:spacing w:after="40"/>
-      </w:pPr>
-      <w:r>
-        <w:rPr>
-          <w:b/>
-          <w:bCs/>
-        </w:rPr>
-        <w:t xml:space="preserve">이재명 대통령, 추석 앞두고 SNS 메시지. </w:t>
-      </w:r>
-      <w:r>
-        <w:t xml:space="preserve">"그나마 다행입니다만 풍성한 명절에는 아직도 많이 부족합니다. 좀 더 노력하겠습니다"라며, 올해 차례상 비용이 9년 만에 내렸다는 기사를 공유했습니다.  </w:t>
-      </w:r>
-      <w:hyperlink w:history="1" r:id="rId-kjk-cfanhl_sraiolga0">
-        <w:r>
-          <w:rPr>
-            <w:rStyle w:val="Hyperlink"/>
-            <w:sz w:val="18"/>
-            <w:szCs w:val="18"/>
-          </w:rPr>
-          <w:t xml:space="preserve">[자세히 보기: 위키트리]</w:t>
-        </w:r>
-      </w:hyperlink>
-    </w:p>
-    <w:p>
-      <w:pPr>
-        <w:spacing w:after="160"/>
-        <w:ind w:left="480"/>
-      </w:pPr>
-      <w:r>
-        <w:rPr>
-          <w:b/>
-          <w:bCs/>
-          <w:i/>
-          <w:iCs/>
-          <w:color w:val="2E7D32"/>
-          <w:sz w:val="19"/>
-          <w:szCs w:val="19"/>
-        </w:rPr>
-        <w:t xml:space="preserve">💡 이게 나랑 무슨 상관이야? </w:t>
-      </w:r>
-      <w:r>
-        <w:rPr>
-          <w:i/>
-          <w:iCs/>
-          <w:color w:val="2E7D32"/>
-          <w:sz w:val="19"/>
-          <w:szCs w:val="19"/>
-        </w:rPr>
-        <w:t xml:space="preserve">차례상 물가가 실제로 내렸다면, 이번 추석 장보기 비용 부담이 작년보다 조금은 줄었을 수 있습니다.</w:t>
+        <w:t xml:space="preserve">직접적인 정책 변화는 아니고, 명절을 맞아 전하는 덕담 성격의 메시지입니다.</w:t>
       </w:r>
     </w:p>
     <w:p>
@@ -483,14 +425,14 @@
       <w:pPr>
         <w:spacing w:after="80"/>
       </w:pPr>
-      <w:hyperlink w:history="1" r:id="rId_jpcqv4adcavyxvob0xpv">
-        <w:r>
-          <w:rPr>
-            <w:rStyle w:val="Hyperlink"/>
-            <w:sz w:val="18"/>
-            <w:szCs w:val="18"/>
-          </w:rPr>
-          <w:t xml:space="preserve">추석 연휴·임시공휴일 이슈 - 매일신문 — https://www.imaeil.com/page/view/2026090815234735463</w:t>
+      <w:hyperlink w:history="1" r:id="rIdcmgvj-ld3fed5wkk4cn-n">
+        <w:r>
+          <w:rPr>
+            <w:rStyle w:val="Hyperlink"/>
+            <w:sz w:val="18"/>
+            <w:szCs w:val="18"/>
+          </w:rPr>
+          <w:t xml:space="preserve">미중 새 무역합의 - 이데일리 — https://edaily.co.kr/News/Read?mediaCodeNo=257&amp;newsId=01679366645583728</w:t>
         </w:r>
       </w:hyperlink>
     </w:p>
@@ -498,14 +440,14 @@
       <w:pPr>
         <w:spacing w:after="80"/>
       </w:pPr>
-      <w:hyperlink w:history="1" r:id="rIdmckcnpayyfj1j58_h-g25">
-        <w:r>
-          <w:rPr>
-            <w:rStyle w:val="Hyperlink"/>
-            <w:sz w:val="18"/>
-            <w:szCs w:val="18"/>
-          </w:rPr>
-          <w:t xml:space="preserve">미중 정상회담 의제 - 서플 — https://supple.kr/news/cmue1oenc000munrzngjxjpz3</w:t>
+      <w:hyperlink w:history="1" r:id="rIdzcoxhsi6zx15xl6zvmkxm">
+        <w:r>
+          <w:rPr>
+            <w:rStyle w:val="Hyperlink"/>
+            <w:sz w:val="18"/>
+            <w:szCs w:val="18"/>
+          </w:rPr>
+          <w:t xml:space="preserve">미중 정상회담 관전포인트 - 한국경제 — https://www.hankyung.com/article/202609233801i</w:t>
         </w:r>
       </w:hyperlink>
     </w:p>
@@ -513,14 +455,14 @@
       <w:pPr>
         <w:spacing w:after="80"/>
       </w:pPr>
-      <w:hyperlink w:history="1" r:id="rId2okvoonnuyo4b7bhb0wdq">
-        <w:r>
-          <w:rPr>
-            <w:rStyle w:val="Hyperlink"/>
-            <w:sz w:val="18"/>
-            <w:szCs w:val="18"/>
-          </w:rPr>
-          <w:t xml:space="preserve">트럼프·시진핑 우선순위 차이 - 파이낸셜뉴스 — https://www.fnnews.com/news/202609221015135224</w:t>
+      <w:hyperlink w:history="1" r:id="rIdamg0o618plotkuexe2kyv">
+        <w:r>
+          <w:rPr>
+            <w:rStyle w:val="Hyperlink"/>
+            <w:sz w:val="18"/>
+            <w:szCs w:val="18"/>
+          </w:rPr>
+          <w:t xml:space="preserve">추석 연휴·휴장 안내 - 매일신문 — https://www.imaeil.com/page/view/2026090815234735463</w:t>
         </w:r>
       </w:hyperlink>
     </w:p>
@@ -528,14 +470,14 @@
       <w:pPr>
         <w:spacing w:after="80"/>
       </w:pPr>
-      <w:hyperlink w:history="1" r:id="rIdxybubf-pmcrj1vdp04pgj">
-        <w:r>
-          <w:rPr>
-            <w:rStyle w:val="Hyperlink"/>
-            <w:sz w:val="18"/>
-            <w:szCs w:val="18"/>
-          </w:rPr>
-          <w:t xml:space="preserve">유엔총회 연설 - 뉴스핌 — https://www.newspim.com/news/view/20260923000947</w:t>
+      <w:hyperlink w:history="1" r:id="rIdtpbu_v3_x8wy2d9mz8wno">
+        <w:r>
+          <w:rPr>
+            <w:rStyle w:val="Hyperlink"/>
+            <w:sz w:val="18"/>
+            <w:szCs w:val="18"/>
+          </w:rPr>
+          <w:t xml:space="preserve">한·멕시코 정상회담 - 이투데이 — https://www.etoday.co.kr/news/view/2629346</w:t>
         </w:r>
       </w:hyperlink>
     </w:p>
@@ -543,14 +485,14 @@
       <w:pPr>
         <w:spacing w:after="80"/>
       </w:pPr>
-      <w:hyperlink w:history="1" r:id="rIdopiyvsq8aw0k9gdbwiuw1">
-        <w:r>
-          <w:rPr>
-            <w:rStyle w:val="Hyperlink"/>
-            <w:sz w:val="18"/>
-            <w:szCs w:val="18"/>
-          </w:rPr>
-          <w:t xml:space="preserve">멕시코 국빈방문 - 이투데이 — https://www.etoday.co.kr/news/view/2629276</w:t>
+      <w:hyperlink w:history="1" r:id="rIdd5kimupczwazldv1z9nle">
+        <w:r>
+          <w:rPr>
+            <w:rStyle w:val="Hyperlink"/>
+            <w:sz w:val="18"/>
+            <w:szCs w:val="18"/>
+          </w:rPr>
+          <w:t xml:space="preserve">재계 인사 동행 - 이투데이 — https://www.etoday.co.kr/news/view/2629347</w:t>
         </w:r>
       </w:hyperlink>
     </w:p>
@@ -558,29 +500,14 @@
       <w:pPr>
         <w:spacing w:after="80"/>
       </w:pPr>
-      <w:hyperlink w:history="1" r:id="rIdoxsjenbeh5cjneb-5vzmy">
-        <w:r>
-          <w:rPr>
-            <w:rStyle w:val="Hyperlink"/>
-            <w:sz w:val="18"/>
-            <w:szCs w:val="18"/>
-          </w:rPr>
-          <w:t xml:space="preserve">유엔안보리 AI 토의 주재 - KBCS — https://www.kbcs.kr/news/article.html?no=404696</w:t>
-        </w:r>
-      </w:hyperlink>
-    </w:p>
-    <w:p>
-      <w:pPr>
-        <w:spacing w:after="80"/>
-      </w:pPr>
-      <w:hyperlink w:history="1" r:id="rIdaghvredo2cwpwtw5-pthn">
-        <w:r>
-          <w:rPr>
-            <w:rStyle w:val="Hyperlink"/>
-            <w:sz w:val="18"/>
-            <w:szCs w:val="18"/>
-          </w:rPr>
-          <w:t xml:space="preserve">추석 SNS 메시지 - 위키트리 — https://www.wikitree.co.kr/articles/1160916</w:t>
+      <w:hyperlink w:history="1" r:id="rIdifaobwitbuhuuyd2ydinl">
+        <w:r>
+          <w:rPr>
+            <w:rStyle w:val="Hyperlink"/>
+            <w:sz w:val="18"/>
+            <w:szCs w:val="18"/>
+          </w:rPr>
+          <w:t xml:space="preserve">추석 인사 영상 - 이투데이 — https://www.etoday.co.kr/news/view/2629302</w:t>
         </w:r>
       </w:hyperlink>
     </w:p>

--- a/05-Routines/오늘의 뉴스 요약.docx
+++ b/05-Routines/오늘의 뉴스 요약.docx
@@ -21,7 +21,7 @@
           <w:sz w:val="22"/>
           <w:szCs w:val="22"/>
         </w:rPr>
-        <w:t xml:space="preserve">2026년 9월 25일 (금) · 추석</w:t>
+        <w:t xml:space="preserve">2026년 9월 26일 (토)</w:t>
       </w:r>
     </w:p>
     <w:p>
@@ -34,7 +34,7 @@
           <w:iCs/>
           <w:color w:val="555555"/>
         </w:rPr>
-        <w:t xml:space="preserve">즐거운 한가위 보내세요! 국내 증시는 연휴로 휴장 중이며 28일(월) 다시 열립니다.</w:t>
+        <w:t xml:space="preserve">연휴 마지막 주말입니다. 국내 증시는 28일(월)에 다시 열립니다.</w:t>
       </w:r>
     </w:p>
     <w:p>
@@ -46,7 +46,7 @@
         <w:spacing w:after="200" w:before="400"/>
       </w:pPr>
       <w:r>
-        <w:t xml:space="preserve">경제</w:t>
+        <w:t xml:space="preserve">경제 — 특히 챙겨볼 소식</w:t>
       </w:r>
     </w:p>
     <w:p>
@@ -63,19 +63,19 @@
           <w:b/>
           <w:bCs/>
         </w:rPr>
-        <w:t xml:space="preserve">미중 정상회담, 관세휴전 내년 1월 10일까지 연장 합의. </w:t>
-      </w:r>
-      <w:r>
-        <w:t xml:space="preserve">시진핑 중국 국가주석은 "양측 경제·무역팀이 새로운 공동 합의에 도달했다"고 밝혔지만, 구체적인 합의 내용은 아직 공개되지 않았습니다.  </w:t>
-      </w:r>
-      <w:hyperlink w:history="1" r:id="rId45ycb3bv299tzpwqyzaxo">
-        <w:r>
-          <w:rPr>
-            <w:rStyle w:val="Hyperlink"/>
-            <w:sz w:val="18"/>
-            <w:szCs w:val="18"/>
-          </w:rPr>
-          <w:t xml:space="preserve">[자세히 보기: 이데일리]</w:t>
+        <w:t xml:space="preserve">삼성전자 3분기 특별배당, 28일까지 매수해야 받을 수 있음. </w:t>
+      </w:r>
+      <w:r>
+        <w:t xml:space="preserve">배당기준일은 9월 30일로 확정됐고, 배당락일 전날인 28일까지 삼성전자(우선주 포함) 주식을 사둬야 배당 대상이 됩니다. 결제까지 2영업일(T+2)이 걸리는 점도 감안해야 합니다.  </w:t>
+      </w:r>
+      <w:hyperlink w:history="1" r:id="rId6mkgxzniibtkwvm3wzrve">
+        <w:r>
+          <w:rPr>
+            <w:rStyle w:val="Hyperlink"/>
+            <w:sz w:val="18"/>
+            <w:szCs w:val="18"/>
+          </w:rPr>
+          <w:t xml:space="preserve">[자세히 보기: 디지털타임스]</w:t>
         </w:r>
       </w:hyperlink>
     </w:p>
@@ -104,7 +104,7 @@
           <w:sz w:val="19"/>
           <w:szCs w:val="19"/>
         </w:rPr>
-        <w:t xml:space="preserve">무역전쟁 격화가 당분간 미뤄진 셈이라, 원자재·부품 수입 가격이나 수출 기업 실적에 급격한 충격은 줄어들 수 있습니다. 다만 세부 내용이 안 나와 있어 아직 확실친 않습니다.</w:t>
+        <w:t xml:space="preserve">삼성전자 배당을 노리신다면 28일(월) 당일 매수로도 가능하다고 하니, 관심 있으시면 그날을 놓치지 않는 게 중요합니다. 이미 보유 중이시라면 별도로 하실 일은 없습니다.</w:t>
       </w:r>
     </w:p>
     <w:p>
@@ -121,19 +121,19 @@
           <w:b/>
           <w:bCs/>
         </w:rPr>
-        <w:t xml:space="preserve">반도체·AI 관련 세부 협상 결과는 추후 발표 필요. </w:t>
-      </w:r>
-      <w:r>
-        <w:t xml:space="preserve">이번 회담에서 AI와 대만 문제뿐 아니라 한반도·중동·우크라이나 문제까지 폭넓게 논의됐지만, 반도체 수출 통제 같은 국내 증시에 직결되는 세부 사안은 명확히 공개되지 않았습니다.  </w:t>
-      </w:r>
-      <w:hyperlink w:history="1" r:id="rId4yjvsxwaqa0uqcjitdq_d">
-        <w:r>
-          <w:rPr>
-            <w:rStyle w:val="Hyperlink"/>
-            <w:sz w:val="18"/>
-            <w:szCs w:val="18"/>
-          </w:rPr>
-          <w:t xml:space="preserve">[자세히 보기: 한국경제]</w:t>
+        <w:t xml:space="preserve">이번 특별배당 규모, 정규배당 포함 약 30조원. </w:t>
+      </w:r>
+      <w:r>
+        <w:t xml:space="preserve">주당 배당금(DPS)은 보통주·우선주 구분 없이 4,500~4,650원 안팎으로 추산됩니다. 1,000주를 보유한 주주는 세전 기준 최대 460만 원 수준의 배당금을 받을 수 있습니다.  </w:t>
+      </w:r>
+      <w:hyperlink w:history="1" r:id="rIddd4urswdzot3j-whu6ela">
+        <w:r>
+          <w:rPr>
+            <w:rStyle w:val="Hyperlink"/>
+            <w:sz w:val="18"/>
+            <w:szCs w:val="18"/>
+          </w:rPr>
+          <w:t xml:space="preserve">[자세히 보기: SBS Biz]</w:t>
         </w:r>
       </w:hyperlink>
     </w:p>
@@ -162,7 +162,7 @@
           <w:sz w:val="19"/>
           <w:szCs w:val="19"/>
         </w:rPr>
-        <w:t xml:space="preserve">국내 증시가 쉬는 동안 나온 소식이라, 삼성전자·SK하이닉스 관련 자산을 갖고 계시다면 28일 개장 반응을 지켜보시는 게 좋습니다.</w:t>
+        <w:t xml:space="preserve">삼성전자 주식을 보유하고 계시다면, 이달 말~다음 달 초 사이 배당금이 계좌에 들어올 수 있습니다. 구체적인 지급일은 증권사 공지를 확인하시는 게 정확합니다.</w:t>
       </w:r>
     </w:p>
     <w:p>
@@ -179,19 +179,19 @@
           <w:b/>
           <w:bCs/>
         </w:rPr>
-        <w:t xml:space="preserve">국내 증시는 여전히 추석 연휴 휴장 중. </w:t>
-      </w:r>
-      <w:r>
-        <w:t xml:space="preserve">26일(토)까지 쉬고 28일(월)부터 정상 개장합니다.  </w:t>
-      </w:r>
-      <w:hyperlink w:history="1" r:id="rIdkdtnpr3er_2niscd3uo7o">
-        <w:r>
-          <w:rPr>
-            <w:rStyle w:val="Hyperlink"/>
-            <w:sz w:val="18"/>
-            <w:szCs w:val="18"/>
-          </w:rPr>
-          <w:t xml:space="preserve">[자세히 보기: 매일신문]</w:t>
+        <w:t xml:space="preserve">다음 주 코스피 예상 밴드 6,400~7,500. </w:t>
+      </w:r>
+      <w:r>
+        <w:t xml:space="preserve">미중 정상회담의 반도체 관련 합의 내용이 최대 변수로 꼽힙니다. 미국이 중국에 대한 반도체 규제를 강화하는 쪽으로 가면 국내 반도체주엔 오히려 호재, 반대로 완화되면 악재가 될 수 있습니다.  </w:t>
+      </w:r>
+      <w:hyperlink w:history="1" r:id="rIdxnf5mjwoifpyz1ac5pjwf">
+        <w:r>
+          <w:rPr>
+            <w:rStyle w:val="Hyperlink"/>
+            <w:sz w:val="18"/>
+            <w:szCs w:val="18"/>
+          </w:rPr>
+          <w:t xml:space="preserve">[자세히 보기: 이투데이]</w:t>
         </w:r>
       </w:hyperlink>
     </w:p>
@@ -220,7 +220,7 @@
           <w:sz w:val="19"/>
           <w:szCs w:val="19"/>
         </w:rPr>
-        <w:t xml:space="preserve">이 기간 나온 국제 뉴스들이 한꺼번에 28일 개장가에 반영될 수 있어, 그날은 평소보다 변동성이 클 수 있습니다.</w:t>
+        <w:t xml:space="preserve">반도체 관련 주식·펀드를 갖고 계시다면, 28일 개장 직후 변동성이 클 수 있으니 너무 성급하게 매매 결정을 내리지 않는 게 안전할 수 있습니다.</w:t>
       </w:r>
     </w:p>
     <w:p>
@@ -249,19 +249,19 @@
           <w:b/>
           <w:bCs/>
         </w:rPr>
-        <w:t xml:space="preserve">이재명 대통령, 멕시코와 119분간 정상회담. </w:t>
-      </w:r>
-      <w:r>
-        <w:t xml:space="preserve">클라우디아 셰인바움 멕시코 대통령과 '2026~2030 한·멕시코 공동행동계획'을 채택하고, 경제·통상부터 AI, 항공우주·방산, 문화·교육까지 협력을 전방위로 확대하기로 했습니다. 고위급 협의체도 정례화하기로 했습니다.  </w:t>
-      </w:r>
-      <w:hyperlink w:history="1" r:id="rIdhk17no_feslficwmbmpdn">
-        <w:r>
-          <w:rPr>
-            <w:rStyle w:val="Hyperlink"/>
-            <w:sz w:val="18"/>
-            <w:szCs w:val="18"/>
-          </w:rPr>
-          <w:t xml:space="preserve">[자세히 보기: 이투데이]</w:t>
+        <w:t xml:space="preserve">국민의힘 장동혁 대표, '이재명 탄핵이 국민이 가장 받고 싶은 추석 선물'. </w:t>
+      </w:r>
+      <w:r>
+        <w:t xml:space="preserve">"이재명 대통령의 폭정과 독재가 '진짜 내란'"이라며 강도 높은 발언을 이어갔습니다.  </w:t>
+      </w:r>
+      <w:hyperlink w:history="1" r:id="rIdcjsnzplunongtnloztbdp">
+        <w:r>
+          <w:rPr>
+            <w:rStyle w:val="Hyperlink"/>
+            <w:sz w:val="18"/>
+            <w:szCs w:val="18"/>
+          </w:rPr>
+          <w:t xml:space="preserve">[자세히 보기: MBC]</w:t>
         </w:r>
       </w:hyperlink>
     </w:p>
@@ -290,7 +290,7 @@
           <w:sz w:val="19"/>
           <w:szCs w:val="19"/>
         </w:rPr>
-        <w:t xml:space="preserve">일반 생활에 당장 체감되는 영향은 거의 없습니다. 다만 멕시코와의 경제협력이 확대되면, 중남미 시장에 진출한 국내 기업들에게는 장기적으로 기회가 될 수 있습니다.</w:t>
+        <w:t xml:space="preserve">일반 생활에 당장 체감되는 영향은 거의 없습니다. 정치적 수사(레토릭) 성격이 강한 발언입니다.</w:t>
       </w:r>
     </w:p>
     <w:p>
@@ -307,19 +307,19 @@
           <w:b/>
           <w:bCs/>
         </w:rPr>
-        <w:t xml:space="preserve">이 대통령, 멕시코서 최태원·구광모 등 재계 인사와 셰인바움 대통령 만남 주선. </w:t>
-      </w:r>
-      <w:r>
-        <w:t xml:space="preserve">"멕시코는 북미·중남미로 가는 핵심 교두보"라고 강조했습니다.  </w:t>
-      </w:r>
-      <w:hyperlink w:history="1" r:id="rIdphjvlz-qaaj2mcx2dvtx5">
-        <w:r>
-          <w:rPr>
-            <w:rStyle w:val="Hyperlink"/>
-            <w:sz w:val="18"/>
-            <w:szCs w:val="18"/>
-          </w:rPr>
-          <w:t xml:space="preserve">[자세히 보기: 이투데이]</w:t>
+        <w:t xml:space="preserve">국민의힘, 용혜인·김승원 낙마를 '인사 참사'로 규정하며 공세 확대. </w:t>
+      </w:r>
+      <w:r>
+        <w:t xml:space="preserve">김현지 대통령실 관계자를 국정감사에 세우겠다고 예고하는 등 국정 전반으로 공세 전선을 넓히고 있습니다.  </w:t>
+      </w:r>
+      <w:hyperlink w:history="1" r:id="rIdqysw7yrkluxv2jeftykks">
+        <w:r>
+          <w:rPr>
+            <w:rStyle w:val="Hyperlink"/>
+            <w:sz w:val="18"/>
+            <w:szCs w:val="18"/>
+          </w:rPr>
+          <w:t xml:space="preserve">[자세히 보기: 이데일리]</w:t>
         </w:r>
       </w:hyperlink>
     </w:p>
@@ -348,7 +348,7 @@
           <w:sz w:val="19"/>
           <w:szCs w:val="19"/>
         </w:rPr>
-        <w:t xml:space="preserve">국내 대기업들의 중남미 진출이 활발해지면 관련 협력사·수출 업체들에 새로운 사업 기회가 생길 수 있습니다.</w:t>
+        <w:t xml:space="preserve">직접적인 생활 영향은 없습니다. 다만 국정감사 정국이 격해지면 관련 법안·예산 심사 일정이 지연될 가능성이 있습니다.</w:t>
       </w:r>
     </w:p>
     <w:p>
@@ -365,19 +365,19 @@
           <w:b/>
           <w:bCs/>
         </w:rPr>
-        <w:t xml:space="preserve">이재명 대통령, 추석 인사 영상 공개. </w:t>
-      </w:r>
-      <w:r>
-        <w:t xml:space="preserve">"생각은 달라도 국민의 삶에 빛이 고루 비추도록 뛰겠다"는 메시지를 전했습니다.  </w:t>
-      </w:r>
-      <w:hyperlink w:history="1" r:id="rIdoandgop4-gmr7u4gfotwm">
-        <w:r>
-          <w:rPr>
-            <w:rStyle w:val="Hyperlink"/>
-            <w:sz w:val="18"/>
-            <w:szCs w:val="18"/>
-          </w:rPr>
-          <w:t xml:space="preserve">[자세히 보기: 이투데이]</w:t>
+        <w:t xml:space="preserve">더불어민주당도 추석 귀성 인사로 맞대응. </w:t>
+      </w:r>
+      <w:r>
+        <w:t xml:space="preserve">여야 모두 명절 민심을 잡기 위한 메시지 경쟁을 벌이고 있습니다.  </w:t>
+      </w:r>
+      <w:hyperlink w:history="1" r:id="rIdvjupdqpmbsy5degvicn9x">
+        <w:r>
+          <w:rPr>
+            <w:rStyle w:val="Hyperlink"/>
+            <w:sz w:val="18"/>
+            <w:szCs w:val="18"/>
+          </w:rPr>
+          <w:t xml:space="preserve">[자세히 보기: 뉴스핌]</w:t>
         </w:r>
       </w:hyperlink>
     </w:p>
@@ -406,7 +406,7 @@
           <w:sz w:val="19"/>
           <w:szCs w:val="19"/>
         </w:rPr>
-        <w:t xml:space="preserve">직접적인 정책 변화는 아니고, 명절을 맞아 전하는 덕담 성격의 메시지입니다.</w:t>
+        <w:t xml:space="preserve">생활에 직접적 영향은 없으며, 통상적인 명절 정치 메시지입니다.</w:t>
       </w:r>
     </w:p>
     <w:p>
@@ -425,14 +425,14 @@
       <w:pPr>
         <w:spacing w:after="80"/>
       </w:pPr>
-      <w:hyperlink w:history="1" r:id="rIdcmgvj-ld3fed5wkk4cn-n">
-        <w:r>
-          <w:rPr>
-            <w:rStyle w:val="Hyperlink"/>
-            <w:sz w:val="18"/>
-            <w:szCs w:val="18"/>
-          </w:rPr>
-          <w:t xml:space="preserve">미중 새 무역합의 - 이데일리 — https://edaily.co.kr/News/Read?mediaCodeNo=257&amp;newsId=01679366645583728</w:t>
+      <w:hyperlink w:history="1" r:id="rIdtmwjejv15ycxnnaf0mxps">
+        <w:r>
+          <w:rPr>
+            <w:rStyle w:val="Hyperlink"/>
+            <w:sz w:val="18"/>
+            <w:szCs w:val="18"/>
+          </w:rPr>
+          <w:t xml:space="preserve">삼성전자 배당 막차 28일 - 디지털타임스 — https://www.dt.co.kr/article/12085439</w:t>
         </w:r>
       </w:hyperlink>
     </w:p>
@@ -440,14 +440,14 @@
       <w:pPr>
         <w:spacing w:after="80"/>
       </w:pPr>
-      <w:hyperlink w:history="1" r:id="rIdzcoxhsi6zx15xl6zvmkxm">
-        <w:r>
-          <w:rPr>
-            <w:rStyle w:val="Hyperlink"/>
-            <w:sz w:val="18"/>
-            <w:szCs w:val="18"/>
-          </w:rPr>
-          <w:t xml:space="preserve">미중 정상회담 관전포인트 - 한국경제 — https://www.hankyung.com/article/202609233801i</w:t>
+      <w:hyperlink w:history="1" r:id="rId8qmrcuzlwxw5xlnx3i0w6">
+        <w:r>
+          <w:rPr>
+            <w:rStyle w:val="Hyperlink"/>
+            <w:sz w:val="18"/>
+            <w:szCs w:val="18"/>
+          </w:rPr>
+          <w:t xml:space="preserve">1000주 460만원 - SBS Biz — https://www.sentv.co.kr/article/view/sentv202609230002</w:t>
         </w:r>
       </w:hyperlink>
     </w:p>
@@ -455,14 +455,14 @@
       <w:pPr>
         <w:spacing w:after="80"/>
       </w:pPr>
-      <w:hyperlink w:history="1" r:id="rIdamg0o618plotkuexe2kyv">
-        <w:r>
-          <w:rPr>
-            <w:rStyle w:val="Hyperlink"/>
-            <w:sz w:val="18"/>
-            <w:szCs w:val="18"/>
-          </w:rPr>
-          <w:t xml:space="preserve">추석 연휴·휴장 안내 - 매일신문 — https://www.imaeil.com/page/view/2026090815234735463</w:t>
+      <w:hyperlink w:history="1" r:id="rIdbfb4pdnibr28kim8s10uq">
+        <w:r>
+          <w:rPr>
+            <w:rStyle w:val="Hyperlink"/>
+            <w:sz w:val="18"/>
+            <w:szCs w:val="18"/>
+          </w:rPr>
+          <w:t xml:space="preserve">다음주 코스피 전망 - 이투데이 — https://www.etoday.co.kr/news/view/2627286</w:t>
         </w:r>
       </w:hyperlink>
     </w:p>
@@ -470,14 +470,14 @@
       <w:pPr>
         <w:spacing w:after="80"/>
       </w:pPr>
-      <w:hyperlink w:history="1" r:id="rIdtpbu_v3_x8wy2d9mz8wno">
-        <w:r>
-          <w:rPr>
-            <w:rStyle w:val="Hyperlink"/>
-            <w:sz w:val="18"/>
-            <w:szCs w:val="18"/>
-          </w:rPr>
-          <w:t xml:space="preserve">한·멕시코 정상회담 - 이투데이 — https://www.etoday.co.kr/news/view/2629346</w:t>
+      <w:hyperlink w:history="1" r:id="rIdfojns29-rv6keqbvsnqse">
+        <w:r>
+          <w:rPr>
+            <w:rStyle w:val="Hyperlink"/>
+            <w:sz w:val="18"/>
+            <w:szCs w:val="18"/>
+          </w:rPr>
+          <w:t xml:space="preserve">장동혁 '탄핵' 발언 - MBC — https://imnews.imbc.com/news/2026/politics/article/6853702_36911.html</w:t>
         </w:r>
       </w:hyperlink>
     </w:p>
@@ -485,14 +485,14 @@
       <w:pPr>
         <w:spacing w:after="80"/>
       </w:pPr>
-      <w:hyperlink w:history="1" r:id="rIdd5kimupczwazldv1z9nle">
-        <w:r>
-          <w:rPr>
-            <w:rStyle w:val="Hyperlink"/>
-            <w:sz w:val="18"/>
-            <w:szCs w:val="18"/>
-          </w:rPr>
-          <w:t xml:space="preserve">재계 인사 동행 - 이투데이 — https://www.etoday.co.kr/news/view/2629347</w:t>
+      <w:hyperlink w:history="1" r:id="rIds9spgry41hsezhxsc9mpt">
+        <w:r>
+          <w:rPr>
+            <w:rStyle w:val="Hyperlink"/>
+            <w:sz w:val="18"/>
+            <w:szCs w:val="18"/>
+          </w:rPr>
+          <w:t xml:space="preserve">'인사 참사' 공세 - 이데일리 — https://edaily.co.kr/News/Read?mediaCodeNo=257&amp;newsId=02296006645582416</w:t>
         </w:r>
       </w:hyperlink>
     </w:p>
@@ -500,14 +500,14 @@
       <w:pPr>
         <w:spacing w:after="80"/>
       </w:pPr>
-      <w:hyperlink w:history="1" r:id="rIdifaobwitbuhuuyd2ydinl">
-        <w:r>
-          <w:rPr>
-            <w:rStyle w:val="Hyperlink"/>
-            <w:sz w:val="18"/>
-            <w:szCs w:val="18"/>
-          </w:rPr>
-          <w:t xml:space="preserve">추석 인사 영상 - 이투데이 — https://www.etoday.co.kr/news/view/2629302</w:t>
+      <w:hyperlink w:history="1" r:id="rIddolrj38njqbnndtps8szj">
+        <w:r>
+          <w:rPr>
+            <w:rStyle w:val="Hyperlink"/>
+            <w:sz w:val="18"/>
+            <w:szCs w:val="18"/>
+          </w:rPr>
+          <w:t xml:space="preserve">민주당 추석 인사 - 뉴스핌 — https://www.newspim.com/news/view/20260923000573</w:t>
         </w:r>
       </w:hyperlink>
     </w:p>

--- a/05-Routines/오늘의 뉴스 요약.docx
+++ b/05-Routines/오늘의 뉴스 요약.docx
@@ -21,7 +21,7 @@
           <w:sz w:val="22"/>
           <w:szCs w:val="22"/>
         </w:rPr>
-        <w:t xml:space="preserve">2026년 9월 26일 (토)</w:t>
+        <w:t xml:space="preserve">2026년 9월 27일 (일)</w:t>
       </w:r>
     </w:p>
     <w:p>
@@ -34,7 +34,7 @@
           <w:iCs/>
           <w:color w:val="555555"/>
         </w:rPr>
-        <w:t xml:space="preserve">연휴 마지막 주말입니다. 국내 증시는 28일(월)에 다시 열립니다.</w:t>
+        <w:t xml:space="preserve">연휴 마지막 날입니다. 내일(28일 월)부터 국내 증시가 다시 열립니다.</w:t>
       </w:r>
     </w:p>
     <w:p>
@@ -46,7 +46,7 @@
         <w:spacing w:after="200" w:before="400"/>
       </w:pPr>
       <w:r>
-        <w:t xml:space="preserve">경제 — 특히 챙겨볼 소식</w:t>
+        <w:t xml:space="preserve">경제</w:t>
       </w:r>
     </w:p>
     <w:p>
@@ -63,19 +63,19 @@
           <w:b/>
           <w:bCs/>
         </w:rPr>
-        <w:t xml:space="preserve">삼성전자 3분기 특별배당, 28일까지 매수해야 받을 수 있음. </w:t>
-      </w:r>
-      <w:r>
-        <w:t xml:space="preserve">배당기준일은 9월 30일로 확정됐고, 배당락일 전날인 28일까지 삼성전자(우선주 포함) 주식을 사둬야 배당 대상이 됩니다. 결제까지 2영업일(T+2)이 걸리는 점도 감안해야 합니다.  </w:t>
-      </w:r>
-      <w:hyperlink w:history="1" r:id="rId6mkgxzniibtkwvm3wzrve">
-        <w:r>
-          <w:rPr>
-            <w:rStyle w:val="Hyperlink"/>
-            <w:sz w:val="18"/>
-            <w:szCs w:val="18"/>
-          </w:rPr>
-          <w:t xml:space="preserve">[자세히 보기: 디지털타임스]</w:t>
+        <w:t xml:space="preserve">내일(28일) 코스피 개장, 7,080선 안착 여부 주목. </w:t>
+      </w:r>
+      <w:r>
+        <w:t xml:space="preserve">연휴 동안 미국 기술주가 크게 흔들리면서, 개장 당일 국내 증시에도 부담으로 작용할 수 있다는 전망이 나옵니다.  </w:t>
+      </w:r>
+      <w:hyperlink w:history="1" r:id="rIdt3bxdnouxcsnn3a0optlf">
+        <w:r>
+          <w:rPr>
+            <w:rStyle w:val="Hyperlink"/>
+            <w:sz w:val="18"/>
+            <w:szCs w:val="18"/>
+          </w:rPr>
+          <w:t xml:space="preserve">[자세히 보기: CBC뉴스]</w:t>
         </w:r>
       </w:hyperlink>
     </w:p>
@@ -104,7 +104,7 @@
           <w:sz w:val="19"/>
           <w:szCs w:val="19"/>
         </w:rPr>
-        <w:t xml:space="preserve">삼성전자 배당을 노리신다면 28일(월) 당일 매수로도 가능하다고 하니, 관심 있으시면 그날을 놓치지 않는 게 중요합니다. 이미 보유 중이시라면 별도로 하실 일은 없습니다.</w:t>
+        <w:t xml:space="preserve">반도체·기술주 관련 자산을 갖고 계시다면, 내일 개장 초반 변동성이 클 수 있으니 급하게 매매하기보다 흐름을 지켜보는 게 안전할 수 있습니다.</w:t>
       </w:r>
     </w:p>
     <w:p>
@@ -121,19 +121,19 @@
           <w:b/>
           <w:bCs/>
         </w:rPr>
-        <w:t xml:space="preserve">이번 특별배당 규모, 정규배당 포함 약 30조원. </w:t>
-      </w:r>
-      <w:r>
-        <w:t xml:space="preserve">주당 배당금(DPS)은 보통주·우선주 구분 없이 4,500~4,650원 안팎으로 추산됩니다. 1,000주를 보유한 주주는 세전 기준 최대 460만 원 수준의 배당금을 받을 수 있습니다.  </w:t>
-      </w:r>
-      <w:hyperlink w:history="1" r:id="rIddd4urswdzot3j-whu6ela">
-        <w:r>
-          <w:rPr>
-            <w:rStyle w:val="Hyperlink"/>
-            <w:sz w:val="18"/>
-            <w:szCs w:val="18"/>
-          </w:rPr>
-          <w:t xml:space="preserve">[자세히 보기: SBS Biz]</w:t>
+        <w:t xml:space="preserve">미국 나스닥, 반도체·AI 관련주 조정으로 1.33% 급락. </w:t>
+      </w:r>
+      <w:r>
+        <w:t xml:space="preserve">알파벳(구글) 클래스A·C가 각각 3.80%, 3.58% 급락했고, 필라델피아 반도체지수도 3.8% 떨어졌습니다. 그동안 시장을 이끌던 AI·반도체 종목들의 과열 부담이 커진 영향으로 풀이됩니다.  </w:t>
+      </w:r>
+      <w:hyperlink w:history="1" r:id="rIdhakaae3uni63btr1rr1hd">
+        <w:r>
+          <w:rPr>
+            <w:rStyle w:val="Hyperlink"/>
+            <w:sz w:val="18"/>
+            <w:szCs w:val="18"/>
+          </w:rPr>
+          <w:t xml:space="preserve">[자세히 보기: 서울신문]</w:t>
         </w:r>
       </w:hyperlink>
     </w:p>
@@ -162,7 +162,7 @@
           <w:sz w:val="19"/>
           <w:szCs w:val="19"/>
         </w:rPr>
-        <w:t xml:space="preserve">삼성전자 주식을 보유하고 계시다면, 이달 말~다음 달 초 사이 배당금이 계좌에 들어올 수 있습니다. 구체적인 지급일은 증권사 공지를 확인하시는 게 정확합니다.</w:t>
+        <w:t xml:space="preserve">미국 기술주·반도체 관련 펀드나 ETF를 갖고 계시다면 최근 평가금액이 줄었을 수 있습니다. 국내 반도체주도 내일 개장 시 동반 약세로 시작할 가능성이 있습니다.</w:t>
       </w:r>
     </w:p>
     <w:p>
@@ -179,19 +179,19 @@
           <w:b/>
           <w:bCs/>
         </w:rPr>
-        <w:t xml:space="preserve">다음 주 코스피 예상 밴드 6,400~7,500. </w:t>
-      </w:r>
-      <w:r>
-        <w:t xml:space="preserve">미중 정상회담의 반도체 관련 합의 내용이 최대 변수로 꼽힙니다. 미국이 중국에 대한 반도체 규제를 강화하는 쪽으로 가면 국내 반도체주엔 오히려 호재, 반대로 완화되면 악재가 될 수 있습니다.  </w:t>
-      </w:r>
-      <w:hyperlink w:history="1" r:id="rIdxnf5mjwoifpyz1ac5pjwf">
-        <w:r>
-          <w:rPr>
-            <w:rStyle w:val="Hyperlink"/>
-            <w:sz w:val="18"/>
-            <w:szCs w:val="18"/>
-          </w:rPr>
-          <w:t xml:space="preserve">[자세히 보기: 이투데이]</w:t>
+        <w:t xml:space="preserve">삼성전자 배당, 내일(28일) 오후 8시까지 매수 체결되면 배당 대상 포함. </w:t>
+      </w:r>
+      <w:r>
+        <w:t xml:space="preserve">주당 배당금은 약 4,604원으로 추정됩니다. 삼성전자는 2024~2026년 누적 잉여현금흐름의 50%를 환원하는 정책에 따라, 이번 30조원 배당을 포함해 총 90조~110조원 규모의 사상 최대 주주환원을 추진합니다.  </w:t>
+      </w:r>
+      <w:hyperlink w:history="1" r:id="rIdwtsruly3fsvvszar6utch">
+        <w:r>
+          <w:rPr>
+            <w:rStyle w:val="Hyperlink"/>
+            <w:sz w:val="18"/>
+            <w:szCs w:val="18"/>
+          </w:rPr>
+          <w:t xml:space="preserve">[자세히 보기: 뉴스핌]</w:t>
         </w:r>
       </w:hyperlink>
     </w:p>
@@ -220,19 +220,7 @@
           <w:sz w:val="19"/>
           <w:szCs w:val="19"/>
         </w:rPr>
-        <w:t xml:space="preserve">반도체 관련 주식·펀드를 갖고 계시다면, 28일 개장 직후 변동성이 클 수 있으니 너무 성급하게 매매 결정을 내리지 않는 게 안전할 수 있습니다.</w:t>
-      </w:r>
-    </w:p>
-    <w:p>
-      <w:pPr>
-        <w:pStyle w:val="Heading1"/>
-        <w:pBdr>
-          <w:bottom w:val="single" w:color="999999" w:sz="6" w:space="4"/>
-        </w:pBdr>
-        <w:spacing w:after="200" w:before="400"/>
-      </w:pPr>
-      <w:r>
-        <w:t xml:space="preserve">정치</w:t>
+        <w:t xml:space="preserve">삼성전자 배당을 받고 싶으시면 내일(28일) 장중 또는 시간외 거래(오후 8시까지)로 매수하시면 됩니다. 이미 보유하고 계시다면 별도로 하실 일은 없습니다.</w:t>
       </w:r>
     </w:p>
     <w:p>
@@ -249,19 +237,19 @@
           <w:b/>
           <w:bCs/>
         </w:rPr>
-        <w:t xml:space="preserve">국민의힘 장동혁 대표, '이재명 탄핵이 국민이 가장 받고 싶은 추석 선물'. </w:t>
-      </w:r>
-      <w:r>
-        <w:t xml:space="preserve">"이재명 대통령의 폭정과 독재가 '진짜 내란'"이라며 강도 높은 발언을 이어갔습니다.  </w:t>
-      </w:r>
-      <w:hyperlink w:history="1" r:id="rIdcjsnzplunongtnloztbdp">
-        <w:r>
-          <w:rPr>
-            <w:rStyle w:val="Hyperlink"/>
-            <w:sz w:val="18"/>
-            <w:szCs w:val="18"/>
-          </w:rPr>
-          <w:t xml:space="preserve">[자세히 보기: MBC]</w:t>
+        <w:t xml:space="preserve">삼성전자 대규모 배당, 코스피 전체 배당 규모를 최대 60%까지 끌어올릴 '낙수효과' 전망. </w:t>
+      </w:r>
+      <w:r>
+        <w:t xml:space="preserve">삼성그룹 주요 관계사들도 배당을 늘릴 가능성이 있어, 배당 관련 투자심리 전반에 영향을 줄 수 있습니다.  </w:t>
+      </w:r>
+      <w:hyperlink w:history="1" r:id="rIdl2mc_85iewho6tksgbrez">
+        <w:r>
+          <w:rPr>
+            <w:rStyle w:val="Hyperlink"/>
+            <w:sz w:val="18"/>
+            <w:szCs w:val="18"/>
+          </w:rPr>
+          <w:t xml:space="preserve">[자세히 보기: CBC뉴스]</w:t>
         </w:r>
       </w:hyperlink>
     </w:p>
@@ -290,7 +278,19 @@
           <w:sz w:val="19"/>
           <w:szCs w:val="19"/>
         </w:rPr>
-        <w:t xml:space="preserve">일반 생활에 당장 체감되는 영향은 거의 없습니다. 정치적 수사(레토릭) 성격이 강한 발언입니다.</w:t>
+        <w:t xml:space="preserve">배당주 위주로 투자하고 계시다면, 삼성그룹 계열사들의 배당 정책 변화를 함께 지켜볼 만합니다.</w:t>
+      </w:r>
+    </w:p>
+    <w:p>
+      <w:pPr>
+        <w:pStyle w:val="Heading1"/>
+        <w:pBdr>
+          <w:bottom w:val="single" w:color="999999" w:sz="6" w:space="4"/>
+        </w:pBdr>
+        <w:spacing w:after="200" w:before="400"/>
+      </w:pPr>
+      <w:r>
+        <w:t xml:space="preserve">정치</w:t>
       </w:r>
     </w:p>
     <w:p>
@@ -307,19 +307,19 @@
           <w:b/>
           <w:bCs/>
         </w:rPr>
-        <w:t xml:space="preserve">국민의힘, 용혜인·김승원 낙마를 '인사 참사'로 규정하며 공세 확대. </w:t>
-      </w:r>
-      <w:r>
-        <w:t xml:space="preserve">김현지 대통령실 관계자를 국정감사에 세우겠다고 예고하는 등 국정 전반으로 공세 전선을 넓히고 있습니다.  </w:t>
-      </w:r>
-      <w:hyperlink w:history="1" r:id="rIdqysw7yrkluxv2jeftykks">
-        <w:r>
-          <w:rPr>
-            <w:rStyle w:val="Hyperlink"/>
-            <w:sz w:val="18"/>
-            <w:szCs w:val="18"/>
-          </w:rPr>
-          <w:t xml:space="preserve">[자세히 보기: 이데일리]</w:t>
+        <w:t xml:space="preserve">국회의원 추석 명절휴가비 440만원, 직장인 평균 월급보다 65만원 많아. </w:t>
+      </w:r>
+      <w:r>
+        <w:t xml:space="preserve">직장인 절반은 이번 추석 상여금을 아예 받지 못했고, 중소기업 중 상여금을 지급한 곳도 평균 지급액은 66만5,000원에 그쳤습니다.  </w:t>
+      </w:r>
+      <w:hyperlink w:history="1" r:id="rIdg5zgvtwvccyfexwv5pnlf">
+        <w:r>
+          <w:rPr>
+            <w:rStyle w:val="Hyperlink"/>
+            <w:sz w:val="18"/>
+            <w:szCs w:val="18"/>
+          </w:rPr>
+          <w:t xml:space="preserve">[자세히 보기: 파이낸셜뉴스]</w:t>
         </w:r>
       </w:hyperlink>
     </w:p>
@@ -348,7 +348,7 @@
           <w:sz w:val="19"/>
           <w:szCs w:val="19"/>
         </w:rPr>
-        <w:t xml:space="preserve">직접적인 생활 영향은 없습니다. 다만 국정감사 정국이 격해지면 관련 법안·예산 심사 일정이 지연될 가능성이 있습니다.</w:t>
+        <w:t xml:space="preserve">일반 생활에 직접적인 영향은 없지만, 국회의원 처우와 일반 직장인 처우 간 체감 격차를 보여주는 상징적인 뉴스입니다.</w:t>
       </w:r>
     </w:p>
     <w:p>
@@ -365,19 +365,19 @@
           <w:b/>
           <w:bCs/>
         </w:rPr>
-        <w:t xml:space="preserve">더불어민주당도 추석 귀성 인사로 맞대응. </w:t>
-      </w:r>
-      <w:r>
-        <w:t xml:space="preserve">여야 모두 명절 민심을 잡기 위한 메시지 경쟁을 벌이고 있습니다.  </w:t>
-      </w:r>
-      <w:hyperlink w:history="1" r:id="rIdvjupdqpmbsy5degvicn9x">
-        <w:r>
-          <w:rPr>
-            <w:rStyle w:val="Hyperlink"/>
-            <w:sz w:val="18"/>
-            <w:szCs w:val="18"/>
-          </w:rPr>
-          <w:t xml:space="preserve">[자세히 보기: 뉴스핌]</w:t>
+        <w:t xml:space="preserve">국회의원 명절휴가비, 중소기업 평균 지급액의 6.6배. </w:t>
+      </w:r>
+      <w:r>
+        <w:t xml:space="preserve">이런 격차 속에서 국민의힘 김미애 의원은 올해 설에 이어 이번 추석에도 명절휴가비 440만원 전액을 위기임신지원센터, 미혼모 시설 등에 기부했습니다.  </w:t>
+      </w:r>
+      <w:hyperlink w:history="1" r:id="rIdizbcd3dokry6_gxngy5xy">
+        <w:r>
+          <w:rPr>
+            <w:rStyle w:val="Hyperlink"/>
+            <w:sz w:val="18"/>
+            <w:szCs w:val="18"/>
+          </w:rPr>
+          <w:t xml:space="preserve">[자세히 보기: 위키트리]</w:t>
         </w:r>
       </w:hyperlink>
     </w:p>
@@ -406,7 +406,7 @@
           <w:sz w:val="19"/>
           <w:szCs w:val="19"/>
         </w:rPr>
-        <w:t xml:space="preserve">생활에 직접적 영향은 없으며, 통상적인 명절 정치 메시지입니다.</w:t>
+        <w:t xml:space="preserve">직접적인 생활 영향은 없는 소식입니다.</w:t>
       </w:r>
     </w:p>
     <w:p>
@@ -425,14 +425,14 @@
       <w:pPr>
         <w:spacing w:after="80"/>
       </w:pPr>
-      <w:hyperlink w:history="1" r:id="rIdtmwjejv15ycxnnaf0mxps">
-        <w:r>
-          <w:rPr>
-            <w:rStyle w:val="Hyperlink"/>
-            <w:sz w:val="18"/>
-            <w:szCs w:val="18"/>
-          </w:rPr>
-          <w:t xml:space="preserve">삼성전자 배당 막차 28일 - 디지털타임스 — https://www.dt.co.kr/article/12085439</w:t>
+      <w:hyperlink w:history="1" r:id="rIdq9qoqoq8y55pqxbghztyx">
+        <w:r>
+          <w:rPr>
+            <w:rStyle w:val="Hyperlink"/>
+            <w:sz w:val="18"/>
+            <w:szCs w:val="18"/>
+          </w:rPr>
+          <w:t xml:space="preserve">28일 코스피 전망 - CBC뉴스 — https://www.cbci.co.kr/news/articleView.html?idxno=610074</w:t>
         </w:r>
       </w:hyperlink>
     </w:p>
@@ -440,14 +440,14 @@
       <w:pPr>
         <w:spacing w:after="80"/>
       </w:pPr>
-      <w:hyperlink w:history="1" r:id="rId8qmrcuzlwxw5xlnx3i0w6">
-        <w:r>
-          <w:rPr>
-            <w:rStyle w:val="Hyperlink"/>
-            <w:sz w:val="18"/>
-            <w:szCs w:val="18"/>
-          </w:rPr>
-          <w:t xml:space="preserve">1000주 460만원 - SBS Biz — https://www.sentv.co.kr/article/view/sentv202609230002</w:t>
+      <w:hyperlink w:history="1" r:id="rIdb3x6ykehwzwx36rbgbc6l">
+        <w:r>
+          <w:rPr>
+            <w:rStyle w:val="Hyperlink"/>
+            <w:sz w:val="18"/>
+            <w:szCs w:val="18"/>
+          </w:rPr>
+          <w:t xml:space="preserve">나스닥 기술주 급락 - 서울신문 — https://www.seoul.co.kr/news/economy/securities/2026/09/24/20260924500011</w:t>
         </w:r>
       </w:hyperlink>
     </w:p>
@@ -455,14 +455,14 @@
       <w:pPr>
         <w:spacing w:after="80"/>
       </w:pPr>
-      <w:hyperlink w:history="1" r:id="rIdbfb4pdnibr28kim8s10uq">
-        <w:r>
-          <w:rPr>
-            <w:rStyle w:val="Hyperlink"/>
-            <w:sz w:val="18"/>
-            <w:szCs w:val="18"/>
-          </w:rPr>
-          <w:t xml:space="preserve">다음주 코스피 전망 - 이투데이 — https://www.etoday.co.kr/news/view/2627286</w:t>
+      <w:hyperlink w:history="1" r:id="rIdluu923ritrgfuknyixdnb">
+        <w:r>
+          <w:rPr>
+            <w:rStyle w:val="Hyperlink"/>
+            <w:sz w:val="18"/>
+            <w:szCs w:val="18"/>
+          </w:rPr>
+          <w:t xml:space="preserve">삼성전자 배당 막차 28일 - 뉴스핌 — https://www.newspim.com/news/view/20260921001164</w:t>
         </w:r>
       </w:hyperlink>
     </w:p>
@@ -470,14 +470,14 @@
       <w:pPr>
         <w:spacing w:after="80"/>
       </w:pPr>
-      <w:hyperlink w:history="1" r:id="rIdfojns29-rv6keqbvsnqse">
-        <w:r>
-          <w:rPr>
-            <w:rStyle w:val="Hyperlink"/>
-            <w:sz w:val="18"/>
-            <w:szCs w:val="18"/>
-          </w:rPr>
-          <w:t xml:space="preserve">장동혁 '탄핵' 발언 - MBC — https://imnews.imbc.com/news/2026/politics/article/6853702_36911.html</w:t>
+      <w:hyperlink w:history="1" r:id="rIdiwi7gmvwk7bk7zzvv2voa">
+        <w:r>
+          <w:rPr>
+            <w:rStyle w:val="Hyperlink"/>
+            <w:sz w:val="18"/>
+            <w:szCs w:val="18"/>
+          </w:rPr>
+          <w:t xml:space="preserve">국회의원 추석 떡값 440만원 - 파이낸셜뉴스 — https://www.fnnews.com/news/202609261152323882</w:t>
         </w:r>
       </w:hyperlink>
     </w:p>
@@ -485,29 +485,14 @@
       <w:pPr>
         <w:spacing w:after="80"/>
       </w:pPr>
-      <w:hyperlink w:history="1" r:id="rIds9spgry41hsezhxsc9mpt">
-        <w:r>
-          <w:rPr>
-            <w:rStyle w:val="Hyperlink"/>
-            <w:sz w:val="18"/>
-            <w:szCs w:val="18"/>
-          </w:rPr>
-          <w:t xml:space="preserve">'인사 참사' 공세 - 이데일리 — https://edaily.co.kr/News/Read?mediaCodeNo=257&amp;newsId=02296006645582416</w:t>
-        </w:r>
-      </w:hyperlink>
-    </w:p>
-    <w:p>
-      <w:pPr>
-        <w:spacing w:after="80"/>
-      </w:pPr>
-      <w:hyperlink w:history="1" r:id="rIddolrj38njqbnndtps8szj">
-        <w:r>
-          <w:rPr>
-            <w:rStyle w:val="Hyperlink"/>
-            <w:sz w:val="18"/>
-            <w:szCs w:val="18"/>
-          </w:rPr>
-          <w:t xml:space="preserve">민주당 추석 인사 - 뉴스핌 — https://www.newspim.com/news/view/20260923000573</w:t>
+      <w:hyperlink w:history="1" r:id="rIdkle6c9rkkn4mqoj8f0ykv">
+        <w:r>
+          <w:rPr>
+            <w:rStyle w:val="Hyperlink"/>
+            <w:sz w:val="18"/>
+            <w:szCs w:val="18"/>
+          </w:rPr>
+          <w:t xml:space="preserve">김미애 의원 전액 기부 - 위키트리 — https://www.wikitree.co.kr/articles/1162151</w:t>
         </w:r>
       </w:hyperlink>
     </w:p>

--- a/05-Routines/오늘의 뉴스 요약.docx
+++ b/05-Routines/오늘의 뉴스 요약.docx
@@ -21,7 +21,7 @@
           <w:sz w:val="22"/>
           <w:szCs w:val="22"/>
         </w:rPr>
-        <w:t xml:space="preserve">2026년 9월 27일 (일)</w:t>
+        <w:t xml:space="preserve">2026년 9월 28일 (월)</w:t>
       </w:r>
     </w:p>
     <w:p>
@@ -34,7 +34,7 @@
           <w:iCs/>
           <w:color w:val="555555"/>
         </w:rPr>
-        <w:t xml:space="preserve">연휴 마지막 날입니다. 내일(28일 월)부터 국내 증시가 다시 열립니다.</w:t>
+        <w:t xml:space="preserve">추석 연휴가 끝나고 국내 증시가 다시 열렸습니다.</w:t>
       </w:r>
     </w:p>
     <w:p>
@@ -63,19 +63,19 @@
           <w:b/>
           <w:bCs/>
         </w:rPr>
-        <w:t xml:space="preserve">내일(28일) 코스피 개장, 7,080선 안착 여부 주목. </w:t>
-      </w:r>
-      <w:r>
-        <w:t xml:space="preserve">연휴 동안 미국 기술주가 크게 흔들리면서, 개장 당일 국내 증시에도 부담으로 작용할 수 있다는 전망이 나옵니다.  </w:t>
-      </w:r>
-      <w:hyperlink w:history="1" r:id="rIdt3bxdnouxcsnn3a0optlf">
-        <w:r>
-          <w:rPr>
-            <w:rStyle w:val="Hyperlink"/>
-            <w:sz w:val="18"/>
-            <w:szCs w:val="18"/>
-          </w:rPr>
-          <w:t xml:space="preserve">[자세히 보기: CBC뉴스]</w:t>
+        <w:t xml:space="preserve">코스피, 연휴 후 첫 거래일 0.33~0.41% 하락 출발, 7,050~7,057선. </w:t>
+      </w:r>
+      <w:r>
+        <w:t xml:space="preserve">연휴 전 종가(7,080.92)보다 소폭 내린 채로 개장했습니다.  </w:t>
+      </w:r>
+      <w:hyperlink w:history="1" r:id="rIdnygupktqv0mbzfdyam_rr">
+        <w:r>
+          <w:rPr>
+            <w:rStyle w:val="Hyperlink"/>
+            <w:sz w:val="18"/>
+            <w:szCs w:val="18"/>
+          </w:rPr>
+          <w:t xml:space="preserve">[자세히 보기: 국제뉴스]</w:t>
         </w:r>
       </w:hyperlink>
     </w:p>
@@ -104,7 +104,7 @@
           <w:sz w:val="19"/>
           <w:szCs w:val="19"/>
         </w:rPr>
-        <w:t xml:space="preserve">반도체·기술주 관련 자산을 갖고 계시다면, 내일 개장 초반 변동성이 클 수 있으니 급하게 매매하기보다 흐름을 지켜보는 게 안전할 수 있습니다.</w:t>
+        <w:t xml:space="preserve">지수가 소폭 하락 출발한 정도라, 당장 보유 자산에 큰 충격을 줄 수준은 아닙니다.</w:t>
       </w:r>
     </w:p>
     <w:p>
@@ -121,19 +121,19 @@
           <w:b/>
           <w:bCs/>
         </w:rPr>
-        <w:t xml:space="preserve">미국 나스닥, 반도체·AI 관련주 조정으로 1.33% 급락. </w:t>
-      </w:r>
-      <w:r>
-        <w:t xml:space="preserve">알파벳(구글) 클래스A·C가 각각 3.80%, 3.58% 급락했고, 필라델피아 반도체지수도 3.8% 떨어졌습니다. 그동안 시장을 이끌던 AI·반도체 종목들의 과열 부담이 커진 영향으로 풀이됩니다.  </w:t>
-      </w:r>
-      <w:hyperlink w:history="1" r:id="rIdhakaae3uni63btr1rr1hd">
-        <w:r>
-          <w:rPr>
-            <w:rStyle w:val="Hyperlink"/>
-            <w:sz w:val="18"/>
-            <w:szCs w:val="18"/>
-          </w:rPr>
-          <w:t xml:space="preserve">[자세히 보기: 서울신문]</w:t>
+        <w:t xml:space="preserve">삼성전자·SK하이닉스는 약세, 삼성전기는 4.91% 강세. </w:t>
+      </w:r>
+      <w:r>
+        <w:t xml:space="preserve">삼성전자 -0.35%, SK하이닉스 -1.50%로 하락한 반면, 삼성전기는 크게 올랐습니다. 종목별로 흐름이 엇갈리는 모습입니다.  </w:t>
+      </w:r>
+      <w:hyperlink w:history="1" r:id="rIdhj_-llzvj5o6ofi-otyug">
+        <w:r>
+          <w:rPr>
+            <w:rStyle w:val="Hyperlink"/>
+            <w:sz w:val="18"/>
+            <w:szCs w:val="18"/>
+          </w:rPr>
+          <w:t xml:space="preserve">[자세히 보기: 국제뉴스]</w:t>
         </w:r>
       </w:hyperlink>
     </w:p>
@@ -162,7 +162,7 @@
           <w:sz w:val="19"/>
           <w:szCs w:val="19"/>
         </w:rPr>
-        <w:t xml:space="preserve">미국 기술주·반도체 관련 펀드나 ETF를 갖고 계시다면 최근 평가금액이 줄었을 수 있습니다. 국내 반도체주도 내일 개장 시 동반 약세로 시작할 가능성이 있습니다.</w:t>
+        <w:t xml:space="preserve">같은 반도체·전자 업종이라도 세부 종목별 온도차가 있으니, 지수만 보고 내 보유 종목의 상황을 짐작하기보다 개별 종목을 확인해보시는 게 정확합니다.</w:t>
       </w:r>
     </w:p>
     <w:p>
@@ -179,19 +179,19 @@
           <w:b/>
           <w:bCs/>
         </w:rPr>
-        <w:t xml:space="preserve">삼성전자 배당, 내일(28일) 오후 8시까지 매수 체결되면 배당 대상 포함. </w:t>
-      </w:r>
-      <w:r>
-        <w:t xml:space="preserve">주당 배당금은 약 4,604원으로 추정됩니다. 삼성전자는 2024~2026년 누적 잉여현금흐름의 50%를 환원하는 정책에 따라, 이번 30조원 배당을 포함해 총 90조~110조원 규모의 사상 최대 주주환원을 추진합니다.  </w:t>
-      </w:r>
-      <w:hyperlink w:history="1" r:id="rIdwtsruly3fsvvszar6utch">
-        <w:r>
-          <w:rPr>
-            <w:rStyle w:val="Hyperlink"/>
-            <w:sz w:val="18"/>
-            <w:szCs w:val="18"/>
-          </w:rPr>
-          <w:t xml:space="preserve">[자세히 보기: 뉴스핌]</w:t>
+        <w:t xml:space="preserve">삼성전자 특별배당, 오늘 장 마감 전까지 매수해야 주주명부에 등재. </w:t>
+      </w:r>
+      <w:r>
+        <w:t xml:space="preserve">이번 3분기 배당은 30조원 규모로 분기 기준 최대이며, 실제 배당금 지급은 11월에 이뤄집니다.  </w:t>
+      </w:r>
+      <w:hyperlink w:history="1" r:id="rId1-_ujp6ejjaec56ekhblf">
+        <w:r>
+          <w:rPr>
+            <w:rStyle w:val="Hyperlink"/>
+            <w:sz w:val="18"/>
+            <w:szCs w:val="18"/>
+          </w:rPr>
+          <w:t xml:space="preserve">[자세히 보기: 위키트리]</w:t>
         </w:r>
       </w:hyperlink>
     </w:p>
@@ -220,7 +220,7 @@
           <w:sz w:val="19"/>
           <w:szCs w:val="19"/>
         </w:rPr>
-        <w:t xml:space="preserve">삼성전자 배당을 받고 싶으시면 내일(28일) 장중 또는 시간외 거래(오후 8시까지)로 매수하시면 됩니다. 이미 보유하고 계시다면 별도로 하실 일은 없습니다.</w:t>
+        <w:t xml:space="preserve">오늘 안에 매수하지 못하면 이번 배당은 놓치게 됩니다. 이미 보유 중이시라면 신경 쓰실 것 없이 11월 지급을 기다리시면 됩니다.</w:t>
       </w:r>
     </w:p>
     <w:p>
@@ -237,19 +237,19 @@
           <w:b/>
           <w:bCs/>
         </w:rPr>
-        <w:t xml:space="preserve">삼성전자 대규모 배당, 코스피 전체 배당 규모를 최대 60%까지 끌어올릴 '낙수효과' 전망. </w:t>
-      </w:r>
-      <w:r>
-        <w:t xml:space="preserve">삼성그룹 주요 관계사들도 배당을 늘릴 가능성이 있어, 배당 관련 투자심리 전반에 영향을 줄 수 있습니다.  </w:t>
-      </w:r>
-      <w:hyperlink w:history="1" r:id="rIdl2mc_85iewho6tksgbrez">
-        <w:r>
-          <w:rPr>
-            <w:rStyle w:val="Hyperlink"/>
-            <w:sz w:val="18"/>
-            <w:szCs w:val="18"/>
-          </w:rPr>
-          <w:t xml:space="preserve">[자세히 보기: CBC뉴스]</w:t>
+        <w:t xml:space="preserve">HLB, 자체개발 항암 신약 '리픽투' 美 FDA 허가 획득. </w:t>
+      </w:r>
+      <w:r>
+        <w:t xml:space="preserve">국내 제약바이오 기업이 자체 개발한 글로벌 항암제를 직접 FDA에 신청해 허가받은 첫 사례로 꼽힙니다. 다만 간암 치료제로 기대를 모았던 '리보세라닙'은 이번 승인 대상이 아니며, 별도로 심사가 진행 중입니다.  </w:t>
+      </w:r>
+      <w:hyperlink w:history="1" r:id="rIdmsccssejie_d2huodi11p">
+        <w:r>
+          <w:rPr>
+            <w:rStyle w:val="Hyperlink"/>
+            <w:sz w:val="18"/>
+            <w:szCs w:val="18"/>
+          </w:rPr>
+          <w:t xml:space="preserve">[자세히 보기: 뉴스1]</w:t>
         </w:r>
       </w:hyperlink>
     </w:p>
@@ -278,7 +278,7 @@
           <w:sz w:val="19"/>
           <w:szCs w:val="19"/>
         </w:rPr>
-        <w:t xml:space="preserve">배당주 위주로 투자하고 계시다면, 삼성그룹 계열사들의 배당 정책 변화를 함께 지켜볼 만합니다.</w:t>
+        <w:t xml:space="preserve">HLB 관련 주식·펀드를 갖고 계시다면 긍정적인 뉴스이지만, 정작 시장이 크게 기대했던 리보세라닙 승인 여부는 아직 남은 이슈라는 점을 구분해서 보시는 게 좋습니다.</w:t>
       </w:r>
     </w:p>
     <w:p>
@@ -307,19 +307,19 @@
           <w:b/>
           <w:bCs/>
         </w:rPr>
-        <w:t xml:space="preserve">국회의원 추석 명절휴가비 440만원, 직장인 평균 월급보다 65만원 많아. </w:t>
-      </w:r>
-      <w:r>
-        <w:t xml:space="preserve">직장인 절반은 이번 추석 상여금을 아예 받지 못했고, 중소기업 중 상여금을 지급한 곳도 평균 지급액은 66만5,000원에 그쳤습니다.  </w:t>
-      </w:r>
-      <w:hyperlink w:history="1" r:id="rIdg5zgvtwvccyfexwv5pnlf">
-        <w:r>
-          <w:rPr>
-            <w:rStyle w:val="Hyperlink"/>
-            <w:sz w:val="18"/>
-            <w:szCs w:val="18"/>
-          </w:rPr>
-          <w:t xml:space="preserve">[자세히 보기: 파이낸셜뉴스]</w:t>
+        <w:t xml:space="preserve">유시민 작가, '이재명 대통령이 국민을 속였다' 발언 논란. </w:t>
+      </w:r>
+      <w:r>
+        <w:t xml:space="preserve">지난 22일 한 유튜브 방송에서 "대통령이 생각한 검찰개혁은 민주당이 공약했던 것과는 완전히 다른 것"이라며 이같이 주장했습니다.  </w:t>
+      </w:r>
+      <w:hyperlink w:history="1" r:id="rIdkvyjsayrkqavchydgkeao">
+        <w:r>
+          <w:rPr>
+            <w:rStyle w:val="Hyperlink"/>
+            <w:sz w:val="18"/>
+            <w:szCs w:val="18"/>
+          </w:rPr>
+          <w:t xml:space="preserve">[자세히 보기: 뉴스핌]</w:t>
         </w:r>
       </w:hyperlink>
     </w:p>
@@ -348,7 +348,7 @@
           <w:sz w:val="19"/>
           <w:szCs w:val="19"/>
         </w:rPr>
-        <w:t xml:space="preserve">일반 생활에 직접적인 영향은 없지만, 국회의원 처우와 일반 직장인 처우 간 체감 격차를 보여주는 상징적인 뉴스입니다.</w:t>
+        <w:t xml:space="preserve">일반 생활에 당장 체감되는 영향은 거의 없습니다. 여권 내부의 검찰개혁 방향을 둘러싼 이견을 보여주는 사례입니다.</w:t>
       </w:r>
     </w:p>
     <w:p>
@@ -365,19 +365,19 @@
           <w:b/>
           <w:bCs/>
         </w:rPr>
-        <w:t xml:space="preserve">국회의원 명절휴가비, 중소기업 평균 지급액의 6.6배. </w:t>
-      </w:r>
-      <w:r>
-        <w:t xml:space="preserve">이런 격차 속에서 국민의힘 김미애 의원은 올해 설에 이어 이번 추석에도 명절휴가비 440만원 전액을 위기임신지원센터, 미혼모 시설 등에 기부했습니다.  </w:t>
-      </w:r>
-      <w:hyperlink w:history="1" r:id="rIdizbcd3dokry6_gxngy5xy">
-        <w:r>
-          <w:rPr>
-            <w:rStyle w:val="Hyperlink"/>
-            <w:sz w:val="18"/>
-            <w:szCs w:val="18"/>
-          </w:rPr>
-          <w:t xml:space="preserve">[자세히 보기: 위키트리]</w:t>
+        <w:t xml:space="preserve">청와대, '검찰개혁 의지를 왜곡하는 것에 유감' 표명. </w:t>
+      </w:r>
+      <w:r>
+        <w:t xml:space="preserve">법적 대응 여부는 아직 결정된 바 없다고 밝혔습니다.  </w:t>
+      </w:r>
+      <w:hyperlink w:history="1" r:id="rIdlwpkrncjfqpqurdghbcj-">
+        <w:r>
+          <w:rPr>
+            <w:rStyle w:val="Hyperlink"/>
+            <w:sz w:val="18"/>
+            <w:szCs w:val="18"/>
+          </w:rPr>
+          <w:t xml:space="preserve">[자세히 보기: 파이낸셜뉴스]</w:t>
         </w:r>
       </w:hyperlink>
     </w:p>
@@ -406,7 +406,65 @@
           <w:sz w:val="19"/>
           <w:szCs w:val="19"/>
         </w:rPr>
-        <w:t xml:space="preserve">직접적인 생활 영향은 없는 소식입니다.</w:t>
+        <w:t xml:space="preserve">직접적인 생활 영향은 없습니다. 다만 여권 내 검찰개혁 논쟁이 길어지면 관련 법안 처리 속도에 영향을 줄 수 있습니다.</w:t>
+      </w:r>
+    </w:p>
+    <w:p>
+      <w:pPr>
+        <w:pStyle w:val="ListParagraph"/>
+        <w:numPr>
+          <w:ilvl w:val="0"/>
+          <w:numId w:val="2"/>
+        </w:numPr>
+        <w:spacing w:after="40"/>
+      </w:pPr>
+      <w:r>
+        <w:rPr>
+          <w:b/>
+          <w:bCs/>
+        </w:rPr>
+        <w:t xml:space="preserve">국회, 법사위·재정경제기획위·행안위 등 다수 상임위 전체회의 개최. </w:t>
+      </w:r>
+      <w:r>
+        <w:t xml:space="preserve">정기국회 일정으로 각 상임위별 소관 현안을 다뤘습니다.  </w:t>
+      </w:r>
+      <w:hyperlink w:history="1" r:id="rIdnbr5bxo_ire-ewprqykbd">
+        <w:r>
+          <w:rPr>
+            <w:rStyle w:val="Hyperlink"/>
+            <w:sz w:val="18"/>
+            <w:szCs w:val="18"/>
+          </w:rPr>
+          <w:t xml:space="preserve">[자세히 보기: 뉴스핌]</w:t>
+        </w:r>
+      </w:hyperlink>
+    </w:p>
+    <w:p>
+      <w:pPr>
+        <w:spacing w:after="160"/>
+        <w:ind w:left="480"/>
+      </w:pPr>
+      <w:r>
+        <w:rPr>
+          <w:b/>
+          <w:bCs/>
+          <w:i/>
+          <w:iCs/>
+          <w:color w:val="2E7D32"/>
+          <w:sz w:val="19"/>
+          <w:szCs w:val="19"/>
+        </w:rPr>
+        <w:t xml:space="preserve">💡 이게 나랑 무슨 상관이야? </w:t>
+      </w:r>
+      <w:r>
+        <w:rPr>
+          <w:i/>
+          <w:iCs/>
+          <w:color w:val="2E7D32"/>
+          <w:sz w:val="19"/>
+          <w:szCs w:val="19"/>
+        </w:rPr>
+        <w:t xml:space="preserve">일반 생활에 당장 체감되는 영향은 거의 없습니다.</w:t>
       </w:r>
     </w:p>
     <w:p>
@@ -425,14 +483,14 @@
       <w:pPr>
         <w:spacing w:after="80"/>
       </w:pPr>
-      <w:hyperlink w:history="1" r:id="rIdq9qoqoq8y55pqxbghztyx">
-        <w:r>
-          <w:rPr>
-            <w:rStyle w:val="Hyperlink"/>
-            <w:sz w:val="18"/>
-            <w:szCs w:val="18"/>
-          </w:rPr>
-          <w:t xml:space="preserve">28일 코스피 전망 - CBC뉴스 — https://www.cbci.co.kr/news/articleView.html?idxno=610074</w:t>
+      <w:hyperlink w:history="1" r:id="rIdfjkyyk8cqjbntbtg_xmdz">
+        <w:r>
+          <w:rPr>
+            <w:rStyle w:val="Hyperlink"/>
+            <w:sz w:val="18"/>
+            <w:szCs w:val="18"/>
+          </w:rPr>
+          <w:t xml:space="preserve">코스피 개장 - 국제뉴스 — https://www.gukjenews.com/news/articleView.html?idxno=3706725</w:t>
         </w:r>
       </w:hyperlink>
     </w:p>
@@ -440,14 +498,14 @@
       <w:pPr>
         <w:spacing w:after="80"/>
       </w:pPr>
-      <w:hyperlink w:history="1" r:id="rIdb3x6ykehwzwx36rbgbc6l">
-        <w:r>
-          <w:rPr>
-            <w:rStyle w:val="Hyperlink"/>
-            <w:sz w:val="18"/>
-            <w:szCs w:val="18"/>
-          </w:rPr>
-          <w:t xml:space="preserve">나스닥 기술주 급락 - 서울신문 — https://www.seoul.co.kr/news/economy/securities/2026/09/24/20260924500011</w:t>
+      <w:hyperlink w:history="1" r:id="rIdpx7azdwq1dnfws9rmg9xz">
+        <w:r>
+          <w:rPr>
+            <w:rStyle w:val="Hyperlink"/>
+            <w:sz w:val="18"/>
+            <w:szCs w:val="18"/>
+          </w:rPr>
+          <w:t xml:space="preserve">코스피 7051.72 출발 - 위키트리 — https://www.wikitree.co.kr/articles/1162363</w:t>
         </w:r>
       </w:hyperlink>
     </w:p>
@@ -455,14 +513,14 @@
       <w:pPr>
         <w:spacing w:after="80"/>
       </w:pPr>
-      <w:hyperlink w:history="1" r:id="rIdluu923ritrgfuknyixdnb">
-        <w:r>
-          <w:rPr>
-            <w:rStyle w:val="Hyperlink"/>
-            <w:sz w:val="18"/>
-            <w:szCs w:val="18"/>
-          </w:rPr>
-          <w:t xml:space="preserve">삼성전자 배당 막차 28일 - 뉴스핌 — https://www.newspim.com/news/view/20260921001164</w:t>
+      <w:hyperlink w:history="1" r:id="rIdlpql84zc_s-eigspiaehy">
+        <w:r>
+          <w:rPr>
+            <w:rStyle w:val="Hyperlink"/>
+            <w:sz w:val="18"/>
+            <w:szCs w:val="18"/>
+          </w:rPr>
+          <w:t xml:space="preserve">HLB FDA 허가 - 뉴스1 — https://www.news1.kr/bio/pharmaceutical-bio/6301942</w:t>
         </w:r>
       </w:hyperlink>
     </w:p>
@@ -470,14 +528,14 @@
       <w:pPr>
         <w:spacing w:after="80"/>
       </w:pPr>
-      <w:hyperlink w:history="1" r:id="rIdiwi7gmvwk7bk7zzvv2voa">
-        <w:r>
-          <w:rPr>
-            <w:rStyle w:val="Hyperlink"/>
-            <w:sz w:val="18"/>
-            <w:szCs w:val="18"/>
-          </w:rPr>
-          <w:t xml:space="preserve">국회의원 추석 떡값 440만원 - 파이낸셜뉴스 — https://www.fnnews.com/news/202609261152323882</w:t>
+      <w:hyperlink w:history="1" r:id="rIdsvoy_kk9osjkb0czf59pr">
+        <w:r>
+          <w:rPr>
+            <w:rStyle w:val="Hyperlink"/>
+            <w:sz w:val="18"/>
+            <w:szCs w:val="18"/>
+          </w:rPr>
+          <w:t xml:space="preserve">유시민 발언 논란 - 뉴스핌 — https://www.newspim.com/news/view/20260924000148</w:t>
         </w:r>
       </w:hyperlink>
     </w:p>
@@ -485,14 +543,29 @@
       <w:pPr>
         <w:spacing w:after="80"/>
       </w:pPr>
-      <w:hyperlink w:history="1" r:id="rIdkle6c9rkkn4mqoj8f0ykv">
-        <w:r>
-          <w:rPr>
-            <w:rStyle w:val="Hyperlink"/>
-            <w:sz w:val="18"/>
-            <w:szCs w:val="18"/>
-          </w:rPr>
-          <w:t xml:space="preserve">김미애 의원 전액 기부 - 위키트리 — https://www.wikitree.co.kr/articles/1162151</w:t>
+      <w:hyperlink w:history="1" r:id="rIdj3nljjnfbun6rsomm8qwp">
+        <w:r>
+          <w:rPr>
+            <w:rStyle w:val="Hyperlink"/>
+            <w:sz w:val="18"/>
+            <w:szCs w:val="18"/>
+          </w:rPr>
+          <w:t xml:space="preserve">청와대 유감 표명 - 파이낸셜뉴스 — https://www.fnnews.com/news/202609241640178717</w:t>
+        </w:r>
+      </w:hyperlink>
+    </w:p>
+    <w:p>
+      <w:pPr>
+        <w:spacing w:after="80"/>
+      </w:pPr>
+      <w:hyperlink w:history="1" r:id="rId58nuipolsqivt9xd8bw12">
+        <w:r>
+          <w:rPr>
+            <w:rStyle w:val="Hyperlink"/>
+            <w:sz w:val="18"/>
+            <w:szCs w:val="18"/>
+          </w:rPr>
+          <w:t xml:space="preserve">오늘의 국회일정(9/28) - 뉴스핌 — https://www.newspim.com/news/view/20260927000158</w:t>
         </w:r>
       </w:hyperlink>
     </w:p>

--- a/05-Routines/오늘의 뉴스 요약.docx
+++ b/05-Routines/오늘의 뉴스 요약.docx
@@ -21,20 +21,7 @@
           <w:sz w:val="22"/>
           <w:szCs w:val="22"/>
         </w:rPr>
-        <w:t xml:space="preserve">2026년 9월 28일 (월)</w:t>
-      </w:r>
-    </w:p>
-    <w:p>
-      <w:pPr>
-        <w:spacing w:after="200"/>
-      </w:pPr>
-      <w:r>
-        <w:rPr>
-          <w:i/>
-          <w:iCs/>
-          <w:color w:val="555555"/>
-        </w:rPr>
-        <w:t xml:space="preserve">추석 연휴가 끝나고 국내 증시가 다시 열렸습니다.</w:t>
+        <w:t xml:space="preserve">2026년 9월 29일 (화)</w:t>
       </w:r>
     </w:p>
     <w:p>
@@ -63,19 +50,19 @@
           <w:b/>
           <w:bCs/>
         </w:rPr>
-        <w:t xml:space="preserve">코스피, 연휴 후 첫 거래일 0.33~0.41% 하락 출발, 7,050~7,057선. </w:t>
-      </w:r>
-      <w:r>
-        <w:t xml:space="preserve">연휴 전 종가(7,080.92)보다 소폭 내린 채로 개장했습니다.  </w:t>
-      </w:r>
-      <w:hyperlink w:history="1" r:id="rIdnygupktqv0mbzfdyam_rr">
-        <w:r>
-          <w:rPr>
-            <w:rStyle w:val="Hyperlink"/>
-            <w:sz w:val="18"/>
-            <w:szCs w:val="18"/>
-          </w:rPr>
-          <w:t xml:space="preserve">[자세히 보기: 국제뉴스]</w:t>
+        <w:t xml:space="preserve">어제(28일) 코스피 2.70% 급락, 6,889.74 마감 — 7,000선 붕괴. </w:t>
+      </w:r>
+      <w:r>
+        <w:t xml:space="preserve">추석 연휴 동안 쌓인 악재가 개장과 함께 한꺼번에 반영됐습니다. 삼성전자·SK하이닉스 등 반도체 대형주가 5%대 급락하며 지수를 끌어내렸습니다.  </w:t>
+      </w:r>
+      <w:hyperlink w:history="1" r:id="rIdmq3vmhmurra4ub0mntem3">
+        <w:r>
+          <w:rPr>
+            <w:rStyle w:val="Hyperlink"/>
+            <w:sz w:val="18"/>
+            <w:szCs w:val="18"/>
+          </w:rPr>
+          <w:t xml:space="preserve">[자세히 보기: 글로벌이코노믹]</w:t>
         </w:r>
       </w:hyperlink>
     </w:p>
@@ -104,7 +91,7 @@
           <w:sz w:val="19"/>
           <w:szCs w:val="19"/>
         </w:rPr>
-        <w:t xml:space="preserve">지수가 소폭 하락 출발한 정도라, 당장 보유 자산에 큰 충격을 줄 수준은 아닙니다.</w:t>
+        <w:t xml:space="preserve">삼성전자·SK하이닉스 관련 주식·펀드·연금을 갖고 계시다면 최근 며칠 새 평가금액이 꽤 줄었을 수 있습니다.</w:t>
       </w:r>
     </w:p>
     <w:p>
@@ -121,19 +108,19 @@
           <w:b/>
           <w:bCs/>
         </w:rPr>
-        <w:t xml:space="preserve">삼성전자·SK하이닉스는 약세, 삼성전기는 4.91% 강세. </w:t>
-      </w:r>
-      <w:r>
-        <w:t xml:space="preserve">삼성전자 -0.35%, SK하이닉스 -1.50%로 하락한 반면, 삼성전기는 크게 올랐습니다. 종목별로 흐름이 엇갈리는 모습입니다.  </w:t>
-      </w:r>
-      <w:hyperlink w:history="1" r:id="rIdhj_-llzvj5o6ofi-otyug">
-        <w:r>
-          <w:rPr>
-            <w:rStyle w:val="Hyperlink"/>
-            <w:sz w:val="18"/>
-            <w:szCs w:val="18"/>
-          </w:rPr>
-          <w:t xml:space="preserve">[자세히 보기: 국제뉴스]</w:t>
+        <w:t xml:space="preserve">미국 10년물·30년물 국채금리 각각 5.2%, 5.5%로 22년 만에 최고 수준. </w:t>
+      </w:r>
+      <w:r>
+        <w:t xml:space="preserve">연휴 기간 미국 금리가 급등한 게 이번 급락의 핵심 배경입니다. 국채금리가 오르면 상대적으로 주식의 매력이 떨어지는 효과가 있습니다.  </w:t>
+      </w:r>
+      <w:hyperlink w:history="1" r:id="rIdt5japfacwemxeurlln_em">
+        <w:r>
+          <w:rPr>
+            <w:rStyle w:val="Hyperlink"/>
+            <w:sz w:val="18"/>
+            <w:szCs w:val="18"/>
+          </w:rPr>
+          <w:t xml:space="preserve">[자세히 보기: 뉴데일리]</w:t>
         </w:r>
       </w:hyperlink>
     </w:p>
@@ -162,7 +149,7 @@
           <w:sz w:val="19"/>
           <w:szCs w:val="19"/>
         </w:rPr>
-        <w:t xml:space="preserve">같은 반도체·전자 업종이라도 세부 종목별 온도차가 있으니, 지수만 보고 내 보유 종목의 상황을 짐작하기보다 개별 종목을 확인해보시는 게 정확합니다.</w:t>
+        <w:t xml:space="preserve">금리가 이렇게 높으면 앞으로 대출 이자 부담이 낮아지기는 어려운 환경이라는 뜻이기도 합니다. 변동금리 대출이 있으시다면 이자 부담을 계속 주시하는 게 좋습니다.</w:t>
       </w:r>
     </w:p>
     <w:p>
@@ -179,19 +166,19 @@
           <w:b/>
           <w:bCs/>
         </w:rPr>
-        <w:t xml:space="preserve">삼성전자 특별배당, 오늘 장 마감 전까지 매수해야 주주명부에 등재. </w:t>
-      </w:r>
-      <w:r>
-        <w:t xml:space="preserve">이번 3분기 배당은 30조원 규모로 분기 기준 최대이며, 실제 배당금 지급은 11월에 이뤄집니다.  </w:t>
-      </w:r>
-      <w:hyperlink w:history="1" r:id="rId1-_ujp6ejjaec56ekhblf">
-        <w:r>
-          <w:rPr>
-            <w:rStyle w:val="Hyperlink"/>
-            <w:sz w:val="18"/>
-            <w:szCs w:val="18"/>
-          </w:rPr>
-          <w:t xml:space="preserve">[자세히 보기: 위키트리]</w:t>
+        <w:t xml:space="preserve">오늘(29일)도 0.66% 추가 하락 출발, 6,844.41. </w:t>
+      </w:r>
+      <w:r>
+        <w:t xml:space="preserve">외국인 투자자의 순매도가 이어지고 있습니다.  </w:t>
+      </w:r>
+      <w:hyperlink w:history="1" r:id="rIdt3mkymgudbsc1uctk1aak">
+        <w:r>
+          <w:rPr>
+            <w:rStyle w:val="Hyperlink"/>
+            <w:sz w:val="18"/>
+            <w:szCs w:val="18"/>
+          </w:rPr>
+          <w:t xml:space="preserve">[자세히 보기: 아시아경제]</w:t>
         </w:r>
       </w:hyperlink>
     </w:p>
@@ -220,7 +207,7 @@
           <w:sz w:val="19"/>
           <w:szCs w:val="19"/>
         </w:rPr>
-        <w:t xml:space="preserve">오늘 안에 매수하지 못하면 이번 배당은 놓치게 됩니다. 이미 보유 중이시라면 신경 쓰실 것 없이 11월 지급을 기다리시면 됩니다.</w:t>
+        <w:t xml:space="preserve">며칠째 하락이 이어지는 구간이라, 지금 당장 추가로 매수·매도 결정을 서두르기보다는 상황이 진정될 때까지 지켜보는 것도 한 방법일 수 있습니다.</w:t>
       </w:r>
     </w:p>
     <w:p>
@@ -237,12 +224,12 @@
           <w:b/>
           <w:bCs/>
         </w:rPr>
-        <w:t xml:space="preserve">HLB, 자체개발 항암 신약 '리픽투' 美 FDA 허가 획득. </w:t>
-      </w:r>
-      <w:r>
-        <w:t xml:space="preserve">국내 제약바이오 기업이 자체 개발한 글로벌 항암제를 직접 FDA에 신청해 허가받은 첫 사례로 꼽힙니다. 다만 간암 치료제로 기대를 모았던 '리보세라닙'은 이번 승인 대상이 아니며, 별도로 심사가 진행 중입니다.  </w:t>
-      </w:r>
-      <w:hyperlink w:history="1" r:id="rIdmsccssejie_d2huodi11p">
+        <w:t xml:space="preserve">원/달러 환율 1,359.4원. </w:t>
+      </w:r>
+      <w:r>
+        <w:t xml:space="preserve">비교적 안정적인 범위에서 움직이고 있습니다.  </w:t>
+      </w:r>
+      <w:hyperlink w:history="1" r:id="rId83gklmjxsqfh4clpzlzje">
         <w:r>
           <w:rPr>
             <w:rStyle w:val="Hyperlink"/>
@@ -278,7 +265,7 @@
           <w:sz w:val="19"/>
           <w:szCs w:val="19"/>
         </w:rPr>
-        <w:t xml:space="preserve">HLB 관련 주식·펀드를 갖고 계시다면 긍정적인 뉴스이지만, 정작 시장이 크게 기대했던 리보세라닙 승인 여부는 아직 남은 이슈라는 점을 구분해서 보시는 게 좋습니다.</w:t>
+        <w:t xml:space="preserve">환율이 급변하지 않고 있어서, 해외여행이나 직구를 계획 중이시라면 당장 환율 때문에 일정을 조정할 필요는 적어 보입니다.</w:t>
       </w:r>
     </w:p>
     <w:p>
@@ -307,12 +294,12 @@
           <w:b/>
           <w:bCs/>
         </w:rPr>
-        <w:t xml:space="preserve">유시민 작가, '이재명 대통령이 국민을 속였다' 발언 논란. </w:t>
-      </w:r>
-      <w:r>
-        <w:t xml:space="preserve">지난 22일 한 유튜브 방송에서 "대통령이 생각한 검찰개혁은 민주당이 공약했던 것과는 완전히 다른 것"이라며 이같이 주장했습니다.  </w:t>
-      </w:r>
-      <w:hyperlink w:history="1" r:id="rIdkvyjsayrkqavchydgkeao">
+        <w:t xml:space="preserve">국회 연금개혁특별위원회 전체회의 개최. </w:t>
+      </w:r>
+      <w:r>
+        <w:t xml:space="preserve">오후 2시 본관에서 열렸습니다.  </w:t>
+      </w:r>
+      <w:hyperlink w:history="1" r:id="rIdoanrld6_6fdtkgng2fdck">
         <w:r>
           <w:rPr>
             <w:rStyle w:val="Hyperlink"/>
@@ -348,7 +335,7 @@
           <w:sz w:val="19"/>
           <w:szCs w:val="19"/>
         </w:rPr>
-        <w:t xml:space="preserve">일반 생활에 당장 체감되는 영향은 거의 없습니다. 여권 내부의 검찰개혁 방향을 둘러싼 이견을 보여주는 사례입니다.</w:t>
+        <w:t xml:space="preserve">연금개혁 논의가 실제로 어떻게 결론 나느냐에 따라 향후 보험료율·수령액 등 내 노후 자금 계획에 영향을 줄 수 있는 사안이라, 진행 상황을 지켜볼 만합니다.</w:t>
       </w:r>
     </w:p>
     <w:p>
@@ -365,19 +352,19 @@
           <w:b/>
           <w:bCs/>
         </w:rPr>
-        <w:t xml:space="preserve">청와대, '검찰개혁 의지를 왜곡하는 것에 유감' 표명. </w:t>
-      </w:r>
-      <w:r>
-        <w:t xml:space="preserve">법적 대응 여부는 아직 결정된 바 없다고 밝혔습니다.  </w:t>
-      </w:r>
-      <w:hyperlink w:history="1" r:id="rIdlwpkrncjfqpqurdghbcj-">
-        <w:r>
-          <w:rPr>
-            <w:rStyle w:val="Hyperlink"/>
-            <w:sz w:val="18"/>
-            <w:szCs w:val="18"/>
-          </w:rPr>
-          <w:t xml:space="preserve">[자세히 보기: 파이낸셜뉴스]</w:t>
+        <w:t xml:space="preserve">국회, 세종시대 준비 간담회 및 세종의사당 부지 시찰. </w:t>
+      </w:r>
+      <w:r>
+        <w:t xml:space="preserve">국회 세종의사당 건립을 위한 실무 점검이 진행됐습니다.  </w:t>
+      </w:r>
+      <w:hyperlink w:history="1" r:id="rIdo9vtdbuewrgy4rfxpykhv">
+        <w:r>
+          <w:rPr>
+            <w:rStyle w:val="Hyperlink"/>
+            <w:sz w:val="18"/>
+            <w:szCs w:val="18"/>
+          </w:rPr>
+          <w:t xml:space="preserve">[자세히 보기: 뉴스핌]</w:t>
         </w:r>
       </w:hyperlink>
     </w:p>
@@ -406,7 +393,7 @@
           <w:sz w:val="19"/>
           <w:szCs w:val="19"/>
         </w:rPr>
-        <w:t xml:space="preserve">직접적인 생활 영향은 없습니다. 다만 여권 내 검찰개혁 논쟁이 길어지면 관련 법안 처리 속도에 영향을 줄 수 있습니다.</w:t>
+        <w:t xml:space="preserve">일반 생활에 당장 체감되는 영향은 거의 없습니다.</w:t>
       </w:r>
     </w:p>
     <w:p>
@@ -423,19 +410,19 @@
           <w:b/>
           <w:bCs/>
         </w:rPr>
-        <w:t xml:space="preserve">국회, 법사위·재정경제기획위·행안위 등 다수 상임위 전체회의 개최. </w:t>
-      </w:r>
-      <w:r>
-        <w:t xml:space="preserve">정기국회 일정으로 각 상임위별 소관 현안을 다뤘습니다.  </w:t>
-      </w:r>
-      <w:hyperlink w:history="1" r:id="rIdnbr5bxo_ire-ewprqykbd">
-        <w:r>
-          <w:rPr>
-            <w:rStyle w:val="Hyperlink"/>
-            <w:sz w:val="18"/>
-            <w:szCs w:val="18"/>
-          </w:rPr>
-          <w:t xml:space="preserve">[자세히 보기: 뉴스핌]</w:t>
+        <w:t xml:space="preserve">이재명 대통령, 메가 프로젝트 3차 점검회의 개최. </w:t>
+      </w:r>
+      <w:r>
+        <w:t xml:space="preserve">반도체·AI 등 국가 주요 프로젝트의 추진 현황을 점검했습니다.  </w:t>
+      </w:r>
+      <w:hyperlink w:history="1" r:id="rIdu0fc6mmznz7bc0c222i36">
+        <w:r>
+          <w:rPr>
+            <w:rStyle w:val="Hyperlink"/>
+            <w:sz w:val="18"/>
+            <w:szCs w:val="18"/>
+          </w:rPr>
+          <w:t xml:space="preserve">[자세히 보기: newspim]</w:t>
         </w:r>
       </w:hyperlink>
     </w:p>
@@ -464,7 +451,65 @@
           <w:sz w:val="19"/>
           <w:szCs w:val="19"/>
         </w:rPr>
-        <w:t xml:space="preserve">일반 생활에 당장 체감되는 영향은 거의 없습니다.</w:t>
+        <w:t xml:space="preserve">반도체·AI 관련 국책 지원이 늘어나면, 관련 산업에 종사하시거나 관련 주식을 보유하신 경우 장기적으로 도움이 될 수 있습니다.</w:t>
+      </w:r>
+    </w:p>
+    <w:p>
+      <w:pPr>
+        <w:pStyle w:val="ListParagraph"/>
+        <w:numPr>
+          <w:ilvl w:val="0"/>
+          <w:numId w:val="2"/>
+        </w:numPr>
+        <w:spacing w:after="40"/>
+      </w:pPr>
+      <w:r>
+        <w:rPr>
+          <w:b/>
+          <w:bCs/>
+        </w:rPr>
+        <w:t xml:space="preserve">민주당, 조희대 대법원장을 국정감사 증인으로 채택. </w:t>
+      </w:r>
+      <w:r>
+        <w:t xml:space="preserve">국민의힘은 이에 반발하며 이재명 대통령도 증인으로 불러야 한다고 맞서고 있습니다.  </w:t>
+      </w:r>
+      <w:hyperlink w:history="1" r:id="rIdypaca41hawxbeyakojglz">
+        <w:r>
+          <w:rPr>
+            <w:rStyle w:val="Hyperlink"/>
+            <w:sz w:val="18"/>
+            <w:szCs w:val="18"/>
+          </w:rPr>
+          <w:t xml:space="preserve">[자세히 보기: 복지뉴스]</w:t>
+        </w:r>
+      </w:hyperlink>
+    </w:p>
+    <w:p>
+      <w:pPr>
+        <w:spacing w:after="160"/>
+        <w:ind w:left="480"/>
+      </w:pPr>
+      <w:r>
+        <w:rPr>
+          <w:b/>
+          <w:bCs/>
+          <w:i/>
+          <w:iCs/>
+          <w:color w:val="2E7D32"/>
+          <w:sz w:val="19"/>
+          <w:szCs w:val="19"/>
+        </w:rPr>
+        <w:t xml:space="preserve">💡 이게 나랑 무슨 상관이야? </w:t>
+      </w:r>
+      <w:r>
+        <w:rPr>
+          <w:i/>
+          <w:iCs/>
+          <w:color w:val="2E7D32"/>
+          <w:sz w:val="19"/>
+          <w:szCs w:val="19"/>
+        </w:rPr>
+        <w:t xml:space="preserve">일반 생활에 당장 체감되는 영향은 거의 없습니다. 여야 간 국정감사 증인 채택을 둘러싼 정치적 공방입니다.</w:t>
       </w:r>
     </w:p>
     <w:p>
@@ -483,14 +528,14 @@
       <w:pPr>
         <w:spacing w:after="80"/>
       </w:pPr>
-      <w:hyperlink w:history="1" r:id="rIdfjkyyk8cqjbntbtg_xmdz">
-        <w:r>
-          <w:rPr>
-            <w:rStyle w:val="Hyperlink"/>
-            <w:sz w:val="18"/>
-            <w:szCs w:val="18"/>
-          </w:rPr>
-          <w:t xml:space="preserve">코스피 개장 - 국제뉴스 — https://www.gukjenews.com/news/articleView.html?idxno=3706725</w:t>
+      <w:hyperlink w:history="1" r:id="rIddzbu9pvpi0wst7ci8pskp">
+        <w:r>
+          <w:rPr>
+            <w:rStyle w:val="Hyperlink"/>
+            <w:sz w:val="18"/>
+            <w:szCs w:val="18"/>
+          </w:rPr>
+          <w:t xml:space="preserve">코스피 5%대 급락 - 글로벌이코노믹 — https://www.g-enews.com/article/Securities/2026/09/202609281551572610923c501012_1</w:t>
         </w:r>
       </w:hyperlink>
     </w:p>
@@ -498,14 +543,14 @@
       <w:pPr>
         <w:spacing w:after="80"/>
       </w:pPr>
-      <w:hyperlink w:history="1" r:id="rIdpx7azdwq1dnfws9rmg9xz">
-        <w:r>
-          <w:rPr>
-            <w:rStyle w:val="Hyperlink"/>
-            <w:sz w:val="18"/>
-            <w:szCs w:val="18"/>
-          </w:rPr>
-          <w:t xml:space="preserve">코스피 7051.72 출발 - 위키트리 — https://www.wikitree.co.kr/articles/1162363</w:t>
+      <w:hyperlink w:history="1" r:id="rId902np2nj7yp6tg2klixws">
+        <w:r>
+          <w:rPr>
+            <w:rStyle w:val="Hyperlink"/>
+            <w:sz w:val="18"/>
+            <w:szCs w:val="18"/>
+          </w:rPr>
+          <w:t xml:space="preserve">美 국채금리 22년만 최고 - 뉴데일리 — https://biz.newdaily.co.kr/site/data/html/2026/09/29/2026092900064.html</w:t>
         </w:r>
       </w:hyperlink>
     </w:p>
@@ -513,14 +558,14 @@
       <w:pPr>
         <w:spacing w:after="80"/>
       </w:pPr>
-      <w:hyperlink w:history="1" r:id="rIdlpql84zc_s-eigspiaehy">
-        <w:r>
-          <w:rPr>
-            <w:rStyle w:val="Hyperlink"/>
-            <w:sz w:val="18"/>
-            <w:szCs w:val="18"/>
-          </w:rPr>
-          <w:t xml:space="preserve">HLB FDA 허가 - 뉴스1 — https://www.news1.kr/bio/pharmaceutical-bio/6301942</w:t>
+      <w:hyperlink w:history="1" r:id="rIdbmsrkc9i_rrdbsykutoqs">
+        <w:r>
+          <w:rPr>
+            <w:rStyle w:val="Hyperlink"/>
+            <w:sz w:val="18"/>
+            <w:szCs w:val="18"/>
+          </w:rPr>
+          <w:t xml:space="preserve">코스피 오늘 개장 - 아시아경제 — https://view.asiae.co.kr/article/2026092909014690829</w:t>
         </w:r>
       </w:hyperlink>
     </w:p>
@@ -528,14 +573,14 @@
       <w:pPr>
         <w:spacing w:after="80"/>
       </w:pPr>
-      <w:hyperlink w:history="1" r:id="rIdsvoy_kk9osjkb0czf59pr">
-        <w:r>
-          <w:rPr>
-            <w:rStyle w:val="Hyperlink"/>
-            <w:sz w:val="18"/>
-            <w:szCs w:val="18"/>
-          </w:rPr>
-          <w:t xml:space="preserve">유시민 발언 논란 - 뉴스핌 — https://www.newspim.com/news/view/20260924000148</w:t>
+      <w:hyperlink w:history="1" r:id="rIdr4gqsj6kryetabwxoi3tq">
+        <w:r>
+          <w:rPr>
+            <w:rStyle w:val="Hyperlink"/>
+            <w:sz w:val="18"/>
+            <w:szCs w:val="18"/>
+          </w:rPr>
+          <w:t xml:space="preserve">코스피·환율 - 뉴스1 — https://www.news1.kr/finance/market-exr/6304061</w:t>
         </w:r>
       </w:hyperlink>
     </w:p>
@@ -543,14 +588,14 @@
       <w:pPr>
         <w:spacing w:after="80"/>
       </w:pPr>
-      <w:hyperlink w:history="1" r:id="rIdj3nljjnfbun6rsomm8qwp">
-        <w:r>
-          <w:rPr>
-            <w:rStyle w:val="Hyperlink"/>
-            <w:sz w:val="18"/>
-            <w:szCs w:val="18"/>
-          </w:rPr>
-          <w:t xml:space="preserve">청와대 유감 표명 - 파이낸셜뉴스 — https://www.fnnews.com/news/202609241640178717</w:t>
+      <w:hyperlink w:history="1" r:id="rIdbr40ejrdd_sa5p8xlz6nd">
+        <w:r>
+          <w:rPr>
+            <w:rStyle w:val="Hyperlink"/>
+            <w:sz w:val="18"/>
+            <w:szCs w:val="18"/>
+          </w:rPr>
+          <w:t xml:space="preserve">오늘의 국회일정(9/29) - 뉴스핌 — https://www.newspim.com/news/view/20260928001089</w:t>
         </w:r>
       </w:hyperlink>
     </w:p>
@@ -558,14 +603,29 @@
       <w:pPr>
         <w:spacing w:after="80"/>
       </w:pPr>
-      <w:hyperlink w:history="1" r:id="rId58nuipolsqivt9xd8bw12">
-        <w:r>
-          <w:rPr>
-            <w:rStyle w:val="Hyperlink"/>
-            <w:sz w:val="18"/>
-            <w:szCs w:val="18"/>
-          </w:rPr>
-          <w:t xml:space="preserve">오늘의 국회일정(9/28) - 뉴스핌 — https://www.newspim.com/news/view/20260927000158</w:t>
+      <w:hyperlink w:history="1" r:id="rIdz3glyr4xj2vgsayjzmqnm">
+        <w:r>
+          <w:rPr>
+            <w:rStyle w:val="Hyperlink"/>
+            <w:sz w:val="18"/>
+            <w:szCs w:val="18"/>
+          </w:rPr>
+          <w:t xml:space="preserve">오늘의 정치일정(9/29) - 뉴스핌 — https://www.newspim.com/news/view/20260929000008</w:t>
+        </w:r>
+      </w:hyperlink>
+    </w:p>
+    <w:p>
+      <w:pPr>
+        <w:spacing w:after="80"/>
+      </w:pPr>
+      <w:hyperlink w:history="1" r:id="rIdivwmonscgkzos9k3dhlvo">
+        <w:r>
+          <w:rPr>
+            <w:rStyle w:val="Hyperlink"/>
+            <w:sz w:val="18"/>
+            <w:szCs w:val="18"/>
+          </w:rPr>
+          <w:t xml:space="preserve">조희대 증인 채택 공방 - 복지뉴스 — https://ia.finez.co.kr/25175</w:t>
         </w:r>
       </w:hyperlink>
     </w:p>

--- a/05-Routines/오늘의 뉴스 요약.docx
+++ b/05-Routines/오늘의 뉴스 요약.docx
@@ -21,7 +21,7 @@
           <w:sz w:val="22"/>
           <w:szCs w:val="22"/>
         </w:rPr>
-        <w:t xml:space="preserve">2026년 9월 29일 (화)</w:t>
+        <w:t xml:space="preserve">2026년 9월 30일 (수)</w:t>
       </w:r>
     </w:p>
     <w:p>
@@ -50,19 +50,19 @@
           <w:b/>
           <w:bCs/>
         </w:rPr>
-        <w:t xml:space="preserve">어제(28일) 코스피 2.70% 급락, 6,889.74 마감 — 7,000선 붕괴. </w:t>
-      </w:r>
-      <w:r>
-        <w:t xml:space="preserve">추석 연휴 동안 쌓인 악재가 개장과 함께 한꺼번에 반영됐습니다. 삼성전자·SK하이닉스 등 반도체 대형주가 5%대 급락하며 지수를 끌어내렸습니다.  </w:t>
-      </w:r>
-      <w:hyperlink w:history="1" r:id="rIdmq3vmhmurra4ub0mntem3">
-        <w:r>
-          <w:rPr>
-            <w:rStyle w:val="Hyperlink"/>
-            <w:sz w:val="18"/>
-            <w:szCs w:val="18"/>
-          </w:rPr>
-          <w:t xml:space="preserve">[자세히 보기: 글로벌이코노믹]</w:t>
+        <w:t xml:space="preserve">어제(29일) 코스피 0.27% 하락, 6,870.81 마감. </w:t>
+      </w:r>
+      <w:r>
+        <w:t xml:space="preserve">삼성전자 배당락, 미국 10년물 국채금리 5.2%대 급등, 외국인 2조9,033억원 매도(99%가 반도체 종목에 집중)가 악재로 작용했지만, 개인·기관의 매수 방어로 하락 폭은 크지 않았습니다.  </w:t>
+      </w:r>
+      <w:hyperlink w:history="1" r:id="rId7a4yllmpkdolw7hpna44v">
+        <w:r>
+          <w:rPr>
+            <w:rStyle w:val="Hyperlink"/>
+            <w:sz w:val="18"/>
+            <w:szCs w:val="18"/>
+          </w:rPr>
+          <w:t xml:space="preserve">[자세히 보기: 비즈니스코리아]</w:t>
         </w:r>
       </w:hyperlink>
     </w:p>
@@ -91,7 +91,7 @@
           <w:sz w:val="19"/>
           <w:szCs w:val="19"/>
         </w:rPr>
-        <w:t xml:space="preserve">삼성전자·SK하이닉스 관련 주식·펀드·연금을 갖고 계시다면 최근 며칠 새 평가금액이 꽤 줄었을 수 있습니다.</w:t>
+        <w:t xml:space="preserve">삼성전자·SK하이닉스 관련 자산을 갖고 계시다면 외국인 매도가 집중된 만큼 최근 변동성이 컸을 수 있습니다. 다만 낙폭 자체는 크지 않았던 날입니다.</w:t>
       </w:r>
     </w:p>
     <w:p>
@@ -108,19 +108,19 @@
           <w:b/>
           <w:bCs/>
         </w:rPr>
-        <w:t xml:space="preserve">미국 10년물·30년물 국채금리 각각 5.2%, 5.5%로 22년 만에 최고 수준. </w:t>
-      </w:r>
-      <w:r>
-        <w:t xml:space="preserve">연휴 기간 미국 금리가 급등한 게 이번 급락의 핵심 배경입니다. 국채금리가 오르면 상대적으로 주식의 매력이 떨어지는 효과가 있습니다.  </w:t>
-      </w:r>
-      <w:hyperlink w:history="1" r:id="rIdt5japfacwemxeurlln_em">
-        <w:r>
-          <w:rPr>
-            <w:rStyle w:val="Hyperlink"/>
-            <w:sz w:val="18"/>
-            <w:szCs w:val="18"/>
-          </w:rPr>
-          <w:t xml:space="preserve">[자세히 보기: 뉴데일리]</w:t>
+        <w:t xml:space="preserve">오늘(30일) 코스피 1.06% 상승 출발, 6,943.47. </w:t>
+      </w:r>
+      <w:r>
+        <w:t xml:space="preserve">이틀 연속 하락한 뒤 반등을 시도하는 모습입니다.  </w:t>
+      </w:r>
+      <w:hyperlink w:history="1" r:id="rIdueqta0602hjxsfdaqjm04">
+        <w:r>
+          <w:rPr>
+            <w:rStyle w:val="Hyperlink"/>
+            <w:sz w:val="18"/>
+            <w:szCs w:val="18"/>
+          </w:rPr>
+          <w:t xml:space="preserve">[자세히 보기: 이투데이]</w:t>
         </w:r>
       </w:hyperlink>
     </w:p>
@@ -149,7 +149,7 @@
           <w:sz w:val="19"/>
           <w:szCs w:val="19"/>
         </w:rPr>
-        <w:t xml:space="preserve">금리가 이렇게 높으면 앞으로 대출 이자 부담이 낮아지기는 어려운 환경이라는 뜻이기도 합니다. 변동금리 대출이 있으시다면 이자 부담을 계속 주시하는 게 좋습니다.</w:t>
+        <w:t xml:space="preserve">최근 며칠 하락으로 평가금액이 줄었던 분이라면, 오늘 반등이 다소 회복의 신호가 될 수 있습니다. 다만 하루 흐름만으로 추세 전환을 단정하기는 이릅니다.</w:t>
       </w:r>
     </w:p>
     <w:p>
@@ -166,19 +166,19 @@
           <w:b/>
           <w:bCs/>
         </w:rPr>
-        <w:t xml:space="preserve">오늘(29일)도 0.66% 추가 하락 출발, 6,844.41. </w:t>
-      </w:r>
-      <w:r>
-        <w:t xml:space="preserve">외국인 투자자의 순매도가 이어지고 있습니다.  </w:t>
-      </w:r>
-      <w:hyperlink w:history="1" r:id="rIdt3mkymgudbsc1uctk1aak">
-        <w:r>
-          <w:rPr>
-            <w:rStyle w:val="Hyperlink"/>
-            <w:sz w:val="18"/>
-            <w:szCs w:val="18"/>
-          </w:rPr>
-          <w:t xml:space="preserve">[자세히 보기: 아시아경제]</w:t>
+        <w:t xml:space="preserve">삼성전자 배당락 이후에도 반도체 대형주는 비교적 견조한 흐름 유지. </w:t>
+      </w:r>
+      <w:r>
+        <w:t xml:space="preserve">미국 국채금리 급등이라는 매크로 악재 속에서도 대형 반도체주가 지수 하락 폭을 최소화하는 데 기여했습니다.  </w:t>
+      </w:r>
+      <w:hyperlink w:history="1" r:id="rId_of6cekmdvy-0uw3r-gqe">
+        <w:r>
+          <w:rPr>
+            <w:rStyle w:val="Hyperlink"/>
+            <w:sz w:val="18"/>
+            <w:szCs w:val="18"/>
+          </w:rPr>
+          <w:t xml:space="preserve">[자세히 보기: 서울신문]</w:t>
         </w:r>
       </w:hyperlink>
     </w:p>
@@ -207,7 +207,19 @@
           <w:sz w:val="19"/>
           <w:szCs w:val="19"/>
         </w:rPr>
-        <w:t xml:space="preserve">며칠째 하락이 이어지는 구간이라, 지금 당장 추가로 매수·매도 결정을 서두르기보다는 상황이 진정될 때까지 지켜보는 것도 한 방법일 수 있습니다.</w:t>
+        <w:t xml:space="preserve">반도체 업종 전반의 펀더멘털에 대한 시장 신뢰가 아직 유지되고 있다는 신호로 볼 수 있어, 장기 보유자라면 단기 변동에 일희일비하지 않는 것도 한 방법일 수 있습니다.</w:t>
+      </w:r>
+    </w:p>
+    <w:p>
+      <w:pPr>
+        <w:pStyle w:val="Heading1"/>
+        <w:pBdr>
+          <w:bottom w:val="single" w:color="999999" w:sz="6" w:space="4"/>
+        </w:pBdr>
+        <w:spacing w:after="200" w:before="400"/>
+      </w:pPr>
+      <w:r>
+        <w:t xml:space="preserve">정치</w:t>
       </w:r>
     </w:p>
     <w:p>
@@ -224,19 +236,19 @@
           <w:b/>
           <w:bCs/>
         </w:rPr>
-        <w:t xml:space="preserve">원/달러 환율 1,359.4원. </w:t>
-      </w:r>
-      <w:r>
-        <w:t xml:space="preserve">비교적 안정적인 범위에서 움직이고 있습니다.  </w:t>
-      </w:r>
-      <w:hyperlink w:history="1" r:id="rId83gklmjxsqfh4clpzlzje">
-        <w:r>
-          <w:rPr>
-            <w:rStyle w:val="Hyperlink"/>
-            <w:sz w:val="18"/>
-            <w:szCs w:val="18"/>
-          </w:rPr>
-          <w:t xml:space="preserve">[자세히 보기: 뉴스1]</w:t>
+        <w:t xml:space="preserve">국회, 국토위·정보위·재정경제기획위·외교통일위 등 다수 상임위 전체회의 개최. </w:t>
+      </w:r>
+      <w:r>
+        <w:t xml:space="preserve">10월 6일부터 27일까지 진행되는 2026년 국정감사를 앞두고, 정보위·성평등가족위·운영위(대통령비서실) 소관 국정감사는 오늘까지 마무리됩니다.  </w:t>
+      </w:r>
+      <w:hyperlink w:history="1" r:id="rIdi3f5utkasddtg-brhftud">
+        <w:r>
+          <w:rPr>
+            <w:rStyle w:val="Hyperlink"/>
+            <w:sz w:val="18"/>
+            <w:szCs w:val="18"/>
+          </w:rPr>
+          <w:t xml:space="preserve">[자세히 보기: 뉴스핌]</w:t>
         </w:r>
       </w:hyperlink>
     </w:p>
@@ -265,19 +277,7 @@
           <w:sz w:val="19"/>
           <w:szCs w:val="19"/>
         </w:rPr>
-        <w:t xml:space="preserve">환율이 급변하지 않고 있어서, 해외여행이나 직구를 계획 중이시라면 당장 환율 때문에 일정을 조정할 필요는 적어 보입니다.</w:t>
-      </w:r>
-    </w:p>
-    <w:p>
-      <w:pPr>
-        <w:pStyle w:val="Heading1"/>
-        <w:pBdr>
-          <w:bottom w:val="single" w:color="999999" w:sz="6" w:space="4"/>
-        </w:pBdr>
-        <w:spacing w:after="200" w:before="400"/>
-      </w:pPr>
-      <w:r>
-        <w:t xml:space="preserve">정치</w:t>
+        <w:t xml:space="preserve">국정감사에서 다뤄지는 예산·정책 이슈에 따라 연금, 복지, 세제 등 실생활과 관련된 제도 변화가 나올 수 있어 지켜볼 만합니다.</w:t>
       </w:r>
     </w:p>
     <w:p>
@@ -294,12 +294,12 @@
           <w:b/>
           <w:bCs/>
         </w:rPr>
-        <w:t xml:space="preserve">국회 연금개혁특별위원회 전체회의 개최. </w:t>
-      </w:r>
-      <w:r>
-        <w:t xml:space="preserve">오후 2시 본관에서 열렸습니다.  </w:t>
-      </w:r>
-      <w:hyperlink w:history="1" r:id="rIdoanrld6_6fdtkgng2fdck">
+        <w:t xml:space="preserve">국회 문화체육관광위원회, JYP엔터테인먼트 박진영 대중문화교류위원회 공동위원장을 국정감사 증인으로 채택. </w:t>
+      </w:r>
+      <w:r>
+        <w:t xml:space="preserve">JYP가 내년 12월 예정된 K팝 축제 '피노미논'의 해외 상표권을 독점 보유한 사실이 알려지며, 공직 겸임에 따른 특혜 논란이 제기됐습니다.  </w:t>
+      </w:r>
+      <w:hyperlink w:history="1" r:id="rIdjm5wozws7gzuvwukak-va">
         <w:r>
           <w:rPr>
             <w:rStyle w:val="Hyperlink"/>
@@ -335,7 +335,7 @@
           <w:sz w:val="19"/>
           <w:szCs w:val="19"/>
         </w:rPr>
-        <w:t xml:space="preserve">연금개혁 논의가 실제로 어떻게 결론 나느냐에 따라 향후 보험료율·수령액 등 내 노후 자금 계획에 영향을 줄 수 있는 사안이라, 진행 상황을 지켜볼 만합니다.</w:t>
+        <w:t xml:space="preserve">일반 생활에 당장 체감되는 영향은 거의 없습니다. 다만 K팝 관련 정부 정책·행사에 관심이 있으시다면 이번 국감에서 어떤 이야기가 나오는지 살펴볼 만합니다.</w:t>
       </w:r>
     </w:p>
     <w:p>
@@ -352,19 +352,19 @@
           <w:b/>
           <w:bCs/>
         </w:rPr>
-        <w:t xml:space="preserve">국회, 세종시대 준비 간담회 및 세종의사당 부지 시찰. </w:t>
-      </w:r>
-      <w:r>
-        <w:t xml:space="preserve">국회 세종의사당 건립을 위한 실무 점검이 진행됐습니다.  </w:t>
-      </w:r>
-      <w:hyperlink w:history="1" r:id="rIdo9vtdbuewrgy4rfxpykhv">
-        <w:r>
-          <w:rPr>
-            <w:rStyle w:val="Hyperlink"/>
-            <w:sz w:val="18"/>
-            <w:szCs w:val="18"/>
-          </w:rPr>
-          <w:t xml:space="preserve">[자세히 보기: 뉴스핌]</w:t>
+        <w:t xml:space="preserve">국민의힘 배현진 의원 등, 박진영 위원장의 공직·기업 겸직 문제 지속 제기. </w:t>
+      </w:r>
+      <w:r>
+        <w:t xml:space="preserve">민간 기업 대표가 정부 위원회 공동위원장을 겸임하면서 생기는 이해충돌 소지를 문제 삼고 있습니다.  </w:t>
+      </w:r>
+      <w:hyperlink w:history="1" r:id="rIdjtjfglpofoddfsmbml4uv">
+        <w:r>
+          <w:rPr>
+            <w:rStyle w:val="Hyperlink"/>
+            <w:sz w:val="18"/>
+            <w:szCs w:val="18"/>
+          </w:rPr>
+          <w:t xml:space="preserve">[자세히 보기: TV리포트]</w:t>
         </w:r>
       </w:hyperlink>
     </w:p>
@@ -393,123 +393,7 @@
           <w:sz w:val="19"/>
           <w:szCs w:val="19"/>
         </w:rPr>
-        <w:t xml:space="preserve">일반 생활에 당장 체감되는 영향은 거의 없습니다.</w:t>
-      </w:r>
-    </w:p>
-    <w:p>
-      <w:pPr>
-        <w:pStyle w:val="ListParagraph"/>
-        <w:numPr>
-          <w:ilvl w:val="0"/>
-          <w:numId w:val="2"/>
-        </w:numPr>
-        <w:spacing w:after="40"/>
-      </w:pPr>
-      <w:r>
-        <w:rPr>
-          <w:b/>
-          <w:bCs/>
-        </w:rPr>
-        <w:t xml:space="preserve">이재명 대통령, 메가 프로젝트 3차 점검회의 개최. </w:t>
-      </w:r>
-      <w:r>
-        <w:t xml:space="preserve">반도체·AI 등 국가 주요 프로젝트의 추진 현황을 점검했습니다.  </w:t>
-      </w:r>
-      <w:hyperlink w:history="1" r:id="rIdu0fc6mmznz7bc0c222i36">
-        <w:r>
-          <w:rPr>
-            <w:rStyle w:val="Hyperlink"/>
-            <w:sz w:val="18"/>
-            <w:szCs w:val="18"/>
-          </w:rPr>
-          <w:t xml:space="preserve">[자세히 보기: newspim]</w:t>
-        </w:r>
-      </w:hyperlink>
-    </w:p>
-    <w:p>
-      <w:pPr>
-        <w:spacing w:after="160"/>
-        <w:ind w:left="480"/>
-      </w:pPr>
-      <w:r>
-        <w:rPr>
-          <w:b/>
-          <w:bCs/>
-          <w:i/>
-          <w:iCs/>
-          <w:color w:val="2E7D32"/>
-          <w:sz w:val="19"/>
-          <w:szCs w:val="19"/>
-        </w:rPr>
-        <w:t xml:space="preserve">💡 이게 나랑 무슨 상관이야? </w:t>
-      </w:r>
-      <w:r>
-        <w:rPr>
-          <w:i/>
-          <w:iCs/>
-          <w:color w:val="2E7D32"/>
-          <w:sz w:val="19"/>
-          <w:szCs w:val="19"/>
-        </w:rPr>
-        <w:t xml:space="preserve">반도체·AI 관련 국책 지원이 늘어나면, 관련 산업에 종사하시거나 관련 주식을 보유하신 경우 장기적으로 도움이 될 수 있습니다.</w:t>
-      </w:r>
-    </w:p>
-    <w:p>
-      <w:pPr>
-        <w:pStyle w:val="ListParagraph"/>
-        <w:numPr>
-          <w:ilvl w:val="0"/>
-          <w:numId w:val="2"/>
-        </w:numPr>
-        <w:spacing w:after="40"/>
-      </w:pPr>
-      <w:r>
-        <w:rPr>
-          <w:b/>
-          <w:bCs/>
-        </w:rPr>
-        <w:t xml:space="preserve">민주당, 조희대 대법원장을 국정감사 증인으로 채택. </w:t>
-      </w:r>
-      <w:r>
-        <w:t xml:space="preserve">국민의힘은 이에 반발하며 이재명 대통령도 증인으로 불러야 한다고 맞서고 있습니다.  </w:t>
-      </w:r>
-      <w:hyperlink w:history="1" r:id="rIdypaca41hawxbeyakojglz">
-        <w:r>
-          <w:rPr>
-            <w:rStyle w:val="Hyperlink"/>
-            <w:sz w:val="18"/>
-            <w:szCs w:val="18"/>
-          </w:rPr>
-          <w:t xml:space="preserve">[자세히 보기: 복지뉴스]</w:t>
-        </w:r>
-      </w:hyperlink>
-    </w:p>
-    <w:p>
-      <w:pPr>
-        <w:spacing w:after="160"/>
-        <w:ind w:left="480"/>
-      </w:pPr>
-      <w:r>
-        <w:rPr>
-          <w:b/>
-          <w:bCs/>
-          <w:i/>
-          <w:iCs/>
-          <w:color w:val="2E7D32"/>
-          <w:sz w:val="19"/>
-          <w:szCs w:val="19"/>
-        </w:rPr>
-        <w:t xml:space="preserve">💡 이게 나랑 무슨 상관이야? </w:t>
-      </w:r>
-      <w:r>
-        <w:rPr>
-          <w:i/>
-          <w:iCs/>
-          <w:color w:val="2E7D32"/>
-          <w:sz w:val="19"/>
-          <w:szCs w:val="19"/>
-        </w:rPr>
-        <w:t xml:space="preserve">일반 생활에 당장 체감되는 영향은 거의 없습니다. 여야 간 국정감사 증인 채택을 둘러싼 정치적 공방입니다.</w:t>
+        <w:t xml:space="preserve">직접적인 생활 영향은 없는 소식입니다. 공직자 겸직 기준을 둘러싼 정치적 공방입니다.</w:t>
       </w:r>
     </w:p>
     <w:p>
@@ -528,14 +412,14 @@
       <w:pPr>
         <w:spacing w:after="80"/>
       </w:pPr>
-      <w:hyperlink w:history="1" r:id="rIddzbu9pvpi0wst7ci8pskp">
-        <w:r>
-          <w:rPr>
-            <w:rStyle w:val="Hyperlink"/>
-            <w:sz w:val="18"/>
-            <w:szCs w:val="18"/>
-          </w:rPr>
-          <w:t xml:space="preserve">코스피 5%대 급락 - 글로벌이코노믹 — https://www.g-enews.com/article/Securities/2026/09/202609281551572610923c501012_1</w:t>
+      <w:hyperlink w:history="1" r:id="rIdu7sg_u6ka5vifoz9b9mob">
+        <w:r>
+          <w:rPr>
+            <w:rStyle w:val="Hyperlink"/>
+            <w:sz w:val="18"/>
+            <w:szCs w:val="18"/>
+          </w:rPr>
+          <w:t xml:space="preserve">코스피 6870선 하락 마감 - 비즈니스코리아 — https://www.businesskorea.co.kr/news/articleView.html?idxno=277855</w:t>
         </w:r>
       </w:hyperlink>
     </w:p>
@@ -543,14 +427,14 @@
       <w:pPr>
         <w:spacing w:after="80"/>
       </w:pPr>
-      <w:hyperlink w:history="1" r:id="rId902np2nj7yp6tg2klixws">
-        <w:r>
-          <w:rPr>
-            <w:rStyle w:val="Hyperlink"/>
-            <w:sz w:val="18"/>
-            <w:szCs w:val="18"/>
-          </w:rPr>
-          <w:t xml:space="preserve">美 국채금리 22년만 최고 - 뉴데일리 — https://biz.newdaily.co.kr/site/data/html/2026/09/29/2026092900064.html</w:t>
+      <w:hyperlink w:history="1" r:id="rIdzmwkljikhwptaqu6waxtc">
+        <w:r>
+          <w:rPr>
+            <w:rStyle w:val="Hyperlink"/>
+            <w:sz w:val="18"/>
+            <w:szCs w:val="18"/>
+          </w:rPr>
+          <w:t xml:space="preserve">코스피 18.93P 내린 6870.81 - 아시아경제 — https://view.asiae.co.kr/article/2026092915373451633</w:t>
         </w:r>
       </w:hyperlink>
     </w:p>
@@ -558,14 +442,14 @@
       <w:pPr>
         <w:spacing w:after="80"/>
       </w:pPr>
-      <w:hyperlink w:history="1" r:id="rIdbmsrkc9i_rrdbsykutoqs">
-        <w:r>
-          <w:rPr>
-            <w:rStyle w:val="Hyperlink"/>
-            <w:sz w:val="18"/>
-            <w:szCs w:val="18"/>
-          </w:rPr>
-          <w:t xml:space="preserve">코스피 오늘 개장 - 아시아경제 — https://view.asiae.co.kr/article/2026092909014690829</w:t>
+      <w:hyperlink w:history="1" r:id="rIdduw2g70y7fnel6yfxcqfk">
+        <w:r>
+          <w:rPr>
+            <w:rStyle w:val="Hyperlink"/>
+            <w:sz w:val="18"/>
+            <w:szCs w:val="18"/>
+          </w:rPr>
+          <w:t xml:space="preserve">코스피 오늘 1.06% 상승 개장 - 이투데이 — https://www.etoday.co.kr/news/view/2630696</w:t>
         </w:r>
       </w:hyperlink>
     </w:p>
@@ -573,14 +457,14 @@
       <w:pPr>
         <w:spacing w:after="80"/>
       </w:pPr>
-      <w:hyperlink w:history="1" r:id="rIdr4gqsj6kryetabwxoi3tq">
-        <w:r>
-          <w:rPr>
-            <w:rStyle w:val="Hyperlink"/>
-            <w:sz w:val="18"/>
-            <w:szCs w:val="18"/>
-          </w:rPr>
-          <w:t xml:space="preserve">코스피·환율 - 뉴스1 — https://www.news1.kr/finance/market-exr/6304061</w:t>
+      <w:hyperlink w:history="1" r:id="rIdryclmbfmlrkux2ny2oxst">
+        <w:r>
+          <w:rPr>
+            <w:rStyle w:val="Hyperlink"/>
+            <w:sz w:val="18"/>
+            <w:szCs w:val="18"/>
+          </w:rPr>
+          <w:t xml:space="preserve">코스피 2.70% 급락(28일) 배경 - 서울신문 — https://www.seoul.co.kr/news/economy/securities/2026/09/28/20260928500195</w:t>
         </w:r>
       </w:hyperlink>
     </w:p>
@@ -588,14 +472,14 @@
       <w:pPr>
         <w:spacing w:after="80"/>
       </w:pPr>
-      <w:hyperlink w:history="1" r:id="rIdbr40ejrdd_sa5p8xlz6nd">
-        <w:r>
-          <w:rPr>
-            <w:rStyle w:val="Hyperlink"/>
-            <w:sz w:val="18"/>
-            <w:szCs w:val="18"/>
-          </w:rPr>
-          <w:t xml:space="preserve">오늘의 국회일정(9/29) - 뉴스핌 — https://www.newspim.com/news/view/20260928001089</w:t>
+      <w:hyperlink w:history="1" r:id="rId1fqholhpz4-itk50vo45b">
+        <w:r>
+          <w:rPr>
+            <w:rStyle w:val="Hyperlink"/>
+            <w:sz w:val="18"/>
+            <w:szCs w:val="18"/>
+          </w:rPr>
+          <w:t xml:space="preserve">오늘의 국회일정(9/30) - 뉴스핌 — https://www.newspim.com/news/view/20260929001162</w:t>
         </w:r>
       </w:hyperlink>
     </w:p>
@@ -603,14 +487,14 @@
       <w:pPr>
         <w:spacing w:after="80"/>
       </w:pPr>
-      <w:hyperlink w:history="1" r:id="rIdz3glyr4xj2vgsayjzmqnm">
-        <w:r>
-          <w:rPr>
-            <w:rStyle w:val="Hyperlink"/>
-            <w:sz w:val="18"/>
-            <w:szCs w:val="18"/>
-          </w:rPr>
-          <w:t xml:space="preserve">오늘의 정치일정(9/29) - 뉴스핌 — https://www.newspim.com/news/view/20260929000008</w:t>
+      <w:hyperlink w:history="1" r:id="rIdctsgkgo5lqlu7p5_z9gu7">
+        <w:r>
+          <w:rPr>
+            <w:rStyle w:val="Hyperlink"/>
+            <w:sz w:val="18"/>
+            <w:szCs w:val="18"/>
+          </w:rPr>
+          <w:t xml:space="preserve">문체위 JYP 국감 증인 채택 - 뉴스핌 — https://www.newspim.com/news/view/20260929000486</w:t>
         </w:r>
       </w:hyperlink>
     </w:p>
@@ -618,14 +502,14 @@
       <w:pPr>
         <w:spacing w:after="80"/>
       </w:pPr>
-      <w:hyperlink w:history="1" r:id="rIdivwmonscgkzos9k3dhlvo">
-        <w:r>
-          <w:rPr>
-            <w:rStyle w:val="Hyperlink"/>
-            <w:sz w:val="18"/>
-            <w:szCs w:val="18"/>
-          </w:rPr>
-          <w:t xml:space="preserve">조희대 증인 채택 공방 - 복지뉴스 — https://ia.finez.co.kr/25175</w:t>
+      <w:hyperlink w:history="1" r:id="rIdvqdqqeyxbmosvupad1wvv">
+        <w:r>
+          <w:rPr>
+            <w:rStyle w:val="Hyperlink"/>
+            <w:sz w:val="18"/>
+            <w:szCs w:val="18"/>
+          </w:rPr>
+          <w:t xml:space="preserve">박진영 겸직 논란 - TV리포트 — https://tvreport.co.kr/entertainment/article/1074799/</w:t>
         </w:r>
       </w:hyperlink>
     </w:p>

--- a/05-Routines/오늘의 뉴스 요약.docx
+++ b/05-Routines/오늘의 뉴스 요약.docx
@@ -21,7 +21,7 @@
           <w:sz w:val="22"/>
           <w:szCs w:val="22"/>
         </w:rPr>
-        <w:t xml:space="preserve">2026년 9월 30일 (수)</w:t>
+        <w:t xml:space="preserve">2026년 10월 1일 (목)</w:t>
       </w:r>
     </w:p>
     <w:p>
@@ -50,19 +50,19 @@
           <w:b/>
           <w:bCs/>
         </w:rPr>
-        <w:t xml:space="preserve">어제(29일) 코스피 0.27% 하락, 6,870.81 마감. </w:t>
-      </w:r>
-      <w:r>
-        <w:t xml:space="preserve">삼성전자 배당락, 미국 10년물 국채금리 5.2%대 급등, 외국인 2조9,033억원 매도(99%가 반도체 종목에 집중)가 악재로 작용했지만, 개인·기관의 매수 방어로 하락 폭은 크지 않았습니다.  </w:t>
-      </w:r>
-      <w:hyperlink w:history="1" r:id="rId7a4yllmpkdolw7hpna44v">
-        <w:r>
-          <w:rPr>
-            <w:rStyle w:val="Hyperlink"/>
-            <w:sz w:val="18"/>
-            <w:szCs w:val="18"/>
-          </w:rPr>
-          <w:t xml:space="preserve">[자세히 보기: 비즈니스코리아]</w:t>
+        <w:t xml:space="preserve">어제(30일) 코스피 0.48% 하락, 6,838.04 마감. </w:t>
+      </w:r>
+      <w:r>
+        <w:t xml:space="preserve">장중 1.06% 상승한 6,943까지 오르며 반등을 시도했지만, 외국인과 기관이 매도로 돌아서며 결국 약세로 마감했습니다. 간밤 미국 국채금리 상승으로 뉴욕증시가 약세를 보인 영향을 받았습니다.  </w:t>
+      </w:r>
+      <w:hyperlink w:history="1" r:id="rId0hhq7bqtuezgaofv6aqwr">
+        <w:r>
+          <w:rPr>
+            <w:rStyle w:val="Hyperlink"/>
+            <w:sz w:val="18"/>
+            <w:szCs w:val="18"/>
+          </w:rPr>
+          <w:t xml:space="preserve">[자세히 보기: M이코노미뉴스]</w:t>
         </w:r>
       </w:hyperlink>
     </w:p>
@@ -91,7 +91,7 @@
           <w:sz w:val="19"/>
           <w:szCs w:val="19"/>
         </w:rPr>
-        <w:t xml:space="preserve">삼성전자·SK하이닉스 관련 자산을 갖고 계시다면 외국인 매도가 집중된 만큼 최근 변동성이 컸을 수 있습니다. 다만 낙폭 자체는 크지 않았던 날입니다.</w:t>
+        <w:t xml:space="preserve">장중 반등에도 결국 하락 마감한 날이라, 반도체 관련 자산을 보유하신 분이라면 단기 등락에 일희일비하기보다 며칠 더 흐름을 지켜보는 게 안전할 수 있습니다.</w:t>
       </w:r>
     </w:p>
     <w:p>
@@ -108,19 +108,19 @@
           <w:b/>
           <w:bCs/>
         </w:rPr>
-        <w:t xml:space="preserve">오늘(30일) 코스피 1.06% 상승 출발, 6,943.47. </w:t>
-      </w:r>
-      <w:r>
-        <w:t xml:space="preserve">이틀 연속 하락한 뒤 반등을 시도하는 모습입니다.  </w:t>
-      </w:r>
-      <w:hyperlink w:history="1" r:id="rIdueqta0602hjxsfdaqjm04">
-        <w:r>
-          <w:rPr>
-            <w:rStyle w:val="Hyperlink"/>
-            <w:sz w:val="18"/>
-            <w:szCs w:val="18"/>
-          </w:rPr>
-          <w:t xml:space="preserve">[자세히 보기: 이투데이]</w:t>
+        <w:t xml:space="preserve">오늘(1일) 코스피 0.34% 하락 출발, 6,814.49. </w:t>
+      </w:r>
+      <w:r>
+        <w:t xml:space="preserve">나흘째 약세 흐름이 이어지는 모습입니다.  </w:t>
+      </w:r>
+      <w:hyperlink w:history="1" r:id="rIdrxtqeia6jaczqwh6nawvh">
+        <w:r>
+          <w:rPr>
+            <w:rStyle w:val="Hyperlink"/>
+            <w:sz w:val="18"/>
+            <w:szCs w:val="18"/>
+          </w:rPr>
+          <w:t xml:space="preserve">[자세히 보기: 파이낸셜뉴스]</w:t>
         </w:r>
       </w:hyperlink>
     </w:p>
@@ -149,7 +149,7 @@
           <w:sz w:val="19"/>
           <w:szCs w:val="19"/>
         </w:rPr>
-        <w:t xml:space="preserve">최근 며칠 하락으로 평가금액이 줄었던 분이라면, 오늘 반등이 다소 회복의 신호가 될 수 있습니다. 다만 하루 흐름만으로 추세 전환을 단정하기는 이릅니다.</w:t>
+        <w:t xml:space="preserve">하락이 며칠째 이어지고 있어, 지금 당장 추가 매수·매도를 서두르기보다는 시장이 안정될 때까지 관망하는 것도 한 방법일 수 있습니다.</w:t>
       </w:r>
     </w:p>
     <w:p>
@@ -166,19 +166,19 @@
           <w:b/>
           <w:bCs/>
         </w:rPr>
-        <w:t xml:space="preserve">삼성전자 배당락 이후에도 반도체 대형주는 비교적 견조한 흐름 유지. </w:t>
-      </w:r>
-      <w:r>
-        <w:t xml:space="preserve">미국 국채금리 급등이라는 매크로 악재 속에서도 대형 반도체주가 지수 하락 폭을 최소화하는 데 기여했습니다.  </w:t>
-      </w:r>
-      <w:hyperlink w:history="1" r:id="rId_of6cekmdvy-0uw3r-gqe">
-        <w:r>
-          <w:rPr>
-            <w:rStyle w:val="Hyperlink"/>
-            <w:sz w:val="18"/>
-            <w:szCs w:val="18"/>
-          </w:rPr>
-          <w:t xml:space="preserve">[자세히 보기: 서울신문]</w:t>
+        <w:t xml:space="preserve">여당, 대주주가 상속세를 줄이려 일부러 주가를 낮추는 '주가 누르기'를 막는 법 개정 연이어 추진. </w:t>
+      </w:r>
+      <w:r>
+        <w:t xml:space="preserve">PBR(주가순자산비율) 0.8배 미만 상장사 주식을 상속·증여할 때 현재 주가 대신 비상장주식 평가 방식을 적용하거나, 배당성향이 낮은 저PBR 기업에 대한 자본시장법 규제를 강화하는 방안이 논의되고 있습니다.  </w:t>
+      </w:r>
+      <w:hyperlink w:history="1" r:id="rId25lcvjhdmdx83iyoecmn2">
+        <w:r>
+          <w:rPr>
+            <w:rStyle w:val="Hyperlink"/>
+            <w:sz w:val="18"/>
+            <w:szCs w:val="18"/>
+          </w:rPr>
+          <w:t xml:space="preserve">[자세히 보기: 머니투데이]</w:t>
         </w:r>
       </w:hyperlink>
     </w:p>
@@ -207,7 +207,7 @@
           <w:sz w:val="19"/>
           <w:szCs w:val="19"/>
         </w:rPr>
-        <w:t xml:space="preserve">반도체 업종 전반의 펀더멘털에 대한 시장 신뢰가 아직 유지되고 있다는 신호로 볼 수 있어, 장기 보유자라면 단기 변동에 일희일비하지 않는 것도 한 방법일 수 있습니다.</w:t>
+        <w:t xml:space="preserve">소액주주로서 저PBR·저배당 기업 주식을 보유하고 계시다면, 이런 법이 통과될 경우 기업의 배당 확대나 주주환원 압박이 커져 장기적으로 유리하게 작용할 수 있습니다.</w:t>
       </w:r>
     </w:p>
     <w:p>
@@ -236,12 +236,12 @@
           <w:b/>
           <w:bCs/>
         </w:rPr>
-        <w:t xml:space="preserve">국회, 국토위·정보위·재정경제기획위·외교통일위 등 다수 상임위 전체회의 개최. </w:t>
-      </w:r>
-      <w:r>
-        <w:t xml:space="preserve">10월 6일부터 27일까지 진행되는 2026년 국정감사를 앞두고, 정보위·성평등가족위·운영위(대통령비서실) 소관 국정감사는 오늘까지 마무리됩니다.  </w:t>
-      </w:r>
-      <w:hyperlink w:history="1" r:id="rIdi3f5utkasddtg-brhftud">
+        <w:t xml:space="preserve">국회, 어제(30일) 본회의에서 산업안전보건법·도시정비법 개정안 처리. </w:t>
+      </w:r>
+      <w:r>
+        <w:t xml:space="preserve">여당은 이날 본회의에서 두 법안을 예정대로 처리했지만, '조작기소 특검법'은 상정하지 않았습니다.  </w:t>
+      </w:r>
+      <w:hyperlink w:history="1" r:id="rIdilmfrwkupzkvxfls_ertf">
         <w:r>
           <w:rPr>
             <w:rStyle w:val="Hyperlink"/>
@@ -277,7 +277,7 @@
           <w:sz w:val="19"/>
           <w:szCs w:val="19"/>
         </w:rPr>
-        <w:t xml:space="preserve">국정감사에서 다뤄지는 예산·정책 이슈에 따라 연금, 복지, 세제 등 실생활과 관련된 제도 변화가 나올 수 있어 지켜볼 만합니다.</w:t>
+        <w:t xml:space="preserve">산업안전보건법 개정 내용에 따라 사업장 안전관리 의무나 처벌 수위가 바뀔 수 있어, 소규모 사업장을 운영하신다면 세부 내용을 확인해보실 만합니다.</w:t>
       </w:r>
     </w:p>
     <w:p>
@@ -294,19 +294,19 @@
           <w:b/>
           <w:bCs/>
         </w:rPr>
-        <w:t xml:space="preserve">국회 문화체육관광위원회, JYP엔터테인먼트 박진영 대중문화교류위원회 공동위원장을 국정감사 증인으로 채택. </w:t>
-      </w:r>
-      <w:r>
-        <w:t xml:space="preserve">JYP가 내년 12월 예정된 K팝 축제 '피노미논'의 해외 상표권을 독점 보유한 사실이 알려지며, 공직 겸임에 따른 특혜 논란이 제기됐습니다.  </w:t>
-      </w:r>
-      <w:hyperlink w:history="1" r:id="rIdjm5wozws7gzuvwukak-va">
-        <w:r>
-          <w:rPr>
-            <w:rStyle w:val="Hyperlink"/>
-            <w:sz w:val="18"/>
-            <w:szCs w:val="18"/>
-          </w:rPr>
-          <w:t xml:space="preserve">[자세히 보기: 뉴스핌]</w:t>
+        <w:t xml:space="preserve">2026년 국정감사 D-6, 다음 주 6일부터 27일까지 3주간 진행 예정. </w:t>
+      </w:r>
+      <w:r>
+        <w:t xml:space="preserve">더불어민주당은 '정책국감·민생국감'을, 국민의힘은 '이재명 정부 7대 실정 심판'을 각각 내걸며 신경전을 벌이고 있습니다.  </w:t>
+      </w:r>
+      <w:hyperlink w:history="1" r:id="rIdvvigowsoibqed2lqel_88">
+        <w:r>
+          <w:rPr>
+            <w:rStyle w:val="Hyperlink"/>
+            <w:sz w:val="18"/>
+            <w:szCs w:val="18"/>
+          </w:rPr>
+          <w:t xml:space="preserve">[자세히 보기: 폴리뉴스]</w:t>
         </w:r>
       </w:hyperlink>
     </w:p>
@@ -335,7 +335,7 @@
           <w:sz w:val="19"/>
           <w:szCs w:val="19"/>
         </w:rPr>
-        <w:t xml:space="preserve">일반 생활에 당장 체감되는 영향은 거의 없습니다. 다만 K팝 관련 정부 정책·행사에 관심이 있으시다면 이번 국감에서 어떤 이야기가 나오는지 살펴볼 만합니다.</w:t>
+        <w:t xml:space="preserve">국정감사에서 어떤 정책이 집중적으로 다뤄지느냐에 따라 부동산·세제·복지 등 실생활 관련 제도 변화의 방향을 가늠해볼 수 있어 지켜볼 만합니다.</w:t>
       </w:r>
     </w:p>
     <w:p>
@@ -352,19 +352,19 @@
           <w:b/>
           <w:bCs/>
         </w:rPr>
-        <w:t xml:space="preserve">국민의힘 배현진 의원 등, 박진영 위원장의 공직·기업 겸직 문제 지속 제기. </w:t>
-      </w:r>
-      <w:r>
-        <w:t xml:space="preserve">민간 기업 대표가 정부 위원회 공동위원장을 겸임하면서 생기는 이해충돌 소지를 문제 삼고 있습니다.  </w:t>
-      </w:r>
-      <w:hyperlink w:history="1" r:id="rIdjtjfglpofoddfsmbml4uv">
-        <w:r>
-          <w:rPr>
-            <w:rStyle w:val="Hyperlink"/>
-            <w:sz w:val="18"/>
-            <w:szCs w:val="18"/>
-          </w:rPr>
-          <w:t xml:space="preserve">[자세히 보기: TV리포트]</w:t>
+        <w:t xml:space="preserve">국회의장, 오늘 제78주년 국군의날 기념식 참석 및 오후 본회의 주재. </w:t>
+      </w:r>
+      <w:r>
+        <w:t xml:space="preserve">저녁에는 백범 김구 선생 탄신 150주년을 기리는 유네스코 기념 공연도 열립니다.  </w:t>
+      </w:r>
+      <w:hyperlink w:history="1" r:id="rIdklqrh7no11rsnw3ffaa3x">
+        <w:r>
+          <w:rPr>
+            <w:rStyle w:val="Hyperlink"/>
+            <w:sz w:val="18"/>
+            <w:szCs w:val="18"/>
+          </w:rPr>
+          <w:t xml:space="preserve">[자세히 보기: 뉴스핌]</w:t>
         </w:r>
       </w:hyperlink>
     </w:p>
@@ -393,7 +393,7 @@
           <w:sz w:val="19"/>
           <w:szCs w:val="19"/>
         </w:rPr>
-        <w:t xml:space="preserve">직접적인 생활 영향은 없는 소식입니다. 공직자 겸직 기준을 둘러싼 정치적 공방입니다.</w:t>
+        <w:t xml:space="preserve">일반 생활에 당장 체감되는 영향은 거의 없습니다. 통상적인 국회 일정입니다.</w:t>
       </w:r>
     </w:p>
     <w:p>
@@ -412,14 +412,14 @@
       <w:pPr>
         <w:spacing w:after="80"/>
       </w:pPr>
-      <w:hyperlink w:history="1" r:id="rIdu7sg_u6ka5vifoz9b9mob">
-        <w:r>
-          <w:rPr>
-            <w:rStyle w:val="Hyperlink"/>
-            <w:sz w:val="18"/>
-            <w:szCs w:val="18"/>
-          </w:rPr>
-          <w:t xml:space="preserve">코스피 6870선 하락 마감 - 비즈니스코리아 — https://www.businesskorea.co.kr/news/articleView.html?idxno=277855</w:t>
+      <w:hyperlink w:history="1" r:id="rIdigymq23oapx_6hbf33nez">
+        <w:r>
+          <w:rPr>
+            <w:rStyle w:val="Hyperlink"/>
+            <w:sz w:val="18"/>
+            <w:szCs w:val="18"/>
+          </w:rPr>
+          <w:t xml:space="preserve">코스피 6838.04 마감(9/30) - M이코노미뉴스 — https://www.m-economynews.com/news/article.html?no=71175</w:t>
         </w:r>
       </w:hyperlink>
     </w:p>
@@ -427,14 +427,14 @@
       <w:pPr>
         <w:spacing w:after="80"/>
       </w:pPr>
-      <w:hyperlink w:history="1" r:id="rIdzmwkljikhwptaqu6waxtc">
-        <w:r>
-          <w:rPr>
-            <w:rStyle w:val="Hyperlink"/>
-            <w:sz w:val="18"/>
-            <w:szCs w:val="18"/>
-          </w:rPr>
-          <w:t xml:space="preserve">코스피 18.93P 내린 6870.81 - 아시아경제 — https://view.asiae.co.kr/article/2026092915373451633</w:t>
+      <w:hyperlink w:history="1" r:id="rIds8tdan8wbnzesm6zsrmjf">
+        <w:r>
+          <w:rPr>
+            <w:rStyle w:val="Hyperlink"/>
+            <w:sz w:val="18"/>
+            <w:szCs w:val="18"/>
+          </w:rPr>
+          <w:t xml:space="preserve">코스피 오늘 6814.49 하락 출발 - 파이낸셜뉴스 — https://fnnews.com/news/202610010901079290</w:t>
         </w:r>
       </w:hyperlink>
     </w:p>
@@ -442,14 +442,14 @@
       <w:pPr>
         <w:spacing w:after="80"/>
       </w:pPr>
-      <w:hyperlink w:history="1" r:id="rIdduw2g70y7fnel6yfxcqfk">
-        <w:r>
-          <w:rPr>
-            <w:rStyle w:val="Hyperlink"/>
-            <w:sz w:val="18"/>
-            <w:szCs w:val="18"/>
-          </w:rPr>
-          <w:t xml:space="preserve">코스피 오늘 1.06% 상승 개장 - 이투데이 — https://www.etoday.co.kr/news/view/2630696</w:t>
+      <w:hyperlink w:history="1" r:id="rIdh1vlfpgsgxwlzvkpizhfw">
+        <w:r>
+          <w:rPr>
+            <w:rStyle w:val="Hyperlink"/>
+            <w:sz w:val="18"/>
+            <w:szCs w:val="18"/>
+          </w:rPr>
+          <w:t xml:space="preserve">주가누르기 방지법 추진 - 머니투데이 — https://www.mt.co.kr/article/2026080423504293943</w:t>
         </w:r>
       </w:hyperlink>
     </w:p>
@@ -457,14 +457,14 @@
       <w:pPr>
         <w:spacing w:after="80"/>
       </w:pPr>
-      <w:hyperlink w:history="1" r:id="rIdryclmbfmlrkux2ny2oxst">
-        <w:r>
-          <w:rPr>
-            <w:rStyle w:val="Hyperlink"/>
-            <w:sz w:val="18"/>
-            <w:szCs w:val="18"/>
-          </w:rPr>
-          <w:t xml:space="preserve">코스피 2.70% 급락(28일) 배경 - 서울신문 — https://www.seoul.co.kr/news/economy/securities/2026/09/28/20260928500195</w:t>
+      <w:hyperlink w:history="1" r:id="rIdetxmu7trkivevxixlaxlj">
+        <w:r>
+          <w:rPr>
+            <w:rStyle w:val="Hyperlink"/>
+            <w:sz w:val="18"/>
+            <w:szCs w:val="18"/>
+          </w:rPr>
+          <w:t xml:space="preserve">국회 본회의 산안법·도정법 처리(9/30) - 뉴스핌 — https://newspim.com/news/view/20260930000928</w:t>
         </w:r>
       </w:hyperlink>
     </w:p>
@@ -472,14 +472,14 @@
       <w:pPr>
         <w:spacing w:after="80"/>
       </w:pPr>
-      <w:hyperlink w:history="1" r:id="rId1fqholhpz4-itk50vo45b">
-        <w:r>
-          <w:rPr>
-            <w:rStyle w:val="Hyperlink"/>
-            <w:sz w:val="18"/>
-            <w:szCs w:val="18"/>
-          </w:rPr>
-          <w:t xml:space="preserve">오늘의 국회일정(9/30) - 뉴스핌 — https://www.newspim.com/news/view/20260929001162</w:t>
+      <w:hyperlink w:history="1" r:id="rId-tskwrj20naqd4bvnpmkj">
+        <w:r>
+          <w:rPr>
+            <w:rStyle w:val="Hyperlink"/>
+            <w:sz w:val="18"/>
+            <w:szCs w:val="18"/>
+          </w:rPr>
+          <w:t xml:space="preserve">2026국감 D-6 여야 신경전 - 폴리뉴스 — https://www.polinews.co.kr/news/articleView.html?idxno=744409</w:t>
         </w:r>
       </w:hyperlink>
     </w:p>
@@ -487,29 +487,14 @@
       <w:pPr>
         <w:spacing w:after="80"/>
       </w:pPr>
-      <w:hyperlink w:history="1" r:id="rIdctsgkgo5lqlu7p5_z9gu7">
-        <w:r>
-          <w:rPr>
-            <w:rStyle w:val="Hyperlink"/>
-            <w:sz w:val="18"/>
-            <w:szCs w:val="18"/>
-          </w:rPr>
-          <w:t xml:space="preserve">문체위 JYP 국감 증인 채택 - 뉴스핌 — https://www.newspim.com/news/view/20260929000486</w:t>
-        </w:r>
-      </w:hyperlink>
-    </w:p>
-    <w:p>
-      <w:pPr>
-        <w:spacing w:after="80"/>
-      </w:pPr>
-      <w:hyperlink w:history="1" r:id="rIdvqdqqeyxbmosvupad1wvv">
-        <w:r>
-          <w:rPr>
-            <w:rStyle w:val="Hyperlink"/>
-            <w:sz w:val="18"/>
-            <w:szCs w:val="18"/>
-          </w:rPr>
-          <w:t xml:space="preserve">박진영 겸직 논란 - TV리포트 — https://tvreport.co.kr/entertainment/article/1074799/</w:t>
+      <w:hyperlink w:history="1" r:id="rId4itl7z8vlne76u_0ka2pd">
+        <w:r>
+          <w:rPr>
+            <w:rStyle w:val="Hyperlink"/>
+            <w:sz w:val="18"/>
+            <w:szCs w:val="18"/>
+          </w:rPr>
+          <w:t xml:space="preserve">오늘의 국회일정(10/1) - 뉴스핌 — https://www.newspim.com/news/view/20260930001338</w:t>
         </w:r>
       </w:hyperlink>
     </w:p>

--- a/05-Routines/오늘의 뉴스 요약.docx
+++ b/05-Routines/오늘의 뉴스 요약.docx
@@ -21,7 +21,7 @@
           <w:sz w:val="22"/>
           <w:szCs w:val="22"/>
         </w:rPr>
-        <w:t xml:space="preserve">2026년 10월 1일 (목)</w:t>
+        <w:t xml:space="preserve">2026년 10월 2일 (금)</w:t>
       </w:r>
     </w:p>
     <w:p>
@@ -50,19 +50,19 @@
           <w:b/>
           <w:bCs/>
         </w:rPr>
-        <w:t xml:space="preserve">어제(30일) 코스피 0.48% 하락, 6,838.04 마감. </w:t>
-      </w:r>
-      <w:r>
-        <w:t xml:space="preserve">장중 1.06% 상승한 6,943까지 오르며 반등을 시도했지만, 외국인과 기관이 매도로 돌아서며 결국 약세로 마감했습니다. 간밤 미국 국채금리 상승으로 뉴욕증시가 약세를 보인 영향을 받았습니다.  </w:t>
-      </w:r>
-      <w:hyperlink w:history="1" r:id="rId0hhq7bqtuezgaofv6aqwr">
-        <w:r>
-          <w:rPr>
-            <w:rStyle w:val="Hyperlink"/>
-            <w:sz w:val="18"/>
-            <w:szCs w:val="18"/>
-          </w:rPr>
-          <w:t xml:space="preserve">[자세히 보기: M이코노미뉴스]</w:t>
+        <w:t xml:space="preserve">어제(1일) 코스피 1.95% 급등, 6,971.35 마감. </w:t>
+      </w:r>
+      <w:r>
+        <w:t xml:space="preserve">나흘 연속 약세를 딛고 7,000선 턱밑까지 올라섰습니다. 미국 반도체 기업 마이크론이 시장 예상을 웃도는 실적과 설비투자 확대 계획을 내놓으면서 국내 반도체 관련주로 매수세가 몰렸습니다.  </w:t>
+      </w:r>
+      <w:hyperlink w:history="1" r:id="rId6zeju6yrzubfdyrsxjcsj">
+        <w:r>
+          <w:rPr>
+            <w:rStyle w:val="Hyperlink"/>
+            <w:sz w:val="18"/>
+            <w:szCs w:val="18"/>
+          </w:rPr>
+          <w:t xml:space="preserve">[자세히 보기: 뉴스핌]</w:t>
         </w:r>
       </w:hyperlink>
     </w:p>
@@ -91,7 +91,7 @@
           <w:sz w:val="19"/>
           <w:szCs w:val="19"/>
         </w:rPr>
-        <w:t xml:space="preserve">장중 반등에도 결국 하락 마감한 날이라, 반도체 관련 자산을 보유하신 분이라면 단기 등락에 일희일비하기보다 며칠 더 흐름을 지켜보는 게 안전할 수 있습니다.</w:t>
+        <w:t xml:space="preserve">반도체 관련 주식·펀드·연금을 갖고 계시다면 최근 평가금액이 다시 회복됐을 수 있습니다. 다만 하루 급등만으로 추세를 단정하기는 이릅니다.</w:t>
       </w:r>
     </w:p>
     <w:p>
@@ -108,19 +108,19 @@
           <w:b/>
           <w:bCs/>
         </w:rPr>
-        <w:t xml:space="preserve">오늘(1일) 코스피 0.34% 하락 출발, 6,814.49. </w:t>
-      </w:r>
-      <w:r>
-        <w:t xml:space="preserve">나흘째 약세 흐름이 이어지는 모습입니다.  </w:t>
-      </w:r>
-      <w:hyperlink w:history="1" r:id="rIdrxtqeia6jaczqwh6nawvh">
-        <w:r>
-          <w:rPr>
-            <w:rStyle w:val="Hyperlink"/>
-            <w:sz w:val="18"/>
-            <w:szCs w:val="18"/>
-          </w:rPr>
-          <w:t xml:space="preserve">[자세히 보기: 파이낸셜뉴스]</w:t>
+        <w:t xml:space="preserve">코스닥도 4.48% 급등, 894.29 마감. </w:t>
+      </w:r>
+      <w:r>
+        <w:t xml:space="preserve">반도체 소재·부품·장비(소부장) 관련주로 수급이 몰리며 코스피보다 더 큰 폭으로 올랐습니다.  </w:t>
+      </w:r>
+      <w:hyperlink w:history="1" r:id="rIdt45v--xmyk3p8icysv7e3">
+        <w:r>
+          <w:rPr>
+            <w:rStyle w:val="Hyperlink"/>
+            <w:sz w:val="18"/>
+            <w:szCs w:val="18"/>
+          </w:rPr>
+          <w:t xml:space="preserve">[자세히 보기: 디지털데일리]</w:t>
         </w:r>
       </w:hyperlink>
     </w:p>
@@ -149,7 +149,7 @@
           <w:sz w:val="19"/>
           <w:szCs w:val="19"/>
         </w:rPr>
-        <w:t xml:space="preserve">하락이 며칠째 이어지고 있어, 지금 당장 추가 매수·매도를 서두르기보다는 시장이 안정될 때까지 관망하는 것도 한 방법일 수 있습니다.</w:t>
+        <w:t xml:space="preserve">코스닥 중소형 반도체 관련주를 보유하고 계시다면 어제 하루 변동성이 꽤 컸을 수 있습니다.</w:t>
       </w:r>
     </w:p>
     <w:p>
@@ -166,19 +166,19 @@
           <w:b/>
           <w:bCs/>
         </w:rPr>
-        <w:t xml:space="preserve">여당, 대주주가 상속세를 줄이려 일부러 주가를 낮추는 '주가 누르기'를 막는 법 개정 연이어 추진. </w:t>
-      </w:r>
-      <w:r>
-        <w:t xml:space="preserve">PBR(주가순자산비율) 0.8배 미만 상장사 주식을 상속·증여할 때 현재 주가 대신 비상장주식 평가 방식을 적용하거나, 배당성향이 낮은 저PBR 기업에 대한 자본시장법 규제를 강화하는 방안이 논의되고 있습니다.  </w:t>
-      </w:r>
-      <w:hyperlink w:history="1" r:id="rId25lcvjhdmdx83iyoecmn2">
-        <w:r>
-          <w:rPr>
-            <w:rStyle w:val="Hyperlink"/>
-            <w:sz w:val="18"/>
-            <w:szCs w:val="18"/>
-          </w:rPr>
-          <w:t xml:space="preserve">[자세히 보기: 머니투데이]</w:t>
+        <w:t xml:space="preserve">삼성전자 2.79%, SK하이닉스 3.21% 상승. </w:t>
+      </w:r>
+      <w:r>
+        <w:t xml:space="preserve">마이크론의 실적 서프라이즈가 국내 반도체 수출 기대감을 자극한 영향입니다.  </w:t>
+      </w:r>
+      <w:hyperlink w:history="1" r:id="rIdqya4nosatjlb7vpnawhw5">
+        <w:r>
+          <w:rPr>
+            <w:rStyle w:val="Hyperlink"/>
+            <w:sz w:val="18"/>
+            <w:szCs w:val="18"/>
+          </w:rPr>
+          <w:t xml:space="preserve">[자세히 보기: 뉴스핌]</w:t>
         </w:r>
       </w:hyperlink>
     </w:p>
@@ -207,7 +207,7 @@
           <w:sz w:val="19"/>
           <w:szCs w:val="19"/>
         </w:rPr>
-        <w:t xml:space="preserve">소액주주로서 저PBR·저배당 기업 주식을 보유하고 계시다면, 이런 법이 통과될 경우 기업의 배당 확대나 주주환원 압박이 커져 장기적으로 유리하게 작용할 수 있습니다.</w:t>
+        <w:t xml:space="preserve">대형 반도체주 중심의 반등이라, 관련주 비중이 큰 펀드나 ETF를 보유하신 분이라면 체감하실 수 있는 변화입니다.</w:t>
       </w:r>
     </w:p>
     <w:p>
@@ -236,12 +236,12 @@
           <w:b/>
           <w:bCs/>
         </w:rPr>
-        <w:t xml:space="preserve">국회, 어제(30일) 본회의에서 산업안전보건법·도시정비법 개정안 처리. </w:t>
-      </w:r>
-      <w:r>
-        <w:t xml:space="preserve">여당은 이날 본회의에서 두 법안을 예정대로 처리했지만, '조작기소 특검법'은 상정하지 않았습니다.  </w:t>
-      </w:r>
-      <w:hyperlink w:history="1" r:id="rIdilmfrwkupzkvxfls_ertf">
+        <w:t xml:space="preserve">국회의장, 오늘 이형일 경제부총리 접견 및 기본사회자문위원회 위원 위촉식 주재. </w:t>
+      </w:r>
+      <w:r>
+        <w:t xml:space="preserve">국회운영위원회 전체회의도 오전에 열립니다.  </w:t>
+      </w:r>
+      <w:hyperlink w:history="1" r:id="rIdcdhqi88g5aa2zmfcv16tz">
         <w:r>
           <w:rPr>
             <w:rStyle w:val="Hyperlink"/>
@@ -277,7 +277,7 @@
           <w:sz w:val="19"/>
           <w:szCs w:val="19"/>
         </w:rPr>
-        <w:t xml:space="preserve">산업안전보건법 개정 내용에 따라 사업장 안전관리 의무나 처벌 수위가 바뀔 수 있어, 소규모 사업장을 운영하신다면 세부 내용을 확인해보실 만합니다.</w:t>
+        <w:t xml:space="preserve">일반 생활에 당장 체감되는 영향은 거의 없습니다. 통상적인 국회 일정입니다.</w:t>
       </w:r>
     </w:p>
     <w:p>
@@ -294,19 +294,19 @@
           <w:b/>
           <w:bCs/>
         </w:rPr>
-        <w:t xml:space="preserve">2026년 국정감사 D-6, 다음 주 6일부터 27일까지 3주간 진행 예정. </w:t>
-      </w:r>
-      <w:r>
-        <w:t xml:space="preserve">더불어민주당은 '정책국감·민생국감'을, 국민의힘은 '이재명 정부 7대 실정 심판'을 각각 내걸며 신경전을 벌이고 있습니다.  </w:t>
-      </w:r>
-      <w:hyperlink w:history="1" r:id="rIdvvigowsoibqed2lqel_88">
-        <w:r>
-          <w:rPr>
-            <w:rStyle w:val="Hyperlink"/>
-            <w:sz w:val="18"/>
-            <w:szCs w:val="18"/>
-          </w:rPr>
-          <w:t xml:space="preserve">[자세히 보기: 폴리뉴스]</w:t>
+        <w:t xml:space="preserve">더불어민주당, 오늘 최고위원회의 및 울산·부산 예산정책협의회 개최. </w:t>
+      </w:r>
+      <w:r>
+        <w:t xml:space="preserve">2027년도 국가예산 국회 심의를 앞두고 지역 현안 사업의 국비 확보 전략을 논의합니다.  </w:t>
+      </w:r>
+      <w:hyperlink w:history="1" r:id="rIddtltjaydhd48_n4iumenw">
+        <w:r>
+          <w:rPr>
+            <w:rStyle w:val="Hyperlink"/>
+            <w:sz w:val="18"/>
+            <w:szCs w:val="18"/>
+          </w:rPr>
+          <w:t xml:space="preserve">[자세히 보기: 뉴스핌]</w:t>
         </w:r>
       </w:hyperlink>
     </w:p>
@@ -335,7 +335,7 @@
           <w:sz w:val="19"/>
           <w:szCs w:val="19"/>
         </w:rPr>
-        <w:t xml:space="preserve">국정감사에서 어떤 정책이 집중적으로 다뤄지느냐에 따라 부동산·세제·복지 등 실생활 관련 제도 변화의 방향을 가늠해볼 수 있어 지켜볼 만합니다.</w:t>
+        <w:t xml:space="preserve">울산·부산 지역 현안 사업에 국비가 반영되면 해당 지역 주민이라면 교통·인프라 등에서 장기적으로 체감할 수 있는 변화가 생길 수 있습니다.</w:t>
       </w:r>
     </w:p>
     <w:p>
@@ -352,19 +352,19 @@
           <w:b/>
           <w:bCs/>
         </w:rPr>
-        <w:t xml:space="preserve">국회의장, 오늘 제78주년 국군의날 기념식 참석 및 오후 본회의 주재. </w:t>
-      </w:r>
-      <w:r>
-        <w:t xml:space="preserve">저녁에는 백범 김구 선생 탄신 150주년을 기리는 유네스코 기념 공연도 열립니다.  </w:t>
-      </w:r>
-      <w:hyperlink w:history="1" r:id="rIdklqrh7no11rsnw3ffaa3x">
-        <w:r>
-          <w:rPr>
-            <w:rStyle w:val="Hyperlink"/>
-            <w:sz w:val="18"/>
-            <w:szCs w:val="18"/>
-          </w:rPr>
-          <w:t xml:space="preserve">[자세히 보기: 뉴스핌]</w:t>
+        <w:t xml:space="preserve">2026년 국정감사 D-4, 다음 주 6일부터 27일까지 3주간 진행 예정. </w:t>
+      </w:r>
+      <w:r>
+        <w:t xml:space="preserve">더불어민주당은 '정책국감·민생국감'을, 국민의힘은 '이재명 정부 7대 실정 심판'을 각각 내걸며 신경전을 이어가고 있습니다.  </w:t>
+      </w:r>
+      <w:hyperlink w:history="1" r:id="rIdwjetpsojt2jb3bobq151l">
+        <w:r>
+          <w:rPr>
+            <w:rStyle w:val="Hyperlink"/>
+            <w:sz w:val="18"/>
+            <w:szCs w:val="18"/>
+          </w:rPr>
+          <w:t xml:space="preserve">[자세히 보기: 폴리뉴스]</w:t>
         </w:r>
       </w:hyperlink>
     </w:p>
@@ -393,7 +393,7 @@
           <w:sz w:val="19"/>
           <w:szCs w:val="19"/>
         </w:rPr>
-        <w:t xml:space="preserve">일반 생활에 당장 체감되는 영향은 거의 없습니다. 통상적인 국회 일정입니다.</w:t>
+        <w:t xml:space="preserve">국정감사에서 다뤄지는 정책 이슈에 따라 부동산·세제·복지 제도의 방향이 가늠될 수 있어 지켜볼 만합니다.</w:t>
       </w:r>
     </w:p>
     <w:p>
@@ -412,14 +412,14 @@
       <w:pPr>
         <w:spacing w:after="80"/>
       </w:pPr>
-      <w:hyperlink w:history="1" r:id="rIdigymq23oapx_6hbf33nez">
-        <w:r>
-          <w:rPr>
-            <w:rStyle w:val="Hyperlink"/>
-            <w:sz w:val="18"/>
-            <w:szCs w:val="18"/>
-          </w:rPr>
-          <w:t xml:space="preserve">코스피 6838.04 마감(9/30) - M이코노미뉴스 — https://www.m-economynews.com/news/article.html?no=71175</w:t>
+      <w:hyperlink w:history="1" r:id="rIdrj0lgnxlv4c771b9h4yya">
+        <w:r>
+          <w:rPr>
+            <w:rStyle w:val="Hyperlink"/>
+            <w:sz w:val="18"/>
+            <w:szCs w:val="18"/>
+          </w:rPr>
+          <w:t xml:space="preserve">코스피 마이크론 훈풍 6900선 회복 - 뉴스핌 — https://www.newspim.com/news/view/20261001001167</w:t>
         </w:r>
       </w:hyperlink>
     </w:p>
@@ -427,14 +427,14 @@
       <w:pPr>
         <w:spacing w:after="80"/>
       </w:pPr>
-      <w:hyperlink w:history="1" r:id="rIds8tdan8wbnzesm6zsrmjf">
-        <w:r>
-          <w:rPr>
-            <w:rStyle w:val="Hyperlink"/>
-            <w:sz w:val="18"/>
-            <w:szCs w:val="18"/>
-          </w:rPr>
-          <w:t xml:space="preserve">코스피 오늘 6814.49 하락 출발 - 파이낸셜뉴스 — https://fnnews.com/news/202610010901079290</w:t>
+      <w:hyperlink w:history="1" r:id="rIdixows9ar4imowsd_nre3z">
+        <w:r>
+          <w:rPr>
+            <w:rStyle w:val="Hyperlink"/>
+            <w:sz w:val="18"/>
+            <w:szCs w:val="18"/>
+          </w:rPr>
+          <w:t xml:space="preserve">코스피 6970선·코스닥 4.5% 급등 - 디지털데일리 — https://www.ddaily.co.kr/page/view/2026100116441212289</w:t>
         </w:r>
       </w:hyperlink>
     </w:p>
@@ -442,14 +442,14 @@
       <w:pPr>
         <w:spacing w:after="80"/>
       </w:pPr>
-      <w:hyperlink w:history="1" r:id="rIdh1vlfpgsgxwlzvkpizhfw">
-        <w:r>
-          <w:rPr>
-            <w:rStyle w:val="Hyperlink"/>
-            <w:sz w:val="18"/>
-            <w:szCs w:val="18"/>
-          </w:rPr>
-          <w:t xml:space="preserve">주가누르기 방지법 추진 - 머니투데이 — https://www.mt.co.kr/article/2026080423504293943</w:t>
+      <w:hyperlink w:history="1" r:id="rIdt02mdkqcmcagkh4oddde2">
+        <w:r>
+          <w:rPr>
+            <w:rStyle w:val="Hyperlink"/>
+            <w:sz w:val="18"/>
+            <w:szCs w:val="18"/>
+          </w:rPr>
+          <w:t xml:space="preserve">오늘의 국회일정(10/2) - 뉴스핌 — https://www.newspim.com/news/view/20261001001395</w:t>
         </w:r>
       </w:hyperlink>
     </w:p>
@@ -457,14 +457,14 @@
       <w:pPr>
         <w:spacing w:after="80"/>
       </w:pPr>
-      <w:hyperlink w:history="1" r:id="rIdetxmu7trkivevxixlaxlj">
-        <w:r>
-          <w:rPr>
-            <w:rStyle w:val="Hyperlink"/>
-            <w:sz w:val="18"/>
-            <w:szCs w:val="18"/>
-          </w:rPr>
-          <w:t xml:space="preserve">국회 본회의 산안법·도정법 처리(9/30) - 뉴스핌 — https://newspim.com/news/view/20260930000928</w:t>
+      <w:hyperlink w:history="1" r:id="rIdcfgfza9p1rpa3y50k0wj1">
+        <w:r>
+          <w:rPr>
+            <w:rStyle w:val="Hyperlink"/>
+            <w:sz w:val="18"/>
+            <w:szCs w:val="18"/>
+          </w:rPr>
+          <w:t xml:space="preserve">오늘의 정치일정(10/2) - 뉴스핌 — https://www.newspim.com/news/view/20261001001420</w:t>
         </w:r>
       </w:hyperlink>
     </w:p>
@@ -472,7 +472,7 @@
       <w:pPr>
         <w:spacing w:after="80"/>
       </w:pPr>
-      <w:hyperlink w:history="1" r:id="rId-tskwrj20naqd4bvnpmkj">
+      <w:hyperlink w:history="1" r:id="rIdsra2zywortlqddu2ytkhj">
         <w:r>
           <w:rPr>
             <w:rStyle w:val="Hyperlink"/>
@@ -480,21 +480,6 @@
             <w:szCs w:val="18"/>
           </w:rPr>
           <w:t xml:space="preserve">2026국감 D-6 여야 신경전 - 폴리뉴스 — https://www.polinews.co.kr/news/articleView.html?idxno=744409</w:t>
-        </w:r>
-      </w:hyperlink>
-    </w:p>
-    <w:p>
-      <w:pPr>
-        <w:spacing w:after="80"/>
-      </w:pPr>
-      <w:hyperlink w:history="1" r:id="rId4itl7z8vlne76u_0ka2pd">
-        <w:r>
-          <w:rPr>
-            <w:rStyle w:val="Hyperlink"/>
-            <w:sz w:val="18"/>
-            <w:szCs w:val="18"/>
-          </w:rPr>
-          <w:t xml:space="preserve">오늘의 국회일정(10/1) - 뉴스핌 — https://www.newspim.com/news/view/20260930001338</w:t>
         </w:r>
       </w:hyperlink>
     </w:p>

--- a/05-Routines/오늘의 뉴스 요약.docx
+++ b/05-Routines/오늘의 뉴스 요약.docx
@@ -21,7 +21,20 @@
           <w:sz w:val="22"/>
           <w:szCs w:val="22"/>
         </w:rPr>
-        <w:t xml:space="preserve">2026년 10월 2일 (금)</w:t>
+        <w:t xml:space="preserve">2026년 10월 3일 (토) · 개천절</w:t>
+      </w:r>
+    </w:p>
+    <w:p>
+      <w:pPr>
+        <w:spacing w:after="200"/>
+      </w:pPr>
+      <w:r>
+        <w:rPr>
+          <w:i/>
+          <w:iCs/>
+          <w:color w:val="555555"/>
+        </w:rPr>
+        <w:t xml:space="preserve">개천절과 주말, 이어지는 대체공휴일(5일)까지 쉬고 국내 증시는 10월 6일(화)에 다시 열립니다.</w:t>
       </w:r>
     </w:p>
     <w:p>
@@ -33,7 +46,7 @@
         <w:spacing w:after="200" w:before="400"/>
       </w:pPr>
       <w:r>
-        <w:t xml:space="preserve">경제</w:t>
+        <w:t xml:space="preserve">경제 — 특히 챙겨볼 소식</w:t>
       </w:r>
     </w:p>
     <w:p>
@@ -50,19 +63,19 @@
           <w:b/>
           <w:bCs/>
         </w:rPr>
-        <w:t xml:space="preserve">어제(1일) 코스피 1.95% 급등, 6,971.35 마감. </w:t>
-      </w:r>
-      <w:r>
-        <w:t xml:space="preserve">나흘 연속 약세를 딛고 7,000선 턱밑까지 올라섰습니다. 미국 반도체 기업 마이크론이 시장 예상을 웃도는 실적과 설비투자 확대 계획을 내놓으면서 국내 반도체 관련주로 매수세가 몰렸습니다.  </w:t>
-      </w:r>
-      <w:hyperlink w:history="1" r:id="rId6zeju6yrzubfdyrsxjcsj">
-        <w:r>
-          <w:rPr>
-            <w:rStyle w:val="Hyperlink"/>
-            <w:sz w:val="18"/>
-            <w:szCs w:val="18"/>
-          </w:rPr>
-          <w:t xml:space="preserve">[자세히 보기: 뉴스핌]</w:t>
+        <w:t xml:space="preserve">어제(2일) 코스피 0.46% 오른 7,003.74 마감 — 5거래일 만에 7,000선 재탈환. </w:t>
+      </w:r>
+      <w:r>
+        <w:t xml:space="preserve">기관 매수세가 유입되며 지수를 끌어올렸습니다.  </w:t>
+      </w:r>
+      <w:hyperlink w:history="1" r:id="rIdsx2seckxw85-plixwaku-">
+        <w:r>
+          <w:rPr>
+            <w:rStyle w:val="Hyperlink"/>
+            <w:sz w:val="18"/>
+            <w:szCs w:val="18"/>
+          </w:rPr>
+          <w:t xml:space="preserve">[자세히 보기: SBS Biz]</w:t>
         </w:r>
       </w:hyperlink>
     </w:p>
@@ -91,7 +104,7 @@
           <w:sz w:val="19"/>
           <w:szCs w:val="19"/>
         </w:rPr>
-        <w:t xml:space="preserve">반도체 관련 주식·펀드·연금을 갖고 계시다면 최근 평가금액이 다시 회복됐을 수 있습니다. 다만 하루 급등만으로 추세를 단정하기는 이릅니다.</w:t>
+        <w:t xml:space="preserve">반도체·대형주 중심 자산을 보유하고 계시다면 최근 평가금액이 다시 회복되는 흐름일 수 있습니다.</w:t>
       </w:r>
     </w:p>
     <w:p>
@@ -108,19 +121,19 @@
           <w:b/>
           <w:bCs/>
         </w:rPr>
-        <w:t xml:space="preserve">코스닥도 4.48% 급등, 894.29 마감. </w:t>
-      </w:r>
-      <w:r>
-        <w:t xml:space="preserve">반도체 소재·부품·장비(소부장) 관련주로 수급이 몰리며 코스피보다 더 큰 폭으로 올랐습니다.  </w:t>
-      </w:r>
-      <w:hyperlink w:history="1" r:id="rIdt45v--xmyk3p8icysv7e3">
-        <w:r>
-          <w:rPr>
-            <w:rStyle w:val="Hyperlink"/>
-            <w:sz w:val="18"/>
-            <w:szCs w:val="18"/>
-          </w:rPr>
-          <w:t xml:space="preserve">[자세히 보기: 디지털데일리]</w:t>
+        <w:t xml:space="preserve">S-Oil 주가 10%대 급등. </w:t>
+      </w:r>
+      <w:r>
+        <w:t xml:space="preserve">유가 상승 자체보다는 정제마진(원유를 제품으로 가공해 남기는 이윤) 개선 기대감이 핵심 배경입니다. 증권사는 목표가를 17만5,000원에서 20만5,000원으로 올려잡았습니다.  </w:t>
+      </w:r>
+      <w:hyperlink w:history="1" r:id="rIdaokzc8pxn2cj2w63vxk1-">
+        <w:r>
+          <w:rPr>
+            <w:rStyle w:val="Hyperlink"/>
+            <w:sz w:val="18"/>
+            <w:szCs w:val="18"/>
+          </w:rPr>
+          <w:t xml:space="preserve">[자세히 보기: 위드뉴스]</w:t>
         </w:r>
       </w:hyperlink>
     </w:p>
@@ -149,7 +162,7 @@
           <w:sz w:val="19"/>
           <w:szCs w:val="19"/>
         </w:rPr>
-        <w:t xml:space="preserve">코스닥 중소형 반도체 관련주를 보유하고 계시다면 어제 하루 변동성이 꽤 컸을 수 있습니다.</w:t>
+        <w:t xml:space="preserve">정유 관련 주식·펀드를 갖고 계시다면 최근 평가금액이 꽤 올랐을 수 있습니다. 다만 단기 급등인 만큼 추격 매수는 신중할 필요가 있습니다.</w:t>
       </w:r>
     </w:p>
     <w:p>
@@ -166,19 +179,19 @@
           <w:b/>
           <w:bCs/>
         </w:rPr>
-        <w:t xml:space="preserve">삼성전자 2.79%, SK하이닉스 3.21% 상승. </w:t>
-      </w:r>
-      <w:r>
-        <w:t xml:space="preserve">마이크론의 실적 서프라이즈가 국내 반도체 수출 기대감을 자극한 영향입니다.  </w:t>
-      </w:r>
-      <w:hyperlink w:history="1" r:id="rIdqya4nosatjlb7vpnawhw5">
-        <w:r>
-          <w:rPr>
-            <w:rStyle w:val="Hyperlink"/>
-            <w:sz w:val="18"/>
-            <w:szCs w:val="18"/>
-          </w:rPr>
-          <w:t xml:space="preserve">[자세히 보기: 뉴스핌]</w:t>
+        <w:t xml:space="preserve">다음 거래일은 연휴를 지나 10월 6일(화) — 코스피 7,000선 안착 여부가 그날 판가름 날 전망. </w:t>
+      </w:r>
+      <w:r>
+        <w:t xml:space="preserve">연휴 중 미국·유럽 지표 발표와 지정학적 변수가 그대로 누적되는 구간이라, 6일 개장 초반 변동성이 커질 수 있다는 분석이 나옵니다.  </w:t>
+      </w:r>
+      <w:hyperlink w:history="1" r:id="rIdhe4pc3mtrkh2inwz4iupf">
+        <w:r>
+          <w:rPr>
+            <w:rStyle w:val="Hyperlink"/>
+            <w:sz w:val="18"/>
+            <w:szCs w:val="18"/>
+          </w:rPr>
+          <w:t xml:space="preserve">[자세히 보기: firebat]</w:t>
         </w:r>
       </w:hyperlink>
     </w:p>
@@ -207,7 +220,7 @@
           <w:sz w:val="19"/>
           <w:szCs w:val="19"/>
         </w:rPr>
-        <w:t xml:space="preserve">대형 반도체주 중심의 반등이라, 관련주 비중이 큰 펀드나 ETF를 보유하신 분이라면 체감하실 수 있는 변화입니다.</w:t>
+        <w:t xml:space="preserve">연휴 동안 해외 악재가 쌓이면 6일 개장 때 한꺼번에 반영될 수 있어, 보유 자산이 있으시다면 그날 개장 초반 흐름을 가볍게 확인해보시는 것도 좋습니다.</w:t>
       </w:r>
     </w:p>
     <w:p>
@@ -236,19 +249,19 @@
           <w:b/>
           <w:bCs/>
         </w:rPr>
-        <w:t xml:space="preserve">국회의장, 오늘 이형일 경제부총리 접견 및 기본사회자문위원회 위원 위촉식 주재. </w:t>
-      </w:r>
-      <w:r>
-        <w:t xml:space="preserve">국회운영위원회 전체회의도 오전에 열립니다.  </w:t>
-      </w:r>
-      <w:hyperlink w:history="1" r:id="rIdcdhqi88g5aa2zmfcv16tz">
-        <w:r>
-          <w:rPr>
-            <w:rStyle w:val="Hyperlink"/>
-            <w:sz w:val="18"/>
-            <w:szCs w:val="18"/>
-          </w:rPr>
-          <w:t xml:space="preserve">[자세히 보기: 뉴스핌]</w:t>
+        <w:t xml:space="preserve">2026년 국정감사, 10월 6일부터 27일까지 진행. </w:t>
+      </w:r>
+      <w:r>
+        <w:t xml:space="preserve">더불어민주당은 '민생'과 국정과제 성과를 내세워 정쟁을 지양하겠다는 입장이고, 국민의힘은 형사소송법 개정에 따른 혼란과 사법기관 수장 공백 문제를 제기하며 장외 투쟁도 예고했습니다.  </w:t>
+      </w:r>
+      <w:hyperlink w:history="1" r:id="rIdsr13lfm0cly_neicedykx">
+        <w:r>
+          <w:rPr>
+            <w:rStyle w:val="Hyperlink"/>
+            <w:sz w:val="18"/>
+            <w:szCs w:val="18"/>
+          </w:rPr>
+          <w:t xml:space="preserve">[자세히 보기: 울산매일]</w:t>
         </w:r>
       </w:hyperlink>
     </w:p>
@@ -277,7 +290,7 @@
           <w:sz w:val="19"/>
           <w:szCs w:val="19"/>
         </w:rPr>
-        <w:t xml:space="preserve">일반 생활에 당장 체감되는 영향은 거의 없습니다. 통상적인 국회 일정입니다.</w:t>
+        <w:t xml:space="preserve">국정감사에서 다뤄지는 가계부채·부동산·세제 이슈에 따라 실생활과 관련된 정책 방향을 가늠해볼 수 있어 다음 주부터 지켜볼 만합니다.</w:t>
       </w:r>
     </w:p>
     <w:p>
@@ -294,19 +307,19 @@
           <w:b/>
           <w:bCs/>
         </w:rPr>
-        <w:t xml:space="preserve">더불어민주당, 오늘 최고위원회의 및 울산·부산 예산정책협의회 개최. </w:t>
-      </w:r>
-      <w:r>
-        <w:t xml:space="preserve">2027년도 국가예산 국회 심의를 앞두고 지역 현안 사업의 국비 확보 전략을 논의합니다.  </w:t>
-      </w:r>
-      <w:hyperlink w:history="1" r:id="rIddtltjaydhd48_n4iumenw">
-        <w:r>
-          <w:rPr>
-            <w:rStyle w:val="Hyperlink"/>
-            <w:sz w:val="18"/>
-            <w:szCs w:val="18"/>
-          </w:rPr>
-          <w:t xml:space="preserve">[자세히 보기: 뉴스핌]</w:t>
+        <w:t xml:space="preserve">여야, 인사책임·검찰개혁·안보 등 다방면에서 국감 대격돌 예고. </w:t>
+      </w:r>
+      <w:r>
+        <w:t xml:space="preserve">여러 상임위에서 쟁점이 동시에 터질 것으로 전망됩니다.  </w:t>
+      </w:r>
+      <w:hyperlink w:history="1" r:id="rIdt_qcj01dfnyyfuuayl8zn">
+        <w:r>
+          <w:rPr>
+            <w:rStyle w:val="Hyperlink"/>
+            <w:sz w:val="18"/>
+            <w:szCs w:val="18"/>
+          </w:rPr>
+          <w:t xml:space="preserve">[자세히 보기: 머니투데이]</w:t>
         </w:r>
       </w:hyperlink>
     </w:p>
@@ -335,7 +348,7 @@
           <w:sz w:val="19"/>
           <w:szCs w:val="19"/>
         </w:rPr>
-        <w:t xml:space="preserve">울산·부산 지역 현안 사업에 국비가 반영되면 해당 지역 주민이라면 교통·인프라 등에서 장기적으로 체감할 수 있는 변화가 생길 수 있습니다.</w:t>
+        <w:t xml:space="preserve">일반 생활에 당장 체감되는 영향은 거의 없습니다. 다만 어떤 이슈가 부각되는지에 따라 관련 법안 처리 속도가 달라질 수 있습니다.</w:t>
       </w:r>
     </w:p>
     <w:p>
@@ -352,19 +365,19 @@
           <w:b/>
           <w:bCs/>
         </w:rPr>
-        <w:t xml:space="preserve">2026년 국정감사 D-4, 다음 주 6일부터 27일까지 3주간 진행 예정. </w:t>
-      </w:r>
-      <w:r>
-        <w:t xml:space="preserve">더불어민주당은 '정책국감·민생국감'을, 국민의힘은 '이재명 정부 7대 실정 심판'을 각각 내걸며 신경전을 이어가고 있습니다.  </w:t>
-      </w:r>
-      <w:hyperlink w:history="1" r:id="rIdwjetpsojt2jb3bobq151l">
-        <w:r>
-          <w:rPr>
-            <w:rStyle w:val="Hyperlink"/>
-            <w:sz w:val="18"/>
-            <w:szCs w:val="18"/>
-          </w:rPr>
-          <w:t xml:space="preserve">[자세히 보기: 폴리뉴스]</w:t>
+        <w:t xml:space="preserve">국민의힘, 의석수 열세로 주요 증인 채택 줄줄이 불발 — '맹탕 국감' 우려 제기. </w:t>
+      </w:r>
+      <w:r>
+        <w:t xml:space="preserve">야당이 신청한 핵심 증인들이 여당 주도로 채택되지 못하는 사례가 이어지고 있습니다.  </w:t>
+      </w:r>
+      <w:hyperlink w:history="1" r:id="rIdkm9rvi8hg87qkwgqj6oww">
+        <w:r>
+          <w:rPr>
+            <w:rStyle w:val="Hyperlink"/>
+            <w:sz w:val="18"/>
+            <w:szCs w:val="18"/>
+          </w:rPr>
+          <w:t xml:space="preserve">[자세히 보기: 데일리안]</w:t>
         </w:r>
       </w:hyperlink>
     </w:p>
@@ -393,7 +406,7 @@
           <w:sz w:val="19"/>
           <w:szCs w:val="19"/>
         </w:rPr>
-        <w:t xml:space="preserve">국정감사에서 다뤄지는 정책 이슈에 따라 부동산·세제·복지 제도의 방향이 가늠될 수 있어 지켜볼 만합니다.</w:t>
+        <w:t xml:space="preserve">일반 생활에 직접적인 영향은 없는 소식입니다. 국정감사의 실효성을 둘러싼 여야 공방입니다.</w:t>
       </w:r>
     </w:p>
     <w:p>
@@ -412,14 +425,14 @@
       <w:pPr>
         <w:spacing w:after="80"/>
       </w:pPr>
-      <w:hyperlink w:history="1" r:id="rIdrj0lgnxlv4c771b9h4yya">
-        <w:r>
-          <w:rPr>
-            <w:rStyle w:val="Hyperlink"/>
-            <w:sz w:val="18"/>
-            <w:szCs w:val="18"/>
-          </w:rPr>
-          <w:t xml:space="preserve">코스피 마이크론 훈풍 6900선 회복 - 뉴스핌 — https://www.newspim.com/news/view/20261001001167</w:t>
+      <w:hyperlink w:history="1" r:id="rIdpohiglhknpjimvdjpinpm">
+        <w:r>
+          <w:rPr>
+            <w:rStyle w:val="Hyperlink"/>
+            <w:sz w:val="18"/>
+            <w:szCs w:val="18"/>
+          </w:rPr>
+          <w:t xml:space="preserve">코스피 7003선 마감(10/2) - SBS Biz — https://www.sentv.co.kr/article/view/sentv202610020150</w:t>
         </w:r>
       </w:hyperlink>
     </w:p>
@@ -427,14 +440,14 @@
       <w:pPr>
         <w:spacing w:after="80"/>
       </w:pPr>
-      <w:hyperlink w:history="1" r:id="rIdixows9ar4imowsd_nre3z">
-        <w:r>
-          <w:rPr>
-            <w:rStyle w:val="Hyperlink"/>
-            <w:sz w:val="18"/>
-            <w:szCs w:val="18"/>
-          </w:rPr>
-          <w:t xml:space="preserve">코스피 6970선·코스닥 4.5% 급등 - 디지털데일리 — https://www.ddaily.co.kr/page/view/2026100116441212289</w:t>
+      <w:hyperlink w:history="1" r:id="rId0saiql6ox8ttk0jaibdx6">
+        <w:r>
+          <w:rPr>
+            <w:rStyle w:val="Hyperlink"/>
+            <w:sz w:val="18"/>
+            <w:szCs w:val="18"/>
+          </w:rPr>
+          <w:t xml:space="preserve">S-Oil 급등 배경 - 위드뉴스 — https://car.withnews.kr/economy/s-oil-refiners-margin-rally</w:t>
         </w:r>
       </w:hyperlink>
     </w:p>
@@ -442,14 +455,14 @@
       <w:pPr>
         <w:spacing w:after="80"/>
       </w:pPr>
-      <w:hyperlink w:history="1" r:id="rIdt02mdkqcmcagkh4oddde2">
-        <w:r>
-          <w:rPr>
-            <w:rStyle w:val="Hyperlink"/>
-            <w:sz w:val="18"/>
-            <w:szCs w:val="18"/>
-          </w:rPr>
-          <w:t xml:space="preserve">오늘의 국회일정(10/2) - 뉴스핌 — https://www.newspim.com/news/view/20261001001395</w:t>
+      <w:hyperlink w:history="1" r:id="rId9xamisbfhb003-qb053iy">
+        <w:r>
+          <w:rPr>
+            <w:rStyle w:val="Hyperlink"/>
+            <w:sz w:val="18"/>
+            <w:szCs w:val="18"/>
+          </w:rPr>
+          <w:t xml:space="preserve">10/2 마감·다음 거래일 전망 - firebat — https://firebat.co.kr/stock-blog/20261002-close</w:t>
         </w:r>
       </w:hyperlink>
     </w:p>
@@ -457,14 +470,14 @@
       <w:pPr>
         <w:spacing w:after="80"/>
       </w:pPr>
-      <w:hyperlink w:history="1" r:id="rIdcfgfza9p1rpa3y50k0wj1">
-        <w:r>
-          <w:rPr>
-            <w:rStyle w:val="Hyperlink"/>
-            <w:sz w:val="18"/>
-            <w:szCs w:val="18"/>
-          </w:rPr>
-          <w:t xml:space="preserve">오늘의 정치일정(10/2) - 뉴스핌 — https://www.newspim.com/news/view/20261001001420</w:t>
+      <w:hyperlink w:history="1" r:id="rId7yqmvfns3frfsr4c8n81c">
+        <w:r>
+          <w:rPr>
+            <w:rStyle w:val="Hyperlink"/>
+            <w:sz w:val="18"/>
+            <w:szCs w:val="18"/>
+          </w:rPr>
+          <w:t xml:space="preserve">2026국감 10/6 시작 여야 쟁점 - 울산매일 — https://www.iusm.co.kr/news/articleView.html?idxno=1068605</w:t>
         </w:r>
       </w:hyperlink>
     </w:p>
@@ -472,14 +485,29 @@
       <w:pPr>
         <w:spacing w:after="80"/>
       </w:pPr>
-      <w:hyperlink w:history="1" r:id="rIdsra2zywortlqddu2ytkhj">
-        <w:r>
-          <w:rPr>
-            <w:rStyle w:val="Hyperlink"/>
-            <w:sz w:val="18"/>
-            <w:szCs w:val="18"/>
-          </w:rPr>
-          <w:t xml:space="preserve">2026국감 D-6 여야 신경전 - 폴리뉴스 — https://www.polinews.co.kr/news/articleView.html?idxno=744409</w:t>
+      <w:hyperlink w:history="1" r:id="rIdjtlxegi6zcpnj2ficfoj8">
+        <w:r>
+          <w:rPr>
+            <w:rStyle w:val="Hyperlink"/>
+            <w:sz w:val="18"/>
+            <w:szCs w:val="18"/>
+          </w:rPr>
+          <w:t xml:space="preserve">국감 대격돌 예고 - 머니투데이 — https://www.mt.co.kr/politics/2026/09/27/2026092711123559966</w:t>
+        </w:r>
+      </w:hyperlink>
+    </w:p>
+    <w:p>
+      <w:pPr>
+        <w:spacing w:after="80"/>
+      </w:pPr>
+      <w:hyperlink w:history="1" r:id="rIdkfnme1xekecmh06abzw5b">
+        <w:r>
+          <w:rPr>
+            <w:rStyle w:val="Hyperlink"/>
+            <w:sz w:val="18"/>
+            <w:szCs w:val="18"/>
+          </w:rPr>
+          <w:t xml:space="preserve">증인채택 불발 '맹탕 국감' 우려 - 데일리안 — https://www.dailian.co.kr/news/view/1697436</w:t>
         </w:r>
       </w:hyperlink>
     </w:p>

--- a/05-Routines/오늘의 뉴스 요약.docx
+++ b/05-Routines/오늘의 뉴스 요약.docx
@@ -21,7 +21,7 @@
           <w:sz w:val="22"/>
           <w:szCs w:val="22"/>
         </w:rPr>
-        <w:t xml:space="preserve">2026년 10월 3일 (토) · 개천절</w:t>
+        <w:t xml:space="preserve">2026년 10월 4일 (일)</w:t>
       </w:r>
     </w:p>
     <w:p>
@@ -34,7 +34,7 @@
           <w:iCs/>
           <w:color w:val="555555"/>
         </w:rPr>
-        <w:t xml:space="preserve">개천절과 주말, 이어지는 대체공휴일(5일)까지 쉬고 국내 증시는 10월 6일(화)에 다시 열립니다.</w:t>
+        <w:t xml:space="preserve">연휴 마지막 주말입니다. 국내 증시는 대체공휴일(5일)까지 쉬고 10월 6일(화)에 다시 열립니다. 어제 자(10/3) 요약에서 다룬 코스피 7,003선 마감·S-Oil 급등 소식은 그대로 유효합니다.</w:t>
       </w:r>
     </w:p>
     <w:p>
@@ -46,7 +46,7 @@
         <w:spacing w:after="200" w:before="400"/>
       </w:pPr>
       <w:r>
-        <w:t xml:space="preserve">경제 — 특히 챙겨볼 소식</w:t>
+        <w:t xml:space="preserve">정치 — 국정감사(10/6~27) 앞둔 쟁점</w:t>
       </w:r>
     </w:p>
     <w:p>
@@ -63,19 +63,19 @@
           <w:b/>
           <w:bCs/>
         </w:rPr>
-        <w:t xml:space="preserve">어제(2일) 코스피 0.46% 오른 7,003.74 마감 — 5거래일 만에 7,000선 재탈환. </w:t>
-      </w:r>
-      <w:r>
-        <w:t xml:space="preserve">기관 매수세가 유입되며 지수를 끌어올렸습니다.  </w:t>
-      </w:r>
-      <w:hyperlink w:history="1" r:id="rIdsx2seckxw85-plixwaku-">
+        <w:t xml:space="preserve">국회 법제사법위원회, 여당 단독으로 조희대 대법원장을 10월 6일 국정감사 증인으로 채택. </w:t>
+      </w:r>
+      <w:r>
+        <w:t xml:space="preserve">야당과 충분한 협의 없이 추진됐다며 국민의힘 의원들이 항의하며 퇴장했습니다. 대법원장을 국감 일반증인으로 부르는 것이 사법부 독립성을 침해할 수 있다는 우려가 핵심 쟁점입니다.  </w:t>
+      </w:r>
+      <w:hyperlink w:history="1" r:id="rId2ueyg5awbujwepasat6yy">
         <w:r>
           <w:rPr>
             <w:rStyle w:val="Hyperlink"/>
             <w:sz w:val="18"/>
             <w:szCs w:val="18"/>
           </w:rPr>
-          <w:t xml:space="preserve">[자세히 보기: SBS Biz]</w:t>
+          <w:t xml:space="preserve">[자세히 보기: 뉴스핌]</w:t>
         </w:r>
       </w:hyperlink>
     </w:p>
@@ -104,7 +104,7 @@
           <w:sz w:val="19"/>
           <w:szCs w:val="19"/>
         </w:rPr>
-        <w:t xml:space="preserve">반도체·대형주 중심 자산을 보유하고 계시다면 최근 평가금액이 다시 회복되는 흐름일 수 있습니다.</w:t>
+        <w:t xml:space="preserve">일반 생활에 당장 체감되는 영향은 거의 없습니다. 다만 이 논란이 길어지면 국정감사 전반의 진행 속도에 영향을 줄 수 있습니다.</w:t>
       </w:r>
     </w:p>
     <w:p>
@@ -121,19 +121,19 @@
           <w:b/>
           <w:bCs/>
         </w:rPr>
-        <w:t xml:space="preserve">S-Oil 주가 10%대 급등. </w:t>
-      </w:r>
-      <w:r>
-        <w:t xml:space="preserve">유가 상승 자체보다는 정제마진(원유를 제품으로 가공해 남기는 이윤) 개선 기대감이 핵심 배경입니다. 증권사는 목표가를 17만5,000원에서 20만5,000원으로 올려잡았습니다.  </w:t>
-      </w:r>
-      <w:hyperlink w:history="1" r:id="rIdaokzc8pxn2cj2w63vxk1-">
+        <w:t xml:space="preserve">여야, 서로 신청한 증인 채택을 번갈아 거부하며 충돌. </w:t>
+      </w:r>
+      <w:r>
+        <w:t xml:space="preserve">국민의힘이 신청한 김용범 전 청와대 정책실장·여한구 전 통상교섭본부장은 민주당이 반대했고, 민주당이 신청한 최상목 전 부총리·추경호 대구시장은 국민의힘이 반대했습니다.  </w:t>
+      </w:r>
+      <w:hyperlink w:history="1" r:id="rIdp4otsyfdk7hyj2yiu5wrf">
         <w:r>
           <w:rPr>
             <w:rStyle w:val="Hyperlink"/>
             <w:sz w:val="18"/>
             <w:szCs w:val="18"/>
           </w:rPr>
-          <w:t xml:space="preserve">[자세히 보기: 위드뉴스]</w:t>
+          <w:t xml:space="preserve">[자세히 보기: 세계일보]</w:t>
         </w:r>
       </w:hyperlink>
     </w:p>
@@ -162,7 +162,7 @@
           <w:sz w:val="19"/>
           <w:szCs w:val="19"/>
         </w:rPr>
-        <w:t xml:space="preserve">정유 관련 주식·펀드를 갖고 계시다면 최근 평가금액이 꽤 올랐을 수 있습니다. 다만 단기 급등인 만큼 추격 매수는 신중할 필요가 있습니다.</w:t>
+        <w:t xml:space="preserve">일반 생활에 직접적인 영향은 없습니다. 국정감사 증인 채택을 둘러싼 여야 간 정치적 공방입니다.</w:t>
       </w:r>
     </w:p>
     <w:p>
@@ -179,12 +179,82 @@
           <w:b/>
           <w:bCs/>
         </w:rPr>
-        <w:t xml:space="preserve">다음 거래일은 연휴를 지나 10월 6일(화) — 코스피 7,000선 안착 여부가 그날 판가름 날 전망. </w:t>
-      </w:r>
-      <w:r>
-        <w:t xml:space="preserve">연휴 중 미국·유럽 지표 발표와 지정학적 변수가 그대로 누적되는 구간이라, 6일 개장 초반 변동성이 커질 수 있다는 분석이 나옵니다.  </w:t>
-      </w:r>
-      <w:hyperlink w:history="1" r:id="rIdhe4pc3mtrkh2inwz4iupf">
+        <w:t xml:space="preserve">국민의힘, 영화 '암살자들' 허진호 감독 국감 참고인 요청 — 민주당은 거부. </w:t>
+      </w:r>
+      <w:r>
+        <w:t xml:space="preserve">민주당은 국정감사가 정책·예산 집행을 점검하는 본래 취지를 벗어나 특정 인사를 공격하는 정치 무대로 변질되면 안 된다는 입장입니다.  </w:t>
+      </w:r>
+      <w:hyperlink w:history="1" r:id="rId6rghvzyrv3is5omxglohf">
+        <w:r>
+          <w:rPr>
+            <w:rStyle w:val="Hyperlink"/>
+            <w:sz w:val="18"/>
+            <w:szCs w:val="18"/>
+          </w:rPr>
+          <w:t xml:space="preserve">[자세히 보기: 공감신문]</w:t>
+        </w:r>
+      </w:hyperlink>
+    </w:p>
+    <w:p>
+      <w:pPr>
+        <w:spacing w:after="160"/>
+        <w:ind w:left="480"/>
+      </w:pPr>
+      <w:r>
+        <w:rPr>
+          <w:b/>
+          <w:bCs/>
+          <w:i/>
+          <w:iCs/>
+          <w:color w:val="2E7D32"/>
+          <w:sz w:val="19"/>
+          <w:szCs w:val="19"/>
+        </w:rPr>
+        <w:t xml:space="preserve">💡 이게 나랑 무슨 상관이야? </w:t>
+      </w:r>
+      <w:r>
+        <w:rPr>
+          <w:i/>
+          <w:iCs/>
+          <w:color w:val="2E7D32"/>
+          <w:sz w:val="19"/>
+          <w:szCs w:val="19"/>
+        </w:rPr>
+        <w:t xml:space="preserve">일반 생활에 당장 체감되는 영향은 거의 없습니다. 국정감사의 본질과 관련한 여야 간 해석 차이를 보여주는 사례입니다.</w:t>
+      </w:r>
+    </w:p>
+    <w:p>
+      <w:pPr>
+        <w:pStyle w:val="Heading1"/>
+        <w:pBdr>
+          <w:bottom w:val="single" w:color="999999" w:sz="6" w:space="4"/>
+        </w:pBdr>
+        <w:spacing w:after="200" w:before="400"/>
+      </w:pPr>
+      <w:r>
+        <w:t xml:space="preserve">경제</w:t>
+      </w:r>
+    </w:p>
+    <w:p>
+      <w:pPr>
+        <w:pStyle w:val="ListParagraph"/>
+        <w:numPr>
+          <w:ilvl w:val="0"/>
+          <w:numId w:val="2"/>
+        </w:numPr>
+        <w:spacing w:after="40"/>
+      </w:pPr>
+      <w:r>
+        <w:rPr>
+          <w:b/>
+          <w:bCs/>
+        </w:rPr>
+        <w:t xml:space="preserve">국내 증시는 내일(5일) 대체공휴일까지 쉬고 10월 6일(화)에 재개장. </w:t>
+      </w:r>
+      <w:r>
+        <w:t xml:space="preserve">연휴 중 쌓인 해외 지표와 지정학적 변수가 화요일 개장가에 한꺼번에 반영될 수 있어, 전문가들은 개장 초반 변동성 확대 가능성을 주시하고 있습니다.  </w:t>
+      </w:r>
+      <w:hyperlink w:history="1" r:id="rIdgltyob5xfx6z9jtu0ubii">
         <w:r>
           <w:rPr>
             <w:rStyle w:val="Hyperlink"/>
@@ -220,7 +290,7 @@
           <w:sz w:val="19"/>
           <w:szCs w:val="19"/>
         </w:rPr>
-        <w:t xml:space="preserve">연휴 동안 해외 악재가 쌓이면 6일 개장 때 한꺼번에 반영될 수 있어, 보유 자산이 있으시다면 그날 개장 초반 흐름을 가볍게 확인해보시는 것도 좋습니다.</w:t>
+        <w:t xml:space="preserve">보유 자산이 있으시다면 6일 개장 초반 흐름을 가볍게 확인해보시는 것도 좋습니다. 다만 하루 이틀의 등락만으로 성급하게 판단하지 않는 게 안전할 수 있습니다.</w:t>
       </w:r>
     </w:p>
     <w:p>
@@ -232,230 +302,59 @@
         <w:spacing w:after="200" w:before="400"/>
       </w:pPr>
       <w:r>
-        <w:t xml:space="preserve">정치</w:t>
-      </w:r>
-    </w:p>
-    <w:p>
-      <w:pPr>
-        <w:pStyle w:val="ListParagraph"/>
-        <w:numPr>
-          <w:ilvl w:val="0"/>
-          <w:numId w:val="2"/>
-        </w:numPr>
-        <w:spacing w:after="40"/>
-      </w:pPr>
-      <w:r>
-        <w:rPr>
-          <w:b/>
-          <w:bCs/>
-        </w:rPr>
-        <w:t xml:space="preserve">2026년 국정감사, 10월 6일부터 27일까지 진행. </w:t>
-      </w:r>
-      <w:r>
-        <w:t xml:space="preserve">더불어민주당은 '민생'과 국정과제 성과를 내세워 정쟁을 지양하겠다는 입장이고, 국민의힘은 형사소송법 개정에 따른 혼란과 사법기관 수장 공백 문제를 제기하며 장외 투쟁도 예고했습니다.  </w:t>
-      </w:r>
-      <w:hyperlink w:history="1" r:id="rIdsr13lfm0cly_neicedykx">
+        <w:t xml:space="preserve">출처 원문</w:t>
+      </w:r>
+    </w:p>
+    <w:p>
+      <w:pPr>
+        <w:spacing w:after="80"/>
+      </w:pPr>
+      <w:hyperlink w:history="1" r:id="rId8ax9p8dqlidx6a7-blgu-">
         <w:r>
           <w:rPr>
             <w:rStyle w:val="Hyperlink"/>
             <w:sz w:val="18"/>
             <w:szCs w:val="18"/>
           </w:rPr>
-          <w:t xml:space="preserve">[자세히 보기: 울산매일]</w:t>
+          <w:t xml:space="preserve">조희대 증인 채택 與 단독 처리 - 뉴스핌 — https://www.newspim.com/news/view/20260928001034</w:t>
         </w:r>
       </w:hyperlink>
     </w:p>
     <w:p>
       <w:pPr>
-        <w:spacing w:after="160"/>
-        <w:ind w:left="480"/>
-      </w:pPr>
-      <w:r>
-        <w:rPr>
-          <w:b/>
-          <w:bCs/>
-          <w:i/>
-          <w:iCs/>
-          <w:color w:val="2E7D32"/>
-          <w:sz w:val="19"/>
-          <w:szCs w:val="19"/>
-        </w:rPr>
-        <w:t xml:space="preserve">💡 이게 나랑 무슨 상관이야? </w:t>
-      </w:r>
-      <w:r>
-        <w:rPr>
-          <w:i/>
-          <w:iCs/>
-          <w:color w:val="2E7D32"/>
-          <w:sz w:val="19"/>
-          <w:szCs w:val="19"/>
-        </w:rPr>
-        <w:t xml:space="preserve">국정감사에서 다뤄지는 가계부채·부동산·세제 이슈에 따라 실생활과 관련된 정책 방향을 가늠해볼 수 있어 다음 주부터 지켜볼 만합니다.</w:t>
-      </w:r>
-    </w:p>
-    <w:p>
-      <w:pPr>
-        <w:pStyle w:val="ListParagraph"/>
-        <w:numPr>
-          <w:ilvl w:val="0"/>
-          <w:numId w:val="2"/>
-        </w:numPr>
-        <w:spacing w:after="40"/>
-      </w:pPr>
-      <w:r>
-        <w:rPr>
-          <w:b/>
-          <w:bCs/>
-        </w:rPr>
-        <w:t xml:space="preserve">여야, 인사책임·검찰개혁·안보 등 다방면에서 국감 대격돌 예고. </w:t>
-      </w:r>
-      <w:r>
-        <w:t xml:space="preserve">여러 상임위에서 쟁점이 동시에 터질 것으로 전망됩니다.  </w:t>
-      </w:r>
-      <w:hyperlink w:history="1" r:id="rIdt_qcj01dfnyyfuuayl8zn">
+        <w:spacing w:after="80"/>
+      </w:pPr>
+      <w:hyperlink w:history="1" r:id="rId9o_ty-biejmx1dxq4l5tm">
         <w:r>
           <w:rPr>
             <w:rStyle w:val="Hyperlink"/>
             <w:sz w:val="18"/>
             <w:szCs w:val="18"/>
           </w:rPr>
-          <w:t xml:space="preserve">[자세히 보기: 머니투데이]</w:t>
+          <w:t xml:space="preserve">여야 증인채택 맞불 거부 - 세계일보 — https://www.segye.com/newsView/20260929515937</w:t>
         </w:r>
       </w:hyperlink>
     </w:p>
     <w:p>
       <w:pPr>
-        <w:spacing w:after="160"/>
-        <w:ind w:left="480"/>
-      </w:pPr>
-      <w:r>
-        <w:rPr>
-          <w:b/>
-          <w:bCs/>
-          <w:i/>
-          <w:iCs/>
-          <w:color w:val="2E7D32"/>
-          <w:sz w:val="19"/>
-          <w:szCs w:val="19"/>
-        </w:rPr>
-        <w:t xml:space="preserve">💡 이게 나랑 무슨 상관이야? </w:t>
-      </w:r>
-      <w:r>
-        <w:rPr>
-          <w:i/>
-          <w:iCs/>
-          <w:color w:val="2E7D32"/>
-          <w:sz w:val="19"/>
-          <w:szCs w:val="19"/>
-        </w:rPr>
-        <w:t xml:space="preserve">일반 생활에 당장 체감되는 영향은 거의 없습니다. 다만 어떤 이슈가 부각되는지에 따라 관련 법안 처리 속도가 달라질 수 있습니다.</w:t>
-      </w:r>
-    </w:p>
-    <w:p>
-      <w:pPr>
-        <w:pStyle w:val="ListParagraph"/>
-        <w:numPr>
-          <w:ilvl w:val="0"/>
-          <w:numId w:val="2"/>
-        </w:numPr>
-        <w:spacing w:after="40"/>
-      </w:pPr>
-      <w:r>
-        <w:rPr>
-          <w:b/>
-          <w:bCs/>
-        </w:rPr>
-        <w:t xml:space="preserve">국민의힘, 의석수 열세로 주요 증인 채택 줄줄이 불발 — '맹탕 국감' 우려 제기. </w:t>
-      </w:r>
-      <w:r>
-        <w:t xml:space="preserve">야당이 신청한 핵심 증인들이 여당 주도로 채택되지 못하는 사례가 이어지고 있습니다.  </w:t>
-      </w:r>
-      <w:hyperlink w:history="1" r:id="rIdkm9rvi8hg87qkwgqj6oww">
+        <w:spacing w:after="80"/>
+      </w:pPr>
+      <w:hyperlink w:history="1" r:id="rIdbavfudp9xfx6e959j1_pg">
         <w:r>
           <w:rPr>
             <w:rStyle w:val="Hyperlink"/>
             <w:sz w:val="18"/>
             <w:szCs w:val="18"/>
           </w:rPr>
-          <w:t xml:space="preserve">[자세히 보기: 데일리안]</w:t>
+          <w:t xml:space="preserve">'암살자들' 감독 참고인 논란 - 공감신문 — https://www.gokorea.kr/news/articleView.html?idxno=877502</w:t>
         </w:r>
       </w:hyperlink>
     </w:p>
     <w:p>
       <w:pPr>
-        <w:spacing w:after="160"/>
-        <w:ind w:left="480"/>
-      </w:pPr>
-      <w:r>
-        <w:rPr>
-          <w:b/>
-          <w:bCs/>
-          <w:i/>
-          <w:iCs/>
-          <w:color w:val="2E7D32"/>
-          <w:sz w:val="19"/>
-          <w:szCs w:val="19"/>
-        </w:rPr>
-        <w:t xml:space="preserve">💡 이게 나랑 무슨 상관이야? </w:t>
-      </w:r>
-      <w:r>
-        <w:rPr>
-          <w:i/>
-          <w:iCs/>
-          <w:color w:val="2E7D32"/>
-          <w:sz w:val="19"/>
-          <w:szCs w:val="19"/>
-        </w:rPr>
-        <w:t xml:space="preserve">일반 생활에 직접적인 영향은 없는 소식입니다. 국정감사의 실효성을 둘러싼 여야 공방입니다.</w:t>
-      </w:r>
-    </w:p>
-    <w:p>
-      <w:pPr>
-        <w:pStyle w:val="Heading1"/>
-        <w:pBdr>
-          <w:bottom w:val="single" w:color="999999" w:sz="6" w:space="4"/>
-        </w:pBdr>
-        <w:spacing w:after="200" w:before="400"/>
-      </w:pPr>
-      <w:r>
-        <w:t xml:space="preserve">출처 원문</w:t>
-      </w:r>
-    </w:p>
-    <w:p>
-      <w:pPr>
         <w:spacing w:after="80"/>
       </w:pPr>
-      <w:hyperlink w:history="1" r:id="rIdpohiglhknpjimvdjpinpm">
-        <w:r>
-          <w:rPr>
-            <w:rStyle w:val="Hyperlink"/>
-            <w:sz w:val="18"/>
-            <w:szCs w:val="18"/>
-          </w:rPr>
-          <w:t xml:space="preserve">코스피 7003선 마감(10/2) - SBS Biz — https://www.sentv.co.kr/article/view/sentv202610020150</w:t>
-        </w:r>
-      </w:hyperlink>
-    </w:p>
-    <w:p>
-      <w:pPr>
-        <w:spacing w:after="80"/>
-      </w:pPr>
-      <w:hyperlink w:history="1" r:id="rId0saiql6ox8ttk0jaibdx6">
-        <w:r>
-          <w:rPr>
-            <w:rStyle w:val="Hyperlink"/>
-            <w:sz w:val="18"/>
-            <w:szCs w:val="18"/>
-          </w:rPr>
-          <w:t xml:space="preserve">S-Oil 급등 배경 - 위드뉴스 — https://car.withnews.kr/economy/s-oil-refiners-margin-rally</w:t>
-        </w:r>
-      </w:hyperlink>
-    </w:p>
-    <w:p>
-      <w:pPr>
-        <w:spacing w:after="80"/>
-      </w:pPr>
-      <w:hyperlink w:history="1" r:id="rId9xamisbfhb003-qb053iy">
+      <w:hyperlink w:history="1" r:id="rIdogk_bxp7cqgf5yfsijmtv">
         <w:r>
           <w:rPr>
             <w:rStyle w:val="Hyperlink"/>
@@ -463,51 +362,6 @@
             <w:szCs w:val="18"/>
           </w:rPr>
           <w:t xml:space="preserve">10/2 마감·다음 거래일 전망 - firebat — https://firebat.co.kr/stock-blog/20261002-close</w:t>
-        </w:r>
-      </w:hyperlink>
-    </w:p>
-    <w:p>
-      <w:pPr>
-        <w:spacing w:after="80"/>
-      </w:pPr>
-      <w:hyperlink w:history="1" r:id="rId7yqmvfns3frfsr4c8n81c">
-        <w:r>
-          <w:rPr>
-            <w:rStyle w:val="Hyperlink"/>
-            <w:sz w:val="18"/>
-            <w:szCs w:val="18"/>
-          </w:rPr>
-          <w:t xml:space="preserve">2026국감 10/6 시작 여야 쟁점 - 울산매일 — https://www.iusm.co.kr/news/articleView.html?idxno=1068605</w:t>
-        </w:r>
-      </w:hyperlink>
-    </w:p>
-    <w:p>
-      <w:pPr>
-        <w:spacing w:after="80"/>
-      </w:pPr>
-      <w:hyperlink w:history="1" r:id="rIdjtlxegi6zcpnj2ficfoj8">
-        <w:r>
-          <w:rPr>
-            <w:rStyle w:val="Hyperlink"/>
-            <w:sz w:val="18"/>
-            <w:szCs w:val="18"/>
-          </w:rPr>
-          <w:t xml:space="preserve">국감 대격돌 예고 - 머니투데이 — https://www.mt.co.kr/politics/2026/09/27/2026092711123559966</w:t>
-        </w:r>
-      </w:hyperlink>
-    </w:p>
-    <w:p>
-      <w:pPr>
-        <w:spacing w:after="80"/>
-      </w:pPr>
-      <w:hyperlink w:history="1" r:id="rIdkfnme1xekecmh06abzw5b">
-        <w:r>
-          <w:rPr>
-            <w:rStyle w:val="Hyperlink"/>
-            <w:sz w:val="18"/>
-            <w:szCs w:val="18"/>
-          </w:rPr>
-          <w:t xml:space="preserve">증인채택 불발 '맹탕 국감' 우려 - 데일리안 — https://www.dailian.co.kr/news/view/1697436</w:t>
         </w:r>
       </w:hyperlink>
     </w:p>

--- a/05-Routines/오늘의 뉴스 요약.docx
+++ b/05-Routines/오늘의 뉴스 요약.docx
@@ -21,7 +21,7 @@
           <w:sz w:val="22"/>
           <w:szCs w:val="22"/>
         </w:rPr>
-        <w:t xml:space="preserve">2026년 10월 4일 (일)</w:t>
+        <w:t xml:space="preserve">2026년 10월 5일 (월) · 대체공휴일</w:t>
       </w:r>
     </w:p>
     <w:p>
@@ -34,7 +34,7 @@
           <w:iCs/>
           <w:color w:val="555555"/>
         </w:rPr>
-        <w:t xml:space="preserve">연휴 마지막 주말입니다. 국내 증시는 대체공휴일(5일)까지 쉬고 10월 6일(화)에 다시 열립니다. 어제 자(10/3) 요약에서 다룬 코스피 7,003선 마감·S-Oil 급등 소식은 그대로 유효합니다.</w:t>
+        <w:t xml:space="preserve">개천절 대체공휴일로 마지막 휴일입니다. 국내 증시와 국회 국정감사 모두 내일(6일)부터 본격 시작됩니다.</w:t>
       </w:r>
     </w:p>
     <w:p>
@@ -46,7 +46,7 @@
         <w:spacing w:after="200" w:before="400"/>
       </w:pPr>
       <w:r>
-        <w:t xml:space="preserve">정치 — 국정감사(10/6~27) 앞둔 쟁점</w:t>
+        <w:t xml:space="preserve">경제</w:t>
       </w:r>
     </w:p>
     <w:p>
@@ -63,12 +63,140 @@
           <w:b/>
           <w:bCs/>
         </w:rPr>
-        <w:t xml:space="preserve">국회 법제사법위원회, 여당 단독으로 조희대 대법원장을 10월 6일 국정감사 증인으로 채택. </w:t>
-      </w:r>
-      <w:r>
-        <w:t xml:space="preserve">야당과 충분한 협의 없이 추진됐다며 국민의힘 의원들이 항의하며 퇴장했습니다. 대법원장을 국감 일반증인으로 부르는 것이 사법부 독립성을 침해할 수 있다는 우려가 핵심 쟁점입니다.  </w:t>
-      </w:r>
-      <w:hyperlink w:history="1" r:id="rId2ueyg5awbujwepasat6yy">
+        <w:t xml:space="preserve">지난 주말 뉴욕증시, 미국 고용지표 부진에 금리인상 우려 완화되며 상승 마감. </w:t>
+      </w:r>
+      <w:r>
+        <w:t xml:space="preserve">다우존스 0.49%, S&amp;P500 0.73%, 나스닥종합지수 1.19% 올랐습니다. 나스닥은 장중 사상 최고치를 새로 썼습니다.  </w:t>
+      </w:r>
+      <w:hyperlink w:history="1" r:id="rIdchyinpusuwjlibnxpgux5">
+        <w:r>
+          <w:rPr>
+            <w:rStyle w:val="Hyperlink"/>
+            <w:sz w:val="18"/>
+            <w:szCs w:val="18"/>
+          </w:rPr>
+          <w:t xml:space="preserve">[자세히 보기: 이투데이]</w:t>
+        </w:r>
+      </w:hyperlink>
+    </w:p>
+    <w:p>
+      <w:pPr>
+        <w:spacing w:after="160"/>
+        <w:ind w:left="480"/>
+      </w:pPr>
+      <w:r>
+        <w:rPr>
+          <w:b/>
+          <w:bCs/>
+          <w:i/>
+          <w:iCs/>
+          <w:color w:val="2E7D32"/>
+          <w:sz w:val="19"/>
+          <w:szCs w:val="19"/>
+        </w:rPr>
+        <w:t xml:space="preserve">💡 이게 나랑 무슨 상관이야? </w:t>
+      </w:r>
+      <w:r>
+        <w:rPr>
+          <w:i/>
+          <w:iCs/>
+          <w:color w:val="2E7D32"/>
+          <w:sz w:val="19"/>
+          <w:szCs w:val="19"/>
+        </w:rPr>
+        <w:t xml:space="preserve">미국 증시 강세 분위기가 내일(6일) 국내 증시 개장에도 긍정적인 영향을 줄 가능성이 있습니다. 다만 연휴 중 다른 변수도 함께 쌓여있어 단정하기는 어렵습니다.</w:t>
+      </w:r>
+    </w:p>
+    <w:p>
+      <w:pPr>
+        <w:pStyle w:val="ListParagraph"/>
+        <w:numPr>
+          <w:ilvl w:val="0"/>
+          <w:numId w:val="2"/>
+        </w:numPr>
+        <w:spacing w:after="40"/>
+      </w:pPr>
+      <w:r>
+        <w:rPr>
+          <w:b/>
+          <w:bCs/>
+        </w:rPr>
+        <w:t xml:space="preserve">국내 증시, 내일(6일) 재개장. </w:t>
+      </w:r>
+      <w:r>
+        <w:t xml:space="preserve">연휴 동안의 미국 증시 강세, 국내 반도체주 분위기 등이 한꺼번에 반영될 것으로 보입니다.  </w:t>
+      </w:r>
+      <w:hyperlink w:history="1" r:id="rIdmklmbjsmoms2nyj-crh-n">
+        <w:r>
+          <w:rPr>
+            <w:rStyle w:val="Hyperlink"/>
+            <w:sz w:val="18"/>
+            <w:szCs w:val="18"/>
+          </w:rPr>
+          <w:t xml:space="preserve">[자세히 보기: firebat]</w:t>
+        </w:r>
+      </w:hyperlink>
+    </w:p>
+    <w:p>
+      <w:pPr>
+        <w:spacing w:after="160"/>
+        <w:ind w:left="480"/>
+      </w:pPr>
+      <w:r>
+        <w:rPr>
+          <w:b/>
+          <w:bCs/>
+          <w:i/>
+          <w:iCs/>
+          <w:color w:val="2E7D32"/>
+          <w:sz w:val="19"/>
+          <w:szCs w:val="19"/>
+        </w:rPr>
+        <w:t xml:space="preserve">💡 이게 나랑 무슨 상관이야? </w:t>
+      </w:r>
+      <w:r>
+        <w:rPr>
+          <w:i/>
+          <w:iCs/>
+          <w:color w:val="2E7D32"/>
+          <w:sz w:val="19"/>
+          <w:szCs w:val="19"/>
+        </w:rPr>
+        <w:t xml:space="preserve">보유 자산이 있으시다면 내일 개장 초반 흐름을 가볍게 확인해보시는 것도 좋습니다.</w:t>
+      </w:r>
+    </w:p>
+    <w:p>
+      <w:pPr>
+        <w:pStyle w:val="Heading1"/>
+        <w:pBdr>
+          <w:bottom w:val="single" w:color="999999" w:sz="6" w:space="4"/>
+        </w:pBdr>
+        <w:spacing w:after="200" w:before="400"/>
+      </w:pPr>
+      <w:r>
+        <w:t xml:space="preserve">정치</w:t>
+      </w:r>
+    </w:p>
+    <w:p>
+      <w:pPr>
+        <w:pStyle w:val="ListParagraph"/>
+        <w:numPr>
+          <w:ilvl w:val="0"/>
+          <w:numId w:val="2"/>
+        </w:numPr>
+        <w:spacing w:after="40"/>
+      </w:pPr>
+      <w:r>
+        <w:rPr>
+          <w:b/>
+          <w:bCs/>
+        </w:rPr>
+        <w:t xml:space="preserve">2026년 국정감사, 내일(6일)부터 27일까지 돌입 — 국회사무처 종합상황실 가동. </w:t>
+      </w:r>
+      <w:r>
+        <w:t xml:space="preserve">14개 상임위가 이 기간 국정감사를 진행하며, 성평등가족위원회 등 일부는 추후 별도 일정으로 진행됩니다.  </w:t>
+      </w:r>
+      <w:hyperlink w:history="1" r:id="rIdcm_nv4em3-jiy63gcmfbb">
         <w:r>
           <w:rPr>
             <w:rStyle w:val="Hyperlink"/>
@@ -104,7 +232,7 @@
           <w:sz w:val="19"/>
           <w:szCs w:val="19"/>
         </w:rPr>
-        <w:t xml:space="preserve">일반 생활에 당장 체감되는 영향은 거의 없습니다. 다만 이 논란이 길어지면 국정감사 전반의 진행 속도에 영향을 줄 수 있습니다.</w:t>
+        <w:t xml:space="preserve">국정감사 기간 다뤄지는 정책 이슈에 따라 부동산·세제·복지 등 실생활 관련 제도 방향을 가늠해볼 수 있어 지켜볼 만합니다.</w:t>
       </w:r>
     </w:p>
     <w:p>
@@ -121,19 +249,19 @@
           <w:b/>
           <w:bCs/>
         </w:rPr>
-        <w:t xml:space="preserve">여야, 서로 신청한 증인 채택을 번갈아 거부하며 충돌. </w:t>
-      </w:r>
-      <w:r>
-        <w:t xml:space="preserve">국민의힘이 신청한 김용범 전 청와대 정책실장·여한구 전 통상교섭본부장은 민주당이 반대했고, 민주당이 신청한 최상목 전 부총리·추경호 대구시장은 국민의힘이 반대했습니다.  </w:t>
-      </w:r>
-      <w:hyperlink w:history="1" r:id="rIdp4otsyfdk7hyj2yiu5wrf">
+        <w:t xml:space="preserve">국감 첫날(6일), 법사위·재정경제기획위·과방위·기후에너지환경노동위 등 동시 진행. </w:t>
+      </w:r>
+      <w:r>
+        <w:t xml:space="preserve">법제사법위원회는 대법원(법원행정처)·사법연수원 등을 감사하며, 지난주 여당 단독으로 채택된 조희대 대법원장의 증인 출석 여부가 주목됩니다.  </w:t>
+      </w:r>
+      <w:hyperlink w:history="1" r:id="rIdwdm-xm3fqdiwgp_l2cyr7">
         <w:r>
           <w:rPr>
             <w:rStyle w:val="Hyperlink"/>
             <w:sz w:val="18"/>
             <w:szCs w:val="18"/>
           </w:rPr>
-          <w:t xml:space="preserve">[자세히 보기: 세계일보]</w:t>
+          <w:t xml:space="preserve">[자세히 보기: 에너지데일리]</w:t>
         </w:r>
       </w:hyperlink>
     </w:p>
@@ -162,199 +290,41 @@
           <w:sz w:val="19"/>
           <w:szCs w:val="19"/>
         </w:rPr>
-        <w:t xml:space="preserve">일반 생활에 직접적인 영향은 없습니다. 국정감사 증인 채택을 둘러싼 여야 간 정치적 공방입니다.</w:t>
-      </w:r>
-    </w:p>
-    <w:p>
-      <w:pPr>
-        <w:pStyle w:val="ListParagraph"/>
-        <w:numPr>
-          <w:ilvl w:val="0"/>
-          <w:numId w:val="2"/>
-        </w:numPr>
-        <w:spacing w:after="40"/>
-      </w:pPr>
-      <w:r>
-        <w:rPr>
-          <w:b/>
-          <w:bCs/>
-        </w:rPr>
-        <w:t xml:space="preserve">국민의힘, 영화 '암살자들' 허진호 감독 국감 참고인 요청 — 민주당은 거부. </w:t>
-      </w:r>
-      <w:r>
-        <w:t xml:space="preserve">민주당은 국정감사가 정책·예산 집행을 점검하는 본래 취지를 벗어나 특정 인사를 공격하는 정치 무대로 변질되면 안 된다는 입장입니다.  </w:t>
-      </w:r>
-      <w:hyperlink w:history="1" r:id="rId6rghvzyrv3is5omxglohf">
+        <w:t xml:space="preserve">일반 생활에 당장 체감되는 영향은 거의 없습니다. 다만 사법개혁 관련 논의가 어떻게 흘러가는지는 지켜볼 만한 사안입니다.</w:t>
+      </w:r>
+    </w:p>
+    <w:p>
+      <w:pPr>
+        <w:pStyle w:val="Heading1"/>
+        <w:pBdr>
+          <w:bottom w:val="single" w:color="999999" w:sz="6" w:space="4"/>
+        </w:pBdr>
+        <w:spacing w:after="200" w:before="400"/>
+      </w:pPr>
+      <w:r>
+        <w:t xml:space="preserve">출처 원문</w:t>
+      </w:r>
+    </w:p>
+    <w:p>
+      <w:pPr>
+        <w:spacing w:after="80"/>
+      </w:pPr>
+      <w:hyperlink w:history="1" r:id="rIdnsn_yypllzbhq3xqnms1u">
         <w:r>
           <w:rPr>
             <w:rStyle w:val="Hyperlink"/>
             <w:sz w:val="18"/>
             <w:szCs w:val="18"/>
           </w:rPr>
-          <w:t xml:space="preserve">[자세히 보기: 공감신문]</w:t>
+          <w:t xml:space="preserve">뉴욕증시 고용지표 소화 상승 마감 - 이투데이 — https://www.etoday.co.kr/news/view/2632252</w:t>
         </w:r>
       </w:hyperlink>
     </w:p>
     <w:p>
       <w:pPr>
-        <w:spacing w:after="160"/>
-        <w:ind w:left="480"/>
-      </w:pPr>
-      <w:r>
-        <w:rPr>
-          <w:b/>
-          <w:bCs/>
-          <w:i/>
-          <w:iCs/>
-          <w:color w:val="2E7D32"/>
-          <w:sz w:val="19"/>
-          <w:szCs w:val="19"/>
-        </w:rPr>
-        <w:t xml:space="preserve">💡 이게 나랑 무슨 상관이야? </w:t>
-      </w:r>
-      <w:r>
-        <w:rPr>
-          <w:i/>
-          <w:iCs/>
-          <w:color w:val="2E7D32"/>
-          <w:sz w:val="19"/>
-          <w:szCs w:val="19"/>
-        </w:rPr>
-        <w:t xml:space="preserve">일반 생활에 당장 체감되는 영향은 거의 없습니다. 국정감사의 본질과 관련한 여야 간 해석 차이를 보여주는 사례입니다.</w:t>
-      </w:r>
-    </w:p>
-    <w:p>
-      <w:pPr>
-        <w:pStyle w:val="Heading1"/>
-        <w:pBdr>
-          <w:bottom w:val="single" w:color="999999" w:sz="6" w:space="4"/>
-        </w:pBdr>
-        <w:spacing w:after="200" w:before="400"/>
-      </w:pPr>
-      <w:r>
-        <w:t xml:space="preserve">경제</w:t>
-      </w:r>
-    </w:p>
-    <w:p>
-      <w:pPr>
-        <w:pStyle w:val="ListParagraph"/>
-        <w:numPr>
-          <w:ilvl w:val="0"/>
-          <w:numId w:val="2"/>
-        </w:numPr>
-        <w:spacing w:after="40"/>
-      </w:pPr>
-      <w:r>
-        <w:rPr>
-          <w:b/>
-          <w:bCs/>
-        </w:rPr>
-        <w:t xml:space="preserve">국내 증시는 내일(5일) 대체공휴일까지 쉬고 10월 6일(화)에 재개장. </w:t>
-      </w:r>
-      <w:r>
-        <w:t xml:space="preserve">연휴 중 쌓인 해외 지표와 지정학적 변수가 화요일 개장가에 한꺼번에 반영될 수 있어, 전문가들은 개장 초반 변동성 확대 가능성을 주시하고 있습니다.  </w:t>
-      </w:r>
-      <w:hyperlink w:history="1" r:id="rIdgltyob5xfx6z9jtu0ubii">
-        <w:r>
-          <w:rPr>
-            <w:rStyle w:val="Hyperlink"/>
-            <w:sz w:val="18"/>
-            <w:szCs w:val="18"/>
-          </w:rPr>
-          <w:t xml:space="preserve">[자세히 보기: firebat]</w:t>
-        </w:r>
-      </w:hyperlink>
-    </w:p>
-    <w:p>
-      <w:pPr>
-        <w:spacing w:after="160"/>
-        <w:ind w:left="480"/>
-      </w:pPr>
-      <w:r>
-        <w:rPr>
-          <w:b/>
-          <w:bCs/>
-          <w:i/>
-          <w:iCs/>
-          <w:color w:val="2E7D32"/>
-          <w:sz w:val="19"/>
-          <w:szCs w:val="19"/>
-        </w:rPr>
-        <w:t xml:space="preserve">💡 이게 나랑 무슨 상관이야? </w:t>
-      </w:r>
-      <w:r>
-        <w:rPr>
-          <w:i/>
-          <w:iCs/>
-          <w:color w:val="2E7D32"/>
-          <w:sz w:val="19"/>
-          <w:szCs w:val="19"/>
-        </w:rPr>
-        <w:t xml:space="preserve">보유 자산이 있으시다면 6일 개장 초반 흐름을 가볍게 확인해보시는 것도 좋습니다. 다만 하루 이틀의 등락만으로 성급하게 판단하지 않는 게 안전할 수 있습니다.</w:t>
-      </w:r>
-    </w:p>
-    <w:p>
-      <w:pPr>
-        <w:pStyle w:val="Heading1"/>
-        <w:pBdr>
-          <w:bottom w:val="single" w:color="999999" w:sz="6" w:space="4"/>
-        </w:pBdr>
-        <w:spacing w:after="200" w:before="400"/>
-      </w:pPr>
-      <w:r>
-        <w:t xml:space="preserve">출처 원문</w:t>
-      </w:r>
-    </w:p>
-    <w:p>
-      <w:pPr>
         <w:spacing w:after="80"/>
       </w:pPr>
-      <w:hyperlink w:history="1" r:id="rId8ax9p8dqlidx6a7-blgu-">
-        <w:r>
-          <w:rPr>
-            <w:rStyle w:val="Hyperlink"/>
-            <w:sz w:val="18"/>
-            <w:szCs w:val="18"/>
-          </w:rPr>
-          <w:t xml:space="preserve">조희대 증인 채택 與 단독 처리 - 뉴스핌 — https://www.newspim.com/news/view/20260928001034</w:t>
-        </w:r>
-      </w:hyperlink>
-    </w:p>
-    <w:p>
-      <w:pPr>
-        <w:spacing w:after="80"/>
-      </w:pPr>
-      <w:hyperlink w:history="1" r:id="rId9o_ty-biejmx1dxq4l5tm">
-        <w:r>
-          <w:rPr>
-            <w:rStyle w:val="Hyperlink"/>
-            <w:sz w:val="18"/>
-            <w:szCs w:val="18"/>
-          </w:rPr>
-          <w:t xml:space="preserve">여야 증인채택 맞불 거부 - 세계일보 — https://www.segye.com/newsView/20260929515937</w:t>
-        </w:r>
-      </w:hyperlink>
-    </w:p>
-    <w:p>
-      <w:pPr>
-        <w:spacing w:after="80"/>
-      </w:pPr>
-      <w:hyperlink w:history="1" r:id="rIdbavfudp9xfx6e959j1_pg">
-        <w:r>
-          <w:rPr>
-            <w:rStyle w:val="Hyperlink"/>
-            <w:sz w:val="18"/>
-            <w:szCs w:val="18"/>
-          </w:rPr>
-          <w:t xml:space="preserve">'암살자들' 감독 참고인 논란 - 공감신문 — https://www.gokorea.kr/news/articleView.html?idxno=877502</w:t>
-        </w:r>
-      </w:hyperlink>
-    </w:p>
-    <w:p>
-      <w:pPr>
-        <w:spacing w:after="80"/>
-      </w:pPr>
-      <w:hyperlink w:history="1" r:id="rIdogk_bxp7cqgf5yfsijmtv">
+      <w:hyperlink w:history="1" r:id="rIdvbdocvdtymna1ejwmujfm">
         <w:r>
           <w:rPr>
             <w:rStyle w:val="Hyperlink"/>
@@ -362,6 +332,36 @@
             <w:szCs w:val="18"/>
           </w:rPr>
           <w:t xml:space="preserve">10/2 마감·다음 거래일 전망 - firebat — https://firebat.co.kr/stock-blog/20261002-close</w:t>
+        </w:r>
+      </w:hyperlink>
+    </w:p>
+    <w:p>
+      <w:pPr>
+        <w:spacing w:after="80"/>
+      </w:pPr>
+      <w:hyperlink w:history="1" r:id="rIdmytch8bfu8-u-dy2epdxf">
+        <w:r>
+          <w:rPr>
+            <w:rStyle w:val="Hyperlink"/>
+            <w:sz w:val="18"/>
+            <w:szCs w:val="18"/>
+          </w:rPr>
+          <w:t xml:space="preserve">2026국감 10/6 돌입, 종합상황실 가동 - 뉴스핌 — https://www.newspim.com/news/view/20261002000833</w:t>
+        </w:r>
+      </w:hyperlink>
+    </w:p>
+    <w:p>
+      <w:pPr>
+        <w:spacing w:after="80"/>
+      </w:pPr>
+      <w:hyperlink w:history="1" r:id="rIdfgluthbf19s85gnazqplz">
+        <w:r>
+          <w:rPr>
+            <w:rStyle w:val="Hyperlink"/>
+            <w:sz w:val="18"/>
+            <w:szCs w:val="18"/>
+          </w:rPr>
+          <w:t xml:space="preserve">국감 첫날 상임위 일정 - 에너지데일리 — https://www.energydaily.co.kr/news/articleView.html?idxno=203648</w:t>
         </w:r>
       </w:hyperlink>
     </w:p>

--- a/05-Routines/오늘의 뉴스 요약.docx
+++ b/05-Routines/오늘의 뉴스 요약.docx
@@ -21,20 +21,7 @@
           <w:sz w:val="22"/>
           <w:szCs w:val="22"/>
         </w:rPr>
-        <w:t xml:space="preserve">2026년 10월 5일 (월) · 대체공휴일</w:t>
-      </w:r>
-    </w:p>
-    <w:p>
-      <w:pPr>
-        <w:spacing w:after="200"/>
-      </w:pPr>
-      <w:r>
-        <w:rPr>
-          <w:i/>
-          <w:iCs/>
-          <w:color w:val="555555"/>
-        </w:rPr>
-        <w:t xml:space="preserve">개천절 대체공휴일로 마지막 휴일입니다. 국내 증시와 국회 국정감사 모두 내일(6일)부터 본격 시작됩니다.</w:t>
+        <w:t xml:space="preserve">2026년 10월 6일 (화)</w:t>
       </w:r>
     </w:p>
     <w:p>
@@ -63,12 +50,12 @@
           <w:b/>
           <w:bCs/>
         </w:rPr>
-        <w:t xml:space="preserve">지난 주말 뉴욕증시, 미국 고용지표 부진에 금리인상 우려 완화되며 상승 마감. </w:t>
-      </w:r>
-      <w:r>
-        <w:t xml:space="preserve">다우존스 0.49%, S&amp;P500 0.73%, 나스닥종합지수 1.19% 올랐습니다. 나스닥은 장중 사상 최고치를 새로 썼습니다.  </w:t>
-      </w:r>
-      <w:hyperlink w:history="1" r:id="rIdchyinpusuwjlibnxpgux5">
+        <w:t xml:space="preserve">오늘 코스피 0.58% 오른 7,044.67 개장, 이후 7,000선 공방. </w:t>
+      </w:r>
+      <w:r>
+        <w:t xml:space="preserve">외국인이 1조5,000억원 넘게 팔았지만 개인·기관이 각각 8,780억원, 3,030억원을 사들이며 지수를 방어했습니다.  </w:t>
+      </w:r>
+      <w:hyperlink w:history="1" r:id="rIdq2u3n4jilbytwsk-vnc3s">
         <w:r>
           <w:rPr>
             <w:rStyle w:val="Hyperlink"/>
@@ -104,7 +91,7 @@
           <w:sz w:val="19"/>
           <w:szCs w:val="19"/>
         </w:rPr>
-        <w:t xml:space="preserve">미국 증시 강세 분위기가 내일(6일) 국내 증시 개장에도 긍정적인 영향을 줄 가능성이 있습니다. 다만 연휴 중 다른 변수도 함께 쌓여있어 단정하기는 어렵습니다.</w:t>
+        <w:t xml:space="preserve">반도체 관련 자산을 보유하고 계시다면 외국인·개인 수급이 팽팽하게 맞서는 구간이라 당분간 등락이 이어질 수 있습니다.</w:t>
       </w:r>
     </w:p>
     <w:p>
@@ -121,19 +108,19 @@
           <w:b/>
           <w:bCs/>
         </w:rPr>
-        <w:t xml:space="preserve">국내 증시, 내일(6일) 재개장. </w:t>
-      </w:r>
-      <w:r>
-        <w:t xml:space="preserve">연휴 동안의 미국 증시 강세, 국내 반도체주 분위기 등이 한꺼번에 반영될 것으로 보입니다.  </w:t>
-      </w:r>
-      <w:hyperlink w:history="1" r:id="rIdmklmbjsmoms2nyj-crh-n">
-        <w:r>
-          <w:rPr>
-            <w:rStyle w:val="Hyperlink"/>
-            <w:sz w:val="18"/>
-            <w:szCs w:val="18"/>
-          </w:rPr>
-          <w:t xml:space="preserve">[자세히 보기: firebat]</w:t>
+        <w:t xml:space="preserve">삼성전자 3분기 잠정 실적 발표 예정 — 반도체 업종 이익 전망 상향 여부가 관건. </w:t>
+      </w:r>
+      <w:r>
+        <w:t xml:space="preserve">외국인이 반도체 순매수로 돌아설지가 시장의 핵심 관심사입니다.  </w:t>
+      </w:r>
+      <w:hyperlink w:history="1" r:id="rIdoz4iuhv3y_evkthguomyt">
+        <w:r>
+          <w:rPr>
+            <w:rStyle w:val="Hyperlink"/>
+            <w:sz w:val="18"/>
+            <w:szCs w:val="18"/>
+          </w:rPr>
+          <w:t xml:space="preserve">[자세히 보기: 이투데이]</w:t>
         </w:r>
       </w:hyperlink>
     </w:p>
@@ -162,19 +149,7 @@
           <w:sz w:val="19"/>
           <w:szCs w:val="19"/>
         </w:rPr>
-        <w:t xml:space="preserve">보유 자산이 있으시다면 내일 개장 초반 흐름을 가볍게 확인해보시는 것도 좋습니다.</w:t>
-      </w:r>
-    </w:p>
-    <w:p>
-      <w:pPr>
-        <w:pStyle w:val="Heading1"/>
-        <w:pBdr>
-          <w:bottom w:val="single" w:color="999999" w:sz="6" w:space="4"/>
-        </w:pBdr>
-        <w:spacing w:after="200" w:before="400"/>
-      </w:pPr>
-      <w:r>
-        <w:t xml:space="preserve">정치</w:t>
+        <w:t xml:space="preserve">삼성전자 관련 주식·펀드·연금을 갖고 계시다면 이번 실적 발표 내용에 따라 평가금액에 영향이 있을 수 있어 참고할 만합니다.</w:t>
       </w:r>
     </w:p>
     <w:p>
@@ -191,19 +166,19 @@
           <w:b/>
           <w:bCs/>
         </w:rPr>
-        <w:t xml:space="preserve">2026년 국정감사, 내일(6일)부터 27일까지 돌입 — 국회사무처 종합상황실 가동. </w:t>
-      </w:r>
-      <w:r>
-        <w:t xml:space="preserve">14개 상임위가 이 기간 국정감사를 진행하며, 성평등가족위원회 등 일부는 추후 별도 일정으로 진행됩니다.  </w:t>
-      </w:r>
-      <w:hyperlink w:history="1" r:id="rIdcm_nv4em3-jiy63gcmfbb">
-        <w:r>
-          <w:rPr>
-            <w:rStyle w:val="Hyperlink"/>
-            <w:sz w:val="18"/>
-            <w:szCs w:val="18"/>
-          </w:rPr>
-          <w:t xml:space="preserve">[자세히 보기: 뉴스핌]</w:t>
+        <w:t xml:space="preserve">코스닥 2%대 상승, 900선 회복. </w:t>
+      </w:r>
+      <w:r>
+        <w:t xml:space="preserve">HLB·삼천당제약 등 바이오주 강세가 지수를 끌어올렸습니다.  </w:t>
+      </w:r>
+      <w:hyperlink w:history="1" r:id="rIdpgrwo40mtdghoqmovoq3x">
+        <w:r>
+          <w:rPr>
+            <w:rStyle w:val="Hyperlink"/>
+            <w:sz w:val="18"/>
+            <w:szCs w:val="18"/>
+          </w:rPr>
+          <w:t xml:space="preserve">[자세히 보기: 이투데이]</w:t>
         </w:r>
       </w:hyperlink>
     </w:p>
@@ -232,7 +207,19 @@
           <w:sz w:val="19"/>
           <w:szCs w:val="19"/>
         </w:rPr>
-        <w:t xml:space="preserve">국정감사 기간 다뤄지는 정책 이슈에 따라 부동산·세제·복지 등 실생활 관련 제도 방향을 가늠해볼 수 있어 지켜볼 만합니다.</w:t>
+        <w:t xml:space="preserve">코스닥 바이오 관련 종목을 보유하고 계시다면 최근 평가금액이 올랐을 수 있습니다.</w:t>
+      </w:r>
+    </w:p>
+    <w:p>
+      <w:pPr>
+        <w:pStyle w:val="Heading1"/>
+        <w:pBdr>
+          <w:bottom w:val="single" w:color="999999" w:sz="6" w:space="4"/>
+        </w:pBdr>
+        <w:spacing w:after="200" w:before="400"/>
+      </w:pPr>
+      <w:r>
+        <w:t xml:space="preserve">정치</w:t>
       </w:r>
     </w:p>
     <w:p>
@@ -249,19 +236,19 @@
           <w:b/>
           <w:bCs/>
         </w:rPr>
-        <w:t xml:space="preserve">국감 첫날(6일), 법사위·재정경제기획위·과방위·기후에너지환경노동위 등 동시 진행. </w:t>
-      </w:r>
-      <w:r>
-        <w:t xml:space="preserve">법제사법위원회는 대법원(법원행정처)·사법연수원 등을 감사하며, 지난주 여당 단독으로 채택된 조희대 대법원장의 증인 출석 여부가 주목됩니다.  </w:t>
-      </w:r>
-      <w:hyperlink w:history="1" r:id="rIdwdm-xm3fqdiwgp_l2cyr7">
-        <w:r>
-          <w:rPr>
-            <w:rStyle w:val="Hyperlink"/>
-            <w:sz w:val="18"/>
-            <w:szCs w:val="18"/>
-          </w:rPr>
-          <w:t xml:space="preserve">[자세히 보기: 에너지데일리]</w:t>
+        <w:t xml:space="preserve">조희대 대법원장, 오늘 국회 법사위 국정감사 증인 출석 거부. </w:t>
+      </w:r>
+      <w:r>
+        <w:t xml:space="preserve">"헌법과 법률을 준수할 의무가 있고 수사 절차가 진행될 가능성도 있는 상황을 고려하면 증인으로 출석해 답변드리기 어렵다"는 의견서를 제출했습니다.  </w:t>
+      </w:r>
+      <w:hyperlink w:history="1" r:id="rId1xqmtskgl3iodvxlvtraj">
+        <w:r>
+          <w:rPr>
+            <w:rStyle w:val="Hyperlink"/>
+            <w:sz w:val="18"/>
+            <w:szCs w:val="18"/>
+          </w:rPr>
+          <w:t xml:space="preserve">[자세히 보기: 파이낸셜뉴스]</w:t>
         </w:r>
       </w:hyperlink>
     </w:p>
@@ -290,7 +277,123 @@
           <w:sz w:val="19"/>
           <w:szCs w:val="19"/>
         </w:rPr>
-        <w:t xml:space="preserve">일반 생활에 당장 체감되는 영향은 거의 없습니다. 다만 사법개혁 관련 논의가 어떻게 흘러가는지는 지켜볼 만한 사안입니다.</w:t>
+        <w:t xml:space="preserve">일반 생활에 당장 체감되는 영향은 거의 없습니다. 다만 사법부와 국회 간 갈등이 길어지면 관련 입법·개혁 논의 속도에 영향을 줄 수 있습니다.</w:t>
+      </w:r>
+    </w:p>
+    <w:p>
+      <w:pPr>
+        <w:pStyle w:val="ListParagraph"/>
+        <w:numPr>
+          <w:ilvl w:val="0"/>
+          <w:numId w:val="2"/>
+        </w:numPr>
+        <w:spacing w:after="40"/>
+      </w:pPr>
+      <w:r>
+        <w:rPr>
+          <w:b/>
+          <w:bCs/>
+        </w:rPr>
+        <w:t xml:space="preserve">여당, "출석할 생각 없으면 사퇴하라"며 조희대 대법원장 강하게 비판. </w:t>
+      </w:r>
+      <w:r>
+        <w:t xml:space="preserve">법사위가 일반 증인으로 출석을 요구한 만큼 국회증언감정법상 출석 의무가 있다고 반박했습니다.  </w:t>
+      </w:r>
+      <w:hyperlink w:history="1" r:id="rIdikg0vizknnd9d9c4yooxu">
+        <w:r>
+          <w:rPr>
+            <w:rStyle w:val="Hyperlink"/>
+            <w:sz w:val="18"/>
+            <w:szCs w:val="18"/>
+          </w:rPr>
+          <w:t xml:space="preserve">[자세히 보기: 시사저널]</w:t>
+        </w:r>
+      </w:hyperlink>
+    </w:p>
+    <w:p>
+      <w:pPr>
+        <w:spacing w:after="160"/>
+        <w:ind w:left="480"/>
+      </w:pPr>
+      <w:r>
+        <w:rPr>
+          <w:b/>
+          <w:bCs/>
+          <w:i/>
+          <w:iCs/>
+          <w:color w:val="2E7D32"/>
+          <w:sz w:val="19"/>
+          <w:szCs w:val="19"/>
+        </w:rPr>
+        <w:t xml:space="preserve">💡 이게 나랑 무슨 상관이야? </w:t>
+      </w:r>
+      <w:r>
+        <w:rPr>
+          <w:i/>
+          <w:iCs/>
+          <w:color w:val="2E7D32"/>
+          <w:sz w:val="19"/>
+          <w:szCs w:val="19"/>
+        </w:rPr>
+        <w:t xml:space="preserve">직접적인 생활 영향은 없는 소식입니다. 여당과 사법부 수장 간 정치적 공방입니다.</w:t>
+      </w:r>
+    </w:p>
+    <w:p>
+      <w:pPr>
+        <w:pStyle w:val="ListParagraph"/>
+        <w:numPr>
+          <w:ilvl w:val="0"/>
+          <w:numId w:val="2"/>
+        </w:numPr>
+        <w:spacing w:after="40"/>
+      </w:pPr>
+      <w:r>
+        <w:rPr>
+          <w:b/>
+          <w:bCs/>
+        </w:rPr>
+        <w:t xml:space="preserve">법사위, 오늘 대법원(법원행정처)·8일 법무부 국정감사 진행 — 대법관 재제청 갈등 등이 핵심 쟁점. </w:t>
+      </w:r>
+      <w:r>
+        <w:t xml:space="preserve">청와대와 대법원 간 '대법관 재제청' 갈등 속에서 공소청 검증 등도 함께 다뤄질 전망입니다.  </w:t>
+      </w:r>
+      <w:hyperlink w:history="1" r:id="rIdbdafsangetgnw43jl15zc">
+        <w:r>
+          <w:rPr>
+            <w:rStyle w:val="Hyperlink"/>
+            <w:sz w:val="18"/>
+            <w:szCs w:val="18"/>
+          </w:rPr>
+          <w:t xml:space="preserve">[자세히 보기: 파이낸셜뉴스]</w:t>
+        </w:r>
+      </w:hyperlink>
+    </w:p>
+    <w:p>
+      <w:pPr>
+        <w:spacing w:after="160"/>
+        <w:ind w:left="480"/>
+      </w:pPr>
+      <w:r>
+        <w:rPr>
+          <w:b/>
+          <w:bCs/>
+          <w:i/>
+          <w:iCs/>
+          <w:color w:val="2E7D32"/>
+          <w:sz w:val="19"/>
+          <w:szCs w:val="19"/>
+        </w:rPr>
+        <w:t xml:space="preserve">💡 이게 나랑 무슨 상관이야? </w:t>
+      </w:r>
+      <w:r>
+        <w:rPr>
+          <w:i/>
+          <w:iCs/>
+          <w:color w:val="2E7D32"/>
+          <w:sz w:val="19"/>
+          <w:szCs w:val="19"/>
+        </w:rPr>
+        <w:t xml:space="preserve">국정감사에서 사법개혁 관련 논의가 어떻게 진행되는지에 따라 중장기적으로 법 제도 변화로 이어질 수 있어 지켜볼 만합니다.</w:t>
       </w:r>
     </w:p>
     <w:p>
@@ -309,14 +412,14 @@
       <w:pPr>
         <w:spacing w:after="80"/>
       </w:pPr>
-      <w:hyperlink w:history="1" r:id="rIdnsn_yypllzbhq3xqnms1u">
-        <w:r>
-          <w:rPr>
-            <w:rStyle w:val="Hyperlink"/>
-            <w:sz w:val="18"/>
-            <w:szCs w:val="18"/>
-          </w:rPr>
-          <w:t xml:space="preserve">뉴욕증시 고용지표 소화 상승 마감 - 이투데이 — https://www.etoday.co.kr/news/view/2632252</w:t>
+      <w:hyperlink w:history="1" r:id="rIdasjzupprmubzeb4kgs1ea">
+        <w:r>
+          <w:rPr>
+            <w:rStyle w:val="Hyperlink"/>
+            <w:sz w:val="18"/>
+            <w:szCs w:val="18"/>
+          </w:rPr>
+          <w:t xml:space="preserve">코스피 7000선 공방 - 이투데이 — https://etoday.co.kr/news/view/2632641</w:t>
         </w:r>
       </w:hyperlink>
     </w:p>
@@ -324,14 +427,14 @@
       <w:pPr>
         <w:spacing w:after="80"/>
       </w:pPr>
-      <w:hyperlink w:history="1" r:id="rIdvbdocvdtymna1ejwmujfm">
-        <w:r>
-          <w:rPr>
-            <w:rStyle w:val="Hyperlink"/>
-            <w:sz w:val="18"/>
-            <w:szCs w:val="18"/>
-          </w:rPr>
-          <w:t xml:space="preserve">10/2 마감·다음 거래일 전망 - firebat — https://firebat.co.kr/stock-blog/20261002-close</w:t>
+      <w:hyperlink w:history="1" r:id="rId1q5-nqzvbv2nuypwvryun">
+        <w:r>
+          <w:rPr>
+            <w:rStyle w:val="Hyperlink"/>
+            <w:sz w:val="18"/>
+            <w:szCs w:val="18"/>
+          </w:rPr>
+          <w:t xml:space="preserve">오늘의 투자전략·반도체 실적 관건 - 이투데이 — https://etoday.co.kr/news/view/2632557</w:t>
         </w:r>
       </w:hyperlink>
     </w:p>
@@ -339,14 +442,14 @@
       <w:pPr>
         <w:spacing w:after="80"/>
       </w:pPr>
-      <w:hyperlink w:history="1" r:id="rIdmytch8bfu8-u-dy2epdxf">
-        <w:r>
-          <w:rPr>
-            <w:rStyle w:val="Hyperlink"/>
-            <w:sz w:val="18"/>
-            <w:szCs w:val="18"/>
-          </w:rPr>
-          <w:t xml:space="preserve">2026국감 10/6 돌입, 종합상황실 가동 - 뉴스핌 — https://www.newspim.com/news/view/20261002000833</w:t>
+      <w:hyperlink w:history="1" r:id="rIdbeas4kk2uajfq1izbz9x6">
+        <w:r>
+          <w:rPr>
+            <w:rStyle w:val="Hyperlink"/>
+            <w:sz w:val="18"/>
+            <w:szCs w:val="18"/>
+          </w:rPr>
+          <w:t xml:space="preserve">조희대 국감 출석 거부 - 파이낸셜뉴스 — https://www.fnnews.com/news/202610041814410055</w:t>
         </w:r>
       </w:hyperlink>
     </w:p>
@@ -354,14 +457,29 @@
       <w:pPr>
         <w:spacing w:after="80"/>
       </w:pPr>
-      <w:hyperlink w:history="1" r:id="rIdfgluthbf19s85gnazqplz">
-        <w:r>
-          <w:rPr>
-            <w:rStyle w:val="Hyperlink"/>
-            <w:sz w:val="18"/>
-            <w:szCs w:val="18"/>
-          </w:rPr>
-          <w:t xml:space="preserve">국감 첫날 상임위 일정 - 에너지데일리 — https://www.energydaily.co.kr/news/articleView.html?idxno=203648</w:t>
+      <w:hyperlink w:history="1" r:id="rIdh6ibtd-z-c7yrlxoea_so">
+        <w:r>
+          <w:rPr>
+            <w:rStyle w:val="Hyperlink"/>
+            <w:sz w:val="18"/>
+            <w:szCs w:val="18"/>
+          </w:rPr>
+          <w:t xml:space="preserve">與 '사퇴하라' 비판 - 시사저널 — https://www.sisajournal.com/news/articleView.html?idxno=389162</w:t>
+        </w:r>
+      </w:hyperlink>
+    </w:p>
+    <w:p>
+      <w:pPr>
+        <w:spacing w:after="80"/>
+      </w:pPr>
+      <w:hyperlink w:history="1" r:id="rIdskkrumeycvrauowphozi9">
+        <w:r>
+          <w:rPr>
+            <w:rStyle w:val="Hyperlink"/>
+            <w:sz w:val="18"/>
+            <w:szCs w:val="18"/>
+          </w:rPr>
+          <w:t xml:space="preserve">법사위 국감 쟁점 - 파이낸셜뉴스 — https://www.fnnews.com/news/202610051107477978</w:t>
         </w:r>
       </w:hyperlink>
     </w:p>

--- a/05-Routines/오늘의 뉴스 요약.docx
+++ b/05-Routines/오늘의 뉴스 요약.docx
@@ -21,7 +21,7 @@
           <w:sz w:val="22"/>
           <w:szCs w:val="22"/>
         </w:rPr>
-        <w:t xml:space="preserve">2026년 10월 6일 (화)</w:t>
+        <w:t xml:space="preserve">2026년 10월 7일 (수)</w:t>
       </w:r>
     </w:p>
     <w:p>
@@ -50,12 +50,12 @@
           <w:b/>
           <w:bCs/>
         </w:rPr>
-        <w:t xml:space="preserve">오늘 코스피 0.58% 오른 7,044.67 개장, 이후 7,000선 공방. </w:t>
-      </w:r>
-      <w:r>
-        <w:t xml:space="preserve">외국인이 1조5,000억원 넘게 팔았지만 개인·기관이 각각 8,780억원, 3,030억원을 사들이며 지수를 방어했습니다.  </w:t>
-      </w:r>
-      <w:hyperlink w:history="1" r:id="rIdq2u3n4jilbytwsk-vnc3s">
+        <w:t xml:space="preserve">어제(6일) 코스피 0.89% 하락, 6,941.39 마감 — 7,000선 다시 하회. </w:t>
+      </w:r>
+      <w:r>
+        <w:t xml:space="preserve">외국인이 1조7,509억원을 순매도하며 삼성전자·SK하이닉스 등 대형 반도체주가 약세를 보였습니다.  </w:t>
+      </w:r>
+      <w:hyperlink w:history="1" r:id="rId0a1iud3ibjyame4vwwjsz">
         <w:r>
           <w:rPr>
             <w:rStyle w:val="Hyperlink"/>
@@ -91,7 +91,7 @@
           <w:sz w:val="19"/>
           <w:szCs w:val="19"/>
         </w:rPr>
-        <w:t xml:space="preserve">반도체 관련 자산을 보유하고 계시다면 외국인·개인 수급이 팽팽하게 맞서는 구간이라 당분간 등락이 이어질 수 있습니다.</w:t>
+        <w:t xml:space="preserve">반도체 관련 자산을 보유하고 계시다면 최근 평가금액이 다시 줄었을 수 있습니다. 다만 하루 등락만으로 추세를 단정하기는 어렵습니다.</w:t>
       </w:r>
     </w:p>
     <w:p>
@@ -108,19 +108,19 @@
           <w:b/>
           <w:bCs/>
         </w:rPr>
-        <w:t xml:space="preserve">삼성전자 3분기 잠정 실적 발표 예정 — 반도체 업종 이익 전망 상향 여부가 관건. </w:t>
-      </w:r>
-      <w:r>
-        <w:t xml:space="preserve">외국인이 반도체 순매수로 돌아설지가 시장의 핵심 관심사입니다.  </w:t>
-      </w:r>
-      <w:hyperlink w:history="1" r:id="rIdoz4iuhv3y_evkthguomyt">
-        <w:r>
-          <w:rPr>
-            <w:rStyle w:val="Hyperlink"/>
-            <w:sz w:val="18"/>
-            <w:szCs w:val="18"/>
-          </w:rPr>
-          <w:t xml:space="preserve">[자세히 보기: 이투데이]</w:t>
+        <w:t xml:space="preserve">코스닥은 2.98% 급등, 919.92 마감. </w:t>
+      </w:r>
+      <w:r>
+        <w:t xml:space="preserve">에코프로·HLB 등 코스닥 대형주가 강세를 보이며 반도체에서 2차전지·바이오 쪽으로 수급이 옮겨가는 '순환매' 양상이 나타났습니다.  </w:t>
+      </w:r>
+      <w:hyperlink w:history="1" r:id="rIduhynycbxaij_rnf8ptgvs">
+        <w:r>
+          <w:rPr>
+            <w:rStyle w:val="Hyperlink"/>
+            <w:sz w:val="18"/>
+            <w:szCs w:val="18"/>
+          </w:rPr>
+          <w:t xml:space="preserve">[자세히 보기: 뉴스1]</w:t>
         </w:r>
       </w:hyperlink>
     </w:p>
@@ -149,7 +149,7 @@
           <w:sz w:val="19"/>
           <w:szCs w:val="19"/>
         </w:rPr>
-        <w:t xml:space="preserve">삼성전자 관련 주식·펀드·연금을 갖고 계시다면 이번 실적 발표 내용에 따라 평가금액에 영향이 있을 수 있어 참고할 만합니다.</w:t>
+        <w:t xml:space="preserve">2차전지·바이오 관련 종목을 보유하고 계시다면 최근 평가금액이 올랐을 수 있습니다.</w:t>
       </w:r>
     </w:p>
     <w:p>
@@ -166,19 +166,19 @@
           <w:b/>
           <w:bCs/>
         </w:rPr>
-        <w:t xml:space="preserve">코스닥 2%대 상승, 900선 회복. </w:t>
-      </w:r>
-      <w:r>
-        <w:t xml:space="preserve">HLB·삼천당제약 등 바이오주 강세가 지수를 끌어올렸습니다.  </w:t>
-      </w:r>
-      <w:hyperlink w:history="1" r:id="rIdpgrwo40mtdghoqmovoq3x">
-        <w:r>
-          <w:rPr>
-            <w:rStyle w:val="Hyperlink"/>
-            <w:sz w:val="18"/>
-            <w:szCs w:val="18"/>
-          </w:rPr>
-          <w:t xml:space="preserve">[자세히 보기: 이투데이]</w:t>
+        <w:t xml:space="preserve">삼성전자 3분기 잠정실적, 내일(8일) 발표 예정. </w:t>
+      </w:r>
+      <w:r>
+        <w:t xml:space="preserve">반도체 업종의 이익 전망이 상향될지, 외국인이 다시 순매수로 돌아설지가 시장의 핵심 관심사입니다.  </w:t>
+      </w:r>
+      <w:hyperlink w:history="1" r:id="rIdiwlgxxcngdookxpukf9qu">
+        <w:r>
+          <w:rPr>
+            <w:rStyle w:val="Hyperlink"/>
+            <w:sz w:val="18"/>
+            <w:szCs w:val="18"/>
+          </w:rPr>
+          <w:t xml:space="preserve">[자세히 보기: 제주교통복지신문]</w:t>
         </w:r>
       </w:hyperlink>
     </w:p>
@@ -207,7 +207,7 @@
           <w:sz w:val="19"/>
           <w:szCs w:val="19"/>
         </w:rPr>
-        <w:t xml:space="preserve">코스닥 바이오 관련 종목을 보유하고 계시다면 최근 평가금액이 올랐을 수 있습니다.</w:t>
+        <w:t xml:space="preserve">삼성전자 관련 주식·펀드·연금을 갖고 계시다면 내일 발표 내용에 따라 평가금액에 영향이 있을 수 있어 참고할 만합니다.</w:t>
       </w:r>
     </w:p>
     <w:p>
@@ -236,12 +236,12 @@
           <w:b/>
           <w:bCs/>
         </w:rPr>
-        <w:t xml:space="preserve">조희대 대법원장, 오늘 국회 법사위 국정감사 증인 출석 거부. </w:t>
-      </w:r>
-      <w:r>
-        <w:t xml:space="preserve">"헌법과 법률을 준수할 의무가 있고 수사 절차가 진행될 가능성도 있는 상황을 고려하면 증인으로 출석해 답변드리기 어렵다"는 의견서를 제출했습니다.  </w:t>
-      </w:r>
-      <w:hyperlink w:history="1" r:id="rId1xqmtskgl3iodvxlvtraj">
+        <w:t xml:space="preserve">조희대 대법원장, 어제(6일) 법사위 국정감사에 실제 출석. </w:t>
+      </w:r>
+      <w:r>
+        <w:t xml:space="preserve">다만 일반증인 선서는 "삼권분립과 사법부 독립을 훼손할 우려가 있다"며 거부했고, 인사말 후 자리를 뜨려 하자 여당(범여권)이 이를 막아 질의를 강행하면서 여야가 충돌했습니다.  </w:t>
+      </w:r>
+      <w:hyperlink w:history="1" r:id="rId9w6qybjqzdg1fwjkri7dx">
         <w:r>
           <w:rPr>
             <w:rStyle w:val="Hyperlink"/>
@@ -277,7 +277,7 @@
           <w:sz w:val="19"/>
           <w:szCs w:val="19"/>
         </w:rPr>
-        <w:t xml:space="preserve">일반 생활에 당장 체감되는 영향은 거의 없습니다. 다만 사법부와 국회 간 갈등이 길어지면 관련 입법·개혁 논의 속도에 영향을 줄 수 있습니다.</w:t>
+        <w:t xml:space="preserve">일반 생활에 당장 체감되는 영향은 거의 없습니다. 다만 이 갈등이 길어지면 사법개혁 관련 입법 논의 속도에 영향을 줄 수 있습니다.</w:t>
       </w:r>
     </w:p>
     <w:p>
@@ -294,19 +294,19 @@
           <w:b/>
           <w:bCs/>
         </w:rPr>
-        <w:t xml:space="preserve">여당, "출석할 생각 없으면 사퇴하라"며 조희대 대법원장 강하게 비판. </w:t>
-      </w:r>
-      <w:r>
-        <w:t xml:space="preserve">법사위가 일반 증인으로 출석을 요구한 만큼 국회증언감정법상 출석 의무가 있다고 반박했습니다.  </w:t>
-      </w:r>
-      <w:hyperlink w:history="1" r:id="rIdikg0vizknnd9d9c4yooxu">
-        <w:r>
-          <w:rPr>
-            <w:rStyle w:val="Hyperlink"/>
-            <w:sz w:val="18"/>
-            <w:szCs w:val="18"/>
-          </w:rPr>
-          <w:t xml:space="preserve">[자세히 보기: 시사저널]</w:t>
+        <w:t xml:space="preserve">'조희대 난투극' 법사위 국감, 여야 막말·고성으로 얼룩져. </w:t>
+      </w:r>
+      <w:r>
+        <w:t xml:space="preserve">2년 연속 조희대 공방으로 국정감사가 시작된 모양새입니다.  </w:t>
+      </w:r>
+      <w:hyperlink w:history="1" r:id="rIdlhiuev_kvvfwya3m380vr">
+        <w:r>
+          <w:rPr>
+            <w:rStyle w:val="Hyperlink"/>
+            <w:sz w:val="18"/>
+            <w:szCs w:val="18"/>
+          </w:rPr>
+          <w:t xml:space="preserve">[자세히 보기: 파이낸셜뉴스]</w:t>
         </w:r>
       </w:hyperlink>
     </w:p>
@@ -335,7 +335,7 @@
           <w:sz w:val="19"/>
           <w:szCs w:val="19"/>
         </w:rPr>
-        <w:t xml:space="preserve">직접적인 생활 영향은 없는 소식입니다. 여당과 사법부 수장 간 정치적 공방입니다.</w:t>
+        <w:t xml:space="preserve">직접적인 생활 영향은 없는 소식입니다. 국정감사의 실효성을 둘러싼 여야 간 정치적 공방입니다.</w:t>
       </w:r>
     </w:p>
     <w:p>
@@ -352,19 +352,19 @@
           <w:b/>
           <w:bCs/>
         </w:rPr>
-        <w:t xml:space="preserve">법사위, 오늘 대법원(법원행정처)·8일 법무부 국정감사 진행 — 대법관 재제청 갈등 등이 핵심 쟁점. </w:t>
-      </w:r>
-      <w:r>
-        <w:t xml:space="preserve">청와대와 대법원 간 '대법관 재제청' 갈등 속에서 공소청 검증 등도 함께 다뤄질 전망입니다.  </w:t>
-      </w:r>
-      <w:hyperlink w:history="1" r:id="rIdbdafsangetgnw43jl15zc">
-        <w:r>
-          <w:rPr>
-            <w:rStyle w:val="Hyperlink"/>
-            <w:sz w:val="18"/>
-            <w:szCs w:val="18"/>
-          </w:rPr>
-          <w:t xml:space="preserve">[자세히 보기: 파이낸셜뉴스]</w:t>
+        <w:t xml:space="preserve">오늘(7일), 교육위·외통위·국방위·행정안전위 등 10개 상임위 국정감사 진행. </w:t>
+      </w:r>
+      <w:r>
+        <w:t xml:space="preserve">과학기술정보방송통신위원회는 나로우주센터를 방문해 누리호 5차 발사 준비 상황을 현장시찰합니다.  </w:t>
+      </w:r>
+      <w:hyperlink w:history="1" r:id="rIdjy1hwsbsgjnag-pjiz99e">
+        <w:r>
+          <w:rPr>
+            <w:rStyle w:val="Hyperlink"/>
+            <w:sz w:val="18"/>
+            <w:szCs w:val="18"/>
+          </w:rPr>
+          <w:t xml:space="preserve">[자세히 보기: 뉴스핌]</w:t>
         </w:r>
       </w:hyperlink>
     </w:p>
@@ -393,7 +393,7 @@
           <w:sz w:val="19"/>
           <w:szCs w:val="19"/>
         </w:rPr>
-        <w:t xml:space="preserve">국정감사에서 사법개혁 관련 논의가 어떻게 진행되는지에 따라 중장기적으로 법 제도 변화로 이어질 수 있어 지켜볼 만합니다.</w:t>
+        <w:t xml:space="preserve">일반 생활에 당장 체감되는 영향은 거의 없습니다. 다만 교육·외교·국방 등 각 분야에서 다뤄지는 정책 이슈는 지켜볼 만합니다.</w:t>
       </w:r>
     </w:p>
     <w:p>
@@ -412,14 +412,14 @@
       <w:pPr>
         <w:spacing w:after="80"/>
       </w:pPr>
-      <w:hyperlink w:history="1" r:id="rIdasjzupprmubzeb4kgs1ea">
-        <w:r>
-          <w:rPr>
-            <w:rStyle w:val="Hyperlink"/>
-            <w:sz w:val="18"/>
-            <w:szCs w:val="18"/>
-          </w:rPr>
-          <w:t xml:space="preserve">코스피 7000선 공방 - 이투데이 — https://etoday.co.kr/news/view/2632641</w:t>
+      <w:hyperlink w:history="1" r:id="rIdssmodpbhkovvsfeh07jaw">
+        <w:r>
+          <w:rPr>
+            <w:rStyle w:val="Hyperlink"/>
+            <w:sz w:val="18"/>
+            <w:szCs w:val="18"/>
+          </w:rPr>
+          <w:t xml:space="preserve">코스피 6941.39 마감 - 이투데이 — https://etoday.co.kr/news/view/2632920</w:t>
         </w:r>
       </w:hyperlink>
     </w:p>
@@ -427,14 +427,14 @@
       <w:pPr>
         <w:spacing w:after="80"/>
       </w:pPr>
-      <w:hyperlink w:history="1" r:id="rId1q5-nqzvbv2nuypwvryun">
-        <w:r>
-          <w:rPr>
-            <w:rStyle w:val="Hyperlink"/>
-            <w:sz w:val="18"/>
-            <w:szCs w:val="18"/>
-          </w:rPr>
-          <w:t xml:space="preserve">오늘의 투자전략·반도체 실적 관건 - 이투데이 — https://etoday.co.kr/news/view/2632557</w:t>
+      <w:hyperlink w:history="1" r:id="rIdpep6nvrqftmhikft6mwuj">
+        <w:r>
+          <w:rPr>
+            <w:rStyle w:val="Hyperlink"/>
+            <w:sz w:val="18"/>
+            <w:szCs w:val="18"/>
+          </w:rPr>
+          <w:t xml:space="preserve">코스피 하락·코스닥 급등 - 뉴스1 — https://www.news1.kr/finance/general-stock/6311738</w:t>
         </w:r>
       </w:hyperlink>
     </w:p>
@@ -442,14 +442,14 @@
       <w:pPr>
         <w:spacing w:after="80"/>
       </w:pPr>
-      <w:hyperlink w:history="1" r:id="rIdbeas4kk2uajfq1izbz9x6">
-        <w:r>
-          <w:rPr>
-            <w:rStyle w:val="Hyperlink"/>
-            <w:sz w:val="18"/>
-            <w:szCs w:val="18"/>
-          </w:rPr>
-          <w:t xml:space="preserve">조희대 국감 출석 거부 - 파이낸셜뉴스 — https://www.fnnews.com/news/202610041814410055</w:t>
+      <w:hyperlink w:history="1" r:id="rIdn216xz2kf6vt-fenha9vn">
+        <w:r>
+          <w:rPr>
+            <w:rStyle w:val="Hyperlink"/>
+            <w:sz w:val="18"/>
+            <w:szCs w:val="18"/>
+          </w:rPr>
+          <w:t xml:space="preserve">삼성전자 잠정실적 8일 발표 - 제주교통복지신문 — https://www.jejutwn.com/news/article.html?no=462364</w:t>
         </w:r>
       </w:hyperlink>
     </w:p>
@@ -457,14 +457,14 @@
       <w:pPr>
         <w:spacing w:after="80"/>
       </w:pPr>
-      <w:hyperlink w:history="1" r:id="rIdh6ibtd-z-c7yrlxoea_so">
-        <w:r>
-          <w:rPr>
-            <w:rStyle w:val="Hyperlink"/>
-            <w:sz w:val="18"/>
-            <w:szCs w:val="18"/>
-          </w:rPr>
-          <w:t xml:space="preserve">與 '사퇴하라' 비판 - 시사저널 — https://www.sisajournal.com/news/articleView.html?idxno=389162</w:t>
+      <w:hyperlink w:history="1" r:id="rIdzwnxvpe7thmvfipl113_e">
+        <w:r>
+          <w:rPr>
+            <w:rStyle w:val="Hyperlink"/>
+            <w:sz w:val="18"/>
+            <w:szCs w:val="18"/>
+          </w:rPr>
+          <w:t xml:space="preserve">조희대 법사위 국감 출석·충돌 - 파이낸셜뉴스 — https://www.fnnews.com/news/202610061823461171</w:t>
         </w:r>
       </w:hyperlink>
     </w:p>
@@ -472,14 +472,29 @@
       <w:pPr>
         <w:spacing w:after="80"/>
       </w:pPr>
-      <w:hyperlink w:history="1" r:id="rIdskkrumeycvrauowphozi9">
-        <w:r>
-          <w:rPr>
-            <w:rStyle w:val="Hyperlink"/>
-            <w:sz w:val="18"/>
-            <w:szCs w:val="18"/>
-          </w:rPr>
-          <w:t xml:space="preserve">법사위 국감 쟁점 - 파이낸셜뉴스 — https://www.fnnews.com/news/202610051107477978</w:t>
+      <w:hyperlink w:history="1" r:id="rIdtp2nyqngga9xhe-r85bv3">
+        <w:r>
+          <w:rPr>
+            <w:rStyle w:val="Hyperlink"/>
+            <w:sz w:val="18"/>
+            <w:szCs w:val="18"/>
+          </w:rPr>
+          <w:t xml:space="preserve">'조희대 난투극' 국감 - 파이낸셜뉴스 — https://www.fnnews.com/news/202610061343567474</w:t>
+        </w:r>
+      </w:hyperlink>
+    </w:p>
+    <w:p>
+      <w:pPr>
+        <w:spacing w:after="80"/>
+      </w:pPr>
+      <w:hyperlink w:history="1" r:id="rIdr5sfohibdg6vjz5rm8kmi">
+        <w:r>
+          <w:rPr>
+            <w:rStyle w:val="Hyperlink"/>
+            <w:sz w:val="18"/>
+            <w:szCs w:val="18"/>
+          </w:rPr>
+          <w:t xml:space="preserve">오늘의 국감일정(10/7) - 뉴스핌 — https://newspim.com/news/view/20261006001295</w:t>
         </w:r>
       </w:hyperlink>
     </w:p>

--- a/05-Routines/오늘의 뉴스 요약.docx
+++ b/05-Routines/오늘의 뉴스 요약.docx
@@ -21,7 +21,7 @@
           <w:sz w:val="22"/>
           <w:szCs w:val="22"/>
         </w:rPr>
-        <w:t xml:space="preserve">2026년 10월 7일 (수)</w:t>
+        <w:t xml:space="preserve">2026년 10월 8일 (목)</w:t>
       </w:r>
     </w:p>
     <w:p>
@@ -50,12 +50,12 @@
           <w:b/>
           <w:bCs/>
         </w:rPr>
-        <w:t xml:space="preserve">어제(6일) 코스피 0.89% 하락, 6,941.39 마감 — 7,000선 다시 하회. </w:t>
-      </w:r>
-      <w:r>
-        <w:t xml:space="preserve">외국인이 1조7,509억원을 순매도하며 삼성전자·SK하이닉스 등 대형 반도체주가 약세를 보였습니다.  </w:t>
-      </w:r>
-      <w:hyperlink w:history="1" r:id="rId0a1iud3ibjyame4vwwjsz">
+        <w:t xml:space="preserve">삼성전자, 오늘 3분기 영업이익 107조4,000억원 발표 — 국내 기업 최초로 분기 영업이익 100조원 돌파. </w:t>
+      </w:r>
+      <w:r>
+        <w:t xml:space="preserve">매출은 195조원이며, 영업이익은 전년 동기보다 782.5% 늘었습니다. 영업이익률은 55.1%로 역대 최고치입니다.  </w:t>
+      </w:r>
+      <w:hyperlink w:history="1" r:id="rId26gfvmjylkgwcz1tcde3u">
         <w:r>
           <w:rPr>
             <w:rStyle w:val="Hyperlink"/>
@@ -91,7 +91,7 @@
           <w:sz w:val="19"/>
           <w:szCs w:val="19"/>
         </w:rPr>
-        <w:t xml:space="preserve">반도체 관련 자산을 보유하고 계시다면 최근 평가금액이 다시 줄었을 수 있습니다. 다만 하루 등락만으로 추세를 단정하기는 어렵습니다.</w:t>
+        <w:t xml:space="preserve">삼성전자 관련 주식·펀드·연금을 갖고 계시다면 역사적인 실적 발표라는 점에서 의미 있는 소식이지만, 아래 항목처럼 주가는 꼭 바로 오르지 않을 수 있습니다.</w:t>
       </w:r>
     </w:p>
     <w:p>
@@ -108,19 +108,19 @@
           <w:b/>
           <w:bCs/>
         </w:rPr>
-        <w:t xml:space="preserve">코스닥은 2.98% 급등, 919.92 마감. </w:t>
-      </w:r>
-      <w:r>
-        <w:t xml:space="preserve">에코프로·HLB 등 코스닥 대형주가 강세를 보이며 반도체에서 2차전지·바이오 쪽으로 수급이 옮겨가는 '순환매' 양상이 나타났습니다.  </w:t>
-      </w:r>
-      <w:hyperlink w:history="1" r:id="rIduhynycbxaij_rnf8ptgvs">
+        <w:t xml:space="preserve">이번 실적의 핵심 동력은 HBM4(차세대 고대역폭 메모리) 본격 양산. </w:t>
+      </w:r>
+      <w:r>
+        <w:t xml:space="preserve">증권사들은 3분기 HBM 매출이 전분기보다 60% 가까이 늘었을 것으로 추정합니다.  </w:t>
+      </w:r>
+      <w:hyperlink w:history="1" r:id="rIdxe64qq3hnsns39b_v5vxb">
         <w:r>
           <w:rPr>
             <w:rStyle w:val="Hyperlink"/>
             <w:sz w:val="18"/>
             <w:szCs w:val="18"/>
           </w:rPr>
-          <w:t xml:space="preserve">[자세히 보기: 뉴스1]</w:t>
+          <w:t xml:space="preserve">[자세히 보기: 머니투데이]</w:t>
         </w:r>
       </w:hyperlink>
     </w:p>
@@ -149,7 +149,7 @@
           <w:sz w:val="19"/>
           <w:szCs w:val="19"/>
         </w:rPr>
-        <w:t xml:space="preserve">2차전지·바이오 관련 종목을 보유하고 계시다면 최근 평가금액이 올랐을 수 있습니다.</w:t>
+        <w:t xml:space="preserve">AI·반도체 관련 펀드나 ETF를 보유하고 계시다면, HBM 수요 확대가 장기적으로 긍정적인 요인이 될 수 있습니다.</w:t>
       </w:r>
     </w:p>
     <w:p>
@@ -166,19 +166,19 @@
           <w:b/>
           <w:bCs/>
         </w:rPr>
-        <w:t xml:space="preserve">삼성전자 3분기 잠정실적, 내일(8일) 발표 예정. </w:t>
-      </w:r>
-      <w:r>
-        <w:t xml:space="preserve">반도체 업종의 이익 전망이 상향될지, 외국인이 다시 순매수로 돌아설지가 시장의 핵심 관심사입니다.  </w:t>
-      </w:r>
-      <w:hyperlink w:history="1" r:id="rIdiwlgxxcngdookxpukf9qu">
+        <w:t xml:space="preserve">역대급 실적에도 삼성전자 주가와 코스피는 오히려 약세. </w:t>
+      </w:r>
+      <w:r>
+        <w:t xml:space="preserve">외국인이 9거래일 연속 순매도를 이어갔고, 이미 오를 만큼 오른 반도체주에 대한 눈높이 부담이 작용했다는 해석이 나옵니다.  </w:t>
+      </w:r>
+      <w:hyperlink w:history="1" r:id="rIdfbhcxvc8jrqgdlidifpwp">
         <w:r>
           <w:rPr>
             <w:rStyle w:val="Hyperlink"/>
             <w:sz w:val="18"/>
             <w:szCs w:val="18"/>
           </w:rPr>
-          <w:t xml:space="preserve">[자세히 보기: 제주교통복지신문]</w:t>
+          <w:t xml:space="preserve">[자세히 보기: 머니투데이]</w:t>
         </w:r>
       </w:hyperlink>
     </w:p>
@@ -207,19 +207,7 @@
           <w:sz w:val="19"/>
           <w:szCs w:val="19"/>
         </w:rPr>
-        <w:t xml:space="preserve">삼성전자 관련 주식·펀드·연금을 갖고 계시다면 내일 발표 내용에 따라 평가금액에 영향이 있을 수 있어 참고할 만합니다.</w:t>
-      </w:r>
-    </w:p>
-    <w:p>
-      <w:pPr>
-        <w:pStyle w:val="Heading1"/>
-        <w:pBdr>
-          <w:bottom w:val="single" w:color="999999" w:sz="6" w:space="4"/>
-        </w:pBdr>
-        <w:spacing w:after="200" w:before="400"/>
-      </w:pPr>
-      <w:r>
-        <w:t xml:space="preserve">정치</w:t>
+        <w:t xml:space="preserve">"실적이 잘 나오면 주가도 오른다"는 공식이 항상 맞지는 않는다는 걸 보여주는 사례입니다. 성급한 매매 결정보다는 흐름을 지켜보는 게 안전할 수 있습니다.</w:t>
       </w:r>
     </w:p>
     <w:p>
@@ -236,128 +224,12 @@
           <w:b/>
           <w:bCs/>
         </w:rPr>
-        <w:t xml:space="preserve">조희대 대법원장, 어제(6일) 법사위 국정감사에 실제 출석. </w:t>
-      </w:r>
-      <w:r>
-        <w:t xml:space="preserve">다만 일반증인 선서는 "삼권분립과 사법부 독립을 훼손할 우려가 있다"며 거부했고, 인사말 후 자리를 뜨려 하자 여당(범여권)이 이를 막아 질의를 강행하면서 여야가 충돌했습니다.  </w:t>
-      </w:r>
-      <w:hyperlink w:history="1" r:id="rId9w6qybjqzdg1fwjkri7dx">
-        <w:r>
-          <w:rPr>
-            <w:rStyle w:val="Hyperlink"/>
-            <w:sz w:val="18"/>
-            <w:szCs w:val="18"/>
-          </w:rPr>
-          <w:t xml:space="preserve">[자세히 보기: 파이낸셜뉴스]</w:t>
-        </w:r>
-      </w:hyperlink>
-    </w:p>
-    <w:p>
-      <w:pPr>
-        <w:spacing w:after="160"/>
-        <w:ind w:left="480"/>
-      </w:pPr>
-      <w:r>
-        <w:rPr>
-          <w:b/>
-          <w:bCs/>
-          <w:i/>
-          <w:iCs/>
-          <w:color w:val="2E7D32"/>
-          <w:sz w:val="19"/>
-          <w:szCs w:val="19"/>
-        </w:rPr>
-        <w:t xml:space="preserve">💡 이게 나랑 무슨 상관이야? </w:t>
-      </w:r>
-      <w:r>
-        <w:rPr>
-          <w:i/>
-          <w:iCs/>
-          <w:color w:val="2E7D32"/>
-          <w:sz w:val="19"/>
-          <w:szCs w:val="19"/>
-        </w:rPr>
-        <w:t xml:space="preserve">일반 생활에 당장 체감되는 영향은 거의 없습니다. 다만 이 갈등이 길어지면 사법개혁 관련 입법 논의 속도에 영향을 줄 수 있습니다.</w:t>
-      </w:r>
-    </w:p>
-    <w:p>
-      <w:pPr>
-        <w:pStyle w:val="ListParagraph"/>
-        <w:numPr>
-          <w:ilvl w:val="0"/>
-          <w:numId w:val="2"/>
-        </w:numPr>
-        <w:spacing w:after="40"/>
-      </w:pPr>
-      <w:r>
-        <w:rPr>
-          <w:b/>
-          <w:bCs/>
-        </w:rPr>
-        <w:t xml:space="preserve">'조희대 난투극' 법사위 국감, 여야 막말·고성으로 얼룩져. </w:t>
-      </w:r>
-      <w:r>
-        <w:t xml:space="preserve">2년 연속 조희대 공방으로 국정감사가 시작된 모양새입니다.  </w:t>
-      </w:r>
-      <w:hyperlink w:history="1" r:id="rIdlhiuev_kvvfwya3m380vr">
-        <w:r>
-          <w:rPr>
-            <w:rStyle w:val="Hyperlink"/>
-            <w:sz w:val="18"/>
-            <w:szCs w:val="18"/>
-          </w:rPr>
-          <w:t xml:space="preserve">[자세히 보기: 파이낸셜뉴스]</w:t>
-        </w:r>
-      </w:hyperlink>
-    </w:p>
-    <w:p>
-      <w:pPr>
-        <w:spacing w:after="160"/>
-        <w:ind w:left="480"/>
-      </w:pPr>
-      <w:r>
-        <w:rPr>
-          <w:b/>
-          <w:bCs/>
-          <w:i/>
-          <w:iCs/>
-          <w:color w:val="2E7D32"/>
-          <w:sz w:val="19"/>
-          <w:szCs w:val="19"/>
-        </w:rPr>
-        <w:t xml:space="preserve">💡 이게 나랑 무슨 상관이야? </w:t>
-      </w:r>
-      <w:r>
-        <w:rPr>
-          <w:i/>
-          <w:iCs/>
-          <w:color w:val="2E7D32"/>
-          <w:sz w:val="19"/>
-          <w:szCs w:val="19"/>
-        </w:rPr>
-        <w:t xml:space="preserve">직접적인 생활 영향은 없는 소식입니다. 국정감사의 실효성을 둘러싼 여야 간 정치적 공방입니다.</w:t>
-      </w:r>
-    </w:p>
-    <w:p>
-      <w:pPr>
-        <w:pStyle w:val="ListParagraph"/>
-        <w:numPr>
-          <w:ilvl w:val="0"/>
-          <w:numId w:val="2"/>
-        </w:numPr>
-        <w:spacing w:after="40"/>
-      </w:pPr>
-      <w:r>
-        <w:rPr>
-          <w:b/>
-          <w:bCs/>
-        </w:rPr>
-        <w:t xml:space="preserve">오늘(7일), 교육위·외통위·국방위·행정안전위 등 10개 상임위 국정감사 진행. </w:t>
-      </w:r>
-      <w:r>
-        <w:t xml:space="preserve">과학기술정보방송통신위원회는 나로우주센터를 방문해 누리호 5차 발사 준비 상황을 현장시찰합니다.  </w:t>
-      </w:r>
-      <w:hyperlink w:history="1" r:id="rIdjy1hwsbsgjnag-pjiz99e">
+        <w:t xml:space="preserve">어제(7일) 코스피 1.98% 하락, 6,803.90 마감. </w:t>
+      </w:r>
+      <w:r>
+        <w:t xml:space="preserve">삼성전자 실적 발표를 하루 앞두고 시장이 관망하는 분위기였습니다.  </w:t>
+      </w:r>
+      <w:hyperlink w:history="1" r:id="rIdiwjyfsrkl21mm8ju19l6q">
         <w:r>
           <w:rPr>
             <w:rStyle w:val="Hyperlink"/>
@@ -393,7 +265,7 @@
           <w:sz w:val="19"/>
           <w:szCs w:val="19"/>
         </w:rPr>
-        <w:t xml:space="preserve">일반 생활에 당장 체감되는 영향은 거의 없습니다. 다만 교육·외교·국방 등 각 분야에서 다뤄지는 정책 이슈는 지켜볼 만합니다.</w:t>
+        <w:t xml:space="preserve">보유 자산이 있으시다면 최근 며칠간 등락이 이어지는 구간이니 조급하게 매매하기보다 흐름을 지켜보시는 것도 한 방법일 수 있습니다.</w:t>
       </w:r>
     </w:p>
     <w:p>
@@ -405,51 +277,149 @@
         <w:spacing w:after="200" w:before="400"/>
       </w:pPr>
       <w:r>
-        <w:t xml:space="preserve">출처 원문</w:t>
-      </w:r>
-    </w:p>
-    <w:p>
-      <w:pPr>
-        <w:spacing w:after="80"/>
-      </w:pPr>
-      <w:hyperlink w:history="1" r:id="rIdssmodpbhkovvsfeh07jaw">
+        <w:t xml:space="preserve">정치</w:t>
+      </w:r>
+    </w:p>
+    <w:p>
+      <w:pPr>
+        <w:pStyle w:val="ListParagraph"/>
+        <w:numPr>
+          <w:ilvl w:val="0"/>
+          <w:numId w:val="2"/>
+        </w:numPr>
+        <w:spacing w:after="40"/>
+      </w:pPr>
+      <w:r>
+        <w:rPr>
+          <w:b/>
+          <w:bCs/>
+        </w:rPr>
+        <w:t xml:space="preserve">국회 법제사법위원회, 오늘 법무부 대상 국정감사 진행. </w:t>
+      </w:r>
+      <w:r>
+        <w:t xml:space="preserve">대한법률구조공단·한국법무보호복지공단·정부법무공단도 함께 감사 대상입니다. 공소청 출범 이후 검찰개혁 후속 조치와 수사·기소 분리에 따른 사건 처리 지연 문제 등이 질의 대상으로 예고됐습니다.  </w:t>
+      </w:r>
+      <w:hyperlink w:history="1" r:id="rIdk-j28z85r8i5kev30lv2f">
         <w:r>
           <w:rPr>
             <w:rStyle w:val="Hyperlink"/>
             <w:sz w:val="18"/>
             <w:szCs w:val="18"/>
           </w:rPr>
-          <w:t xml:space="preserve">코스피 6941.39 마감 - 이투데이 — https://etoday.co.kr/news/view/2632920</w:t>
+          <w:t xml:space="preserve">[자세히 보기: 위키트리]</w:t>
         </w:r>
       </w:hyperlink>
     </w:p>
     <w:p>
       <w:pPr>
-        <w:spacing w:after="80"/>
-      </w:pPr>
-      <w:hyperlink w:history="1" r:id="rIdpep6nvrqftmhikft6mwuj">
+        <w:spacing w:after="160"/>
+        <w:ind w:left="480"/>
+      </w:pPr>
+      <w:r>
+        <w:rPr>
+          <w:b/>
+          <w:bCs/>
+          <w:i/>
+          <w:iCs/>
+          <w:color w:val="2E7D32"/>
+          <w:sz w:val="19"/>
+          <w:szCs w:val="19"/>
+        </w:rPr>
+        <w:t xml:space="preserve">💡 이게 나랑 무슨 상관이야? </w:t>
+      </w:r>
+      <w:r>
+        <w:rPr>
+          <w:i/>
+          <w:iCs/>
+          <w:color w:val="2E7D32"/>
+          <w:sz w:val="19"/>
+          <w:szCs w:val="19"/>
+        </w:rPr>
+        <w:t xml:space="preserve">검찰·법무 체계 개편이 실제로 어떻게 운영되는지는 사건 처리 속도 등 사법 서비스 전반에 영향을 줄 수 있는 사안이라 지켜볼 만합니다.</w:t>
+      </w:r>
+    </w:p>
+    <w:p>
+      <w:pPr>
+        <w:pStyle w:val="ListParagraph"/>
+        <w:numPr>
+          <w:ilvl w:val="0"/>
+          <w:numId w:val="2"/>
+        </w:numPr>
+        <w:spacing w:after="40"/>
+      </w:pPr>
+      <w:r>
+        <w:rPr>
+          <w:b/>
+          <w:bCs/>
+        </w:rPr>
+        <w:t xml:space="preserve">법사위 국정감사, 10월 27일까지 이어지며 26일 종합감사 예정 — 다음 주 12일(월)은 감사원 차례. </w:t>
+      </w:r>
+      <w:r>
+        <w:t xml:space="preserve">6일 대법원 국감에서 시작된 조희대 대법원장 관련 논란의 여진이 이어지는 가운데, 법무부 국감에도 관심이 모이고 있습니다.  </w:t>
+      </w:r>
+      <w:hyperlink w:history="1" r:id="rIdcyzuuelue_qawou95jhlw">
         <w:r>
           <w:rPr>
             <w:rStyle w:val="Hyperlink"/>
             <w:sz w:val="18"/>
             <w:szCs w:val="18"/>
           </w:rPr>
-          <w:t xml:space="preserve">코스피 하락·코스닥 급등 - 뉴스1 — https://www.news1.kr/finance/general-stock/6311738</w:t>
+          <w:t xml:space="preserve">[자세히 보기: 법률신문]</w:t>
         </w:r>
       </w:hyperlink>
     </w:p>
     <w:p>
       <w:pPr>
+        <w:spacing w:after="160"/>
+        <w:ind w:left="480"/>
+      </w:pPr>
+      <w:r>
+        <w:rPr>
+          <w:b/>
+          <w:bCs/>
+          <w:i/>
+          <w:iCs/>
+          <w:color w:val="2E7D32"/>
+          <w:sz w:val="19"/>
+          <w:szCs w:val="19"/>
+        </w:rPr>
+        <w:t xml:space="preserve">💡 이게 나랑 무슨 상관이야? </w:t>
+      </w:r>
+      <w:r>
+        <w:rPr>
+          <w:i/>
+          <w:iCs/>
+          <w:color w:val="2E7D32"/>
+          <w:sz w:val="19"/>
+          <w:szCs w:val="19"/>
+        </w:rPr>
+        <w:t xml:space="preserve">일반 생활에 당장 체감되는 영향은 거의 없습니다. 다만 국정감사 전반의 일정은 관련 법안·정책 논의 속도와 맞물려 있어 참고할 만합니다.</w:t>
+      </w:r>
+    </w:p>
+    <w:p>
+      <w:pPr>
+        <w:pStyle w:val="Heading1"/>
+        <w:pBdr>
+          <w:bottom w:val="single" w:color="999999" w:sz="6" w:space="4"/>
+        </w:pBdr>
+        <w:spacing w:after="200" w:before="400"/>
+      </w:pPr>
+      <w:r>
+        <w:t xml:space="preserve">출처 원문</w:t>
+      </w:r>
+    </w:p>
+    <w:p>
+      <w:pPr>
         <w:spacing w:after="80"/>
       </w:pPr>
-      <w:hyperlink w:history="1" r:id="rIdn216xz2kf6vt-fenha9vn">
+      <w:hyperlink w:history="1" r:id="rIdyi43mnxlul9dk72osimcg">
         <w:r>
           <w:rPr>
             <w:rStyle w:val="Hyperlink"/>
             <w:sz w:val="18"/>
             <w:szCs w:val="18"/>
           </w:rPr>
-          <w:t xml:space="preserve">삼성전자 잠정실적 8일 발표 - 제주교통복지신문 — https://www.jejutwn.com/news/article.html?no=462364</w:t>
+          <w:t xml:space="preserve">삼성전자 영업이익 100조 돌파 - 이투데이 — https://www.etoday.co.kr/news/view/2633665</w:t>
         </w:r>
       </w:hyperlink>
     </w:p>
@@ -457,14 +427,14 @@
       <w:pPr>
         <w:spacing w:after="80"/>
       </w:pPr>
-      <w:hyperlink w:history="1" r:id="rIdzwnxvpe7thmvfipl113_e">
+      <w:hyperlink w:history="1" r:id="rIdghhzfml3dsgxpfmi9kk_y">
         <w:r>
           <w:rPr>
             <w:rStyle w:val="Hyperlink"/>
             <w:sz w:val="18"/>
             <w:szCs w:val="18"/>
           </w:rPr>
-          <w:t xml:space="preserve">조희대 법사위 국감 출석·충돌 - 파이낸셜뉴스 — https://www.fnnews.com/news/202610061823461171</w:t>
+          <w:t xml:space="preserve">삼성전자 실적 D-3·HBM 전망 - 머니투데이 — https://www.mt.co.kr/stock/2026/10/05/2026100217315021825</w:t>
         </w:r>
       </w:hyperlink>
     </w:p>
@@ -472,14 +442,14 @@
       <w:pPr>
         <w:spacing w:after="80"/>
       </w:pPr>
-      <w:hyperlink w:history="1" r:id="rIdtp2nyqngga9xhe-r85bv3">
+      <w:hyperlink w:history="1" r:id="rId9xorosj54ayioq3mciab4">
         <w:r>
           <w:rPr>
             <w:rStyle w:val="Hyperlink"/>
             <w:sz w:val="18"/>
             <w:szCs w:val="18"/>
           </w:rPr>
-          <w:t xml:space="preserve">'조희대 난투극' 국감 - 파이낸셜뉴스 — https://www.fnnews.com/news/202610061343567474</w:t>
+          <w:t xml:space="preserve">역대 실적에도 코스피 약세·외인 매도 - 머니투데이 — https://mt.co.kr/stock/2026/10/08/2026100809271937732</w:t>
         </w:r>
       </w:hyperlink>
     </w:p>
@@ -487,14 +457,44 @@
       <w:pPr>
         <w:spacing w:after="80"/>
       </w:pPr>
-      <w:hyperlink w:history="1" r:id="rIdr5sfohibdg6vjz5rm8kmi">
+      <w:hyperlink w:history="1" r:id="rIdfxruqxlmt-_n5u1g7xiwl">
         <w:r>
           <w:rPr>
             <w:rStyle w:val="Hyperlink"/>
             <w:sz w:val="18"/>
             <w:szCs w:val="18"/>
           </w:rPr>
-          <w:t xml:space="preserve">오늘의 국감일정(10/7) - 뉴스핌 — https://newspim.com/news/view/20261006001295</w:t>
+          <w:t xml:space="preserve">코스피 6803선 마감(10/7) - 뉴스핌 — https://www.newspim.com/news/view/20261007001012</w:t>
+        </w:r>
+      </w:hyperlink>
+    </w:p>
+    <w:p>
+      <w:pPr>
+        <w:spacing w:after="80"/>
+      </w:pPr>
+      <w:hyperlink w:history="1" r:id="rId-b82kyxfs8wkmtf3znzn0">
+        <w:r>
+          <w:rPr>
+            <w:rStyle w:val="Hyperlink"/>
+            <w:sz w:val="18"/>
+            <w:szCs w:val="18"/>
+          </w:rPr>
+          <w:t xml:space="preserve">10/8 국정감사 법무부 일정·쟁점 - 위키트리 — https://www.wikitree.co.kr/articles/1164725</w:t>
+        </w:r>
+      </w:hyperlink>
+    </w:p>
+    <w:p>
+      <w:pPr>
+        <w:spacing w:after="80"/>
+      </w:pPr>
+      <w:hyperlink w:history="1" r:id="rIdcfuma0dwaz0pppfe-iych">
+        <w:r>
+          <w:rPr>
+            <w:rStyle w:val="Hyperlink"/>
+            <w:sz w:val="18"/>
+            <w:szCs w:val="18"/>
+          </w:rPr>
+          <w:t xml:space="preserve">오늘의 국회일정(10/8) - 법률신문 — https://www.lawtimes.co.kr/news/articleView.html?idxno=227399</w:t>
         </w:r>
       </w:hyperlink>
     </w:p>
@@ -526,10 +526,6 @@
 </w:document>
 </file>
 
-<file path=word/comments.xml><?xml version="1.0" encoding="utf-8"?>
-<w:comments xmlns:cx="http://schemas.microsoft.com/office/drawing/2014/chartex" xmlns:cx1="http://schemas.microsoft.com/office/drawing/2015/9/8/chartex" xmlns:cx2="http://schemas.microsoft.com/office/drawing/2015/10/21/chartex" xmlns:cx3="http://schemas.microsoft.com/office/drawing/2016/5/9/chartex" xmlns:cx4="http://schemas.microsoft.com/office/drawing/2016/5/10/chartex" xmlns:cx5="http://schemas.microsoft.com/office/drawing/2016/5/11/chartex" xmlns:cx6="http://schemas.microsoft.com/office/drawing/2016/5/12/chartex" xmlns:cx7="http://schemas.microsoft.com/office/drawing/2016/5/13/chartex" xmlns:cx8="http://schemas.microsoft.com/office/drawing/2016/5/14/chartex" xmlns:mc="http://schemas.openxmlformats.org/markup-compatibility/2006" xmlns:aink="http://schemas.microsoft.com/office/drawing/2016/ink" xmlns:am3d="http://schemas.microsoft.com/office/drawing/2017/model3d" xmlns:o="urn:schemas-microsoft-com:office:office" xmlns:r="http://schemas.openxmlformats.org/officeDocument/2006/relationships" xmlns:m="http://schemas.openxmlformats.org/officeDocument/2006/math" xmlns:v="urn:schemas-microsoft-com:vml" xmlns:wp14="http://schemas.microsoft.com/office/word/2010/wordprocessingDrawing" xmlns:wp="http://schemas.openxmlformats.org/drawingml/2006/wordprocessingDrawing" xmlns:w10="urn:schemas-microsoft-com:office:word" xmlns:w="http://schemas.openxmlformats.org/wordprocessingml/2006/main" xmlns:w14="http://schemas.microsoft.com/office/word/2010/wordml" xmlns:w15="http://schemas.microsoft.com/office/word/2012/wordml" xmlns:w16cex="http://schemas.microsoft.com/office/word/2018/wordml/cex" xmlns:w16cid="http://schemas.microsoft.com/office/word/2016/wordml/cid" xmlns:w16="http://schemas.microsoft.com/office/word/2018/wordml" xmlns:w16sdtdh="http://schemas.microsoft.com/office/word/2020/wordml/sdtdatahash" xmlns:w16se="http://schemas.microsoft.com/office/word/2015/wordml/symex" xmlns:wpg="http://schemas.microsoft.com/office/word/2010/wordprocessingGroup" xmlns:wpi="http://schemas.microsoft.com/office/word/2010/wordprocessingInk" xmlns:wne="http://schemas.microsoft.com/office/word/2006/wordml" xmlns:wps="http://schemas.microsoft.com/office/word/2010/wordprocessingShape"/>
-</file>
-
 <file path=word/endnotes.xml><?xml version="1.0" encoding="utf-8"?>
 <w:endnotes xmlns:wpc="http://schemas.microsoft.com/office/word/2010/wordprocessingCanvas" xmlns:mc="http://schemas.openxmlformats.org/markup-compatibility/2006" xmlns:o="urn:schemas-microsoft-com:office:office" xmlns:r="http://schemas.openxmlformats.org/officeDocument/2006/relationships" xmlns:m="http://schemas.openxmlformats.org/officeDocument/2006/math" xmlns:v="urn:schemas-microsoft-com:vml" xmlns:wp14="http://schemas.microsoft.com/office/word/2010/wordprocessingDrawing" xmlns:wp="http://schemas.openxmlformats.org/drawingml/2006/wordprocessingDrawing" xmlns:w10="urn:schemas-microsoft-com:office:word" xmlns:w="http://schemas.openxmlformats.org/wordprocessingml/2006/main" xmlns:w14="http://schemas.microsoft.com/office/word/2010/wordml" xmlns:w15="http://schemas.microsoft.com/office/word/2012/wordml" xmlns:wpg="http://schemas.microsoft.com/office/word/2010/wordprocessingGroup" xmlns:wpi="http://schemas.microsoft.com/office/word/2010/wordprocessingInk" xmlns:wne="http://schemas.microsoft.com/office/word/2006/wordml" xmlns:wps="http://schemas.microsoft.com/office/word/2010/wordprocessingShape" mc:Ignorable="w14 w15 wp14">
   <w:endnote w:type="separator" w:id="-1">
@@ -608,7 +604,7 @@
 <w:numbering xmlns:wpc="http://schemas.microsoft.com/office/word/2010/wordprocessingCanvas" xmlns:mc="http://schemas.openxmlformats.org/markup-compatibility/2006" xmlns:o="urn:schemas-microsoft-com:office:office" xmlns:r="http://schemas.openxmlformats.org/officeDocument/2006/relationships" xmlns:m="http://schemas.openxmlformats.org/officeDocument/2006/math" xmlns:v="urn:schemas-microsoft-com:vml" xmlns:wp14="http://schemas.microsoft.com/office/word/2010/wordprocessingDrawing" xmlns:wp="http://schemas.openxmlformats.org/drawingml/2006/wordprocessingDrawing" xmlns:w10="urn:schemas-microsoft-com:office:word" xmlns:w="http://schemas.openxmlformats.org/wordprocessingml/2006/main" xmlns:w14="http://schemas.microsoft.com/office/word/2010/wordml" xmlns:w15="http://schemas.microsoft.com/office/word/2012/wordml" xmlns:wpg="http://schemas.microsoft.com/office/word/2010/wordprocessingGroup" xmlns:wpi="http://schemas.microsoft.com/office/word/2010/wordprocessingInk" xmlns:wne="http://schemas.microsoft.com/office/word/2006/wordml" xmlns:wps="http://schemas.microsoft.com/office/word/2010/wordprocessingShape" mc:Ignorable="w14 w15 wp14">
   <w:abstractNum w:abstractNumId="1" w15:restartNumberingAfterBreak="0">
     <w:multiLevelType w:val="hybridMultilevel"/>
-    <w:lvl w:ilvl="0" w15:tentative="1">
+    <w:lvl w:ilvl="0" w:tentative="1">
       <w:start w:val="1"/>
       <w:numFmt w:val="bullet"/>
       <w:lvlText w:val="●"/>
@@ -617,7 +613,7 @@
         <w:ind w:left="720" w:hanging="360"/>
       </w:pPr>
     </w:lvl>
-    <w:lvl w:ilvl="1" w15:tentative="1">
+    <w:lvl w:ilvl="1" w:tentative="1">
       <w:start w:val="1"/>
       <w:numFmt w:val="bullet"/>
       <w:lvlText w:val="○"/>
@@ -626,7 +622,7 @@
         <w:ind w:left="1440" w:hanging="360"/>
       </w:pPr>
     </w:lvl>
-    <w:lvl w:ilvl="2" w15:tentative="1">
+    <w:lvl w:ilvl="2" w:tentative="1">
       <w:start w:val="1"/>
       <w:numFmt w:val="bullet"/>
       <w:lvlText w:val="■"/>
@@ -635,7 +631,7 @@
         <w:ind w:left="2160" w:hanging="360"/>
       </w:pPr>
     </w:lvl>
-    <w:lvl w:ilvl="3" w15:tentative="1">
+    <w:lvl w:ilvl="3" w:tentative="1">
       <w:start w:val="1"/>
       <w:numFmt w:val="bullet"/>
       <w:lvlText w:val="●"/>
@@ -644,7 +640,7 @@
         <w:ind w:left="2880" w:hanging="360"/>
       </w:pPr>
     </w:lvl>
-    <w:lvl w:ilvl="4" w15:tentative="1">
+    <w:lvl w:ilvl="4" w:tentative="1">
       <w:start w:val="1"/>
       <w:numFmt w:val="bullet"/>
       <w:lvlText w:val="○"/>
@@ -653,7 +649,7 @@
         <w:ind w:left="3600" w:hanging="360"/>
       </w:pPr>
     </w:lvl>
-    <w:lvl w:ilvl="5" w15:tentative="1">
+    <w:lvl w:ilvl="5" w:tentative="1">
       <w:start w:val="1"/>
       <w:numFmt w:val="bullet"/>
       <w:lvlText w:val="■"/>
@@ -662,7 +658,7 @@
         <w:ind w:left="4320" w:hanging="360"/>
       </w:pPr>
     </w:lvl>
-    <w:lvl w:ilvl="6" w15:tentative="1">
+    <w:lvl w:ilvl="6" w:tentative="1">
       <w:start w:val="1"/>
       <w:numFmt w:val="bullet"/>
       <w:lvlText w:val="●"/>
@@ -671,7 +667,7 @@
         <w:ind w:left="5040" w:hanging="360"/>
       </w:pPr>
     </w:lvl>
-    <w:lvl w:ilvl="7" w15:tentative="1">
+    <w:lvl w:ilvl="7" w:tentative="1">
       <w:start w:val="1"/>
       <w:numFmt w:val="bullet"/>
       <w:lvlText w:val="●"/>
@@ -680,7 +676,7 @@
         <w:ind w:left="5760" w:hanging="360"/>
       </w:pPr>
     </w:lvl>
-    <w:lvl w:ilvl="8" w15:tentative="1">
+    <w:lvl w:ilvl="8" w:tentative="1">
       <w:start w:val="1"/>
       <w:numFmt w:val="bullet"/>
       <w:lvlText w:val="●"/>
@@ -692,7 +688,7 @@
   </w:abstractNum>
   <w:abstractNum w:abstractNumId="2" w15:restartNumberingAfterBreak="0">
     <w:multiLevelType w:val="hybridMultilevel"/>
-    <w:lvl w:ilvl="0" w15:tentative="1">
+    <w:lvl w:ilvl="0" w:tentative="1">
       <w:start w:val="1"/>
       <w:numFmt w:val="bullet"/>
       <w:lvlText w:val="•"/>
@@ -723,6 +719,25 @@
     <w:rPrDefault/>
     <w:pPrDefault/>
   </w:docDefaults>
+  <w:style w:type="paragraph" w:styleId="Normal" w:default="1">
+    <w:name w:val="Normal"/>
+    <w:qFormat/>
+  </w:style>
+  <w:style w:type="table" w:styleId="TableNormal" w:default="true">
+    <w:name w:val="Normal Table"/>
+    <w:uiPriority w:val="99"/>
+    <w:semiHidden/>
+    <w:unhideWhenUsed/>
+    <w:tblPr>
+      <w:tblInd w:type="dxa" w:w="0"/>
+      <w:tblCellMar>
+        <w:top w:type="dxa" w:w="0"/>
+        <w:left w:type="dxa" w:w="108"/>
+        <w:bottom w:type="dxa" w:w="0"/>
+        <w:right w:type="dxa" w:w="108"/>
+      </w:tblCellMar>
+    </w:tblPr>
+  </w:style>
   <w:style w:type="paragraph" w:styleId="Title">
     <w:name w:val="Title"/>
     <w:basedOn w:val="Normal"/>
@@ -895,4 +910,294 @@
     </w:rPr>
   </w:style>
 </w:styles>
+</file>
+
+<file path=word/theme/theme1.xml><?xml version="1.0" encoding="utf-8"?>
+<a:theme xmlns:a="http://schemas.openxmlformats.org/drawingml/2006/main" name="Office Theme">
+  <a:themeElements>
+    <a:clrScheme name="Office">
+      <a:dk1>
+        <a:sysClr val="windowText" lastClr="000000"/>
+      </a:dk1>
+      <a:lt1>
+        <a:sysClr val="window" lastClr="FFFFFF"/>
+      </a:lt1>
+      <a:dk2>
+        <a:srgbClr val="44546A"/>
+      </a:dk2>
+      <a:lt2>
+        <a:srgbClr val="E7E6E6"/>
+      </a:lt2>
+      <a:accent1>
+        <a:srgbClr val="4472C4"/>
+      </a:accent1>
+      <a:accent2>
+        <a:srgbClr val="ED7D31"/>
+      </a:accent2>
+      <a:accent3>
+        <a:srgbClr val="A5A5A5"/>
+      </a:accent3>
+      <a:accent4>
+        <a:srgbClr val="FFC000"/>
+      </a:accent4>
+      <a:accent5>
+        <a:srgbClr val="5B9BD5"/>
+      </a:accent5>
+      <a:accent6>
+        <a:srgbClr val="70AD47"/>
+      </a:accent6>
+      <a:hlink>
+        <a:srgbClr val="0563C1"/>
+      </a:hlink>
+      <a:folHlink>
+        <a:srgbClr val="954F72"/>
+      </a:folHlink>
+    </a:clrScheme>
+    <a:fontScheme name="Office">
+      <a:majorFont>
+        <a:latin typeface="Calibri Light" panose="020F0302020204030204"/>
+        <a:ea typeface=""/>
+        <a:cs typeface=""/>
+        <a:font script="Jpan" typeface="游ゴシック Light"/>
+        <a:font script="Hang" typeface="맑은 고딕"/>
+        <a:font script="Hans" typeface="等线 Light"/>
+        <a:font script="Hant" typeface="新細明體"/>
+        <a:font script="Arab" typeface="Times New Roman"/>
+        <a:font script="Hebr" typeface="Times New Roman"/>
+        <a:font script="Thai" typeface="Angsana New"/>
+        <a:font script="Ethi" typeface="Nyala"/>
+        <a:font script="Beng" typeface="Vrinda"/>
+        <a:font script="Gujr" typeface="Shruti"/>
+        <a:font script="Khmr" typeface="MoolBoran"/>
+        <a:font script="Knda" typeface="Tunga"/>
+        <a:font script="Guru" typeface="Raavi"/>
+        <a:font script="Cans" typeface="Euphemia"/>
+        <a:font script="Cher" typeface="Plantagenet Cherokee"/>
+        <a:font script="Yiii" typeface="Microsoft Yi Baiti"/>
+        <a:font script="Tibt" typeface="Microsoft Himalaya"/>
+        <a:font script="Thaa" typeface="MV Boli"/>
+        <a:font script="Deva" typeface="Mangal"/>
+        <a:font script="Telu" typeface="Gautami"/>
+        <a:font script="Taml" typeface="Latha"/>
+        <a:font script="Syrc" typeface="Estrangelo Edessa"/>
+        <a:font script="Orya" typeface="Kalinga"/>
+        <a:font script="Mlym" typeface="Kartika"/>
+        <a:font script="Laoo" typeface="DokChampa"/>
+        <a:font script="Sinh" typeface="Iskoola Pota"/>
+        <a:font script="Mong" typeface="Mongolian Baiti"/>
+        <a:font script="Viet" typeface="Times New Roman"/>
+        <a:font script="Uigh" typeface="Microsoft Uighur"/>
+        <a:font script="Geor" typeface="Sylfaen"/>
+        <a:font script="Armn" typeface="Arial"/>
+        <a:font script="Bugi" typeface="Leelawadee UI"/>
+        <a:font script="Bopo" typeface="Microsoft JhengHei"/>
+        <a:font script="Java" typeface="Javanese Text"/>
+        <a:font script="Lisu" typeface="Segoe UI"/>
+        <a:font script="Mymr" typeface="Myanmar Text"/>
+        <a:font script="Nkoo" typeface="Ebrima"/>
+        <a:font script="Olck" typeface="Nirmala UI"/>
+        <a:font script="Osma" typeface="Ebrima"/>
+        <a:font script="Phag" typeface="Phagspa"/>
+        <a:font script="Syrn" typeface="Estrangelo Edessa"/>
+        <a:font script="Syrj" typeface="Estrangelo Edessa"/>
+        <a:font script="Syre" typeface="Estrangelo Edessa"/>
+        <a:font script="Sora" typeface="Nirmala UI"/>
+        <a:font script="Tale" typeface="Microsoft Tai Le"/>
+        <a:font script="Talu" typeface="Microsoft New Tai Lue"/>
+        <a:font script="Tfng" typeface="Ebrima"/>
+      </a:majorFont>
+      <a:minorFont>
+        <a:latin typeface="Calibri" panose="020F0502020204030204"/>
+        <a:ea typeface=""/>
+        <a:cs typeface=""/>
+        <a:font script="Jpan" typeface="游明朝"/>
+        <a:font script="Hang" typeface="맑은 고딕"/>
+        <a:font script="Hans" typeface="等线"/>
+        <a:font script="Hant" typeface="新細明體"/>
+        <a:font script="Arab" typeface="Arial"/>
+        <a:font script="Hebr" typeface="Arial"/>
+        <a:font script="Thai" typeface="Cordia New"/>
+        <a:font script="Ethi" typeface="Nyala"/>
+        <a:font script="Beng" typeface="Vrinda"/>
+        <a:font script="Gujr" typeface="Shruti"/>
+        <a:font script="Khmr" typeface="DaunPenh"/>
+        <a:font script="Knda" typeface="Tunga"/>
+        <a:font script="Guru" typeface="Raavi"/>
+        <a:font script="Cans" typeface="Euphemia"/>
+        <a:font script="Cher" typeface="Plantagenet Cherokee"/>
+        <a:font script="Yiii" typeface="Microsoft Yi Baiti"/>
+        <a:font script="Tibt" typeface="Microsoft Himalaya"/>
+        <a:font script="Thaa" typeface="MV Boli"/>
+        <a:font script="Deva" typeface="Mangal"/>
+        <a:font script="Telu" typeface="Gautami"/>
+        <a:font script="Taml" typeface="Latha"/>
+        <a:font script="Syrc" typeface="Estrangelo Edessa"/>
+        <a:font script="Orya" typeface="Kalinga"/>
+        <a:font script="Mlym" typeface="Kartika"/>
+        <a:font script="Laoo" typeface="DokChampa"/>
+        <a:font script="Sinh" typeface="Iskoola Pota"/>
+        <a:font script="Mong" typeface="Mongolian Baiti"/>
+        <a:font script="Viet" typeface="Arial"/>
+        <a:font script="Uigh" typeface="Microsoft Uighur"/>
+        <a:font script="Geor" typeface="Sylfaen"/>
+        <a:font script="Armn" typeface="Arial"/>
+        <a:font script="Bugi" typeface="Leelawadee UI"/>
+        <a:font script="Bopo" typeface="Microsoft JhengHei"/>
+        <a:font script="Java" typeface="Javanese Text"/>
+        <a:font script="Lisu" typeface="Segoe UI"/>
+        <a:font script="Mymr" typeface="Myanmar Text"/>
+        <a:font script="Nkoo" typeface="Ebrima"/>
+        <a:font script="Olck" typeface="Nirmala UI"/>
+        <a:font script="Osma" typeface="Ebrima"/>
+        <a:font script="Phag" typeface="Phagspa"/>
+        <a:font script="Syrn" typeface="Estrangelo Edessa"/>
+        <a:font script="Syrj" typeface="Estrangelo Edessa"/>
+        <a:font script="Syre" typeface="Estrangelo Edessa"/>
+        <a:font script="Sora" typeface="Nirmala UI"/>
+        <a:font script="Tale" typeface="Microsoft Tai Le"/>
+        <a:font script="Talu" typeface="Microsoft New Tai Lue"/>
+        <a:font script="Tfng" typeface="Ebrima"/>
+      </a:minorFont>
+    </a:fontScheme>
+    <a:fmtScheme name="Office">
+      <a:fillStyleLst>
+        <a:solidFill>
+          <a:schemeClr val="phClr"/>
+        </a:solidFill>
+        <a:gradFill rotWithShape="true">
+          <a:gsLst>
+            <a:gs pos="0">
+              <a:schemeClr val="phClr">
+                <a:lumMod val="110000"/>
+                <a:satMod val="105000"/>
+                <a:tint val="67000"/>
+              </a:schemeClr>
+            </a:gs>
+            <a:gs pos="50000">
+              <a:schemeClr val="phClr">
+                <a:lumMod val="105000"/>
+                <a:satMod val="103000"/>
+                <a:tint val="73000"/>
+              </a:schemeClr>
+            </a:gs>
+            <a:gs pos="100000">
+              <a:schemeClr val="phClr">
+                <a:lumMod val="105000"/>
+                <a:satMod val="109000"/>
+                <a:tint val="81000"/>
+              </a:schemeClr>
+            </a:gs>
+          </a:gsLst>
+          <a:lin ang="5400000" scaled="false"/>
+        </a:gradFill>
+        <a:gradFill rotWithShape="true">
+          <a:gsLst>
+            <a:gs pos="0">
+              <a:schemeClr val="phClr">
+                <a:satMod val="103000"/>
+                <a:lumMod val="102000"/>
+                <a:tint val="94000"/>
+              </a:schemeClr>
+            </a:gs>
+            <a:gs pos="50000">
+              <a:schemeClr val="phClr">
+                <a:satMod val="110000"/>
+                <a:lumMod val="100000"/>
+                <a:shade val="100000"/>
+              </a:schemeClr>
+            </a:gs>
+            <a:gs pos="100000">
+              <a:schemeClr val="phClr">
+                <a:lumMod val="99000"/>
+                <a:satMod val="120000"/>
+                <a:shade val="78000"/>
+              </a:schemeClr>
+            </a:gs>
+          </a:gsLst>
+          <a:lin ang="5400000" scaled="false"/>
+        </a:gradFill>
+      </a:fillStyleLst>
+      <a:lnStyleLst>
+        <a:ln w="6350" cap="flat" cmpd="sng" algn="ctr">
+          <a:solidFill>
+            <a:schemeClr val="phClr"/>
+          </a:solidFill>
+          <a:prstDash val="solid"/>
+          <a:miter lim="800000"/>
+        </a:ln>
+        <a:ln w="12700" cap="flat" cmpd="sng" algn="ctr">
+          <a:solidFill>
+            <a:schemeClr val="phClr"/>
+          </a:solidFill>
+          <a:prstDash val="solid"/>
+          <a:miter lim="800000"/>
+        </a:ln>
+        <a:ln w="19050" cap="flat" cmpd="sng" algn="ctr">
+          <a:solidFill>
+            <a:schemeClr val="phClr"/>
+          </a:solidFill>
+          <a:prstDash val="solid"/>
+          <a:miter lim="800000"/>
+        </a:ln>
+      </a:lnStyleLst>
+      <a:effectStyleLst>
+        <a:effectStyle>
+          <a:effectLst/>
+        </a:effectStyle>
+        <a:effectStyle>
+          <a:effectLst/>
+        </a:effectStyle>
+        <a:effectStyle>
+          <a:effectLst>
+            <a:outerShdw blurRad="57150" dist="19050" dir="5400000" algn="ctr" rotWithShape="false">
+              <a:srgbClr val="000000">
+                <a:alpha val="63000"/>
+              </a:srgbClr>
+            </a:outerShdw>
+          </a:effectLst>
+        </a:effectStyle>
+      </a:effectStyleLst>
+      <a:bgFillStyleLst>
+        <a:solidFill>
+          <a:schemeClr val="phClr"/>
+        </a:solidFill>
+        <a:solidFill>
+          <a:schemeClr val="phClr">
+            <a:tint val="95000"/>
+            <a:satMod val="170000"/>
+          </a:schemeClr>
+        </a:solidFill>
+        <a:gradFill rotWithShape="true">
+          <a:gsLst>
+            <a:gs pos="0">
+              <a:schemeClr val="phClr">
+                <a:tint val="93000"/>
+                <a:satMod val="150000"/>
+                <a:shade val="98000"/>
+                <a:lumMod val="102000"/>
+              </a:schemeClr>
+            </a:gs>
+            <a:gs pos="50000">
+              <a:schemeClr val="phClr">
+                <a:tint val="98000"/>
+                <a:satMod val="130000"/>
+                <a:shade val="90000"/>
+                <a:lumMod val="103000"/>
+              </a:schemeClr>
+            </a:gs>
+            <a:gs pos="100000">
+              <a:schemeClr val="phClr">
+                <a:shade val="63000"/>
+                <a:satMod val="120000"/>
+              </a:schemeClr>
+            </a:gs>
+          </a:gsLst>
+          <a:lin ang="5400000" scaled="false"/>
+        </a:gradFill>
+      </a:bgFillStyleLst>
+    </a:fmtScheme>
+  </a:themeElements>
+  <a:objectDefaults/>
+  <a:extraClrSchemeLst/>
+</a:theme>
 </file>
--- a/05-Routines/오늘의 뉴스 요약.docx
+++ b/05-Routines/오늘의 뉴스 요약.docx
@@ -21,7 +21,20 @@
           <w:sz w:val="22"/>
           <w:szCs w:val="22"/>
         </w:rPr>
-        <w:t xml:space="preserve">2026년 10월 8일 (목)</w:t>
+        <w:t xml:space="preserve">2026년 10월 9일 (금) · 한글날</w:t>
+      </w:r>
+    </w:p>
+    <w:p>
+      <w:pPr>
+        <w:spacing w:after="200"/>
+      </w:pPr>
+      <w:r>
+        <w:rPr>
+          <w:i/>
+          <w:iCs/>
+          <w:color w:val="555555"/>
+        </w:rPr>
+        <w:t xml:space="preserve">한글날입니다. 국내 증시와 국정감사 모두 주말까지 쉬고 12일(월)에 다시 시작됩니다.</w:t>
       </w:r>
     </w:p>
     <w:p>
@@ -33,7 +46,7 @@
         <w:spacing w:after="200" w:before="400"/>
       </w:pPr>
       <w:r>
-        <w:t xml:space="preserve">경제</w:t>
+        <w:t xml:space="preserve">경제 — 특히 챙겨볼 소식</w:t>
       </w:r>
     </w:p>
     <w:p>
@@ -50,19 +63,19 @@
           <w:b/>
           <w:bCs/>
         </w:rPr>
-        <w:t xml:space="preserve">삼성전자, 오늘 3분기 영업이익 107조4,000억원 발표 — 국내 기업 최초로 분기 영업이익 100조원 돌파. </w:t>
-      </w:r>
-      <w:r>
-        <w:t xml:space="preserve">매출은 195조원이며, 영업이익은 전년 동기보다 782.5% 늘었습니다. 영업이익률은 55.1%로 역대 최고치입니다.  </w:t>
-      </w:r>
-      <w:hyperlink w:history="1" r:id="rId26gfvmjylkgwcz1tcde3u">
+        <w:t xml:space="preserve">어제(8일) '107조 실적'에도 코스피 2.6% 급락, 6,625.93 마감. </w:t>
+      </w:r>
+      <w:r>
+        <w:t xml:space="preserve">삼성전자가 사상 최대인 3분기 영업이익 107조4,000억원을 발표했지만, 외국인·기관이 2~3조원대 동반 매도에 나서며 지수가 크게 밀렸습니다.  </w:t>
+      </w:r>
+      <w:hyperlink w:history="1" r:id="rIdqxjowy13nzbb2cskyd9f3">
         <w:r>
           <w:rPr>
             <w:rStyle w:val="Hyperlink"/>
             <w:sz w:val="18"/>
             <w:szCs w:val="18"/>
           </w:rPr>
-          <w:t xml:space="preserve">[자세히 보기: 이투데이]</w:t>
+          <w:t xml:space="preserve">[자세히 보기: 뉴스핌]</w:t>
         </w:r>
       </w:hyperlink>
     </w:p>
@@ -91,7 +104,7 @@
           <w:sz w:val="19"/>
           <w:szCs w:val="19"/>
         </w:rPr>
-        <w:t xml:space="preserve">삼성전자 관련 주식·펀드·연금을 갖고 계시다면 역사적인 실적 발표라는 점에서 의미 있는 소식이지만, 아래 항목처럼 주가는 꼭 바로 오르지 않을 수 있습니다.</w:t>
+        <w:t xml:space="preserve">반도체 관련 자산을 보유하고 계시다면 어제 하루 평가금액이 꽤 줄었을 수 있습니다. 실적이 좋아도 주가가 오르지 않을 수 있다는 걸 보여준 사례입니다.</w:t>
       </w:r>
     </w:p>
     <w:p>
@@ -108,12 +121,12 @@
           <w:b/>
           <w:bCs/>
         </w:rPr>
-        <w:t xml:space="preserve">이번 실적의 핵심 동력은 HBM4(차세대 고대역폭 메모리) 본격 양산. </w:t>
-      </w:r>
-      <w:r>
-        <w:t xml:space="preserve">증권사들은 3분기 HBM 매출이 전분기보다 60% 가까이 늘었을 것으로 추정합니다.  </w:t>
-      </w:r>
-      <w:hyperlink w:history="1" r:id="rIdxe64qq3hnsns39b_v5vxb">
+        <w:t xml:space="preserve">삼성전자 주가 2.42% 하락한 262,000원, SK하이닉스도 2.44% 하락. </w:t>
+      </w:r>
+      <w:r>
+        <w:t xml:space="preserve">이미 기대감이 주가에 반영된 상태에서 "재료 소멸에 따른 차익실현"이 겹친 것으로 풀이됩니다.  </w:t>
+      </w:r>
+      <w:hyperlink w:history="1" r:id="rId3ftxbnnmmvwk7pxofgrqo">
         <w:r>
           <w:rPr>
             <w:rStyle w:val="Hyperlink"/>
@@ -149,7 +162,7 @@
           <w:sz w:val="19"/>
           <w:szCs w:val="19"/>
         </w:rPr>
-        <w:t xml:space="preserve">AI·반도체 관련 펀드나 ETF를 보유하고 계시다면, HBM 수요 확대가 장기적으로 긍정적인 요인이 될 수 있습니다.</w:t>
+        <w:t xml:space="preserve">삼성전자·SK하이닉스를 보유하고 계시다면, 단기적으로는 실적 발표 직후에도 변동성이 클 수 있다는 점을 참고하시면 좋습니다.</w:t>
       </w:r>
     </w:p>
     <w:p>
@@ -166,19 +179,19 @@
           <w:b/>
           <w:bCs/>
         </w:rPr>
-        <w:t xml:space="preserve">역대급 실적에도 삼성전자 주가와 코스피는 오히려 약세. </w:t>
-      </w:r>
-      <w:r>
-        <w:t xml:space="preserve">외국인이 9거래일 연속 순매도를 이어갔고, 이미 오를 만큼 오른 반도체주에 대한 눈높이 부담이 작용했다는 해석이 나옵니다.  </w:t>
-      </w:r>
-      <w:hyperlink w:history="1" r:id="rIdfbhcxvc8jrqgdlidifpwp">
+        <w:t xml:space="preserve">그동안 증시를 지지해온 삼성전자·SK하이닉스 자사주 매입, 예정보다 빨리 끝날 전망. </w:t>
+      </w:r>
+      <w:r>
+        <w:t xml:space="preserve">당초 11월 21일까지였던 삼성전자의 15조원 규모 자사주 매입이 매입 속도가 빨라 예정보다 앞당겨 끝날 수 있어, 매입 종료 이후 수급 공백 우려가 나옵니다.  </w:t>
+      </w:r>
+      <w:hyperlink w:history="1" r:id="rIdsp0umd48aedfz6omucbx1">
         <w:r>
           <w:rPr>
             <w:rStyle w:val="Hyperlink"/>
             <w:sz w:val="18"/>
             <w:szCs w:val="18"/>
           </w:rPr>
-          <w:t xml:space="preserve">[자세히 보기: 머니투데이]</w:t>
+          <w:t xml:space="preserve">[자세히 보기: SBS Biz]</w:t>
         </w:r>
       </w:hyperlink>
     </w:p>
@@ -207,7 +220,19 @@
           <w:sz w:val="19"/>
           <w:szCs w:val="19"/>
         </w:rPr>
-        <w:t xml:space="preserve">"실적이 잘 나오면 주가도 오른다"는 공식이 항상 맞지는 않는다는 걸 보여주는 사례입니다. 성급한 매매 결정보다는 흐름을 지켜보는 게 안전할 수 있습니다.</w:t>
+        <w:t xml:space="preserve">자사주 매입이 끝나면 그동안의 '하락 방어막'이 약해질 수 있어, 보유 자산이 있으시다면 이 수급 변화를 참고해두시는 것도 좋습니다.</w:t>
+      </w:r>
+    </w:p>
+    <w:p>
+      <w:pPr>
+        <w:pStyle w:val="Heading1"/>
+        <w:pBdr>
+          <w:bottom w:val="single" w:color="999999" w:sz="6" w:space="4"/>
+        </w:pBdr>
+        <w:spacing w:after="200" w:before="400"/>
+      </w:pPr>
+      <w:r>
+        <w:t xml:space="preserve">정치</w:t>
       </w:r>
     </w:p>
     <w:p>
@@ -224,19 +249,19 @@
           <w:b/>
           <w:bCs/>
         </w:rPr>
-        <w:t xml:space="preserve">어제(7일) 코스피 1.98% 하락, 6,803.90 마감. </w:t>
-      </w:r>
-      <w:r>
-        <w:t xml:space="preserve">삼성전자 실적 발표를 하루 앞두고 시장이 관망하는 분위기였습니다.  </w:t>
-      </w:r>
-      <w:hyperlink w:history="1" r:id="rIdiwjyfsrkl21mm8ju19l6q">
+        <w:t xml:space="preserve">오늘(한글날)은 국정감사 휴무 — 12일(월) 감사원 감사로 재개. </w:t>
+      </w:r>
+      <w:r>
+        <w:t xml:space="preserve">법제사법위원회는 12일 감사원을, 국방위원회는 병무청 등을 현장점검합니다.  </w:t>
+      </w:r>
+      <w:hyperlink w:history="1" r:id="rId6ypxo8cthgqlk6ustf_1m">
         <w:r>
           <w:rPr>
             <w:rStyle w:val="Hyperlink"/>
             <w:sz w:val="18"/>
             <w:szCs w:val="18"/>
           </w:rPr>
-          <w:t xml:space="preserve">[자세히 보기: 뉴스핌]</w:t>
+          <w:t xml:space="preserve">[자세히 보기: 슬로우뉴스]</w:t>
         </w:r>
       </w:hyperlink>
     </w:p>
@@ -265,19 +290,7 @@
           <w:sz w:val="19"/>
           <w:szCs w:val="19"/>
         </w:rPr>
-        <w:t xml:space="preserve">보유 자산이 있으시다면 최근 며칠간 등락이 이어지는 구간이니 조급하게 매매하기보다 흐름을 지켜보시는 것도 한 방법일 수 있습니다.</w:t>
-      </w:r>
-    </w:p>
-    <w:p>
-      <w:pPr>
-        <w:pStyle w:val="Heading1"/>
-        <w:pBdr>
-          <w:bottom w:val="single" w:color="999999" w:sz="6" w:space="4"/>
-        </w:pBdr>
-        <w:spacing w:after="200" w:before="400"/>
-      </w:pPr>
-      <w:r>
-        <w:t xml:space="preserve">정치</w:t>
+        <w:t xml:space="preserve">일반 생활에 당장 체감되는 영향은 거의 없습니다. 통상적인 국정감사 일정 공백입니다.</w:t>
       </w:r>
     </w:p>
     <w:p>
@@ -294,12 +307,12 @@
           <w:b/>
           <w:bCs/>
         </w:rPr>
-        <w:t xml:space="preserve">국회 법제사법위원회, 오늘 법무부 대상 국정감사 진행. </w:t>
-      </w:r>
-      <w:r>
-        <w:t xml:space="preserve">대한법률구조공단·한국법무보호복지공단·정부법무공단도 함께 감사 대상입니다. 공소청 출범 이후 검찰개혁 후속 조치와 수사·기소 분리에 따른 사건 처리 지연 문제 등이 질의 대상으로 예고됐습니다.  </w:t>
-      </w:r>
-      <w:hyperlink w:history="1" r:id="rIdk-j28z85r8i5kev30lv2f">
+        <w:t xml:space="preserve">다음 주 13일(화), 최대 11개 상임위가 동시에 국정감사 진행 — 헌법재판소·공수처·금융감독원 등 포함. </w:t>
+      </w:r>
+      <w:r>
+        <w:t xml:space="preserve">법사위는 헌법재판소와 고위공직자범죄수사처를, 정무위원회는 금융감독원과 금융 공공기관을 감사합니다.  </w:t>
+      </w:r>
+      <w:hyperlink w:history="1" r:id="rId2cj7fd2cv-bd2ka_i1xhi">
         <w:r>
           <w:rPr>
             <w:rStyle w:val="Hyperlink"/>
@@ -335,91 +348,48 @@
           <w:sz w:val="19"/>
           <w:szCs w:val="19"/>
         </w:rPr>
-        <w:t xml:space="preserve">검찰·법무 체계 개편이 실제로 어떻게 운영되는지는 사건 처리 속도 등 사법 서비스 전반에 영향을 줄 수 있는 사안이라 지켜볼 만합니다.</w:t>
-      </w:r>
-    </w:p>
-    <w:p>
-      <w:pPr>
-        <w:pStyle w:val="ListParagraph"/>
-        <w:numPr>
-          <w:ilvl w:val="0"/>
-          <w:numId w:val="2"/>
-        </w:numPr>
-        <w:spacing w:after="40"/>
-      </w:pPr>
-      <w:r>
-        <w:rPr>
-          <w:b/>
-          <w:bCs/>
-        </w:rPr>
-        <w:t xml:space="preserve">법사위 국정감사, 10월 27일까지 이어지며 26일 종합감사 예정 — 다음 주 12일(월)은 감사원 차례. </w:t>
-      </w:r>
-      <w:r>
-        <w:t xml:space="preserve">6일 대법원 국감에서 시작된 조희대 대법원장 관련 논란의 여진이 이어지는 가운데, 법무부 국감에도 관심이 모이고 있습니다.  </w:t>
-      </w:r>
-      <w:hyperlink w:history="1" r:id="rIdcyzuuelue_qawou95jhlw">
+        <w:t xml:space="preserve">금융감독원 국감에서 다뤄지는 이슈에 따라 금융 소비자 보호나 가계대출 관리 정책 방향을 가늠해볼 수 있어 지켜볼 만합니다.</w:t>
+      </w:r>
+    </w:p>
+    <w:p>
+      <w:pPr>
+        <w:pStyle w:val="Heading1"/>
+        <w:pBdr>
+          <w:bottom w:val="single" w:color="999999" w:sz="6" w:space="4"/>
+        </w:pBdr>
+        <w:spacing w:after="200" w:before="400"/>
+      </w:pPr>
+      <w:r>
+        <w:t xml:space="preserve">출처 원문</w:t>
+      </w:r>
+    </w:p>
+    <w:p>
+      <w:pPr>
+        <w:spacing w:after="80"/>
+      </w:pPr>
+      <w:hyperlink w:history="1" r:id="rIdyyubgylzrxitxeezmq2ed">
         <w:r>
           <w:rPr>
             <w:rStyle w:val="Hyperlink"/>
             <w:sz w:val="18"/>
             <w:szCs w:val="18"/>
           </w:rPr>
-          <w:t xml:space="preserve">[자세히 보기: 법률신문]</w:t>
+          <w:t xml:space="preserve">코스피 6625.93 마감(10/8) - 뉴스핌 — https://www.newspim.com/news/view/20261008000948</w:t>
         </w:r>
       </w:hyperlink>
     </w:p>
     <w:p>
       <w:pPr>
-        <w:spacing w:after="160"/>
-        <w:ind w:left="480"/>
-      </w:pPr>
-      <w:r>
-        <w:rPr>
-          <w:b/>
-          <w:bCs/>
-          <w:i/>
-          <w:iCs/>
-          <w:color w:val="2E7D32"/>
-          <w:sz w:val="19"/>
-          <w:szCs w:val="19"/>
-        </w:rPr>
-        <w:t xml:space="preserve">💡 이게 나랑 무슨 상관이야? </w:t>
-      </w:r>
-      <w:r>
-        <w:rPr>
-          <w:i/>
-          <w:iCs/>
-          <w:color w:val="2E7D32"/>
-          <w:sz w:val="19"/>
-          <w:szCs w:val="19"/>
-        </w:rPr>
-        <w:t xml:space="preserve">일반 생활에 당장 체감되는 영향은 거의 없습니다. 다만 국정감사 전반의 일정은 관련 법안·정책 논의 속도와 맞물려 있어 참고할 만합니다.</w:t>
-      </w:r>
-    </w:p>
-    <w:p>
-      <w:pPr>
-        <w:pStyle w:val="Heading1"/>
-        <w:pBdr>
-          <w:bottom w:val="single" w:color="999999" w:sz="6" w:space="4"/>
-        </w:pBdr>
-        <w:spacing w:after="200" w:before="400"/>
-      </w:pPr>
-      <w:r>
-        <w:t xml:space="preserve">출처 원문</w:t>
-      </w:r>
-    </w:p>
-    <w:p>
-      <w:pPr>
         <w:spacing w:after="80"/>
       </w:pPr>
-      <w:hyperlink w:history="1" r:id="rIdyi43mnxlul9dk72osimcg">
+      <w:hyperlink w:history="1" r:id="rIdhv_w4qv0ouebyrh4f282f">
         <w:r>
           <w:rPr>
             <w:rStyle w:val="Hyperlink"/>
             <w:sz w:val="18"/>
             <w:szCs w:val="18"/>
           </w:rPr>
-          <w:t xml:space="preserve">삼성전자 영업이익 100조 돌파 - 이투데이 — https://www.etoday.co.kr/news/view/2633665</w:t>
+          <w:t xml:space="preserve">107조 실적에도 코스피 약세 - 머니투데이 — https://www.mt.co.kr/stock/2026/10/08/2026100809271937732</w:t>
         </w:r>
       </w:hyperlink>
     </w:p>
@@ -427,14 +397,14 @@
       <w:pPr>
         <w:spacing w:after="80"/>
       </w:pPr>
-      <w:hyperlink w:history="1" r:id="rIdghhzfml3dsgxpfmi9kk_y">
+      <w:hyperlink w:history="1" r:id="rIdlob8oikawayeqdn4rd8bh">
         <w:r>
           <w:rPr>
             <w:rStyle w:val="Hyperlink"/>
             <w:sz w:val="18"/>
             <w:szCs w:val="18"/>
           </w:rPr>
-          <w:t xml:space="preserve">삼성전자 실적 D-3·HBM 전망 - 머니투데이 — https://www.mt.co.kr/stock/2026/10/05/2026100217315021825</w:t>
+          <w:t xml:space="preserve">자사주 매입 조기 종료 전망 - SBS Biz — https://biz.sbs.co.kr/amp/article/20000335714</w:t>
         </w:r>
       </w:hyperlink>
     </w:p>
@@ -442,14 +412,14 @@
       <w:pPr>
         <w:spacing w:after="80"/>
       </w:pPr>
-      <w:hyperlink w:history="1" r:id="rId9xorosj54ayioq3mciab4">
+      <w:hyperlink w:history="1" r:id="rIdjppyojzfj2njeilu5turs">
         <w:r>
           <w:rPr>
             <w:rStyle w:val="Hyperlink"/>
             <w:sz w:val="18"/>
             <w:szCs w:val="18"/>
           </w:rPr>
-          <w:t xml:space="preserve">역대 실적에도 코스피 약세·외인 매도 - 머니투데이 — https://mt.co.kr/stock/2026/10/08/2026100809271937732</w:t>
+          <w:t xml:space="preserve">2026 국정감사 일정 - 슬로우뉴스 — https://slownews.kr/166956</w:t>
         </w:r>
       </w:hyperlink>
     </w:p>
@@ -457,44 +427,14 @@
       <w:pPr>
         <w:spacing w:after="80"/>
       </w:pPr>
-      <w:hyperlink w:history="1" r:id="rIdfxruqxlmt-_n5u1g7xiwl">
+      <w:hyperlink w:history="1" r:id="rIddgupk6dlbgofgwokaaqyn">
         <w:r>
           <w:rPr>
             <w:rStyle w:val="Hyperlink"/>
             <w:sz w:val="18"/>
             <w:szCs w:val="18"/>
           </w:rPr>
-          <w:t xml:space="preserve">코스피 6803선 마감(10/7) - 뉴스핌 — https://www.newspim.com/news/view/20261007001012</w:t>
-        </w:r>
-      </w:hyperlink>
-    </w:p>
-    <w:p>
-      <w:pPr>
-        <w:spacing w:after="80"/>
-      </w:pPr>
-      <w:hyperlink w:history="1" r:id="rId-b82kyxfs8wkmtf3znzn0">
-        <w:r>
-          <w:rPr>
-            <w:rStyle w:val="Hyperlink"/>
-            <w:sz w:val="18"/>
-            <w:szCs w:val="18"/>
-          </w:rPr>
-          <w:t xml:space="preserve">10/8 국정감사 법무부 일정·쟁점 - 위키트리 — https://www.wikitree.co.kr/articles/1164725</w:t>
-        </w:r>
-      </w:hyperlink>
-    </w:p>
-    <w:p>
-      <w:pPr>
-        <w:spacing w:after="80"/>
-      </w:pPr>
-      <w:hyperlink w:history="1" r:id="rIdcfuma0dwaz0pppfe-iych">
-        <w:r>
-          <w:rPr>
-            <w:rStyle w:val="Hyperlink"/>
-            <w:sz w:val="18"/>
-            <w:szCs w:val="18"/>
-          </w:rPr>
-          <w:t xml:space="preserve">오늘의 국회일정(10/8) - 법률신문 — https://www.lawtimes.co.kr/news/articleView.html?idxno=227399</w:t>
+          <w:t xml:space="preserve">10/8 국정감사 일정·쟁점 - 위키트리 — https://m.wikitree.co.kr/articles/1164725</w:t>
         </w:r>
       </w:hyperlink>
     </w:p>

--- a/05-Routines/오늘의 뉴스 요약.docx
+++ b/05-Routines/오늘의 뉴스 요약.docx
@@ -21,7 +21,7 @@
           <w:sz w:val="22"/>
           <w:szCs w:val="22"/>
         </w:rPr>
-        <w:t xml:space="preserve">2026년 10월 9일 (금) · 한글날</w:t>
+        <w:t xml:space="preserve">2026년 10월 10일 (토)</w:t>
       </w:r>
     </w:p>
     <w:p>
@@ -34,7 +34,7 @@
           <w:iCs/>
           <w:color w:val="555555"/>
         </w:rPr>
-        <w:t xml:space="preserve">한글날입니다. 국내 증시와 국정감사 모두 주말까지 쉬고 12일(월)에 다시 시작됩니다.</w:t>
+        <w:t xml:space="preserve">주말입니다. 국내 증시와 국정감사는 12일(월)에 다시 시작됩니다.</w:t>
       </w:r>
     </w:p>
     <w:p>
@@ -46,7 +46,7 @@
         <w:spacing w:after="200" w:before="400"/>
       </w:pPr>
       <w:r>
-        <w:t xml:space="preserve">경제 — 특히 챙겨볼 소식</w:t>
+        <w:t xml:space="preserve">경제 — 주간 리뷰 및 다음 주 전망</w:t>
       </w:r>
     </w:p>
     <w:p>
@@ -63,12 +63,256 @@
           <w:b/>
           <w:bCs/>
         </w:rPr>
-        <w:t xml:space="preserve">어제(8일) '107조 실적'에도 코스피 2.6% 급락, 6,625.93 마감. </w:t>
-      </w:r>
-      <w:r>
-        <w:t xml:space="preserve">삼성전자가 사상 최대인 3분기 영업이익 107조4,000억원을 발표했지만, 외국인·기관이 2~3조원대 동반 매도에 나서며 지수가 크게 밀렸습니다.  </w:t>
-      </w:r>
-      <w:hyperlink w:history="1" r:id="rIdqxjowy13nzbb2cskyd9f3">
+        <w:t xml:space="preserve">이번 주 코스피200, 대형주 중심 매물에 5%대 하락. </w:t>
+      </w:r>
+      <w:r>
+        <w:t xml:space="preserve">삼성전자 3분기 '107조 실적' 발표에도 외국인·기관 매도가 겹치며 주 후반 급락세가 이어졌습니다.  </w:t>
+      </w:r>
+      <w:hyperlink w:history="1" r:id="rIdmhjzhzoecn3li0blokltt">
+        <w:r>
+          <w:rPr>
+            <w:rStyle w:val="Hyperlink"/>
+            <w:sz w:val="18"/>
+            <w:szCs w:val="18"/>
+          </w:rPr>
+          <w:t xml:space="preserve">[자세히 보기: 이투데이]</w:t>
+        </w:r>
+      </w:hyperlink>
+    </w:p>
+    <w:p>
+      <w:pPr>
+        <w:spacing w:after="160"/>
+        <w:ind w:left="480"/>
+      </w:pPr>
+      <w:r>
+        <w:rPr>
+          <w:b/>
+          <w:bCs/>
+          <w:i/>
+          <w:iCs/>
+          <w:color w:val="2E7D32"/>
+          <w:sz w:val="19"/>
+          <w:szCs w:val="19"/>
+        </w:rPr>
+        <w:t xml:space="preserve">💡 이게 나랑 무슨 상관이야? </w:t>
+      </w:r>
+      <w:r>
+        <w:rPr>
+          <w:i/>
+          <w:iCs/>
+          <w:color w:val="2E7D32"/>
+          <w:sz w:val="19"/>
+          <w:szCs w:val="19"/>
+        </w:rPr>
+        <w:t xml:space="preserve">반도체 대형주 비중이 큰 자산을 보유하고 계시다면 이번 주 평가금액이 꽤 줄었을 수 있습니다.</w:t>
+      </w:r>
+    </w:p>
+    <w:p>
+      <w:pPr>
+        <w:pStyle w:val="ListParagraph"/>
+        <w:numPr>
+          <w:ilvl w:val="0"/>
+          <w:numId w:val="2"/>
+        </w:numPr>
+        <w:spacing w:after="40"/>
+      </w:pPr>
+      <w:r>
+        <w:rPr>
+          <w:b/>
+          <w:bCs/>
+        </w:rPr>
+        <w:t xml:space="preserve">다음 주 반등 여부는 미국 9월 CPI·PPI(소비자·생산자물가지수)와 한국 수출 지표가 가를 전망. </w:t>
+      </w:r>
+      <w:r>
+        <w:t xml:space="preserve">증권가에서는 미국-이란 관계 개선에 따른 유가 안정, 미국 물가 둔화 확인이 채권금리 안정의 조건으로 꼽힙니다.  </w:t>
+      </w:r>
+      <w:hyperlink w:history="1" r:id="rIdjeqcyy0syxatf1ah-kvs0">
+        <w:r>
+          <w:rPr>
+            <w:rStyle w:val="Hyperlink"/>
+            <w:sz w:val="18"/>
+            <w:szCs w:val="18"/>
+          </w:rPr>
+          <w:t xml:space="preserve">[자세히 보기: 이투데이]</w:t>
+        </w:r>
+      </w:hyperlink>
+    </w:p>
+    <w:p>
+      <w:pPr>
+        <w:spacing w:after="160"/>
+        <w:ind w:left="480"/>
+      </w:pPr>
+      <w:r>
+        <w:rPr>
+          <w:b/>
+          <w:bCs/>
+          <w:i/>
+          <w:iCs/>
+          <w:color w:val="2E7D32"/>
+          <w:sz w:val="19"/>
+          <w:szCs w:val="19"/>
+        </w:rPr>
+        <w:t xml:space="preserve">💡 이게 나랑 무슨 상관이야? </w:t>
+      </w:r>
+      <w:r>
+        <w:rPr>
+          <w:i/>
+          <w:iCs/>
+          <w:color w:val="2E7D32"/>
+          <w:sz w:val="19"/>
+          <w:szCs w:val="19"/>
+        </w:rPr>
+        <w:t xml:space="preserve">다음 주 발표되는 물가지표 결과에 따라 시장 분위기가 달라질 수 있어, 보유 자산이 있으시다면 가볍게 참고해두시면 좋습니다.</w:t>
+      </w:r>
+    </w:p>
+    <w:p>
+      <w:pPr>
+        <w:pStyle w:val="ListParagraph"/>
+        <w:numPr>
+          <w:ilvl w:val="0"/>
+          <w:numId w:val="2"/>
+        </w:numPr>
+        <w:spacing w:after="40"/>
+      </w:pPr>
+      <w:r>
+        <w:rPr>
+          <w:b/>
+          <w:bCs/>
+        </w:rPr>
+        <w:t xml:space="preserve">코스피 12개월 선행 PER(주가를 미래 예상 이익으로 나눈 밸류에이션 지표) 5.26배 — 역사적 저점권이라는 분석. </w:t>
+      </w:r>
+      <w:r>
+        <w:t xml:space="preserve">최근 급락으로 밸류에이션(기업가치 평가) 매력이 커졌다는 시각도 있습니다.  </w:t>
+      </w:r>
+      <w:hyperlink w:history="1" r:id="rIdaxk9x4ewqohcnjm_f1ndr">
+        <w:r>
+          <w:rPr>
+            <w:rStyle w:val="Hyperlink"/>
+            <w:sz w:val="18"/>
+            <w:szCs w:val="18"/>
+          </w:rPr>
+          <w:t xml:space="preserve">[자세히 보기: 이투데이]</w:t>
+        </w:r>
+      </w:hyperlink>
+    </w:p>
+    <w:p>
+      <w:pPr>
+        <w:spacing w:after="160"/>
+        <w:ind w:left="480"/>
+      </w:pPr>
+      <w:r>
+        <w:rPr>
+          <w:b/>
+          <w:bCs/>
+          <w:i/>
+          <w:iCs/>
+          <w:color w:val="2E7D32"/>
+          <w:sz w:val="19"/>
+          <w:szCs w:val="19"/>
+        </w:rPr>
+        <w:t xml:space="preserve">💡 이게 나랑 무슨 상관이야? </w:t>
+      </w:r>
+      <w:r>
+        <w:rPr>
+          <w:i/>
+          <w:iCs/>
+          <w:color w:val="2E7D32"/>
+          <w:sz w:val="19"/>
+          <w:szCs w:val="19"/>
+        </w:rPr>
+        <w:t xml:space="preserve">장기 투자 관점에서는 이런 저평가 국면이 매수 기회로 언급되기도 하지만, 추가 하락 가능성도 있어 신중하게 접근하시는 게 좋습니다.</w:t>
+      </w:r>
+    </w:p>
+    <w:p>
+      <w:pPr>
+        <w:pStyle w:val="Heading1"/>
+        <w:pBdr>
+          <w:bottom w:val="single" w:color="999999" w:sz="6" w:space="4"/>
+        </w:pBdr>
+        <w:spacing w:after="200" w:before="400"/>
+      </w:pPr>
+      <w:r>
+        <w:t xml:space="preserve">정치</w:t>
+      </w:r>
+    </w:p>
+    <w:p>
+      <w:pPr>
+        <w:pStyle w:val="ListParagraph"/>
+        <w:numPr>
+          <w:ilvl w:val="0"/>
+          <w:numId w:val="2"/>
+        </w:numPr>
+        <w:spacing w:after="40"/>
+      </w:pPr>
+      <w:r>
+        <w:rPr>
+          <w:b/>
+          <w:bCs/>
+        </w:rPr>
+        <w:t xml:space="preserve">국회 교육위원회 국정감사(10월 7~23일), 문항거래·채용차별·사학비리가 핵심 쟁점으로 부상. </w:t>
+      </w:r>
+      <w:r>
+        <w:t xml:space="preserve">영어 영역 일타강사의 수능 문항 거래 의혹, 한화에어로스페이스의 특정 대학·연령 제한 채용 지침 논란, 사학비리 의혹을 받는 인사의 증인 채택 등이 다뤄집니다.  </w:t>
+      </w:r>
+      <w:hyperlink w:history="1" r:id="rIdm3ljtbmp4x3rgwrllsztg">
+        <w:r>
+          <w:rPr>
+            <w:rStyle w:val="Hyperlink"/>
+            <w:sz w:val="18"/>
+            <w:szCs w:val="18"/>
+          </w:rPr>
+          <w:t xml:space="preserve">[자세히 보기: 뉴시스]</w:t>
+        </w:r>
+      </w:hyperlink>
+    </w:p>
+    <w:p>
+      <w:pPr>
+        <w:spacing w:after="160"/>
+        <w:ind w:left="480"/>
+      </w:pPr>
+      <w:r>
+        <w:rPr>
+          <w:b/>
+          <w:bCs/>
+          <w:i/>
+          <w:iCs/>
+          <w:color w:val="2E7D32"/>
+          <w:sz w:val="19"/>
+          <w:szCs w:val="19"/>
+        </w:rPr>
+        <w:t xml:space="preserve">💡 이게 나랑 무슨 상관이야? </w:t>
+      </w:r>
+      <w:r>
+        <w:rPr>
+          <w:i/>
+          <w:iCs/>
+          <w:color w:val="2E7D32"/>
+          <w:sz w:val="19"/>
+          <w:szCs w:val="19"/>
+        </w:rPr>
+        <w:t xml:space="preserve">자녀의 수능·입시나 채용 관련 제도 공정성에 관심이 있으시다면 이번 국감에서 어떤 개선책이 나오는지 지켜볼 만합니다.</w:t>
+      </w:r>
+    </w:p>
+    <w:p>
+      <w:pPr>
+        <w:pStyle w:val="ListParagraph"/>
+        <w:numPr>
+          <w:ilvl w:val="0"/>
+          <w:numId w:val="2"/>
+        </w:numPr>
+        <w:spacing w:after="40"/>
+      </w:pPr>
+      <w:r>
+        <w:rPr>
+          <w:b/>
+          <w:bCs/>
+        </w:rPr>
+        <w:t xml:space="preserve">다음 주 12일(월) 감사원 국정감사, 13일(화)엔 최대 11개 상임위 동시 진행. </w:t>
+      </w:r>
+      <w:r>
+        <w:t xml:space="preserve">법사위는 헌법재판소·공수처를, 정무위원회는 금융감독원 등을 감사할 예정입니다.  </w:t>
+      </w:r>
+      <w:hyperlink w:history="1" r:id="rIdfobazduw712hauis9flp7">
         <w:r>
           <w:rPr>
             <w:rStyle w:val="Hyperlink"/>
@@ -104,337 +348,63 @@
           <w:sz w:val="19"/>
           <w:szCs w:val="19"/>
         </w:rPr>
-        <w:t xml:space="preserve">반도체 관련 자산을 보유하고 계시다면 어제 하루 평가금액이 꽤 줄었을 수 있습니다. 실적이 좋아도 주가가 오르지 않을 수 있다는 걸 보여준 사례입니다.</w:t>
-      </w:r>
-    </w:p>
-    <w:p>
-      <w:pPr>
-        <w:pStyle w:val="ListParagraph"/>
-        <w:numPr>
-          <w:ilvl w:val="0"/>
-          <w:numId w:val="2"/>
-        </w:numPr>
-        <w:spacing w:after="40"/>
-      </w:pPr>
-      <w:r>
-        <w:rPr>
-          <w:b/>
-          <w:bCs/>
-        </w:rPr>
-        <w:t xml:space="preserve">삼성전자 주가 2.42% 하락한 262,000원, SK하이닉스도 2.44% 하락. </w:t>
-      </w:r>
-      <w:r>
-        <w:t xml:space="preserve">이미 기대감이 주가에 반영된 상태에서 "재료 소멸에 따른 차익실현"이 겹친 것으로 풀이됩니다.  </w:t>
-      </w:r>
-      <w:hyperlink w:history="1" r:id="rId3ftxbnnmmvwk7pxofgrqo">
+        <w:t xml:space="preserve">일반 생활에 당장 체감되는 영향은 거의 없습니다. 다만 금융감독원 국감에서 다뤄지는 이슈는 가계대출·금융소비자 보호 정책과 맞물릴 수 있어 참고할 만합니다.</w:t>
+      </w:r>
+    </w:p>
+    <w:p>
+      <w:pPr>
+        <w:pStyle w:val="Heading1"/>
+        <w:pBdr>
+          <w:bottom w:val="single" w:color="999999" w:sz="6" w:space="4"/>
+        </w:pBdr>
+        <w:spacing w:after="200" w:before="400"/>
+      </w:pPr>
+      <w:r>
+        <w:t xml:space="preserve">출처 원문</w:t>
+      </w:r>
+    </w:p>
+    <w:p>
+      <w:pPr>
+        <w:spacing w:after="80"/>
+      </w:pPr>
+      <w:hyperlink w:history="1" r:id="rIdomklqycqxrjn8dyvsaaaz">
         <w:r>
           <w:rPr>
             <w:rStyle w:val="Hyperlink"/>
             <w:sz w:val="18"/>
             <w:szCs w:val="18"/>
           </w:rPr>
-          <w:t xml:space="preserve">[자세히 보기: 머니투데이]</w:t>
+          <w:t xml:space="preserve">[주간증시전망] 코스피 5%대 하락 - 이투데이 — https://www.etoday.co.kr/news/view/2634056</w:t>
         </w:r>
       </w:hyperlink>
     </w:p>
     <w:p>
       <w:pPr>
-        <w:spacing w:after="160"/>
-        <w:ind w:left="480"/>
-      </w:pPr>
-      <w:r>
-        <w:rPr>
-          <w:b/>
-          <w:bCs/>
-          <w:i/>
-          <w:iCs/>
-          <w:color w:val="2E7D32"/>
-          <w:sz w:val="19"/>
-          <w:szCs w:val="19"/>
-        </w:rPr>
-        <w:t xml:space="preserve">💡 이게 나랑 무슨 상관이야? </w:t>
-      </w:r>
-      <w:r>
-        <w:rPr>
-          <w:i/>
-          <w:iCs/>
-          <w:color w:val="2E7D32"/>
-          <w:sz w:val="19"/>
-          <w:szCs w:val="19"/>
-        </w:rPr>
-        <w:t xml:space="preserve">삼성전자·SK하이닉스를 보유하고 계시다면, 단기적으로는 실적 발표 직후에도 변동성이 클 수 있다는 점을 참고하시면 좋습니다.</w:t>
-      </w:r>
-    </w:p>
-    <w:p>
-      <w:pPr>
-        <w:pStyle w:val="ListParagraph"/>
-        <w:numPr>
-          <w:ilvl w:val="0"/>
-          <w:numId w:val="2"/>
-        </w:numPr>
-        <w:spacing w:after="40"/>
-      </w:pPr>
-      <w:r>
-        <w:rPr>
-          <w:b/>
-          <w:bCs/>
-        </w:rPr>
-        <w:t xml:space="preserve">그동안 증시를 지지해온 삼성전자·SK하이닉스 자사주 매입, 예정보다 빨리 끝날 전망. </w:t>
-      </w:r>
-      <w:r>
-        <w:t xml:space="preserve">당초 11월 21일까지였던 삼성전자의 15조원 규모 자사주 매입이 매입 속도가 빨라 예정보다 앞당겨 끝날 수 있어, 매입 종료 이후 수급 공백 우려가 나옵니다.  </w:t>
-      </w:r>
-      <w:hyperlink w:history="1" r:id="rIdsp0umd48aedfz6omucbx1">
+        <w:spacing w:after="80"/>
+      </w:pPr>
+      <w:hyperlink w:history="1" r:id="rIdswzsjsy9hltvvqgklcp7n">
         <w:r>
           <w:rPr>
             <w:rStyle w:val="Hyperlink"/>
             <w:sz w:val="18"/>
             <w:szCs w:val="18"/>
           </w:rPr>
-          <w:t xml:space="preserve">[자세히 보기: SBS Biz]</w:t>
+          <w:t xml:space="preserve">교육위 국감 쟁점 - 뉴시스 — https://newsis.com/view/NISX20261006_0003815477</w:t>
         </w:r>
       </w:hyperlink>
     </w:p>
     <w:p>
       <w:pPr>
-        <w:spacing w:after="160"/>
-        <w:ind w:left="480"/>
-      </w:pPr>
-      <w:r>
-        <w:rPr>
-          <w:b/>
-          <w:bCs/>
-          <w:i/>
-          <w:iCs/>
-          <w:color w:val="2E7D32"/>
-          <w:sz w:val="19"/>
-          <w:szCs w:val="19"/>
-        </w:rPr>
-        <w:t xml:space="preserve">💡 이게 나랑 무슨 상관이야? </w:t>
-      </w:r>
-      <w:r>
-        <w:rPr>
-          <w:i/>
-          <w:iCs/>
-          <w:color w:val="2E7D32"/>
-          <w:sz w:val="19"/>
-          <w:szCs w:val="19"/>
-        </w:rPr>
-        <w:t xml:space="preserve">자사주 매입이 끝나면 그동안의 '하락 방어막'이 약해질 수 있어, 보유 자산이 있으시다면 이 수급 변화를 참고해두시는 것도 좋습니다.</w:t>
-      </w:r>
-    </w:p>
-    <w:p>
-      <w:pPr>
-        <w:pStyle w:val="Heading1"/>
-        <w:pBdr>
-          <w:bottom w:val="single" w:color="999999" w:sz="6" w:space="4"/>
-        </w:pBdr>
-        <w:spacing w:after="200" w:before="400"/>
-      </w:pPr>
-      <w:r>
-        <w:t xml:space="preserve">정치</w:t>
-      </w:r>
-    </w:p>
-    <w:p>
-      <w:pPr>
-        <w:pStyle w:val="ListParagraph"/>
-        <w:numPr>
-          <w:ilvl w:val="0"/>
-          <w:numId w:val="2"/>
-        </w:numPr>
-        <w:spacing w:after="40"/>
-      </w:pPr>
-      <w:r>
-        <w:rPr>
-          <w:b/>
-          <w:bCs/>
-        </w:rPr>
-        <w:t xml:space="preserve">오늘(한글날)은 국정감사 휴무 — 12일(월) 감사원 감사로 재개. </w:t>
-      </w:r>
-      <w:r>
-        <w:t xml:space="preserve">법제사법위원회는 12일 감사원을, 국방위원회는 병무청 등을 현장점검합니다.  </w:t>
-      </w:r>
-      <w:hyperlink w:history="1" r:id="rId6ypxo8cthgqlk6ustf_1m">
+        <w:spacing w:after="80"/>
+      </w:pPr>
+      <w:hyperlink w:history="1" r:id="rIdvfjyimwmscaregnutv_dg">
         <w:r>
           <w:rPr>
             <w:rStyle w:val="Hyperlink"/>
             <w:sz w:val="18"/>
             <w:szCs w:val="18"/>
           </w:rPr>
-          <w:t xml:space="preserve">[자세히 보기: 슬로우뉴스]</w:t>
-        </w:r>
-      </w:hyperlink>
-    </w:p>
-    <w:p>
-      <w:pPr>
-        <w:spacing w:after="160"/>
-        <w:ind w:left="480"/>
-      </w:pPr>
-      <w:r>
-        <w:rPr>
-          <w:b/>
-          <w:bCs/>
-          <w:i/>
-          <w:iCs/>
-          <w:color w:val="2E7D32"/>
-          <w:sz w:val="19"/>
-          <w:szCs w:val="19"/>
-        </w:rPr>
-        <w:t xml:space="preserve">💡 이게 나랑 무슨 상관이야? </w:t>
-      </w:r>
-      <w:r>
-        <w:rPr>
-          <w:i/>
-          <w:iCs/>
-          <w:color w:val="2E7D32"/>
-          <w:sz w:val="19"/>
-          <w:szCs w:val="19"/>
-        </w:rPr>
-        <w:t xml:space="preserve">일반 생활에 당장 체감되는 영향은 거의 없습니다. 통상적인 국정감사 일정 공백입니다.</w:t>
-      </w:r>
-    </w:p>
-    <w:p>
-      <w:pPr>
-        <w:pStyle w:val="ListParagraph"/>
-        <w:numPr>
-          <w:ilvl w:val="0"/>
-          <w:numId w:val="2"/>
-        </w:numPr>
-        <w:spacing w:after="40"/>
-      </w:pPr>
-      <w:r>
-        <w:rPr>
-          <w:b/>
-          <w:bCs/>
-        </w:rPr>
-        <w:t xml:space="preserve">다음 주 13일(화), 최대 11개 상임위가 동시에 국정감사 진행 — 헌법재판소·공수처·금융감독원 등 포함. </w:t>
-      </w:r>
-      <w:r>
-        <w:t xml:space="preserve">법사위는 헌법재판소와 고위공직자범죄수사처를, 정무위원회는 금융감독원과 금융 공공기관을 감사합니다.  </w:t>
-      </w:r>
-      <w:hyperlink w:history="1" r:id="rId2cj7fd2cv-bd2ka_i1xhi">
-        <w:r>
-          <w:rPr>
-            <w:rStyle w:val="Hyperlink"/>
-            <w:sz w:val="18"/>
-            <w:szCs w:val="18"/>
-          </w:rPr>
-          <w:t xml:space="preserve">[자세히 보기: 위키트리]</w:t>
-        </w:r>
-      </w:hyperlink>
-    </w:p>
-    <w:p>
-      <w:pPr>
-        <w:spacing w:after="160"/>
-        <w:ind w:left="480"/>
-      </w:pPr>
-      <w:r>
-        <w:rPr>
-          <w:b/>
-          <w:bCs/>
-          <w:i/>
-          <w:iCs/>
-          <w:color w:val="2E7D32"/>
-          <w:sz w:val="19"/>
-          <w:szCs w:val="19"/>
-        </w:rPr>
-        <w:t xml:space="preserve">💡 이게 나랑 무슨 상관이야? </w:t>
-      </w:r>
-      <w:r>
-        <w:rPr>
-          <w:i/>
-          <w:iCs/>
-          <w:color w:val="2E7D32"/>
-          <w:sz w:val="19"/>
-          <w:szCs w:val="19"/>
-        </w:rPr>
-        <w:t xml:space="preserve">금융감독원 국감에서 다뤄지는 이슈에 따라 금융 소비자 보호나 가계대출 관리 정책 방향을 가늠해볼 수 있어 지켜볼 만합니다.</w:t>
-      </w:r>
-    </w:p>
-    <w:p>
-      <w:pPr>
-        <w:pStyle w:val="Heading1"/>
-        <w:pBdr>
-          <w:bottom w:val="single" w:color="999999" w:sz="6" w:space="4"/>
-        </w:pBdr>
-        <w:spacing w:after="200" w:before="400"/>
-      </w:pPr>
-      <w:r>
-        <w:t xml:space="preserve">출처 원문</w:t>
-      </w:r>
-    </w:p>
-    <w:p>
-      <w:pPr>
-        <w:spacing w:after="80"/>
-      </w:pPr>
-      <w:hyperlink w:history="1" r:id="rIdyyubgylzrxitxeezmq2ed">
-        <w:r>
-          <w:rPr>
-            <w:rStyle w:val="Hyperlink"/>
-            <w:sz w:val="18"/>
-            <w:szCs w:val="18"/>
-          </w:rPr>
-          <w:t xml:space="preserve">코스피 6625.93 마감(10/8) - 뉴스핌 — https://www.newspim.com/news/view/20261008000948</w:t>
-        </w:r>
-      </w:hyperlink>
-    </w:p>
-    <w:p>
-      <w:pPr>
-        <w:spacing w:after="80"/>
-      </w:pPr>
-      <w:hyperlink w:history="1" r:id="rIdhv_w4qv0ouebyrh4f282f">
-        <w:r>
-          <w:rPr>
-            <w:rStyle w:val="Hyperlink"/>
-            <w:sz w:val="18"/>
-            <w:szCs w:val="18"/>
-          </w:rPr>
-          <w:t xml:space="preserve">107조 실적에도 코스피 약세 - 머니투데이 — https://www.mt.co.kr/stock/2026/10/08/2026100809271937732</w:t>
-        </w:r>
-      </w:hyperlink>
-    </w:p>
-    <w:p>
-      <w:pPr>
-        <w:spacing w:after="80"/>
-      </w:pPr>
-      <w:hyperlink w:history="1" r:id="rIdlob8oikawayeqdn4rd8bh">
-        <w:r>
-          <w:rPr>
-            <w:rStyle w:val="Hyperlink"/>
-            <w:sz w:val="18"/>
-            <w:szCs w:val="18"/>
-          </w:rPr>
-          <w:t xml:space="preserve">자사주 매입 조기 종료 전망 - SBS Biz — https://biz.sbs.co.kr/amp/article/20000335714</w:t>
-        </w:r>
-      </w:hyperlink>
-    </w:p>
-    <w:p>
-      <w:pPr>
-        <w:spacing w:after="80"/>
-      </w:pPr>
-      <w:hyperlink w:history="1" r:id="rIdjppyojzfj2njeilu5turs">
-        <w:r>
-          <w:rPr>
-            <w:rStyle w:val="Hyperlink"/>
-            <w:sz w:val="18"/>
-            <w:szCs w:val="18"/>
-          </w:rPr>
-          <w:t xml:space="preserve">2026 국정감사 일정 - 슬로우뉴스 — https://slownews.kr/166956</w:t>
-        </w:r>
-      </w:hyperlink>
-    </w:p>
-    <w:p>
-      <w:pPr>
-        <w:spacing w:after="80"/>
-      </w:pPr>
-      <w:hyperlink w:history="1" r:id="rIddgupk6dlbgofgwokaaqyn">
-        <w:r>
-          <w:rPr>
-            <w:rStyle w:val="Hyperlink"/>
-            <w:sz w:val="18"/>
-            <w:szCs w:val="18"/>
-          </w:rPr>
-          <w:t xml:space="preserve">10/8 국정감사 일정·쟁점 - 위키트리 — https://m.wikitree.co.kr/articles/1164725</w:t>
+          <w:t xml:space="preserve">2026국감 10/6 돌입, 종합상황실 가동 - 뉴스핌 — https://www.newspim.com/news/view/20261002000833</w:t>
         </w:r>
       </w:hyperlink>
     </w:p>

--- a/05-Routines/오늘의 뉴스 요약.docx
+++ b/05-Routines/오늘의 뉴스 요약.docx
@@ -21,7 +21,7 @@
           <w:sz w:val="22"/>
           <w:szCs w:val="22"/>
         </w:rPr>
-        <w:t xml:space="preserve">2026년 10월 10일 (토)</w:t>
+        <w:t xml:space="preserve">2026년 10월 11일 (일)</w:t>
       </w:r>
     </w:p>
     <w:p>
@@ -34,7 +34,7 @@
           <w:iCs/>
           <w:color w:val="555555"/>
         </w:rPr>
-        <w:t xml:space="preserve">주말입니다. 국내 증시와 국정감사는 12일(월)에 다시 시작됩니다.</w:t>
+        <w:t xml:space="preserve">주말 마지막 날입니다. 국내 증시와 국정감사는 내일(12일) 다시 시작됩니다.</w:t>
       </w:r>
     </w:p>
     <w:p>
@@ -46,7 +46,7 @@
         <w:spacing w:after="200" w:before="400"/>
       </w:pPr>
       <w:r>
-        <w:t xml:space="preserve">경제 — 주간 리뷰 및 다음 주 전망</w:t>
+        <w:t xml:space="preserve">경제 — 이번 주 챙겨볼 일정</w:t>
       </w:r>
     </w:p>
     <w:p>
@@ -63,19 +63,19 @@
           <w:b/>
           <w:bCs/>
         </w:rPr>
-        <w:t xml:space="preserve">이번 주 코스피200, 대형주 중심 매물에 5%대 하락. </w:t>
-      </w:r>
-      <w:r>
-        <w:t xml:space="preserve">삼성전자 3분기 '107조 실적' 발표에도 외국인·기관 매도가 겹치며 주 후반 급락세가 이어졌습니다.  </w:t>
-      </w:r>
-      <w:hyperlink w:history="1" r:id="rIdmhjzhzoecn3li0blokltt">
+        <w:t xml:space="preserve">미국 9월 소비자물가지수(CPI), 10월 14일(수) 발표 예정. </w:t>
+      </w:r>
+      <w:r>
+        <w:t xml:space="preserve">컨센서스는 전년 대비 3.6~3.7%로, 직전(3.4%)보다 오를 것으로 예상됩니다. 이번 지표는 미국 연준이 10월 28일 금리 결정을 내리기 전 마지막 CPI라는 점에서 특히 주목받고 있습니다.  </w:t>
+      </w:r>
+      <w:hyperlink w:history="1" r:id="rIdhcnx3qlpcae0lw0bj3dh9">
         <w:r>
           <w:rPr>
             <w:rStyle w:val="Hyperlink"/>
             <w:sz w:val="18"/>
             <w:szCs w:val="18"/>
           </w:rPr>
-          <w:t xml:space="preserve">[자세히 보기: 이투데이]</w:t>
+          <w:t xml:space="preserve">[자세히 보기: Nowflation]</w:t>
         </w:r>
       </w:hyperlink>
     </w:p>
@@ -104,7 +104,19 @@
           <w:sz w:val="19"/>
           <w:szCs w:val="19"/>
         </w:rPr>
-        <w:t xml:space="preserve">반도체 대형주 비중이 큰 자산을 보유하고 계시다면 이번 주 평가금액이 꽤 줄었을 수 있습니다.</w:t>
+        <w:t xml:space="preserve">물가지표가 예상보다 높게 나오면 금리 인하 기대가 줄며 국내 증시에도 부담으로 작용할 수 있습니다. 보유 자산이 있으시다면 14일 발표를 가볍게 참고해두시면 좋습니다.</w:t>
+      </w:r>
+    </w:p>
+    <w:p>
+      <w:pPr>
+        <w:pStyle w:val="Heading1"/>
+        <w:pBdr>
+          <w:bottom w:val="single" w:color="999999" w:sz="6" w:space="4"/>
+        </w:pBdr>
+        <w:spacing w:after="200" w:before="400"/>
+      </w:pPr>
+      <w:r>
+        <w:t xml:space="preserve">정치</w:t>
       </w:r>
     </w:p>
     <w:p>
@@ -121,19 +133,19 @@
           <w:b/>
           <w:bCs/>
         </w:rPr>
-        <w:t xml:space="preserve">다음 주 반등 여부는 미국 9월 CPI·PPI(소비자·생산자물가지수)와 한국 수출 지표가 가를 전망. </w:t>
-      </w:r>
-      <w:r>
-        <w:t xml:space="preserve">증권가에서는 미국-이란 관계 개선에 따른 유가 안정, 미국 물가 둔화 확인이 채권금리 안정의 조건으로 꼽힙니다.  </w:t>
-      </w:r>
-      <w:hyperlink w:history="1" r:id="rIdjeqcyy0syxatf1ah-kvs0">
+        <w:t xml:space="preserve">내일(12일), 법제사법위원회 감사원 현장 국정감사 진행. </w:t>
+      </w:r>
+      <w:r>
+        <w:t xml:space="preserve">AI·첨단 R&amp;D 등 신산업 분야를 겨냥한 '혁신지원형 감사'가 실제로 효과를 내고 있는지가 핵심 질의로 꼽힙니다. 사이버보안, 공공시설 안전, 회계 사고 등 감사원의 주요 정책 현안도 다뤄질 예정입니다.  </w:t>
+      </w:r>
+      <w:hyperlink w:history="1" r:id="rIdpw_flqwrxqacnd9w6dzgs">
         <w:r>
           <w:rPr>
             <w:rStyle w:val="Hyperlink"/>
             <w:sz w:val="18"/>
             <w:szCs w:val="18"/>
           </w:rPr>
-          <w:t xml:space="preserve">[자세히 보기: 이투데이]</w:t>
+          <w:t xml:space="preserve">[자세히 보기: 뉴스1]</w:t>
         </w:r>
       </w:hyperlink>
     </w:p>
@@ -162,7 +174,7 @@
           <w:sz w:val="19"/>
           <w:szCs w:val="19"/>
         </w:rPr>
-        <w:t xml:space="preserve">다음 주 발표되는 물가지표 결과에 따라 시장 분위기가 달라질 수 있어, 보유 자산이 있으시다면 가볍게 참고해두시면 좋습니다.</w:t>
+        <w:t xml:space="preserve">일반 생활에 당장 체감되는 영향은 거의 없습니다. 다만 신산업 지원 감사의 실효성 논의는 관련 기업·연구기관 지원 정책 방향에 영향을 줄 수 있습니다.</w:t>
       </w:r>
     </w:p>
     <w:p>
@@ -179,140 +191,12 @@
           <w:b/>
           <w:bCs/>
         </w:rPr>
-        <w:t xml:space="preserve">코스피 12개월 선행 PER(주가를 미래 예상 이익으로 나눈 밸류에이션 지표) 5.26배 — 역사적 저점권이라는 분석. </w:t>
-      </w:r>
-      <w:r>
-        <w:t xml:space="preserve">최근 급락으로 밸류에이션(기업가치 평가) 매력이 커졌다는 시각도 있습니다.  </w:t>
-      </w:r>
-      <w:hyperlink w:history="1" r:id="rIdaxk9x4ewqohcnjm_f1ndr">
-        <w:r>
-          <w:rPr>
-            <w:rStyle w:val="Hyperlink"/>
-            <w:sz w:val="18"/>
-            <w:szCs w:val="18"/>
-          </w:rPr>
-          <w:t xml:space="preserve">[자세히 보기: 이투데이]</w:t>
-        </w:r>
-      </w:hyperlink>
-    </w:p>
-    <w:p>
-      <w:pPr>
-        <w:spacing w:after="160"/>
-        <w:ind w:left="480"/>
-      </w:pPr>
-      <w:r>
-        <w:rPr>
-          <w:b/>
-          <w:bCs/>
-          <w:i/>
-          <w:iCs/>
-          <w:color w:val="2E7D32"/>
-          <w:sz w:val="19"/>
-          <w:szCs w:val="19"/>
-        </w:rPr>
-        <w:t xml:space="preserve">💡 이게 나랑 무슨 상관이야? </w:t>
-      </w:r>
-      <w:r>
-        <w:rPr>
-          <w:i/>
-          <w:iCs/>
-          <w:color w:val="2E7D32"/>
-          <w:sz w:val="19"/>
-          <w:szCs w:val="19"/>
-        </w:rPr>
-        <w:t xml:space="preserve">장기 투자 관점에서는 이런 저평가 국면이 매수 기회로 언급되기도 하지만, 추가 하락 가능성도 있어 신중하게 접근하시는 게 좋습니다.</w:t>
-      </w:r>
-    </w:p>
-    <w:p>
-      <w:pPr>
-        <w:pStyle w:val="Heading1"/>
-        <w:pBdr>
-          <w:bottom w:val="single" w:color="999999" w:sz="6" w:space="4"/>
-        </w:pBdr>
-        <w:spacing w:after="200" w:before="400"/>
-      </w:pPr>
-      <w:r>
-        <w:t xml:space="preserve">정치</w:t>
-      </w:r>
-    </w:p>
-    <w:p>
-      <w:pPr>
-        <w:pStyle w:val="ListParagraph"/>
-        <w:numPr>
-          <w:ilvl w:val="0"/>
-          <w:numId w:val="2"/>
-        </w:numPr>
-        <w:spacing w:after="40"/>
-      </w:pPr>
-      <w:r>
-        <w:rPr>
-          <w:b/>
-          <w:bCs/>
-        </w:rPr>
-        <w:t xml:space="preserve">국회 교육위원회 국정감사(10월 7~23일), 문항거래·채용차별·사학비리가 핵심 쟁점으로 부상. </w:t>
-      </w:r>
-      <w:r>
-        <w:t xml:space="preserve">영어 영역 일타강사의 수능 문항 거래 의혹, 한화에어로스페이스의 특정 대학·연령 제한 채용 지침 논란, 사학비리 의혹을 받는 인사의 증인 채택 등이 다뤄집니다.  </w:t>
-      </w:r>
-      <w:hyperlink w:history="1" r:id="rIdm3ljtbmp4x3rgwrllsztg">
-        <w:r>
-          <w:rPr>
-            <w:rStyle w:val="Hyperlink"/>
-            <w:sz w:val="18"/>
-            <w:szCs w:val="18"/>
-          </w:rPr>
-          <w:t xml:space="preserve">[자세히 보기: 뉴시스]</w:t>
-        </w:r>
-      </w:hyperlink>
-    </w:p>
-    <w:p>
-      <w:pPr>
-        <w:spacing w:after="160"/>
-        <w:ind w:left="480"/>
-      </w:pPr>
-      <w:r>
-        <w:rPr>
-          <w:b/>
-          <w:bCs/>
-          <w:i/>
-          <w:iCs/>
-          <w:color w:val="2E7D32"/>
-          <w:sz w:val="19"/>
-          <w:szCs w:val="19"/>
-        </w:rPr>
-        <w:t xml:space="preserve">💡 이게 나랑 무슨 상관이야? </w:t>
-      </w:r>
-      <w:r>
-        <w:rPr>
-          <w:i/>
-          <w:iCs/>
-          <w:color w:val="2E7D32"/>
-          <w:sz w:val="19"/>
-          <w:szCs w:val="19"/>
-        </w:rPr>
-        <w:t xml:space="preserve">자녀의 수능·입시나 채용 관련 제도 공정성에 관심이 있으시다면 이번 국감에서 어떤 개선책이 나오는지 지켜볼 만합니다.</w:t>
-      </w:r>
-    </w:p>
-    <w:p>
-      <w:pPr>
-        <w:pStyle w:val="ListParagraph"/>
-        <w:numPr>
-          <w:ilvl w:val="0"/>
-          <w:numId w:val="2"/>
-        </w:numPr>
-        <w:spacing w:after="40"/>
-      </w:pPr>
-      <w:r>
-        <w:rPr>
-          <w:b/>
-          <w:bCs/>
-        </w:rPr>
-        <w:t xml:space="preserve">다음 주 12일(월) 감사원 국정감사, 13일(화)엔 최대 11개 상임위 동시 진행. </w:t>
-      </w:r>
-      <w:r>
-        <w:t xml:space="preserve">법사위는 헌법재판소·공수처를, 정무위원회는 금융감독원 등을 감사할 예정입니다.  </w:t>
-      </w:r>
-      <w:hyperlink w:history="1" r:id="rIdfobazduw712hauis9flp7">
+        <w:t xml:space="preserve">국정감사 2주차 돌입 — 모레(13일)엔 헌법재판소·공수처·금융감독원 등 최대 11개 상임위 동시 국감. </w:t>
+      </w:r>
+      <w:r>
+        <w:t xml:space="preserve">국정감사는 10월 27일까지 이어지며, 26일 종합감사로 마무리됩니다.  </w:t>
+      </w:r>
+      <w:hyperlink w:history="1" r:id="rIdd8hljlwhvay90lshtfexg">
         <w:r>
           <w:rPr>
             <w:rStyle w:val="Hyperlink"/>
@@ -348,7 +232,7 @@
           <w:sz w:val="19"/>
           <w:szCs w:val="19"/>
         </w:rPr>
-        <w:t xml:space="preserve">일반 생활에 당장 체감되는 영향은 거의 없습니다. 다만 금융감독원 국감에서 다뤄지는 이슈는 가계대출·금융소비자 보호 정책과 맞물릴 수 있어 참고할 만합니다.</w:t>
+        <w:t xml:space="preserve">금융감독원 국감 등에서 다뤄지는 이슈는 가계대출·금융소비자 보호 정책과 맞물릴 수 있어 이번 주 지켜볼 만합니다.</w:t>
       </w:r>
     </w:p>
     <w:p>
@@ -367,14 +251,14 @@
       <w:pPr>
         <w:spacing w:after="80"/>
       </w:pPr>
-      <w:hyperlink w:history="1" r:id="rIdomklqycqxrjn8dyvsaaaz">
+      <w:hyperlink w:history="1" r:id="rIdy6kfgpqb0lzc3nuotfezs">
         <w:r>
           <w:rPr>
             <w:rStyle w:val="Hyperlink"/>
             <w:sz w:val="18"/>
             <w:szCs w:val="18"/>
           </w:rPr>
-          <w:t xml:space="preserve">[주간증시전망] 코스피 5%대 하락 - 이투데이 — https://www.etoday.co.kr/news/view/2634056</w:t>
+          <w:t xml:space="preserve">美 CPI 발표일 10/14 - Nowflation — https://nowflation.com/cpi-release-dates</w:t>
         </w:r>
       </w:hyperlink>
     </w:p>
@@ -382,14 +266,14 @@
       <w:pPr>
         <w:spacing w:after="80"/>
       </w:pPr>
-      <w:hyperlink w:history="1" r:id="rIdswzsjsy9hltvvqgklcp7n">
+      <w:hyperlink w:history="1" r:id="rIdcky3yldu34s9kv2ig0dno">
         <w:r>
           <w:rPr>
             <w:rStyle w:val="Hyperlink"/>
             <w:sz w:val="18"/>
             <w:szCs w:val="18"/>
           </w:rPr>
-          <w:t xml:space="preserve">교육위 국감 쟁점 - 뉴시스 — https://newsis.com/view/NISX20261006_0003815477</w:t>
+          <w:t xml:space="preserve">12일 감사원 국감 쟁점 - 뉴스1 — https://news1.kr/politics/assembly/6315557</w:t>
         </w:r>
       </w:hyperlink>
     </w:p>
@@ -397,14 +281,14 @@
       <w:pPr>
         <w:spacing w:after="80"/>
       </w:pPr>
-      <w:hyperlink w:history="1" r:id="rIdvfjyimwmscaregnutv_dg">
+      <w:hyperlink w:history="1" r:id="rId0jemf-kjcmn83mspu6d7n">
         <w:r>
           <w:rPr>
             <w:rStyle w:val="Hyperlink"/>
             <w:sz w:val="18"/>
             <w:szCs w:val="18"/>
           </w:rPr>
-          <w:t xml:space="preserve">2026국감 10/6 돌입, 종합상황실 가동 - 뉴스핌 — https://www.newspim.com/news/view/20261002000833</w:t>
+          <w:t xml:space="preserve">2026국감 일정·종합상황실 - 뉴스핌 — https://www.newspim.com/news/view/20261002000833</w:t>
         </w:r>
       </w:hyperlink>
     </w:p>

--- a/05-Routines/오늘의 뉴스 요약.docx
+++ b/05-Routines/오늘의 뉴스 요약.docx
@@ -21,20 +21,7 @@
           <w:sz w:val="22"/>
           <w:szCs w:val="22"/>
         </w:rPr>
-        <w:t xml:space="preserve">2026년 10월 11일 (일)</w:t>
-      </w:r>
-    </w:p>
-    <w:p>
-      <w:pPr>
-        <w:spacing w:after="200"/>
-      </w:pPr>
-      <w:r>
-        <w:rPr>
-          <w:i/>
-          <w:iCs/>
-          <w:color w:val="555555"/>
-        </w:rPr>
-        <w:t xml:space="preserve">주말 마지막 날입니다. 국내 증시와 국정감사는 내일(12일) 다시 시작됩니다.</w:t>
+        <w:t xml:space="preserve">2026년 10월 12일 (월)</w:t>
       </w:r>
     </w:p>
     <w:p>
@@ -46,7 +33,7 @@
         <w:spacing w:after="200" w:before="400"/>
       </w:pPr>
       <w:r>
-        <w:t xml:space="preserve">경제 — 이번 주 챙겨볼 일정</w:t>
+        <w:t xml:space="preserve">경제</w:t>
       </w:r>
     </w:p>
     <w:p>
@@ -63,19 +50,19 @@
           <w:b/>
           <w:bCs/>
         </w:rPr>
-        <w:t xml:space="preserve">미국 9월 소비자물가지수(CPI), 10월 14일(수) 발표 예정. </w:t>
-      </w:r>
-      <w:r>
-        <w:t xml:space="preserve">컨센서스는 전년 대비 3.6~3.7%로, 직전(3.4%)보다 오를 것으로 예상됩니다. 이번 지표는 미국 연준이 10월 28일 금리 결정을 내리기 전 마지막 CPI라는 점에서 특히 주목받고 있습니다.  </w:t>
-      </w:r>
-      <w:hyperlink w:history="1" r:id="rIdhcnx3qlpcae0lw0bj3dh9">
+        <w:t xml:space="preserve">오늘 코스피 0.72% 하락 출발, 6,578.17. </w:t>
+      </w:r>
+      <w:r>
+        <w:t xml:space="preserve">지난 9일(금) 2.62% 급락한 데 이어 약세가 이어지고 있습니다. 외국인이 홀로 순매도에 나섰고, 기관은 소폭 순매수했습니다.  </w:t>
+      </w:r>
+      <w:hyperlink w:history="1" r:id="rIdi5kgqgo1q6c2xy4jamdf8">
         <w:r>
           <w:rPr>
             <w:rStyle w:val="Hyperlink"/>
             <w:sz w:val="18"/>
             <w:szCs w:val="18"/>
           </w:rPr>
-          <w:t xml:space="preserve">[자세히 보기: Nowflation]</w:t>
+          <w:t xml:space="preserve">[자세히 보기: 파이낸셜뉴스]</w:t>
         </w:r>
       </w:hyperlink>
     </w:p>
@@ -104,19 +91,7 @@
           <w:sz w:val="19"/>
           <w:szCs w:val="19"/>
         </w:rPr>
-        <w:t xml:space="preserve">물가지표가 예상보다 높게 나오면 금리 인하 기대가 줄며 국내 증시에도 부담으로 작용할 수 있습니다. 보유 자산이 있으시다면 14일 발표를 가볍게 참고해두시면 좋습니다.</w:t>
-      </w:r>
-    </w:p>
-    <w:p>
-      <w:pPr>
-        <w:pStyle w:val="Heading1"/>
-        <w:pBdr>
-          <w:bottom w:val="single" w:color="999999" w:sz="6" w:space="4"/>
-        </w:pBdr>
-        <w:spacing w:after="200" w:before="400"/>
-      </w:pPr>
-      <w:r>
-        <w:t xml:space="preserve">정치</w:t>
+        <w:t xml:space="preserve">반도체 관련 자산을 보유하고 계시다면 최근 며칠째 하락이 이어지는 구간이라 평가금액이 계속 줄었을 수 있습니다. 조급한 매매보다는 흐름을 지켜보는 게 안전할 수 있습니다.</w:t>
       </w:r>
     </w:p>
     <w:p>
@@ -133,12 +108,82 @@
           <w:b/>
           <w:bCs/>
         </w:rPr>
-        <w:t xml:space="preserve">내일(12일), 법제사법위원회 감사원 현장 국정감사 진행. </w:t>
-      </w:r>
-      <w:r>
-        <w:t xml:space="preserve">AI·첨단 R&amp;D 등 신산업 분야를 겨냥한 '혁신지원형 감사'가 실제로 효과를 내고 있는지가 핵심 질의로 꼽힙니다. 사이버보안, 공공시설 안전, 회계 사고 등 감사원의 주요 정책 현안도 다뤄질 예정입니다.  </w:t>
-      </w:r>
-      <w:hyperlink w:history="1" r:id="rIdpw_flqwrxqacnd9w6dzgs">
+        <w:t xml:space="preserve">삼성전자 2.05% 하락한 263,000원, SK하이닉스 2.15% 하락한 1,686,000원. </w:t>
+      </w:r>
+      <w:r>
+        <w:t xml:space="preserve">다만 삼성전기 등 일부 종목은 상승하며 종목별 차별화가 나타났습니다.  </w:t>
+      </w:r>
+      <w:hyperlink w:history="1" r:id="rIdat3-25oq1048hk6ookta_">
+        <w:r>
+          <w:rPr>
+            <w:rStyle w:val="Hyperlink"/>
+            <w:sz w:val="18"/>
+            <w:szCs w:val="18"/>
+          </w:rPr>
+          <w:t xml:space="preserve">[자세히 보기: 국제뉴스]</w:t>
+        </w:r>
+      </w:hyperlink>
+    </w:p>
+    <w:p>
+      <w:pPr>
+        <w:spacing w:after="160"/>
+        <w:ind w:left="480"/>
+      </w:pPr>
+      <w:r>
+        <w:rPr>
+          <w:b/>
+          <w:bCs/>
+          <w:i/>
+          <w:iCs/>
+          <w:color w:val="2E7D32"/>
+          <w:sz w:val="19"/>
+          <w:szCs w:val="19"/>
+        </w:rPr>
+        <w:t xml:space="preserve">💡 이게 나랑 무슨 상관이야? </w:t>
+      </w:r>
+      <w:r>
+        <w:rPr>
+          <w:i/>
+          <w:iCs/>
+          <w:color w:val="2E7D32"/>
+          <w:sz w:val="19"/>
+          <w:szCs w:val="19"/>
+        </w:rPr>
+        <w:t xml:space="preserve">삼성전자·SK하이닉스 두 종목에만 의존하기보다, 반도체 업종 내에서도 종목별로 흐름이 다를 수 있다는 점을 참고하시면 좋습니다.</w:t>
+      </w:r>
+    </w:p>
+    <w:p>
+      <w:pPr>
+        <w:pStyle w:val="Heading1"/>
+        <w:pBdr>
+          <w:bottom w:val="single" w:color="999999" w:sz="6" w:space="4"/>
+        </w:pBdr>
+        <w:spacing w:after="200" w:before="400"/>
+      </w:pPr>
+      <w:r>
+        <w:t xml:space="preserve">정치</w:t>
+      </w:r>
+    </w:p>
+    <w:p>
+      <w:pPr>
+        <w:pStyle w:val="ListParagraph"/>
+        <w:numPr>
+          <w:ilvl w:val="0"/>
+          <w:numId w:val="2"/>
+        </w:numPr>
+        <w:spacing w:after="40"/>
+      </w:pPr>
+      <w:r>
+        <w:rPr>
+          <w:b/>
+          <w:bCs/>
+        </w:rPr>
+        <w:t xml:space="preserve">오늘 법제사법위원회, 감사원 현장 국정감사 실시. </w:t>
+      </w:r>
+      <w:r>
+        <w:t xml:space="preserve">AI·첨단 R&amp;D 등 신산업 분야를 겨냥한 '혁신지원형 감사'의 실효성과 사이버보안, 공공시설 안전, 회계 사고 등 감사원의 주요 정책 현안을 심층 질의할 예정입니다.  </w:t>
+      </w:r>
+      <w:hyperlink w:history="1" r:id="rId9kezdxku_xiacht3qooju">
         <w:r>
           <w:rPr>
             <w:rStyle w:val="Hyperlink"/>
@@ -174,7 +219,7 @@
           <w:sz w:val="19"/>
           <w:szCs w:val="19"/>
         </w:rPr>
-        <w:t xml:space="preserve">일반 생활에 당장 체감되는 영향은 거의 없습니다. 다만 신산업 지원 감사의 실효성 논의는 관련 기업·연구기관 지원 정책 방향에 영향을 줄 수 있습니다.</w:t>
+        <w:t xml:space="preserve">일반 생활에 당장 체감되는 영향은 거의 없습니다. 다만 신산업 지원 감사 방식에 대한 논의는 관련 기업·연구기관 지원 정책에 영향을 줄 수 있습니다.</w:t>
       </w:r>
     </w:p>
     <w:p>
@@ -191,12 +236,12 @@
           <w:b/>
           <w:bCs/>
         </w:rPr>
-        <w:t xml:space="preserve">국정감사 2주차 돌입 — 모레(13일)엔 헌법재판소·공수처·금융감독원 등 최대 11개 상임위 동시 국감. </w:t>
-      </w:r>
-      <w:r>
-        <w:t xml:space="preserve">국정감사는 10월 27일까지 이어지며, 26일 종합감사로 마무리됩니다.  </w:t>
-      </w:r>
-      <w:hyperlink w:history="1" r:id="rIdd8hljlwhvay90lshtfexg">
+        <w:t xml:space="preserve">국정감사 2주차, 내일(13일)엔 헌법재판소·공수처·금융감독원 등 최대 11개 상임위 동시 진행. </w:t>
+      </w:r>
+      <w:r>
+        <w:t xml:space="preserve">국정감사는 10월 27일까지 이어지며 26일 종합감사로 마무리됩니다.  </w:t>
+      </w:r>
+      <w:hyperlink w:history="1" r:id="rIdnyrpqfh1mhrngf_4i_qbo">
         <w:r>
           <w:rPr>
             <w:rStyle w:val="Hyperlink"/>
@@ -232,7 +277,7 @@
           <w:sz w:val="19"/>
           <w:szCs w:val="19"/>
         </w:rPr>
-        <w:t xml:space="preserve">금융감독원 국감 등에서 다뤄지는 이슈는 가계대출·금융소비자 보호 정책과 맞물릴 수 있어 이번 주 지켜볼 만합니다.</w:t>
+        <w:t xml:space="preserve">금융감독원 국감에서 다뤄지는 이슈는 가계대출·금융소비자 보호 정책과 맞물릴 수 있어 이번 주 지켜볼 만합니다.</w:t>
       </w:r>
     </w:p>
     <w:p>
@@ -251,14 +296,14 @@
       <w:pPr>
         <w:spacing w:after="80"/>
       </w:pPr>
-      <w:hyperlink w:history="1" r:id="rIdy6kfgpqb0lzc3nuotfezs">
+      <w:hyperlink w:history="1" r:id="rIdnmkfnhaei3jte6gkxtqnw">
         <w:r>
           <w:rPr>
             <w:rStyle w:val="Hyperlink"/>
             <w:sz w:val="18"/>
             <w:szCs w:val="18"/>
           </w:rPr>
-          <w:t xml:space="preserve">美 CPI 발표일 10/14 - Nowflation — https://nowflation.com/cpi-release-dates</w:t>
+          <w:t xml:space="preserve">코스피 6578.17 출발 - 파이낸셜뉴스 — https://www.fnnews.com/news/202610120900289437</w:t>
         </w:r>
       </w:hyperlink>
     </w:p>
@@ -266,7 +311,22 @@
       <w:pPr>
         <w:spacing w:after="80"/>
       </w:pPr>
-      <w:hyperlink w:history="1" r:id="rIdcky3yldu34s9kv2ig0dno">
+      <w:hyperlink w:history="1" r:id="rIdja-zlomuezzawmplhtkdu">
+        <w:r>
+          <w:rPr>
+            <w:rStyle w:val="Hyperlink"/>
+            <w:sz w:val="18"/>
+            <w:szCs w:val="18"/>
+          </w:rPr>
+          <w:t xml:space="preserve">코스피·코스닥 동반 약세 - 국제뉴스 — https://gukjenews.com/news/articleView.html?idxno=3718226</w:t>
+        </w:r>
+      </w:hyperlink>
+    </w:p>
+    <w:p>
+      <w:pPr>
+        <w:spacing w:after="80"/>
+      </w:pPr>
+      <w:hyperlink w:history="1" r:id="rId4qckzvs7d9zc8uyd1bojq">
         <w:r>
           <w:rPr>
             <w:rStyle w:val="Hyperlink"/>
@@ -281,7 +341,7 @@
       <w:pPr>
         <w:spacing w:after="80"/>
       </w:pPr>
-      <w:hyperlink w:history="1" r:id="rId0jemf-kjcmn83mspu6d7n">
+      <w:hyperlink w:history="1" r:id="rIdvwtj40rxqjhnnz4vwq9o8">
         <w:r>
           <w:rPr>
             <w:rStyle w:val="Hyperlink"/>

--- a/05-Routines/오늘의 뉴스 요약.docx
+++ b/05-Routines/오늘의 뉴스 요약.docx
@@ -21,7 +21,7 @@
           <w:sz w:val="22"/>
           <w:szCs w:val="22"/>
         </w:rPr>
-        <w:t xml:space="preserve">2026년 10월 12일 (월)</w:t>
+        <w:t xml:space="preserve">2026년 10월 13일 (화)</w:t>
       </w:r>
     </w:p>
     <w:p>
@@ -50,198 +50,12 @@
           <w:b/>
           <w:bCs/>
         </w:rPr>
-        <w:t xml:space="preserve">오늘 코스피 0.72% 하락 출발, 6,578.17. </w:t>
-      </w:r>
-      <w:r>
-        <w:t xml:space="preserve">지난 9일(금) 2.62% 급락한 데 이어 약세가 이어지고 있습니다. 외국인이 홀로 순매도에 나섰고, 기관은 소폭 순매수했습니다.  </w:t>
-      </w:r>
-      <w:hyperlink w:history="1" r:id="rIdi5kgqgo1q6c2xy4jamdf8">
-        <w:r>
-          <w:rPr>
-            <w:rStyle w:val="Hyperlink"/>
-            <w:sz w:val="18"/>
-            <w:szCs w:val="18"/>
-          </w:rPr>
-          <w:t xml:space="preserve">[자세히 보기: 파이낸셜뉴스]</w:t>
-        </w:r>
-      </w:hyperlink>
-    </w:p>
-    <w:p>
-      <w:pPr>
-        <w:spacing w:after="160"/>
-        <w:ind w:left="480"/>
-      </w:pPr>
-      <w:r>
-        <w:rPr>
-          <w:b/>
-          <w:bCs/>
-          <w:i/>
-          <w:iCs/>
-          <w:color w:val="2E7D32"/>
-          <w:sz w:val="19"/>
-          <w:szCs w:val="19"/>
-        </w:rPr>
-        <w:t xml:space="preserve">💡 이게 나랑 무슨 상관이야? </w:t>
-      </w:r>
-      <w:r>
-        <w:rPr>
-          <w:i/>
-          <w:iCs/>
-          <w:color w:val="2E7D32"/>
-          <w:sz w:val="19"/>
-          <w:szCs w:val="19"/>
-        </w:rPr>
-        <w:t xml:space="preserve">반도체 관련 자산을 보유하고 계시다면 최근 며칠째 하락이 이어지는 구간이라 평가금액이 계속 줄었을 수 있습니다. 조급한 매매보다는 흐름을 지켜보는 게 안전할 수 있습니다.</w:t>
-      </w:r>
-    </w:p>
-    <w:p>
-      <w:pPr>
-        <w:pStyle w:val="ListParagraph"/>
-        <w:numPr>
-          <w:ilvl w:val="0"/>
-          <w:numId w:val="2"/>
-        </w:numPr>
-        <w:spacing w:after="40"/>
-      </w:pPr>
-      <w:r>
-        <w:rPr>
-          <w:b/>
-          <w:bCs/>
-        </w:rPr>
-        <w:t xml:space="preserve">삼성전자 2.05% 하락한 263,000원, SK하이닉스 2.15% 하락한 1,686,000원. </w:t>
-      </w:r>
-      <w:r>
-        <w:t xml:space="preserve">다만 삼성전기 등 일부 종목은 상승하며 종목별 차별화가 나타났습니다.  </w:t>
-      </w:r>
-      <w:hyperlink w:history="1" r:id="rIdat3-25oq1048hk6ookta_">
-        <w:r>
-          <w:rPr>
-            <w:rStyle w:val="Hyperlink"/>
-            <w:sz w:val="18"/>
-            <w:szCs w:val="18"/>
-          </w:rPr>
-          <w:t xml:space="preserve">[자세히 보기: 국제뉴스]</w:t>
-        </w:r>
-      </w:hyperlink>
-    </w:p>
-    <w:p>
-      <w:pPr>
-        <w:spacing w:after="160"/>
-        <w:ind w:left="480"/>
-      </w:pPr>
-      <w:r>
-        <w:rPr>
-          <w:b/>
-          <w:bCs/>
-          <w:i/>
-          <w:iCs/>
-          <w:color w:val="2E7D32"/>
-          <w:sz w:val="19"/>
-          <w:szCs w:val="19"/>
-        </w:rPr>
-        <w:t xml:space="preserve">💡 이게 나랑 무슨 상관이야? </w:t>
-      </w:r>
-      <w:r>
-        <w:rPr>
-          <w:i/>
-          <w:iCs/>
-          <w:color w:val="2E7D32"/>
-          <w:sz w:val="19"/>
-          <w:szCs w:val="19"/>
-        </w:rPr>
-        <w:t xml:space="preserve">삼성전자·SK하이닉스 두 종목에만 의존하기보다, 반도체 업종 내에서도 종목별로 흐름이 다를 수 있다는 점을 참고하시면 좋습니다.</w:t>
-      </w:r>
-    </w:p>
-    <w:p>
-      <w:pPr>
-        <w:pStyle w:val="Heading1"/>
-        <w:pBdr>
-          <w:bottom w:val="single" w:color="999999" w:sz="6" w:space="4"/>
-        </w:pBdr>
-        <w:spacing w:after="200" w:before="400"/>
-      </w:pPr>
-      <w:r>
-        <w:t xml:space="preserve">정치</w:t>
-      </w:r>
-    </w:p>
-    <w:p>
-      <w:pPr>
-        <w:pStyle w:val="ListParagraph"/>
-        <w:numPr>
-          <w:ilvl w:val="0"/>
-          <w:numId w:val="2"/>
-        </w:numPr>
-        <w:spacing w:after="40"/>
-      </w:pPr>
-      <w:r>
-        <w:rPr>
-          <w:b/>
-          <w:bCs/>
-        </w:rPr>
-        <w:t xml:space="preserve">오늘 법제사법위원회, 감사원 현장 국정감사 실시. </w:t>
-      </w:r>
-      <w:r>
-        <w:t xml:space="preserve">AI·첨단 R&amp;D 등 신산업 분야를 겨냥한 '혁신지원형 감사'의 실효성과 사이버보안, 공공시설 안전, 회계 사고 등 감사원의 주요 정책 현안을 심층 질의할 예정입니다.  </w:t>
-      </w:r>
-      <w:hyperlink w:history="1" r:id="rId9kezdxku_xiacht3qooju">
-        <w:r>
-          <w:rPr>
-            <w:rStyle w:val="Hyperlink"/>
-            <w:sz w:val="18"/>
-            <w:szCs w:val="18"/>
-          </w:rPr>
-          <w:t xml:space="preserve">[자세히 보기: 뉴스1]</w:t>
-        </w:r>
-      </w:hyperlink>
-    </w:p>
-    <w:p>
-      <w:pPr>
-        <w:spacing w:after="160"/>
-        <w:ind w:left="480"/>
-      </w:pPr>
-      <w:r>
-        <w:rPr>
-          <w:b/>
-          <w:bCs/>
-          <w:i/>
-          <w:iCs/>
-          <w:color w:val="2E7D32"/>
-          <w:sz w:val="19"/>
-          <w:szCs w:val="19"/>
-        </w:rPr>
-        <w:t xml:space="preserve">💡 이게 나랑 무슨 상관이야? </w:t>
-      </w:r>
-      <w:r>
-        <w:rPr>
-          <w:i/>
-          <w:iCs/>
-          <w:color w:val="2E7D32"/>
-          <w:sz w:val="19"/>
-          <w:szCs w:val="19"/>
-        </w:rPr>
-        <w:t xml:space="preserve">일반 생활에 당장 체감되는 영향은 거의 없습니다. 다만 신산업 지원 감사 방식에 대한 논의는 관련 기업·연구기관 지원 정책에 영향을 줄 수 있습니다.</w:t>
-      </w:r>
-    </w:p>
-    <w:p>
-      <w:pPr>
-        <w:pStyle w:val="ListParagraph"/>
-        <w:numPr>
-          <w:ilvl w:val="0"/>
-          <w:numId w:val="2"/>
-        </w:numPr>
-        <w:spacing w:after="40"/>
-      </w:pPr>
-      <w:r>
-        <w:rPr>
-          <w:b/>
-          <w:bCs/>
-        </w:rPr>
-        <w:t xml:space="preserve">국정감사 2주차, 내일(13일)엔 헌법재판소·공수처·금융감독원 등 최대 11개 상임위 동시 진행. </w:t>
-      </w:r>
-      <w:r>
-        <w:t xml:space="preserve">국정감사는 10월 27일까지 이어지며 26일 종합감사로 마무리됩니다.  </w:t>
-      </w:r>
-      <w:hyperlink w:history="1" r:id="rIdnyrpqfh1mhrngf_4i_qbo">
+        <w:t xml:space="preserve">오늘 코스피 4.69% 급락, 6,085.12 — 5거래일 연속 하락, 6,100선 붕괴. </w:t>
+      </w:r>
+      <w:r>
+        <w:t xml:space="preserve">어제(12일)도 3.65% 하락한 6,384.24로 마감한 데 이어 급락세가 이어졌습니다. 외국인 대량 매도가 지수를 눌렀습니다.  </w:t>
+      </w:r>
+      <w:hyperlink w:history="1" r:id="rIdfxajjhaf_l_bvjaa3iiki">
         <w:r>
           <w:rPr>
             <w:rStyle w:val="Hyperlink"/>
@@ -277,78 +91,322 @@
           <w:sz w:val="19"/>
           <w:szCs w:val="19"/>
         </w:rPr>
-        <w:t xml:space="preserve">금융감독원 국감에서 다뤄지는 이슈는 가계대출·금융소비자 보호 정책과 맞물릴 수 있어 이번 주 지켜볼 만합니다.</w:t>
-      </w:r>
-    </w:p>
-    <w:p>
-      <w:pPr>
-        <w:pStyle w:val="Heading1"/>
-        <w:pBdr>
-          <w:bottom w:val="single" w:color="999999" w:sz="6" w:space="4"/>
-        </w:pBdr>
-        <w:spacing w:after="200" w:before="400"/>
-      </w:pPr>
-      <w:r>
-        <w:t xml:space="preserve">출처 원문</w:t>
-      </w:r>
-    </w:p>
-    <w:p>
-      <w:pPr>
-        <w:spacing w:after="80"/>
-      </w:pPr>
-      <w:hyperlink w:history="1" r:id="rIdnmkfnhaei3jte6gkxtqnw">
+        <w:t xml:space="preserve">반도체 관련 자산을 보유하고 계시다면 최근 닷새째 평가금액이 계속 줄어드는 상황일 수 있습니다. 급락장에서는 성급한 매도보다 상황을 지켜보는 게 안전할 수 있습니다.</w:t>
+      </w:r>
+    </w:p>
+    <w:p>
+      <w:pPr>
+        <w:pStyle w:val="ListParagraph"/>
+        <w:numPr>
+          <w:ilvl w:val="0"/>
+          <w:numId w:val="2"/>
+        </w:numPr>
+        <w:spacing w:after="40"/>
+      </w:pPr>
+      <w:r>
+        <w:rPr>
+          <w:b/>
+          <w:bCs/>
+        </w:rPr>
+        <w:t xml:space="preserve">급락 배경은 중국 메모리 업체 CXMT의 차세대 DDR5 출시 계획 발표 — 공급 과잉 우려 확산. </w:t>
+      </w:r>
+      <w:r>
+        <w:t xml:space="preserve">전날 밤 뉴욕증시에서 미국 마이크론(-3.9%), 샌디스크(-6.0%) 등 반도체주가 급락했고, 필라델피아 반도체지수 하락이 국내 투자심리를 압박했습니다.  </w:t>
+      </w:r>
+      <w:hyperlink w:history="1" r:id="rIdrnxwr4eekar8whbiw5mws">
         <w:r>
           <w:rPr>
             <w:rStyle w:val="Hyperlink"/>
             <w:sz w:val="18"/>
             <w:szCs w:val="18"/>
           </w:rPr>
-          <w:t xml:space="preserve">코스피 6578.17 출발 - 파이낸셜뉴스 — https://www.fnnews.com/news/202610120900289437</w:t>
+          <w:t xml:space="preserve">[자세히 보기: 이투데이]</w:t>
         </w:r>
       </w:hyperlink>
     </w:p>
     <w:p>
       <w:pPr>
-        <w:spacing w:after="80"/>
-      </w:pPr>
-      <w:hyperlink w:history="1" r:id="rIdja-zlomuezzawmplhtkdu">
+        <w:spacing w:after="160"/>
+        <w:ind w:left="480"/>
+      </w:pPr>
+      <w:r>
+        <w:rPr>
+          <w:b/>
+          <w:bCs/>
+          <w:i/>
+          <w:iCs/>
+          <w:color w:val="2E7D32"/>
+          <w:sz w:val="19"/>
+          <w:szCs w:val="19"/>
+        </w:rPr>
+        <w:t xml:space="preserve">💡 이게 나랑 무슨 상관이야? </w:t>
+      </w:r>
+      <w:r>
+        <w:rPr>
+          <w:i/>
+          <w:iCs/>
+          <w:color w:val="2E7D32"/>
+          <w:sz w:val="19"/>
+          <w:szCs w:val="19"/>
+        </w:rPr>
+        <w:t xml:space="preserve">중국의 메모리 반도체 자급화 속도가 국내 반도체 기업의 글로벌 점유율에 장기적으로 영향을 줄 수 있는 사안이라, 관련 산업에 관심이 있으시다면 눈여겨볼 만합니다.</w:t>
+      </w:r>
+    </w:p>
+    <w:p>
+      <w:pPr>
+        <w:pStyle w:val="ListParagraph"/>
+        <w:numPr>
+          <w:ilvl w:val="0"/>
+          <w:numId w:val="2"/>
+        </w:numPr>
+        <w:spacing w:after="40"/>
+      </w:pPr>
+      <w:r>
+        <w:rPr>
+          <w:b/>
+          <w:bCs/>
+        </w:rPr>
+        <w:t xml:space="preserve">삼성전자·SK하이닉스, 5~6%대 동반 급락 — 원/달러 환율은 1,335원대로 비교적 안정. </w:t>
+      </w:r>
+      <w:r>
+        <w:t xml:space="preserve">환율은 큰 변동이 없어, 이번 급락이 환율보다는 반도체 업종 자체의 수급 악화에서 비롯된 것으로 풀이됩니다.  </w:t>
+      </w:r>
+      <w:hyperlink w:history="1" r:id="rIdpmwsoi_ajdypd3pfmulwr">
         <w:r>
           <w:rPr>
             <w:rStyle w:val="Hyperlink"/>
             <w:sz w:val="18"/>
             <w:szCs w:val="18"/>
           </w:rPr>
-          <w:t xml:space="preserve">코스피·코스닥 동반 약세 - 국제뉴스 — https://gukjenews.com/news/articleView.html?idxno=3718226</w:t>
+          <w:t xml:space="preserve">[자세히 보기: 뉴스핌]</w:t>
         </w:r>
       </w:hyperlink>
     </w:p>
     <w:p>
       <w:pPr>
-        <w:spacing w:after="80"/>
-      </w:pPr>
-      <w:hyperlink w:history="1" r:id="rId4qckzvs7d9zc8uyd1bojq">
+        <w:spacing w:after="160"/>
+        <w:ind w:left="480"/>
+      </w:pPr>
+      <w:r>
+        <w:rPr>
+          <w:b/>
+          <w:bCs/>
+          <w:i/>
+          <w:iCs/>
+          <w:color w:val="2E7D32"/>
+          <w:sz w:val="19"/>
+          <w:szCs w:val="19"/>
+        </w:rPr>
+        <w:t xml:space="preserve">💡 이게 나랑 무슨 상관이야? </w:t>
+      </w:r>
+      <w:r>
+        <w:rPr>
+          <w:i/>
+          <w:iCs/>
+          <w:color w:val="2E7D32"/>
+          <w:sz w:val="19"/>
+          <w:szCs w:val="19"/>
+        </w:rPr>
+        <w:t xml:space="preserve">환율이 안정적이라는 점은 해외여행·직구 계획에는 큰 영향이 없다는 뜻입니다. 다만 반도체 대형주 비중이 큰 자산은 당분간 변동성이 이어질 수 있습니다.</w:t>
+      </w:r>
+    </w:p>
+    <w:p>
+      <w:pPr>
+        <w:pStyle w:val="Heading1"/>
+        <w:pBdr>
+          <w:bottom w:val="single" w:color="999999" w:sz="6" w:space="4"/>
+        </w:pBdr>
+        <w:spacing w:after="200" w:before="400"/>
+      </w:pPr>
+      <w:r>
+        <w:t xml:space="preserve">정치</w:t>
+      </w:r>
+    </w:p>
+    <w:p>
+      <w:pPr>
+        <w:pStyle w:val="ListParagraph"/>
+        <w:numPr>
+          <w:ilvl w:val="0"/>
+          <w:numId w:val="2"/>
+        </w:numPr>
+        <w:spacing w:after="40"/>
+      </w:pPr>
+      <w:r>
+        <w:rPr>
+          <w:b/>
+          <w:bCs/>
+        </w:rPr>
+        <w:t xml:space="preserve">국회 정무위원회, 금융권 정보유출 사고 관련 5대 은행장을 국정감사 증인으로 채택. </w:t>
+      </w:r>
+      <w:r>
+        <w:t xml:space="preserve">최근 AI를 악용한 해킹으로 다수 금융기관에서 개인정보 유출 사고가 발생한 가운데, 금융당국의 사전 감독과 사고 대응, 재발 방지 대책 등을 따져볼 예정입니다.  </w:t>
+      </w:r>
+      <w:hyperlink w:history="1" r:id="rIdx6d86wbbva0muvpjqick8">
         <w:r>
           <w:rPr>
             <w:rStyle w:val="Hyperlink"/>
             <w:sz w:val="18"/>
             <w:szCs w:val="18"/>
           </w:rPr>
-          <w:t xml:space="preserve">12일 감사원 국감 쟁점 - 뉴스1 — https://news1.kr/politics/assembly/6315557</w:t>
+          <w:t xml:space="preserve">[자세히 보기: 문화일보]</w:t>
         </w:r>
       </w:hyperlink>
     </w:p>
     <w:p>
       <w:pPr>
-        <w:spacing w:after="80"/>
-      </w:pPr>
-      <w:hyperlink w:history="1" r:id="rIdvwtj40rxqjhnnz4vwq9o8">
+        <w:spacing w:after="160"/>
+        <w:ind w:left="480"/>
+      </w:pPr>
+      <w:r>
+        <w:rPr>
+          <w:b/>
+          <w:bCs/>
+          <w:i/>
+          <w:iCs/>
+          <w:color w:val="2E7D32"/>
+          <w:sz w:val="19"/>
+          <w:szCs w:val="19"/>
+        </w:rPr>
+        <w:t xml:space="preserve">💡 이게 나랑 무슨 상관이야? </w:t>
+      </w:r>
+      <w:r>
+        <w:rPr>
+          <w:i/>
+          <w:iCs/>
+          <w:color w:val="2E7D32"/>
+          <w:sz w:val="19"/>
+          <w:szCs w:val="19"/>
+        </w:rPr>
+        <w:t xml:space="preserve">은행을 이용하고 계시다면 이번 국감에서 나오는 금융보안 개선 방안이 내 개인정보 보호 수준과 직결될 수 있어 관심 가질 만합니다.</w:t>
+      </w:r>
+    </w:p>
+    <w:p>
+      <w:pPr>
+        <w:pStyle w:val="ListParagraph"/>
+        <w:numPr>
+          <w:ilvl w:val="0"/>
+          <w:numId w:val="2"/>
+        </w:numPr>
+        <w:spacing w:after="40"/>
+      </w:pPr>
+      <w:r>
+        <w:rPr>
+          <w:b/>
+          <w:bCs/>
+        </w:rPr>
+        <w:t xml:space="preserve">법사위 국정감사, 초반부터 여야 고성 충돌 지속. </w:t>
+      </w:r>
+      <w:r>
+        <w:t xml:space="preserve">국정감사 2주차에 접어들며 상임위 곳곳에서 여야 간 날선 공방이 이어지고 있습니다.  </w:t>
+      </w:r>
+      <w:hyperlink w:history="1" r:id="rIdipwutcn3pv4_y3nfnmfw6">
         <w:r>
           <w:rPr>
             <w:rStyle w:val="Hyperlink"/>
             <w:sz w:val="18"/>
             <w:szCs w:val="18"/>
           </w:rPr>
-          <w:t xml:space="preserve">2026국감 일정·종합상황실 - 뉴스핌 — https://www.newspim.com/news/view/20261002000833</w:t>
+          <w:t xml:space="preserve">[자세히 보기: 헤럴드경제]</w:t>
+        </w:r>
+      </w:hyperlink>
+    </w:p>
+    <w:p>
+      <w:pPr>
+        <w:spacing w:after="160"/>
+        <w:ind w:left="480"/>
+      </w:pPr>
+      <w:r>
+        <w:rPr>
+          <w:b/>
+          <w:bCs/>
+          <w:i/>
+          <w:iCs/>
+          <w:color w:val="2E7D32"/>
+          <w:sz w:val="19"/>
+          <w:szCs w:val="19"/>
+        </w:rPr>
+        <w:t xml:space="preserve">💡 이게 나랑 무슨 상관이야? </w:t>
+      </w:r>
+      <w:r>
+        <w:rPr>
+          <w:i/>
+          <w:iCs/>
+          <w:color w:val="2E7D32"/>
+          <w:sz w:val="19"/>
+          <w:szCs w:val="19"/>
+        </w:rPr>
+        <w:t xml:space="preserve">일반 생활에 직접적인 영향은 없는 소식입니다. 국정감사 운영을 둘러싼 여야 간 정치적 공방입니다.</w:t>
+      </w:r>
+    </w:p>
+    <w:p>
+      <w:pPr>
+        <w:pStyle w:val="Heading1"/>
+        <w:pBdr>
+          <w:bottom w:val="single" w:color="999999" w:sz="6" w:space="4"/>
+        </w:pBdr>
+        <w:spacing w:after="200" w:before="400"/>
+      </w:pPr>
+      <w:r>
+        <w:t xml:space="preserve">출처 원문</w:t>
+      </w:r>
+    </w:p>
+    <w:p>
+      <w:pPr>
+        <w:spacing w:after="80"/>
+      </w:pPr>
+      <w:hyperlink w:history="1" r:id="rId-ukialgnq8lusbkljk1ux">
+        <w:r>
+          <w:rPr>
+            <w:rStyle w:val="Hyperlink"/>
+            <w:sz w:val="18"/>
+            <w:szCs w:val="18"/>
+          </w:rPr>
+          <w:t xml:space="preserve">코스피 6085.12 급락(5거래일째) - 뉴스핌 — https://www.newspim.com/news/view/20261013000260</w:t>
+        </w:r>
+      </w:hyperlink>
+    </w:p>
+    <w:p>
+      <w:pPr>
+        <w:spacing w:after="80"/>
+      </w:pPr>
+      <w:hyperlink w:history="1" r:id="rIdybqqjfdbrzmhzfw6aki1u">
+        <w:r>
+          <w:rPr>
+            <w:rStyle w:val="Hyperlink"/>
+            <w:sz w:val="18"/>
+            <w:szCs w:val="18"/>
+          </w:rPr>
+          <w:t xml:space="preserve">반도체 쇼크 배경 - 이투데이 — https://www.etoday.co.kr/news/view/2634995</w:t>
+        </w:r>
+      </w:hyperlink>
+    </w:p>
+    <w:p>
+      <w:pPr>
+        <w:spacing w:after="80"/>
+      </w:pPr>
+      <w:hyperlink w:history="1" r:id="rIduxc7kaiburulrzxw5ge7h">
+        <w:r>
+          <w:rPr>
+            <w:rStyle w:val="Hyperlink"/>
+            <w:sz w:val="18"/>
+            <w:szCs w:val="18"/>
+          </w:rPr>
+          <w:t xml:space="preserve">5대 은행장 국감 증인 채택 - 문화일보 — https://www.munhwa.com/article/11622259</w:t>
+        </w:r>
+      </w:hyperlink>
+    </w:p>
+    <w:p>
+      <w:pPr>
+        <w:spacing w:after="80"/>
+      </w:pPr>
+      <w:hyperlink w:history="1" r:id="rIdi6ue_h_c_rwyu99qgda6h">
+        <w:r>
+          <w:rPr>
+            <w:rStyle w:val="Hyperlink"/>
+            <w:sz w:val="18"/>
+            <w:szCs w:val="18"/>
+          </w:rPr>
+          <w:t xml:space="preserve">법사위 고성 충돌·정무위 증인채택 - 헤럴드경제 — https://biz.heraldcorp.com/article/10896777</w:t>
         </w:r>
       </w:hyperlink>
     </w:p>

--- a/05-Routines/오늘의 뉴스 요약.docx
+++ b/05-Routines/오늘의 뉴스 요약.docx
@@ -21,7 +21,7 @@
           <w:sz w:val="22"/>
           <w:szCs w:val="22"/>
         </w:rPr>
-        <w:t xml:space="preserve">2026년 10월 13일 (화)</w:t>
+        <w:t xml:space="preserve">2026년 10월 14일 (수)</w:t>
       </w:r>
     </w:p>
     <w:p>
@@ -50,12 +50,12 @@
           <w:b/>
           <w:bCs/>
         </w:rPr>
-        <w:t xml:space="preserve">오늘 코스피 4.69% 급락, 6,085.12 — 5거래일 연속 하락, 6,100선 붕괴. </w:t>
-      </w:r>
-      <w:r>
-        <w:t xml:space="preserve">어제(12일)도 3.65% 하락한 6,384.24로 마감한 데 이어 급락세가 이어졌습니다. 외국인 대량 매도가 지수를 눌렀습니다.  </w:t>
-      </w:r>
-      <w:hyperlink w:history="1" r:id="rIdfxajjhaf_l_bvjaa3iiki">
+        <w:t xml:space="preserve">어제(13일) 코스피 5.46% 급락 마감, 6,035.35. </w:t>
+      </w:r>
+      <w:r>
+        <w:t xml:space="preserve">외국인이 6거래일 연속 순매도를 이어갔지만, 개인·기관이 각각 2조2,271억원, 1조6,902억원을 순매수하며 하락 폭을 줄였습니다.  </w:t>
+      </w:r>
+      <w:hyperlink w:history="1" r:id="rId8nop4v0kbky-jocw7krxc">
         <w:r>
           <w:rPr>
             <w:rStyle w:val="Hyperlink"/>
@@ -91,7 +91,7 @@
           <w:sz w:val="19"/>
           <w:szCs w:val="19"/>
         </w:rPr>
-        <w:t xml:space="preserve">반도체 관련 자산을 보유하고 계시다면 최근 닷새째 평가금액이 계속 줄어드는 상황일 수 있습니다. 급락장에서는 성급한 매도보다 상황을 지켜보는 게 안전할 수 있습니다.</w:t>
+        <w:t xml:space="preserve">며칠째 하락이 이어진 뒤라, 보유 자산이 있으시다면 평가금액 변동에 많이 신경이 쓰이실 수 있는 시기입니다.</w:t>
       </w:r>
     </w:p>
     <w:p>
@@ -108,19 +108,19 @@
           <w:b/>
           <w:bCs/>
         </w:rPr>
-        <w:t xml:space="preserve">급락 배경은 중국 메모리 업체 CXMT의 차세대 DDR5 출시 계획 발표 — 공급 과잉 우려 확산. </w:t>
-      </w:r>
-      <w:r>
-        <w:t xml:space="preserve">전날 밤 뉴욕증시에서 미국 마이크론(-3.9%), 샌디스크(-6.0%) 등 반도체주가 급락했고, 필라델피아 반도체지수 하락이 국내 투자심리를 압박했습니다.  </w:t>
-      </w:r>
-      <w:hyperlink w:history="1" r:id="rIdrnxwr4eekar8whbiw5mws">
+        <w:t xml:space="preserve">오늘 코스피 반등 — 0.44% 오른 6,062.08 개장 후 장 초반 2%대 상승, 6,165선 회복. </w:t>
+      </w:r>
+      <w:r>
+        <w:t xml:space="preserve">외국인이 7거래일 만에 순매수로 돌아서며 저가 매수세가 유입된 것으로 보입니다.  </w:t>
+      </w:r>
+      <w:hyperlink w:history="1" r:id="rIdx4ar2pviuwnjzqghr1tl6">
         <w:r>
           <w:rPr>
             <w:rStyle w:val="Hyperlink"/>
             <w:sz w:val="18"/>
             <w:szCs w:val="18"/>
           </w:rPr>
-          <w:t xml:space="preserve">[자세히 보기: 이투데이]</w:t>
+          <w:t xml:space="preserve">[자세히 보기: 뉴스1]</w:t>
         </w:r>
       </w:hyperlink>
     </w:p>
@@ -149,7 +149,19 @@
           <w:sz w:val="19"/>
           <w:szCs w:val="19"/>
         </w:rPr>
-        <w:t xml:space="preserve">중국의 메모리 반도체 자급화 속도가 국내 반도체 기업의 글로벌 점유율에 장기적으로 영향을 줄 수 있는 사안이라, 관련 산업에 관심이 있으시다면 눈여겨볼 만합니다.</w:t>
+        <w:t xml:space="preserve">반도체 관련 자산을 보유하고 계시다면 며칠간의 급락 이후 일부 회복되는 흐름일 수 있습니다. 다만 하루 반등만으로 추세 전환을 단정하기는 이릅니다.</w:t>
+      </w:r>
+    </w:p>
+    <w:p>
+      <w:pPr>
+        <w:pStyle w:val="Heading1"/>
+        <w:pBdr>
+          <w:bottom w:val="single" w:color="999999" w:sz="6" w:space="4"/>
+        </w:pBdr>
+        <w:spacing w:after="200" w:before="400"/>
+      </w:pPr>
+      <w:r>
+        <w:t xml:space="preserve">정치</w:t>
       </w:r>
     </w:p>
     <w:p>
@@ -166,19 +178,19 @@
           <w:b/>
           <w:bCs/>
         </w:rPr>
-        <w:t xml:space="preserve">삼성전자·SK하이닉스, 5~6%대 동반 급락 — 원/달러 환율은 1,335원대로 비교적 안정. </w:t>
-      </w:r>
-      <w:r>
-        <w:t xml:space="preserve">환율은 큰 변동이 없어, 이번 급락이 환율보다는 반도체 업종 자체의 수급 악화에서 비롯된 것으로 풀이됩니다.  </w:t>
-      </w:r>
-      <w:hyperlink w:history="1" r:id="rIdpmwsoi_ajdypd3pfmulwr">
+        <w:t xml:space="preserve">오늘, 교육위·외교통일위·문화체육관광위·농해수위·보건복지위 등 5개 상임위 국정감사 진행. </w:t>
+      </w:r>
+      <w:r>
+        <w:t xml:space="preserve">교육위는 서울·경기·인천 교육청을, 복지위는 국민연금공단을 대상으로 감사합니다.  </w:t>
+      </w:r>
+      <w:hyperlink w:history="1" r:id="rIdxjfb0wpwde8ie8fv6rct0">
         <w:r>
           <w:rPr>
             <w:rStyle w:val="Hyperlink"/>
             <w:sz w:val="18"/>
             <w:szCs w:val="18"/>
           </w:rPr>
-          <w:t xml:space="preserve">[자세히 보기: 뉴스핌]</w:t>
+          <w:t xml:space="preserve">[자세히 보기: 신아일보]</w:t>
         </w:r>
       </w:hyperlink>
     </w:p>
@@ -207,19 +219,7 @@
           <w:sz w:val="19"/>
           <w:szCs w:val="19"/>
         </w:rPr>
-        <w:t xml:space="preserve">환율이 안정적이라는 점은 해외여행·직구 계획에는 큰 영향이 없다는 뜻입니다. 다만 반도체 대형주 비중이 큰 자산은 당분간 변동성이 이어질 수 있습니다.</w:t>
-      </w:r>
-    </w:p>
-    <w:p>
-      <w:pPr>
-        <w:pStyle w:val="Heading1"/>
-        <w:pBdr>
-          <w:bottom w:val="single" w:color="999999" w:sz="6" w:space="4"/>
-        </w:pBdr>
-        <w:spacing w:after="200" w:before="400"/>
-      </w:pPr>
-      <w:r>
-        <w:t xml:space="preserve">정치</w:t>
+        <w:t xml:space="preserve">일반 생활에 당장 체감되는 영향은 거의 없습니다. 다만 국민연금 관련 쟁점은 노후 자금 계획과 맞물릴 수 있어 아래 항목과 함께 참고할 만합니다.</w:t>
       </w:r>
     </w:p>
     <w:p>
@@ -236,19 +236,19 @@
           <w:b/>
           <w:bCs/>
         </w:rPr>
-        <w:t xml:space="preserve">국회 정무위원회, 금융권 정보유출 사고 관련 5대 은행장을 국정감사 증인으로 채택. </w:t>
-      </w:r>
-      <w:r>
-        <w:t xml:space="preserve">최근 AI를 악용한 해킹으로 다수 금융기관에서 개인정보 유출 사고가 발생한 가운데, 금융당국의 사전 감독과 사고 대응, 재발 방지 대책 등을 따져볼 예정입니다.  </w:t>
-      </w:r>
-      <w:hyperlink w:history="1" r:id="rIdx6d86wbbva0muvpjqick8">
+        <w:t xml:space="preserve">국민연금공단 국감, 리밸런싱(자산 재조정) 지연과 단일종목 레버리지 ETF 도입 결정 과정이 핵심 쟁점. </w:t>
+      </w:r>
+      <w:r>
+        <w:t xml:space="preserve">야당은 국민연금이 왜 리밸런싱을 미뤘는지, 레버리지 ETF를 누가 어떤 과정으로 결정했는지 따져 묻겠다는 입장이며, 관련 증인 채택을 두고도 여야 공방이 있었습니다.  </w:t>
+      </w:r>
+      <w:hyperlink w:history="1" r:id="rIdfxr5zeuqdcatwntoqs-y6">
         <w:r>
           <w:rPr>
             <w:rStyle w:val="Hyperlink"/>
             <w:sz w:val="18"/>
             <w:szCs w:val="18"/>
           </w:rPr>
-          <w:t xml:space="preserve">[자세히 보기: 문화일보]</w:t>
+          <w:t xml:space="preserve">[자세히 보기: 머니투데이]</w:t>
         </w:r>
       </w:hyperlink>
     </w:p>
@@ -277,91 +277,48 @@
           <w:sz w:val="19"/>
           <w:szCs w:val="19"/>
         </w:rPr>
-        <w:t xml:space="preserve">은행을 이용하고 계시다면 이번 국감에서 나오는 금융보안 개선 방안이 내 개인정보 보호 수준과 직결될 수 있어 관심 가질 만합니다.</w:t>
-      </w:r>
-    </w:p>
-    <w:p>
-      <w:pPr>
-        <w:pStyle w:val="ListParagraph"/>
-        <w:numPr>
-          <w:ilvl w:val="0"/>
-          <w:numId w:val="2"/>
-        </w:numPr>
-        <w:spacing w:after="40"/>
-      </w:pPr>
-      <w:r>
-        <w:rPr>
-          <w:b/>
-          <w:bCs/>
-        </w:rPr>
-        <w:t xml:space="preserve">법사위 국정감사, 초반부터 여야 고성 충돌 지속. </w:t>
-      </w:r>
-      <w:r>
-        <w:t xml:space="preserve">국정감사 2주차에 접어들며 상임위 곳곳에서 여야 간 날선 공방이 이어지고 있습니다.  </w:t>
-      </w:r>
-      <w:hyperlink w:history="1" r:id="rIdipwutcn3pv4_y3nfnmfw6">
+        <w:t xml:space="preserve">국민연금에 가입되어 계시다면, 기금 운용 방식에 대한 이번 국감 논의가 장기적으로 연금 수익률이나 안정성에 영향을 줄 수 있어 지켜볼 만합니다.</w:t>
+      </w:r>
+    </w:p>
+    <w:p>
+      <w:pPr>
+        <w:pStyle w:val="Heading1"/>
+        <w:pBdr>
+          <w:bottom w:val="single" w:color="999999" w:sz="6" w:space="4"/>
+        </w:pBdr>
+        <w:spacing w:after="200" w:before="400"/>
+      </w:pPr>
+      <w:r>
+        <w:t xml:space="preserve">출처 원문</w:t>
+      </w:r>
+    </w:p>
+    <w:p>
+      <w:pPr>
+        <w:spacing w:after="80"/>
+      </w:pPr>
+      <w:hyperlink w:history="1" r:id="rIdaqs213osmzq3xoc0ffi_8">
         <w:r>
           <w:rPr>
             <w:rStyle w:val="Hyperlink"/>
             <w:sz w:val="18"/>
             <w:szCs w:val="18"/>
           </w:rPr>
-          <w:t xml:space="preserve">[자세히 보기: 헤럴드경제]</w:t>
+          <w:t xml:space="preserve">코스피 6035.35 급락 마감(10/13) - 뉴스핌 — https://www.newspim.com/news/view/20261013001070</w:t>
         </w:r>
       </w:hyperlink>
     </w:p>
     <w:p>
       <w:pPr>
-        <w:spacing w:after="160"/>
-        <w:ind w:left="480"/>
-      </w:pPr>
-      <w:r>
-        <w:rPr>
-          <w:b/>
-          <w:bCs/>
-          <w:i/>
-          <w:iCs/>
-          <w:color w:val="2E7D32"/>
-          <w:sz w:val="19"/>
-          <w:szCs w:val="19"/>
-        </w:rPr>
-        <w:t xml:space="preserve">💡 이게 나랑 무슨 상관이야? </w:t>
-      </w:r>
-      <w:r>
-        <w:rPr>
-          <w:i/>
-          <w:iCs/>
-          <w:color w:val="2E7D32"/>
-          <w:sz w:val="19"/>
-          <w:szCs w:val="19"/>
-        </w:rPr>
-        <w:t xml:space="preserve">일반 생활에 직접적인 영향은 없는 소식입니다. 국정감사 운영을 둘러싼 여야 간 정치적 공방입니다.</w:t>
-      </w:r>
-    </w:p>
-    <w:p>
-      <w:pPr>
-        <w:pStyle w:val="Heading1"/>
-        <w:pBdr>
-          <w:bottom w:val="single" w:color="999999" w:sz="6" w:space="4"/>
-        </w:pBdr>
-        <w:spacing w:after="200" w:before="400"/>
-      </w:pPr>
-      <w:r>
-        <w:t xml:space="preserve">출처 원문</w:t>
-      </w:r>
-    </w:p>
-    <w:p>
-      <w:pPr>
         <w:spacing w:after="80"/>
       </w:pPr>
-      <w:hyperlink w:history="1" r:id="rId-ukialgnq8lusbkljk1ux">
+      <w:hyperlink w:history="1" r:id="rIdjo5i-qhrk4kmcsc-y4gbl">
         <w:r>
           <w:rPr>
             <w:rStyle w:val="Hyperlink"/>
             <w:sz w:val="18"/>
             <w:szCs w:val="18"/>
           </w:rPr>
-          <w:t xml:space="preserve">코스피 6085.12 급락(5거래일째) - 뉴스핌 — https://www.newspim.com/news/view/20261013000260</w:t>
+          <w:t xml:space="preserve">코스피 반등, 외인 7거래일만에 매수 - 뉴스1 — https://www.news1.kr/finance/market-exr/6319264</w:t>
         </w:r>
       </w:hyperlink>
     </w:p>
@@ -369,14 +326,14 @@
       <w:pPr>
         <w:spacing w:after="80"/>
       </w:pPr>
-      <w:hyperlink w:history="1" r:id="rIdybqqjfdbrzmhzfw6aki1u">
+      <w:hyperlink w:history="1" r:id="rId71iylfhsq3y36eqnvnimr">
         <w:r>
           <w:rPr>
             <w:rStyle w:val="Hyperlink"/>
             <w:sz w:val="18"/>
             <w:szCs w:val="18"/>
           </w:rPr>
-          <w:t xml:space="preserve">반도체 쇼크 배경 - 이투데이 — https://www.etoday.co.kr/news/view/2634995</w:t>
+          <w:t xml:space="preserve">오늘의 국감일정(10/14) - 신아일보 — https://www.shinailbo.co.kr/news/articleView.html?idxno=5071469</w:t>
         </w:r>
       </w:hyperlink>
     </w:p>
@@ -384,29 +341,14 @@
       <w:pPr>
         <w:spacing w:after="80"/>
       </w:pPr>
-      <w:hyperlink w:history="1" r:id="rIduxc7kaiburulrzxw5ge7h">
+      <w:hyperlink w:history="1" r:id="rIdhg_bg40lkc5lcjzbq-2u6">
         <w:r>
           <w:rPr>
             <w:rStyle w:val="Hyperlink"/>
             <w:sz w:val="18"/>
             <w:szCs w:val="18"/>
           </w:rPr>
-          <w:t xml:space="preserve">5대 은행장 국감 증인 채택 - 문화일보 — https://www.munhwa.com/article/11622259</w:t>
-        </w:r>
-      </w:hyperlink>
-    </w:p>
-    <w:p>
-      <w:pPr>
-        <w:spacing w:after="80"/>
-      </w:pPr>
-      <w:hyperlink w:history="1" r:id="rIdi6ue_h_c_rwyu99qgda6h">
-        <w:r>
-          <w:rPr>
-            <w:rStyle w:val="Hyperlink"/>
-            <w:sz w:val="18"/>
-            <w:szCs w:val="18"/>
-          </w:rPr>
-          <w:t xml:space="preserve">법사위 고성 충돌·정무위 증인채택 - 헤럴드경제 — https://biz.heraldcorp.com/article/10896777</w:t>
+          <w:t xml:space="preserve">국민연금 리밸런싱·증인채택 공방 - 머니투데이 — https://news.mtn.co.kr/news-detail/2026100716104096926</w:t>
         </w:r>
       </w:hyperlink>
     </w:p>

--- a/05-Routines/오늘의 뉴스 요약.docx
+++ b/05-Routines/오늘의 뉴스 요약.docx
@@ -21,7 +21,7 @@
           <w:sz w:val="22"/>
           <w:szCs w:val="22"/>
         </w:rPr>
-        <w:t xml:space="preserve">2026년 10월 14일 (수)</w:t>
+        <w:t xml:space="preserve">2026년 10월 15일 (목)</w:t>
       </w:r>
     </w:p>
     <w:p>
@@ -33,7 +33,7 @@
         <w:spacing w:after="200" w:before="400"/>
       </w:pPr>
       <w:r>
-        <w:t xml:space="preserve">경제</w:t>
+        <w:t xml:space="preserve">경제 — 오늘의 핵심 이슈</w:t>
       </w:r>
     </w:p>
     <w:p>
@@ -50,19 +50,19 @@
           <w:b/>
           <w:bCs/>
         </w:rPr>
-        <w:t xml:space="preserve">어제(13일) 코스피 5.46% 급락 마감, 6,035.35. </w:t>
-      </w:r>
-      <w:r>
-        <w:t xml:space="preserve">외국인이 6거래일 연속 순매도를 이어갔지만, 개인·기관이 각각 2조2,271억원, 1조6,902억원을 순매수하며 하락 폭을 줄였습니다.  </w:t>
-      </w:r>
-      <w:hyperlink w:history="1" r:id="rId8nop4v0kbky-jocw7krxc">
+        <w:t xml:space="preserve">오늘 코스피 개장 직후 급락 — 한때 6%대 폭락, 5,600선대로 추락. </w:t>
+      </w:r>
+      <w:r>
+        <w:t xml:space="preserve">코스피·코스닥 모두 매도 사이드카(프로그램 매도호가 효력을 일시 정지시키는 안전장치)가 발동됐습니다. 7거래일 만에 1,300포인트 넘게 빠지며 누적 하락률이 19%를 웃돈다는 보도도 있습니다.  </w:t>
+      </w:r>
+      <w:hyperlink w:history="1" r:id="rIdivu3fpfrpcl-gq4d24tyt">
         <w:r>
           <w:rPr>
             <w:rStyle w:val="Hyperlink"/>
             <w:sz w:val="18"/>
             <w:szCs w:val="18"/>
           </w:rPr>
-          <w:t xml:space="preserve">[자세히 보기: 뉴스핌]</w:t>
+          <w:t xml:space="preserve">[자세히 보기: 디지털데일리]</w:t>
         </w:r>
       </w:hyperlink>
     </w:p>
@@ -91,7 +91,7 @@
           <w:sz w:val="19"/>
           <w:szCs w:val="19"/>
         </w:rPr>
-        <w:t xml:space="preserve">며칠째 하락이 이어진 뒤라, 보유 자산이 있으시다면 평가금액 변동에 많이 신경이 쓰이실 수 있는 시기입니다.</w:t>
+        <w:t xml:space="preserve">보유 자산이 있으시다면 오늘은 특히 변동성이 큰 날입니다. 공포에 휩쓸린 매도보다는 침착하게 상황을 지켜보시는 게 안전할 수 있습니다.</w:t>
       </w:r>
     </w:p>
     <w:p>
@@ -108,19 +108,19 @@
           <w:b/>
           <w:bCs/>
         </w:rPr>
-        <w:t xml:space="preserve">오늘 코스피 반등 — 0.44% 오른 6,062.08 개장 후 장 초반 2%대 상승, 6,165선 회복. </w:t>
-      </w:r>
-      <w:r>
-        <w:t xml:space="preserve">외국인이 7거래일 만에 순매수로 돌아서며 저가 매수세가 유입된 것으로 보입니다.  </w:t>
-      </w:r>
-      <w:hyperlink w:history="1" r:id="rIdx4ar2pviuwnjzqghr1tl6">
+        <w:t xml:space="preserve">급락 도화선은 미국 9월 소비자물가지수(CPI) — 전년 대비 3.7% 상승, 예상치(3.6%)를 웃돌아. </w:t>
+      </w:r>
+      <w:r>
+        <w:t xml:space="preserve">근원 CPI도 예상보다 높게 나오면서 금리 인상 우려가 재점화됐습니다. 미국 기준금리 선물시장이 반영하는 10월 금리 인상 확률은 일주일 전 17%에서 35%로 두 배 넘게 뛰었습니다. 휘발유 가격이 한 달 새 9.1% 오른 점이 물가 상승을 주도했습니다.  </w:t>
+      </w:r>
+      <w:hyperlink w:history="1" r:id="rIdmzz_0omyfipmeb1gyb2tj">
         <w:r>
           <w:rPr>
             <w:rStyle w:val="Hyperlink"/>
             <w:sz w:val="18"/>
             <w:szCs w:val="18"/>
           </w:rPr>
-          <w:t xml:space="preserve">[자세히 보기: 뉴스1]</w:t>
+          <w:t xml:space="preserve">[자세히 보기: 이투데이]</w:t>
         </w:r>
       </w:hyperlink>
     </w:p>
@@ -149,19 +149,7 @@
           <w:sz w:val="19"/>
           <w:szCs w:val="19"/>
         </w:rPr>
-        <w:t xml:space="preserve">반도체 관련 자산을 보유하고 계시다면 며칠간의 급락 이후 일부 회복되는 흐름일 수 있습니다. 다만 하루 반등만으로 추세 전환을 단정하기는 이릅니다.</w:t>
-      </w:r>
-    </w:p>
-    <w:p>
-      <w:pPr>
-        <w:pStyle w:val="Heading1"/>
-        <w:pBdr>
-          <w:bottom w:val="single" w:color="999999" w:sz="6" w:space="4"/>
-        </w:pBdr>
-        <w:spacing w:after="200" w:before="400"/>
-      </w:pPr>
-      <w:r>
-        <w:t xml:space="preserve">정치</w:t>
+        <w:t xml:space="preserve">미국 금리가 다시 오를 수 있다는 우려는 국내 증시뿐 아니라 환율, 대출금리에도 영향을 줄 수 있어 당분간 관련 뉴스를 주시할 만합니다.</w:t>
       </w:r>
     </w:p>
     <w:p>
@@ -178,19 +166,19 @@
           <w:b/>
           <w:bCs/>
         </w:rPr>
-        <w:t xml:space="preserve">오늘, 교육위·외교통일위·문화체육관광위·농해수위·보건복지위 등 5개 상임위 국정감사 진행. </w:t>
-      </w:r>
-      <w:r>
-        <w:t xml:space="preserve">교육위는 서울·경기·인천 교육청을, 복지위는 국민연금공단을 대상으로 감사합니다.  </w:t>
-      </w:r>
-      <w:hyperlink w:history="1" r:id="rIdxjfb0wpwde8ie8fv6rct0">
+        <w:t xml:space="preserve">삼성전자·SK하이닉스 등 반도체 대형주가 낙폭 주도 — 외국인 순매도 지속. </w:t>
+      </w:r>
+      <w:r>
+        <w:t xml:space="preserve">뉴욕증시도 중동 긴장에 따른 유가 상승과 중국 메모리 반도체 기술 진전 소식 속에 혼조세로 마감하며 국내 투자심리에 부담을 줬습니다.  </w:t>
+      </w:r>
+      <w:hyperlink w:history="1" r:id="rIdkfjbcdu-1p-xu6q33p2cj">
         <w:r>
           <w:rPr>
             <w:rStyle w:val="Hyperlink"/>
             <w:sz w:val="18"/>
             <w:szCs w:val="18"/>
           </w:rPr>
-          <w:t xml:space="preserve">[자세히 보기: 신아일보]</w:t>
+          <w:t xml:space="preserve">[자세히 보기: 파이낸셜뉴스]</w:t>
         </w:r>
       </w:hyperlink>
     </w:p>
@@ -219,7 +207,19 @@
           <w:sz w:val="19"/>
           <w:szCs w:val="19"/>
         </w:rPr>
-        <w:t xml:space="preserve">일반 생활에 당장 체감되는 영향은 거의 없습니다. 다만 국민연금 관련 쟁점은 노후 자금 계획과 맞물릴 수 있어 아래 항목과 함께 참고할 만합니다.</w:t>
+        <w:t xml:space="preserve">반도체 관련 자산 비중이 크신 분이라면 오늘 같은 급락일엔 평가금액 변동폭이 특히 클 수 있습니다.</w:t>
+      </w:r>
+    </w:p>
+    <w:p>
+      <w:pPr>
+        <w:pStyle w:val="Heading1"/>
+        <w:pBdr>
+          <w:bottom w:val="single" w:color="999999" w:sz="6" w:space="4"/>
+        </w:pBdr>
+        <w:spacing w:after="200" w:before="400"/>
+      </w:pPr>
+      <w:r>
+        <w:t xml:space="preserve">정치</w:t>
       </w:r>
     </w:p>
     <w:p>
@@ -236,19 +236,19 @@
           <w:b/>
           <w:bCs/>
         </w:rPr>
-        <w:t xml:space="preserve">국민연금공단 국감, 리밸런싱(자산 재조정) 지연과 단일종목 레버리지 ETF 도입 결정 과정이 핵심 쟁점. </w:t>
-      </w:r>
-      <w:r>
-        <w:t xml:space="preserve">야당은 국민연금이 왜 리밸런싱을 미뤘는지, 레버리지 ETF를 누가 어떤 과정으로 결정했는지 따져 묻겠다는 입장이며, 관련 증인 채택을 두고도 여야 공방이 있었습니다.  </w:t>
-      </w:r>
-      <w:hyperlink w:history="1" r:id="rIdfxr5zeuqdcatwntoqs-y6">
+        <w:t xml:space="preserve">국회 국토교통위원회 국정감사 진행 중(~23일) — 한국토지주택공사(LH) 분리('쪼개기') 추진이 핵심 쟁점. </w:t>
+      </w:r>
+      <w:r>
+        <w:t xml:space="preserve">정부가 LH를 택지개발·주택건설 기관과 주거복지·자산비축 기관으로 나누는 방안을 내놓자, LH 노조 8,000여 명이 쟁의 절차에 들어갔습니다. 실제 파업으로 이어지면 2009년 LH 출범 이후 처음입니다.  </w:t>
+      </w:r>
+      <w:hyperlink w:history="1" r:id="rIdgego622io-qphca85expj">
         <w:r>
           <w:rPr>
             <w:rStyle w:val="Hyperlink"/>
             <w:sz w:val="18"/>
             <w:szCs w:val="18"/>
           </w:rPr>
-          <w:t xml:space="preserve">[자세히 보기: 머니투데이]</w:t>
+          <w:t xml:space="preserve">[자세히 보기: 뉴스토마토]</w:t>
         </w:r>
       </w:hyperlink>
     </w:p>
@@ -277,7 +277,7 @@
           <w:sz w:val="19"/>
           <w:szCs w:val="19"/>
         </w:rPr>
-        <w:t xml:space="preserve">국민연금에 가입되어 계시다면, 기금 운용 방식에 대한 이번 국감 논의가 장기적으로 연금 수익률이나 안정성에 영향을 줄 수 있어 지켜볼 만합니다.</w:t>
+        <w:t xml:space="preserve">내 집 마련이나 공공주택을 계획 중이시라면, LH 조직 개편 논의가 주택 공급 일정에 영향을 줄 수 있어 참고할 만합니다.</w:t>
       </w:r>
     </w:p>
     <w:p>
@@ -296,14 +296,14 @@
       <w:pPr>
         <w:spacing w:after="80"/>
       </w:pPr>
-      <w:hyperlink w:history="1" r:id="rIdaqs213osmzq3xoc0ffi_8">
+      <w:hyperlink w:history="1" r:id="rId6ckzfoihosiatuw4hbgod">
         <w:r>
           <w:rPr>
             <w:rStyle w:val="Hyperlink"/>
             <w:sz w:val="18"/>
             <w:szCs w:val="18"/>
           </w:rPr>
-          <w:t xml:space="preserve">코스피 6035.35 급락 마감(10/13) - 뉴스핌 — https://www.newspim.com/news/view/20261013001070</w:t>
+          <w:t xml:space="preserve">美 물가 충격에 코스피 매도사이드카 - 디지털데일리 — https://www.ddaily.co.kr/page/view/2026101509212746135</w:t>
         </w:r>
       </w:hyperlink>
     </w:p>
@@ -311,14 +311,14 @@
       <w:pPr>
         <w:spacing w:after="80"/>
       </w:pPr>
-      <w:hyperlink w:history="1" r:id="rIdjo5i-qhrk4kmcsc-y4gbl">
+      <w:hyperlink w:history="1" r:id="rIdjulmc3u-i5kdse1zhktoi">
         <w:r>
           <w:rPr>
             <w:rStyle w:val="Hyperlink"/>
             <w:sz w:val="18"/>
             <w:szCs w:val="18"/>
           </w:rPr>
-          <w:t xml:space="preserve">코스피 반등, 외인 7거래일만에 매수 - 뉴스1 — https://www.news1.kr/finance/market-exr/6319264</w:t>
+          <w:t xml:space="preserve">美 9월 CPI 3.7% 상승 - 이투데이 — https://www.etoday.co.kr/news/view/2635927</w:t>
         </w:r>
       </w:hyperlink>
     </w:p>
@@ -326,14 +326,14 @@
       <w:pPr>
         <w:spacing w:after="80"/>
       </w:pPr>
-      <w:hyperlink w:history="1" r:id="rId71iylfhsq3y36eqnvnimr">
+      <w:hyperlink w:history="1" r:id="rId21_f1gmvsghzskwhi65i9">
         <w:r>
           <w:rPr>
             <w:rStyle w:val="Hyperlink"/>
             <w:sz w:val="18"/>
             <w:szCs w:val="18"/>
           </w:rPr>
-          <w:t xml:space="preserve">오늘의 국감일정(10/14) - 신아일보 — https://www.shinailbo.co.kr/news/articleView.html?idxno=5071469</w:t>
+          <w:t xml:space="preserve">코스피 5600선 추락 개장 - 파이낸셜뉴스 — https://www.fnnews.com/news/202610150924236347</w:t>
         </w:r>
       </w:hyperlink>
     </w:p>
@@ -341,14 +341,14 @@
       <w:pPr>
         <w:spacing w:after="80"/>
       </w:pPr>
-      <w:hyperlink w:history="1" r:id="rIdhg_bg40lkc5lcjzbq-2u6">
+      <w:hyperlink w:history="1" r:id="rIdxft3oqj9noyu9oxtmtagb">
         <w:r>
           <w:rPr>
             <w:rStyle w:val="Hyperlink"/>
             <w:sz w:val="18"/>
             <w:szCs w:val="18"/>
           </w:rPr>
-          <w:t xml:space="preserve">국민연금 리밸런싱·증인채택 공방 - 머니투데이 — https://news.mtn.co.kr/news-detail/2026100716104096926</w:t>
+          <w:t xml:space="preserve">국토위 국감 LH 쪼개기 쟁점 - 뉴스토마토 — https://newstomato.com/ReadNews.aspx?no=1314768</w:t>
         </w:r>
       </w:hyperlink>
     </w:p>

--- a/05-Routines/오늘의 뉴스 요약.docx
+++ b/05-Routines/오늘의 뉴스 요약.docx
@@ -21,7 +21,7 @@
           <w:sz w:val="22"/>
           <w:szCs w:val="22"/>
         </w:rPr>
-        <w:t xml:space="preserve">2026년 10월 15일 (목)</w:t>
+        <w:t xml:space="preserve">2026년 10월 16일 (금)</w:t>
       </w:r>
     </w:p>
     <w:p>
@@ -33,7 +33,7 @@
         <w:spacing w:after="200" w:before="400"/>
       </w:pPr>
       <w:r>
-        <w:t xml:space="preserve">경제 — 오늘의 핵심 이슈</w:t>
+        <w:t xml:space="preserve">경제</w:t>
       </w:r>
     </w:p>
     <w:p>
@@ -50,19 +50,19 @@
           <w:b/>
           <w:bCs/>
         </w:rPr>
-        <w:t xml:space="preserve">오늘 코스피 개장 직후 급락 — 한때 6%대 폭락, 5,600선대로 추락. </w:t>
-      </w:r>
-      <w:r>
-        <w:t xml:space="preserve">코스피·코스닥 모두 매도 사이드카(프로그램 매도호가 효력을 일시 정지시키는 안전장치)가 발동됐습니다. 7거래일 만에 1,300포인트 넘게 빠지며 누적 하락률이 19%를 웃돈다는 보도도 있습니다.  </w:t>
-      </w:r>
-      <w:hyperlink w:history="1" r:id="rIdivu3fpfrpcl-gq4d24tyt">
+        <w:t xml:space="preserve">어제(15일) '검은 목요일' 코스피 7.57% 급락 마감, 5,554.22 — 코스닥도 7.65% 급락한 760.82. </w:t>
+      </w:r>
+      <w:r>
+        <w:t xml:space="preserve">코스피·코스닥 양 시장에서 서킷브레이커(일정 수준 이상 급락 시 거래를 일시 정지시키는 제도)가 동시에 발동된 것은 지난 7월 29일 이후 처음입니다. 코스피는 한때 8% 넘게 빠지며 20분간 거래가 멈췄습니다.  </w:t>
+      </w:r>
+      <w:hyperlink w:history="1" r:id="rIdph1ldxcxlvnmssm8yb_rx">
         <w:r>
           <w:rPr>
             <w:rStyle w:val="Hyperlink"/>
             <w:sz w:val="18"/>
             <w:szCs w:val="18"/>
           </w:rPr>
-          <w:t xml:space="preserve">[자세히 보기: 디지털데일리]</w:t>
+          <w:t xml:space="preserve">[자세히 보기: 뉴스1]</w:t>
         </w:r>
       </w:hyperlink>
     </w:p>
@@ -91,7 +91,7 @@
           <w:sz w:val="19"/>
           <w:szCs w:val="19"/>
         </w:rPr>
-        <w:t xml:space="preserve">보유 자산이 있으시다면 오늘은 특히 변동성이 큰 날입니다. 공포에 휩쓸린 매도보다는 침착하게 상황을 지켜보시는 게 안전할 수 있습니다.</w:t>
+        <w:t xml:space="preserve">반도체 관련 자산을 보유하고 계시다면 어제는 특히 충격이 컸던 날입니다. 공포에 질린 매도보다는 침착하게 상황을 지켜보시는 것이 안전할 수 있습니다.</w:t>
       </w:r>
     </w:p>
     <w:p>
@@ -108,19 +108,19 @@
           <w:b/>
           <w:bCs/>
         </w:rPr>
-        <w:t xml:space="preserve">급락 도화선은 미국 9월 소비자물가지수(CPI) — 전년 대비 3.7% 상승, 예상치(3.6%)를 웃돌아. </w:t>
-      </w:r>
-      <w:r>
-        <w:t xml:space="preserve">근원 CPI도 예상보다 높게 나오면서 금리 인상 우려가 재점화됐습니다. 미국 기준금리 선물시장이 반영하는 10월 금리 인상 확률은 일주일 전 17%에서 35%로 두 배 넘게 뛰었습니다. 휘발유 가격이 한 달 새 9.1% 오른 점이 물가 상승을 주도했습니다.  </w:t>
-      </w:r>
-      <w:hyperlink w:history="1" r:id="rIdmzz_0omyfipmeb1gyb2tj">
+        <w:t xml:space="preserve">금융당국, 증시 급락에 긴급 점검회의 — 신용거래(빚투) 자제 당부, 불법 공매도 등엔 무관용 대응 방침. </w:t>
+      </w:r>
+      <w:r>
+        <w:t xml:space="preserve">이억원 금융위원장 주재로 금감원·거래소 등과 함께 열린 회의에서는 금리 인상 전망, AI 반도체 투자 불확실성, 국제유가 상승이 겹쳐 변동성이 커졌다고 진단했습니다. 다만 최근 하락 속도가 대외 불확실성에 비해 다소 과도했다는 평가도 나왔습니다.  </w:t>
+      </w:r>
+      <w:hyperlink w:history="1" r:id="rIdo6muayouax136naxw9y1_">
         <w:r>
           <w:rPr>
             <w:rStyle w:val="Hyperlink"/>
             <w:sz w:val="18"/>
             <w:szCs w:val="18"/>
           </w:rPr>
-          <w:t xml:space="preserve">[자세히 보기: 이투데이]</w:t>
+          <w:t xml:space="preserve">[자세히 보기: 머니투데이]</w:t>
         </w:r>
       </w:hyperlink>
     </w:p>
@@ -149,7 +149,7 @@
           <w:sz w:val="19"/>
           <w:szCs w:val="19"/>
         </w:rPr>
-        <w:t xml:space="preserve">미국 금리가 다시 오를 수 있다는 우려는 국내 증시뿐 아니라 환율, 대출금리에도 영향을 줄 수 있어 당분간 관련 뉴스를 주시할 만합니다.</w:t>
+        <w:t xml:space="preserve">빚을 내어 투자(신용거래)하고 계시다면, 이런 급락장에서는 추가 하락 시 강제 매도(마진콜) 위험이 커질 수 있어 특히 주의가 필요합니다.</w:t>
       </w:r>
     </w:p>
     <w:p>
@@ -166,19 +166,19 @@
           <w:b/>
           <w:bCs/>
         </w:rPr>
-        <w:t xml:space="preserve">삼성전자·SK하이닉스 등 반도체 대형주가 낙폭 주도 — 외국인 순매도 지속. </w:t>
-      </w:r>
-      <w:r>
-        <w:t xml:space="preserve">뉴욕증시도 중동 긴장에 따른 유가 상승과 중국 메모리 반도체 기술 진전 소식 속에 혼조세로 마감하며 국내 투자심리에 부담을 줬습니다.  </w:t>
-      </w:r>
-      <w:hyperlink w:history="1" r:id="rIdkfjbcdu-1p-xu6q33p2cj">
+        <w:t xml:space="preserve">외국인, 어제 2조9,013억원 순매도 — 8거래일 연속 매도 우위. 오늘(16일) 코스피는 1.80% 오른 5,653.99로 반등 출발. </w:t>
+      </w:r>
+      <w:r>
+        <w:t xml:space="preserve">급락 다음 날 저가 매수세가 유입되며 반등을 시도하는 모습입니다.  </w:t>
+      </w:r>
+      <w:hyperlink w:history="1" r:id="rIdvydr710caqkx94bul7tjr">
         <w:r>
           <w:rPr>
             <w:rStyle w:val="Hyperlink"/>
             <w:sz w:val="18"/>
             <w:szCs w:val="18"/>
           </w:rPr>
-          <w:t xml:space="preserve">[자세히 보기: 파이낸셜뉴스]</w:t>
+          <w:t xml:space="preserve">[자세히 보기: 뉴스핌]</w:t>
         </w:r>
       </w:hyperlink>
     </w:p>
@@ -207,7 +207,7 @@
           <w:sz w:val="19"/>
           <w:szCs w:val="19"/>
         </w:rPr>
-        <w:t xml:space="preserve">반도체 관련 자산 비중이 크신 분이라면 오늘 같은 급락일엔 평가금액 변동폭이 특히 클 수 있습니다.</w:t>
+        <w:t xml:space="preserve">보유 자산이 있으시다면 오늘 반등이 다소 안심이 될 수 있지만, 하루 반등만으로 추세 전환을 단정하기는 이릅니다.</w:t>
       </w:r>
     </w:p>
     <w:p>
@@ -236,19 +236,19 @@
           <w:b/>
           <w:bCs/>
         </w:rPr>
-        <w:t xml:space="preserve">국회 국토교통위원회 국정감사 진행 중(~23일) — 한국토지주택공사(LH) 분리('쪼개기') 추진이 핵심 쟁점. </w:t>
-      </w:r>
-      <w:r>
-        <w:t xml:space="preserve">정부가 LH를 택지개발·주택건설 기관과 주거복지·자산비축 기관으로 나누는 방안을 내놓자, LH 노조 8,000여 명이 쟁의 절차에 들어갔습니다. 실제 파업으로 이어지면 2009년 LH 출범 이후 처음입니다.  </w:t>
-      </w:r>
-      <w:hyperlink w:history="1" r:id="rIdgego622io-qphca85expj">
+        <w:t xml:space="preserve">오늘, 보건복지위원회 국민건강보험공단·건강보험심사평가원 국정감사, 교육위원회는 서울대학교·서울대병원·인천대학교 등 감사. </w:t>
+      </w:r>
+      <w:r>
+        <w:t xml:space="preserve">재정경제기획위원회는 한국은행 전북본부에서, 농해수위는 농협 계열사를 대상으로 각각 현장·기관 감사를 진행합니다.  </w:t>
+      </w:r>
+      <w:hyperlink w:history="1" r:id="rIdem7txxecg5azzkjqyxrwp">
         <w:r>
           <w:rPr>
             <w:rStyle w:val="Hyperlink"/>
             <w:sz w:val="18"/>
             <w:szCs w:val="18"/>
           </w:rPr>
-          <w:t xml:space="preserve">[자세히 보기: 뉴스토마토]</w:t>
+          <w:t xml:space="preserve">[자세히 보기: 뉴스핌]</w:t>
         </w:r>
       </w:hyperlink>
     </w:p>
@@ -277,7 +277,7 @@
           <w:sz w:val="19"/>
           <w:szCs w:val="19"/>
         </w:rPr>
-        <w:t xml:space="preserve">내 집 마련이나 공공주택을 계획 중이시라면, LH 조직 개편 논의가 주택 공급 일정에 영향을 줄 수 있어 참고할 만합니다.</w:t>
+        <w:t xml:space="preserve">건강보험 재정이나 운영과 관련된 논의가 나올 수 있어, 건강보험을 이용하시는 분이라면 관련 소식을 참고할 만합니다.</w:t>
       </w:r>
     </w:p>
     <w:p>
@@ -296,14 +296,14 @@
       <w:pPr>
         <w:spacing w:after="80"/>
       </w:pPr>
-      <w:hyperlink w:history="1" r:id="rId6ckzfoihosiatuw4hbgod">
+      <w:hyperlink w:history="1" r:id="rIdamvx9usfzklnvvfvb7f9g">
         <w:r>
           <w:rPr>
             <w:rStyle w:val="Hyperlink"/>
             <w:sz w:val="18"/>
             <w:szCs w:val="18"/>
           </w:rPr>
-          <w:t xml:space="preserve">美 물가 충격에 코스피 매도사이드카 - 디지털데일리 — https://www.ddaily.co.kr/page/view/2026101509212746135</w:t>
+          <w:t xml:space="preserve">코스피 5554.22 급락 마감 - 뉴스1 — https://www.news1.kr/finance/market-exr/6321397</w:t>
         </w:r>
       </w:hyperlink>
     </w:p>
@@ -311,14 +311,14 @@
       <w:pPr>
         <w:spacing w:after="80"/>
       </w:pPr>
-      <w:hyperlink w:history="1" r:id="rIdjulmc3u-i5kdse1zhktoi">
+      <w:hyperlink w:history="1" r:id="rIdvnnpudavaxxzpzoyeyoe3">
         <w:r>
           <w:rPr>
             <w:rStyle w:val="Hyperlink"/>
             <w:sz w:val="18"/>
             <w:szCs w:val="18"/>
           </w:rPr>
-          <w:t xml:space="preserve">美 9월 CPI 3.7% 상승 - 이투데이 — https://www.etoday.co.kr/news/view/2635927</w:t>
+          <w:t xml:space="preserve">금융당국 긴급 점검회의 - 머니투데이 — https://news.mtn.co.kr/article/2026101515292252041</w:t>
         </w:r>
       </w:hyperlink>
     </w:p>
@@ -326,14 +326,14 @@
       <w:pPr>
         <w:spacing w:after="80"/>
       </w:pPr>
-      <w:hyperlink w:history="1" r:id="rId21_f1gmvsghzskwhi65i9">
+      <w:hyperlink w:history="1" r:id="rIdypfpxg0orfobpj9x51o2m">
         <w:r>
           <w:rPr>
             <w:rStyle w:val="Hyperlink"/>
             <w:sz w:val="18"/>
             <w:szCs w:val="18"/>
           </w:rPr>
-          <w:t xml:space="preserve">코스피 5600선 추락 개장 - 파이낸셜뉴스 — https://www.fnnews.com/news/202610150924236347</w:t>
+          <w:t xml:space="preserve">코스피 오늘 1.80% 반등 개장 - 뉴스핌 — https://www.newspim.com/news/view/20261016000225</w:t>
         </w:r>
       </w:hyperlink>
     </w:p>
@@ -341,14 +341,14 @@
       <w:pPr>
         <w:spacing w:after="80"/>
       </w:pPr>
-      <w:hyperlink w:history="1" r:id="rIdxft3oqj9noyu9oxtmtagb">
+      <w:hyperlink w:history="1" r:id="rId7jblwa_qikioizv6zbo-9">
         <w:r>
           <w:rPr>
             <w:rStyle w:val="Hyperlink"/>
             <w:sz w:val="18"/>
             <w:szCs w:val="18"/>
           </w:rPr>
-          <w:t xml:space="preserve">국토위 국감 LH 쪼개기 쟁점 - 뉴스토마토 — https://newstomato.com/ReadNews.aspx?no=1314768</w:t>
+          <w:t xml:space="preserve">오늘의 국감일정(10/16) - 뉴스핌 — https://www.newspim.com/news/view/20261013000552</w:t>
         </w:r>
       </w:hyperlink>
     </w:p>

--- a/05-Routines/오늘의 뉴스 요약.docx
+++ b/05-Routines/오늘의 뉴스 요약.docx
@@ -21,7 +21,20 @@
           <w:sz w:val="22"/>
           <w:szCs w:val="22"/>
         </w:rPr>
-        <w:t xml:space="preserve">2026년 10월 16일 (금)</w:t>
+        <w:t xml:space="preserve">2026년 10월 17일 (토)</w:t>
+      </w:r>
+    </w:p>
+    <w:p>
+      <w:pPr>
+        <w:spacing w:after="200"/>
+      </w:pPr>
+      <w:r>
+        <w:rPr>
+          <w:i/>
+          <w:iCs/>
+          <w:color w:val="555555"/>
+        </w:rPr>
+        <w:t xml:space="preserve">주말입니다. 국내 증시와 국정감사는 19일(월)에 다시 시작됩니다.</w:t>
       </w:r>
     </w:p>
     <w:p>
@@ -33,7 +46,7 @@
         <w:spacing w:after="200" w:before="400"/>
       </w:pPr>
       <w:r>
-        <w:t xml:space="preserve">경제</w:t>
+        <w:t xml:space="preserve">경제 — 주간 리뷰 및 다음 주 전망</w:t>
       </w:r>
     </w:p>
     <w:p>
@@ -50,70 +63,12 @@
           <w:b/>
           <w:bCs/>
         </w:rPr>
-        <w:t xml:space="preserve">어제(15일) '검은 목요일' 코스피 7.57% 급락 마감, 5,554.22 — 코스닥도 7.65% 급락한 760.82. </w:t>
-      </w:r>
-      <w:r>
-        <w:t xml:space="preserve">코스피·코스닥 양 시장에서 서킷브레이커(일정 수준 이상 급락 시 거래를 일시 정지시키는 제도)가 동시에 발동된 것은 지난 7월 29일 이후 처음입니다. 코스피는 한때 8% 넘게 빠지며 20분간 거래가 멈췄습니다.  </w:t>
-      </w:r>
-      <w:hyperlink w:history="1" r:id="rIdph1ldxcxlvnmssm8yb_rx">
-        <w:r>
-          <w:rPr>
-            <w:rStyle w:val="Hyperlink"/>
-            <w:sz w:val="18"/>
-            <w:szCs w:val="18"/>
-          </w:rPr>
-          <w:t xml:space="preserve">[자세히 보기: 뉴스1]</w:t>
-        </w:r>
-      </w:hyperlink>
-    </w:p>
-    <w:p>
-      <w:pPr>
-        <w:spacing w:after="160"/>
-        <w:ind w:left="480"/>
-      </w:pPr>
-      <w:r>
-        <w:rPr>
-          <w:b/>
-          <w:bCs/>
-          <w:i/>
-          <w:iCs/>
-          <w:color w:val="2E7D32"/>
-          <w:sz w:val="19"/>
-          <w:szCs w:val="19"/>
-        </w:rPr>
-        <w:t xml:space="preserve">💡 이게 나랑 무슨 상관이야? </w:t>
-      </w:r>
-      <w:r>
-        <w:rPr>
-          <w:i/>
-          <w:iCs/>
-          <w:color w:val="2E7D32"/>
-          <w:sz w:val="19"/>
-          <w:szCs w:val="19"/>
-        </w:rPr>
-        <w:t xml:space="preserve">반도체 관련 자산을 보유하고 계시다면 어제는 특히 충격이 컸던 날입니다. 공포에 질린 매도보다는 침착하게 상황을 지켜보시는 것이 안전할 수 있습니다.</w:t>
-      </w:r>
-    </w:p>
-    <w:p>
-      <w:pPr>
-        <w:pStyle w:val="ListParagraph"/>
-        <w:numPr>
-          <w:ilvl w:val="0"/>
-          <w:numId w:val="2"/>
-        </w:numPr>
-        <w:spacing w:after="40"/>
-      </w:pPr>
-      <w:r>
-        <w:rPr>
-          <w:b/>
-          <w:bCs/>
-        </w:rPr>
-        <w:t xml:space="preserve">금융당국, 증시 급락에 긴급 점검회의 — 신용거래(빚투) 자제 당부, 불법 공매도 등엔 무관용 대응 방침. </w:t>
-      </w:r>
-      <w:r>
-        <w:t xml:space="preserve">이억원 금융위원장 주재로 금감원·거래소 등과 함께 열린 회의에서는 금리 인상 전망, AI 반도체 투자 불확실성, 국제유가 상승이 겹쳐 변동성이 커졌다고 진단했습니다. 다만 최근 하락 속도가 대외 불확실성에 비해 다소 과도했다는 평가도 나왔습니다.  </w:t>
-      </w:r>
-      <w:hyperlink w:history="1" r:id="rIdo6muayouax136naxw9y1_">
+        <w:t xml:space="preserve">어제(16일) 코스피 2.05% 반등, 5,668.05 마감 — 7거래일 연속 하락을 끊어냄. </w:t>
+      </w:r>
+      <w:r>
+        <w:t xml:space="preserve">외국인도 13거래일 만에 순매수로 돌아섰습니다. 장중 한때 5,809.94까지 올랐다가 오후에 상승분 일부를 반납했습니다.  </w:t>
+      </w:r>
+      <w:hyperlink w:history="1" r:id="rIdgw8p4ljkneygycx9ep9bw">
         <w:r>
           <w:rPr>
             <w:rStyle w:val="Hyperlink"/>
@@ -149,7 +104,7 @@
           <w:sz w:val="19"/>
           <w:szCs w:val="19"/>
         </w:rPr>
-        <w:t xml:space="preserve">빚을 내어 투자(신용거래)하고 계시다면, 이런 급락장에서는 추가 하락 시 강제 매도(마진콜) 위험이 커질 수 있어 특히 주의가 필요합니다.</w:t>
+        <w:t xml:space="preserve">며칠간 급락 이후의 반등이라, 보유 자산이 있으시다면 다소 안심이 될 수 있습니다. 다만 장중 상승분을 일부 되돌린 점은 아직 시장이 불안정하다는 신호로도 볼 수 있습니다.</w:t>
       </w:r>
     </w:p>
     <w:p>
@@ -166,19 +121,19 @@
           <w:b/>
           <w:bCs/>
         </w:rPr>
-        <w:t xml:space="preserve">외국인, 어제 2조9,013억원 순매도 — 8거래일 연속 매도 우위. 오늘(16일) 코스피는 1.80% 오른 5,653.99로 반등 출발. </w:t>
-      </w:r>
-      <w:r>
-        <w:t xml:space="preserve">급락 다음 날 저가 매수세가 유입되며 반등을 시도하는 모습입니다.  </w:t>
-      </w:r>
-      <w:hyperlink w:history="1" r:id="rIdvydr710caqkx94bul7tjr">
+        <w:t xml:space="preserve">이번 주(12~16일) 코스피 14.46% 급락 — 반도체 업종만 15.8% 하락. </w:t>
+      </w:r>
+      <w:r>
+        <w:t xml:space="preserve">중국 CXMT의 기술 추격 우려와 미국 9월 CPI가 예상을 웃돈 데 따른 금리 인상 우려가 겹치며 한 주간 증시가 크게 흔들렸습니다.  </w:t>
+      </w:r>
+      <w:hyperlink w:history="1" r:id="rIdgibeot8wtpg1yrirroisc">
         <w:r>
           <w:rPr>
             <w:rStyle w:val="Hyperlink"/>
             <w:sz w:val="18"/>
             <w:szCs w:val="18"/>
           </w:rPr>
-          <w:t xml:space="preserve">[자세히 보기: 뉴스핌]</w:t>
+          <w:t xml:space="preserve">[자세히 보기: 서플]</w:t>
         </w:r>
       </w:hyperlink>
     </w:p>
@@ -207,19 +162,7 @@
           <w:sz w:val="19"/>
           <w:szCs w:val="19"/>
         </w:rPr>
-        <w:t xml:space="preserve">보유 자산이 있으시다면 오늘 반등이 다소 안심이 될 수 있지만, 하루 반등만으로 추세 전환을 단정하기는 이릅니다.</w:t>
-      </w:r>
-    </w:p>
-    <w:p>
-      <w:pPr>
-        <w:pStyle w:val="Heading1"/>
-        <w:pBdr>
-          <w:bottom w:val="single" w:color="999999" w:sz="6" w:space="4"/>
-        </w:pBdr>
-        <w:spacing w:after="200" w:before="400"/>
-      </w:pPr>
-      <w:r>
-        <w:t xml:space="preserve">정치</w:t>
+        <w:t xml:space="preserve">반도체 비중이 큰 자산을 보유하고 계시다면 이번 주가 유독 힘든 한 주였을 수 있습니다.</w:t>
       </w:r>
     </w:p>
     <w:p>
@@ -236,19 +179,19 @@
           <w:b/>
           <w:bCs/>
         </w:rPr>
-        <w:t xml:space="preserve">오늘, 보건복지위원회 국민건강보험공단·건강보험심사평가원 국정감사, 교육위원회는 서울대학교·서울대병원·인천대학교 등 감사. </w:t>
-      </w:r>
-      <w:r>
-        <w:t xml:space="preserve">재정경제기획위원회는 한국은행 전북본부에서, 농해수위는 농협 계열사를 대상으로 각각 현장·기관 감사를 진행합니다.  </w:t>
-      </w:r>
-      <w:hyperlink w:history="1" r:id="rIdem7txxecg5azzkjqyxrwp">
+        <w:t xml:space="preserve">다음 주 전망 — NH투자증권, 코스피 예상 범위 5,100~6,100 제시. </w:t>
+      </w:r>
+      <w:r>
+        <w:t xml:space="preserve">한국은행 금융통화위원회(기준금리 결정 회의), 중국 3분기 GDP, 국내 반도체 기업 실적 등이 다음 주 시장 방향을 좌우할 주요 변수로 꼽힙니다.  </w:t>
+      </w:r>
+      <w:hyperlink w:history="1" r:id="rIdv9btfqfogt5gjnlwndhie">
         <w:r>
           <w:rPr>
             <w:rStyle w:val="Hyperlink"/>
             <w:sz w:val="18"/>
             <w:szCs w:val="18"/>
           </w:rPr>
-          <w:t xml:space="preserve">[자세히 보기: 뉴스핌]</w:t>
+          <w:t xml:space="preserve">[자세히 보기: 서플]</w:t>
         </w:r>
       </w:hyperlink>
     </w:p>
@@ -277,7 +220,7 @@
           <w:sz w:val="19"/>
           <w:szCs w:val="19"/>
         </w:rPr>
-        <w:t xml:space="preserve">건강보험 재정이나 운영과 관련된 논의가 나올 수 있어, 건강보험을 이용하시는 분이라면 관련 소식을 참고할 만합니다.</w:t>
+        <w:t xml:space="preserve">다음 주 발표되는 지표와 실적 결과에 따라 시장 분위기가 또 한 번 바뀔 수 있어, 보유 자산이 있으시다면 가볍게 참고해두시면 좋습니다.</w:t>
       </w:r>
     </w:p>
     <w:p>
@@ -289,36 +232,91 @@
         <w:spacing w:after="200" w:before="400"/>
       </w:pPr>
       <w:r>
-        <w:t xml:space="preserve">출처 원문</w:t>
-      </w:r>
-    </w:p>
-    <w:p>
-      <w:pPr>
-        <w:spacing w:after="80"/>
-      </w:pPr>
-      <w:hyperlink w:history="1" r:id="rIdamvx9usfzklnvvfvb7f9g">
+        <w:t xml:space="preserve">정치</w:t>
+      </w:r>
+    </w:p>
+    <w:p>
+      <w:pPr>
+        <w:pStyle w:val="ListParagraph"/>
+        <w:numPr>
+          <w:ilvl w:val="0"/>
+          <w:numId w:val="2"/>
+        </w:numPr>
+        <w:spacing w:after="40"/>
+      </w:pPr>
+      <w:r>
+        <w:rPr>
+          <w:b/>
+          <w:bCs/>
+        </w:rPr>
+        <w:t xml:space="preserve">다음 주 19일(월), 정무위원회 금융감독원 국정감사 — 5대 시중은행장이 증인으로 출석. </w:t>
+      </w:r>
+      <w:r>
+        <w:t xml:space="preserve">국민·신한·하나·우리·농협은행장이 금융권 연쇄 해킹 사고(16곳·10만 건 이상 개인정보 유출)와 관련해 증언할 예정입니다. 같은 날 법사위는 서울광역공소청 등을 감사합니다.  </w:t>
+      </w:r>
+      <w:hyperlink w:history="1" r:id="rIdmihtfaozojtcryaxdl0tt">
         <w:r>
           <w:rPr>
             <w:rStyle w:val="Hyperlink"/>
             <w:sz w:val="18"/>
             <w:szCs w:val="18"/>
           </w:rPr>
-          <w:t xml:space="preserve">코스피 5554.22 급락 마감 - 뉴스1 — https://www.news1.kr/finance/market-exr/6321397</w:t>
+          <w:t xml:space="preserve">[자세히 보기: 매일일보]</w:t>
         </w:r>
       </w:hyperlink>
     </w:p>
     <w:p>
       <w:pPr>
+        <w:spacing w:after="160"/>
+        <w:ind w:left="480"/>
+      </w:pPr>
+      <w:r>
+        <w:rPr>
+          <w:b/>
+          <w:bCs/>
+          <w:i/>
+          <w:iCs/>
+          <w:color w:val="2E7D32"/>
+          <w:sz w:val="19"/>
+          <w:szCs w:val="19"/>
+        </w:rPr>
+        <w:t xml:space="preserve">💡 이게 나랑 무슨 상관이야? </w:t>
+      </w:r>
+      <w:r>
+        <w:rPr>
+          <w:i/>
+          <w:iCs/>
+          <w:color w:val="2E7D32"/>
+          <w:sz w:val="19"/>
+          <w:szCs w:val="19"/>
+        </w:rPr>
+        <w:t xml:space="preserve">은행을 이용하고 계시다면, 이번 국감에서 나오는 금융 보안 개선 방안이 내 개인정보 보호 수준과 직결될 수 있어 관심 가질 만합니다.</w:t>
+      </w:r>
+    </w:p>
+    <w:p>
+      <w:pPr>
+        <w:pStyle w:val="Heading1"/>
+        <w:pBdr>
+          <w:bottom w:val="single" w:color="999999" w:sz="6" w:space="4"/>
+        </w:pBdr>
+        <w:spacing w:after="200" w:before="400"/>
+      </w:pPr>
+      <w:r>
+        <w:t xml:space="preserve">출처 원문</w:t>
+      </w:r>
+    </w:p>
+    <w:p>
+      <w:pPr>
         <w:spacing w:after="80"/>
       </w:pPr>
-      <w:hyperlink w:history="1" r:id="rIdvnnpudavaxxzpzoyeyoe3">
+      <w:hyperlink w:history="1" r:id="rIdzw4mghjeatzxg5zhf_2sz">
         <w:r>
           <w:rPr>
             <w:rStyle w:val="Hyperlink"/>
             <w:sz w:val="18"/>
             <w:szCs w:val="18"/>
           </w:rPr>
-          <w:t xml:space="preserve">금융당국 긴급 점검회의 - 머니투데이 — https://news.mtn.co.kr/article/2026101515292252041</w:t>
+          <w:t xml:space="preserve">코스피 5668.05 마감, 7거래일 하락 끊어냄 - 머니투데이 — https://www.mt.co.kr/stock/2026/10/16/2026101615331353587</w:t>
         </w:r>
       </w:hyperlink>
     </w:p>
@@ -326,14 +324,14 @@
       <w:pPr>
         <w:spacing w:after="80"/>
       </w:pPr>
-      <w:hyperlink w:history="1" r:id="rIdypfpxg0orfobpj9x51o2m">
+      <w:hyperlink w:history="1" r:id="rIdt919vxticm0hrozymmmp3">
         <w:r>
           <w:rPr>
             <w:rStyle w:val="Hyperlink"/>
             <w:sz w:val="18"/>
             <w:szCs w:val="18"/>
           </w:rPr>
-          <w:t xml:space="preserve">코스피 오늘 1.80% 반등 개장 - 뉴스핌 — https://www.newspim.com/news/view/20261016000225</w:t>
+          <w:t xml:space="preserve">[주간증시전망] 다음주 5100~6100선 - 서플 — https://supple.kr/news/cmvbgg5oc000b7pgksiury9jq</w:t>
         </w:r>
       </w:hyperlink>
     </w:p>
@@ -341,14 +339,14 @@
       <w:pPr>
         <w:spacing w:after="80"/>
       </w:pPr>
-      <w:hyperlink w:history="1" r:id="rId7jblwa_qikioizv6zbo-9">
+      <w:hyperlink w:history="1" r:id="rId_jgsgoq1fbfofgfzj1ytu">
         <w:r>
           <w:rPr>
             <w:rStyle w:val="Hyperlink"/>
             <w:sz w:val="18"/>
             <w:szCs w:val="18"/>
           </w:rPr>
-          <w:t xml:space="preserve">오늘의 국감일정(10/16) - 뉴스핌 — https://www.newspim.com/news/view/20261013000552</w:t>
+          <w:t xml:space="preserve">5대 은행장 19일 금감원 국감 증인 - 매일일보 — https://www.m-i.kr/news/articleView.html?idxno=2003941</w:t>
         </w:r>
       </w:hyperlink>
     </w:p>

--- a/05-Routines/오늘의 뉴스 요약.docx
+++ b/05-Routines/오늘의 뉴스 요약.docx
@@ -21,7 +21,7 @@
           <w:sz w:val="22"/>
           <w:szCs w:val="22"/>
         </w:rPr>
-        <w:t xml:space="preserve">2026년 10월 17일 (토)</w:t>
+        <w:t xml:space="preserve">2026년 10월 18일 (일)</w:t>
       </w:r>
     </w:p>
     <w:p>
@@ -34,7 +34,7 @@
           <w:iCs/>
           <w:color w:val="555555"/>
         </w:rPr>
-        <w:t xml:space="preserve">주말입니다. 국내 증시와 국정감사는 19일(월)에 다시 시작됩니다.</w:t>
+        <w:t xml:space="preserve">주말 마지막 날입니다. 국내 증시와 국정감사는 내일(19일) 다시 시작됩니다.</w:t>
       </w:r>
     </w:p>
     <w:p>
@@ -46,7 +46,7 @@
         <w:spacing w:after="200" w:before="400"/>
       </w:pPr>
       <w:r>
-        <w:t xml:space="preserve">경제 — 주간 리뷰 및 다음 주 전망</w:t>
+        <w:t xml:space="preserve">경제 — 이번 주 챙겨볼 일정</w:t>
       </w:r>
     </w:p>
     <w:p>
@@ -63,12 +63,198 @@
           <w:b/>
           <w:bCs/>
         </w:rPr>
-        <w:t xml:space="preserve">어제(16일) 코스피 2.05% 반등, 5,668.05 마감 — 7거래일 연속 하락을 끊어냄. </w:t>
-      </w:r>
-      <w:r>
-        <w:t xml:space="preserve">외국인도 13거래일 만에 순매수로 돌아섰습니다. 장중 한때 5,809.94까지 올랐다가 오후에 상승분 일부를 반납했습니다.  </w:t>
-      </w:r>
-      <w:hyperlink w:history="1" r:id="rIdgw8p4ljkneygycx9ep9bw">
+        <w:t xml:space="preserve">내일(19일), 중국 3분기 GDP(국내총생산) 성장률 발표 — 컨센서스 4.4%. </w:t>
+      </w:r>
+      <w:r>
+        <w:t xml:space="preserve">같은 날 중국의 9월 소매판매·산업생산 지표도 함께 공개됩니다.  </w:t>
+      </w:r>
+      <w:hyperlink w:history="1" r:id="rIdngs2fpt1vgzeho8tt8_xw">
+        <w:r>
+          <w:rPr>
+            <w:rStyle w:val="Hyperlink"/>
+            <w:sz w:val="18"/>
+            <w:szCs w:val="18"/>
+          </w:rPr>
+          <w:t xml:space="preserve">[자세히 보기: 서플]</w:t>
+        </w:r>
+      </w:hyperlink>
+    </w:p>
+    <w:p>
+      <w:pPr>
+        <w:spacing w:after="160"/>
+        <w:ind w:left="480"/>
+      </w:pPr>
+      <w:r>
+        <w:rPr>
+          <w:b/>
+          <w:bCs/>
+          <w:i/>
+          <w:iCs/>
+          <w:color w:val="2E7D32"/>
+          <w:sz w:val="19"/>
+          <w:szCs w:val="19"/>
+        </w:rPr>
+        <w:t xml:space="preserve">💡 이게 나랑 무슨 상관이야? </w:t>
+      </w:r>
+      <w:r>
+        <w:rPr>
+          <w:i/>
+          <w:iCs/>
+          <w:color w:val="2E7D32"/>
+          <w:sz w:val="19"/>
+          <w:szCs w:val="19"/>
+        </w:rPr>
+        <w:t xml:space="preserve">중국 경기가 둔화되면 국내 수출기업 실적에도 영향을 줄 수 있어, 관련 업종에 투자하고 계시다면 참고할 만합니다.</w:t>
+      </w:r>
+    </w:p>
+    <w:p>
+      <w:pPr>
+        <w:pStyle w:val="ListParagraph"/>
+        <w:numPr>
+          <w:ilvl w:val="0"/>
+          <w:numId w:val="2"/>
+        </w:numPr>
+        <w:spacing w:after="40"/>
+      </w:pPr>
+      <w:r>
+        <w:rPr>
+          <w:b/>
+          <w:bCs/>
+        </w:rPr>
+        <w:t xml:space="preserve">22일(목), 한국은행 금융통화위원회(기준금리 결정 회의) 개최 — 시장은 기준금리 3.00% 동결을 전망. </w:t>
+      </w:r>
+      <w:r>
+        <w:t xml:space="preserve">최근 글로벌 금리 인상 우려가 커진 가운데 한국은행이 어떤 메시지를 낼지 주목됩니다.  </w:t>
+      </w:r>
+      <w:hyperlink w:history="1" r:id="rIdrmdkzdgqzugpk7mkiasm-">
+        <w:r>
+          <w:rPr>
+            <w:rStyle w:val="Hyperlink"/>
+            <w:sz w:val="18"/>
+            <w:szCs w:val="18"/>
+          </w:rPr>
+          <w:t xml:space="preserve">[자세히 보기: 서플]</w:t>
+        </w:r>
+      </w:hyperlink>
+    </w:p>
+    <w:p>
+      <w:pPr>
+        <w:spacing w:after="160"/>
+        <w:ind w:left="480"/>
+      </w:pPr>
+      <w:r>
+        <w:rPr>
+          <w:b/>
+          <w:bCs/>
+          <w:i/>
+          <w:iCs/>
+          <w:color w:val="2E7D32"/>
+          <w:sz w:val="19"/>
+          <w:szCs w:val="19"/>
+        </w:rPr>
+        <w:t xml:space="preserve">💡 이게 나랑 무슨 상관이야? </w:t>
+      </w:r>
+      <w:r>
+        <w:rPr>
+          <w:i/>
+          <w:iCs/>
+          <w:color w:val="2E7D32"/>
+          <w:sz w:val="19"/>
+          <w:szCs w:val="19"/>
+        </w:rPr>
+        <w:t xml:space="preserve">기준금리가 동결되면 대출이자 부담이 당장 크게 바뀌지는 않겠지만, 향후 방향을 가늠하는 데 참고가 될 수 있습니다.</w:t>
+      </w:r>
+    </w:p>
+    <w:p>
+      <w:pPr>
+        <w:pStyle w:val="Heading1"/>
+        <w:pBdr>
+          <w:bottom w:val="single" w:color="999999" w:sz="6" w:space="4"/>
+        </w:pBdr>
+        <w:spacing w:after="200" w:before="400"/>
+      </w:pPr>
+      <w:r>
+        <w:t xml:space="preserve">정치</w:t>
+      </w:r>
+    </w:p>
+    <w:p>
+      <w:pPr>
+        <w:pStyle w:val="ListParagraph"/>
+        <w:numPr>
+          <w:ilvl w:val="0"/>
+          <w:numId w:val="2"/>
+        </w:numPr>
+        <w:spacing w:after="40"/>
+      </w:pPr>
+      <w:r>
+        <w:rPr>
+          <w:b/>
+          <w:bCs/>
+        </w:rPr>
+        <w:t xml:space="preserve">내일(19일) 금융감독원 국정감사, 은행권 해킹·개인정보 유출 사고가 핵심 쟁점. </w:t>
+      </w:r>
+      <w:r>
+        <w:t xml:space="preserve">신한은행에서 약 2만5,000명의 고객 정보가 유출돼 피해 규모가 가장 크고, KB국민은행(119명)·하나은행(89명)도 유출이 확인됐습니다. 공격에 활용된 것으로 추정되는 서버에서 중국어로 된 'AI 자율 침투테스트 콘솔' 문자열이 발견돼 외부 공격 가능성이 거론됩니다.  </w:t>
+      </w:r>
+      <w:hyperlink w:history="1" r:id="rIdhlsxjzp9msdkbv5owllti">
+        <w:r>
+          <w:rPr>
+            <w:rStyle w:val="Hyperlink"/>
+            <w:sz w:val="18"/>
+            <w:szCs w:val="18"/>
+          </w:rPr>
+          <w:t xml:space="preserve">[자세히 보기: 헤럴드경제]</w:t>
+        </w:r>
+      </w:hyperlink>
+    </w:p>
+    <w:p>
+      <w:pPr>
+        <w:spacing w:after="160"/>
+        <w:ind w:left="480"/>
+      </w:pPr>
+      <w:r>
+        <w:rPr>
+          <w:b/>
+          <w:bCs/>
+          <w:i/>
+          <w:iCs/>
+          <w:color w:val="2E7D32"/>
+          <w:sz w:val="19"/>
+          <w:szCs w:val="19"/>
+        </w:rPr>
+        <w:t xml:space="preserve">💡 이게 나랑 무슨 상관이야? </w:t>
+      </w:r>
+      <w:r>
+        <w:rPr>
+          <w:i/>
+          <w:iCs/>
+          <w:color w:val="2E7D32"/>
+          <w:sz w:val="19"/>
+          <w:szCs w:val="19"/>
+        </w:rPr>
+        <w:t xml:space="preserve">해당 은행을 이용하고 계시다면, 본인 정보 유출 여부와 은행의 안내·보상 절차를 확인해보시는 것이 좋습니다.</w:t>
+      </w:r>
+    </w:p>
+    <w:p>
+      <w:pPr>
+        <w:pStyle w:val="ListParagraph"/>
+        <w:numPr>
+          <w:ilvl w:val="0"/>
+          <w:numId w:val="2"/>
+        </w:numPr>
+        <w:spacing w:after="40"/>
+      </w:pPr>
+      <w:r>
+        <w:rPr>
+          <w:b/>
+          <w:bCs/>
+        </w:rPr>
+        <w:t xml:space="preserve">5대 시중은행장 증인 채택은 여야 협의 중 — 은행권 금융사고 건수·피해액도 크게 늘어난 추세. </w:t>
+      </w:r>
+      <w:r>
+        <w:t xml:space="preserve">금감원에 따르면 은행권 금융사고는 2023년 33건(696억9,000만원)에서 올해 1~7월 47건(1,708억2,000만원)으로 늘었습니다. 해킹 외에 내부통제 문제도 함께 다뤄질 전망입니다.  </w:t>
+      </w:r>
+      <w:hyperlink w:history="1" r:id="rIddmpske7mgr6co_vdne1a0">
         <w:r>
           <w:rPr>
             <w:rStyle w:val="Hyperlink"/>
@@ -104,249 +290,63 @@
           <w:sz w:val="19"/>
           <w:szCs w:val="19"/>
         </w:rPr>
-        <w:t xml:space="preserve">며칠간 급락 이후의 반등이라, 보유 자산이 있으시다면 다소 안심이 될 수 있습니다. 다만 장중 상승분을 일부 되돌린 점은 아직 시장이 불안정하다는 신호로도 볼 수 있습니다.</w:t>
-      </w:r>
-    </w:p>
-    <w:p>
-      <w:pPr>
-        <w:pStyle w:val="ListParagraph"/>
-        <w:numPr>
-          <w:ilvl w:val="0"/>
-          <w:numId w:val="2"/>
-        </w:numPr>
-        <w:spacing w:after="40"/>
-      </w:pPr>
-      <w:r>
-        <w:rPr>
-          <w:b/>
-          <w:bCs/>
-        </w:rPr>
-        <w:t xml:space="preserve">이번 주(12~16일) 코스피 14.46% 급락 — 반도체 업종만 15.8% 하락. </w:t>
-      </w:r>
-      <w:r>
-        <w:t xml:space="preserve">중국 CXMT의 기술 추격 우려와 미국 9월 CPI가 예상을 웃돈 데 따른 금리 인상 우려가 겹치며 한 주간 증시가 크게 흔들렸습니다.  </w:t>
-      </w:r>
-      <w:hyperlink w:history="1" r:id="rIdgibeot8wtpg1yrirroisc">
+        <w:t xml:space="preserve">은행 이용자로서는 금융사고가 느는 추세라는 점에서, 본인 계좌의 이상 거래 알림 설정 등을 한 번 점검해보시는 것도 좋은 습관이 될 수 있습니다.</w:t>
+      </w:r>
+    </w:p>
+    <w:p>
+      <w:pPr>
+        <w:pStyle w:val="Heading1"/>
+        <w:pBdr>
+          <w:bottom w:val="single" w:color="999999" w:sz="6" w:space="4"/>
+        </w:pBdr>
+        <w:spacing w:after="200" w:before="400"/>
+      </w:pPr>
+      <w:r>
+        <w:t xml:space="preserve">출처 원문</w:t>
+      </w:r>
+    </w:p>
+    <w:p>
+      <w:pPr>
+        <w:spacing w:after="80"/>
+      </w:pPr>
+      <w:hyperlink w:history="1" r:id="rIdvirbxdo-yugu4j-l6j906">
         <w:r>
           <w:rPr>
             <w:rStyle w:val="Hyperlink"/>
             <w:sz w:val="18"/>
             <w:szCs w:val="18"/>
           </w:rPr>
-          <w:t xml:space="preserve">[자세히 보기: 서플]</w:t>
+          <w:t xml:space="preserve">[글로벌 경제지표] 금통위·中 GDP 주목 - 서플 — https://supple.kr/news/cmvcyef0g000m2rfe5xwoxigq</w:t>
         </w:r>
       </w:hyperlink>
     </w:p>
     <w:p>
       <w:pPr>
-        <w:spacing w:after="160"/>
-        <w:ind w:left="480"/>
-      </w:pPr>
-      <w:r>
-        <w:rPr>
-          <w:b/>
-          <w:bCs/>
-          <w:i/>
-          <w:iCs/>
-          <w:color w:val="2E7D32"/>
-          <w:sz w:val="19"/>
-          <w:szCs w:val="19"/>
-        </w:rPr>
-        <w:t xml:space="preserve">💡 이게 나랑 무슨 상관이야? </w:t>
-      </w:r>
-      <w:r>
-        <w:rPr>
-          <w:i/>
-          <w:iCs/>
-          <w:color w:val="2E7D32"/>
-          <w:sz w:val="19"/>
-          <w:szCs w:val="19"/>
-        </w:rPr>
-        <w:t xml:space="preserve">반도체 비중이 큰 자산을 보유하고 계시다면 이번 주가 유독 힘든 한 주였을 수 있습니다.</w:t>
-      </w:r>
-    </w:p>
-    <w:p>
-      <w:pPr>
-        <w:pStyle w:val="ListParagraph"/>
-        <w:numPr>
-          <w:ilvl w:val="0"/>
-          <w:numId w:val="2"/>
-        </w:numPr>
-        <w:spacing w:after="40"/>
-      </w:pPr>
-      <w:r>
-        <w:rPr>
-          <w:b/>
-          <w:bCs/>
-        </w:rPr>
-        <w:t xml:space="preserve">다음 주 전망 — NH투자증권, 코스피 예상 범위 5,100~6,100 제시. </w:t>
-      </w:r>
-      <w:r>
-        <w:t xml:space="preserve">한국은행 금융통화위원회(기준금리 결정 회의), 중국 3분기 GDP, 국내 반도체 기업 실적 등이 다음 주 시장 방향을 좌우할 주요 변수로 꼽힙니다.  </w:t>
-      </w:r>
-      <w:hyperlink w:history="1" r:id="rIdv9btfqfogt5gjnlwndhie">
+        <w:spacing w:after="80"/>
+      </w:pPr>
+      <w:hyperlink w:history="1" r:id="rIdsj8yh2e29echmrtyng8r2">
         <w:r>
           <w:rPr>
             <w:rStyle w:val="Hyperlink"/>
             <w:sz w:val="18"/>
             <w:szCs w:val="18"/>
           </w:rPr>
-          <w:t xml:space="preserve">[자세히 보기: 서플]</w:t>
+          <w:t xml:space="preserve">은행권 AI 해킹 국감 쟁점 - 헤럴드경제 — https://www.heraldk.com/article/2026100218384456484</w:t>
         </w:r>
       </w:hyperlink>
     </w:p>
     <w:p>
       <w:pPr>
-        <w:spacing w:after="160"/>
-        <w:ind w:left="480"/>
-      </w:pPr>
-      <w:r>
-        <w:rPr>
-          <w:b/>
-          <w:bCs/>
-          <w:i/>
-          <w:iCs/>
-          <w:color w:val="2E7D32"/>
-          <w:sz w:val="19"/>
-          <w:szCs w:val="19"/>
-        </w:rPr>
-        <w:t xml:space="preserve">💡 이게 나랑 무슨 상관이야? </w:t>
-      </w:r>
-      <w:r>
-        <w:rPr>
-          <w:i/>
-          <w:iCs/>
-          <w:color w:val="2E7D32"/>
-          <w:sz w:val="19"/>
-          <w:szCs w:val="19"/>
-        </w:rPr>
-        <w:t xml:space="preserve">다음 주 발표되는 지표와 실적 결과에 따라 시장 분위기가 또 한 번 바뀔 수 있어, 보유 자산이 있으시다면 가볍게 참고해두시면 좋습니다.</w:t>
-      </w:r>
-    </w:p>
-    <w:p>
-      <w:pPr>
-        <w:pStyle w:val="Heading1"/>
-        <w:pBdr>
-          <w:bottom w:val="single" w:color="999999" w:sz="6" w:space="4"/>
-        </w:pBdr>
-        <w:spacing w:after="200" w:before="400"/>
-      </w:pPr>
-      <w:r>
-        <w:t xml:space="preserve">정치</w:t>
-      </w:r>
-    </w:p>
-    <w:p>
-      <w:pPr>
-        <w:pStyle w:val="ListParagraph"/>
-        <w:numPr>
-          <w:ilvl w:val="0"/>
-          <w:numId w:val="2"/>
-        </w:numPr>
-        <w:spacing w:after="40"/>
-      </w:pPr>
-      <w:r>
-        <w:rPr>
-          <w:b/>
-          <w:bCs/>
-        </w:rPr>
-        <w:t xml:space="preserve">다음 주 19일(월), 정무위원회 금융감독원 국정감사 — 5대 시중은행장이 증인으로 출석. </w:t>
-      </w:r>
-      <w:r>
-        <w:t xml:space="preserve">국민·신한·하나·우리·농협은행장이 금융권 연쇄 해킹 사고(16곳·10만 건 이상 개인정보 유출)와 관련해 증언할 예정입니다. 같은 날 법사위는 서울광역공소청 등을 감사합니다.  </w:t>
-      </w:r>
-      <w:hyperlink w:history="1" r:id="rIdmihtfaozojtcryaxdl0tt">
+        <w:spacing w:after="80"/>
+      </w:pPr>
+      <w:hyperlink w:history="1" r:id="rIdvpryqy5xs60cufyczz_h2">
         <w:r>
           <w:rPr>
             <w:rStyle w:val="Hyperlink"/>
             <w:sz w:val="18"/>
             <w:szCs w:val="18"/>
           </w:rPr>
-          <w:t xml:space="preserve">[자세히 보기: 매일일보]</w:t>
-        </w:r>
-      </w:hyperlink>
-    </w:p>
-    <w:p>
-      <w:pPr>
-        <w:spacing w:after="160"/>
-        <w:ind w:left="480"/>
-      </w:pPr>
-      <w:r>
-        <w:rPr>
-          <w:b/>
-          <w:bCs/>
-          <w:i/>
-          <w:iCs/>
-          <w:color w:val="2E7D32"/>
-          <w:sz w:val="19"/>
-          <w:szCs w:val="19"/>
-        </w:rPr>
-        <w:t xml:space="preserve">💡 이게 나랑 무슨 상관이야? </w:t>
-      </w:r>
-      <w:r>
-        <w:rPr>
-          <w:i/>
-          <w:iCs/>
-          <w:color w:val="2E7D32"/>
-          <w:sz w:val="19"/>
-          <w:szCs w:val="19"/>
-        </w:rPr>
-        <w:t xml:space="preserve">은행을 이용하고 계시다면, 이번 국감에서 나오는 금융 보안 개선 방안이 내 개인정보 보호 수준과 직결될 수 있어 관심 가질 만합니다.</w:t>
-      </w:r>
-    </w:p>
-    <w:p>
-      <w:pPr>
-        <w:pStyle w:val="Heading1"/>
-        <w:pBdr>
-          <w:bottom w:val="single" w:color="999999" w:sz="6" w:space="4"/>
-        </w:pBdr>
-        <w:spacing w:after="200" w:before="400"/>
-      </w:pPr>
-      <w:r>
-        <w:t xml:space="preserve">출처 원문</w:t>
-      </w:r>
-    </w:p>
-    <w:p>
-      <w:pPr>
-        <w:spacing w:after="80"/>
-      </w:pPr>
-      <w:hyperlink w:history="1" r:id="rIdzw4mghjeatzxg5zhf_2sz">
-        <w:r>
-          <w:rPr>
-            <w:rStyle w:val="Hyperlink"/>
-            <w:sz w:val="18"/>
-            <w:szCs w:val="18"/>
-          </w:rPr>
-          <w:t xml:space="preserve">코스피 5668.05 마감, 7거래일 하락 끊어냄 - 머니투데이 — https://www.mt.co.kr/stock/2026/10/16/2026101615331353587</w:t>
-        </w:r>
-      </w:hyperlink>
-    </w:p>
-    <w:p>
-      <w:pPr>
-        <w:spacing w:after="80"/>
-      </w:pPr>
-      <w:hyperlink w:history="1" r:id="rIdt919vxticm0hrozymmmp3">
-        <w:r>
-          <w:rPr>
-            <w:rStyle w:val="Hyperlink"/>
-            <w:sz w:val="18"/>
-            <w:szCs w:val="18"/>
-          </w:rPr>
-          <w:t xml:space="preserve">[주간증시전망] 다음주 5100~6100선 - 서플 — https://supple.kr/news/cmvbgg5oc000b7pgksiury9jq</w:t>
-        </w:r>
-      </w:hyperlink>
-    </w:p>
-    <w:p>
-      <w:pPr>
-        <w:spacing w:after="80"/>
-      </w:pPr>
-      <w:hyperlink w:history="1" r:id="rId_jgsgoq1fbfofgfzj1ytu">
-        <w:r>
-          <w:rPr>
-            <w:rStyle w:val="Hyperlink"/>
-            <w:sz w:val="18"/>
-            <w:szCs w:val="18"/>
-          </w:rPr>
-          <w:t xml:space="preserve">5대 은행장 19일 금감원 국감 증인 - 매일일보 — https://www.m-i.kr/news/articleView.html?idxno=2003941</w:t>
+          <w:t xml:space="preserve">해킹 사태 은행장 국감 소환 전망 - 머니투데이 — https://www.mt.co.kr/finance/2026/10/05/2026100514541723847</w:t>
         </w:r>
       </w:hyperlink>
     </w:p>

--- a/05-Routines/오늘의 뉴스 요약.docx
+++ b/05-Routines/오늘의 뉴스 요약.docx
@@ -21,20 +21,7 @@
           <w:sz w:val="22"/>
           <w:szCs w:val="22"/>
         </w:rPr>
-        <w:t xml:space="preserve">2026년 10월 18일 (일)</w:t>
-      </w:r>
-    </w:p>
-    <w:p>
-      <w:pPr>
-        <w:spacing w:after="200"/>
-      </w:pPr>
-      <w:r>
-        <w:rPr>
-          <w:i/>
-          <w:iCs/>
-          <w:color w:val="555555"/>
-        </w:rPr>
-        <w:t xml:space="preserve">주말 마지막 날입니다. 국내 증시와 국정감사는 내일(19일) 다시 시작됩니다.</w:t>
+        <w:t xml:space="preserve">2026년 10월 19일 (월)</w:t>
       </w:r>
     </w:p>
     <w:p>
@@ -46,7 +33,7 @@
         <w:spacing w:after="200" w:before="400"/>
       </w:pPr>
       <w:r>
-        <w:t xml:space="preserve">경제 — 이번 주 챙겨볼 일정</w:t>
+        <w:t xml:space="preserve">경제</w:t>
       </w:r>
     </w:p>
     <w:p>
@@ -63,19 +50,19 @@
           <w:b/>
           <w:bCs/>
         </w:rPr>
-        <w:t xml:space="preserve">내일(19일), 중국 3분기 GDP(국내총생산) 성장률 발표 — 컨센서스 4.4%. </w:t>
-      </w:r>
-      <w:r>
-        <w:t xml:space="preserve">같은 날 중국의 9월 소매판매·산업생산 지표도 함께 공개됩니다.  </w:t>
-      </w:r>
-      <w:hyperlink w:history="1" r:id="rIdngs2fpt1vgzeho8tt8_xw">
+        <w:t xml:space="preserve">지난 금요일(16일) 코스피 2.1% 올라 5,668.1 마감 — 7거래일 하락을 끊었지만, 오늘 다시 급락 출발. </w:t>
+      </w:r>
+      <w:r>
+        <w:t xml:space="preserve">미국 기술주 급락 여파로 반도체주 매도세가 확산하며 오늘 코스피는 장 초반 1.68% 내린 5,572.72 선에서 거래됐습니다. 원/달러 환율은 1,335.1원입니다.  </w:t>
+      </w:r>
+      <w:hyperlink w:history="1" r:id="rIdmcwxni95iyll6sqqw9ux8">
         <w:r>
           <w:rPr>
             <w:rStyle w:val="Hyperlink"/>
             <w:sz w:val="18"/>
             <w:szCs w:val="18"/>
           </w:rPr>
-          <w:t xml:space="preserve">[자세히 보기: 서플]</w:t>
+          <w:t xml:space="preserve">[자세히 보기: 뉴스핌]</w:t>
         </w:r>
       </w:hyperlink>
     </w:p>
@@ -104,7 +91,19 @@
           <w:sz w:val="19"/>
           <w:szCs w:val="19"/>
         </w:rPr>
-        <w:t xml:space="preserve">중국 경기가 둔화되면 국내 수출기업 실적에도 영향을 줄 수 있어, 관련 업종에 투자하고 계시다면 참고할 만합니다.</w:t>
+        <w:t xml:space="preserve">지난주부터 등락이 매우 컸던 구간이라, 반도체 관련 자산을 보유하고 계시다면 당분간 하루하루 변동성에 너무 일희일비하지 않는 것이 안전할 수 있습니다.</w:t>
+      </w:r>
+    </w:p>
+    <w:p>
+      <w:pPr>
+        <w:pStyle w:val="Heading1"/>
+        <w:pBdr>
+          <w:bottom w:val="single" w:color="999999" w:sz="6" w:space="4"/>
+        </w:pBdr>
+        <w:spacing w:after="200" w:before="400"/>
+      </w:pPr>
+      <w:r>
+        <w:t xml:space="preserve">정치</w:t>
       </w:r>
     </w:p>
     <w:p>
@@ -121,19 +120,19 @@
           <w:b/>
           <w:bCs/>
         </w:rPr>
-        <w:t xml:space="preserve">22일(목), 한국은행 금융통화위원회(기준금리 결정 회의) 개최 — 시장은 기준금리 3.00% 동결을 전망. </w:t>
-      </w:r>
-      <w:r>
-        <w:t xml:space="preserve">최근 글로벌 금리 인상 우려가 커진 가운데 한국은행이 어떤 메시지를 낼지 주목됩니다.  </w:t>
-      </w:r>
-      <w:hyperlink w:history="1" r:id="rIdrmdkzdgqzugpk7mkiasm-">
+        <w:t xml:space="preserve">오늘 금융감독원 국정감사, 5대 시중은행장이 4년 만에 한꺼번에 증인으로 출석 — 은행권 해킹 사고 책임 추궁. </w:t>
+      </w:r>
+      <w:r>
+        <w:t xml:space="preserve">이환주(KB국민)·정상혁(신한)·이호성(하나)·정진완(우리)·강태영(NH농협) 은행장이 보안 취약점, 투자 부족, 재발 방지 대책에 대해 질의를 받습니다. 신한은행은 대출모집인용 조회 서비스를 통해 고객정보 2만5,727건이 유출됐고, KB국민은행은 공격 발생 43시간 만에야 인지한 것으로 알려졌습니다.  </w:t>
+      </w:r>
+      <w:hyperlink w:history="1" r:id="rIdq0aokp6pmlf3hozgvi51v">
         <w:r>
           <w:rPr>
             <w:rStyle w:val="Hyperlink"/>
             <w:sz w:val="18"/>
             <w:szCs w:val="18"/>
           </w:rPr>
-          <w:t xml:space="preserve">[자세히 보기: 서플]</w:t>
+          <w:t xml:space="preserve">[자세히 보기: 파이낸셜뉴스]</w:t>
         </w:r>
       </w:hyperlink>
     </w:p>
@@ -162,19 +161,7 @@
           <w:sz w:val="19"/>
           <w:szCs w:val="19"/>
         </w:rPr>
-        <w:t xml:space="preserve">기준금리가 동결되면 대출이자 부담이 당장 크게 바뀌지는 않겠지만, 향후 방향을 가늠하는 데 참고가 될 수 있습니다.</w:t>
-      </w:r>
-    </w:p>
-    <w:p>
-      <w:pPr>
-        <w:pStyle w:val="Heading1"/>
-        <w:pBdr>
-          <w:bottom w:val="single" w:color="999999" w:sz="6" w:space="4"/>
-        </w:pBdr>
-        <w:spacing w:after="200" w:before="400"/>
-      </w:pPr>
-      <w:r>
-        <w:t xml:space="preserve">정치</w:t>
+        <w:t xml:space="preserve">해당 은행을 이용하고 계시다면, 오늘 국감에서 나오는 재발 방지책과 보상 계획을 챙겨보시는 게 좋습니다.</w:t>
       </w:r>
     </w:p>
     <w:p>
@@ -191,70 +178,12 @@
           <w:b/>
           <w:bCs/>
         </w:rPr>
-        <w:t xml:space="preserve">내일(19일) 금융감독원 국정감사, 은행권 해킹·개인정보 유출 사고가 핵심 쟁점. </w:t>
-      </w:r>
-      <w:r>
-        <w:t xml:space="preserve">신한은행에서 약 2만5,000명의 고객 정보가 유출돼 피해 규모가 가장 크고, KB국민은행(119명)·하나은행(89명)도 유출이 확인됐습니다. 공격에 활용된 것으로 추정되는 서버에서 중국어로 된 'AI 자율 침투테스트 콘솔' 문자열이 발견돼 외부 공격 가능성이 거론됩니다.  </w:t>
-      </w:r>
-      <w:hyperlink w:history="1" r:id="rIdhlsxjzp9msdkbv5owllti">
-        <w:r>
-          <w:rPr>
-            <w:rStyle w:val="Hyperlink"/>
-            <w:sz w:val="18"/>
-            <w:szCs w:val="18"/>
-          </w:rPr>
-          <w:t xml:space="preserve">[자세히 보기: 헤럴드경제]</w:t>
-        </w:r>
-      </w:hyperlink>
-    </w:p>
-    <w:p>
-      <w:pPr>
-        <w:spacing w:after="160"/>
-        <w:ind w:left="480"/>
-      </w:pPr>
-      <w:r>
-        <w:rPr>
-          <w:b/>
-          <w:bCs/>
-          <w:i/>
-          <w:iCs/>
-          <w:color w:val="2E7D32"/>
-          <w:sz w:val="19"/>
-          <w:szCs w:val="19"/>
-        </w:rPr>
-        <w:t xml:space="preserve">💡 이게 나랑 무슨 상관이야? </w:t>
-      </w:r>
-      <w:r>
-        <w:rPr>
-          <w:i/>
-          <w:iCs/>
-          <w:color w:val="2E7D32"/>
-          <w:sz w:val="19"/>
-          <w:szCs w:val="19"/>
-        </w:rPr>
-        <w:t xml:space="preserve">해당 은행을 이용하고 계시다면, 본인 정보 유출 여부와 은행의 안내·보상 절차를 확인해보시는 것이 좋습니다.</w:t>
-      </w:r>
-    </w:p>
-    <w:p>
-      <w:pPr>
-        <w:pStyle w:val="ListParagraph"/>
-        <w:numPr>
-          <w:ilvl w:val="0"/>
-          <w:numId w:val="2"/>
-        </w:numPr>
-        <w:spacing w:after="40"/>
-      </w:pPr>
-      <w:r>
-        <w:rPr>
-          <w:b/>
-          <w:bCs/>
-        </w:rPr>
-        <w:t xml:space="preserve">5대 시중은행장 증인 채택은 여야 협의 중 — 은행권 금융사고 건수·피해액도 크게 늘어난 추세. </w:t>
-      </w:r>
-      <w:r>
-        <w:t xml:space="preserve">금감원에 따르면 은행권 금융사고는 2023년 33건(696억9,000만원)에서 올해 1~7월 47건(1,708억2,000만원)으로 늘었습니다. 해킹 외에 내부통제 문제도 함께 다뤄질 전망입니다.  </w:t>
-      </w:r>
-      <w:hyperlink w:history="1" r:id="rIddmpske7mgr6co_vdne1a0">
+        <w:t xml:space="preserve">신한은행장, 해킹 사고에도 지급된 성과급 53억원이 국감 쟁점으로 — 내부통제 책임론 부각. </w:t>
+      </w:r>
+      <w:r>
+        <w:t xml:space="preserve">5대 은행장 모두 올해 연말 임기가 만료돼, 이번 국감에서의 책임론이 연임 여부에도 영향을 줄 수 있다는 관측이 나옵니다. 이찬진 금융감독원장에게는 IT 보안 감독이 적절했는지도 함께 질의될 예정입니다.  </w:t>
+      </w:r>
+      <w:hyperlink w:history="1" r:id="rIdtyrkqmxdyohj3mpj7cqyk">
         <w:r>
           <w:rPr>
             <w:rStyle w:val="Hyperlink"/>
@@ -290,7 +219,7 @@
           <w:sz w:val="19"/>
           <w:szCs w:val="19"/>
         </w:rPr>
-        <w:t xml:space="preserve">은행 이용자로서는 금융사고가 느는 추세라는 점에서, 본인 계좌의 이상 거래 알림 설정 등을 한 번 점검해보시는 것도 좋은 습관이 될 수 있습니다.</w:t>
+        <w:t xml:space="preserve">일반 생활에 당장 체감되는 영향은 거의 없습니다. 다만 은행권 보안 투자가 늘어나면 장기적으로 개인정보 보호 수준이 개선될 수 있습니다.</w:t>
       </w:r>
     </w:p>
     <w:p>
@@ -309,14 +238,14 @@
       <w:pPr>
         <w:spacing w:after="80"/>
       </w:pPr>
-      <w:hyperlink w:history="1" r:id="rIdvirbxdo-yugu4j-l6j906">
+      <w:hyperlink w:history="1" r:id="rId7ehcmdjwhyt9gbcp3frca">
         <w:r>
           <w:rPr>
             <w:rStyle w:val="Hyperlink"/>
             <w:sz w:val="18"/>
             <w:szCs w:val="18"/>
           </w:rPr>
-          <w:t xml:space="preserve">[글로벌 경제지표] 금통위·中 GDP 주목 - 서플 — https://supple.kr/news/cmvcyef0g000m2rfe5xwoxigq</w:t>
+          <w:t xml:space="preserve">코스피 오늘 급락 출발 - 뉴스핌 — https://www.newspim.com/news/view/20261019000247</w:t>
         </w:r>
       </w:hyperlink>
     </w:p>
@@ -324,14 +253,14 @@
       <w:pPr>
         <w:spacing w:after="80"/>
       </w:pPr>
-      <w:hyperlink w:history="1" r:id="rIdsj8yh2e29echmrtyng8r2">
+      <w:hyperlink w:history="1" r:id="rIdwpns2hzz9xbevsgpeo5si">
         <w:r>
           <w:rPr>
             <w:rStyle w:val="Hyperlink"/>
             <w:sz w:val="18"/>
             <w:szCs w:val="18"/>
           </w:rPr>
-          <w:t xml:space="preserve">은행권 AI 해킹 국감 쟁점 - 헤럴드경제 — https://www.heraldk.com/article/2026100218384456484</w:t>
+          <w:t xml:space="preserve">5대 은행장 국감 줄소환 - 파이낸셜뉴스 — https://www.fnnews.com/news/202610190501400613</w:t>
         </w:r>
       </w:hyperlink>
     </w:p>
@@ -339,14 +268,14 @@
       <w:pPr>
         <w:spacing w:after="80"/>
       </w:pPr>
-      <w:hyperlink w:history="1" r:id="rIdvpryqy5xs60cufyczz_h2">
+      <w:hyperlink w:history="1" r:id="rIdado_eyxe5xblsjwa9-kvp">
         <w:r>
           <w:rPr>
             <w:rStyle w:val="Hyperlink"/>
             <w:sz w:val="18"/>
             <w:szCs w:val="18"/>
           </w:rPr>
-          <w:t xml:space="preserve">해킹 사태 은행장 국감 소환 전망 - 머니투데이 — https://www.mt.co.kr/finance/2026/10/05/2026100514541723847</w:t>
+          <w:t xml:space="preserve">신한은행장 성과급 53억 도마 위 - 머니투데이 — https://mt.co.kr/finance/2026/10/19/2026101809573547793</w:t>
         </w:r>
       </w:hyperlink>
     </w:p>

--- a/05-Routines/오늘의 뉴스 요약.docx
+++ b/05-Routines/오늘의 뉴스 요약.docx
@@ -21,7 +21,7 @@
           <w:sz w:val="22"/>
           <w:szCs w:val="22"/>
         </w:rPr>
-        <w:t xml:space="preserve">2026년 10월 19일 (월)</w:t>
+        <w:t xml:space="preserve">2026년 10월 20일 (화)</w:t>
       </w:r>
     </w:p>
     <w:p>
@@ -50,19 +50,19 @@
           <w:b/>
           <w:bCs/>
         </w:rPr>
-        <w:t xml:space="preserve">지난 금요일(16일) 코스피 2.1% 올라 5,668.1 마감 — 7거래일 하락을 끊었지만, 오늘 다시 급락 출발. </w:t>
-      </w:r>
-      <w:r>
-        <w:t xml:space="preserve">미국 기술주 급락 여파로 반도체주 매도세가 확산하며 오늘 코스피는 장 초반 1.68% 내린 5,572.72 선에서 거래됐습니다. 원/달러 환율은 1,335.1원입니다.  </w:t>
-      </w:r>
-      <w:hyperlink w:history="1" r:id="rIdmcwxni95iyll6sqqw9ux8">
+        <w:t xml:space="preserve">어제(19일) 코스피, 하루 새 280포인트 '롤러코스터' 장세 — 장 초반 3.17% 급락 후 오후 반등해 1.76% 상승한 5,768.01 마감. </w:t>
+      </w:r>
+      <w:r>
+        <w:t xml:space="preserve">외국인 매도로 오전 한때 5,638선까지 밀렸지만, 오후 들어 상승폭을 꾸준히 넓히며 장중 고가로 마감했습니다.  </w:t>
+      </w:r>
+      <w:hyperlink w:history="1" r:id="rIdums69sys5yr_wc7yn-24y">
         <w:r>
           <w:rPr>
             <w:rStyle w:val="Hyperlink"/>
             <w:sz w:val="18"/>
             <w:szCs w:val="18"/>
           </w:rPr>
-          <w:t xml:space="preserve">[자세히 보기: 뉴스핌]</w:t>
+          <w:t xml:space="preserve">[자세히 보기: 오마이뉴스]</w:t>
         </w:r>
       </w:hyperlink>
     </w:p>
@@ -91,19 +91,7 @@
           <w:sz w:val="19"/>
           <w:szCs w:val="19"/>
         </w:rPr>
-        <w:t xml:space="preserve">지난주부터 등락이 매우 컸던 구간이라, 반도체 관련 자산을 보유하고 계시다면 당분간 하루하루 변동성에 너무 일희일비하지 않는 것이 안전할 수 있습니다.</w:t>
-      </w:r>
-    </w:p>
-    <w:p>
-      <w:pPr>
-        <w:pStyle w:val="Heading1"/>
-        <w:pBdr>
-          <w:bottom w:val="single" w:color="999999" w:sz="6" w:space="4"/>
-        </w:pBdr>
-        <w:spacing w:after="200" w:before="400"/>
-      </w:pPr>
-      <w:r>
-        <w:t xml:space="preserve">정치</w:t>
+        <w:t xml:space="preserve">최근 변동성이 매우 큰 구간이라, 보유 자산이 있으시다면 하루 등락에 일희일비하기보다 며칠 더 흐름을 지켜보시는 게 안전할 수 있습니다.</w:t>
       </w:r>
     </w:p>
     <w:p>
@@ -120,19 +108,19 @@
           <w:b/>
           <w:bCs/>
         </w:rPr>
-        <w:t xml:space="preserve">오늘 금융감독원 국정감사, 5대 시중은행장이 4년 만에 한꺼번에 증인으로 출석 — 은행권 해킹 사고 책임 추궁. </w:t>
-      </w:r>
-      <w:r>
-        <w:t xml:space="preserve">이환주(KB국민)·정상혁(신한)·이호성(하나)·정진완(우리)·강태영(NH농협) 은행장이 보안 취약점, 투자 부족, 재발 방지 대책에 대해 질의를 받습니다. 신한은행은 대출모집인용 조회 서비스를 통해 고객정보 2만5,727건이 유출됐고, KB국민은행은 공격 발생 43시간 만에야 인지한 것으로 알려졌습니다.  </w:t>
-      </w:r>
-      <w:hyperlink w:history="1" r:id="rIdq0aokp6pmlf3hozgvi51v">
+        <w:t xml:space="preserve">업종별로는 제약(+5.77%)·금속(+4.98%)·화학(+3.56%) 강세, 의료·정밀기기는 하락. </w:t>
+      </w:r>
+      <w:r>
+        <w:t xml:space="preserve">업종별 등락이 엇갈린 점이 눈에 띕니다.  </w:t>
+      </w:r>
+      <w:hyperlink w:history="1" r:id="rIdmrzpm8gst9-gpg0hpsusu">
         <w:r>
           <w:rPr>
             <w:rStyle w:val="Hyperlink"/>
             <w:sz w:val="18"/>
             <w:szCs w:val="18"/>
           </w:rPr>
-          <w:t xml:space="preserve">[자세히 보기: 파이낸셜뉴스]</w:t>
+          <w:t xml:space="preserve">[자세히 보기: 이투데이]</w:t>
         </w:r>
       </w:hyperlink>
     </w:p>
@@ -161,7 +149,7 @@
           <w:sz w:val="19"/>
           <w:szCs w:val="19"/>
         </w:rPr>
-        <w:t xml:space="preserve">해당 은행을 이용하고 계시다면, 오늘 국감에서 나오는 재발 방지책과 보상 계획을 챙겨보시는 게 좋습니다.</w:t>
+        <w:t xml:space="preserve">지수 전체만 보지 마시고, 보유하신 종목이 속한 업종의 흐름을 따로 확인해보시는 게 더 정확할 수 있습니다.</w:t>
       </w:r>
     </w:p>
     <w:p>
@@ -178,12 +166,12 @@
           <w:b/>
           <w:bCs/>
         </w:rPr>
-        <w:t xml:space="preserve">신한은행장, 해킹 사고에도 지급된 성과급 53억원이 국감 쟁점으로 — 내부통제 책임론 부각. </w:t>
-      </w:r>
-      <w:r>
-        <w:t xml:space="preserve">5대 은행장 모두 올해 연말 임기가 만료돼, 이번 국감에서의 책임론이 연임 여부에도 영향을 줄 수 있다는 관측이 나옵니다. 이찬진 금융감독원장에게는 IT 보안 감독이 적절했는지도 함께 질의될 예정입니다.  </w:t>
-      </w:r>
-      <w:hyperlink w:history="1" r:id="rIdtyrkqmxdyohj3mpj7cqyk">
+        <w:t xml:space="preserve">전문가들, "추세 전환 단정은 일러" — 美 AI·반도체 기업 실적 확인이 먼저. </w:t>
+      </w:r>
+      <w:r>
+        <w:t xml:space="preserve">AI 산업에 대한 부정적 전망이 완전히 걷히지 않은 가운데 뉴욕증시에서도 AI·반도체주가 급락한 영향이 거론됩니다.  </w:t>
+      </w:r>
+      <w:hyperlink w:history="1" r:id="rIdvyu4hamxw0w4yopyff1h4">
         <w:r>
           <w:rPr>
             <w:rStyle w:val="Hyperlink"/>
@@ -219,7 +207,7 @@
           <w:sz w:val="19"/>
           <w:szCs w:val="19"/>
         </w:rPr>
-        <w:t xml:space="preserve">일반 생활에 당장 체감되는 영향은 거의 없습니다. 다만 은행권 보안 투자가 늘어나면 장기적으로 개인정보 보호 수준이 개선될 수 있습니다.</w:t>
+        <w:t xml:space="preserve">어제 반등이 있었다고 해서 바로 안심하기보다는, 앞으로 나올 미국 빅테크·반도체 기업들의 실적 발표를 함께 지켜보시는 게 좋습니다.</w:t>
       </w:r>
     </w:p>
     <w:p>
@@ -231,51 +219,209 @@
         <w:spacing w:after="200" w:before="400"/>
       </w:pPr>
       <w:r>
-        <w:t xml:space="preserve">출처 원문</w:t>
-      </w:r>
-    </w:p>
-    <w:p>
-      <w:pPr>
-        <w:spacing w:after="80"/>
-      </w:pPr>
-      <w:hyperlink w:history="1" r:id="rId7ehcmdjwhyt9gbcp3frca">
+        <w:t xml:space="preserve">정치</w:t>
+      </w:r>
+    </w:p>
+    <w:p>
+      <w:pPr>
+        <w:pStyle w:val="ListParagraph"/>
+        <w:numPr>
+          <w:ilvl w:val="0"/>
+          <w:numId w:val="2"/>
+        </w:numPr>
+        <w:spacing w:after="40"/>
+      </w:pPr>
+      <w:r>
+        <w:rPr>
+          <w:b/>
+          <w:bCs/>
+        </w:rPr>
+        <w:t xml:space="preserve">오늘, 재정경제위원회가 한미전략투자공사에 대한 첫 기관감사 실시 — 3,500억 달러 규모 대미 투자를 총괄하는 기관. </w:t>
+      </w:r>
+      <w:r>
+        <w:t xml:space="preserve">박종원 사장 등 경영진을 상대로 투자 의사결정과 리스크 관리 체계를 검증합니다. 23일에는 종합감사가 예정돼 있습니다.  </w:t>
+      </w:r>
+      <w:hyperlink w:history="1" r:id="rIdwpyprod7gve8tuyprfnrp">
         <w:r>
           <w:rPr>
             <w:rStyle w:val="Hyperlink"/>
             <w:sz w:val="18"/>
             <w:szCs w:val="18"/>
           </w:rPr>
-          <w:t xml:space="preserve">코스피 오늘 급락 출발 - 뉴스핌 — https://www.newspim.com/news/view/20261019000247</w:t>
+          <w:t xml:space="preserve">[자세히 보기: 헤럴드경제]</w:t>
         </w:r>
       </w:hyperlink>
     </w:p>
     <w:p>
       <w:pPr>
-        <w:spacing w:after="80"/>
-      </w:pPr>
-      <w:hyperlink w:history="1" r:id="rIdwpns2hzz9xbevsgpeo5si">
+        <w:spacing w:after="160"/>
+        <w:ind w:left="480"/>
+      </w:pPr>
+      <w:r>
+        <w:rPr>
+          <w:b/>
+          <w:bCs/>
+          <w:i/>
+          <w:iCs/>
+          <w:color w:val="2E7D32"/>
+          <w:sz w:val="19"/>
+          <w:szCs w:val="19"/>
+        </w:rPr>
+        <w:t xml:space="preserve">💡 이게 나랑 무슨 상관이야? </w:t>
+      </w:r>
+      <w:r>
+        <w:rPr>
+          <w:i/>
+          <w:iCs/>
+          <w:color w:val="2E7D32"/>
+          <w:sz w:val="19"/>
+          <w:szCs w:val="19"/>
+        </w:rPr>
+        <w:t xml:space="preserve">대규모 국책 대미 투자가 어떻게 관리되는지는 국가 재정과도 연결된 사안이라, 큰 틀에서 관심 가질 만합니다.</w:t>
+      </w:r>
+    </w:p>
+    <w:p>
+      <w:pPr>
+        <w:pStyle w:val="ListParagraph"/>
+        <w:numPr>
+          <w:ilvl w:val="0"/>
+          <w:numId w:val="2"/>
+        </w:numPr>
+        <w:spacing w:after="40"/>
+      </w:pPr>
+      <w:r>
+        <w:rPr>
+          <w:b/>
+          <w:bCs/>
+        </w:rPr>
+        <w:t xml:space="preserve">첫 검증 대상은 텍사스주 엔시날 가스복합발전 프로젝트(총사업비 223억 달러) — 이미 24억 달러가 송금됐지만 사업성 공개 자료는 부족하다는 지적. </w:t>
+      </w:r>
+      <w:r>
+        <w:t xml:space="preserve">대미 투자는 산업통상부의 상업적 합리성 검토, 공사 리스크관리위원회의 위험 평가, 운영위원회의 최종 의결을 거치는 구조입니다.  </w:t>
+      </w:r>
+      <w:hyperlink w:history="1" r:id="rIdtetorvvll799arwa4rcqk">
         <w:r>
           <w:rPr>
             <w:rStyle w:val="Hyperlink"/>
             <w:sz w:val="18"/>
             <w:szCs w:val="18"/>
           </w:rPr>
-          <w:t xml:space="preserve">5대 은행장 국감 줄소환 - 파이낸셜뉴스 — https://www.fnnews.com/news/202610190501400613</w:t>
+          <w:t xml:space="preserve">[자세히 보기: 머니투데이]</w:t>
         </w:r>
       </w:hyperlink>
     </w:p>
     <w:p>
       <w:pPr>
+        <w:spacing w:after="160"/>
+        <w:ind w:left="480"/>
+      </w:pPr>
+      <w:r>
+        <w:rPr>
+          <w:b/>
+          <w:bCs/>
+          <w:i/>
+          <w:iCs/>
+          <w:color w:val="2E7D32"/>
+          <w:sz w:val="19"/>
+          <w:szCs w:val="19"/>
+        </w:rPr>
+        <w:t xml:space="preserve">💡 이게 나랑 무슨 상관이야? </w:t>
+      </w:r>
+      <w:r>
+        <w:rPr>
+          <w:i/>
+          <w:iCs/>
+          <w:color w:val="2E7D32"/>
+          <w:sz w:val="19"/>
+          <w:szCs w:val="19"/>
+        </w:rPr>
+        <w:t xml:space="preserve">일반 생활에 당장 체감되는 영향은 거의 없습니다. 다만 대규모 국가 자금의 투명한 집행 여부는 장기적으로 세금 사용과도 연결되는 사안입니다.</w:t>
+      </w:r>
+    </w:p>
+    <w:p>
+      <w:pPr>
+        <w:pStyle w:val="Heading1"/>
+        <w:pBdr>
+          <w:bottom w:val="single" w:color="999999" w:sz="6" w:space="4"/>
+        </w:pBdr>
+        <w:spacing w:after="200" w:before="400"/>
+      </w:pPr>
+      <w:r>
+        <w:t xml:space="preserve">출처 원문</w:t>
+      </w:r>
+    </w:p>
+    <w:p>
+      <w:pPr>
         <w:spacing w:after="80"/>
       </w:pPr>
-      <w:hyperlink w:history="1" r:id="rIdado_eyxe5xblsjwa9-kvp">
+      <w:hyperlink w:history="1" r:id="rIdxak_ef4loreb77hkvovtb">
         <w:r>
           <w:rPr>
             <w:rStyle w:val="Hyperlink"/>
             <w:sz w:val="18"/>
             <w:szCs w:val="18"/>
           </w:rPr>
-          <w:t xml:space="preserve">신한은행장 성과급 53억 도마 위 - 머니투데이 — https://mt.co.kr/finance/2026/10/19/2026101809573547793</w:t>
+          <w:t xml:space="preserve">코스피 롤러코스터 장세 - 오마이뉴스 — https://ohmynews.com/NWS_Web/View/at_pg.aspx?CNTN_CD=A0003276633</w:t>
+        </w:r>
+      </w:hyperlink>
+    </w:p>
+    <w:p>
+      <w:pPr>
+        <w:spacing w:after="80"/>
+      </w:pPr>
+      <w:hyperlink w:history="1" r:id="rIdo97y1wvcukz2lic3reqee">
+        <w:r>
+          <w:rPr>
+            <w:rStyle w:val="Hyperlink"/>
+            <w:sz w:val="18"/>
+            <w:szCs w:val="18"/>
+          </w:rPr>
+          <w:t xml:space="preserve">코스피·코스닥 고점 마감 - 이투데이 — https://www.etoday.co.kr/news/view/2637491</w:t>
+        </w:r>
+      </w:hyperlink>
+    </w:p>
+    <w:p>
+      <w:pPr>
+        <w:spacing w:after="80"/>
+      </w:pPr>
+      <w:hyperlink w:history="1" r:id="rIdnatf4orxafezs_6lpcz2o">
+        <w:r>
+          <w:rPr>
+            <w:rStyle w:val="Hyperlink"/>
+            <w:sz w:val="18"/>
+            <w:szCs w:val="18"/>
+          </w:rPr>
+          <w:t xml:space="preserve">추세 전환 단정 일러 - 머니투데이 — https://mt.co.kr/stock/2026/10/19/2026101916075372592</w:t>
+        </w:r>
+      </w:hyperlink>
+    </w:p>
+    <w:p>
+      <w:pPr>
+        <w:spacing w:after="80"/>
+      </w:pPr>
+      <w:hyperlink w:history="1" r:id="rId6iusxbym1vimxd6gekxob">
+        <w:r>
+          <w:rPr>
+            <w:rStyle w:val="Hyperlink"/>
+            <w:sz w:val="18"/>
+            <w:szCs w:val="18"/>
+          </w:rPr>
+          <w:t xml:space="preserve">한미전략투자 컨트롤타워 - 헤럴드경제 — https://www.heraldk.com/article/2026070122000083485</w:t>
+        </w:r>
+      </w:hyperlink>
+    </w:p>
+    <w:p>
+      <w:pPr>
+        <w:spacing w:after="80"/>
+      </w:pPr>
+      <w:hyperlink w:history="1" r:id="rIdraz5jnvb4egtn8cv5bdmk">
+        <w:r>
+          <w:rPr>
+            <w:rStyle w:val="Hyperlink"/>
+            <w:sz w:val="18"/>
+            <w:szCs w:val="18"/>
+          </w:rPr>
+          <w:t xml:space="preserve">재경위 대미투자 송금 논란 - 머니투데이 — https://news.mtn.co.kr/news-detail/2026100616222890191</w:t>
         </w:r>
       </w:hyperlink>
     </w:p>

--- a/05-Routines/오늘의 뉴스 요약.docx
+++ b/05-Routines/오늘의 뉴스 요약.docx
@@ -21,7 +21,7 @@
           <w:sz w:val="22"/>
           <w:szCs w:val="22"/>
         </w:rPr>
-        <w:t xml:space="preserve">2026년 10월 20일 (화)</w:t>
+        <w:t xml:space="preserve">2026년 10월 21일 (수)</w:t>
       </w:r>
     </w:p>
     <w:p>
@@ -50,70 +50,12 @@
           <w:b/>
           <w:bCs/>
         </w:rPr>
-        <w:t xml:space="preserve">어제(19일) 코스피, 하루 새 280포인트 '롤러코스터' 장세 — 장 초반 3.17% 급락 후 오후 반등해 1.76% 상승한 5,768.01 마감. </w:t>
-      </w:r>
-      <w:r>
-        <w:t xml:space="preserve">외국인 매도로 오전 한때 5,638선까지 밀렸지만, 오후 들어 상승폭을 꾸준히 넓히며 장중 고가로 마감했습니다.  </w:t>
-      </w:r>
-      <w:hyperlink w:history="1" r:id="rIdums69sys5yr_wc7yn-24y">
-        <w:r>
-          <w:rPr>
-            <w:rStyle w:val="Hyperlink"/>
-            <w:sz w:val="18"/>
-            <w:szCs w:val="18"/>
-          </w:rPr>
-          <w:t xml:space="preserve">[자세히 보기: 오마이뉴스]</w:t>
-        </w:r>
-      </w:hyperlink>
-    </w:p>
-    <w:p>
-      <w:pPr>
-        <w:spacing w:after="160"/>
-        <w:ind w:left="480"/>
-      </w:pPr>
-      <w:r>
-        <w:rPr>
-          <w:b/>
-          <w:bCs/>
-          <w:i/>
-          <w:iCs/>
-          <w:color w:val="2E7D32"/>
-          <w:sz w:val="19"/>
-          <w:szCs w:val="19"/>
-        </w:rPr>
-        <w:t xml:space="preserve">💡 이게 나랑 무슨 상관이야? </w:t>
-      </w:r>
-      <w:r>
-        <w:rPr>
-          <w:i/>
-          <w:iCs/>
-          <w:color w:val="2E7D32"/>
-          <w:sz w:val="19"/>
-          <w:szCs w:val="19"/>
-        </w:rPr>
-        <w:t xml:space="preserve">최근 변동성이 매우 큰 구간이라, 보유 자산이 있으시다면 하루 등락에 일희일비하기보다 며칠 더 흐름을 지켜보시는 게 안전할 수 있습니다.</w:t>
-      </w:r>
-    </w:p>
-    <w:p>
-      <w:pPr>
-        <w:pStyle w:val="ListParagraph"/>
-        <w:numPr>
-          <w:ilvl w:val="0"/>
-          <w:numId w:val="2"/>
-        </w:numPr>
-        <w:spacing w:after="40"/>
-      </w:pPr>
-      <w:r>
-        <w:rPr>
-          <w:b/>
-          <w:bCs/>
-        </w:rPr>
-        <w:t xml:space="preserve">업종별로는 제약(+5.77%)·금속(+4.98%)·화학(+3.56%) 강세, 의료·정밀기기는 하락. </w:t>
-      </w:r>
-      <w:r>
-        <w:t xml:space="preserve">업종별 등락이 엇갈린 점이 눈에 띕니다.  </w:t>
-      </w:r>
-      <w:hyperlink w:history="1" r:id="rIdmrzpm8gst9-gpg0hpsusu">
+        <w:t xml:space="preserve">어제(20일) '검은 화요일' 코스피 3.73% 급락, 5,552.74 마감. </w:t>
+      </w:r>
+      <w:r>
+        <w:t xml:space="preserve">AI 투자 수익성·부채 우려에 프랑스 재정불안까지 겹치며 외국인·기관이 2조5,000억원을 동반 매도했습니다. 장중 한때 5,493.24까지 밀렸습니다.  </w:t>
+      </w:r>
+      <w:hyperlink w:history="1" r:id="rId7k6iviyz7bkxfdivg2acb">
         <w:r>
           <w:rPr>
             <w:rStyle w:val="Hyperlink"/>
@@ -149,7 +91,7 @@
           <w:sz w:val="19"/>
           <w:szCs w:val="19"/>
         </w:rPr>
-        <w:t xml:space="preserve">지수 전체만 보지 마시고, 보유하신 종목이 속한 업종의 흐름을 따로 확인해보시는 게 더 정확할 수 있습니다.</w:t>
+        <w:t xml:space="preserve">반도체 관련 자산을 보유하고 계시다면 최근 2주 가까이 변동성이 매우 큰 구간이 이어지고 있습니다. 하루하루의 등락보다는 전체적인 흐름을 지켜보시는 게 안전할 수 있습니다.</w:t>
       </w:r>
     </w:p>
     <w:p>
@@ -166,19 +108,19 @@
           <w:b/>
           <w:bCs/>
         </w:rPr>
-        <w:t xml:space="preserve">전문가들, "추세 전환 단정은 일러" — 美 AI·반도체 기업 실적 확인이 먼저. </w:t>
-      </w:r>
-      <w:r>
-        <w:t xml:space="preserve">AI 산업에 대한 부정적 전망이 완전히 걷히지 않은 가운데 뉴욕증시에서도 AI·반도체주가 급락한 영향이 거론됩니다.  </w:t>
-      </w:r>
-      <w:hyperlink w:history="1" r:id="rIdvyu4hamxw0w4yopyff1h4">
+        <w:t xml:space="preserve">오늘 코스피 반발 매수세 유입, 2.05% 오른 5,666.34로 개장. </w:t>
+      </w:r>
+      <w:r>
+        <w:t xml:space="preserve">간밤 미국 증시에서 슈퍼마이크로컴퓨터가 실적 서프라이즈를 내며 반도체 관련 투자 심리가 개선됐습니다. 삼성전자·SK하이닉스는 3~4%대 강세를 보였습니다.  </w:t>
+      </w:r>
+      <w:hyperlink w:history="1" r:id="rIdit0svlcxkasngd7qtibis">
         <w:r>
           <w:rPr>
             <w:rStyle w:val="Hyperlink"/>
             <w:sz w:val="18"/>
             <w:szCs w:val="18"/>
           </w:rPr>
-          <w:t xml:space="preserve">[자세히 보기: 머니투데이]</w:t>
+          <w:t xml:space="preserve">[자세히 보기: 글로벌이코노믹]</w:t>
         </w:r>
       </w:hyperlink>
     </w:p>
@@ -207,7 +149,7 @@
           <w:sz w:val="19"/>
           <w:szCs w:val="19"/>
         </w:rPr>
-        <w:t xml:space="preserve">어제 반등이 있었다고 해서 바로 안심하기보다는, 앞으로 나올 미국 빅테크·반도체 기업들의 실적 발표를 함께 지켜보시는 게 좋습니다.</w:t>
+        <w:t xml:space="preserve">어제 급락 이후의 반등이라 다소 안심이 될 수 있지만, 최근처럼 하루 만에 분위기가 다시 바뀔 수 있어 성급한 판단은 피하시는 게 좋습니다.</w:t>
       </w:r>
     </w:p>
     <w:p>
@@ -236,19 +178,19 @@
           <w:b/>
           <w:bCs/>
         </w:rPr>
-        <w:t xml:space="preserve">오늘, 재정경제위원회가 한미전략투자공사에 대한 첫 기관감사 실시 — 3,500억 달러 규모 대미 투자를 총괄하는 기관. </w:t>
-      </w:r>
-      <w:r>
-        <w:t xml:space="preserve">박종원 사장 등 경영진을 상대로 투자 의사결정과 리스크 관리 체계를 검증합니다. 23일에는 종합감사가 예정돼 있습니다.  </w:t>
-      </w:r>
-      <w:hyperlink w:history="1" r:id="rIdwpyprod7gve8tuyprfnrp">
+        <w:t xml:space="preserve">오늘, 정무위원회 비금융 분야 종합감사 — 국가보훈부·국무조정실·공정거래위원회·국민권익위원회·개인정보보호위원회 대상. </w:t>
+      </w:r>
+      <w:r>
+        <w:t xml:space="preserve">최근 은행권 해킹 사고의 여진 속에서 개인정보보호위원회에 대한 감사에도 관심이 모입니다.  </w:t>
+      </w:r>
+      <w:hyperlink w:history="1" r:id="rIdp_hcz_hlxvjddzm5qpf0a">
         <w:r>
           <w:rPr>
             <w:rStyle w:val="Hyperlink"/>
             <w:sz w:val="18"/>
             <w:szCs w:val="18"/>
           </w:rPr>
-          <w:t xml:space="preserve">[자세히 보기: 헤럴드경제]</w:t>
+          <w:t xml:space="preserve">[자세히 보기: 뉴스핌]</w:t>
         </w:r>
       </w:hyperlink>
     </w:p>
@@ -277,7 +219,7 @@
           <w:sz w:val="19"/>
           <w:szCs w:val="19"/>
         </w:rPr>
-        <w:t xml:space="preserve">대규모 국책 대미 투자가 어떻게 관리되는지는 국가 재정과도 연결된 사안이라, 큰 틀에서 관심 가질 만합니다.</w:t>
+        <w:t xml:space="preserve">개인정보보호위원회 감사에서 나오는 정책 방향은 최근 금융권 해킹 사고 재발 방지와도 연결될 수 있어 참고할 만합니다.</w:t>
       </w:r>
     </w:p>
     <w:p>
@@ -294,19 +236,19 @@
           <w:b/>
           <w:bCs/>
         </w:rPr>
-        <w:t xml:space="preserve">첫 검증 대상은 텍사스주 엔시날 가스복합발전 프로젝트(총사업비 223억 달러) — 이미 24억 달러가 송금됐지만 사업성 공개 자료는 부족하다는 지적. </w:t>
-      </w:r>
-      <w:r>
-        <w:t xml:space="preserve">대미 투자는 산업통상부의 상업적 합리성 검토, 공사 리스크관리위원회의 위험 평가, 운영위원회의 최종 의결을 거치는 구조입니다.  </w:t>
-      </w:r>
-      <w:hyperlink w:history="1" r:id="rIdtetorvvll799arwa4rcqk">
+        <w:t xml:space="preserve">교육위는 부산대·전남대 등 국립대 현장감사, 행안위는 울산·부산 시청 및 경찰청 감사 진행. </w:t>
+      </w:r>
+      <w:r>
+        <w:t xml:space="preserve">문화체육관광위원회는 대한체육회 등 체육 관련 기관을, 기후에너지환경노동위원회는 제주에서 현장시찰을 합니다.  </w:t>
+      </w:r>
+      <w:hyperlink w:history="1" r:id="rIdayga_vtqoxjkjma4lfwu-">
         <w:r>
           <w:rPr>
             <w:rStyle w:val="Hyperlink"/>
             <w:sz w:val="18"/>
             <w:szCs w:val="18"/>
           </w:rPr>
-          <w:t xml:space="preserve">[자세히 보기: 머니투데이]</w:t>
+          <w:t xml:space="preserve">[자세히 보기: 뉴스핌]</w:t>
         </w:r>
       </w:hyperlink>
     </w:p>
@@ -335,7 +277,7 @@
           <w:sz w:val="19"/>
           <w:szCs w:val="19"/>
         </w:rPr>
-        <w:t xml:space="preserve">일반 생활에 당장 체감되는 영향은 거의 없습니다. 다만 대규모 국가 자금의 투명한 집행 여부는 장기적으로 세금 사용과도 연결되는 사안입니다.</w:t>
+        <w:t xml:space="preserve">일반 생활에 당장 체감되는 영향은 거의 없습니다. 지역 대학·행정기관을 대상으로 한 통상적인 국정감사 일정입니다.</w:t>
       </w:r>
     </w:p>
     <w:p>
@@ -354,14 +296,14 @@
       <w:pPr>
         <w:spacing w:after="80"/>
       </w:pPr>
-      <w:hyperlink w:history="1" r:id="rIdxak_ef4loreb77hkvovtb">
+      <w:hyperlink w:history="1" r:id="rIdfjljlrqiujjft4zd-9lun">
         <w:r>
           <w:rPr>
             <w:rStyle w:val="Hyperlink"/>
             <w:sz w:val="18"/>
             <w:szCs w:val="18"/>
           </w:rPr>
-          <w:t xml:space="preserve">코스피 롤러코스터 장세 - 오마이뉴스 — https://ohmynews.com/NWS_Web/View/at_pg.aspx?CNTN_CD=A0003276633</w:t>
+          <w:t xml:space="preserve">코스피 3.73% 급락 - 이투데이 — https://www.etoday.co.kr/news/view/2637976</w:t>
         </w:r>
       </w:hyperlink>
     </w:p>
@@ -369,14 +311,14 @@
       <w:pPr>
         <w:spacing w:after="80"/>
       </w:pPr>
-      <w:hyperlink w:history="1" r:id="rIdo97y1wvcukz2lic3reqee">
+      <w:hyperlink w:history="1" r:id="rIdavxw9jtdfnuwlxhpyc1e8">
         <w:r>
           <w:rPr>
             <w:rStyle w:val="Hyperlink"/>
             <w:sz w:val="18"/>
             <w:szCs w:val="18"/>
           </w:rPr>
-          <w:t xml:space="preserve">코스피·코스닥 고점 마감 - 이투데이 — https://www.etoday.co.kr/news/view/2637491</w:t>
+          <w:t xml:space="preserve">코스피 오늘 반발 매수 - 글로벌이코노믹 — https://www.g-enews.com/article/Securities/2026/10/202610210914203085923c501012_1</w:t>
         </w:r>
       </w:hyperlink>
     </w:p>
@@ -384,44 +326,14 @@
       <w:pPr>
         <w:spacing w:after="80"/>
       </w:pPr>
-      <w:hyperlink w:history="1" r:id="rIdnatf4orxafezs_6lpcz2o">
+      <w:hyperlink w:history="1" r:id="rIdn-4dcdx8o47ps4gi06pci">
         <w:r>
           <w:rPr>
             <w:rStyle w:val="Hyperlink"/>
             <w:sz w:val="18"/>
             <w:szCs w:val="18"/>
           </w:rPr>
-          <w:t xml:space="preserve">추세 전환 단정 일러 - 머니투데이 — https://mt.co.kr/stock/2026/10/19/2026101916075372592</w:t>
-        </w:r>
-      </w:hyperlink>
-    </w:p>
-    <w:p>
-      <w:pPr>
-        <w:spacing w:after="80"/>
-      </w:pPr>
-      <w:hyperlink w:history="1" r:id="rId6iusxbym1vimxd6gekxob">
-        <w:r>
-          <w:rPr>
-            <w:rStyle w:val="Hyperlink"/>
-            <w:sz w:val="18"/>
-            <w:szCs w:val="18"/>
-          </w:rPr>
-          <w:t xml:space="preserve">한미전략투자 컨트롤타워 - 헤럴드경제 — https://www.heraldk.com/article/2026070122000083485</w:t>
-        </w:r>
-      </w:hyperlink>
-    </w:p>
-    <w:p>
-      <w:pPr>
-        <w:spacing w:after="80"/>
-      </w:pPr>
-      <w:hyperlink w:history="1" r:id="rIdraz5jnvb4egtn8cv5bdmk">
-        <w:r>
-          <w:rPr>
-            <w:rStyle w:val="Hyperlink"/>
-            <w:sz w:val="18"/>
-            <w:szCs w:val="18"/>
-          </w:rPr>
-          <w:t xml:space="preserve">재경위 대미투자 송금 논란 - 머니투데이 — https://news.mtn.co.kr/news-detail/2026100616222890191</w:t>
+          <w:t xml:space="preserve">오늘의 국감일정(10/21) - 뉴스핌 — https://www.newspim.com/news/view/20261020001159</w:t>
         </w:r>
       </w:hyperlink>
     </w:p>

--- a/05-Routines/오늘의 뉴스 요약.docx
+++ b/05-Routines/오늘의 뉴스 요약.docx
@@ -21,7 +21,7 @@
           <w:sz w:val="22"/>
           <w:szCs w:val="22"/>
         </w:rPr>
-        <w:t xml:space="preserve">2026년 10월 21일 (수)</w:t>
+        <w:t xml:space="preserve">2026년 10월 22일 (목)</w:t>
       </w:r>
     </w:p>
     <w:p>
@@ -50,19 +50,19 @@
           <w:b/>
           <w:bCs/>
         </w:rPr>
-        <w:t xml:space="preserve">어제(20일) '검은 화요일' 코스피 3.73% 급락, 5,552.74 마감. </w:t>
-      </w:r>
-      <w:r>
-        <w:t xml:space="preserve">AI 투자 수익성·부채 우려에 프랑스 재정불안까지 겹치며 외국인·기관이 2조5,000억원을 동반 매도했습니다. 장중 한때 5,493.24까지 밀렸습니다.  </w:t>
-      </w:r>
-      <w:hyperlink w:history="1" r:id="rId7k6iviyz7bkxfdivg2acb">
+        <w:t xml:space="preserve">어제(21일) 코스피 3.29% 급등, 5,735.66 마감 — 급락 후 강한 반등. </w:t>
+      </w:r>
+      <w:r>
+        <w:t xml:space="preserve">오늘은 전일 급등에 따른 차익실현 매물이 나오며 1.14% 내린 5,670.11로 하락 출발했습니다. 개인과 외국인은 순매수했지만 기관이 매도하며 지수를 끌어내렸습니다.  </w:t>
+      </w:r>
+      <w:hyperlink w:history="1" r:id="rId2tfhv6-_uxdpq5bo70jx-">
         <w:r>
           <w:rPr>
             <w:rStyle w:val="Hyperlink"/>
             <w:sz w:val="18"/>
             <w:szCs w:val="18"/>
           </w:rPr>
-          <w:t xml:space="preserve">[자세히 보기: 이투데이]</w:t>
+          <w:t xml:space="preserve">[자세히 보기: 머니투데이]</w:t>
         </w:r>
       </w:hyperlink>
     </w:p>
@@ -91,7 +91,7 @@
           <w:sz w:val="19"/>
           <w:szCs w:val="19"/>
         </w:rPr>
-        <w:t xml:space="preserve">반도체 관련 자산을 보유하고 계시다면 최근 2주 가까이 변동성이 매우 큰 구간이 이어지고 있습니다. 하루하루의 등락보다는 전체적인 흐름을 지켜보시는 게 안전할 수 있습니다.</w:t>
+        <w:t xml:space="preserve">최근 2주 가까이 큰 폭의 등락이 반복되고 있습니다. 보유 자산이 있으시다면 단기 변동에 일희일비하기보다 꾸준히 흐름을 지켜보시는 게 안전할 수 있습니다.</w:t>
       </w:r>
     </w:p>
     <w:p>
@@ -108,19 +108,19 @@
           <w:b/>
           <w:bCs/>
         </w:rPr>
-        <w:t xml:space="preserve">오늘 코스피 반발 매수세 유입, 2.05% 오른 5,666.34로 개장. </w:t>
-      </w:r>
-      <w:r>
-        <w:t xml:space="preserve">간밤 미국 증시에서 슈퍼마이크로컴퓨터가 실적 서프라이즈를 내며 반도체 관련 투자 심리가 개선됐습니다. 삼성전자·SK하이닉스는 3~4%대 강세를 보였습니다.  </w:t>
-      </w:r>
-      <w:hyperlink w:history="1" r:id="rIdit0svlcxkasngd7qtibis">
+        <w:t xml:space="preserve">오늘 한국은행 금융통화위원회 — 기준금리 3.00% 동결이 유력(시장 전망 93% 동결). </w:t>
+      </w:r>
+      <w:r>
+        <w:t xml:space="preserve">7월(2.75%)과 8월(3.00%) 두 차례 연속 인상한 효과를 점검하려는 차원으로, '매파적 동결'(금리는 그대로 두되 추가 인상 가능성을 시사하는 방식) 가능성이 거론됩니다. 9월 소비자물가는 전년 대비 2.9% 올라 한은의 물가 목표(2.0%)를 웃돌고 있어, 11월이나 내년 1분기 추가 인상 관측도 나옵니다.  </w:t>
+      </w:r>
+      <w:hyperlink w:history="1" r:id="rIdtpbbennj04gsi9usieavg">
         <w:r>
           <w:rPr>
             <w:rStyle w:val="Hyperlink"/>
             <w:sz w:val="18"/>
             <w:szCs w:val="18"/>
           </w:rPr>
-          <w:t xml:space="preserve">[자세히 보기: 글로벌이코노믹]</w:t>
+          <w:t xml:space="preserve">[자세히 보기: 파이낸셜뉴스]</w:t>
         </w:r>
       </w:hyperlink>
     </w:p>
@@ -149,7 +149,7 @@
           <w:sz w:val="19"/>
           <w:szCs w:val="19"/>
         </w:rPr>
-        <w:t xml:space="preserve">어제 급락 이후의 반등이라 다소 안심이 될 수 있지만, 최근처럼 하루 만에 분위기가 다시 바뀔 수 있어 성급한 판단은 피하시는 게 좋습니다.</w:t>
+        <w:t xml:space="preserve">기준금리가 동결되면 당장 대출이자가 더 오르지는 않겠지만, 물가가 계속 목표치를 웃돌면 앞으로 금리가 더 오를 수 있다는 신호로 볼 수 있어 대출 계획이 있으시다면 참고할 만합니다.</w:t>
       </w:r>
     </w:p>
     <w:p>
@@ -178,19 +178,19 @@
           <w:b/>
           <w:bCs/>
         </w:rPr>
-        <w:t xml:space="preserve">오늘, 정무위원회 비금융 분야 종합감사 — 국가보훈부·국무조정실·공정거래위원회·국민권익위원회·개인정보보호위원회 대상. </w:t>
-      </w:r>
-      <w:r>
-        <w:t xml:space="preserve">최근 은행권 해킹 사고의 여진 속에서 개인정보보호위원회에 대한 감사에도 관심이 모입니다.  </w:t>
-      </w:r>
-      <w:hyperlink w:history="1" r:id="rIdp_hcz_hlxvjddzm5qpf0a">
+        <w:t xml:space="preserve">오늘, 정무위원회 금융위원회·금융감독원 종합감사 — 레버리지 ETF(상장지수펀드) 도입 책임 공방 지속. </w:t>
+      </w:r>
+      <w:r>
+        <w:t xml:space="preserve">국민의힘이 신청한 ETF 관련 일반 증인 39명이 민주당 반대로 전원 불채택됐고, 김용범 전 청와대 정책실장도 증인 명단에서 제외됐습니다.  </w:t>
+      </w:r>
+      <w:hyperlink w:history="1" r:id="rId3e7kus8-7orinjixvctv7">
         <w:r>
           <w:rPr>
             <w:rStyle w:val="Hyperlink"/>
             <w:sz w:val="18"/>
             <w:szCs w:val="18"/>
           </w:rPr>
-          <w:t xml:space="preserve">[자세히 보기: 뉴스핌]</w:t>
+          <w:t xml:space="preserve">[자세히 보기: 뉴스토마토]</w:t>
         </w:r>
       </w:hyperlink>
     </w:p>
@@ -219,7 +219,7 @@
           <w:sz w:val="19"/>
           <w:szCs w:val="19"/>
         </w:rPr>
-        <w:t xml:space="preserve">개인정보보호위원회 감사에서 나오는 정책 방향은 최근 금융권 해킹 사고 재발 방지와도 연결될 수 있어 참고할 만합니다.</w:t>
+        <w:t xml:space="preserve">해당 ETF 상품에 투자하고 계시다면, 국감에서 제기되는 제도적 문제점이나 투자자 보호 대책 논의를 참고해두시면 좋습니다.</w:t>
       </w:r>
     </w:p>
     <w:p>
@@ -236,19 +236,19 @@
           <w:b/>
           <w:bCs/>
         </w:rPr>
-        <w:t xml:space="preserve">교육위는 부산대·전남대 등 국립대 현장감사, 행안위는 울산·부산 시청 및 경찰청 감사 진행. </w:t>
-      </w:r>
-      <w:r>
-        <w:t xml:space="preserve">문화체육관광위원회는 대한체육회 등 체육 관련 기관을, 기후에너지환경노동위원회는 제주에서 현장시찰을 합니다.  </w:t>
-      </w:r>
-      <w:hyperlink w:history="1" r:id="rIdayga_vtqoxjkjma4lfwu-">
+        <w:t xml:space="preserve">국민의힘 "청와대 개입 의혹·개미 약탈 게이트" vs 민주당 "도입 불가피·음모론" — 여야 공방 팽팽. </w:t>
+      </w:r>
+      <w:r>
+        <w:t xml:space="preserve">단일종목 레버리지 ETF 도입 과정에 청와대가 개입했는지를 두고 책임 소재 공방이 이어지고 있습니다.  </w:t>
+      </w:r>
+      <w:hyperlink w:history="1" r:id="rIdnb5j9bdya9hpwar7asuzy">
         <w:r>
           <w:rPr>
             <w:rStyle w:val="Hyperlink"/>
             <w:sz w:val="18"/>
             <w:szCs w:val="18"/>
           </w:rPr>
-          <w:t xml:space="preserve">[자세히 보기: 뉴스핌]</w:t>
+          <w:t xml:space="preserve">[자세히 보기: 서플]</w:t>
         </w:r>
       </w:hyperlink>
     </w:p>
@@ -277,7 +277,7 @@
           <w:sz w:val="19"/>
           <w:szCs w:val="19"/>
         </w:rPr>
-        <w:t xml:space="preserve">일반 생활에 당장 체감되는 영향은 거의 없습니다. 지역 대학·행정기관을 대상으로 한 통상적인 국정감사 일정입니다.</w:t>
+        <w:t xml:space="preserve">일반 생활에 당장 체감되는 영향은 거의 없습니다. 금융상품 도입 과정의 투명성을 둘러싼 정치적 공방입니다.</w:t>
       </w:r>
     </w:p>
     <w:p>
@@ -296,14 +296,14 @@
       <w:pPr>
         <w:spacing w:after="80"/>
       </w:pPr>
-      <w:hyperlink w:history="1" r:id="rIdfjljlrqiujjft4zd-9lun">
+      <w:hyperlink w:history="1" r:id="rId9iruooncxgjfwvcjsbfct">
         <w:r>
           <w:rPr>
             <w:rStyle w:val="Hyperlink"/>
             <w:sz w:val="18"/>
             <w:szCs w:val="18"/>
           </w:rPr>
-          <w:t xml:space="preserve">코스피 3.73% 급락 - 이투데이 — https://www.etoday.co.kr/news/view/2637976</w:t>
+          <w:t xml:space="preserve">코스피 오늘 차익실현 하락 - 머니투데이 — https://www.mt.co.kr/stock/2026/10/22/2026102208541944712</w:t>
         </w:r>
       </w:hyperlink>
     </w:p>
@@ -311,14 +311,14 @@
       <w:pPr>
         <w:spacing w:after="80"/>
       </w:pPr>
-      <w:hyperlink w:history="1" r:id="rIdavxw9jtdfnuwlxhpyc1e8">
+      <w:hyperlink w:history="1" r:id="rIdvu98o1caaa5cizzoh0mmv">
         <w:r>
           <w:rPr>
             <w:rStyle w:val="Hyperlink"/>
             <w:sz w:val="18"/>
             <w:szCs w:val="18"/>
           </w:rPr>
-          <w:t xml:space="preserve">코스피 오늘 반발 매수 - 글로벌이코노믹 — https://www.g-enews.com/article/Securities/2026/10/202610210914203085923c501012_1</w:t>
+          <w:t xml:space="preserve">한은 오늘 기준금리 동결 전망 - 파이낸셜뉴스 — https://www.fnnews.com/news/202610220601595795</w:t>
         </w:r>
       </w:hyperlink>
     </w:p>
@@ -326,14 +326,29 @@
       <w:pPr>
         <w:spacing w:after="80"/>
       </w:pPr>
-      <w:hyperlink w:history="1" r:id="rIdn-4dcdx8o47ps4gi06pci">
+      <w:hyperlink w:history="1" r:id="rIdtmjf_iyyig4ke1ujdmqea">
         <w:r>
           <w:rPr>
             <w:rStyle w:val="Hyperlink"/>
             <w:sz w:val="18"/>
             <w:szCs w:val="18"/>
           </w:rPr>
-          <w:t xml:space="preserve">오늘의 국감일정(10/21) - 뉴스핌 — https://www.newspim.com/news/view/20261020001159</w:t>
+          <w:t xml:space="preserve">ETF 증인 전원 불채택 - 뉴스토마토 — https://newstomato.com/ReadNews.aspx?no=1315694</w:t>
+        </w:r>
+      </w:hyperlink>
+    </w:p>
+    <w:p>
+      <w:pPr>
+        <w:spacing w:after="80"/>
+      </w:pPr>
+      <w:hyperlink w:history="1" r:id="rIdlavmvq0hsvxzscoe5gmzs">
+        <w:r>
+          <w:rPr>
+            <w:rStyle w:val="Hyperlink"/>
+            <w:sz w:val="18"/>
+            <w:szCs w:val="18"/>
+          </w:rPr>
+          <w:t xml:space="preserve">레버리지 ETF 여야 공방 - 서플 — https://supple.kr/news/cmuzha9pi002ryoft4nldkvqz</w:t>
         </w:r>
       </w:hyperlink>
     </w:p>

--- a/05-Routines/오늘의 뉴스 요약.docx
+++ b/05-Routines/오늘의 뉴스 요약.docx
@@ -21,7 +21,7 @@
           <w:sz w:val="22"/>
           <w:szCs w:val="22"/>
         </w:rPr>
-        <w:t xml:space="preserve">2026년 10월 22일 (목)</w:t>
+        <w:t xml:space="preserve">2026년 10월 23일 (금)</w:t>
       </w:r>
     </w:p>
     <w:p>
@@ -50,19 +50,19 @@
           <w:b/>
           <w:bCs/>
         </w:rPr>
-        <w:t xml:space="preserve">어제(21일) 코스피 3.29% 급등, 5,735.66 마감 — 급락 후 강한 반등. </w:t>
-      </w:r>
-      <w:r>
-        <w:t xml:space="preserve">오늘은 전일 급등에 따른 차익실현 매물이 나오며 1.14% 내린 5,670.11로 하락 출발했습니다. 개인과 외국인은 순매수했지만 기관이 매도하며 지수를 끌어내렸습니다.  </w:t>
-      </w:r>
-      <w:hyperlink w:history="1" r:id="rId2tfhv6-_uxdpq5bo70jx-">
+        <w:t xml:space="preserve">어제(22일) 코스피 3.52% 급락, 5,533.77 마감 — 반등 하루 만에 다시 얼어붙음. </w:t>
+      </w:r>
+      <w:r>
+        <w:t xml:space="preserve">대형 반도체주 중심으로 매물이 나오며 전날의 강한 반등세를 지켜내지 못했습니다. 개인이 1조364억원을 순매수했지만 외국인(3,991억원)·기관(6,834억원)이 매도하며 지수를 끌어내렸습니다.  </w:t>
+      </w:r>
+      <w:hyperlink w:history="1" r:id="rIdtdvmskoierbi_jbppcv2i">
         <w:r>
           <w:rPr>
             <w:rStyle w:val="Hyperlink"/>
             <w:sz w:val="18"/>
             <w:szCs w:val="18"/>
           </w:rPr>
-          <w:t xml:space="preserve">[자세히 보기: 머니투데이]</w:t>
+          <w:t xml:space="preserve">[자세히 보기: 비즈니스코리아]</w:t>
         </w:r>
       </w:hyperlink>
     </w:p>
@@ -91,7 +91,7 @@
           <w:sz w:val="19"/>
           <w:szCs w:val="19"/>
         </w:rPr>
-        <w:t xml:space="preserve">최근 2주 가까이 큰 폭의 등락이 반복되고 있습니다. 보유 자산이 있으시다면 단기 변동에 일희일비하기보다 꾸준히 흐름을 지켜보시는 게 안전할 수 있습니다.</w:t>
+        <w:t xml:space="preserve">최근 거의 매일 큰 등락이 반복되고 있습니다. 반도체 관련 자산을 보유하고 계시다면 단기 변동에 너무 좌우되지 않도록 긴 흐름으로 보시는 게 안전할 수 있습니다.</w:t>
       </w:r>
     </w:p>
     <w:p>
@@ -108,19 +108,19 @@
           <w:b/>
           <w:bCs/>
         </w:rPr>
-        <w:t xml:space="preserve">오늘 한국은행 금융통화위원회 — 기준금리 3.00% 동결이 유력(시장 전망 93% 동결). </w:t>
-      </w:r>
-      <w:r>
-        <w:t xml:space="preserve">7월(2.75%)과 8월(3.00%) 두 차례 연속 인상한 효과를 점검하려는 차원으로, '매파적 동결'(금리는 그대로 두되 추가 인상 가능성을 시사하는 방식) 가능성이 거론됩니다. 9월 소비자물가는 전년 대비 2.9% 올라 한은의 물가 목표(2.0%)를 웃돌고 있어, 11월이나 내년 1분기 추가 인상 관측도 나옵니다.  </w:t>
-      </w:r>
-      <w:hyperlink w:history="1" r:id="rIdtpbbennj04gsi9usieavg">
+        <w:t xml:space="preserve">한국은행 금융통화위원회, 기준금리 연 3.00% 동결 — 위원 7명 전원 참석, 만장일치 결정. </w:t>
+      </w:r>
+      <w:r>
+        <w:t xml:space="preserve">7월·8월 두 차례 연속 인상 이후 5개월 만의 동결입니다. 원/달러 환율이 1,320원대까지 내려와 안정된 점도 동결을 뒷받침했습니다. 신현송 총재는 3분기 GDP와 10월 물가 동향 등을 더 확인해도 늦지 않다고 설명했습니다.  </w:t>
+      </w:r>
+      <w:hyperlink w:history="1" r:id="rId3saacvqwjgkjsubtubjap">
         <w:r>
           <w:rPr>
             <w:rStyle w:val="Hyperlink"/>
             <w:sz w:val="18"/>
             <w:szCs w:val="18"/>
           </w:rPr>
-          <w:t xml:space="preserve">[자세히 보기: 파이낸셜뉴스]</w:t>
+          <w:t xml:space="preserve">[자세히 보기: 이투데이]</w:t>
         </w:r>
       </w:hyperlink>
     </w:p>
@@ -149,7 +149,7 @@
           <w:sz w:val="19"/>
           <w:szCs w:val="19"/>
         </w:rPr>
-        <w:t xml:space="preserve">기준금리가 동결되면 당장 대출이자가 더 오르지는 않겠지만, 물가가 계속 목표치를 웃돌면 앞으로 금리가 더 오를 수 있다는 신호로 볼 수 있어 대출 계획이 있으시다면 참고할 만합니다.</w:t>
+        <w:t xml:space="preserve">기준금리가 동결돼 당장 대출이자가 더 오르지는 않지만, 추가 인상 가능성은 여전히 남아있어 대출 계획이 있으시다면 다음 금통위 일정을 참고해두시면 좋습니다.</w:t>
       </w:r>
     </w:p>
     <w:p>
@@ -178,19 +178,19 @@
           <w:b/>
           <w:bCs/>
         </w:rPr>
-        <w:t xml:space="preserve">오늘, 정무위원회 금융위원회·금융감독원 종합감사 — 레버리지 ETF(상장지수펀드) 도입 책임 공방 지속. </w:t>
-      </w:r>
-      <w:r>
-        <w:t xml:space="preserve">국민의힘이 신청한 ETF 관련 일반 증인 39명이 민주당 반대로 전원 불채택됐고, 김용범 전 청와대 정책실장도 증인 명단에서 제외됐습니다.  </w:t>
-      </w:r>
-      <w:hyperlink w:history="1" r:id="rId3e7kus8-7orinjixvctv7">
+        <w:t xml:space="preserve">오늘, 재정경제위원회 한미전략투자공사 종합감사 — 기획예산처·한국은행 등도 함께 감사. </w:t>
+      </w:r>
+      <w:r>
+        <w:t xml:space="preserve">지난 20일 첫 기관감사에서 다룬 대미 투자(텍사스 엔시날 가스복합발전 프로젝트 등)의 집행 체계 검증이 이어질 전망입니다.  </w:t>
+      </w:r>
+      <w:hyperlink w:history="1" r:id="rId4lz8upuvlzss2jgdai5cn">
         <w:r>
           <w:rPr>
             <w:rStyle w:val="Hyperlink"/>
             <w:sz w:val="18"/>
             <w:szCs w:val="18"/>
           </w:rPr>
-          <w:t xml:space="preserve">[자세히 보기: 뉴스토마토]</w:t>
+          <w:t xml:space="preserve">[자세히 보기: 데일리팜]</w:t>
         </w:r>
       </w:hyperlink>
     </w:p>
@@ -219,7 +219,7 @@
           <w:sz w:val="19"/>
           <w:szCs w:val="19"/>
         </w:rPr>
-        <w:t xml:space="preserve">해당 ETF 상품에 투자하고 계시다면, 국감에서 제기되는 제도적 문제점이나 투자자 보호 대책 논의를 참고해두시면 좋습니다.</w:t>
+        <w:t xml:space="preserve">대규모 국책 대미 투자의 투명한 집행 여부는 국가 재정과 연결된 사안이라, 큰 틀에서 관심 가질 만합니다.</w:t>
       </w:r>
     </w:p>
     <w:p>
@@ -236,19 +236,19 @@
           <w:b/>
           <w:bCs/>
         </w:rPr>
-        <w:t xml:space="preserve">국민의힘 "청와대 개입 의혹·개미 약탈 게이트" vs 민주당 "도입 불가피·음모론" — 여야 공방 팽팽. </w:t>
-      </w:r>
-      <w:r>
-        <w:t xml:space="preserve">단일종목 레버리지 ETF 도입 과정에 청와대가 개입했는지를 두고 책임 소재 공방이 이어지고 있습니다.  </w:t>
-      </w:r>
-      <w:hyperlink w:history="1" r:id="rIdnb5j9bdya9hpwar7asuzy">
+        <w:t xml:space="preserve">국정감사 종합상황실, 10월 6일부터 25일간 운영 — 법사위는 26일 법무부·감사원·공수처 종합감사로 마무리 수순. </w:t>
+      </w:r>
+      <w:r>
+        <w:t xml:space="preserve">국정감사는 10월 27일까지 이어지며, 각 상임위가 순차적으로 종합감사를 진행하고 있습니다.  </w:t>
+      </w:r>
+      <w:hyperlink w:history="1" r:id="rIdhmvo_-_2bc0a8ehltnqsd">
         <w:r>
           <w:rPr>
             <w:rStyle w:val="Hyperlink"/>
             <w:sz w:val="18"/>
             <w:szCs w:val="18"/>
           </w:rPr>
-          <w:t xml:space="preserve">[자세히 보기: 서플]</w:t>
+          <w:t xml:space="preserve">[자세히 보기: 데일리팜]</w:t>
         </w:r>
       </w:hyperlink>
     </w:p>
@@ -277,7 +277,7 @@
           <w:sz w:val="19"/>
           <w:szCs w:val="19"/>
         </w:rPr>
-        <w:t xml:space="preserve">일반 생활에 당장 체감되는 영향은 거의 없습니다. 금융상품 도입 과정의 투명성을 둘러싼 정치적 공방입니다.</w:t>
+        <w:t xml:space="preserve">일반 생활에 당장 체감되는 영향은 거의 없습니다. 국정감사 마무리 일정에 대한 참고 사항입니다.</w:t>
       </w:r>
     </w:p>
     <w:p>
@@ -296,14 +296,14 @@
       <w:pPr>
         <w:spacing w:after="80"/>
       </w:pPr>
-      <w:hyperlink w:history="1" r:id="rId9iruooncxgjfwvcjsbfct">
+      <w:hyperlink w:history="1" r:id="rIdna4dlio81cs5tk2mlixic">
         <w:r>
           <w:rPr>
             <w:rStyle w:val="Hyperlink"/>
             <w:sz w:val="18"/>
             <w:szCs w:val="18"/>
           </w:rPr>
-          <w:t xml:space="preserve">코스피 오늘 차익실현 하락 - 머니투데이 — https://www.mt.co.kr/stock/2026/10/22/2026102208541944712</w:t>
+          <w:t xml:space="preserve">코스피 5533.77 급락 마감 - 비즈니스코리아 — https://www.businesskorea.co.kr/news/articleView.html?idxno=279469</w:t>
         </w:r>
       </w:hyperlink>
     </w:p>
@@ -311,14 +311,14 @@
       <w:pPr>
         <w:spacing w:after="80"/>
       </w:pPr>
-      <w:hyperlink w:history="1" r:id="rIdvu98o1caaa5cizzoh0mmv">
+      <w:hyperlink w:history="1" r:id="rIdl3xvohy1h7tc07pzlnfob">
         <w:r>
           <w:rPr>
             <w:rStyle w:val="Hyperlink"/>
             <w:sz w:val="18"/>
             <w:szCs w:val="18"/>
           </w:rPr>
-          <w:t xml:space="preserve">한은 오늘 기준금리 동결 전망 - 파이낸셜뉴스 — https://www.fnnews.com/news/202610220601595795</w:t>
+          <w:t xml:space="preserve">한은 기준금리 3.00% 동결 - 이투데이 — https://www.etoday.co.kr/news/view/2638754</w:t>
         </w:r>
       </w:hyperlink>
     </w:p>
@@ -326,29 +326,14 @@
       <w:pPr>
         <w:spacing w:after="80"/>
       </w:pPr>
-      <w:hyperlink w:history="1" r:id="rIdtmjf_iyyig4ke1ujdmqea">
+      <w:hyperlink w:history="1" r:id="rIdenaxjnu5wv96zejyzz6ag">
         <w:r>
           <w:rPr>
             <w:rStyle w:val="Hyperlink"/>
             <w:sz w:val="18"/>
             <w:szCs w:val="18"/>
           </w:rPr>
-          <w:t xml:space="preserve">ETF 증인 전원 불채택 - 뉴스토마토 — https://newstomato.com/ReadNews.aspx?no=1315694</w:t>
-        </w:r>
-      </w:hyperlink>
-    </w:p>
-    <w:p>
-      <w:pPr>
-        <w:spacing w:after="80"/>
-      </w:pPr>
-      <w:hyperlink w:history="1" r:id="rIdlavmvq0hsvxzscoe5gmzs">
-        <w:r>
-          <w:rPr>
-            <w:rStyle w:val="Hyperlink"/>
-            <w:sz w:val="18"/>
-            <w:szCs w:val="18"/>
-          </w:rPr>
-          <w:t xml:space="preserve">레버리지 ETF 여야 공방 - 서플 — https://supple.kr/news/cmuzha9pi002ryoft4nldkvqz</w:t>
+          <w:t xml:space="preserve">국감 일정·종합감사 - 데일리팜 — https://dailypharm.com/user/news/1958</w:t>
         </w:r>
       </w:hyperlink>
     </w:p>

--- a/05-Routines/오늘의 뉴스 요약.docx
+++ b/05-Routines/오늘의 뉴스 요약.docx
@@ -21,7 +21,20 @@
           <w:sz w:val="22"/>
           <w:szCs w:val="22"/>
         </w:rPr>
-        <w:t xml:space="preserve">2026년 10월 23일 (금)</w:t>
+        <w:t xml:space="preserve">2026년 10월 24일 (토)</w:t>
+      </w:r>
+    </w:p>
+    <w:p>
+      <w:pPr>
+        <w:spacing w:after="200"/>
+      </w:pPr>
+      <w:r>
+        <w:rPr>
+          <w:i/>
+          <w:iCs/>
+          <w:color w:val="555555"/>
+        </w:rPr>
+        <w:t xml:space="preserve">주말입니다. 국내 증시와 국정감사는 26일(월)에 다시 시작됩니다.</w:t>
       </w:r>
     </w:p>
     <w:p>
@@ -33,7 +46,7 @@
         <w:spacing w:after="200" w:before="400"/>
       </w:pPr>
       <w:r>
-        <w:t xml:space="preserve">경제</w:t>
+        <w:t xml:space="preserve">경제 — 주간 리뷰 및 다음 주 전망</w:t>
       </w:r>
     </w:p>
     <w:p>
@@ -50,19 +63,19 @@
           <w:b/>
           <w:bCs/>
         </w:rPr>
-        <w:t xml:space="preserve">어제(22일) 코스피 3.52% 급락, 5,533.77 마감 — 반등 하루 만에 다시 얼어붙음. </w:t>
-      </w:r>
-      <w:r>
-        <w:t xml:space="preserve">대형 반도체주 중심으로 매물이 나오며 전날의 강한 반등세를 지켜내지 못했습니다. 개인이 1조364억원을 순매수했지만 외국인(3,991억원)·기관(6,834억원)이 매도하며 지수를 끌어내렸습니다.  </w:t>
-      </w:r>
-      <w:hyperlink w:history="1" r:id="rIdtdvmskoierbi_jbppcv2i">
+        <w:t xml:space="preserve">어제(23일) 코스피, 장중 4%대 급락 후 반등해 0.30% 오른 5,550.30 마감. </w:t>
+      </w:r>
+      <w:r>
+        <w:t xml:space="preserve">장중 한때 5,305.98까지 밀렸지만, SK하이닉스의 자회사 솔리다임 상장 검토 중단 소식이 호재로 작용하고 개인·기관이 매수에 나서며 극적으로 반등했습니다.  </w:t>
+      </w:r>
+      <w:hyperlink w:history="1" r:id="rId-kpwvc6gckly40-rvxn7c">
         <w:r>
           <w:rPr>
             <w:rStyle w:val="Hyperlink"/>
             <w:sz w:val="18"/>
             <w:szCs w:val="18"/>
           </w:rPr>
-          <w:t xml:space="preserve">[자세히 보기: 비즈니스코리아]</w:t>
+          <w:t xml:space="preserve">[자세히 보기: 글로벌이코노믹]</w:t>
         </w:r>
       </w:hyperlink>
     </w:p>
@@ -91,7 +104,7 @@
           <w:sz w:val="19"/>
           <w:szCs w:val="19"/>
         </w:rPr>
-        <w:t xml:space="preserve">최근 거의 매일 큰 등락이 반복되고 있습니다. 반도체 관련 자산을 보유하고 계시다면 단기 변동에 너무 좌우되지 않도록 긴 흐름으로 보시는 게 안전할 수 있습니다.</w:t>
+        <w:t xml:space="preserve">최근 몇 주간 하루 등락폭이 매우 컸던 만큼, 보유 자산이 있으시다면 당분간 긴 흐름으로 지켜보는 자세가 필요할 수 있습니다.</w:t>
       </w:r>
     </w:p>
     <w:p>
@@ -108,19 +121,19 @@
           <w:b/>
           <w:bCs/>
         </w:rPr>
-        <w:t xml:space="preserve">한국은행 금융통화위원회, 기준금리 연 3.00% 동결 — 위원 7명 전원 참석, 만장일치 결정. </w:t>
-      </w:r>
-      <w:r>
-        <w:t xml:space="preserve">7월·8월 두 차례 연속 인상 이후 5개월 만의 동결입니다. 원/달러 환율이 1,320원대까지 내려와 안정된 점도 동결을 뒷받침했습니다. 신현송 총재는 3분기 GDP와 10월 물가 동향 등을 더 확인해도 늦지 않다고 설명했습니다.  </w:t>
-      </w:r>
-      <w:hyperlink w:history="1" r:id="rId3saacvqwjgkjsubtubjap">
+        <w:t xml:space="preserve">다음 주는 기업 실적 발표가 시장의 핵심 변수로 꼽힙니다. </w:t>
+      </w:r>
+      <w:r>
+        <w:t xml:space="preserve">금리, 경기 지표, 빅테크 실적, 국제유가, 미국 중간선거 등이 함께 주목할 신호로 거론됩니다.  </w:t>
+      </w:r>
+      <w:hyperlink w:history="1" r:id="rIdu_mc146gvr-q6pdne-igq">
         <w:r>
           <w:rPr>
             <w:rStyle w:val="Hyperlink"/>
             <w:sz w:val="18"/>
             <w:szCs w:val="18"/>
           </w:rPr>
-          <w:t xml:space="preserve">[자세히 보기: 이투데이]</w:t>
+          <w:t xml:space="preserve">[자세히 보기: 다음금융]</w:t>
         </w:r>
       </w:hyperlink>
     </w:p>
@@ -149,7 +162,7 @@
           <w:sz w:val="19"/>
           <w:szCs w:val="19"/>
         </w:rPr>
-        <w:t xml:space="preserve">기준금리가 동결돼 당장 대출이자가 더 오르지는 않지만, 추가 인상 가능성은 여전히 남아있어 대출 계획이 있으시다면 다음 금통위 일정을 참고해두시면 좋습니다.</w:t>
+        <w:t xml:space="preserve">다음 주 발표되는 대형 기업들의 실적 결과에 따라 시장 분위기가 또 한 번 바뀔 수 있어, 가볍게 참고해두시면 좋습니다.</w:t>
       </w:r>
     </w:p>
     <w:p>
@@ -178,19 +191,19 @@
           <w:b/>
           <w:bCs/>
         </w:rPr>
-        <w:t xml:space="preserve">오늘, 재정경제위원회 한미전략투자공사 종합감사 — 기획예산처·한국은행 등도 함께 감사. </w:t>
-      </w:r>
-      <w:r>
-        <w:t xml:space="preserve">지난 20일 첫 기관감사에서 다룬 대미 투자(텍사스 엔시날 가스복합발전 프로젝트 등)의 집행 체계 검증이 이어질 전망입니다.  </w:t>
-      </w:r>
-      <w:hyperlink w:history="1" r:id="rId4lz8upuvlzss2jgdai5cn">
+        <w:t xml:space="preserve">다음 주 26일(월), 법사위·국방위·행안위·기후에너지환경노동위 종합감사. </w:t>
+      </w:r>
+      <w:r>
+        <w:t xml:space="preserve">법제사법위원회는 법무부·법제처·감사원 등을, 행정안전위원회는 행정안전부·중앙선거관리위원회 등을 대상으로 올해 국정감사를 마무리하는 종합감사를 진행합니다.  </w:t>
+      </w:r>
+      <w:hyperlink w:history="1" r:id="rIdirvlcshtiwxxrgyzyd9p2">
         <w:r>
           <w:rPr>
             <w:rStyle w:val="Hyperlink"/>
             <w:sz w:val="18"/>
             <w:szCs w:val="18"/>
           </w:rPr>
-          <w:t xml:space="preserve">[자세히 보기: 데일리팜]</w:t>
+          <w:t xml:space="preserve">[자세히 보기: 뉴스핌]</w:t>
         </w:r>
       </w:hyperlink>
     </w:p>
@@ -219,7 +232,7 @@
           <w:sz w:val="19"/>
           <w:szCs w:val="19"/>
         </w:rPr>
-        <w:t xml:space="preserve">대규모 국책 대미 투자의 투명한 집행 여부는 국가 재정과 연결된 사안이라, 큰 틀에서 관심 가질 만합니다.</w:t>
+        <w:t xml:space="preserve">일반 생활에 당장 체감되는 영향은 거의 없습니다. 국정감사 마무리 일정에 대한 참고 사항입니다.</w:t>
       </w:r>
     </w:p>
     <w:p>
@@ -236,19 +249,19 @@
           <w:b/>
           <w:bCs/>
         </w:rPr>
-        <w:t xml:space="preserve">국정감사 종합상황실, 10월 6일부터 25일간 운영 — 법사위는 26일 법무부·감사원·공수처 종합감사로 마무리 수순. </w:t>
-      </w:r>
-      <w:r>
-        <w:t xml:space="preserve">국정감사는 10월 27일까지 이어지며, 각 상임위가 순차적으로 종합감사를 진행하고 있습니다.  </w:t>
-      </w:r>
-      <w:hyperlink w:history="1" r:id="rIdhmvo_-_2bc0a8ehltnqsd">
+        <w:t xml:space="preserve">27일(화), 외통위·복지위·기후에너지환경노동위 종합감사로 국정감사 마무리. </w:t>
+      </w:r>
+      <w:r>
+        <w:t xml:space="preserve">보건복지위원회의 종합감사에서는 그동안 제기된 국민연금·건강보험 관련 쟁점들이 종합적으로 다뤄질 전망입니다.  </w:t>
+      </w:r>
+      <w:hyperlink w:history="1" r:id="rIdmwmrnybmeohykh4djhucx">
         <w:r>
           <w:rPr>
             <w:rStyle w:val="Hyperlink"/>
             <w:sz w:val="18"/>
             <w:szCs w:val="18"/>
           </w:rPr>
-          <w:t xml:space="preserve">[자세히 보기: 데일리팜]</w:t>
+          <w:t xml:space="preserve">[자세히 보기: 슬로우뉴스]</w:t>
         </w:r>
       </w:hyperlink>
     </w:p>
@@ -277,7 +290,7 @@
           <w:sz w:val="19"/>
           <w:szCs w:val="19"/>
         </w:rPr>
-        <w:t xml:space="preserve">일반 생활에 당장 체감되는 영향은 거의 없습니다. 국정감사 마무리 일정에 대한 참고 사항입니다.</w:t>
+        <w:t xml:space="preserve">국민연금·건강보험 관련 정책 방향이 이번 종합감사에서 어떻게 정리되는지는 노후 자금 계획과도 연결될 수 있어 지켜볼 만합니다.</w:t>
       </w:r>
     </w:p>
     <w:p>
@@ -296,14 +309,14 @@
       <w:pPr>
         <w:spacing w:after="80"/>
       </w:pPr>
-      <w:hyperlink w:history="1" r:id="rIdna4dlio81cs5tk2mlixic">
+      <w:hyperlink w:history="1" r:id="rIdphzpx3pmsbw0q0ss5p3yr">
         <w:r>
           <w:rPr>
             <w:rStyle w:val="Hyperlink"/>
             <w:sz w:val="18"/>
             <w:szCs w:val="18"/>
           </w:rPr>
-          <w:t xml:space="preserve">코스피 5533.77 급락 마감 - 비즈니스코리아 — https://www.businesskorea.co.kr/news/articleView.html?idxno=279469</w:t>
+          <w:t xml:space="preserve">코스피 장중 급락 후 반등 - 글로벌이코노믹 — https://www.g-enews.com/article/Securities/2026/10/202610231553295475923c501012_1</w:t>
         </w:r>
       </w:hyperlink>
     </w:p>
@@ -311,14 +324,14 @@
       <w:pPr>
         <w:spacing w:after="80"/>
       </w:pPr>
-      <w:hyperlink w:history="1" r:id="rIdl3xvohy1h7tc07pzlnfob">
+      <w:hyperlink w:history="1" r:id="rId75-skwgzr7hrctf2x8n_7">
         <w:r>
           <w:rPr>
             <w:rStyle w:val="Hyperlink"/>
             <w:sz w:val="18"/>
             <w:szCs w:val="18"/>
           </w:rPr>
-          <w:t xml:space="preserve">한은 기준금리 3.00% 동결 - 이투데이 — https://www.etoday.co.kr/news/view/2638754</w:t>
+          <w:t xml:space="preserve">다음 주 증시 변수 - 다음금융 — https://m.finance.daum.net/domestic</w:t>
         </w:r>
       </w:hyperlink>
     </w:p>
@@ -326,14 +339,29 @@
       <w:pPr>
         <w:spacing w:after="80"/>
       </w:pPr>
-      <w:hyperlink w:history="1" r:id="rIdenaxjnu5wv96zejyzz6ag">
+      <w:hyperlink w:history="1" r:id="rIdyzdwba9yitgjxydvpdduu">
         <w:r>
           <w:rPr>
             <w:rStyle w:val="Hyperlink"/>
             <w:sz w:val="18"/>
             <w:szCs w:val="18"/>
           </w:rPr>
-          <w:t xml:space="preserve">국감 일정·종합감사 - 데일리팜 — https://dailypharm.com/user/news/1958</w:t>
+          <w:t xml:space="preserve">2026국감 일정·종합상황실 - 뉴스핌 — https://www.newspim.com/news/view/20261002000833</w:t>
+        </w:r>
+      </w:hyperlink>
+    </w:p>
+    <w:p>
+      <w:pPr>
+        <w:spacing w:after="80"/>
+      </w:pPr>
+      <w:hyperlink w:history="1" r:id="rIdjy8fapmszukw1hsuudle1">
+        <w:r>
+          <w:rPr>
+            <w:rStyle w:val="Hyperlink"/>
+            <w:sz w:val="18"/>
+            <w:szCs w:val="18"/>
+          </w:rPr>
+          <w:t xml:space="preserve">2026 국정감사 일정 - 슬로우뉴스 — https://slownews.kr/166956</w:t>
         </w:r>
       </w:hyperlink>
     </w:p>

--- a/05-Routines/오늘의 뉴스 요약.docx
+++ b/05-Routines/오늘의 뉴스 요약.docx
@@ -21,7 +21,7 @@
           <w:sz w:val="22"/>
           <w:szCs w:val="22"/>
         </w:rPr>
-        <w:t xml:space="preserve">2026년 10월 24일 (토)</w:t>
+        <w:t xml:space="preserve">2026년 10월 25일 (일)</w:t>
       </w:r>
     </w:p>
     <w:p>
@@ -63,12 +63,12 @@
           <w:b/>
           <w:bCs/>
         </w:rPr>
-        <w:t xml:space="preserve">어제(23일) 코스피, 장중 4%대 급락 후 반등해 0.30% 오른 5,550.30 마감. </w:t>
-      </w:r>
-      <w:r>
-        <w:t xml:space="preserve">장중 한때 5,305.98까지 밀렸지만, SK하이닉스의 자회사 솔리다임 상장 검토 중단 소식이 호재로 작용하고 개인·기관이 매수에 나서며 극적으로 반등했습니다.  </w:t>
-      </w:r>
-      <w:hyperlink w:history="1" r:id="rId-kpwvc6gckly40-rvxn7c">
+        <w:t xml:space="preserve">지난주 코스피, 하루 수 % 등락의 '롤러코스터' 장세 끝에 금요일(23일) 5,550.30 마감(+0.30%). </w:t>
+      </w:r>
+      <w:r>
+        <w:t xml:space="preserve">주 초반 '검은 화요일' 급락(3.73%)과 다음 날 급등(3.29%)을 겪은 뒤, 목요일 장중 한때 5,305.98까지 밀렸다가 SK하이닉스 자회사 솔리다임 상장 검토 중단 소식에 극적으로 반등하는 등 한 주 내내 변동성이 매우 컸습니다.  </w:t>
+      </w:r>
+      <w:hyperlink w:history="1" r:id="rIdbdqts5cp8f65mt_c7asnh">
         <w:r>
           <w:rPr>
             <w:rStyle w:val="Hyperlink"/>
@@ -104,7 +104,7 @@
           <w:sz w:val="19"/>
           <w:szCs w:val="19"/>
         </w:rPr>
-        <w:t xml:space="preserve">최근 몇 주간 하루 등락폭이 매우 컸던 만큼, 보유 자산이 있으시다면 당분간 긴 흐름으로 지켜보는 자세가 필요할 수 있습니다.</w:t>
+        <w:t xml:space="preserve">최근 몇 주간 하루 등락폭이 유난히 컸던 만큼, 반도체 관련 자산을 보유하고 계시다면 단기 변동보다 긴 흐름으로 지켜보는 자세가 필요할 수 있습니다.</w:t>
       </w:r>
     </w:p>
     <w:p>
@@ -121,19 +121,19 @@
           <w:b/>
           <w:bCs/>
         </w:rPr>
-        <w:t xml:space="preserve">다음 주는 기업 실적 발표가 시장의 핵심 변수로 꼽힙니다. </w:t>
-      </w:r>
-      <w:r>
-        <w:t xml:space="preserve">금리, 경기 지표, 빅테크 실적, 국제유가, 미국 중간선거 등이 함께 주목할 신호로 거론됩니다.  </w:t>
-      </w:r>
-      <w:hyperlink w:history="1" r:id="rIdu_mc146gvr-q6pdne-igq">
+        <w:t xml:space="preserve">이번 주(27~31일) 미국 빅테크 실적 발표가 시장의 핵심 변수 — 마이크로소프트·알파벳 28일, 아마존 29일(미국 현지 기준) 발표 예정. </w:t>
+      </w:r>
+      <w:r>
+        <w:t xml:space="preserve">AI 투자 수익성에 대한 시장의 의구심이 이어지는 가운데, 이들 기업의 실적과 AI 투자 관련 설명이 국내 반도체·AI 관련주 투심에도 영향을 줄 수 있다는 전망이 나옵니다. 다만 정확한 발표 일시는 각 기업 IR 공지로 다시 확인하는 것이 안전합니다.  </w:t>
+      </w:r>
+      <w:hyperlink w:history="1" r:id="rIdrgqhvzyckoiyqgubdqa2_">
         <w:r>
           <w:rPr>
             <w:rStyle w:val="Hyperlink"/>
             <w:sz w:val="18"/>
             <w:szCs w:val="18"/>
           </w:rPr>
-          <w:t xml:space="preserve">[자세히 보기: 다음금융]</w:t>
+          <w:t xml:space="preserve">[자세히 보기: 루리웹 주식게시판]</w:t>
         </w:r>
       </w:hyperlink>
     </w:p>
@@ -162,7 +162,7 @@
           <w:sz w:val="19"/>
           <w:szCs w:val="19"/>
         </w:rPr>
-        <w:t xml:space="preserve">다음 주 발표되는 대형 기업들의 실적 결과에 따라 시장 분위기가 또 한 번 바뀔 수 있어, 가볍게 참고해두시면 좋습니다.</w:t>
+        <w:t xml:space="preserve">이번 주 발표되는 미국 대형 기업들의 실적에 따라 국내 증시 분위기가 또 한 번 출렁일 수 있어, 보유 자산이 있으시다면 가볍게 참고해두시면 좋습니다.</w:t>
       </w:r>
     </w:p>
     <w:p>
@@ -174,7 +174,7 @@
         <w:spacing w:after="200" w:before="400"/>
       </w:pPr>
       <w:r>
-        <w:t xml:space="preserve">정치</w:t>
+        <w:t xml:space="preserve">정치 — 다음 주 전망</w:t>
       </w:r>
     </w:p>
     <w:p>
@@ -191,12 +191,12 @@
           <w:b/>
           <w:bCs/>
         </w:rPr>
-        <w:t xml:space="preserve">다음 주 26일(월), 법사위·국방위·행안위·기후에너지환경노동위 종합감사. </w:t>
-      </w:r>
-      <w:r>
-        <w:t xml:space="preserve">법제사법위원회는 법무부·법제처·감사원 등을, 행정안전위원회는 행정안전부·중앙선거관리위원회 등을 대상으로 올해 국정감사를 마무리하는 종합감사를 진행합니다.  </w:t>
-      </w:r>
-      <w:hyperlink w:history="1" r:id="rIdirvlcshtiwxxrgyzyd9p2">
+        <w:t xml:space="preserve">26일(월), 법사위·국방위·행안위·기후에너지환경노동위 종합감사로 국정감사 마무리 수순. </w:t>
+      </w:r>
+      <w:r>
+        <w:t xml:space="preserve">법제사법위원회는 법무부·법제처·감사원·공수처 등을 대상으로 올해 국정감사를 마무리하는 종합감사를 진행합니다. 국방위는 사관학교 통합 문제(소요 예산 등 실효성 공방)와 전작권 전환, 군공항 이전 문제를 놓고 여야 공방이 이어질 전망입니다.  </w:t>
+      </w:r>
+      <w:hyperlink w:history="1" r:id="rIdkyleai4za9cfbt6lci2fz">
         <w:r>
           <w:rPr>
             <w:rStyle w:val="Hyperlink"/>
@@ -249,12 +249,12 @@
           <w:b/>
           <w:bCs/>
         </w:rPr>
-        <w:t xml:space="preserve">27일(화), 외통위·복지위·기후에너지환경노동위 종합감사로 국정감사 마무리. </w:t>
-      </w:r>
-      <w:r>
-        <w:t xml:space="preserve">보건복지위원회의 종합감사에서는 그동안 제기된 국민연금·건강보험 관련 쟁점들이 종합적으로 다뤄질 전망입니다.  </w:t>
-      </w:r>
-      <w:hyperlink w:history="1" r:id="rIdmwmrnybmeohykh4djhucx">
+        <w:t xml:space="preserve">27일(화), 외통위·복지위·기후에너지환경노동위 종합감사를 끝으로 2026년 국정감사 전체 일정 종료. </w:t>
+      </w:r>
+      <w:r>
+        <w:t xml:space="preserve">보건복지위원회 종합감사에서는 그동안 제기된 국민연금·건강보험 관련 쟁점들이 종합적으로 다뤄질 전망이며, 법사위에서는 명태균·김영선 관련 수사·재판 진행 상황에 대한 질의도 예상됩니다.  </w:t>
+      </w:r>
+      <w:hyperlink w:history="1" r:id="rIdmxpqamhymilqijiozdjgs">
         <w:r>
           <w:rPr>
             <w:rStyle w:val="Hyperlink"/>
@@ -309,14 +309,14 @@
       <w:pPr>
         <w:spacing w:after="80"/>
       </w:pPr>
-      <w:hyperlink w:history="1" r:id="rIdphzpx3pmsbw0q0ss5p3yr">
+      <w:hyperlink w:history="1" r:id="rIdw_msagry58-rpv8i6jrfp">
         <w:r>
           <w:rPr>
             <w:rStyle w:val="Hyperlink"/>
             <w:sz w:val="18"/>
             <w:szCs w:val="18"/>
           </w:rPr>
-          <w:t xml:space="preserve">코스피 장중 급락 후 반등 - 글로벌이코노믹 — https://www.g-enews.com/article/Securities/2026/10/202610231553295475923c501012_1</w:t>
+          <w:t xml:space="preserve">코스피 급락 후 반등, 주간 마감 - 글로벌이코노믹 — https://www.g-enews.com/article/Securities/2026/10/202610231553295475923c501012_1</w:t>
         </w:r>
       </w:hyperlink>
     </w:p>
@@ -324,14 +324,14 @@
       <w:pPr>
         <w:spacing w:after="80"/>
       </w:pPr>
-      <w:hyperlink w:history="1" r:id="rId75-skwgzr7hrctf2x8n_7">
+      <w:hyperlink w:history="1" r:id="rId2klxobbineyldzmeefl1m">
         <w:r>
           <w:rPr>
             <w:rStyle w:val="Hyperlink"/>
             <w:sz w:val="18"/>
             <w:szCs w:val="18"/>
           </w:rPr>
-          <w:t xml:space="preserve">다음 주 증시 변수 - 다음금융 — https://m.finance.daum.net/domestic</w:t>
+          <w:t xml:space="preserve">이번 주 미국 빅테크 실적 일정 - 루리웹 — https://bbs.ruliweb.com/community/board/300579/read/43555</w:t>
         </w:r>
       </w:hyperlink>
     </w:p>
@@ -339,7 +339,7 @@
       <w:pPr>
         <w:spacing w:after="80"/>
       </w:pPr>
-      <w:hyperlink w:history="1" r:id="rIdyzdwba9yitgjxydvpdduu">
+      <w:hyperlink w:history="1" r:id="rIdlc_tco-xfsxvevc1icr-j">
         <w:r>
           <w:rPr>
             <w:rStyle w:val="Hyperlink"/>
@@ -354,7 +354,7 @@
       <w:pPr>
         <w:spacing w:after="80"/>
       </w:pPr>
-      <w:hyperlink w:history="1" r:id="rIdjy8fapmszukw1hsuudle1">
+      <w:hyperlink w:history="1" r:id="rIdwnqpdb0es8wvvs4nrtzep">
         <w:r>
           <w:rPr>
             <w:rStyle w:val="Hyperlink"/>

--- a/05-Routines/오늘의 뉴스 요약.docx
+++ b/05-Routines/오늘의 뉴스 요약.docx
@@ -21,20 +21,7 @@
           <w:sz w:val="22"/>
           <w:szCs w:val="22"/>
         </w:rPr>
-        <w:t xml:space="preserve">2026년 10월 25일 (일)</w:t>
-      </w:r>
-    </w:p>
-    <w:p>
-      <w:pPr>
-        <w:spacing w:after="200"/>
-      </w:pPr>
-      <w:r>
-        <w:rPr>
-          <w:i/>
-          <w:iCs/>
-          <w:color w:val="555555"/>
-        </w:rPr>
-        <w:t xml:space="preserve">주말입니다. 국내 증시와 국정감사는 26일(월)에 다시 시작됩니다.</w:t>
+        <w:t xml:space="preserve">2026년 10월 26일 (월)</w:t>
       </w:r>
     </w:p>
     <w:p>
@@ -46,7 +33,7 @@
         <w:spacing w:after="200" w:before="400"/>
       </w:pPr>
       <w:r>
-        <w:t xml:space="preserve">경제 — 주간 리뷰 및 다음 주 전망</w:t>
+        <w:t xml:space="preserve">경제</w:t>
       </w:r>
     </w:p>
     <w:p>
@@ -63,70 +50,12 @@
           <w:b/>
           <w:bCs/>
         </w:rPr>
-        <w:t xml:space="preserve">지난주 코스피, 하루 수 % 등락의 '롤러코스터' 장세 끝에 금요일(23일) 5,550.30 마감(+0.30%). </w:t>
-      </w:r>
-      <w:r>
-        <w:t xml:space="preserve">주 초반 '검은 화요일' 급락(3.73%)과 다음 날 급등(3.29%)을 겪은 뒤, 목요일 장중 한때 5,305.98까지 밀렸다가 SK하이닉스 자회사 솔리다임 상장 검토 중단 소식에 극적으로 반등하는 등 한 주 내내 변동성이 매우 컸습니다.  </w:t>
-      </w:r>
-      <w:hyperlink w:history="1" r:id="rIdbdqts5cp8f65mt_c7asnh">
-        <w:r>
-          <w:rPr>
-            <w:rStyle w:val="Hyperlink"/>
-            <w:sz w:val="18"/>
-            <w:szCs w:val="18"/>
-          </w:rPr>
-          <w:t xml:space="preserve">[자세히 보기: 글로벌이코노믹]</w:t>
-        </w:r>
-      </w:hyperlink>
-    </w:p>
-    <w:p>
-      <w:pPr>
-        <w:spacing w:after="160"/>
-        <w:ind w:left="480"/>
-      </w:pPr>
-      <w:r>
-        <w:rPr>
-          <w:b/>
-          <w:bCs/>
-          <w:i/>
-          <w:iCs/>
-          <w:color w:val="2E7D32"/>
-          <w:sz w:val="19"/>
-          <w:szCs w:val="19"/>
-        </w:rPr>
-        <w:t xml:space="preserve">💡 이게 나랑 무슨 상관이야? </w:t>
-      </w:r>
-      <w:r>
-        <w:rPr>
-          <w:i/>
-          <w:iCs/>
-          <w:color w:val="2E7D32"/>
-          <w:sz w:val="19"/>
-          <w:szCs w:val="19"/>
-        </w:rPr>
-        <w:t xml:space="preserve">최근 몇 주간 하루 등락폭이 유난히 컸던 만큼, 반도체 관련 자산을 보유하고 계시다면 단기 변동보다 긴 흐름으로 지켜보는 자세가 필요할 수 있습니다.</w:t>
-      </w:r>
-    </w:p>
-    <w:p>
-      <w:pPr>
-        <w:pStyle w:val="ListParagraph"/>
-        <w:numPr>
-          <w:ilvl w:val="0"/>
-          <w:numId w:val="2"/>
-        </w:numPr>
-        <w:spacing w:after="40"/>
-      </w:pPr>
-      <w:r>
-        <w:rPr>
-          <w:b/>
-          <w:bCs/>
-        </w:rPr>
-        <w:t xml:space="preserve">이번 주(27~31일) 미국 빅테크 실적 발표가 시장의 핵심 변수 — 마이크로소프트·알파벳 28일, 아마존 29일(미국 현지 기준) 발표 예정. </w:t>
-      </w:r>
-      <w:r>
-        <w:t xml:space="preserve">AI 투자 수익성에 대한 시장의 의구심이 이어지는 가운데, 이들 기업의 실적과 AI 투자 관련 설명이 국내 반도체·AI 관련주 투심에도 영향을 줄 수 있다는 전망이 나옵니다. 다만 정확한 발표 일시는 각 기업 IR 공지로 다시 확인하는 것이 안전합니다.  </w:t>
-      </w:r>
-      <w:hyperlink w:history="1" r:id="rIdrgqhvzyckoiyqgubdqa2_">
+        <w:t xml:space="preserve">지난주 금요일(23일) 코스피 0.30% 오른 5,550.30으로 한 주를 마감 — 이번 주는 미국 빅테크 실적 발표 주간. </w:t>
+      </w:r>
+      <w:r>
+        <w:t xml:space="preserve">'검은 화요일' 급락과 급등을 오간 지난주 변동성 장세 이후, 이번 주(27~31일)에는 마이크로소프트·알파벳(28일), 아마존(29일, 미국 현지 기준)의 실적 발표가 예정돼 있어 AI 투자 관련 투심이 다시 시험대에 오를 전망입니다. 정확한 발표 일시는 각사 IR 공지로 다시 확인이 필요합니다.  </w:t>
+      </w:r>
+      <w:hyperlink w:history="1" r:id="rIdrt23cqpeuolju9wf16-89">
         <w:r>
           <w:rPr>
             <w:rStyle w:val="Hyperlink"/>
@@ -162,19 +91,7 @@
           <w:sz w:val="19"/>
           <w:szCs w:val="19"/>
         </w:rPr>
-        <w:t xml:space="preserve">이번 주 발표되는 미국 대형 기업들의 실적에 따라 국내 증시 분위기가 또 한 번 출렁일 수 있어, 보유 자산이 있으시다면 가볍게 참고해두시면 좋습니다.</w:t>
-      </w:r>
-    </w:p>
-    <w:p>
-      <w:pPr>
-        <w:pStyle w:val="Heading1"/>
-        <w:pBdr>
-          <w:bottom w:val="single" w:color="999999" w:sz="6" w:space="4"/>
-        </w:pBdr>
-        <w:spacing w:after="200" w:before="400"/>
-      </w:pPr>
-      <w:r>
-        <w:t xml:space="preserve">정치 — 다음 주 전망</w:t>
+        <w:t xml:space="preserve">이번 주 발표되는 미국 대형 기업들의 AI 투자 관련 실적 결과에 따라 국내 반도체·AI 관련주 중심으로 분위기가 또 한 번 출렁일 수 있어, 보유 자산이 있으시다면 가볍게 참고해두시면 좋습니다.</w:t>
       </w:r>
     </w:p>
     <w:p>
@@ -191,12 +108,130 @@
           <w:b/>
           <w:bCs/>
         </w:rPr>
-        <w:t xml:space="preserve">26일(월), 법사위·국방위·행안위·기후에너지환경노동위 종합감사로 국정감사 마무리 수순. </w:t>
-      </w:r>
-      <w:r>
-        <w:t xml:space="preserve">법제사법위원회는 법무부·법제처·감사원·공수처 등을 대상으로 올해 국정감사를 마무리하는 종합감사를 진행합니다. 국방위는 사관학교 통합 문제(소요 예산 등 실효성 공방)와 전작권 전환, 군공항 이전 문제를 놓고 여야 공방이 이어질 전망입니다.  </w:t>
-      </w:r>
-      <w:hyperlink w:history="1" r:id="rIdkyleai4za9cfbt6lci2fz">
+        <w:t xml:space="preserve">최근 몇 주간 하루 등락폭이 3~4%대에 이르는 변동성 장세가 반복됨. </w:t>
+      </w:r>
+      <w:r>
+        <w:t xml:space="preserve">반도체 대장주를 중심으로 급락과 급등이 번갈아 나타나는 패턴이 10월 내내 이어졌습니다.  </w:t>
+      </w:r>
+    </w:p>
+    <w:p>
+      <w:pPr>
+        <w:spacing w:after="160"/>
+        <w:ind w:left="480"/>
+      </w:pPr>
+      <w:r>
+        <w:rPr>
+          <w:b/>
+          <w:bCs/>
+          <w:i/>
+          <w:iCs/>
+          <w:color w:val="2E7D32"/>
+          <w:sz w:val="19"/>
+          <w:szCs w:val="19"/>
+        </w:rPr>
+        <w:t xml:space="preserve">💡 이게 나랑 무슨 상관이야? </w:t>
+      </w:r>
+      <w:r>
+        <w:rPr>
+          <w:i/>
+          <w:iCs/>
+          <w:color w:val="2E7D32"/>
+          <w:sz w:val="19"/>
+          <w:szCs w:val="19"/>
+        </w:rPr>
+        <w:t xml:space="preserve">하루 등락에 일희일비하기보다는, 보유하신 종목이 속한 업종의 흐름을 며칠 단위로 지켜보시는 게 안전할 수 있습니다.</w:t>
+      </w:r>
+    </w:p>
+    <w:p>
+      <w:pPr>
+        <w:pStyle w:val="Heading1"/>
+        <w:pBdr>
+          <w:bottom w:val="single" w:color="999999" w:sz="6" w:space="4"/>
+        </w:pBdr>
+        <w:spacing w:after="200" w:before="400"/>
+      </w:pPr>
+      <w:r>
+        <w:t xml:space="preserve">정치</w:t>
+      </w:r>
+    </w:p>
+    <w:p>
+      <w:pPr>
+        <w:pStyle w:val="ListParagraph"/>
+        <w:numPr>
+          <w:ilvl w:val="0"/>
+          <w:numId w:val="2"/>
+        </w:numPr>
+        <w:spacing w:after="40"/>
+      </w:pPr>
+      <w:r>
+        <w:rPr>
+          <w:b/>
+          <w:bCs/>
+        </w:rPr>
+        <w:t xml:space="preserve">오늘(26일), 법제사법위원회 법무부·감사원·공수처 종합감사 — 이재명 대통령 관련 사건의 '공소취소' 문제를 둘러싼 여야 공방이 예상됨. </w:t>
+      </w:r>
+      <w:r>
+        <w:t xml:space="preserve">이 대통령은 특검법상 기존 기소 사건의 공소취소 조항 삭제를 국회에 요청했지만, 국민의힘은 '공소취소 저지특위'를 구성해 대장동·백현동 등 1심 중지 사건 3건의 공소취소 가능성을 계속 견제하고 있습니다.  </w:t>
+      </w:r>
+      <w:hyperlink w:history="1" r:id="rId67xalwabnojox70jzevzx">
+        <w:r>
+          <w:rPr>
+            <w:rStyle w:val="Hyperlink"/>
+            <w:sz w:val="18"/>
+            <w:szCs w:val="18"/>
+          </w:rPr>
+          <w:t xml:space="preserve">[자세히 보기: 문화일보]</w:t>
+        </w:r>
+      </w:hyperlink>
+    </w:p>
+    <w:p>
+      <w:pPr>
+        <w:spacing w:after="160"/>
+        <w:ind w:left="480"/>
+      </w:pPr>
+      <w:r>
+        <w:rPr>
+          <w:b/>
+          <w:bCs/>
+          <w:i/>
+          <w:iCs/>
+          <w:color w:val="2E7D32"/>
+          <w:sz w:val="19"/>
+          <w:szCs w:val="19"/>
+        </w:rPr>
+        <w:t xml:space="preserve">💡 이게 나랑 무슨 상관이야? </w:t>
+      </w:r>
+      <w:r>
+        <w:rPr>
+          <w:i/>
+          <w:iCs/>
+          <w:color w:val="2E7D32"/>
+          <w:sz w:val="19"/>
+          <w:szCs w:val="19"/>
+        </w:rPr>
+        <w:t xml:space="preserve">일반 생활에 당장 체감되는 영향은 거의 없습니다. 다만 사법 절차의 공정성과 관련된 정치적 쟁점이라 관심 가질 만합니다.</w:t>
+      </w:r>
+    </w:p>
+    <w:p>
+      <w:pPr>
+        <w:pStyle w:val="ListParagraph"/>
+        <w:numPr>
+          <w:ilvl w:val="0"/>
+          <w:numId w:val="2"/>
+        </w:numPr>
+        <w:spacing w:after="40"/>
+      </w:pPr>
+      <w:r>
+        <w:rPr>
+          <w:b/>
+          <w:bCs/>
+        </w:rPr>
+        <w:t xml:space="preserve">국방위도 오늘 종합감사 — 사관학교 통합 예산과 전작권 전환 등 기존 쟁점이 이어질 전망. 27일에는 대부분 상임위가 종합감사를 끝으로 올해 국정감사를 마무리. </w:t>
+      </w:r>
+      <w:r>
+        <w:t xml:space="preserve">국방위에서는 3조원 규모로 추산되는 사관학교 통합 비용의 실효성과, 군공항 이전 문제를 놓고 여야 공방이 계속될 것으로 보입니다.  </w:t>
+      </w:r>
+      <w:hyperlink w:history="1" r:id="rIdce59zmjgpih3iyvt7jqnq">
         <w:r>
           <w:rPr>
             <w:rStyle w:val="Hyperlink"/>
@@ -237,64 +272,6 @@
     </w:p>
     <w:p>
       <w:pPr>
-        <w:pStyle w:val="ListParagraph"/>
-        <w:numPr>
-          <w:ilvl w:val="0"/>
-          <w:numId w:val="2"/>
-        </w:numPr>
-        <w:spacing w:after="40"/>
-      </w:pPr>
-      <w:r>
-        <w:rPr>
-          <w:b/>
-          <w:bCs/>
-        </w:rPr>
-        <w:t xml:space="preserve">27일(화), 외통위·복지위·기후에너지환경노동위 종합감사를 끝으로 2026년 국정감사 전체 일정 종료. </w:t>
-      </w:r>
-      <w:r>
-        <w:t xml:space="preserve">보건복지위원회 종합감사에서는 그동안 제기된 국민연금·건강보험 관련 쟁점들이 종합적으로 다뤄질 전망이며, 법사위에서는 명태균·김영선 관련 수사·재판 진행 상황에 대한 질의도 예상됩니다.  </w:t>
-      </w:r>
-      <w:hyperlink w:history="1" r:id="rIdmxpqamhymilqijiozdjgs">
-        <w:r>
-          <w:rPr>
-            <w:rStyle w:val="Hyperlink"/>
-            <w:sz w:val="18"/>
-            <w:szCs w:val="18"/>
-          </w:rPr>
-          <w:t xml:space="preserve">[자세히 보기: 슬로우뉴스]</w:t>
-        </w:r>
-      </w:hyperlink>
-    </w:p>
-    <w:p>
-      <w:pPr>
-        <w:spacing w:after="160"/>
-        <w:ind w:left="480"/>
-      </w:pPr>
-      <w:r>
-        <w:rPr>
-          <w:b/>
-          <w:bCs/>
-          <w:i/>
-          <w:iCs/>
-          <w:color w:val="2E7D32"/>
-          <w:sz w:val="19"/>
-          <w:szCs w:val="19"/>
-        </w:rPr>
-        <w:t xml:space="preserve">💡 이게 나랑 무슨 상관이야? </w:t>
-      </w:r>
-      <w:r>
-        <w:rPr>
-          <w:i/>
-          <w:iCs/>
-          <w:color w:val="2E7D32"/>
-          <w:sz w:val="19"/>
-          <w:szCs w:val="19"/>
-        </w:rPr>
-        <w:t xml:space="preserve">국민연금·건강보험 관련 정책 방향이 이번 종합감사에서 어떻게 정리되는지는 노후 자금 계획과도 연결될 수 있어 지켜볼 만합니다.</w:t>
-      </w:r>
-    </w:p>
-    <w:p>
-      <w:pPr>
         <w:pStyle w:val="Heading1"/>
         <w:pBdr>
           <w:bottom w:val="single" w:color="999999" w:sz="6" w:space="4"/>
@@ -309,22 +286,7 @@
       <w:pPr>
         <w:spacing w:after="80"/>
       </w:pPr>
-      <w:hyperlink w:history="1" r:id="rIdw_msagry58-rpv8i6jrfp">
-        <w:r>
-          <w:rPr>
-            <w:rStyle w:val="Hyperlink"/>
-            <w:sz w:val="18"/>
-            <w:szCs w:val="18"/>
-          </w:rPr>
-          <w:t xml:space="preserve">코스피 급락 후 반등, 주간 마감 - 글로벌이코노믹 — https://www.g-enews.com/article/Securities/2026/10/202610231553295475923c501012_1</w:t>
-        </w:r>
-      </w:hyperlink>
-    </w:p>
-    <w:p>
-      <w:pPr>
-        <w:spacing w:after="80"/>
-      </w:pPr>
-      <w:hyperlink w:history="1" r:id="rId2klxobbineyldzmeefl1m">
+      <w:hyperlink w:history="1" r:id="rIdutp93sfm_mu5o0fqfx4fv">
         <w:r>
           <w:rPr>
             <w:rStyle w:val="Hyperlink"/>
@@ -339,7 +301,22 @@
       <w:pPr>
         <w:spacing w:after="80"/>
       </w:pPr>
-      <w:hyperlink w:history="1" r:id="rIdlc_tco-xfsxvevc1icr-j">
+      <w:hyperlink w:history="1" r:id="rIdi7svys3af3eww06_juuqg">
+        <w:r>
+          <w:rPr>
+            <w:rStyle w:val="Hyperlink"/>
+            <w:sz w:val="18"/>
+            <w:szCs w:val="18"/>
+          </w:rPr>
+          <w:t xml:space="preserve">국힘 공소취소 저지특위 구성 - 문화일보 — https://www.munhwa.com/article/11589971</w:t>
+        </w:r>
+      </w:hyperlink>
+    </w:p>
+    <w:p>
+      <w:pPr>
+        <w:spacing w:after="80"/>
+      </w:pPr>
+      <w:hyperlink w:history="1" r:id="rIdy0wsn8re89xl2hxx13swf">
         <w:r>
           <w:rPr>
             <w:rStyle w:val="Hyperlink"/>
@@ -347,21 +324,6 @@
             <w:szCs w:val="18"/>
           </w:rPr>
           <w:t xml:space="preserve">2026국감 일정·종합상황실 - 뉴스핌 — https://www.newspim.com/news/view/20261002000833</w:t>
-        </w:r>
-      </w:hyperlink>
-    </w:p>
-    <w:p>
-      <w:pPr>
-        <w:spacing w:after="80"/>
-      </w:pPr>
-      <w:hyperlink w:history="1" r:id="rIdwnqpdb0es8wvvs4nrtzep">
-        <w:r>
-          <w:rPr>
-            <w:rStyle w:val="Hyperlink"/>
-            <w:sz w:val="18"/>
-            <w:szCs w:val="18"/>
-          </w:rPr>
-          <w:t xml:space="preserve">2026 국정감사 일정 - 슬로우뉴스 — https://slownews.kr/166956</w:t>
         </w:r>
       </w:hyperlink>
     </w:p>

--- a/05-Routines/오늘의 뉴스 요약.docx
+++ b/05-Routines/오늘의 뉴스 요약.docx
@@ -21,7 +21,7 @@
           <w:sz w:val="22"/>
           <w:szCs w:val="22"/>
         </w:rPr>
-        <w:t xml:space="preserve">2026년 10월 26일 (월)</w:t>
+        <w:t xml:space="preserve">2026년 10월 27일 (화)</w:t>
       </w:r>
     </w:p>
     <w:p>
@@ -50,188 +50,12 @@
           <w:b/>
           <w:bCs/>
         </w:rPr>
-        <w:t xml:space="preserve">지난주 금요일(23일) 코스피 0.30% 오른 5,550.30으로 한 주를 마감 — 이번 주는 미국 빅테크 실적 발표 주간. </w:t>
-      </w:r>
-      <w:r>
-        <w:t xml:space="preserve">'검은 화요일' 급락과 급등을 오간 지난주 변동성 장세 이후, 이번 주(27~31일)에는 마이크로소프트·알파벳(28일), 아마존(29일, 미국 현지 기준)의 실적 발표가 예정돼 있어 AI 투자 관련 투심이 다시 시험대에 오를 전망입니다. 정확한 발표 일시는 각사 IR 공지로 다시 확인이 필요합니다.  </w:t>
-      </w:r>
-      <w:hyperlink w:history="1" r:id="rIdrt23cqpeuolju9wf16-89">
-        <w:r>
-          <w:rPr>
-            <w:rStyle w:val="Hyperlink"/>
-            <w:sz w:val="18"/>
-            <w:szCs w:val="18"/>
-          </w:rPr>
-          <w:t xml:space="preserve">[자세히 보기: 루리웹 주식게시판]</w:t>
-        </w:r>
-      </w:hyperlink>
-    </w:p>
-    <w:p>
-      <w:pPr>
-        <w:spacing w:after="160"/>
-        <w:ind w:left="480"/>
-      </w:pPr>
-      <w:r>
-        <w:rPr>
-          <w:b/>
-          <w:bCs/>
-          <w:i/>
-          <w:iCs/>
-          <w:color w:val="2E7D32"/>
-          <w:sz w:val="19"/>
-          <w:szCs w:val="19"/>
-        </w:rPr>
-        <w:t xml:space="preserve">💡 이게 나랑 무슨 상관이야? </w:t>
-      </w:r>
-      <w:r>
-        <w:rPr>
-          <w:i/>
-          <w:iCs/>
-          <w:color w:val="2E7D32"/>
-          <w:sz w:val="19"/>
-          <w:szCs w:val="19"/>
-        </w:rPr>
-        <w:t xml:space="preserve">이번 주 발표되는 미국 대형 기업들의 AI 투자 관련 실적 결과에 따라 국내 반도체·AI 관련주 중심으로 분위기가 또 한 번 출렁일 수 있어, 보유 자산이 있으시다면 가볍게 참고해두시면 좋습니다.</w:t>
-      </w:r>
-    </w:p>
-    <w:p>
-      <w:pPr>
-        <w:pStyle w:val="ListParagraph"/>
-        <w:numPr>
-          <w:ilvl w:val="0"/>
-          <w:numId w:val="2"/>
-        </w:numPr>
-        <w:spacing w:after="40"/>
-      </w:pPr>
-      <w:r>
-        <w:rPr>
-          <w:b/>
-          <w:bCs/>
-        </w:rPr>
-        <w:t xml:space="preserve">최근 몇 주간 하루 등락폭이 3~4%대에 이르는 변동성 장세가 반복됨. </w:t>
-      </w:r>
-      <w:r>
-        <w:t xml:space="preserve">반도체 대장주를 중심으로 급락과 급등이 번갈아 나타나는 패턴이 10월 내내 이어졌습니다.  </w:t>
-      </w:r>
-    </w:p>
-    <w:p>
-      <w:pPr>
-        <w:spacing w:after="160"/>
-        <w:ind w:left="480"/>
-      </w:pPr>
-      <w:r>
-        <w:rPr>
-          <w:b/>
-          <w:bCs/>
-          <w:i/>
-          <w:iCs/>
-          <w:color w:val="2E7D32"/>
-          <w:sz w:val="19"/>
-          <w:szCs w:val="19"/>
-        </w:rPr>
-        <w:t xml:space="preserve">💡 이게 나랑 무슨 상관이야? </w:t>
-      </w:r>
-      <w:r>
-        <w:rPr>
-          <w:i/>
-          <w:iCs/>
-          <w:color w:val="2E7D32"/>
-          <w:sz w:val="19"/>
-          <w:szCs w:val="19"/>
-        </w:rPr>
-        <w:t xml:space="preserve">하루 등락에 일희일비하기보다는, 보유하신 종목이 속한 업종의 흐름을 며칠 단위로 지켜보시는 게 안전할 수 있습니다.</w:t>
-      </w:r>
-    </w:p>
-    <w:p>
-      <w:pPr>
-        <w:pStyle w:val="Heading1"/>
-        <w:pBdr>
-          <w:bottom w:val="single" w:color="999999" w:sz="6" w:space="4"/>
-        </w:pBdr>
-        <w:spacing w:after="200" w:before="400"/>
-      </w:pPr>
-      <w:r>
-        <w:t xml:space="preserve">정치</w:t>
-      </w:r>
-    </w:p>
-    <w:p>
-      <w:pPr>
-        <w:pStyle w:val="ListParagraph"/>
-        <w:numPr>
-          <w:ilvl w:val="0"/>
-          <w:numId w:val="2"/>
-        </w:numPr>
-        <w:spacing w:after="40"/>
-      </w:pPr>
-      <w:r>
-        <w:rPr>
-          <w:b/>
-          <w:bCs/>
-        </w:rPr>
-        <w:t xml:space="preserve">오늘(26일), 법제사법위원회 법무부·감사원·공수처 종합감사 — 이재명 대통령 관련 사건의 '공소취소' 문제를 둘러싼 여야 공방이 예상됨. </w:t>
-      </w:r>
-      <w:r>
-        <w:t xml:space="preserve">이 대통령은 특검법상 기존 기소 사건의 공소취소 조항 삭제를 국회에 요청했지만, 국민의힘은 '공소취소 저지특위'를 구성해 대장동·백현동 등 1심 중지 사건 3건의 공소취소 가능성을 계속 견제하고 있습니다.  </w:t>
-      </w:r>
-      <w:hyperlink w:history="1" r:id="rId67xalwabnojox70jzevzx">
-        <w:r>
-          <w:rPr>
-            <w:rStyle w:val="Hyperlink"/>
-            <w:sz w:val="18"/>
-            <w:szCs w:val="18"/>
-          </w:rPr>
-          <w:t xml:space="preserve">[자세히 보기: 문화일보]</w:t>
-        </w:r>
-      </w:hyperlink>
-    </w:p>
-    <w:p>
-      <w:pPr>
-        <w:spacing w:after="160"/>
-        <w:ind w:left="480"/>
-      </w:pPr>
-      <w:r>
-        <w:rPr>
-          <w:b/>
-          <w:bCs/>
-          <w:i/>
-          <w:iCs/>
-          <w:color w:val="2E7D32"/>
-          <w:sz w:val="19"/>
-          <w:szCs w:val="19"/>
-        </w:rPr>
-        <w:t xml:space="preserve">💡 이게 나랑 무슨 상관이야? </w:t>
-      </w:r>
-      <w:r>
-        <w:rPr>
-          <w:i/>
-          <w:iCs/>
-          <w:color w:val="2E7D32"/>
-          <w:sz w:val="19"/>
-          <w:szCs w:val="19"/>
-        </w:rPr>
-        <w:t xml:space="preserve">일반 생활에 당장 체감되는 영향은 거의 없습니다. 다만 사법 절차의 공정성과 관련된 정치적 쟁점이라 관심 가질 만합니다.</w:t>
-      </w:r>
-    </w:p>
-    <w:p>
-      <w:pPr>
-        <w:pStyle w:val="ListParagraph"/>
-        <w:numPr>
-          <w:ilvl w:val="0"/>
-          <w:numId w:val="2"/>
-        </w:numPr>
-        <w:spacing w:after="40"/>
-      </w:pPr>
-      <w:r>
-        <w:rPr>
-          <w:b/>
-          <w:bCs/>
-        </w:rPr>
-        <w:t xml:space="preserve">국방위도 오늘 종합감사 — 사관학교 통합 예산과 전작권 전환 등 기존 쟁점이 이어질 전망. 27일에는 대부분 상임위가 종합감사를 끝으로 올해 국정감사를 마무리. </w:t>
-      </w:r>
-      <w:r>
-        <w:t xml:space="preserve">국방위에서는 3조원 규모로 추산되는 사관학교 통합 비용의 실효성과, 군공항 이전 문제를 놓고 여야 공방이 계속될 것으로 보입니다.  </w:t>
-      </w:r>
-      <w:hyperlink w:history="1" r:id="rIdce59zmjgpih3iyvt7jqnq">
+        <w:t xml:space="preserve">어제(26일) 코스피 1.46% 내린 5,469.47 마감 — 7개월 만에 가장 낮은 종가. </w:t>
+      </w:r>
+      <w:r>
+        <w:t xml:space="preserve">외국인이 6,964억원을 순매도하며 지수를 끌어내렸고, 코스닥도 3.26% 내린 727.21로 마감했습니다. 중동 지역 리스크와 AI 거품론이 다시 부각된 데다, 이번 주 예정된 반도체·빅테크 대형 실적 발표를 앞둔 관망세까지 겹친 것으로 풀이됩니다.  </w:t>
+      </w:r>
+      <w:hyperlink w:history="1" r:id="rId83yycz2ycc7lp13f9xagy">
         <w:r>
           <w:rPr>
             <w:rStyle w:val="Hyperlink"/>
@@ -267,63 +91,264 @@
           <w:sz w:val="19"/>
           <w:szCs w:val="19"/>
         </w:rPr>
-        <w:t xml:space="preserve">일반 생활에 당장 체감되는 영향은 거의 없습니다. 국정감사 마무리 일정에 대한 참고 사항입니다.</w:t>
-      </w:r>
-    </w:p>
-    <w:p>
-      <w:pPr>
-        <w:pStyle w:val="Heading1"/>
-        <w:pBdr>
-          <w:bottom w:val="single" w:color="999999" w:sz="6" w:space="4"/>
-        </w:pBdr>
-        <w:spacing w:after="200" w:before="400"/>
-      </w:pPr>
-      <w:r>
-        <w:t xml:space="preserve">출처 원문</w:t>
-      </w:r>
-    </w:p>
-    <w:p>
-      <w:pPr>
-        <w:spacing w:after="80"/>
-      </w:pPr>
-      <w:hyperlink w:history="1" r:id="rIdutp93sfm_mu5o0fqfx4fv">
+        <w:t xml:space="preserve">최근 하루 등락이 큰 장세가 이어지고 있습니다. 반도체 관련 자산을 보유하고 계시다면 이번 주 실적 발표 결과를 확인한 뒤 판단하시는 게 안전할 수 있습니다.</w:t>
+      </w:r>
+    </w:p>
+    <w:p>
+      <w:pPr>
+        <w:pStyle w:val="ListParagraph"/>
+        <w:numPr>
+          <w:ilvl w:val="0"/>
+          <w:numId w:val="2"/>
+        </w:numPr>
+        <w:spacing w:after="40"/>
+      </w:pPr>
+      <w:r>
+        <w:rPr>
+          <w:b/>
+          <w:bCs/>
+        </w:rPr>
+        <w:t xml:space="preserve">오늘, SK하이닉스가 3분기 실적과 추가 주주환원 계획을 발표할 예정 — 미국에서는 마이크로소프트·알파벳(28일), 아마존(29일) 실적 발표도 임박. </w:t>
+      </w:r>
+      <w:r>
+        <w:t xml:space="preserve">국내외 대형 기업들의 실적 시즌이 본격화되는 한 주입니다. 정확한 실적 수치와 발표 시각은 각 사 공시로 다시 확인하는 것이 안전합니다.  </w:t>
+      </w:r>
+      <w:hyperlink w:history="1" r:id="rId5myj-mn5xmbbtdbnaq6ks">
         <w:r>
           <w:rPr>
             <w:rStyle w:val="Hyperlink"/>
             <w:sz w:val="18"/>
             <w:szCs w:val="18"/>
           </w:rPr>
-          <w:t xml:space="preserve">이번 주 미국 빅테크 실적 일정 - 루리웹 — https://bbs.ruliweb.com/community/board/300579/read/43555</w:t>
+          <w:t xml:space="preserve">[자세히 보기: 세계일보]</w:t>
         </w:r>
       </w:hyperlink>
     </w:p>
     <w:p>
       <w:pPr>
-        <w:spacing w:after="80"/>
-      </w:pPr>
-      <w:hyperlink w:history="1" r:id="rIdi7svys3af3eww06_juuqg">
+        <w:spacing w:after="160"/>
+        <w:ind w:left="480"/>
+      </w:pPr>
+      <w:r>
+        <w:rPr>
+          <w:b/>
+          <w:bCs/>
+          <w:i/>
+          <w:iCs/>
+          <w:color w:val="2E7D32"/>
+          <w:sz w:val="19"/>
+          <w:szCs w:val="19"/>
+        </w:rPr>
+        <w:t xml:space="preserve">💡 이게 나랑 무슨 상관이야? </w:t>
+      </w:r>
+      <w:r>
+        <w:rPr>
+          <w:i/>
+          <w:iCs/>
+          <w:color w:val="2E7D32"/>
+          <w:sz w:val="19"/>
+          <w:szCs w:val="19"/>
+        </w:rPr>
+        <w:t xml:space="preserve">반도체·AI 관련 기업 실적에 따라 이번 주 국내 증시 분위기가 다시 출렁일 수 있어, 보유 자산이 있으시다면 가볍게 참고해두시면 좋습니다.</w:t>
+      </w:r>
+    </w:p>
+    <w:p>
+      <w:pPr>
+        <w:pStyle w:val="Heading1"/>
+        <w:pBdr>
+          <w:bottom w:val="single" w:color="999999" w:sz="6" w:space="4"/>
+        </w:pBdr>
+        <w:spacing w:after="200" w:before="400"/>
+      </w:pPr>
+      <w:r>
+        <w:t xml:space="preserve">정치</w:t>
+      </w:r>
+    </w:p>
+    <w:p>
+      <w:pPr>
+        <w:pStyle w:val="ListParagraph"/>
+        <w:numPr>
+          <w:ilvl w:val="0"/>
+          <w:numId w:val="2"/>
+        </w:numPr>
+        <w:spacing w:after="40"/>
+      </w:pPr>
+      <w:r>
+        <w:rPr>
+          <w:b/>
+          <w:bCs/>
+        </w:rPr>
+        <w:t xml:space="preserve">어제(26일) 법사위 종합감사, 이재명 대통령 관련 사건 '공소취소' 문제로 여야 공방 — 법무부 장관 직무대행 "장관 공백 중엔 공소취소 지휘 안 한다"는 기존 방침 유지 확인. </w:t>
+      </w:r>
+      <w:r>
+        <w:t xml:space="preserve">야당은 특검법 조항 하나를 뺀다고 공소취소 가능성이 없어지는 건 아니라고 지적했고, 이화영 전 경기도 평화부지사의 가석방 요구를 공소취소 논리와 연계해 의혹을 제기했습니다. 법무부 측은 이화영 전 부지사가 가석방 법적 요건을 갖추지 못했고 신청도 하지 않았다고 답변했습니다.  </w:t>
+      </w:r>
+      <w:hyperlink w:history="1" r:id="rIdj1tkcsv2_py9kjjwb9d_l">
         <w:r>
           <w:rPr>
             <w:rStyle w:val="Hyperlink"/>
             <w:sz w:val="18"/>
             <w:szCs w:val="18"/>
           </w:rPr>
-          <w:t xml:space="preserve">국힘 공소취소 저지특위 구성 - 문화일보 — https://www.munhwa.com/article/11589971</w:t>
+          <w:t xml:space="preserve">[자세히 보기: 데일리안]</w:t>
         </w:r>
       </w:hyperlink>
     </w:p>
     <w:p>
       <w:pPr>
-        <w:spacing w:after="80"/>
-      </w:pPr>
-      <w:hyperlink w:history="1" r:id="rIdy0wsn8re89xl2hxx13swf">
+        <w:spacing w:after="160"/>
+        <w:ind w:left="480"/>
+      </w:pPr>
+      <w:r>
+        <w:rPr>
+          <w:b/>
+          <w:bCs/>
+          <w:i/>
+          <w:iCs/>
+          <w:color w:val="2E7D32"/>
+          <w:sz w:val="19"/>
+          <w:szCs w:val="19"/>
+        </w:rPr>
+        <w:t xml:space="preserve">💡 이게 나랑 무슨 상관이야? </w:t>
+      </w:r>
+      <w:r>
+        <w:rPr>
+          <w:i/>
+          <w:iCs/>
+          <w:color w:val="2E7D32"/>
+          <w:sz w:val="19"/>
+          <w:szCs w:val="19"/>
+        </w:rPr>
+        <w:t xml:space="preserve">일반 생활에 당장 체감되는 영향은 거의 없습니다. 다만 사법 절차의 공정성과 관련된 정치적 쟁점이라 관심 가질 만합니다.</w:t>
+      </w:r>
+    </w:p>
+    <w:p>
+      <w:pPr>
+        <w:pStyle w:val="ListParagraph"/>
+        <w:numPr>
+          <w:ilvl w:val="0"/>
+          <w:numId w:val="2"/>
+        </w:numPr>
+        <w:spacing w:after="40"/>
+      </w:pPr>
+      <w:r>
+        <w:rPr>
+          <w:b/>
+          <w:bCs/>
+        </w:rPr>
+        <w:t xml:space="preserve">오늘, 보건복지위원회 종합감사를 비롯해 대부분 상임위가 종합감사로 올해 국정감사를 마무리. </w:t>
+      </w:r>
+      <w:r>
+        <w:t xml:space="preserve">복지위에서는 응급의료 거점병원 지정 탈락 문제, 정신의료기관 인권 침해 실태, 소아응급센터 압수수색 논란 등이 질의 쟁점으로 다뤄질 전망입니다. 여야는 앞서 관련 증인 4명을 추가 채택했습니다.  </w:t>
+      </w:r>
+      <w:hyperlink w:history="1" r:id="rIdn6jjpxzupcvpk7pcfxbj2">
         <w:r>
           <w:rPr>
             <w:rStyle w:val="Hyperlink"/>
             <w:sz w:val="18"/>
             <w:szCs w:val="18"/>
           </w:rPr>
-          <w:t xml:space="preserve">2026국감 일정·종합상황실 - 뉴스핌 — https://www.newspim.com/news/view/20261002000833</w:t>
+          <w:t xml:space="preserve">[자세히 보기: 데일리팜]</w:t>
+        </w:r>
+      </w:hyperlink>
+    </w:p>
+    <w:p>
+      <w:pPr>
+        <w:spacing w:after="160"/>
+        <w:ind w:left="480"/>
+      </w:pPr>
+      <w:r>
+        <w:rPr>
+          <w:b/>
+          <w:bCs/>
+          <w:i/>
+          <w:iCs/>
+          <w:color w:val="2E7D32"/>
+          <w:sz w:val="19"/>
+          <w:szCs w:val="19"/>
+        </w:rPr>
+        <w:t xml:space="preserve">💡 이게 나랑 무슨 상관이야? </w:t>
+      </w:r>
+      <w:r>
+        <w:rPr>
+          <w:i/>
+          <w:iCs/>
+          <w:color w:val="2E7D32"/>
+          <w:sz w:val="19"/>
+          <w:szCs w:val="19"/>
+        </w:rPr>
+        <w:t xml:space="preserve">응급의료·정신의료기관 관련 제도 개선 논의는 실제 의료 이용 환경과도 연결될 수 있어, 가족 중 관련된 분이 있으시다면 참고해두시면 좋습니다.</w:t>
+      </w:r>
+    </w:p>
+    <w:p>
+      <w:pPr>
+        <w:pStyle w:val="Heading1"/>
+        <w:pBdr>
+          <w:bottom w:val="single" w:color="999999" w:sz="6" w:space="4"/>
+        </w:pBdr>
+        <w:spacing w:after="200" w:before="400"/>
+      </w:pPr>
+      <w:r>
+        <w:t xml:space="preserve">출처 원문</w:t>
+      </w:r>
+    </w:p>
+    <w:p>
+      <w:pPr>
+        <w:spacing w:after="80"/>
+      </w:pPr>
+      <w:hyperlink w:history="1" r:id="rIdozca3jebzovqzcroojmnb">
+        <w:r>
+          <w:rPr>
+            <w:rStyle w:val="Hyperlink"/>
+            <w:sz w:val="18"/>
+            <w:szCs w:val="18"/>
+          </w:rPr>
+          <w:t xml:space="preserve">코스피 7개월 만 최저 5469.47 - 뉴스핌 — https://www.newspim.com/news/view/20261026000894</w:t>
+        </w:r>
+      </w:hyperlink>
+    </w:p>
+    <w:p>
+      <w:pPr>
+        <w:spacing w:after="80"/>
+      </w:pPr>
+      <w:hyperlink w:history="1" r:id="rIdynql1lw0l2h-etbrh86gj">
+        <w:r>
+          <w:rPr>
+            <w:rStyle w:val="Hyperlink"/>
+            <w:sz w:val="18"/>
+            <w:szCs w:val="18"/>
+          </w:rPr>
+          <w:t xml:space="preserve">SK하이닉스 오늘 3분기 실적 발표 - 세계일보 — https://www.segye.com/newsView/20261009507363</w:t>
+        </w:r>
+      </w:hyperlink>
+    </w:p>
+    <w:p>
+      <w:pPr>
+        <w:spacing w:after="80"/>
+      </w:pPr>
+      <w:hyperlink w:history="1" r:id="rId1smfga4fvwomtwnsrreid">
+        <w:r>
+          <w:rPr>
+            <w:rStyle w:val="Hyperlink"/>
+            <w:sz w:val="18"/>
+            <w:szCs w:val="18"/>
+          </w:rPr>
+          <w:t xml:space="preserve">법사위 공소취소·이화영 가석방 공방 - 데일리안 — https://www.dailian.co.kr/news/view/1699698/</w:t>
+        </w:r>
+      </w:hyperlink>
+    </w:p>
+    <w:p>
+      <w:pPr>
+        <w:spacing w:after="80"/>
+      </w:pPr>
+      <w:hyperlink w:history="1" r:id="rIds8z5bkjkqzxgwu1wlqsaz">
+        <w:r>
+          <w:rPr>
+            <w:rStyle w:val="Hyperlink"/>
+            <w:sz w:val="18"/>
+            <w:szCs w:val="18"/>
+          </w:rPr>
+          <w:t xml:space="preserve">복지위 국감 증인 추가·쟁점 - 데일리팜 — https://m.dailypharm.com/user/news/343402</w:t>
         </w:r>
       </w:hyperlink>
     </w:p>

--- a/05-Routines/오늘의 뉴스 요약.docx
+++ b/05-Routines/오늘의 뉴스 요약.docx
@@ -21,7 +21,7 @@
           <w:sz w:val="22"/>
           <w:szCs w:val="22"/>
         </w:rPr>
-        <w:t xml:space="preserve">2026년 10월 27일 (화)</w:t>
+        <w:t xml:space="preserve">2026년 10월 28일 (수)</w:t>
       </w:r>
     </w:p>
     <w:p>
@@ -50,19 +50,19 @@
           <w:b/>
           <w:bCs/>
         </w:rPr>
-        <w:t xml:space="preserve">어제(26일) 코스피 1.46% 내린 5,469.47 마감 — 7개월 만에 가장 낮은 종가. </w:t>
-      </w:r>
-      <w:r>
-        <w:t xml:space="preserve">외국인이 6,964억원을 순매도하며 지수를 끌어내렸고, 코스닥도 3.26% 내린 727.21로 마감했습니다. 중동 지역 리스크와 AI 거품론이 다시 부각된 데다, 이번 주 예정된 반도체·빅테크 대형 실적 발표를 앞둔 관망세까지 겹친 것으로 풀이됩니다.  </w:t>
-      </w:r>
-      <w:hyperlink w:history="1" r:id="rId83yycz2ycc7lp13f9xagy">
+        <w:t xml:space="preserve">어제(27일) SK하이닉스가 3분기 실적을 발표 — 증권가는 발표 전 영업이익 77조원대(전년 동기 대비 578% 증가)의 사상 최대 기록을 전망했음. </w:t>
+      </w:r>
+      <w:r>
+        <w:t xml:space="preserve">다만 실제 발표된 구체적인 수치는 이번 조사에서 명확히 확인되지 않았습니다. HBM4 공급 확대에 따른 D램 수익성 개선이 호실적의 배경으로 거론돼 왔습니다. 정확한 확정 수치는 SK하이닉스 공시나 DART 전자공시시스템으로 확인하시는 게 정확합니다.  </w:t>
+      </w:r>
+      <w:hyperlink w:history="1" r:id="rIdcvcdz7cyrmrccu2kmgxts">
         <w:r>
           <w:rPr>
             <w:rStyle w:val="Hyperlink"/>
             <w:sz w:val="18"/>
             <w:szCs w:val="18"/>
           </w:rPr>
-          <w:t xml:space="preserve">[자세히 보기: 뉴스핌]</w:t>
+          <w:t xml:space="preserve">[자세히 보기: 스마트투데이]</w:t>
         </w:r>
       </w:hyperlink>
     </w:p>
@@ -91,7 +91,7 @@
           <w:sz w:val="19"/>
           <w:szCs w:val="19"/>
         </w:rPr>
-        <w:t xml:space="preserve">최근 하루 등락이 큰 장세가 이어지고 있습니다. 반도체 관련 자산을 보유하고 계시다면 이번 주 실적 발표 결과를 확인한 뒤 판단하시는 게 안전할 수 있습니다.</w:t>
+        <w:t xml:space="preserve">SK하이닉스 등 반도체 관련 자산을 보유하고 계시다면, 실제 공시된 확정 실적과 향후 가이던스(경영진의 실적 전망)를 함께 확인해보시는 게 정확할 수 있습니다.</w:t>
       </w:r>
     </w:p>
     <w:p>
@@ -108,19 +108,19 @@
           <w:b/>
           <w:bCs/>
         </w:rPr>
-        <w:t xml:space="preserve">오늘, SK하이닉스가 3분기 실적과 추가 주주환원 계획을 발표할 예정 — 미국에서는 마이크로소프트·알파벳(28일), 아마존(29일) 실적 발표도 임박. </w:t>
-      </w:r>
-      <w:r>
-        <w:t xml:space="preserve">국내외 대형 기업들의 실적 시즌이 본격화되는 한 주입니다. 정확한 실적 수치와 발표 시각은 각 사 공시로 다시 확인하는 것이 안전합니다.  </w:t>
-      </w:r>
-      <w:hyperlink w:history="1" r:id="rId5myj-mn5xmbbtdbnaq6ks">
+        <w:t xml:space="preserve">오늘(한국시간 새벽) 미국 마이크로소프트·알파벳이 실적을 발표하고, 아마존은 29일 발표 예정. </w:t>
+      </w:r>
+      <w:r>
+        <w:t xml:space="preserve">AI 투자 수익성에 대한 시장의 의구심이 이어지는 가운데, 이들 기업의 실적과 AI 투자 관련 설명이 이번 주 국내 반도체·AI 관련주 투심에도 영향을 줄 수 있다는 전망이 나옵니다.  </w:t>
+      </w:r>
+      <w:hyperlink w:history="1" r:id="rIdyncfohgjnbtm7ermslw16">
         <w:r>
           <w:rPr>
             <w:rStyle w:val="Hyperlink"/>
             <w:sz w:val="18"/>
             <w:szCs w:val="18"/>
           </w:rPr>
-          <w:t xml:space="preserve">[자세히 보기: 세계일보]</w:t>
+          <w:t xml:space="preserve">[자세히 보기: 루리웹 주식게시판]</w:t>
         </w:r>
       </w:hyperlink>
     </w:p>
@@ -149,7 +149,7 @@
           <w:sz w:val="19"/>
           <w:szCs w:val="19"/>
         </w:rPr>
-        <w:t xml:space="preserve">반도체·AI 관련 기업 실적에 따라 이번 주 국내 증시 분위기가 다시 출렁일 수 있어, 보유 자산이 있으시다면 가볍게 참고해두시면 좋습니다.</w:t>
+        <w:t xml:space="preserve">이번 주 발표되는 미국 대형 기업들의 실적 결과에 따라 국내 증시 분위기가 또 한 번 출렁일 수 있어, 보유 자산이 있으시다면 가볍게 참고해두시면 좋습니다.</w:t>
       </w:r>
     </w:p>
     <w:p>
@@ -178,19 +178,19 @@
           <w:b/>
           <w:bCs/>
         </w:rPr>
-        <w:t xml:space="preserve">어제(26일) 법사위 종합감사, 이재명 대통령 관련 사건 '공소취소' 문제로 여야 공방 — 법무부 장관 직무대행 "장관 공백 중엔 공소취소 지휘 안 한다"는 기존 방침 유지 확인. </w:t>
-      </w:r>
-      <w:r>
-        <w:t xml:space="preserve">야당은 특검법 조항 하나를 뺀다고 공소취소 가능성이 없어지는 건 아니라고 지적했고, 이화영 전 경기도 평화부지사의 가석방 요구를 공소취소 논리와 연계해 의혹을 제기했습니다. 법무부 측은 이화영 전 부지사가 가석방 법적 요건을 갖추지 못했고 신청도 하지 않았다고 답변했습니다.  </w:t>
-      </w:r>
-      <w:hyperlink w:history="1" r:id="rIdj1tkcsv2_py9kjjwb9d_l">
+        <w:t xml:space="preserve">26~27일 법사위 등 핵심 상임위가 종합감사를 마치며 올해 국정감사가 사실상 마무리 단계로 — 조희대 대법원장의 증인 선서 거부로 법사위 공방이 특히 치열했음. </w:t>
+      </w:r>
+      <w:r>
+        <w:t xml:space="preserve">조 대법원장은 대통령의 대법관 재제청 요구를 거부한 사유에 대한 증언 요구가 사법권 독립에 반한다며 선서와 증언을 거부했습니다. 여당은 재제청 거부 문제를 집중 추궁했고, 야당은 대법원장이 국감장에서 직접 입장을 밝힌 것 자체가 부적절하다고 비판했습니다. 28~30일에는 운영위·정보위·성평등가족위원회 감사만 남아 있습니다.  </w:t>
+      </w:r>
+      <w:hyperlink w:history="1" r:id="rIdbutcpmomxdphwfnp-dbur">
         <w:r>
           <w:rPr>
             <w:rStyle w:val="Hyperlink"/>
             <w:sz w:val="18"/>
             <w:szCs w:val="18"/>
           </w:rPr>
-          <w:t xml:space="preserve">[자세히 보기: 데일리안]</w:t>
+          <w:t xml:space="preserve">[자세히 보기: 아이뉴스24]</w:t>
         </w:r>
       </w:hyperlink>
     </w:p>
@@ -219,7 +219,7 @@
           <w:sz w:val="19"/>
           <w:szCs w:val="19"/>
         </w:rPr>
-        <w:t xml:space="preserve">일반 생활에 당장 체감되는 영향은 거의 없습니다. 다만 사법 절차의 공정성과 관련된 정치적 쟁점이라 관심 가질 만합니다.</w:t>
+        <w:t xml:space="preserve">일반 생활에 당장 체감되는 영향은 거의 없습니다. 다만 사법부 독립과 국회 견제권의 경계를 둘러싼 정치적 쟁점이라 관심 가질 만합니다.</w:t>
       </w:r>
     </w:p>
     <w:p>
@@ -236,19 +236,19 @@
           <w:b/>
           <w:bCs/>
         </w:rPr>
-        <w:t xml:space="preserve">오늘, 보건복지위원회 종합감사를 비롯해 대부분 상임위가 종합감사로 올해 국정감사를 마무리. </w:t>
-      </w:r>
-      <w:r>
-        <w:t xml:space="preserve">복지위에서는 응급의료 거점병원 지정 탈락 문제, 정신의료기관 인권 침해 실태, 소아응급센터 압수수색 논란 등이 질의 쟁점으로 다뤄질 전망입니다. 여야는 앞서 관련 증인 4명을 추가 채택했습니다.  </w:t>
-      </w:r>
-      <w:hyperlink w:history="1" r:id="rIdn6jjpxzupcvpk7pcfxbj2">
+        <w:t xml:space="preserve">국정감사 종료와 함께 국회는 역대 최대 규모인 820조9천억원의 내년도(2027년도) 예산안 심사에 본격 착수 — 올해 본예산보다 12.8% 늘어난, 2005년 이후 최고 증가율. </w:t>
+      </w:r>
+      <w:r>
+        <w:t xml:space="preserve">법정 처리 시한은 12월 2일입니다. 정부는 AI·반도체, 청년 지원 등에 투자하기 위한 162조3천억원 규모의 미래대응기금도 함께 신설한다는 계획입니다.  </w:t>
+      </w:r>
+      <w:hyperlink w:history="1" r:id="rId6hjsvkkyyifp86shek2e0">
         <w:r>
           <w:rPr>
             <w:rStyle w:val="Hyperlink"/>
             <w:sz w:val="18"/>
             <w:szCs w:val="18"/>
           </w:rPr>
-          <w:t xml:space="preserve">[자세히 보기: 데일리팜]</w:t>
+          <w:t xml:space="preserve">[자세히 보기: 머니투데이방송]</w:t>
         </w:r>
       </w:hyperlink>
     </w:p>
@@ -277,7 +277,7 @@
           <w:sz w:val="19"/>
           <w:szCs w:val="19"/>
         </w:rPr>
-        <w:t xml:space="preserve">응급의료·정신의료기관 관련 제도 개선 논의는 실제 의료 이용 환경과도 연결될 수 있어, 가족 중 관련된 분이 있으시다면 참고해두시면 좋습니다.</w:t>
+        <w:t xml:space="preserve">청년 지원 예산 확대나 AI·반도체 투자 방향은 취업·창업 지원과도 연결될 수 있어, 해당되는 분이 있으시다면 앞으로 국회 심사 과정을 참고해두시면 좋습니다.</w:t>
       </w:r>
     </w:p>
     <w:p>
@@ -296,14 +296,14 @@
       <w:pPr>
         <w:spacing w:after="80"/>
       </w:pPr>
-      <w:hyperlink w:history="1" r:id="rIdozca3jebzovqzcroojmnb">
+      <w:hyperlink w:history="1" r:id="rIdruglualfqapxjjqj1vfpi">
         <w:r>
           <w:rPr>
             <w:rStyle w:val="Hyperlink"/>
             <w:sz w:val="18"/>
             <w:szCs w:val="18"/>
           </w:rPr>
-          <w:t xml:space="preserve">코스피 7개월 만 최저 5469.47 - 뉴스핌 — https://www.newspim.com/news/view/20261026000894</w:t>
+          <w:t xml:space="preserve">SK하이닉스 3분기 실적 전망 - 스마트투데이 — https://www.smarttoday.co.kr/ko-kr/articles/94726</w:t>
         </w:r>
       </w:hyperlink>
     </w:p>
@@ -311,14 +311,14 @@
       <w:pPr>
         <w:spacing w:after="80"/>
       </w:pPr>
-      <w:hyperlink w:history="1" r:id="rIdynql1lw0l2h-etbrh86gj">
+      <w:hyperlink w:history="1" r:id="rIdtob_scntsvj1qsgowzd3r">
         <w:r>
           <w:rPr>
             <w:rStyle w:val="Hyperlink"/>
             <w:sz w:val="18"/>
             <w:szCs w:val="18"/>
           </w:rPr>
-          <w:t xml:space="preserve">SK하이닉스 오늘 3분기 실적 발표 - 세계일보 — https://www.segye.com/newsView/20261009507363</w:t>
+          <w:t xml:space="preserve">이번 주 미국 빅테크 실적 일정 - 루리웹 — https://bbs.ruliweb.com/community/board/300579/read/43555</w:t>
         </w:r>
       </w:hyperlink>
     </w:p>
@@ -326,14 +326,14 @@
       <w:pPr>
         <w:spacing w:after="80"/>
       </w:pPr>
-      <w:hyperlink w:history="1" r:id="rId1smfga4fvwomtwnsrreid">
+      <w:hyperlink w:history="1" r:id="rIdy1xtnjtzku_h9x6ws6atr">
         <w:r>
           <w:rPr>
             <w:rStyle w:val="Hyperlink"/>
             <w:sz w:val="18"/>
             <w:szCs w:val="18"/>
           </w:rPr>
-          <w:t xml:space="preserve">법사위 공소취소·이화영 가석방 공방 - 데일리안 — https://www.dailian.co.kr/news/view/1699698/</w:t>
+          <w:t xml:space="preserve">조희대 대법원장 증인선서 거부 - 아이뉴스24 — https://inews24.com/view/2012330</w:t>
         </w:r>
       </w:hyperlink>
     </w:p>
@@ -341,14 +341,14 @@
       <w:pPr>
         <w:spacing w:after="80"/>
       </w:pPr>
-      <w:hyperlink w:history="1" r:id="rIds8z5bkjkqzxgwu1wlqsaz">
+      <w:hyperlink w:history="1" r:id="rIdlvmpjmwjbvtm5ys20k99z">
         <w:r>
           <w:rPr>
             <w:rStyle w:val="Hyperlink"/>
             <w:sz w:val="18"/>
             <w:szCs w:val="18"/>
           </w:rPr>
-          <w:t xml:space="preserve">복지위 국감 증인 추가·쟁점 - 데일리팜 — https://m.dailypharm.com/user/news/343402</w:t>
+          <w:t xml:space="preserve">내년도 예산안 820조9천억원 편성 - 머니투데이방송 — https://news.mtn.co.kr/news-detail/2026090116324065162</w:t>
         </w:r>
       </w:hyperlink>
     </w:p>

--- a/05-Routines/오늘의 뉴스 요약.docx
+++ b/05-Routines/오늘의 뉴스 요약.docx
@@ -21,7 +21,7 @@
           <w:sz w:val="22"/>
           <w:szCs w:val="22"/>
         </w:rPr>
-        <w:t xml:space="preserve">2026년 10월 28일 (수)</w:t>
+        <w:t xml:space="preserve">2026년 10월 29일 (목)</w:t>
       </w:r>
     </w:p>
     <w:p>
@@ -50,19 +50,19 @@
           <w:b/>
           <w:bCs/>
         </w:rPr>
-        <w:t xml:space="preserve">어제(27일) SK하이닉스가 3분기 실적을 발표 — 증권가는 발표 전 영업이익 77조원대(전년 동기 대비 578% 증가)의 사상 최대 기록을 전망했음. </w:t>
-      </w:r>
-      <w:r>
-        <w:t xml:space="preserve">다만 실제 발표된 구체적인 수치는 이번 조사에서 명확히 확인되지 않았습니다. HBM4 공급 확대에 따른 D램 수익성 개선이 호실적의 배경으로 거론돼 왔습니다. 정확한 확정 수치는 SK하이닉스 공시나 DART 전자공시시스템으로 확인하시는 게 정확합니다.  </w:t>
-      </w:r>
-      <w:hyperlink w:history="1" r:id="rIdcvcdz7cyrmrccu2kmgxts">
+        <w:t xml:space="preserve">어제(28일) 미국 마이크로소프트·알파벳이 3분기 실적을 발표 — 오늘(한국시간 새벽)은 아마존 발표 차례. </w:t>
+      </w:r>
+      <w:r>
+        <w:t xml:space="preserve">다만 마이크로소프트·알파벳의 구체적인 발표 수치는 이번 조사에서 명확히 확인되지 않았습니다. 아마존은 앞서 1분기(AWS 매출 28% 증가)와 2분기(AWS 영업이익률 39%)에 클라우드 부문이 호조를 보였지만, 3분기 매출 가이던스는 다소 낮게 제시됐던 터라 이번 발표에서 AWS 성장세가 이어질지가 관건입니다.  </w:t>
+      </w:r>
+      <w:hyperlink w:history="1" r:id="rIdbbqwwcbys4stdpeluglnu">
         <w:r>
           <w:rPr>
             <w:rStyle w:val="Hyperlink"/>
             <w:sz w:val="18"/>
             <w:szCs w:val="18"/>
           </w:rPr>
-          <w:t xml:space="preserve">[자세히 보기: 스마트투데이]</w:t>
+          <w:t xml:space="preserve">[자세히 보기: 헤럴드경제]</w:t>
         </w:r>
       </w:hyperlink>
     </w:p>
@@ -91,7 +91,7 @@
           <w:sz w:val="19"/>
           <w:szCs w:val="19"/>
         </w:rPr>
-        <w:t xml:space="preserve">SK하이닉스 등 반도체 관련 자산을 보유하고 계시다면, 실제 공시된 확정 실적과 향후 가이던스(경영진의 실적 전망)를 함께 확인해보시는 게 정확할 수 있습니다.</w:t>
+        <w:t xml:space="preserve">아마존·클라우드 관련 자산을 보유하고 계시다면, 실제 발표된 AWS 매출 성장률과 다음 분기 가이던스를 함께 확인해보시는 게 정확할 수 있습니다.</w:t>
       </w:r>
     </w:p>
     <w:p>
@@ -108,19 +108,19 @@
           <w:b/>
           <w:bCs/>
         </w:rPr>
-        <w:t xml:space="preserve">오늘(한국시간 새벽) 미국 마이크로소프트·알파벳이 실적을 발표하고, 아마존은 29일 발표 예정. </w:t>
-      </w:r>
-      <w:r>
-        <w:t xml:space="preserve">AI 투자 수익성에 대한 시장의 의구심이 이어지는 가운데, 이들 기업의 실적과 AI 투자 관련 설명이 이번 주 국내 반도체·AI 관련주 투심에도 영향을 줄 수 있다는 전망이 나옵니다.  </w:t>
-      </w:r>
-      <w:hyperlink w:history="1" r:id="rIdyncfohgjnbtm7ermslw16">
+        <w:t xml:space="preserve">국내 증시는 지난 26일 7개월 만의 최저치(5,469.47)를 기록한 뒤, 이번 주 내내 미국 빅테크 실적과 반도체 업종 흐름을 지켜보는 관망세가 이어지고 있음. </w:t>
+      </w:r>
+      <w:r>
+        <w:t xml:space="preserve">최근 몇 주간 하루 등락폭이 3~4%대에 이르는 변동성 장세가 반복되고 있습니다.  </w:t>
+      </w:r>
+      <w:hyperlink w:history="1" r:id="rId9jnvursaseyfgxgrm5boh">
         <w:r>
           <w:rPr>
             <w:rStyle w:val="Hyperlink"/>
             <w:sz w:val="18"/>
             <w:szCs w:val="18"/>
           </w:rPr>
-          <w:t xml:space="preserve">[자세히 보기: 루리웹 주식게시판]</w:t>
+          <w:t xml:space="preserve">[자세히 보기: 뉴스핌]</w:t>
         </w:r>
       </w:hyperlink>
     </w:p>
@@ -149,7 +149,7 @@
           <w:sz w:val="19"/>
           <w:szCs w:val="19"/>
         </w:rPr>
-        <w:t xml:space="preserve">이번 주 발표되는 미국 대형 기업들의 실적 결과에 따라 국내 증시 분위기가 또 한 번 출렁일 수 있어, 보유 자산이 있으시다면 가볍게 참고해두시면 좋습니다.</w:t>
+        <w:t xml:space="preserve">하루 등락에 일희일비하기보다는, 이번 주 발표되는 실적들을 종합적으로 지켜보신 뒤 판단하시는 게 안전할 수 있습니다.</w:t>
       </w:r>
     </w:p>
     <w:p>
@@ -178,19 +178,19 @@
           <w:b/>
           <w:bCs/>
         </w:rPr>
-        <w:t xml:space="preserve">26~27일 법사위 등 핵심 상임위가 종합감사를 마치며 올해 국정감사가 사실상 마무리 단계로 — 조희대 대법원장의 증인 선서 거부로 법사위 공방이 특히 치열했음. </w:t>
-      </w:r>
-      <w:r>
-        <w:t xml:space="preserve">조 대법원장은 대통령의 대법관 재제청 요구를 거부한 사유에 대한 증언 요구가 사법권 독립에 반한다며 선서와 증언을 거부했습니다. 여당은 재제청 거부 문제를 집중 추궁했고, 야당은 대법원장이 국감장에서 직접 입장을 밝힌 것 자체가 부적절하다고 비판했습니다. 28~30일에는 운영위·정보위·성평등가족위원회 감사만 남아 있습니다.  </w:t>
-      </w:r>
-      <w:hyperlink w:history="1" r:id="rIdbutcpmomxdphwfnp-dbur">
+        <w:t xml:space="preserve">오늘, 국회 운영위원회가 대통령비서실을 상대로 국정감사 — 국민의힘이 요구한 강훈식·김용범·김현지 등 일반증인 채택은 민주당 반대로 무산되고, 기관증인만 출석. </w:t>
+      </w:r>
+      <w:r>
+        <w:t xml:space="preserve">한병도 운영위원장(민주당)은 대통령비서실 부속실장이 2000년대 이후 국감에 출석한 적이 없다는 점을 근거로 들었습니다. 당초 30일로 잡혀 있던 감사 일정이 29일 오후로 앞당겨졌습니다.  </w:t>
+      </w:r>
+      <w:hyperlink w:history="1" r:id="rId9bp9_ghbwh2xhhnsf18fw">
         <w:r>
           <w:rPr>
             <w:rStyle w:val="Hyperlink"/>
             <w:sz w:val="18"/>
             <w:szCs w:val="18"/>
           </w:rPr>
-          <w:t xml:space="preserve">[자세히 보기: 아이뉴스24]</w:t>
+          <w:t xml:space="preserve">[자세히 보기: 서울신문]</w:t>
         </w:r>
       </w:hyperlink>
     </w:p>
@@ -219,7 +219,7 @@
           <w:sz w:val="19"/>
           <w:szCs w:val="19"/>
         </w:rPr>
-        <w:t xml:space="preserve">일반 생활에 당장 체감되는 영향은 거의 없습니다. 다만 사법부 독립과 국회 견제권의 경계를 둘러싼 정치적 쟁점이라 관심 가질 만합니다.</w:t>
+        <w:t xml:space="preserve">일반 생활에 당장 체감되는 영향은 거의 없습니다. 다만 대통령실에 대한 국회 견제 수준을 둘러싼 여야 공방이라 관심 가질 만합니다.</w:t>
       </w:r>
     </w:p>
     <w:p>
@@ -236,19 +236,19 @@
           <w:b/>
           <w:bCs/>
         </w:rPr>
-        <w:t xml:space="preserve">국정감사 종료와 함께 국회는 역대 최대 규모인 820조9천억원의 내년도(2027년도) 예산안 심사에 본격 착수 — 올해 본예산보다 12.8% 늘어난, 2005년 이후 최고 증가율. </w:t>
-      </w:r>
-      <w:r>
-        <w:t xml:space="preserve">법정 처리 시한은 12월 2일입니다. 정부는 AI·반도체, 청년 지원 등에 투자하기 위한 162조3천억원 규모의 미래대응기금도 함께 신설한다는 계획입니다.  </w:t>
-      </w:r>
-      <w:hyperlink w:history="1" r:id="rId6hjsvkkyyifp86shek2e0">
+        <w:t xml:space="preserve">국민의힘 일부 의원은 이재명 대통령과 김혜경 여사의 증인 채택까지 요구하며 여야가 강하게 충돌. </w:t>
+      </w:r>
+      <w:r>
+        <w:t xml:space="preserve">민주당은 이를 정치적 공세로 규정하며 강하게 반발했습니다. 이로써 올해 국정감사는 29~30일 운영위·정보위·성평등가족위 감사를 끝으로 마무리될 예정입니다.  </w:t>
+      </w:r>
+      <w:hyperlink w:history="1" r:id="rIde4dxm9ubtxldcveojzcsq">
         <w:r>
           <w:rPr>
             <w:rStyle w:val="Hyperlink"/>
             <w:sz w:val="18"/>
             <w:szCs w:val="18"/>
           </w:rPr>
-          <w:t xml:space="preserve">[자세히 보기: 머니투데이방송]</w:t>
+          <w:t xml:space="preserve">[자세히 보기: 서울신문]</w:t>
         </w:r>
       </w:hyperlink>
     </w:p>
@@ -277,7 +277,7 @@
           <w:sz w:val="19"/>
           <w:szCs w:val="19"/>
         </w:rPr>
-        <w:t xml:space="preserve">청년 지원 예산 확대나 AI·반도체 투자 방향은 취업·창업 지원과도 연결될 수 있어, 해당되는 분이 있으시다면 앞으로 국회 심사 과정을 참고해두시면 좋습니다.</w:t>
+        <w:t xml:space="preserve">일반 생활에 당장 체감되는 영향은 거의 없습니다. 국정감사 마무리 일정에 대한 참고 사항입니다.</w:t>
       </w:r>
     </w:p>
     <w:p>
@@ -296,14 +296,14 @@
       <w:pPr>
         <w:spacing w:after="80"/>
       </w:pPr>
-      <w:hyperlink w:history="1" r:id="rIdruglualfqapxjjqj1vfpi">
+      <w:hyperlink w:history="1" r:id="rId36qytofzmmjvtthx4e7qi">
         <w:r>
           <w:rPr>
             <w:rStyle w:val="Hyperlink"/>
             <w:sz w:val="18"/>
             <w:szCs w:val="18"/>
           </w:rPr>
-          <w:t xml:space="preserve">SK하이닉스 3분기 실적 전망 - 스마트투데이 — https://www.smarttoday.co.kr/ko-kr/articles/94726</w:t>
+          <w:t xml:space="preserve">아마존 1분기 실적(AWS 성장) - 헤럴드경제 — https://www.heraldk.com/article/2026042914230956391</w:t>
         </w:r>
       </w:hyperlink>
     </w:p>
@@ -311,14 +311,14 @@
       <w:pPr>
         <w:spacing w:after="80"/>
       </w:pPr>
-      <w:hyperlink w:history="1" r:id="rIdtob_scntsvj1qsgowzd3r">
+      <w:hyperlink w:history="1" r:id="rIdromziwrpsuygc7u42yjcn">
         <w:r>
           <w:rPr>
             <w:rStyle w:val="Hyperlink"/>
             <w:sz w:val="18"/>
             <w:szCs w:val="18"/>
           </w:rPr>
-          <w:t xml:space="preserve">이번 주 미국 빅테크 실적 일정 - 루리웹 — https://bbs.ruliweb.com/community/board/300579/read/43555</w:t>
+          <w:t xml:space="preserve">코스피 7개월 만 최저 5469.47 - 뉴스핌 — https://www.newspim.com/news/view/20261026000894</w:t>
         </w:r>
       </w:hyperlink>
     </w:p>
@@ -326,29 +326,14 @@
       <w:pPr>
         <w:spacing w:after="80"/>
       </w:pPr>
-      <w:hyperlink w:history="1" r:id="rIdy1xtnjtzku_h9x6ws6atr">
+      <w:hyperlink w:history="1" r:id="rId-w_l_tcnwtf_ftt3tsqxx">
         <w:r>
           <w:rPr>
             <w:rStyle w:val="Hyperlink"/>
             <w:sz w:val="18"/>
             <w:szCs w:val="18"/>
           </w:rPr>
-          <w:t xml:space="preserve">조희대 대법원장 증인선서 거부 - 아이뉴스24 — https://inews24.com/view/2012330</w:t>
-        </w:r>
-      </w:hyperlink>
-    </w:p>
-    <w:p>
-      <w:pPr>
-        <w:spacing w:after="80"/>
-      </w:pPr>
-      <w:hyperlink w:history="1" r:id="rIdlvmpjmwjbvtm5ys20k99z">
-        <w:r>
-          <w:rPr>
-            <w:rStyle w:val="Hyperlink"/>
-            <w:sz w:val="18"/>
-            <w:szCs w:val="18"/>
-          </w:rPr>
-          <w:t xml:space="preserve">내년도 예산안 820조9천억원 편성 - 머니투데이방송 — https://news.mtn.co.kr/news-detail/2026090116324065162</w:t>
+          <w:t xml:space="preserve">운영위 29일 청와대 국감, 증인 제외 - 서울신문 — https://www.seoul.co.kr/news/newsView.php?id=20261021500119</w:t>
         </w:r>
       </w:hyperlink>
     </w:p>

--- a/05-Routines/오늘의 뉴스 요약.docx
+++ b/05-Routines/오늘의 뉴스 요약.docx
@@ -21,7 +21,7 @@
           <w:sz w:val="22"/>
           <w:szCs w:val="22"/>
         </w:rPr>
-        <w:t xml:space="preserve">2026년 10월 29일 (목)</w:t>
+        <w:t xml:space="preserve">2026년 10월 30일 (금)</w:t>
       </w:r>
     </w:p>
     <w:p>
@@ -50,19 +50,19 @@
           <w:b/>
           <w:bCs/>
         </w:rPr>
-        <w:t xml:space="preserve">어제(28일) 미국 마이크로소프트·알파벳이 3분기 실적을 발표 — 오늘(한국시간 새벽)은 아마존 발표 차례. </w:t>
-      </w:r>
-      <w:r>
-        <w:t xml:space="preserve">다만 마이크로소프트·알파벳의 구체적인 발표 수치는 이번 조사에서 명확히 확인되지 않았습니다. 아마존은 앞서 1분기(AWS 매출 28% 증가)와 2분기(AWS 영업이익률 39%)에 클라우드 부문이 호조를 보였지만, 3분기 매출 가이던스는 다소 낮게 제시됐던 터라 이번 발표에서 AWS 성장세가 이어질지가 관건입니다.  </w:t>
-      </w:r>
-      <w:hyperlink w:history="1" r:id="rIdbbqwwcbys4stdpeluglnu">
+        <w:t xml:space="preserve">삼성전자가 지난 8일 발표한 3분기 잠정실적 기준 영업이익 107조4000억원으로 분기 기준 처음 100조원을 넘었음 — 이번 주 사업부별 세부 내역을 포함한 확정 실적 발표가 예정돼 있음. </w:t>
+      </w:r>
+      <w:r>
+        <w:t xml:space="preserve">증권가 추정(FnGuide 집계)과 비교하면 영업이익은 소폭 상회한 수준이며, 반도체(DS) 부문이 전체 실적을 견인한 것으로 업계는 보고 있습니다. 사업부별 세부 수치는 확정 발표에서 공개될 예정입니다.  </w:t>
+      </w:r>
+      <w:hyperlink w:history="1" r:id="rIdbmswl9gj4tq4wteio96sk">
         <w:r>
           <w:rPr>
             <w:rStyle w:val="Hyperlink"/>
             <w:sz w:val="18"/>
             <w:szCs w:val="18"/>
           </w:rPr>
-          <w:t xml:space="preserve">[자세히 보기: 헤럴드경제]</w:t>
+          <w:t xml:space="preserve">[자세히 보기: 노컷뉴스]</w:t>
         </w:r>
       </w:hyperlink>
     </w:p>
@@ -91,7 +91,7 @@
           <w:sz w:val="19"/>
           <w:szCs w:val="19"/>
         </w:rPr>
-        <w:t xml:space="preserve">아마존·클라우드 관련 자산을 보유하고 계시다면, 실제 발표된 AWS 매출 성장률과 다음 분기 가이던스를 함께 확인해보시는 게 정확할 수 있습니다.</w:t>
+        <w:t xml:space="preserve">삼성전자 등 반도체 관련 자산을 보유하고 계시다면, 확정 실적에서 공개되는 사업부별 세부 내역과 향후 가이던스를 함께 확인해보시는 게 정확할 수 있습니다.</w:t>
       </w:r>
     </w:p>
     <w:p>
@@ -108,19 +108,19 @@
           <w:b/>
           <w:bCs/>
         </w:rPr>
-        <w:t xml:space="preserve">국내 증시는 지난 26일 7개월 만의 최저치(5,469.47)를 기록한 뒤, 이번 주 내내 미국 빅테크 실적과 반도체 업종 흐름을 지켜보는 관망세가 이어지고 있음. </w:t>
-      </w:r>
-      <w:r>
-        <w:t xml:space="preserve">최근 몇 주간 하루 등락폭이 3~4%대에 이르는 변동성 장세가 반복되고 있습니다.  </w:t>
-      </w:r>
-      <w:hyperlink w:history="1" r:id="rId9jnvursaseyfgxgrm5boh">
+        <w:t xml:space="preserve">아마존이 어제(현지시간 29일) 3분기 실적을 발표 — 구체적 수치는 이번 조사에서 확인되지 않았으나, 앞선 2분기에는 AWS 매출이 전년 동기 대비 37% 성장(18분기 만의 최고 성장률)한 바 있음. </w:t>
+      </w:r>
+      <w:r>
+        <w:t xml:space="preserve">AI 인프라 투자 확대에 따른 클라우드 부문 성장세가 이어질지가 이번 발표의 관심사였습니다. 정확한 실적 수치는 아마존 공식 IR 자료로 확인하는 것이 안전합니다.  </w:t>
+      </w:r>
+      <w:hyperlink w:history="1" r:id="rId8c7y7z4tbyhfbtj1fxxdg">
         <w:r>
           <w:rPr>
             <w:rStyle w:val="Hyperlink"/>
             <w:sz w:val="18"/>
             <w:szCs w:val="18"/>
           </w:rPr>
-          <w:t xml:space="preserve">[자세히 보기: 뉴스핌]</w:t>
+          <w:t xml:space="preserve">[자세히 보기: 스탁허브]</w:t>
         </w:r>
       </w:hyperlink>
     </w:p>
@@ -149,7 +149,7 @@
           <w:sz w:val="19"/>
           <w:szCs w:val="19"/>
         </w:rPr>
-        <w:t xml:space="preserve">하루 등락에 일희일비하기보다는, 이번 주 발표되는 실적들을 종합적으로 지켜보신 뒤 판단하시는 게 안전할 수 있습니다.</w:t>
+        <w:t xml:space="preserve">클라우드·AI 관련 자산을 보유하고 계시다면, 실제 발표된 AWS 성장률 결과에 따라 이번 주말 국내 증시 분위기도 영향을 받을 수 있어 참고해두시면 좋습니다.</w:t>
       </w:r>
     </w:p>
     <w:p>
@@ -178,19 +178,19 @@
           <w:b/>
           <w:bCs/>
         </w:rPr>
-        <w:t xml:space="preserve">오늘, 국회 운영위원회가 대통령비서실을 상대로 국정감사 — 국민의힘이 요구한 강훈식·김용범·김현지 등 일반증인 채택은 민주당 반대로 무산되고, 기관증인만 출석. </w:t>
-      </w:r>
-      <w:r>
-        <w:t xml:space="preserve">한병도 운영위원장(민주당)은 대통령비서실 부속실장이 2000년대 이후 국감에 출석한 적이 없다는 점을 근거로 들었습니다. 당초 30일로 잡혀 있던 감사 일정이 29일 오후로 앞당겨졌습니다.  </w:t>
-      </w:r>
-      <w:hyperlink w:history="1" r:id="rId9bp9_ghbwh2xhhnsf18fw">
+        <w:t xml:space="preserve">오늘(30일), 정보위원회·성평등가족위원회 감사를 끝으로 지난 6일부터 이어진 올해 국정감사가 마무리됨. </w:t>
+      </w:r>
+      <w:r>
+        <w:t xml:space="preserve">국회는 26~27일 법사위 등 주요 상임위 종합감사를, 28~30일에는 운영위·정보위·성평등가족위 감사를 진행하며 국감을 마쳤습니다. 이재명 정부 출범 이후 두 번째 국정감사로, 여야의 고성과 파행이 반복되며 정책 검증이 미흡했다는 비판도 나왔습니다.  </w:t>
+      </w:r>
+      <w:hyperlink w:history="1" r:id="rIduglxznvdzq3by0ryivkuo">
         <w:r>
           <w:rPr>
             <w:rStyle w:val="Hyperlink"/>
             <w:sz w:val="18"/>
             <w:szCs w:val="18"/>
           </w:rPr>
-          <w:t xml:space="preserve">[자세히 보기: 서울신문]</w:t>
+          <w:t xml:space="preserve">[자세히 보기: 코리안센터]</w:t>
         </w:r>
       </w:hyperlink>
     </w:p>
@@ -219,7 +219,7 @@
           <w:sz w:val="19"/>
           <w:szCs w:val="19"/>
         </w:rPr>
-        <w:t xml:space="preserve">일반 생활에 당장 체감되는 영향은 거의 없습니다. 다만 대통령실에 대한 국회 견제 수준을 둘러싼 여야 공방이라 관심 가질 만합니다.</w:t>
+        <w:t xml:space="preserve">일반 생활에 당장 체감되는 영향은 거의 없습니다. 국정감사 마무리 일정에 대한 참고 사항입니다.</w:t>
       </w:r>
     </w:p>
     <w:p>
@@ -236,19 +236,19 @@
           <w:b/>
           <w:bCs/>
         </w:rPr>
-        <w:t xml:space="preserve">국민의힘 일부 의원은 이재명 대통령과 김혜경 여사의 증인 채택까지 요구하며 여야가 강하게 충돌. </w:t>
-      </w:r>
-      <w:r>
-        <w:t xml:space="preserve">민주당은 이를 정치적 공세로 규정하며 강하게 반발했습니다. 이로써 올해 국정감사는 29~30일 운영위·정보위·성평등가족위 감사를 끝으로 마무리될 예정입니다.  </w:t>
-      </w:r>
-      <w:hyperlink w:history="1" r:id="rIde4dxm9ubtxldcveojzcsq">
+        <w:t xml:space="preserve">국정감사 종료와 함께 국회는 역대 최대 규모인 820조9천억원의 내년도(2027년도) 예산안 심사에 본격 착수. </w:t>
+      </w:r>
+      <w:r>
+        <w:t xml:space="preserve">법정 처리 시한은 12월 2일입니다. 예산안에는 AI·반도체, 청년 지원 등에 투자할 162조3천억원 규모의 미래대응기금 신설 계획도 포함돼 있습니다.  </w:t>
+      </w:r>
+      <w:hyperlink w:history="1" r:id="rIdgpvhocnkzpl2lfji9_9ud">
         <w:r>
           <w:rPr>
             <w:rStyle w:val="Hyperlink"/>
             <w:sz w:val="18"/>
             <w:szCs w:val="18"/>
           </w:rPr>
-          <w:t xml:space="preserve">[자세히 보기: 서울신문]</w:t>
+          <w:t xml:space="preserve">[자세히 보기: 머니투데이방송]</w:t>
         </w:r>
       </w:hyperlink>
     </w:p>
@@ -277,7 +277,7 @@
           <w:sz w:val="19"/>
           <w:szCs w:val="19"/>
         </w:rPr>
-        <w:t xml:space="preserve">일반 생활에 당장 체감되는 영향은 거의 없습니다. 국정감사 마무리 일정에 대한 참고 사항입니다.</w:t>
+        <w:t xml:space="preserve">청년 지원 예산 확대나 AI·반도체 투자 방향은 취업·창업 지원과도 연결될 수 있어, 해당되는 분이 있으시다면 앞으로 국회 심사 과정을 참고해두시면 좋습니다.</w:t>
       </w:r>
     </w:p>
     <w:p>
@@ -296,14 +296,14 @@
       <w:pPr>
         <w:spacing w:after="80"/>
       </w:pPr>
-      <w:hyperlink w:history="1" r:id="rId36qytofzmmjvtthx4e7qi">
+      <w:hyperlink w:history="1" r:id="rIdm6reecu2qr0uwdipczjai">
         <w:r>
           <w:rPr>
             <w:rStyle w:val="Hyperlink"/>
             <w:sz w:val="18"/>
             <w:szCs w:val="18"/>
           </w:rPr>
-          <w:t xml:space="preserve">아마존 1분기 실적(AWS 성장) - 헤럴드경제 — https://www.heraldk.com/article/2026042914230956391</w:t>
+          <w:t xml:space="preserve">삼성전자 3분기 영업이익 100조 돌파 - 노컷뉴스 — https://www.nocutnews.co.kr/news/6588684</w:t>
         </w:r>
       </w:hyperlink>
     </w:p>
@@ -311,14 +311,14 @@
       <w:pPr>
         <w:spacing w:after="80"/>
       </w:pPr>
-      <w:hyperlink w:history="1" r:id="rIdromziwrpsuygc7u42yjcn">
+      <w:hyperlink w:history="1" r:id="rIde3aos4exbrh3fjgw98tu6">
         <w:r>
           <w:rPr>
             <w:rStyle w:val="Hyperlink"/>
             <w:sz w:val="18"/>
             <w:szCs w:val="18"/>
           </w:rPr>
-          <w:t xml:space="preserve">코스피 7개월 만 최저 5469.47 - 뉴스핌 — https://www.newspim.com/news/view/20261026000894</w:t>
+          <w:t xml:space="preserve">아마존 AWS 성장·실적 호조 - 스탁허브 — https://stockhub.kr/news/news_9e0e1c2764c4</w:t>
         </w:r>
       </w:hyperlink>
     </w:p>
@@ -326,14 +326,29 @@
       <w:pPr>
         <w:spacing w:after="80"/>
       </w:pPr>
-      <w:hyperlink w:history="1" r:id="rId-w_l_tcnwtf_ftt3tsqxx">
+      <w:hyperlink w:history="1" r:id="rIdipg_pvsnsbe19mwoqienx">
         <w:r>
           <w:rPr>
             <w:rStyle w:val="Hyperlink"/>
             <w:sz w:val="18"/>
             <w:szCs w:val="18"/>
           </w:rPr>
-          <w:t xml:space="preserve">운영위 29일 청와대 국감, 증인 제외 - 서울신문 — https://www.seoul.co.kr/news/newsView.php?id=20261021500119</w:t>
+          <w:t xml:space="preserve">2026 국정감사 일정·평가 - 코리안센터 — https://www.koreancenter.or.kr/news/articleView.html?idxno=1429502</w:t>
+        </w:r>
+      </w:hyperlink>
+    </w:p>
+    <w:p>
+      <w:pPr>
+        <w:spacing w:after="80"/>
+      </w:pPr>
+      <w:hyperlink w:history="1" r:id="rIdbpi9dnx_ydzmddllvx7xv">
+        <w:r>
+          <w:rPr>
+            <w:rStyle w:val="Hyperlink"/>
+            <w:sz w:val="18"/>
+            <w:szCs w:val="18"/>
+          </w:rPr>
+          <w:t xml:space="preserve">내년도 예산안 820조9천억원 편성 - 머니투데이방송 — https://news.mtn.co.kr/news-detail/2026090116324065162</w:t>
         </w:r>
       </w:hyperlink>
     </w:p>

--- a/05-Routines/오늘의 뉴스 요약.docx
+++ b/05-Routines/오늘의 뉴스 요약.docx
@@ -21,7 +21,20 @@
           <w:sz w:val="22"/>
           <w:szCs w:val="22"/>
         </w:rPr>
-        <w:t xml:space="preserve">2026년 10월 30일 (금)</w:t>
+        <w:t xml:space="preserve">2026년 10월 31일 (토)</w:t>
+      </w:r>
+    </w:p>
+    <w:p>
+      <w:pPr>
+        <w:spacing w:after="200"/>
+      </w:pPr>
+      <w:r>
+        <w:rPr>
+          <w:i/>
+          <w:iCs/>
+          <w:color w:val="555555"/>
+        </w:rPr>
+        <w:t xml:space="preserve">주말입니다. 국내 증시와 국회 예산안 심사는 다음 주 월요일(11월 2일)부터 다시 시작됩니다.</w:t>
       </w:r>
     </w:p>
     <w:p>
@@ -33,7 +46,7 @@
         <w:spacing w:after="200" w:before="400"/>
       </w:pPr>
       <w:r>
-        <w:t xml:space="preserve">경제</w:t>
+        <w:t xml:space="preserve">경제 — 주간 리뷰 및 다음 주 전망</w:t>
       </w:r>
     </w:p>
     <w:p>
@@ -50,19 +63,19 @@
           <w:b/>
           <w:bCs/>
         </w:rPr>
-        <w:t xml:space="preserve">삼성전자가 지난 8일 발표한 3분기 잠정실적 기준 영업이익 107조4000억원으로 분기 기준 처음 100조원을 넘었음 — 이번 주 사업부별 세부 내역을 포함한 확정 실적 발표가 예정돼 있음. </w:t>
-      </w:r>
-      <w:r>
-        <w:t xml:space="preserve">증권가 추정(FnGuide 집계)과 비교하면 영업이익은 소폭 상회한 수준이며, 반도체(DS) 부문이 전체 실적을 견인한 것으로 업계는 보고 있습니다. 사업부별 세부 수치는 확정 발표에서 공개될 예정입니다.  </w:t>
-      </w:r>
-      <w:hyperlink w:history="1" r:id="rIdbmswl9gj4tq4wteio96sk">
+        <w:t xml:space="preserve">이번 주 핵심은 국내외 대형 기업 실적 발표 시즌 — 삼성전자 3분기 영업이익이 잠정 기준 107조4000억원으로 분기 최초 100조원을 돌파했고, 이번 주 사업부별 세부 확정 실적이 공개됨. </w:t>
+      </w:r>
+      <w:r>
+        <w:t xml:space="preserve">미국에서도 마이크로소프트·알파벳(28일), 아마존(29일)이 잇따라 3분기 실적을 발표했습니다. 다만 각 기업의 구체적인 확정 수치는 이번 조사에서 명확히 확인되지 않았습니다. 코스피는 지난 26일 7개월 만의 최저치(5,469.47)를 기록한 뒤, 이들 실적 발표를 지켜보는 관망세가 한 주 내내 이어졌습니다.  </w:t>
+      </w:r>
+      <w:hyperlink w:history="1" r:id="rId-n_tfy4gu01aq6ckj6-25">
         <w:r>
           <w:rPr>
             <w:rStyle w:val="Hyperlink"/>
             <w:sz w:val="18"/>
             <w:szCs w:val="18"/>
           </w:rPr>
-          <w:t xml:space="preserve">[자세히 보기: 노컷뉴스]</w:t>
+          <w:t xml:space="preserve">[자세히 보기: 뉴스핌]</w:t>
         </w:r>
       </w:hyperlink>
     </w:p>
@@ -91,7 +104,7 @@
           <w:sz w:val="19"/>
           <w:szCs w:val="19"/>
         </w:rPr>
-        <w:t xml:space="preserve">삼성전자 등 반도체 관련 자산을 보유하고 계시다면, 확정 실적에서 공개되는 사업부별 세부 내역과 향후 가이던스를 함께 확인해보시는 게 정확할 수 있습니다.</w:t>
+        <w:t xml:space="preserve">반도체·AI 관련 자산을 보유하고 계시다면, 이번 주 발표된 실적들의 세부 내용과 다음 분기 가이던스를 함께 확인해보시는 게 정확할 수 있습니다.</w:t>
       </w:r>
     </w:p>
     <w:p>
@@ -108,19 +121,19 @@
           <w:b/>
           <w:bCs/>
         </w:rPr>
-        <w:t xml:space="preserve">아마존이 어제(현지시간 29일) 3분기 실적을 발표 — 구체적 수치는 이번 조사에서 확인되지 않았으나, 앞선 2분기에는 AWS 매출이 전년 동기 대비 37% 성장(18분기 만의 최고 성장률)한 바 있음. </w:t>
-      </w:r>
-      <w:r>
-        <w:t xml:space="preserve">AI 인프라 투자 확대에 따른 클라우드 부문 성장세가 이어질지가 이번 발표의 관심사였습니다. 정확한 실적 수치는 아마존 공식 IR 자료로 확인하는 것이 안전합니다.  </w:t>
-      </w:r>
-      <w:hyperlink w:history="1" r:id="rId8c7y7z4tbyhfbtj1fxxdg">
+        <w:t xml:space="preserve">다음 주부터 국회 예산결산특별위원회가 역대 최대 규모인 820조9천억원 내년도 예산안의 상임위별 예비 심사에 본격 착수 — 법정 처리 시한은 12월 2일. </w:t>
+      </w:r>
+      <w:r>
+        <w:t xml:space="preserve">통상적인 국회 일정을 보면 상임위 예비 심사 이후 예결위 예산 조정 소위원회 심의가 11월 중순경 시작되는 흐름을 보여왔습니다. 올해 구체적인 일정은 국회 공지로 확인이 필요합니다.  </w:t>
+      </w:r>
+      <w:hyperlink w:history="1" r:id="rIdxk4_0cpguti3_5c_t6tht">
         <w:r>
           <w:rPr>
             <w:rStyle w:val="Hyperlink"/>
             <w:sz w:val="18"/>
             <w:szCs w:val="18"/>
           </w:rPr>
-          <w:t xml:space="preserve">[자세히 보기: 스탁허브]</w:t>
+          <w:t xml:space="preserve">[자세히 보기: 머니투데이방송]</w:t>
         </w:r>
       </w:hyperlink>
     </w:p>
@@ -149,7 +162,7 @@
           <w:sz w:val="19"/>
           <w:szCs w:val="19"/>
         </w:rPr>
-        <w:t xml:space="preserve">클라우드·AI 관련 자산을 보유하고 계시다면, 실제 발표된 AWS 성장률 결과에 따라 이번 주말 국내 증시 분위기도 영향을 받을 수 있어 참고해두시면 좋습니다.</w:t>
+        <w:t xml:space="preserve">청년 지원 예산 확대나 AI·반도체 투자 방향 등 예산안 세부 내용이 이번 심사에서 어떻게 조정되는지는 관련된 분이라면 참고할 만합니다.</w:t>
       </w:r>
     </w:p>
     <w:p>
@@ -161,7 +174,7 @@
         <w:spacing w:after="200" w:before="400"/>
       </w:pPr>
       <w:r>
-        <w:t xml:space="preserve">정치</w:t>
+        <w:t xml:space="preserve">정치 — 주간 리뷰 및 다음 주 전망</w:t>
       </w:r>
     </w:p>
     <w:p>
@@ -178,12 +191,12 @@
           <w:b/>
           <w:bCs/>
         </w:rPr>
-        <w:t xml:space="preserve">오늘(30일), 정보위원회·성평등가족위원회 감사를 끝으로 지난 6일부터 이어진 올해 국정감사가 마무리됨. </w:t>
-      </w:r>
-      <w:r>
-        <w:t xml:space="preserve">국회는 26~27일 법사위 등 주요 상임위 종합감사를, 28~30일에는 운영위·정보위·성평등가족위 감사를 진행하며 국감을 마쳤습니다. 이재명 정부 출범 이후 두 번째 국정감사로, 여야의 고성과 파행이 반복되며 정책 검증이 미흡했다는 비판도 나왔습니다.  </w:t>
-      </w:r>
-      <w:hyperlink w:history="1" r:id="rIduglxznvdzq3by0ryivkuo">
+        <w:t xml:space="preserve">지난 6일부터 이어진 올해 국정감사가 30일 정보위·성평등가족위 감사를 끝으로 마무리됨 — 법사위의 공소취소·조희대 대법원장 증인선서 거부 논란, 운영위의 청와대 증인 채택 공방 등이 한 주간 핵심 쟁점이었음. </w:t>
+      </w:r>
+      <w:r>
+        <w:t xml:space="preserve">이재명 정부 출범 이후 두 번째 국정감사로, 여야의 고성과 파행이 반복되며 정책 검증이 미흡했다는 비판도 함께 제기됐습니다.  </w:t>
+      </w:r>
+      <w:hyperlink w:history="1" r:id="rIdxuq3dsc5fpur2ipf6iv0y">
         <w:r>
           <w:rPr>
             <w:rStyle w:val="Hyperlink"/>
@@ -219,7 +232,7 @@
           <w:sz w:val="19"/>
           <w:szCs w:val="19"/>
         </w:rPr>
-        <w:t xml:space="preserve">일반 생활에 당장 체감되는 영향은 거의 없습니다. 국정감사 마무리 일정에 대한 참고 사항입니다.</w:t>
+        <w:t xml:space="preserve">일반 생활에 당장 체감되는 영향은 거의 없습니다. 올 한 해 국정감사가 마무리됐다는 참고 사항입니다.</w:t>
       </w:r>
     </w:p>
     <w:p>
@@ -236,21 +249,11 @@
           <w:b/>
           <w:bCs/>
         </w:rPr>
-        <w:t xml:space="preserve">국정감사 종료와 함께 국회는 역대 최대 규모인 820조9천억원의 내년도(2027년도) 예산안 심사에 본격 착수. </w:t>
-      </w:r>
-      <w:r>
-        <w:t xml:space="preserve">법정 처리 시한은 12월 2일입니다. 예산안에는 AI·반도체, 청년 지원 등에 투자할 162조3천억원 규모의 미래대응기금 신설 계획도 포함돼 있습니다.  </w:t>
-      </w:r>
-      <w:hyperlink w:history="1" r:id="rIdgpvhocnkzpl2lfji9_9ud">
-        <w:r>
-          <w:rPr>
-            <w:rStyle w:val="Hyperlink"/>
-            <w:sz w:val="18"/>
-            <w:szCs w:val="18"/>
-          </w:rPr>
-          <w:t xml:space="preserve">[자세히 보기: 머니투데이방송]</w:t>
-        </w:r>
-      </w:hyperlink>
+        <w:t xml:space="preserve">다음 주부터는 국정감사의 여야 공방이 내년도 예산안 심사로 무대를 옮길 전망 — 야당은 예산 증가율 산정 방식 등을 놓고 이미 이견을 제기한 상태. </w:t>
+      </w:r>
+      <w:r>
+        <w:t xml:space="preserve">국민의힘 측은 정부가 미래대응기금 등에 숨겨둔 여유자금을 고려하면 실제 예산 증가 규모가 더 크다고 주장하고 있어, 예산안 심사 과정에서도 공방이 이어질 것으로 보입니다.  </w:t>
+      </w:r>
     </w:p>
     <w:p>
       <w:pPr>
@@ -277,7 +280,7 @@
           <w:sz w:val="19"/>
           <w:szCs w:val="19"/>
         </w:rPr>
-        <w:t xml:space="preserve">청년 지원 예산 확대나 AI·반도체 투자 방향은 취업·창업 지원과도 연결될 수 있어, 해당되는 분이 있으시다면 앞으로 국회 심사 과정을 참고해두시면 좋습니다.</w:t>
+        <w:t xml:space="preserve">일반 생활에 당장 체감되는 영향은 거의 없습니다. 다만 예산안 심사 결과에 따라 청년 지원, AI·반도체 투자 등 구체적 정책 집행 방향이 달라질 수 있어 관심 가질 만합니다.</w:t>
       </w:r>
     </w:p>
     <w:p>
@@ -296,14 +299,14 @@
       <w:pPr>
         <w:spacing w:after="80"/>
       </w:pPr>
-      <w:hyperlink w:history="1" r:id="rIdm6reecu2qr0uwdipczjai">
+      <w:hyperlink w:history="1" r:id="rIde5fdwh4kd44fivjnj5pmi">
         <w:r>
           <w:rPr>
             <w:rStyle w:val="Hyperlink"/>
             <w:sz w:val="18"/>
             <w:szCs w:val="18"/>
           </w:rPr>
-          <w:t xml:space="preserve">삼성전자 3분기 영업이익 100조 돌파 - 노컷뉴스 — https://www.nocutnews.co.kr/news/6588684</w:t>
+          <w:t xml:space="preserve">코스피 7개월 만 최저 5469.47 - 뉴스핌 — https://www.newspim.com/news/view/20261026000894</w:t>
         </w:r>
       </w:hyperlink>
     </w:p>
@@ -311,14 +314,14 @@
       <w:pPr>
         <w:spacing w:after="80"/>
       </w:pPr>
-      <w:hyperlink w:history="1" r:id="rIde3aos4exbrh3fjgw98tu6">
+      <w:hyperlink w:history="1" r:id="rIdnluykawzbhw_nzumc4uo6">
         <w:r>
           <w:rPr>
             <w:rStyle w:val="Hyperlink"/>
             <w:sz w:val="18"/>
             <w:szCs w:val="18"/>
           </w:rPr>
-          <w:t xml:space="preserve">아마존 AWS 성장·실적 호조 - 스탁허브 — https://stockhub.kr/news/news_9e0e1c2764c4</w:t>
+          <w:t xml:space="preserve">내년도 예산안 820조9천억원 편성 - 머니투데이방송 — https://news.mtn.co.kr/news-detail/2026090116324065162</w:t>
         </w:r>
       </w:hyperlink>
     </w:p>
@@ -326,7 +329,7 @@
       <w:pPr>
         <w:spacing w:after="80"/>
       </w:pPr>
-      <w:hyperlink w:history="1" r:id="rIdipg_pvsnsbe19mwoqienx">
+      <w:hyperlink w:history="1" r:id="rIdsnpxtfh0zg_wduk_d6l8s">
         <w:r>
           <w:rPr>
             <w:rStyle w:val="Hyperlink"/>
@@ -334,21 +337,6 @@
             <w:szCs w:val="18"/>
           </w:rPr>
           <w:t xml:space="preserve">2026 국정감사 일정·평가 - 코리안센터 — https://www.koreancenter.or.kr/news/articleView.html?idxno=1429502</w:t>
-        </w:r>
-      </w:hyperlink>
-    </w:p>
-    <w:p>
-      <w:pPr>
-        <w:spacing w:after="80"/>
-      </w:pPr>
-      <w:hyperlink w:history="1" r:id="rIdbpi9dnx_ydzmddllvx7xv">
-        <w:r>
-          <w:rPr>
-            <w:rStyle w:val="Hyperlink"/>
-            <w:sz w:val="18"/>
-            <w:szCs w:val="18"/>
-          </w:rPr>
-          <w:t xml:space="preserve">내년도 예산안 820조9천억원 편성 - 머니투데이방송 — https://news.mtn.co.kr/news-detail/2026090116324065162</w:t>
         </w:r>
       </w:hyperlink>
     </w:p>
